--- a/documentaçãoDB.docx
+++ b/documentaçãoDB.docx
@@ -1509,7 +1509,6 @@
         </w:rPr>
       </w:pPr>
       <w:bookmarkStart w:id="0" w:name="_Toc197931762"/>
-      <w:bookmarkStart w:id="1" w:name="_GoBack"/>
       <w:r>
         <w:rPr>
           <w:rFonts w:cs="Times New Roman"/>
@@ -1518,7 +1517,6 @@
         <w:br w:type="page"/>
       </w:r>
     </w:p>
-    <w:bookmarkEnd w:id="1"/>
     <w:p>
       <w:pPr>
         <w:pStyle w:val="Ttulo1"/>
@@ -1549,99 +1547,99 @@
       <w:pPr>
         <w:pStyle w:val="Ttulo2"/>
       </w:pPr>
-      <w:bookmarkStart w:id="2" w:name="_Toc197931763"/>
+      <w:bookmarkStart w:id="1" w:name="_Toc197931763"/>
       <w:r>
         <w:t>Objetivo da Solução</w:t>
       </w:r>
+      <w:bookmarkEnd w:id="1"/>
+    </w:p>
+    <w:p>
+      <w:pPr>
+        <w:pStyle w:val="NormalWeb"/>
+      </w:pPr>
+      <w:bookmarkStart w:id="2" w:name="_Toc197931764"/>
+      <w:r>
+        <w:t xml:space="preserve">O banco de dados do projeto </w:t>
+      </w:r>
+      <w:proofErr w:type="spellStart"/>
+      <w:r>
+        <w:t>Clyvo</w:t>
+      </w:r>
+      <w:proofErr w:type="spellEnd"/>
+      <w:r>
+        <w:t xml:space="preserve"> </w:t>
+      </w:r>
+      <w:proofErr w:type="spellStart"/>
+      <w:r>
+        <w:t>Vet</w:t>
+      </w:r>
+      <w:proofErr w:type="spellEnd"/>
+      <w:r>
+        <w:t xml:space="preserve"> tem como objetivo armazenar e organizar as informações necessárias para o acompanhamento preventivo da saúde de pets.</w:t>
+      </w:r>
+    </w:p>
+    <w:p>
+      <w:pPr>
+        <w:pStyle w:val="NormalWeb"/>
+      </w:pPr>
+      <w:r>
+        <w:t xml:space="preserve">A estrutura foi criada para permitir o cadastro de tutores, pets, histórico clínico, dispositivos </w:t>
+      </w:r>
+      <w:proofErr w:type="spellStart"/>
+      <w:r>
+        <w:t>IoT</w:t>
+      </w:r>
+      <w:proofErr w:type="spellEnd"/>
+      <w:r>
+        <w:t xml:space="preserve"> e alertas inteligentes. Com esses dados, o sistema poderá apoiar a continuidade do cuidado veterinário, registrando informações importantes do animal e permitindo a geração de alertas preventivos com base em dados clínicos e dados coletados por dispositivos.</w:t>
+      </w:r>
+    </w:p>
+    <w:p>
+      <w:pPr>
+        <w:pStyle w:val="NormalWeb"/>
+      </w:pPr>
+      <w:r>
+        <w:t>O modelo foi pensado para o escopo inicial do MVP, mantendo uma estrutura simples, relacional e coerente com a proposta do projeto.</w:t>
+      </w:r>
+    </w:p>
+    <w:p>
+      <w:pPr>
+        <w:pStyle w:val="Ttulo2"/>
+      </w:pPr>
+      <w:r>
+        <w:t>Justificativa da Escolha do Tema</w:t>
+      </w:r>
       <w:bookmarkEnd w:id="2"/>
     </w:p>
     <w:p>
       <w:pPr>
-        <w:pStyle w:val="NormalWeb"/>
-      </w:pPr>
-      <w:bookmarkStart w:id="3" w:name="_Toc197931764"/>
-      <w:r>
-        <w:t xml:space="preserve">O banco de dados do projeto </w:t>
-      </w:r>
-      <w:proofErr w:type="spellStart"/>
-      <w:r>
-        <w:t>Clyvo</w:t>
-      </w:r>
-      <w:proofErr w:type="spellEnd"/>
-      <w:r>
-        <w:t xml:space="preserve"> </w:t>
-      </w:r>
-      <w:proofErr w:type="spellStart"/>
-      <w:r>
-        <w:t>Vet</w:t>
-      </w:r>
-      <w:proofErr w:type="spellEnd"/>
-      <w:r>
-        <w:t xml:space="preserve"> tem como objetivo armazenar e organizar as informações necessárias para o acompanhamento preventivo da saúde de pets.</w:t>
-      </w:r>
-    </w:p>
-    <w:p>
-      <w:pPr>
-        <w:pStyle w:val="NormalWeb"/>
-      </w:pPr>
-      <w:r>
-        <w:t xml:space="preserve">A estrutura foi criada para permitir o cadastro de tutores, pets, histórico clínico, dispositivos </w:t>
-      </w:r>
-      <w:proofErr w:type="spellStart"/>
-      <w:r>
-        <w:t>IoT</w:t>
-      </w:r>
-      <w:proofErr w:type="spellEnd"/>
-      <w:r>
-        <w:t xml:space="preserve"> e alertas inteligentes. Com esses dados, o sistema poderá apoiar a continuidade do cuidado veterinário, registrando informações importantes do animal e permitindo a geração de alertas preventivos com base em dados clínicos e dados coletados por dispositivos.</w:t>
-      </w:r>
-    </w:p>
-    <w:p>
-      <w:pPr>
-        <w:pStyle w:val="NormalWeb"/>
-      </w:pPr>
-      <w:r>
-        <w:t>O modelo foi pensado para o escopo inicial do MVP, mantendo uma estrutura simples, relacional e coerente com a proposta do projeto.</w:t>
+        <w:ind w:firstLine="576"/>
+        <w:rPr>
+          <w:rFonts w:ascii="Times New Roman" w:hAnsi="Times New Roman" w:cs="Times New Roman"/>
+        </w:rPr>
+      </w:pPr>
+      <w:r>
+        <w:rPr>
+          <w:rFonts w:ascii="Times New Roman" w:hAnsi="Times New Roman" w:cs="Times New Roman"/>
+        </w:rPr>
+        <w:t>Porque essa solução é relevante e como ela se relaciona ao desafio da Sprint</w:t>
+      </w:r>
+      <w:r>
+        <w:rPr>
+          <w:rFonts w:ascii="Times New Roman" w:hAnsi="Times New Roman" w:cs="Times New Roman"/>
+        </w:rPr>
+        <w:t xml:space="preserve"> (no mínimo 10 linhas).</w:t>
       </w:r>
     </w:p>
     <w:p>
       <w:pPr>
         <w:pStyle w:val="Ttulo2"/>
       </w:pPr>
-      <w:r>
-        <w:t>Justificativa da Escolha do Tema</w:t>
+      <w:bookmarkStart w:id="3" w:name="_Toc197931765"/>
+      <w:r>
+        <w:t>Tecnologias Utilizadas</w:t>
       </w:r>
       <w:bookmarkEnd w:id="3"/>
-    </w:p>
-    <w:p>
-      <w:pPr>
-        <w:ind w:firstLine="576"/>
-        <w:rPr>
-          <w:rFonts w:ascii="Times New Roman" w:hAnsi="Times New Roman" w:cs="Times New Roman"/>
-        </w:rPr>
-      </w:pPr>
-      <w:r>
-        <w:rPr>
-          <w:rFonts w:ascii="Times New Roman" w:hAnsi="Times New Roman" w:cs="Times New Roman"/>
-        </w:rPr>
-        <w:t>Porque essa solução é relevante e como ela se relaciona ao desafio da Sprint</w:t>
-      </w:r>
-      <w:r>
-        <w:rPr>
-          <w:rFonts w:ascii="Times New Roman" w:hAnsi="Times New Roman" w:cs="Times New Roman"/>
-        </w:rPr>
-        <w:t xml:space="preserve"> (no mínimo 10 linhas).</w:t>
-      </w:r>
-    </w:p>
-    <w:p>
-      <w:pPr>
-        <w:pStyle w:val="Ttulo2"/>
-      </w:pPr>
-      <w:bookmarkStart w:id="4" w:name="_Toc197931765"/>
-      <w:r>
-        <w:t>Tecnologias Utilizadas</w:t>
-      </w:r>
-      <w:bookmarkEnd w:id="4"/>
     </w:p>
     <w:p>
       <w:pPr>
@@ -1701,7 +1699,7 @@
           <w:szCs w:val="28"/>
         </w:rPr>
       </w:pPr>
-      <w:bookmarkStart w:id="5" w:name="_Toc197931766"/>
+      <w:bookmarkStart w:id="4" w:name="_Toc197931766"/>
       <w:r>
         <w:rPr>
           <w:sz w:val="28"/>
@@ -1710,7 +1708,7 @@
         <w:lastRenderedPageBreak/>
         <w:t>DOCUMENTAÇÃO POR DISCIPLINA</w:t>
       </w:r>
-      <w:bookmarkEnd w:id="5"/>
+      <w:bookmarkEnd w:id="4"/>
     </w:p>
     <w:p>
       <w:pPr>
@@ -1806,7 +1804,297 @@
           <w:b/>
           <w:bCs/>
         </w:rPr>
-        <w:t>2.2 Modelagem Conceitual</w:t>
+        <w:t xml:space="preserve">2.2 Modelagem </w:t>
+      </w:r>
+      <w:r>
+        <w:rPr>
+          <w:rFonts w:ascii="Times New Roman" w:hAnsi="Times New Roman" w:cs="Times New Roman"/>
+          <w:b/>
+          <w:bCs/>
+        </w:rPr>
+        <w:t>descritiva</w:t>
+      </w:r>
+    </w:p>
+    <w:p>
+      <w:pPr>
+        <w:rPr>
+          <w:rFonts w:ascii="Times New Roman" w:hAnsi="Times New Roman" w:cs="Times New Roman"/>
+        </w:rPr>
+      </w:pPr>
+      <w:r>
+        <w:rPr>
+          <w:rFonts w:ascii="Times New Roman" w:hAnsi="Times New Roman" w:cs="Times New Roman"/>
+        </w:rPr>
+        <w:t>T_CLY_USUARIO</w:t>
+      </w:r>
+    </w:p>
+    <w:p>
+      <w:pPr>
+        <w:rPr>
+          <w:rFonts w:ascii="Times New Roman" w:hAnsi="Times New Roman" w:cs="Times New Roman"/>
+        </w:rPr>
+      </w:pPr>
+      <w:r>
+        <w:rPr>
+          <w:rFonts w:ascii="Times New Roman" w:hAnsi="Times New Roman" w:cs="Times New Roman"/>
+        </w:rPr>
+        <w:t>Armazena os dados do tutor/responsável pelo pet.</w:t>
+      </w:r>
+    </w:p>
+    <w:p>
+      <w:pPr>
+        <w:rPr>
+          <w:rFonts w:ascii="Times New Roman" w:hAnsi="Times New Roman" w:cs="Times New Roman"/>
+        </w:rPr>
+      </w:pPr>
+    </w:p>
+    <w:p>
+      <w:pPr>
+        <w:rPr>
+          <w:rFonts w:ascii="Times New Roman" w:hAnsi="Times New Roman" w:cs="Times New Roman"/>
+        </w:rPr>
+      </w:pPr>
+      <w:r>
+        <w:rPr>
+          <w:rFonts w:ascii="Times New Roman" w:hAnsi="Times New Roman" w:cs="Times New Roman"/>
+        </w:rPr>
+        <w:t>T_CLY_PET</w:t>
+      </w:r>
+    </w:p>
+    <w:p>
+      <w:pPr>
+        <w:rPr>
+          <w:rFonts w:ascii="Times New Roman" w:hAnsi="Times New Roman" w:cs="Times New Roman"/>
+        </w:rPr>
+      </w:pPr>
+      <w:r>
+        <w:rPr>
+          <w:rFonts w:ascii="Times New Roman" w:hAnsi="Times New Roman" w:cs="Times New Roman"/>
+        </w:rPr>
+        <w:t>Armazena os dados cadastrais do pet e se relaciona com o tutor.</w:t>
+      </w:r>
+    </w:p>
+    <w:p>
+      <w:pPr>
+        <w:rPr>
+          <w:rFonts w:ascii="Times New Roman" w:hAnsi="Times New Roman" w:cs="Times New Roman"/>
+        </w:rPr>
+      </w:pPr>
+    </w:p>
+    <w:p>
+      <w:pPr>
+        <w:rPr>
+          <w:rFonts w:ascii="Times New Roman" w:hAnsi="Times New Roman" w:cs="Times New Roman"/>
+        </w:rPr>
+      </w:pPr>
+      <w:r>
+        <w:rPr>
+          <w:rFonts w:ascii="Times New Roman" w:hAnsi="Times New Roman" w:cs="Times New Roman"/>
+        </w:rPr>
+        <w:t>T_CLY_HISTORICO_CLINICO</w:t>
+      </w:r>
+    </w:p>
+    <w:p>
+      <w:pPr>
+        <w:rPr>
+          <w:rFonts w:ascii="Times New Roman" w:hAnsi="Times New Roman" w:cs="Times New Roman"/>
+        </w:rPr>
+      </w:pPr>
+      <w:r>
+        <w:rPr>
+          <w:rFonts w:ascii="Times New Roman" w:hAnsi="Times New Roman" w:cs="Times New Roman"/>
+        </w:rPr>
+        <w:t>Armazena registros como vacinas, consultas, doenças, medicamentos, observações e exames.</w:t>
+      </w:r>
+    </w:p>
+    <w:p>
+      <w:pPr>
+        <w:rPr>
+          <w:rFonts w:ascii="Times New Roman" w:hAnsi="Times New Roman" w:cs="Times New Roman"/>
+        </w:rPr>
+      </w:pPr>
+    </w:p>
+    <w:p>
+      <w:pPr>
+        <w:rPr>
+          <w:rFonts w:ascii="Times New Roman" w:hAnsi="Times New Roman" w:cs="Times New Roman"/>
+        </w:rPr>
+      </w:pPr>
+      <w:r>
+        <w:rPr>
+          <w:rFonts w:ascii="Times New Roman" w:hAnsi="Times New Roman" w:cs="Times New Roman"/>
+        </w:rPr>
+        <w:t>T_CLY_DISPOSITIVO_IOT</w:t>
+      </w:r>
+    </w:p>
+    <w:p>
+      <w:pPr>
+        <w:rPr>
+          <w:rFonts w:ascii="Times New Roman" w:hAnsi="Times New Roman" w:cs="Times New Roman"/>
+        </w:rPr>
+      </w:pPr>
+      <w:r>
+        <w:rPr>
+          <w:rFonts w:ascii="Times New Roman" w:hAnsi="Times New Roman" w:cs="Times New Roman"/>
+        </w:rPr>
+        <w:t>Armazena o dispositivo vinculado ao pet e a leitura atual consolidada.</w:t>
+      </w:r>
+    </w:p>
+    <w:p>
+      <w:pPr>
+        <w:rPr>
+          <w:rFonts w:ascii="Times New Roman" w:hAnsi="Times New Roman" w:cs="Times New Roman"/>
+        </w:rPr>
+      </w:pPr>
+    </w:p>
+    <w:p>
+      <w:pPr>
+        <w:rPr>
+          <w:rFonts w:ascii="Times New Roman" w:hAnsi="Times New Roman" w:cs="Times New Roman"/>
+        </w:rPr>
+      </w:pPr>
+      <w:r>
+        <w:rPr>
+          <w:rFonts w:ascii="Times New Roman" w:hAnsi="Times New Roman" w:cs="Times New Roman"/>
+        </w:rPr>
+        <w:t>T_CLY_ALERTA_INTELIGENTE</w:t>
+      </w:r>
+    </w:p>
+    <w:p>
+      <w:pPr>
+        <w:rPr>
+          <w:rFonts w:ascii="Times New Roman" w:hAnsi="Times New Roman" w:cs="Times New Roman"/>
+          <w:b/>
+          <w:bCs/>
+        </w:rPr>
+      </w:pPr>
+      <w:r>
+        <w:rPr>
+          <w:rFonts w:ascii="Times New Roman" w:hAnsi="Times New Roman" w:cs="Times New Roman"/>
+        </w:rPr>
+        <w:t>Armazena os alertas gerados pelo sistema.</w:t>
+      </w:r>
+      <w:r>
+        <w:rPr>
+          <w:rFonts w:ascii="Times New Roman" w:hAnsi="Times New Roman" w:cs="Times New Roman"/>
+          <w:b/>
+          <w:bCs/>
+        </w:rPr>
+        <w:t xml:space="preserve"> </w:t>
+      </w:r>
+    </w:p>
+    <w:p>
+      <w:pPr>
+        <w:rPr>
+          <w:rFonts w:ascii="Times New Roman" w:hAnsi="Times New Roman" w:cs="Times New Roman"/>
+          <w:b/>
+          <w:bCs/>
+        </w:rPr>
+      </w:pPr>
+    </w:p>
+    <w:p>
+      <w:pPr>
+        <w:rPr>
+          <w:rFonts w:ascii="Times New Roman" w:hAnsi="Times New Roman" w:cs="Times New Roman"/>
+          <w:b/>
+          <w:bCs/>
+        </w:rPr>
+      </w:pPr>
+    </w:p>
+    <w:p>
+      <w:pPr>
+        <w:rPr>
+          <w:rFonts w:ascii="Times New Roman" w:hAnsi="Times New Roman" w:cs="Times New Roman"/>
+          <w:b/>
+          <w:bCs/>
+        </w:rPr>
+      </w:pPr>
+    </w:p>
+    <w:p>
+      <w:pPr>
+        <w:rPr>
+          <w:rFonts w:ascii="Times New Roman" w:hAnsi="Times New Roman" w:cs="Times New Roman"/>
+          <w:b/>
+          <w:bCs/>
+        </w:rPr>
+      </w:pPr>
+    </w:p>
+    <w:p>
+      <w:pPr>
+        <w:rPr>
+          <w:rFonts w:ascii="Times New Roman" w:hAnsi="Times New Roman" w:cs="Times New Roman"/>
+          <w:b/>
+          <w:bCs/>
+        </w:rPr>
+      </w:pPr>
+    </w:p>
+    <w:p>
+      <w:pPr>
+        <w:rPr>
+          <w:rFonts w:ascii="Times New Roman" w:hAnsi="Times New Roman" w:cs="Times New Roman"/>
+          <w:b/>
+          <w:bCs/>
+        </w:rPr>
+      </w:pPr>
+      <w:r>
+        <w:rPr>
+          <w:rFonts w:ascii="Times New Roman" w:hAnsi="Times New Roman" w:cs="Times New Roman"/>
+          <w:b/>
+          <w:bCs/>
+        </w:rPr>
+        <w:lastRenderedPageBreak/>
+        <w:t xml:space="preserve">2.3 Modelagem Lógica (ou </w:t>
+      </w:r>
+      <w:proofErr w:type="spellStart"/>
+      <w:r>
+        <w:rPr>
+          <w:rFonts w:ascii="Times New Roman" w:hAnsi="Times New Roman" w:cs="Times New Roman"/>
+          <w:b/>
+          <w:bCs/>
+        </w:rPr>
+        <w:t>Relational</w:t>
+      </w:r>
+      <w:proofErr w:type="spellEnd"/>
+      <w:r>
+        <w:rPr>
+          <w:rFonts w:ascii="Times New Roman" w:hAnsi="Times New Roman" w:cs="Times New Roman"/>
+          <w:b/>
+          <w:bCs/>
+        </w:rPr>
+        <w:t>)</w:t>
+      </w:r>
+    </w:p>
+    <w:p>
+      <w:pPr>
+        <w:jc w:val="both"/>
+        <w:rPr>
+          <w:rFonts w:ascii="Times New Roman" w:hAnsi="Times New Roman" w:cs="Times New Roman"/>
+        </w:rPr>
+      </w:pPr>
+      <w:r>
+        <w:rPr>
+          <w:rFonts w:ascii="Times New Roman" w:hAnsi="Times New Roman" w:cs="Times New Roman"/>
+        </w:rPr>
+        <w:tab/>
+        <w:t>É a expansão da Modelagem Conceitual, onde a sua representação é um diagrama</w:t>
+      </w:r>
+      <w:r>
+        <w:rPr>
+          <w:rFonts w:ascii="Times New Roman" w:hAnsi="Times New Roman" w:cs="Times New Roman"/>
+        </w:rPr>
+        <w:t xml:space="preserve"> com a definição dos tipos de dados para cada atributo, a definição de chave estrangeiras, primárias </w:t>
+      </w:r>
+      <w:r>
+        <w:rPr>
+          <w:rFonts w:ascii="Times New Roman" w:hAnsi="Times New Roman" w:cs="Times New Roman"/>
+        </w:rPr>
+        <w:t>e a normalização</w:t>
+      </w:r>
+      <w:r>
+        <w:rPr>
+          <w:rFonts w:ascii="Times New Roman" w:hAnsi="Times New Roman" w:cs="Times New Roman"/>
+        </w:rPr>
+        <w:t>.</w:t>
       </w:r>
     </w:p>
     <w:p>
@@ -1821,31 +2109,31 @@
         <w:rPr>
           <w:rFonts w:ascii="Times New Roman" w:hAnsi="Times New Roman" w:cs="Times New Roman"/>
         </w:rPr>
-        <w:t>É o modelo Entidade-Relacionamento (MER)</w:t>
-      </w:r>
-      <w:r>
-        <w:rPr>
-          <w:rFonts w:ascii="Times New Roman" w:hAnsi="Times New Roman" w:cs="Times New Roman"/>
-        </w:rPr>
-        <w:t>,</w:t>
-      </w:r>
-      <w:r>
-        <w:rPr>
-          <w:rFonts w:ascii="Times New Roman" w:hAnsi="Times New Roman" w:cs="Times New Roman"/>
-        </w:rPr>
-        <w:t xml:space="preserve"> a representação visual do banco de dados com entidades, atributos e relacionamentos</w:t>
+        <w:t>Nesse subcapitulo é esperado uma imagem legível e de alta qualidade sobre o M</w:t>
+      </w:r>
+      <w:r>
+        <w:rPr>
+          <w:rFonts w:ascii="Times New Roman" w:hAnsi="Times New Roman" w:cs="Times New Roman"/>
+        </w:rPr>
+        <w:t>odelagem Lógica</w:t>
+      </w:r>
+      <w:r>
+        <w:rPr>
+          <w:rFonts w:ascii="Times New Roman" w:hAnsi="Times New Roman" w:cs="Times New Roman"/>
+        </w:rPr>
+        <w:t xml:space="preserve"> relacionado ao seu </w:t>
+      </w:r>
+      <w:r>
+        <w:rPr>
+          <w:rFonts w:ascii="Times New Roman" w:hAnsi="Times New Roman" w:cs="Times New Roman"/>
+        </w:rPr>
+        <w:t>projeto</w:t>
       </w:r>
       <w:r>
         <w:rPr>
           <w:rFonts w:ascii="Times New Roman" w:hAnsi="Times New Roman" w:cs="Times New Roman"/>
         </w:rPr>
         <w:t>.</w:t>
-      </w:r>
-      <w:r>
-        <w:rPr>
-          <w:rFonts w:ascii="Times New Roman" w:hAnsi="Times New Roman" w:cs="Times New Roman"/>
-        </w:rPr>
-        <w:t xml:space="preserve"> É esperado de forma mínima 5 entidades com 3 atributos para cada.</w:t>
       </w:r>
     </w:p>
     <w:p>
@@ -1860,44 +2148,16 @@
         <w:rPr>
           <w:rFonts w:ascii="Times New Roman" w:hAnsi="Times New Roman" w:cs="Times New Roman"/>
         </w:rPr>
-        <w:t xml:space="preserve">Nesse subcapitulo </w:t>
-      </w:r>
-      <w:r>
-        <w:rPr>
-          <w:rFonts w:ascii="Times New Roman" w:hAnsi="Times New Roman" w:cs="Times New Roman"/>
-        </w:rPr>
-        <w:t xml:space="preserve">é esperado </w:t>
-      </w:r>
-      <w:r>
-        <w:rPr>
-          <w:rFonts w:ascii="Times New Roman" w:hAnsi="Times New Roman" w:cs="Times New Roman"/>
-        </w:rPr>
-        <w:t xml:space="preserve">uma imagem </w:t>
-      </w:r>
-      <w:r>
-        <w:rPr>
-          <w:rFonts w:ascii="Times New Roman" w:hAnsi="Times New Roman" w:cs="Times New Roman"/>
-        </w:rPr>
-        <w:t xml:space="preserve">legível e </w:t>
-      </w:r>
-      <w:r>
-        <w:rPr>
-          <w:rFonts w:ascii="Times New Roman" w:hAnsi="Times New Roman" w:cs="Times New Roman"/>
-        </w:rPr>
-        <w:t>de alta qualidade sobre</w:t>
-      </w:r>
-      <w:r>
-        <w:rPr>
-          <w:rFonts w:ascii="Times New Roman" w:hAnsi="Times New Roman" w:cs="Times New Roman"/>
-        </w:rPr>
-        <w:t xml:space="preserve"> o MER relacionado ao seu </w:t>
-      </w:r>
-      <w:r>
-        <w:rPr>
-          <w:rFonts w:ascii="Times New Roman" w:hAnsi="Times New Roman" w:cs="Times New Roman"/>
-        </w:rPr>
-        <w:t>projeto</w:t>
-      </w:r>
+        <w:t xml:space="preserve">Utilize os softwares de modelagem aplicados na aula, por exemplo, ORACLE DATA MODELER ou </w:t>
+      </w:r>
+      <w:proofErr w:type="spellStart"/>
+      <w:r>
+        <w:rPr>
+          <w:rFonts w:ascii="Times New Roman" w:hAnsi="Times New Roman" w:cs="Times New Roman"/>
+        </w:rPr>
+        <w:t>BrModelo</w:t>
+      </w:r>
+      <w:proofErr w:type="spellEnd"/>
       <w:r>
         <w:rPr>
           <w:rFonts w:ascii="Times New Roman" w:hAnsi="Times New Roman" w:cs="Times New Roman"/>
@@ -1913,170 +2173,829 @@
           <w:rFonts w:ascii="Times New Roman" w:hAnsi="Times New Roman" w:cs="Times New Roman"/>
         </w:rPr>
       </w:pPr>
-      <w:r>
-        <w:rPr>
-          <w:rFonts w:ascii="Times New Roman" w:hAnsi="Times New Roman" w:cs="Times New Roman"/>
-        </w:rPr>
-        <w:t xml:space="preserve">Utilize os softwares de modelagem aplicados na aula, por exemplo, ORACLE DATA MODELER ou </w:t>
-      </w:r>
+    </w:p>
+    <w:p>
+      <w:pPr>
+        <w:rPr>
+          <w:rFonts w:ascii="Times New Roman" w:hAnsi="Times New Roman" w:cs="Times New Roman"/>
+          <w:b/>
+          <w:bCs/>
+        </w:rPr>
+      </w:pPr>
+      <w:r>
+        <w:rPr>
+          <w:rFonts w:ascii="Times New Roman" w:hAnsi="Times New Roman" w:cs="Times New Roman"/>
+          <w:b/>
+          <w:bCs/>
+        </w:rPr>
+        <w:t>2.4</w:t>
+      </w:r>
+      <w:r>
+        <w:rPr>
+          <w:rFonts w:ascii="Times New Roman" w:hAnsi="Times New Roman" w:cs="Times New Roman"/>
+          <w:b/>
+          <w:bCs/>
+        </w:rPr>
+        <w:t xml:space="preserve"> </w:t>
+      </w:r>
+      <w:r>
+        <w:rPr>
+          <w:rFonts w:ascii="Times New Roman" w:hAnsi="Times New Roman" w:cs="Times New Roman"/>
+          <w:b/>
+          <w:bCs/>
+        </w:rPr>
+        <w:t>3FN</w:t>
+      </w:r>
+    </w:p>
+    <w:p>
+      <w:pPr>
+        <w:pStyle w:val="NormalWeb"/>
+      </w:pPr>
+      <w:r>
+        <w:t xml:space="preserve">O modelo foi estruturado para atender à </w:t>
+      </w:r>
+      <w:r>
+        <w:rPr>
+          <w:rStyle w:val="Forte"/>
+          <w:rFonts w:eastAsiaTheme="majorEastAsia"/>
+        </w:rPr>
+        <w:t>Terceira Forma Normal</w:t>
+      </w:r>
+      <w:r>
+        <w:t>, conforme exigido na disciplina de banco.</w:t>
+      </w:r>
+    </w:p>
+    <w:p/>
+    <w:p>
+      <w:pPr>
+        <w:pStyle w:val="Ttulo2"/>
+        <w:numPr>
+          <w:ilvl w:val="0"/>
+          <w:numId w:val="0"/>
+        </w:numPr>
+        <w:ind w:left="576" w:hanging="576"/>
+      </w:pPr>
+      <w:r>
+        <w:t>Primeira Forma Normal — 1FN</w:t>
+      </w:r>
+    </w:p>
+    <w:p>
+      <w:pPr>
+        <w:pStyle w:val="NormalWeb"/>
+      </w:pPr>
+      <w:r>
+        <w:t>O modelo atende à 1FN porque todos os atributos armazenam valores atômicos, ou seja, cada campo guarda apenas uma informação por registro.</w:t>
+      </w:r>
+    </w:p>
+    <w:p>
+      <w:pPr>
+        <w:pStyle w:val="NormalWeb"/>
+      </w:pPr>
+      <w:r>
+        <w:t>Exemplos:</w:t>
+      </w:r>
+    </w:p>
+    <w:p>
+      <w:pPr>
+        <w:numPr>
+          <w:ilvl w:val="0"/>
+          <w:numId w:val="6"/>
+        </w:numPr>
+        <w:spacing w:before="100" w:beforeAutospacing="1" w:after="100" w:afterAutospacing="1" w:line="240" w:lineRule="auto"/>
+      </w:pPr>
+      <w:proofErr w:type="gramStart"/>
+      <w:r>
+        <w:rPr>
+          <w:rStyle w:val="CdigoHTML"/>
+          <w:rFonts w:eastAsiaTheme="majorEastAsia"/>
+        </w:rPr>
+        <w:t>nome</w:t>
+      </w:r>
+      <w:proofErr w:type="gramEnd"/>
+      <w:r>
+        <w:t xml:space="preserve"> armazena apenas o nome. </w:t>
+      </w:r>
+    </w:p>
+    <w:p>
+      <w:pPr>
+        <w:numPr>
+          <w:ilvl w:val="0"/>
+          <w:numId w:val="6"/>
+        </w:numPr>
+        <w:spacing w:before="100" w:beforeAutospacing="1" w:after="100" w:afterAutospacing="1" w:line="240" w:lineRule="auto"/>
+      </w:pPr>
       <w:proofErr w:type="spellStart"/>
-      <w:r>
-        <w:rPr>
-          <w:rFonts w:ascii="Times New Roman" w:hAnsi="Times New Roman" w:cs="Times New Roman"/>
-        </w:rPr>
-        <w:t>BrModelo</w:t>
+      <w:proofErr w:type="gramStart"/>
+      <w:r>
+        <w:rPr>
+          <w:rStyle w:val="CdigoHTML"/>
+          <w:rFonts w:eastAsiaTheme="majorEastAsia"/>
+        </w:rPr>
+        <w:t>cpf</w:t>
       </w:r>
       <w:proofErr w:type="spellEnd"/>
-      <w:r>
-        <w:rPr>
-          <w:rFonts w:ascii="Times New Roman" w:hAnsi="Times New Roman" w:cs="Times New Roman"/>
-        </w:rPr>
+      <w:proofErr w:type="gramEnd"/>
+      <w:r>
+        <w:t xml:space="preserve"> armazena apenas o CPF. </w:t>
+      </w:r>
+    </w:p>
+    <w:p>
+      <w:pPr>
+        <w:numPr>
+          <w:ilvl w:val="0"/>
+          <w:numId w:val="6"/>
+        </w:numPr>
+        <w:spacing w:before="100" w:beforeAutospacing="1" w:after="100" w:afterAutospacing="1" w:line="240" w:lineRule="auto"/>
+      </w:pPr>
+      <w:proofErr w:type="spellStart"/>
+      <w:proofErr w:type="gramStart"/>
+      <w:r>
+        <w:rPr>
+          <w:rStyle w:val="CdigoHTML"/>
+          <w:rFonts w:eastAsiaTheme="majorEastAsia"/>
+        </w:rPr>
+        <w:t>email</w:t>
+      </w:r>
+      <w:proofErr w:type="spellEnd"/>
+      <w:proofErr w:type="gramEnd"/>
+      <w:r>
+        <w:t xml:space="preserve"> armazena apenas o e-mail. </w:t>
+      </w:r>
+    </w:p>
+    <w:p>
+      <w:pPr>
+        <w:numPr>
+          <w:ilvl w:val="0"/>
+          <w:numId w:val="6"/>
+        </w:numPr>
+        <w:spacing w:before="100" w:beforeAutospacing="1" w:after="100" w:afterAutospacing="1" w:line="240" w:lineRule="auto"/>
+      </w:pPr>
+      <w:proofErr w:type="spellStart"/>
+      <w:proofErr w:type="gramStart"/>
+      <w:r>
+        <w:rPr>
+          <w:rStyle w:val="CdigoHTML"/>
+          <w:rFonts w:eastAsiaTheme="majorEastAsia"/>
+        </w:rPr>
+        <w:t>especie</w:t>
+      </w:r>
+      <w:proofErr w:type="spellEnd"/>
+      <w:proofErr w:type="gramEnd"/>
+      <w:r>
+        <w:t xml:space="preserve"> armazena apenas a espécie. </w:t>
+      </w:r>
+    </w:p>
+    <w:p>
+      <w:pPr>
+        <w:numPr>
+          <w:ilvl w:val="0"/>
+          <w:numId w:val="6"/>
+        </w:numPr>
+        <w:spacing w:before="100" w:beforeAutospacing="1" w:after="100" w:afterAutospacing="1" w:line="240" w:lineRule="auto"/>
+      </w:pPr>
+      <w:proofErr w:type="spellStart"/>
+      <w:proofErr w:type="gramStart"/>
+      <w:r>
+        <w:rPr>
+          <w:rStyle w:val="CdigoHTML"/>
+          <w:rFonts w:eastAsiaTheme="majorEastAsia"/>
+        </w:rPr>
+        <w:t>tipo</w:t>
+      </w:r>
+      <w:proofErr w:type="gramEnd"/>
+      <w:r>
+        <w:rPr>
+          <w:rStyle w:val="CdigoHTML"/>
+          <w:rFonts w:eastAsiaTheme="majorEastAsia"/>
+        </w:rPr>
+        <w:t>_registro</w:t>
+      </w:r>
+      <w:proofErr w:type="spellEnd"/>
+      <w:r>
+        <w:t xml:space="preserve"> armazena apenas o tipo do registro clínico. </w:t>
+      </w:r>
+    </w:p>
+    <w:p>
+      <w:pPr>
+        <w:numPr>
+          <w:ilvl w:val="0"/>
+          <w:numId w:val="6"/>
+        </w:numPr>
+        <w:spacing w:before="100" w:beforeAutospacing="1" w:after="100" w:afterAutospacing="1" w:line="240" w:lineRule="auto"/>
+      </w:pPr>
+      <w:proofErr w:type="spellStart"/>
+      <w:proofErr w:type="gramStart"/>
+      <w:r>
+        <w:rPr>
+          <w:rStyle w:val="CdigoHTML"/>
+          <w:rFonts w:eastAsiaTheme="majorEastAsia"/>
+        </w:rPr>
+        <w:t>nivel</w:t>
+      </w:r>
+      <w:proofErr w:type="gramEnd"/>
+      <w:r>
+        <w:rPr>
+          <w:rStyle w:val="CdigoHTML"/>
+          <w:rFonts w:eastAsiaTheme="majorEastAsia"/>
+        </w:rPr>
+        <w:t>_risco</w:t>
+      </w:r>
+      <w:proofErr w:type="spellEnd"/>
+      <w:r>
+        <w:t xml:space="preserve"> armazena apenas o nível de risco. </w:t>
+      </w:r>
+    </w:p>
+    <w:p>
+      <w:pPr>
+        <w:pStyle w:val="NormalWeb"/>
+      </w:pPr>
+      <w:r>
+        <w:t>Não existem colunas com listas, grupos repetidos ou múltiplos valores no mesmo campo.</w:t>
+      </w:r>
+    </w:p>
+    <w:p/>
+    <w:p>
+      <w:pPr>
+        <w:pStyle w:val="Ttulo2"/>
+        <w:numPr>
+          <w:ilvl w:val="0"/>
+          <w:numId w:val="0"/>
+        </w:numPr>
+        <w:ind w:left="576" w:hanging="576"/>
+      </w:pPr>
+      <w:r>
+        <w:t>Segunda Forma Normal — 2FN</w:t>
+      </w:r>
+    </w:p>
+    <w:p>
+      <w:pPr>
+        <w:pStyle w:val="NormalWeb"/>
+      </w:pPr>
+      <w:r>
+        <w:t>O modelo atende à 2FN porque todas as tabelas possuem chave primária simples, e todos os atributos não-chave dependem integralmente da chave primária da própria tabela.</w:t>
+      </w:r>
+    </w:p>
+    <w:p>
+      <w:pPr>
+        <w:pStyle w:val="NormalWeb"/>
+      </w:pPr>
+      <w:r>
+        <w:t>Exemplos:</w:t>
+      </w:r>
+    </w:p>
+    <w:p>
+      <w:pPr>
+        <w:pStyle w:val="NormalWeb"/>
+      </w:pPr>
+      <w:r>
+        <w:t xml:space="preserve">Na tabela </w:t>
+      </w:r>
+      <w:r>
+        <w:rPr>
+          <w:rStyle w:val="CdigoHTML"/>
+          <w:rFonts w:eastAsiaTheme="majorEastAsia"/>
+        </w:rPr>
+        <w:t>T_CLY_USUARIO</w:t>
+      </w:r>
+      <w:r>
+        <w:t xml:space="preserve">, os campos </w:t>
+      </w:r>
+      <w:r>
+        <w:rPr>
+          <w:rStyle w:val="CdigoHTML"/>
+          <w:rFonts w:eastAsiaTheme="majorEastAsia"/>
+        </w:rPr>
+        <w:t>nome</w:t>
+      </w:r>
+      <w:r>
+        <w:t xml:space="preserve">, </w:t>
+      </w:r>
+      <w:proofErr w:type="spellStart"/>
+      <w:r>
+        <w:rPr>
+          <w:rStyle w:val="CdigoHTML"/>
+          <w:rFonts w:eastAsiaTheme="majorEastAsia"/>
+        </w:rPr>
+        <w:t>cpf</w:t>
+      </w:r>
+      <w:proofErr w:type="spellEnd"/>
+      <w:r>
+        <w:t xml:space="preserve">, </w:t>
+      </w:r>
+      <w:proofErr w:type="spellStart"/>
+      <w:r>
+        <w:rPr>
+          <w:rStyle w:val="CdigoHTML"/>
+          <w:rFonts w:eastAsiaTheme="majorEastAsia"/>
+        </w:rPr>
+        <w:t>email</w:t>
+      </w:r>
+      <w:proofErr w:type="spellEnd"/>
+      <w:r>
+        <w:t xml:space="preserve">, </w:t>
+      </w:r>
+      <w:r>
+        <w:rPr>
+          <w:rStyle w:val="CdigoHTML"/>
+          <w:rFonts w:eastAsiaTheme="majorEastAsia"/>
+        </w:rPr>
+        <w:t>telefone</w:t>
+      </w:r>
+      <w:r>
+        <w:t xml:space="preserve"> e </w:t>
+      </w:r>
+      <w:proofErr w:type="spellStart"/>
+      <w:r>
+        <w:rPr>
+          <w:rStyle w:val="CdigoHTML"/>
+          <w:rFonts w:eastAsiaTheme="majorEastAsia"/>
+        </w:rPr>
+        <w:t>endereco</w:t>
+      </w:r>
+      <w:proofErr w:type="spellEnd"/>
+      <w:r>
+        <w:t xml:space="preserve"> dependem diretamente de </w:t>
+      </w:r>
+      <w:proofErr w:type="spellStart"/>
+      <w:r>
+        <w:rPr>
+          <w:rStyle w:val="CdigoHTML"/>
+          <w:rFonts w:eastAsiaTheme="majorEastAsia"/>
+        </w:rPr>
+        <w:t>id_usuario</w:t>
+      </w:r>
+      <w:proofErr w:type="spellEnd"/>
+      <w:r>
         <w:t>.</w:t>
       </w:r>
     </w:p>
     <w:p>
       <w:pPr>
-        <w:rPr>
-          <w:rFonts w:ascii="Times New Roman" w:hAnsi="Times New Roman" w:cs="Times New Roman"/>
-          <w:b/>
-          <w:bCs/>
-        </w:rPr>
-      </w:pPr>
-      <w:r>
-        <w:rPr>
-          <w:rFonts w:ascii="Times New Roman" w:hAnsi="Times New Roman" w:cs="Times New Roman"/>
-          <w:b/>
-          <w:bCs/>
-        </w:rPr>
-        <w:t xml:space="preserve">2.3 Modelagem Lógica (ou </w:t>
+        <w:pStyle w:val="NormalWeb"/>
+      </w:pPr>
+      <w:r>
+        <w:lastRenderedPageBreak/>
+        <w:t xml:space="preserve">Na tabela </w:t>
+      </w:r>
+      <w:r>
+        <w:rPr>
+          <w:rStyle w:val="CdigoHTML"/>
+          <w:rFonts w:eastAsiaTheme="majorEastAsia"/>
+        </w:rPr>
+        <w:t>T_CLY_PET</w:t>
+      </w:r>
+      <w:r>
+        <w:t xml:space="preserve">, os campos </w:t>
+      </w:r>
+      <w:r>
+        <w:rPr>
+          <w:rStyle w:val="CdigoHTML"/>
+          <w:rFonts w:eastAsiaTheme="majorEastAsia"/>
+        </w:rPr>
+        <w:t>nome</w:t>
+      </w:r>
+      <w:r>
+        <w:t xml:space="preserve">, </w:t>
       </w:r>
       <w:proofErr w:type="spellStart"/>
       <w:r>
         <w:rPr>
-          <w:rFonts w:ascii="Times New Roman" w:hAnsi="Times New Roman" w:cs="Times New Roman"/>
-          <w:b/>
-          <w:bCs/>
-        </w:rPr>
-        <w:t>Relational</w:t>
+          <w:rStyle w:val="CdigoHTML"/>
+          <w:rFonts w:eastAsiaTheme="majorEastAsia"/>
+        </w:rPr>
+        <w:t>especie</w:t>
       </w:r>
       <w:proofErr w:type="spellEnd"/>
       <w:r>
-        <w:rPr>
-          <w:rFonts w:ascii="Times New Roman" w:hAnsi="Times New Roman" w:cs="Times New Roman"/>
-          <w:b/>
-          <w:bCs/>
-        </w:rPr>
-        <w:t>)</w:t>
-      </w:r>
-    </w:p>
-    <w:p>
-      <w:pPr>
-        <w:jc w:val="both"/>
-        <w:rPr>
-          <w:rFonts w:ascii="Times New Roman" w:hAnsi="Times New Roman" w:cs="Times New Roman"/>
-        </w:rPr>
-      </w:pPr>
-      <w:r>
-        <w:rPr>
-          <w:rFonts w:ascii="Times New Roman" w:hAnsi="Times New Roman" w:cs="Times New Roman"/>
-        </w:rPr>
-        <w:tab/>
-        <w:t>É a expansão da Modelagem Conceitual, onde a sua representação é um diagrama</w:t>
-      </w:r>
-      <w:r>
-        <w:rPr>
-          <w:rFonts w:ascii="Times New Roman" w:hAnsi="Times New Roman" w:cs="Times New Roman"/>
-        </w:rPr>
-        <w:t xml:space="preserve"> com a definição dos tipos de dados para cada atributo, a definição de chave estrangeiras, primárias </w:t>
-      </w:r>
-      <w:r>
-        <w:rPr>
-          <w:rFonts w:ascii="Times New Roman" w:hAnsi="Times New Roman" w:cs="Times New Roman"/>
-        </w:rPr>
-        <w:t>e a normalização</w:t>
-      </w:r>
-      <w:r>
-        <w:rPr>
-          <w:rFonts w:ascii="Times New Roman" w:hAnsi="Times New Roman" w:cs="Times New Roman"/>
-        </w:rPr>
+        <w:t xml:space="preserve">, </w:t>
+      </w:r>
+      <w:proofErr w:type="spellStart"/>
+      <w:r>
+        <w:rPr>
+          <w:rStyle w:val="CdigoHTML"/>
+          <w:rFonts w:eastAsiaTheme="majorEastAsia"/>
+        </w:rPr>
+        <w:t>raca</w:t>
+      </w:r>
+      <w:proofErr w:type="spellEnd"/>
+      <w:r>
+        <w:t xml:space="preserve">, </w:t>
+      </w:r>
+      <w:r>
+        <w:rPr>
+          <w:rStyle w:val="CdigoHTML"/>
+          <w:rFonts w:eastAsiaTheme="majorEastAsia"/>
+        </w:rPr>
+        <w:t>peso</w:t>
+      </w:r>
+      <w:r>
+        <w:t xml:space="preserve">, </w:t>
+      </w:r>
+      <w:r>
+        <w:rPr>
+          <w:rStyle w:val="CdigoHTML"/>
+          <w:rFonts w:eastAsiaTheme="majorEastAsia"/>
+        </w:rPr>
+        <w:t>sexo</w:t>
+      </w:r>
+      <w:r>
+        <w:t xml:space="preserve">, </w:t>
+      </w:r>
+      <w:r>
+        <w:rPr>
+          <w:rStyle w:val="CdigoHTML"/>
+          <w:rFonts w:eastAsiaTheme="majorEastAsia"/>
+        </w:rPr>
+        <w:t>castrado</w:t>
+      </w:r>
+      <w:r>
+        <w:t xml:space="preserve"> e </w:t>
+      </w:r>
+      <w:r>
+        <w:rPr>
+          <w:rStyle w:val="CdigoHTML"/>
+          <w:rFonts w:eastAsiaTheme="majorEastAsia"/>
+        </w:rPr>
+        <w:t>porte</w:t>
+      </w:r>
+      <w:r>
+        <w:t xml:space="preserve"> dependem diretamente de </w:t>
+      </w:r>
+      <w:proofErr w:type="spellStart"/>
+      <w:r>
+        <w:rPr>
+          <w:rStyle w:val="CdigoHTML"/>
+          <w:rFonts w:eastAsiaTheme="majorEastAsia"/>
+        </w:rPr>
+        <w:t>id_pet</w:t>
+      </w:r>
+      <w:proofErr w:type="spellEnd"/>
+      <w:r>
         <w:t>.</w:t>
       </w:r>
     </w:p>
     <w:p>
       <w:pPr>
-        <w:ind w:firstLine="708"/>
-        <w:jc w:val="both"/>
-        <w:rPr>
-          <w:rFonts w:ascii="Times New Roman" w:hAnsi="Times New Roman" w:cs="Times New Roman"/>
-        </w:rPr>
-      </w:pPr>
-      <w:r>
-        <w:rPr>
-          <w:rFonts w:ascii="Times New Roman" w:hAnsi="Times New Roman" w:cs="Times New Roman"/>
-        </w:rPr>
-        <w:t>Nesse subcapitulo é esperado uma imagem legível e de alta qualidade sobre o M</w:t>
-      </w:r>
-      <w:r>
-        <w:rPr>
-          <w:rFonts w:ascii="Times New Roman" w:hAnsi="Times New Roman" w:cs="Times New Roman"/>
-        </w:rPr>
-        <w:t>odelagem Lógica</w:t>
-      </w:r>
-      <w:r>
-        <w:rPr>
-          <w:rFonts w:ascii="Times New Roman" w:hAnsi="Times New Roman" w:cs="Times New Roman"/>
-        </w:rPr>
-        <w:t xml:space="preserve"> relacionado ao seu </w:t>
-      </w:r>
-      <w:r>
-        <w:rPr>
-          <w:rFonts w:ascii="Times New Roman" w:hAnsi="Times New Roman" w:cs="Times New Roman"/>
-        </w:rPr>
-        <w:t>projeto</w:t>
-      </w:r>
-      <w:r>
-        <w:rPr>
-          <w:rFonts w:ascii="Times New Roman" w:hAnsi="Times New Roman" w:cs="Times New Roman"/>
-        </w:rPr>
+        <w:pStyle w:val="NormalWeb"/>
+      </w:pPr>
+      <w:r>
+        <w:t xml:space="preserve">Na tabela </w:t>
+      </w:r>
+      <w:r>
+        <w:rPr>
+          <w:rStyle w:val="CdigoHTML"/>
+          <w:rFonts w:eastAsiaTheme="majorEastAsia"/>
+        </w:rPr>
+        <w:t>T_CLY_ALERTA_INTELIGENTE</w:t>
+      </w:r>
+      <w:r>
+        <w:t xml:space="preserve">, os campos </w:t>
+      </w:r>
+      <w:proofErr w:type="spellStart"/>
+      <w:r>
+        <w:rPr>
+          <w:rStyle w:val="CdigoHTML"/>
+          <w:rFonts w:eastAsiaTheme="majorEastAsia"/>
+        </w:rPr>
+        <w:t>tipo_alerta</w:t>
+      </w:r>
+      <w:proofErr w:type="spellEnd"/>
+      <w:r>
+        <w:t xml:space="preserve">, </w:t>
+      </w:r>
+      <w:proofErr w:type="spellStart"/>
+      <w:r>
+        <w:rPr>
+          <w:rStyle w:val="CdigoHTML"/>
+          <w:rFonts w:eastAsiaTheme="majorEastAsia"/>
+        </w:rPr>
+        <w:t>nivel_risco</w:t>
+      </w:r>
+      <w:proofErr w:type="spellEnd"/>
+      <w:r>
+        <w:t xml:space="preserve">, </w:t>
+      </w:r>
+      <w:r>
+        <w:rPr>
+          <w:rStyle w:val="CdigoHTML"/>
+          <w:rFonts w:eastAsiaTheme="majorEastAsia"/>
+        </w:rPr>
+        <w:t>mensagem</w:t>
+      </w:r>
+      <w:r>
+        <w:t xml:space="preserve">, </w:t>
+      </w:r>
+      <w:proofErr w:type="spellStart"/>
+      <w:r>
+        <w:rPr>
+          <w:rStyle w:val="CdigoHTML"/>
+          <w:rFonts w:eastAsiaTheme="majorEastAsia"/>
+        </w:rPr>
+        <w:t>recomendacao</w:t>
+      </w:r>
+      <w:proofErr w:type="spellEnd"/>
+      <w:r>
+        <w:t xml:space="preserve">, </w:t>
+      </w:r>
+      <w:proofErr w:type="spellStart"/>
+      <w:r>
+        <w:rPr>
+          <w:rStyle w:val="CdigoHTML"/>
+          <w:rFonts w:eastAsiaTheme="majorEastAsia"/>
+        </w:rPr>
+        <w:t>dt_geracao</w:t>
+      </w:r>
+      <w:proofErr w:type="spellEnd"/>
+      <w:r>
+        <w:t xml:space="preserve"> e </w:t>
+      </w:r>
+      <w:r>
+        <w:rPr>
+          <w:rStyle w:val="CdigoHTML"/>
+          <w:rFonts w:eastAsiaTheme="majorEastAsia"/>
+        </w:rPr>
+        <w:t>status</w:t>
+      </w:r>
+      <w:r>
+        <w:t xml:space="preserve"> dependem diretamente de </w:t>
+      </w:r>
+      <w:proofErr w:type="spellStart"/>
+      <w:r>
+        <w:rPr>
+          <w:rStyle w:val="CdigoHTML"/>
+          <w:rFonts w:eastAsiaTheme="majorEastAsia"/>
+        </w:rPr>
+        <w:t>id_alerta</w:t>
+      </w:r>
+      <w:proofErr w:type="spellEnd"/>
+      <w:r>
         <w:t>.</w:t>
       </w:r>
     </w:p>
     <w:p>
-      <w:pPr>
-        <w:ind w:firstLine="708"/>
-        <w:jc w:val="both"/>
-        <w:rPr>
-          <w:rFonts w:ascii="Times New Roman" w:hAnsi="Times New Roman" w:cs="Times New Roman"/>
-        </w:rPr>
-      </w:pPr>
-      <w:r>
-        <w:rPr>
-          <w:rFonts w:ascii="Times New Roman" w:hAnsi="Times New Roman" w:cs="Times New Roman"/>
-        </w:rPr>
-        <w:t xml:space="preserve">Utilize os softwares de modelagem aplicados na aula, por exemplo, ORACLE DATA MODELER ou </w:t>
+      <w:r>
+        <w:pict w14:anchorId="57E9BB8C">
+          <v:rect id="_x0000_i1025" style="width:0;height:1.5pt" o:hralign="center" o:hrstd="t" o:hr="t" fillcolor="#a0a0a0" stroked="f"/>
+        </w:pict>
+      </w:r>
+    </w:p>
+    <w:p>
+      <w:pPr>
+        <w:pStyle w:val="Ttulo2"/>
+        <w:numPr>
+          <w:ilvl w:val="0"/>
+          <w:numId w:val="0"/>
+        </w:numPr>
+        <w:ind w:left="576" w:hanging="576"/>
+      </w:pPr>
+      <w:r>
+        <w:t xml:space="preserve"> Terceira Forma Normal — 3FN</w:t>
+      </w:r>
+    </w:p>
+    <w:p>
+      <w:pPr>
+        <w:pStyle w:val="NormalWeb"/>
+      </w:pPr>
+      <w:r>
+        <w:t>O modelo atende à 3FN porque não há dependências transitivas relevantes entre os atributos não-chave.</w:t>
+      </w:r>
+    </w:p>
+    <w:p>
+      <w:pPr>
+        <w:pStyle w:val="NormalWeb"/>
+      </w:pPr>
+      <w:r>
+        <w:t>Os dados foram separados por responsabilidade:</w:t>
+      </w:r>
+    </w:p>
+    <w:p>
+      <w:pPr>
+        <w:numPr>
+          <w:ilvl w:val="0"/>
+          <w:numId w:val="7"/>
+        </w:numPr>
+        <w:spacing w:before="100" w:beforeAutospacing="1" w:after="100" w:afterAutospacing="1" w:line="240" w:lineRule="auto"/>
+      </w:pPr>
+      <w:r>
+        <w:t xml:space="preserve">Dados do tutor ficam em </w:t>
+      </w:r>
+      <w:r>
+        <w:rPr>
+          <w:rStyle w:val="CdigoHTML"/>
+          <w:rFonts w:eastAsiaTheme="majorEastAsia"/>
+        </w:rPr>
+        <w:t>T_CLY_USUARIO</w:t>
+      </w:r>
+      <w:r>
+        <w:t xml:space="preserve">. </w:t>
+      </w:r>
+    </w:p>
+    <w:p>
+      <w:pPr>
+        <w:numPr>
+          <w:ilvl w:val="0"/>
+          <w:numId w:val="7"/>
+        </w:numPr>
+        <w:spacing w:before="100" w:beforeAutospacing="1" w:after="100" w:afterAutospacing="1" w:line="240" w:lineRule="auto"/>
+      </w:pPr>
+      <w:r>
+        <w:t xml:space="preserve">Dados do pet ficam em </w:t>
+      </w:r>
+      <w:r>
+        <w:rPr>
+          <w:rStyle w:val="CdigoHTML"/>
+          <w:rFonts w:eastAsiaTheme="majorEastAsia"/>
+        </w:rPr>
+        <w:t>T_CLY_PET</w:t>
+      </w:r>
+      <w:r>
+        <w:t xml:space="preserve">. </w:t>
+      </w:r>
+    </w:p>
+    <w:p>
+      <w:pPr>
+        <w:numPr>
+          <w:ilvl w:val="0"/>
+          <w:numId w:val="7"/>
+        </w:numPr>
+        <w:spacing w:before="100" w:beforeAutospacing="1" w:after="100" w:afterAutospacing="1" w:line="240" w:lineRule="auto"/>
+      </w:pPr>
+      <w:r>
+        <w:t xml:space="preserve">Dados clínicos ficam em </w:t>
+      </w:r>
+      <w:r>
+        <w:rPr>
+          <w:rStyle w:val="CdigoHTML"/>
+          <w:rFonts w:eastAsiaTheme="majorEastAsia"/>
+        </w:rPr>
+        <w:t>T_CLY_HISTORICO_CLINICO</w:t>
+      </w:r>
+      <w:r>
+        <w:t xml:space="preserve">. </w:t>
+      </w:r>
+    </w:p>
+    <w:p>
+      <w:pPr>
+        <w:numPr>
+          <w:ilvl w:val="0"/>
+          <w:numId w:val="7"/>
+        </w:numPr>
+        <w:spacing w:before="100" w:beforeAutospacing="1" w:after="100" w:afterAutospacing="1" w:line="240" w:lineRule="auto"/>
+      </w:pPr>
+      <w:r>
+        <w:t xml:space="preserve">Dados do dispositivo ficam em </w:t>
+      </w:r>
+      <w:r>
+        <w:rPr>
+          <w:rStyle w:val="CdigoHTML"/>
+          <w:rFonts w:eastAsiaTheme="majorEastAsia"/>
+        </w:rPr>
+        <w:t>T_CLY_DISPOSITIVO_IOT</w:t>
+      </w:r>
+      <w:r>
+        <w:t xml:space="preserve">. </w:t>
+      </w:r>
+    </w:p>
+    <w:p>
+      <w:pPr>
+        <w:numPr>
+          <w:ilvl w:val="0"/>
+          <w:numId w:val="7"/>
+        </w:numPr>
+        <w:spacing w:before="100" w:beforeAutospacing="1" w:after="100" w:afterAutospacing="1" w:line="240" w:lineRule="auto"/>
+      </w:pPr>
+      <w:r>
+        <w:t xml:space="preserve">Dados dos alertas ficam em </w:t>
+      </w:r>
+      <w:r>
+        <w:rPr>
+          <w:rStyle w:val="CdigoHTML"/>
+          <w:rFonts w:eastAsiaTheme="majorEastAsia"/>
+        </w:rPr>
+        <w:t>T_CLY_ALERTA_INTELIGENTE</w:t>
+      </w:r>
+      <w:r>
+        <w:t xml:space="preserve">. </w:t>
+      </w:r>
+    </w:p>
+    <w:p>
+      <w:pPr>
+        <w:pStyle w:val="NormalWeb"/>
+      </w:pPr>
+      <w:r>
+        <w:t>As tabelas filhas não repetem dados das tabelas pai. Elas armazenam apenas as chaves estrangeiras necessárias.</w:t>
+      </w:r>
+    </w:p>
+    <w:p>
+      <w:pPr>
+        <w:pStyle w:val="NormalWeb"/>
+      </w:pPr>
+      <w:r>
+        <w:t>Exemplo:</w:t>
+      </w:r>
+    </w:p>
+    <w:p>
+      <w:pPr>
+        <w:pStyle w:val="NormalWeb"/>
+      </w:pPr>
+      <w:r>
+        <w:t xml:space="preserve">A tabela </w:t>
+      </w:r>
+      <w:r>
+        <w:rPr>
+          <w:rStyle w:val="CdigoHTML"/>
+          <w:rFonts w:eastAsiaTheme="majorEastAsia"/>
+        </w:rPr>
+        <w:t>T_CLY_ALERTA_INTELIGENTE</w:t>
+      </w:r>
+      <w:r>
+        <w:t xml:space="preserve"> não repete o nome do pet, o nome do tutor ou o e-mail do tutor. Ela armazena apenas </w:t>
       </w:r>
       <w:proofErr w:type="spellStart"/>
       <w:r>
         <w:rPr>
-          <w:rFonts w:ascii="Times New Roman" w:hAnsi="Times New Roman" w:cs="Times New Roman"/>
-        </w:rPr>
-        <w:t>BrModelo</w:t>
+          <w:rStyle w:val="CdigoHTML"/>
+          <w:rFonts w:eastAsiaTheme="majorEastAsia"/>
+        </w:rPr>
+        <w:t>id_pet</w:t>
       </w:r>
       <w:proofErr w:type="spellEnd"/>
       <w:r>
-        <w:rPr>
-          <w:rFonts w:ascii="Times New Roman" w:hAnsi="Times New Roman" w:cs="Times New Roman"/>
-        </w:rPr>
+        <w:t xml:space="preserve">. Quando essas informações forem necessárias, podem ser obtidas por meio de </w:t>
+      </w:r>
+      <w:r>
+        <w:rPr>
+          <w:rStyle w:val="CdigoHTML"/>
+          <w:rFonts w:eastAsiaTheme="majorEastAsia"/>
+        </w:rPr>
+        <w:t>JOIN</w:t>
+      </w:r>
+      <w:r>
         <w:t>.</w:t>
       </w:r>
     </w:p>
     <w:p>
       <w:pPr>
-        <w:ind w:firstLine="576"/>
-        <w:rPr>
-          <w:rFonts w:ascii="Times New Roman" w:hAnsi="Times New Roman" w:cs="Times New Roman"/>
-        </w:rPr>
-      </w:pPr>
+        <w:pStyle w:val="NormalWeb"/>
+      </w:pPr>
+      <w:r>
+        <w:t xml:space="preserve">Da mesma forma, a tabela </w:t>
+      </w:r>
+      <w:r>
+        <w:rPr>
+          <w:rStyle w:val="CdigoHTML"/>
+          <w:rFonts w:eastAsiaTheme="majorEastAsia"/>
+        </w:rPr>
+        <w:t>T_CLY_HISTORICO_CLINICO</w:t>
+      </w:r>
+      <w:r>
+        <w:t xml:space="preserve"> não repete os dados cadastrais do pet. Ela </w:t>
+      </w:r>
+      <w:proofErr w:type="spellStart"/>
+      <w:r>
+        <w:t>referencia</w:t>
+      </w:r>
+      <w:proofErr w:type="spellEnd"/>
+      <w:r>
+        <w:t xml:space="preserve"> o pet por meio de </w:t>
+      </w:r>
+      <w:proofErr w:type="spellStart"/>
+      <w:r>
+        <w:rPr>
+          <w:rStyle w:val="CdigoHTML"/>
+          <w:rFonts w:eastAsiaTheme="majorEastAsia"/>
+        </w:rPr>
+        <w:t>id_pet</w:t>
+      </w:r>
+      <w:proofErr w:type="spellEnd"/>
+      <w:r>
+        <w:t>.</w:t>
+      </w:r>
+    </w:p>
+    <w:p>
+      <w:pPr>
+        <w:pStyle w:val="NormalWeb"/>
+      </w:pPr>
+      <w:r>
+        <w:t xml:space="preserve">Isso reduz redundância, evita </w:t>
+      </w:r>
+      <w:r>
+        <w:rPr>
+          <w:u w:val="single"/>
+        </w:rPr>
+        <w:t>inconsi</w:t>
+      </w:r>
+      <w:bookmarkStart w:id="5" w:name="_GoBack"/>
+      <w:bookmarkEnd w:id="5"/>
+      <w:r>
+        <w:rPr>
+          <w:u w:val="single"/>
+        </w:rPr>
+        <w:t>stências</w:t>
+      </w:r>
+      <w:r>
+        <w:t xml:space="preserve"> e mantém o modelo organizado.</w:t>
+      </w:r>
     </w:p>
     <w:p>
       <w:pPr>
@@ -2117,6 +3036,155 @@
 <file path=word/numbering.xml><?xml version="1.0" encoding="utf-8"?>
 <w:numbering xmlns:wpc="http://schemas.microsoft.com/office/word/2010/wordprocessingCanvas" xmlns:mc="http://schemas.openxmlformats.org/markup-compatibility/2006" xmlns:o="urn:schemas-microsoft-com:office:office" xmlns:r="http://schemas.openxmlformats.org/officeDocument/2006/relationships" xmlns:m="http://schemas.openxmlformats.org/officeDocument/2006/math" xmlns:v="urn:schemas-microsoft-com:vml" xmlns:wp14="http://schemas.microsoft.com/office/word/2010/wordprocessingDrawing" xmlns:wp="http://schemas.openxmlformats.org/drawingml/2006/wordprocessingDrawing" xmlns:w10="urn:schemas-microsoft-com:office:word" xmlns:w="http://schemas.openxmlformats.org/wordprocessingml/2006/main" xmlns:w14="http://schemas.microsoft.com/office/word/2010/wordml" xmlns:w15="http://schemas.microsoft.com/office/word/2012/wordml" xmlns:wpg="http://schemas.microsoft.com/office/word/2010/wordprocessingGroup" xmlns:wpi="http://schemas.microsoft.com/office/word/2010/wordprocessingInk" xmlns:wne="http://schemas.microsoft.com/office/word/2006/wordml" xmlns:wps="http://schemas.microsoft.com/office/word/2010/wordprocessingShape" mc:Ignorable="w14 w15 wp14">
   <w:abstractNum w:abstractNumId="0" w15:restartNumberingAfterBreak="0">
+    <w:nsid w:val="248A759E"/>
+    <w:multiLevelType w:val="multilevel"/>
+    <w:tmpl w:val="22DA8724"/>
+    <w:lvl w:ilvl="0">
+      <w:start w:val="1"/>
+      <w:numFmt w:val="bullet"/>
+      <w:lvlText w:val=""/>
+      <w:lvlJc w:val="left"/>
+      <w:pPr>
+        <w:tabs>
+          <w:tab w:val="num" w:pos="720"/>
+        </w:tabs>
+        <w:ind w:left="720" w:hanging="360"/>
+      </w:pPr>
+      <w:rPr>
+        <w:rFonts w:ascii="Symbol" w:hAnsi="Symbol" w:hint="default"/>
+        <w:sz w:val="20"/>
+      </w:rPr>
+    </w:lvl>
+    <w:lvl w:ilvl="1" w:tentative="1">
+      <w:start w:val="1"/>
+      <w:numFmt w:val="bullet"/>
+      <w:lvlText w:val="o"/>
+      <w:lvlJc w:val="left"/>
+      <w:pPr>
+        <w:tabs>
+          <w:tab w:val="num" w:pos="1440"/>
+        </w:tabs>
+        <w:ind w:left="1440" w:hanging="360"/>
+      </w:pPr>
+      <w:rPr>
+        <w:rFonts w:ascii="Courier New" w:hAnsi="Courier New" w:hint="default"/>
+        <w:sz w:val="20"/>
+      </w:rPr>
+    </w:lvl>
+    <w:lvl w:ilvl="2" w:tentative="1">
+      <w:start w:val="1"/>
+      <w:numFmt w:val="bullet"/>
+      <w:lvlText w:val=""/>
+      <w:lvlJc w:val="left"/>
+      <w:pPr>
+        <w:tabs>
+          <w:tab w:val="num" w:pos="2160"/>
+        </w:tabs>
+        <w:ind w:left="2160" w:hanging="360"/>
+      </w:pPr>
+      <w:rPr>
+        <w:rFonts w:ascii="Wingdings" w:hAnsi="Wingdings" w:hint="default"/>
+        <w:sz w:val="20"/>
+      </w:rPr>
+    </w:lvl>
+    <w:lvl w:ilvl="3" w:tentative="1">
+      <w:start w:val="1"/>
+      <w:numFmt w:val="bullet"/>
+      <w:lvlText w:val=""/>
+      <w:lvlJc w:val="left"/>
+      <w:pPr>
+        <w:tabs>
+          <w:tab w:val="num" w:pos="2880"/>
+        </w:tabs>
+        <w:ind w:left="2880" w:hanging="360"/>
+      </w:pPr>
+      <w:rPr>
+        <w:rFonts w:ascii="Wingdings" w:hAnsi="Wingdings" w:hint="default"/>
+        <w:sz w:val="20"/>
+      </w:rPr>
+    </w:lvl>
+    <w:lvl w:ilvl="4" w:tentative="1">
+      <w:start w:val="1"/>
+      <w:numFmt w:val="bullet"/>
+      <w:lvlText w:val=""/>
+      <w:lvlJc w:val="left"/>
+      <w:pPr>
+        <w:tabs>
+          <w:tab w:val="num" w:pos="3600"/>
+        </w:tabs>
+        <w:ind w:left="3600" w:hanging="360"/>
+      </w:pPr>
+      <w:rPr>
+        <w:rFonts w:ascii="Wingdings" w:hAnsi="Wingdings" w:hint="default"/>
+        <w:sz w:val="20"/>
+      </w:rPr>
+    </w:lvl>
+    <w:lvl w:ilvl="5" w:tentative="1">
+      <w:start w:val="1"/>
+      <w:numFmt w:val="bullet"/>
+      <w:lvlText w:val=""/>
+      <w:lvlJc w:val="left"/>
+      <w:pPr>
+        <w:tabs>
+          <w:tab w:val="num" w:pos="4320"/>
+        </w:tabs>
+        <w:ind w:left="4320" w:hanging="360"/>
+      </w:pPr>
+      <w:rPr>
+        <w:rFonts w:ascii="Wingdings" w:hAnsi="Wingdings" w:hint="default"/>
+        <w:sz w:val="20"/>
+      </w:rPr>
+    </w:lvl>
+    <w:lvl w:ilvl="6" w:tentative="1">
+      <w:start w:val="1"/>
+      <w:numFmt w:val="bullet"/>
+      <w:lvlText w:val=""/>
+      <w:lvlJc w:val="left"/>
+      <w:pPr>
+        <w:tabs>
+          <w:tab w:val="num" w:pos="5040"/>
+        </w:tabs>
+        <w:ind w:left="5040" w:hanging="360"/>
+      </w:pPr>
+      <w:rPr>
+        <w:rFonts w:ascii="Wingdings" w:hAnsi="Wingdings" w:hint="default"/>
+        <w:sz w:val="20"/>
+      </w:rPr>
+    </w:lvl>
+    <w:lvl w:ilvl="7" w:tentative="1">
+      <w:start w:val="1"/>
+      <w:numFmt w:val="bullet"/>
+      <w:lvlText w:val=""/>
+      <w:lvlJc w:val="left"/>
+      <w:pPr>
+        <w:tabs>
+          <w:tab w:val="num" w:pos="5760"/>
+        </w:tabs>
+        <w:ind w:left="5760" w:hanging="360"/>
+      </w:pPr>
+      <w:rPr>
+        <w:rFonts w:ascii="Wingdings" w:hAnsi="Wingdings" w:hint="default"/>
+        <w:sz w:val="20"/>
+      </w:rPr>
+    </w:lvl>
+    <w:lvl w:ilvl="8" w:tentative="1">
+      <w:start w:val="1"/>
+      <w:numFmt w:val="bullet"/>
+      <w:lvlText w:val=""/>
+      <w:lvlJc w:val="left"/>
+      <w:pPr>
+        <w:tabs>
+          <w:tab w:val="num" w:pos="6480"/>
+        </w:tabs>
+        <w:ind w:left="6480" w:hanging="360"/>
+      </w:pPr>
+      <w:rPr>
+        <w:rFonts w:ascii="Wingdings" w:hAnsi="Wingdings" w:hint="default"/>
+        <w:sz w:val="20"/>
+      </w:rPr>
+    </w:lvl>
+  </w:abstractNum>
+  <w:abstractNum w:abstractNumId="1" w15:restartNumberingAfterBreak="0">
     <w:nsid w:val="673D5367"/>
     <w:multiLevelType w:val="multilevel"/>
     <w:tmpl w:val="04160025"/>
@@ -2211,20 +3279,175 @@
       </w:pPr>
     </w:lvl>
   </w:abstractNum>
+  <w:abstractNum w:abstractNumId="2" w15:restartNumberingAfterBreak="0">
+    <w:nsid w:val="7CF92811"/>
+    <w:multiLevelType w:val="multilevel"/>
+    <w:tmpl w:val="7F8A68BE"/>
+    <w:lvl w:ilvl="0">
+      <w:start w:val="1"/>
+      <w:numFmt w:val="bullet"/>
+      <w:lvlText w:val=""/>
+      <w:lvlJc w:val="left"/>
+      <w:pPr>
+        <w:tabs>
+          <w:tab w:val="num" w:pos="720"/>
+        </w:tabs>
+        <w:ind w:left="720" w:hanging="360"/>
+      </w:pPr>
+      <w:rPr>
+        <w:rFonts w:ascii="Symbol" w:hAnsi="Symbol" w:hint="default"/>
+        <w:sz w:val="20"/>
+      </w:rPr>
+    </w:lvl>
+    <w:lvl w:ilvl="1" w:tentative="1">
+      <w:start w:val="1"/>
+      <w:numFmt w:val="bullet"/>
+      <w:lvlText w:val="o"/>
+      <w:lvlJc w:val="left"/>
+      <w:pPr>
+        <w:tabs>
+          <w:tab w:val="num" w:pos="1440"/>
+        </w:tabs>
+        <w:ind w:left="1440" w:hanging="360"/>
+      </w:pPr>
+      <w:rPr>
+        <w:rFonts w:ascii="Courier New" w:hAnsi="Courier New" w:hint="default"/>
+        <w:sz w:val="20"/>
+      </w:rPr>
+    </w:lvl>
+    <w:lvl w:ilvl="2" w:tentative="1">
+      <w:start w:val="1"/>
+      <w:numFmt w:val="bullet"/>
+      <w:lvlText w:val=""/>
+      <w:lvlJc w:val="left"/>
+      <w:pPr>
+        <w:tabs>
+          <w:tab w:val="num" w:pos="2160"/>
+        </w:tabs>
+        <w:ind w:left="2160" w:hanging="360"/>
+      </w:pPr>
+      <w:rPr>
+        <w:rFonts w:ascii="Wingdings" w:hAnsi="Wingdings" w:hint="default"/>
+        <w:sz w:val="20"/>
+      </w:rPr>
+    </w:lvl>
+    <w:lvl w:ilvl="3" w:tentative="1">
+      <w:start w:val="1"/>
+      <w:numFmt w:val="bullet"/>
+      <w:lvlText w:val=""/>
+      <w:lvlJc w:val="left"/>
+      <w:pPr>
+        <w:tabs>
+          <w:tab w:val="num" w:pos="2880"/>
+        </w:tabs>
+        <w:ind w:left="2880" w:hanging="360"/>
+      </w:pPr>
+      <w:rPr>
+        <w:rFonts w:ascii="Wingdings" w:hAnsi="Wingdings" w:hint="default"/>
+        <w:sz w:val="20"/>
+      </w:rPr>
+    </w:lvl>
+    <w:lvl w:ilvl="4" w:tentative="1">
+      <w:start w:val="1"/>
+      <w:numFmt w:val="bullet"/>
+      <w:lvlText w:val=""/>
+      <w:lvlJc w:val="left"/>
+      <w:pPr>
+        <w:tabs>
+          <w:tab w:val="num" w:pos="3600"/>
+        </w:tabs>
+        <w:ind w:left="3600" w:hanging="360"/>
+      </w:pPr>
+      <w:rPr>
+        <w:rFonts w:ascii="Wingdings" w:hAnsi="Wingdings" w:hint="default"/>
+        <w:sz w:val="20"/>
+      </w:rPr>
+    </w:lvl>
+    <w:lvl w:ilvl="5" w:tentative="1">
+      <w:start w:val="1"/>
+      <w:numFmt w:val="bullet"/>
+      <w:lvlText w:val=""/>
+      <w:lvlJc w:val="left"/>
+      <w:pPr>
+        <w:tabs>
+          <w:tab w:val="num" w:pos="4320"/>
+        </w:tabs>
+        <w:ind w:left="4320" w:hanging="360"/>
+      </w:pPr>
+      <w:rPr>
+        <w:rFonts w:ascii="Wingdings" w:hAnsi="Wingdings" w:hint="default"/>
+        <w:sz w:val="20"/>
+      </w:rPr>
+    </w:lvl>
+    <w:lvl w:ilvl="6" w:tentative="1">
+      <w:start w:val="1"/>
+      <w:numFmt w:val="bullet"/>
+      <w:lvlText w:val=""/>
+      <w:lvlJc w:val="left"/>
+      <w:pPr>
+        <w:tabs>
+          <w:tab w:val="num" w:pos="5040"/>
+        </w:tabs>
+        <w:ind w:left="5040" w:hanging="360"/>
+      </w:pPr>
+      <w:rPr>
+        <w:rFonts w:ascii="Wingdings" w:hAnsi="Wingdings" w:hint="default"/>
+        <w:sz w:val="20"/>
+      </w:rPr>
+    </w:lvl>
+    <w:lvl w:ilvl="7" w:tentative="1">
+      <w:start w:val="1"/>
+      <w:numFmt w:val="bullet"/>
+      <w:lvlText w:val=""/>
+      <w:lvlJc w:val="left"/>
+      <w:pPr>
+        <w:tabs>
+          <w:tab w:val="num" w:pos="5760"/>
+        </w:tabs>
+        <w:ind w:left="5760" w:hanging="360"/>
+      </w:pPr>
+      <w:rPr>
+        <w:rFonts w:ascii="Wingdings" w:hAnsi="Wingdings" w:hint="default"/>
+        <w:sz w:val="20"/>
+      </w:rPr>
+    </w:lvl>
+    <w:lvl w:ilvl="8" w:tentative="1">
+      <w:start w:val="1"/>
+      <w:numFmt w:val="bullet"/>
+      <w:lvlText w:val=""/>
+      <w:lvlJc w:val="left"/>
+      <w:pPr>
+        <w:tabs>
+          <w:tab w:val="num" w:pos="6480"/>
+        </w:tabs>
+        <w:ind w:left="6480" w:hanging="360"/>
+      </w:pPr>
+      <w:rPr>
+        <w:rFonts w:ascii="Wingdings" w:hAnsi="Wingdings" w:hint="default"/>
+        <w:sz w:val="20"/>
+      </w:rPr>
+    </w:lvl>
+  </w:abstractNum>
   <w:num w:numId="1">
+    <w:abstractNumId w:val="1"/>
+  </w:num>
+  <w:num w:numId="2">
+    <w:abstractNumId w:val="1"/>
+  </w:num>
+  <w:num w:numId="3">
+    <w:abstractNumId w:val="1"/>
+  </w:num>
+  <w:num w:numId="4">
+    <w:abstractNumId w:val="1"/>
+  </w:num>
+  <w:num w:numId="5">
+    <w:abstractNumId w:val="1"/>
+  </w:num>
+  <w:num w:numId="6">
     <w:abstractNumId w:val="0"/>
   </w:num>
-  <w:num w:numId="2">
-    <w:abstractNumId w:val="0"/>
-  </w:num>
-  <w:num w:numId="3">
-    <w:abstractNumId w:val="0"/>
-  </w:num>
-  <w:num w:numId="4">
-    <w:abstractNumId w:val="0"/>
-  </w:num>
-  <w:num w:numId="5">
-    <w:abstractNumId w:val="0"/>
+  <w:num w:numId="7">
+    <w:abstractNumId w:val="2"/>
   </w:num>
 </w:numbering>
 </file>
@@ -3254,6 +4477,30 @@
       <w14:ligatures w14:val="none"/>
     </w:rPr>
   </w:style>
+  <w:style w:type="character" w:styleId="Forte">
+    <w:name w:val="Strong"/>
+    <w:basedOn w:val="Fontepargpadro"/>
+    <w:uiPriority w:val="22"/>
+    <w:qFormat/>
+    <w:rsid w:val="005D1E40"/>
+    <w:rPr>
+      <w:b/>
+      <w:bCs/>
+    </w:rPr>
+  </w:style>
+  <w:style w:type="character" w:styleId="CdigoHTML">
+    <w:name w:val="HTML Code"/>
+    <w:basedOn w:val="Fontepargpadro"/>
+    <w:uiPriority w:val="99"/>
+    <w:semiHidden/>
+    <w:unhideWhenUsed/>
+    <w:rsid w:val="005D1E40"/>
+    <w:rPr>
+      <w:rFonts w:ascii="Courier New" w:eastAsia="Times New Roman" w:hAnsi="Courier New" w:cs="Courier New"/>
+      <w:sz w:val="20"/>
+      <w:szCs w:val="20"/>
+    </w:rPr>
+  </w:style>
 </w:styles>
 </file>
 
@@ -3557,7 +4804,7 @@
 </file>
 
 <file path=customXml/itemProps1.xml><?xml version="1.0" encoding="utf-8"?>
-<ds:datastoreItem xmlns:ds="http://schemas.openxmlformats.org/officeDocument/2006/customXml" ds:itemID="{704C4478-8C7D-4043-90B1-102796768E55}">
+<ds:datastoreItem xmlns:ds="http://schemas.openxmlformats.org/officeDocument/2006/customXml" ds:itemID="{87C8E972-4C44-46B0-B6AD-C94E884B8732}">
   <ds:schemaRefs>
     <ds:schemaRef ds:uri="http://schemas.openxmlformats.org/officeDocument/2006/bibliography"/>
   </ds:schemaRefs>

--- a/documentaçãoDB.docx
+++ b/documentaçãoDB.docx
@@ -1,6 +1,6 @@
 
 <file path=word/document.xml><?xml version="1.0" encoding="utf-8"?>
-<w:document xmlns:wpc="http://schemas.microsoft.com/office/word/2010/wordprocessingCanvas" xmlns:mc="http://schemas.openxmlformats.org/markup-compatibility/2006" xmlns:o="urn:schemas-microsoft-com:office:office" xmlns:r="http://schemas.openxmlformats.org/officeDocument/2006/relationships" xmlns:m="http://schemas.openxmlformats.org/officeDocument/2006/math" xmlns:v="urn:schemas-microsoft-com:vml" xmlns:wp14="http://schemas.microsoft.com/office/word/2010/wordprocessingDrawing" xmlns:wp="http://schemas.openxmlformats.org/drawingml/2006/wordprocessingDrawing" xmlns:w10="urn:schemas-microsoft-com:office:word" xmlns:w="http://schemas.openxmlformats.org/wordprocessingml/2006/main" xmlns:w14="http://schemas.microsoft.com/office/word/2010/wordml" xmlns:w15="http://schemas.microsoft.com/office/word/2012/wordml" xmlns:wpg="http://schemas.microsoft.com/office/word/2010/wordprocessingGroup" xmlns:wpi="http://schemas.microsoft.com/office/word/2010/wordprocessingInk" xmlns:wne="http://schemas.microsoft.com/office/word/2006/wordml" xmlns:wps="http://schemas.microsoft.com/office/word/2010/wordprocessingShape" mc:Ignorable="w14 w15 wp14">
+<w:document xmlns:wpc="http://schemas.microsoft.com/office/word/2010/wordprocessingCanvas" xmlns:cx="http://schemas.microsoft.com/office/drawing/2014/chartex" xmlns:cx1="http://schemas.microsoft.com/office/drawing/2015/9/8/chartex" xmlns:cx2="http://schemas.microsoft.com/office/drawing/2015/10/21/chartex" xmlns:cx3="http://schemas.microsoft.com/office/drawing/2016/5/9/chartex" xmlns:cx4="http://schemas.microsoft.com/office/drawing/2016/5/10/chartex" xmlns:cx5="http://schemas.microsoft.com/office/drawing/2016/5/11/chartex" xmlns:cx6="http://schemas.microsoft.com/office/drawing/2016/5/12/chartex" xmlns:cx7="http://schemas.microsoft.com/office/drawing/2016/5/13/chartex" xmlns:cx8="http://schemas.microsoft.com/office/drawing/2016/5/14/chartex" xmlns:mc="http://schemas.openxmlformats.org/markup-compatibility/2006" xmlns:aink="http://schemas.microsoft.com/office/drawing/2016/ink" xmlns:am3d="http://schemas.microsoft.com/office/drawing/2017/model3d" xmlns:o="urn:schemas-microsoft-com:office:office" xmlns:oel="http://schemas.microsoft.com/office/2019/extlst" xmlns:r="http://schemas.openxmlformats.org/officeDocument/2006/relationships" xmlns:m="http://schemas.openxmlformats.org/officeDocument/2006/math" xmlns:v="urn:schemas-microsoft-com:vml" xmlns:wp14="http://schemas.microsoft.com/office/word/2010/wordprocessingDrawing" xmlns:wp="http://schemas.openxmlformats.org/drawingml/2006/wordprocessingDrawing" xmlns:w10="urn:schemas-microsoft-com:office:word" xmlns:w="http://schemas.openxmlformats.org/wordprocessingml/2006/main" xmlns:w14="http://schemas.microsoft.com/office/word/2010/wordml" xmlns:w15="http://schemas.microsoft.com/office/word/2012/wordml" xmlns:w16cex="http://schemas.microsoft.com/office/word/2018/wordml/cex" xmlns:w16cid="http://schemas.microsoft.com/office/word/2016/wordml/cid" xmlns:w16="http://schemas.microsoft.com/office/word/2018/wordml" xmlns:w16du="http://schemas.microsoft.com/office/word/2023/wordml/word16du" xmlns:w16sdtdh="http://schemas.microsoft.com/office/word/2020/wordml/sdtdatahash" xmlns:w16sdtfl="http://schemas.microsoft.com/office/word/2024/wordml/sdtformatlock" xmlns:w16se="http://schemas.microsoft.com/office/word/2015/wordml/symex" xmlns:wpg="http://schemas.microsoft.com/office/word/2010/wordprocessingGroup" xmlns:wpi="http://schemas.microsoft.com/office/word/2010/wordprocessingInk" xmlns:wne="http://schemas.microsoft.com/office/word/2006/wordml" xmlns:wps="http://schemas.microsoft.com/office/word/2010/wordprocessingShape" mc:Ignorable="w14 w15 w16se w16cid w16 w16cex w16sdtdh w16sdtfl w16du wp14">
   <w:body>
     <w:p>
       <w:pPr>
@@ -45,6 +45,32 @@
           <w:bCs/>
         </w:rPr>
       </w:pPr>
+    </w:p>
+    <w:p>
+      <w:pPr>
+        <w:jc w:val="center"/>
+        <w:rPr>
+          <w:rFonts w:ascii="Times New Roman" w:hAnsi="Times New Roman" w:cs="Times New Roman"/>
+        </w:rPr>
+      </w:pPr>
+      <w:r>
+        <w:rPr>
+          <w:rFonts w:ascii="Times New Roman" w:hAnsi="Times New Roman" w:cs="Times New Roman"/>
+        </w:rPr>
+        <w:t xml:space="preserve">Felipe Monte, RM, </w:t>
+      </w:r>
+      <w:r>
+        <w:rPr>
+          <w:rFonts w:ascii="Times New Roman" w:hAnsi="Times New Roman" w:cs="Times New Roman"/>
+        </w:rPr>
+        <w:t>2</w:t>
+      </w:r>
+      <w:r>
+        <w:rPr>
+          <w:rFonts w:ascii="Times New Roman" w:hAnsi="Times New Roman" w:cs="Times New Roman"/>
+        </w:rPr>
+        <w:t>TDSPG</w:t>
+      </w:r>
     </w:p>
     <w:p>
       <w:pPr>
@@ -52,37 +78,36 @@
         <w:jc w:val="center"/>
         <w:rPr>
           <w:rFonts w:ascii="Times New Roman" w:hAnsi="Times New Roman" w:cs="Times New Roman"/>
-        </w:rPr>
-      </w:pPr>
-      <w:r>
-        <w:rPr>
-          <w:rFonts w:ascii="Times New Roman" w:hAnsi="Times New Roman" w:cs="Times New Roman"/>
-        </w:rPr>
-        <w:t>Pietro Paranhos Wilhelm</w:t>
-      </w:r>
-      <w:r>
-        <w:rPr>
-          <w:rFonts w:ascii="Times New Roman" w:hAnsi="Times New Roman" w:cs="Times New Roman"/>
-        </w:rPr>
-        <w:t xml:space="preserve">, </w:t>
-      </w:r>
-      <w:r>
-        <w:rPr>
-          <w:rFonts w:ascii="Times New Roman" w:hAnsi="Times New Roman" w:cs="Times New Roman"/>
-        </w:rPr>
-        <w:t>561378</w:t>
-      </w:r>
-      <w:r>
-        <w:rPr>
-          <w:rFonts w:ascii="Times New Roman" w:hAnsi="Times New Roman" w:cs="Times New Roman"/>
-        </w:rPr>
-        <w:t xml:space="preserve">, </w:t>
-      </w:r>
-      <w:r>
-        <w:rPr>
-          <w:rFonts w:ascii="Times New Roman" w:hAnsi="Times New Roman" w:cs="Times New Roman"/>
-        </w:rPr>
-        <w:t>1TDSPG</w:t>
+          <w:lang w:val="en-US"/>
+        </w:rPr>
+      </w:pPr>
+      <w:r>
+        <w:rPr>
+          <w:rFonts w:ascii="Times New Roman" w:hAnsi="Times New Roman" w:cs="Times New Roman"/>
+          <w:lang w:val="en-US"/>
+        </w:rPr>
+        <w:t>Gabriel Neris Losano</w:t>
+      </w:r>
+      <w:r>
+        <w:rPr>
+          <w:rFonts w:ascii="Times New Roman" w:hAnsi="Times New Roman" w:cs="Times New Roman"/>
+          <w:lang w:val="en-US"/>
+        </w:rPr>
+        <w:t xml:space="preserve">, RM, </w:t>
+      </w:r>
+      <w:r>
+        <w:rPr>
+          <w:rFonts w:ascii="Times New Roman" w:hAnsi="Times New Roman" w:cs="Times New Roman"/>
+          <w:lang w:val="en-US"/>
+        </w:rPr>
+        <w:t>2</w:t>
+      </w:r>
+      <w:r>
+        <w:rPr>
+          <w:rFonts w:ascii="Times New Roman" w:hAnsi="Times New Roman" w:cs="Times New Roman"/>
+          <w:lang w:val="en-US"/>
+        </w:rPr>
+        <w:t>TDSPG</w:t>
       </w:r>
     </w:p>
     <w:p>
@@ -99,53 +124,28 @@
           <w:rFonts w:ascii="Times New Roman" w:hAnsi="Times New Roman" w:cs="Times New Roman"/>
           <w:lang w:val="en-US"/>
         </w:rPr>
-        <w:t xml:space="preserve">Joao </w:t>
-      </w:r>
-      <w:proofErr w:type="spellStart"/>
+        <w:t>Joao Vitor Biribilli,</w:t>
+      </w:r>
       <w:r>
         <w:rPr>
           <w:rFonts w:ascii="Times New Roman" w:hAnsi="Times New Roman" w:cs="Times New Roman"/>
           <w:lang w:val="en-US"/>
         </w:rPr>
-        <w:t>Vitor</w:t>
-      </w:r>
-      <w:proofErr w:type="spellEnd"/>
+        <w:t xml:space="preserve"> RM, </w:t>
+      </w:r>
       <w:r>
         <w:rPr>
           <w:rFonts w:ascii="Times New Roman" w:hAnsi="Times New Roman" w:cs="Times New Roman"/>
           <w:lang w:val="en-US"/>
         </w:rPr>
-        <w:t xml:space="preserve"> </w:t>
-      </w:r>
-      <w:proofErr w:type="spellStart"/>
+        <w:t>2</w:t>
+      </w:r>
       <w:r>
         <w:rPr>
           <w:rFonts w:ascii="Times New Roman" w:hAnsi="Times New Roman" w:cs="Times New Roman"/>
           <w:lang w:val="en-US"/>
         </w:rPr>
-        <w:t>Biribilli</w:t>
-      </w:r>
-      <w:proofErr w:type="spellEnd"/>
-      <w:r>
-        <w:rPr>
-          <w:rFonts w:ascii="Times New Roman" w:hAnsi="Times New Roman" w:cs="Times New Roman"/>
-          <w:lang w:val="en-US"/>
-        </w:rPr>
-        <w:t>,</w:t>
-      </w:r>
-      <w:r>
-        <w:rPr>
-          <w:rFonts w:ascii="Times New Roman" w:hAnsi="Times New Roman" w:cs="Times New Roman"/>
-          <w:lang w:val="en-US"/>
-        </w:rPr>
-        <w:t xml:space="preserve"> RM, </w:t>
-      </w:r>
-      <w:r>
-        <w:rPr>
-          <w:rFonts w:ascii="Times New Roman" w:hAnsi="Times New Roman" w:cs="Times New Roman"/>
-          <w:lang w:val="en-US"/>
-        </w:rPr>
-        <w:t>1TDSPG</w:t>
+        <w:t>TDSPG</w:t>
       </w:r>
     </w:p>
     <w:p>
@@ -154,54 +154,25 @@
         <w:jc w:val="center"/>
         <w:rPr>
           <w:rFonts w:ascii="Times New Roman" w:hAnsi="Times New Roman" w:cs="Times New Roman"/>
-          <w:lang w:val="en-US"/>
-        </w:rPr>
-      </w:pPr>
-      <w:r>
-        <w:rPr>
-          <w:rFonts w:ascii="Times New Roman" w:hAnsi="Times New Roman" w:cs="Times New Roman"/>
-          <w:lang w:val="en-US"/>
-        </w:rPr>
-        <w:t xml:space="preserve">Gabriel </w:t>
-      </w:r>
-      <w:proofErr w:type="spellStart"/>
-      <w:r>
-        <w:rPr>
-          <w:rFonts w:ascii="Times New Roman" w:hAnsi="Times New Roman" w:cs="Times New Roman"/>
-          <w:lang w:val="en-US"/>
-        </w:rPr>
-        <w:t>Neris</w:t>
-      </w:r>
-      <w:proofErr w:type="spellEnd"/>
-      <w:r>
-        <w:rPr>
-          <w:rFonts w:ascii="Times New Roman" w:hAnsi="Times New Roman" w:cs="Times New Roman"/>
-          <w:lang w:val="en-US"/>
-        </w:rPr>
-        <w:t xml:space="preserve"> </w:t>
-      </w:r>
-      <w:proofErr w:type="spellStart"/>
-      <w:r>
-        <w:rPr>
-          <w:rFonts w:ascii="Times New Roman" w:hAnsi="Times New Roman" w:cs="Times New Roman"/>
-          <w:lang w:val="en-US"/>
-        </w:rPr>
-        <w:t>Losano</w:t>
-      </w:r>
-      <w:proofErr w:type="spellEnd"/>
-      <w:r>
-        <w:rPr>
-          <w:rFonts w:ascii="Times New Roman" w:hAnsi="Times New Roman" w:cs="Times New Roman"/>
-          <w:lang w:val="en-US"/>
-        </w:rPr>
-        <w:t xml:space="preserve">, RM, </w:t>
-      </w:r>
-      <w:r>
-        <w:rPr>
-          <w:rFonts w:ascii="Times New Roman" w:hAnsi="Times New Roman" w:cs="Times New Roman"/>
-          <w:lang w:val="en-US"/>
-        </w:rPr>
-        <w:t>1TDSPG</w:t>
+        </w:rPr>
+      </w:pPr>
+      <w:r>
+        <w:rPr>
+          <w:rFonts w:ascii="Times New Roman" w:hAnsi="Times New Roman" w:cs="Times New Roman"/>
+        </w:rPr>
+        <w:t xml:space="preserve">Pedro de Matos, RM, </w:t>
+      </w:r>
+      <w:r>
+        <w:rPr>
+          <w:rFonts w:ascii="Times New Roman" w:hAnsi="Times New Roman" w:cs="Times New Roman"/>
+        </w:rPr>
+        <w:t>2</w:t>
+      </w:r>
+      <w:r>
+        <w:rPr>
+          <w:rFonts w:ascii="Times New Roman" w:hAnsi="Times New Roman" w:cs="Times New Roman"/>
+        </w:rPr>
+        <w:t>TDSPG</w:t>
       </w:r>
     </w:p>
     <w:p>
@@ -216,13 +187,13 @@
         <w:rPr>
           <w:rFonts w:ascii="Times New Roman" w:hAnsi="Times New Roman" w:cs="Times New Roman"/>
         </w:rPr>
-        <w:t>Felipe Monte</w:t>
-      </w:r>
-      <w:r>
-        <w:rPr>
-          <w:rFonts w:ascii="Times New Roman" w:hAnsi="Times New Roman" w:cs="Times New Roman"/>
-        </w:rPr>
-        <w:t>, RM, 1TDSPG</w:t>
+        <w:t xml:space="preserve">Pietro </w:t>
+      </w:r>
+      <w:r>
+        <w:rPr>
+          <w:rFonts w:ascii="Times New Roman" w:hAnsi="Times New Roman" w:cs="Times New Roman"/>
+        </w:rPr>
+        <w:t>Paranhos Wilhelm, 561378, 2TDSPG</w:t>
       </w:r>
     </w:p>
     <w:p>
@@ -233,18 +204,6 @@
           <w:rFonts w:ascii="Times New Roman" w:hAnsi="Times New Roman" w:cs="Times New Roman"/>
         </w:rPr>
       </w:pPr>
-      <w:r>
-        <w:rPr>
-          <w:rFonts w:ascii="Times New Roman" w:hAnsi="Times New Roman" w:cs="Times New Roman"/>
-        </w:rPr>
-        <w:t>Pedro de Matos</w:t>
-      </w:r>
-      <w:r>
-        <w:rPr>
-          <w:rFonts w:ascii="Times New Roman" w:hAnsi="Times New Roman" w:cs="Times New Roman"/>
-        </w:rPr>
-        <w:t>, RM, 1TDSPG</w:t>
-      </w:r>
     </w:p>
     <w:p>
       <w:pPr>
@@ -497,7 +456,6 @@
           <w:b/>
           <w:bCs/>
         </w:rPr>
-        <w:lastRenderedPageBreak/>
         <w:t>FACULDADE DE INFORMÁTICA E ADMINISTRAÇ</w:t>
       </w:r>
       <w:r>
@@ -528,29 +486,66 @@
     </w:p>
     <w:p>
       <w:pPr>
+        <w:jc w:val="center"/>
+        <w:rPr>
+          <w:rFonts w:ascii="Times New Roman" w:hAnsi="Times New Roman" w:cs="Times New Roman"/>
+        </w:rPr>
+      </w:pPr>
+      <w:r>
+        <w:rPr>
+          <w:rFonts w:ascii="Times New Roman" w:hAnsi="Times New Roman" w:cs="Times New Roman"/>
+        </w:rPr>
+        <w:t xml:space="preserve">Felipe Monte, RM, </w:t>
+      </w:r>
+      <w:r>
+        <w:rPr>
+          <w:rFonts w:ascii="Times New Roman" w:hAnsi="Times New Roman" w:cs="Times New Roman"/>
+        </w:rPr>
+        <w:t>2</w:t>
+      </w:r>
+      <w:r>
+        <w:rPr>
+          <w:rFonts w:ascii="Times New Roman" w:hAnsi="Times New Roman" w:cs="Times New Roman"/>
+        </w:rPr>
+        <w:t>TDSPG</w:t>
+      </w:r>
+    </w:p>
+    <w:p>
+      <w:pPr>
         <w:spacing w:line="240" w:lineRule="auto"/>
         <w:jc w:val="center"/>
         <w:rPr>
           <w:rFonts w:ascii="Times New Roman" w:hAnsi="Times New Roman" w:cs="Times New Roman"/>
-        </w:rPr>
-      </w:pPr>
-      <w:r>
-        <w:rPr>
-          <w:rFonts w:ascii="Times New Roman" w:hAnsi="Times New Roman" w:cs="Times New Roman"/>
-        </w:rPr>
-        <w:t>Pietro Paranhos Wilhelm</w:t>
-      </w:r>
-      <w:r>
-        <w:rPr>
-          <w:rFonts w:ascii="Times New Roman" w:hAnsi="Times New Roman" w:cs="Times New Roman"/>
-        </w:rPr>
-        <w:t xml:space="preserve">, </w:t>
-      </w:r>
-      <w:r>
-        <w:rPr>
-          <w:rFonts w:ascii="Times New Roman" w:hAnsi="Times New Roman" w:cs="Times New Roman"/>
-        </w:rPr>
-        <w:t>561378, 1TDSPG</w:t>
+          <w:lang w:val="en-US"/>
+        </w:rPr>
+      </w:pPr>
+      <w:r>
+        <w:rPr>
+          <w:rFonts w:ascii="Times New Roman" w:hAnsi="Times New Roman" w:cs="Times New Roman"/>
+          <w:lang w:val="en-US"/>
+        </w:rPr>
+        <w:t>Gabriel Neris Losano</w:t>
+      </w:r>
+      <w:r>
+        <w:rPr>
+          <w:rFonts w:ascii="Times New Roman" w:hAnsi="Times New Roman" w:cs="Times New Roman"/>
+          <w:lang w:val="en-US"/>
+        </w:rPr>
+        <w:t xml:space="preserve">, RM, </w:t>
+      </w:r>
+      <w:r>
+        <w:rPr>
+          <w:rFonts w:ascii="Times New Roman" w:hAnsi="Times New Roman" w:cs="Times New Roman"/>
+          <w:lang w:val="en-US"/>
+        </w:rPr>
+        <w:t>2</w:t>
+      </w:r>
+      <w:r>
+        <w:rPr>
+          <w:rFonts w:ascii="Times New Roman" w:hAnsi="Times New Roman" w:cs="Times New Roman"/>
+          <w:lang w:val="en-US"/>
+        </w:rPr>
+        <w:t>TDSPG</w:t>
       </w:r>
     </w:p>
     <w:p>
@@ -559,13 +554,29 @@
         <w:jc w:val="center"/>
         <w:rPr>
           <w:rFonts w:ascii="Times New Roman" w:hAnsi="Times New Roman" w:cs="Times New Roman"/>
-        </w:rPr>
-      </w:pPr>
-      <w:r>
-        <w:rPr>
-          <w:rFonts w:ascii="Times New Roman" w:hAnsi="Times New Roman" w:cs="Times New Roman"/>
-        </w:rPr>
-        <w:t>Joao Vitor Biribilli, RM, 1TDSPG</w:t>
+          <w:lang w:val="en-US"/>
+        </w:rPr>
+      </w:pPr>
+      <w:r>
+        <w:rPr>
+          <w:rFonts w:ascii="Times New Roman" w:hAnsi="Times New Roman" w:cs="Times New Roman"/>
+          <w:lang w:val="en-US"/>
+        </w:rPr>
+        <w:t xml:space="preserve">Joao Vitor Biribilli, RM, </w:t>
+      </w:r>
+      <w:r>
+        <w:rPr>
+          <w:rFonts w:ascii="Times New Roman" w:hAnsi="Times New Roman" w:cs="Times New Roman"/>
+          <w:lang w:val="en-US"/>
+        </w:rPr>
+        <w:t>2</w:t>
+      </w:r>
+      <w:r>
+        <w:rPr>
+          <w:rFonts w:ascii="Times New Roman" w:hAnsi="Times New Roman" w:cs="Times New Roman"/>
+          <w:lang w:val="en-US"/>
+        </w:rPr>
+        <w:t>TDSPG</w:t>
       </w:r>
     </w:p>
     <w:p>
@@ -580,35 +591,19 @@
         <w:rPr>
           <w:rFonts w:ascii="Times New Roman" w:hAnsi="Times New Roman" w:cs="Times New Roman"/>
         </w:rPr>
-        <w:t xml:space="preserve">Gabriel </w:t>
-      </w:r>
-      <w:proofErr w:type="spellStart"/>
-      <w:r>
-        <w:rPr>
-          <w:rFonts w:ascii="Times New Roman" w:hAnsi="Times New Roman" w:cs="Times New Roman"/>
-        </w:rPr>
-        <w:t>Neris</w:t>
-      </w:r>
-      <w:proofErr w:type="spellEnd"/>
-      <w:r>
-        <w:rPr>
-          <w:rFonts w:ascii="Times New Roman" w:hAnsi="Times New Roman" w:cs="Times New Roman"/>
-        </w:rPr>
-        <w:t xml:space="preserve"> </w:t>
-      </w:r>
-      <w:proofErr w:type="spellStart"/>
-      <w:r>
-        <w:rPr>
-          <w:rFonts w:ascii="Times New Roman" w:hAnsi="Times New Roman" w:cs="Times New Roman"/>
-        </w:rPr>
-        <w:t>Losano</w:t>
-      </w:r>
-      <w:proofErr w:type="spellEnd"/>
-      <w:r>
-        <w:rPr>
-          <w:rFonts w:ascii="Times New Roman" w:hAnsi="Times New Roman" w:cs="Times New Roman"/>
-        </w:rPr>
-        <w:t>, RM, 1TDSPG</w:t>
+        <w:t xml:space="preserve">Pedro de Matos, RM, </w:t>
+      </w:r>
+      <w:r>
+        <w:rPr>
+          <w:rFonts w:ascii="Times New Roman" w:hAnsi="Times New Roman" w:cs="Times New Roman"/>
+        </w:rPr>
+        <w:t>2</w:t>
+      </w:r>
+      <w:r>
+        <w:rPr>
+          <w:rFonts w:ascii="Times New Roman" w:hAnsi="Times New Roman" w:cs="Times New Roman"/>
+        </w:rPr>
+        <w:t>TDSPG</w:t>
       </w:r>
     </w:p>
     <w:p>
@@ -623,7 +618,13 @@
         <w:rPr>
           <w:rFonts w:ascii="Times New Roman" w:hAnsi="Times New Roman" w:cs="Times New Roman"/>
         </w:rPr>
-        <w:t>Felipe Monte, RM, 1TDSPG</w:t>
+        <w:t xml:space="preserve">Pietro </w:t>
+      </w:r>
+      <w:r>
+        <w:rPr>
+          <w:rFonts w:ascii="Times New Roman" w:hAnsi="Times New Roman" w:cs="Times New Roman"/>
+        </w:rPr>
+        <w:t>Paranhos Wilhelm, 561378, 2TDSPG</w:t>
       </w:r>
     </w:p>
     <w:p>
@@ -634,12 +635,6 @@
           <w:rFonts w:ascii="Times New Roman" w:hAnsi="Times New Roman" w:cs="Times New Roman"/>
         </w:rPr>
       </w:pPr>
-      <w:r>
-        <w:rPr>
-          <w:rFonts w:ascii="Times New Roman" w:hAnsi="Times New Roman" w:cs="Times New Roman"/>
-        </w:rPr>
-        <w:t>Pedro de Matos, RM, 1TDSPG</w:t>
-      </w:r>
     </w:p>
     <w:p>
       <w:pPr>
@@ -939,6 +934,7 @@
         <w:rPr>
           <w:rFonts w:ascii="Times New Roman" w:hAnsi="Times New Roman" w:cs="Times New Roman"/>
         </w:rPr>
+        <w:lastRenderedPageBreak/>
         <w:t>2026</w:t>
       </w:r>
     </w:p>
@@ -969,7 +965,6 @@
           <w:sz w:val="28"/>
           <w:szCs w:val="28"/>
         </w:rPr>
-        <w:lastRenderedPageBreak/>
         <w:t>SUMÁRIO</w:t>
       </w:r>
     </w:p>
@@ -1583,63 +1578,77 @@
         <w:pStyle w:val="NormalWeb"/>
       </w:pPr>
       <w:r>
-        <w:t xml:space="preserve">A estrutura foi criada para permitir o cadastro de tutores, pets, histórico clínico, dispositivos </w:t>
+        <w:t>A estrutura foi criada para permitir o cadastro de tutores, pets, histórico clínico, dispositivos IoT e alertas inteligentes. Com esses dados, o sistema poderá apoiar a continuidade do cuidado veterinário, registrando informações importantes do animal e permitindo a geração de alertas preventivos com base em dados clínicos e dados coletados por dispositivos.</w:t>
+      </w:r>
+    </w:p>
+    <w:p>
+      <w:pPr>
+        <w:pStyle w:val="NormalWeb"/>
+      </w:pPr>
+      <w:r>
+        <w:t>O modelo foi pensado para o escopo inicial do MVP, mantendo uma estrutura simples, relacional e coerente com a proposta do projeto.</w:t>
+      </w:r>
+    </w:p>
+    <w:p>
+      <w:pPr>
+        <w:pStyle w:val="Ttulo2"/>
+      </w:pPr>
+      <w:r>
+        <w:t>Justificativa da Escolha do Tema</w:t>
+      </w:r>
+      <w:bookmarkEnd w:id="2"/>
+    </w:p>
+    <w:p>
+      <w:pPr>
+        <w:ind w:firstLine="576"/>
+        <w:rPr>
+          <w:rFonts w:ascii="Times New Roman" w:hAnsi="Times New Roman" w:cs="Times New Roman"/>
+        </w:rPr>
+      </w:pPr>
+      <w:r>
+        <w:rPr>
+          <w:rFonts w:ascii="Times New Roman" w:hAnsi="Times New Roman" w:cs="Times New Roman"/>
+        </w:rPr>
+        <w:t>Porque essa solução é relevante e como ela se relaciona ao desafio da Sprint</w:t>
+      </w:r>
+      <w:r>
+        <w:rPr>
+          <w:rFonts w:ascii="Times New Roman" w:hAnsi="Times New Roman" w:cs="Times New Roman"/>
+        </w:rPr>
+        <w:t xml:space="preserve"> (no mínimo 10 linhas).</w:t>
+      </w:r>
+    </w:p>
+    <w:p>
+      <w:pPr>
+        <w:pStyle w:val="Ttulo2"/>
+      </w:pPr>
+      <w:bookmarkStart w:id="3" w:name="_Toc197931765"/>
+      <w:r>
+        <w:t>Tecnologias Utilizadas</w:t>
+      </w:r>
+      <w:bookmarkEnd w:id="3"/>
+    </w:p>
+    <w:p>
+      <w:pPr>
+        <w:ind w:left="432"/>
+        <w:rPr>
+          <w:rFonts w:ascii="Times New Roman" w:hAnsi="Times New Roman" w:cs="Times New Roman"/>
+        </w:rPr>
+      </w:pPr>
+      <w:r>
+        <w:rPr>
+          <w:rFonts w:ascii="Times New Roman" w:hAnsi="Times New Roman" w:cs="Times New Roman"/>
+        </w:rPr>
+        <w:t xml:space="preserve">Oracle Data </w:t>
       </w:r>
       <w:proofErr w:type="spellStart"/>
       <w:r>
-        <w:t>IoT</w:t>
+        <w:rPr>
+          <w:rFonts w:ascii="Times New Roman" w:hAnsi="Times New Roman" w:cs="Times New Roman"/>
+        </w:rPr>
+        <w:t>Modeler</w:t>
       </w:r>
       <w:proofErr w:type="spellEnd"/>
-      <w:r>
-        <w:t xml:space="preserve"> e alertas inteligentes. Com esses dados, o sistema poderá apoiar a continuidade do cuidado veterinário, registrando informações importantes do animal e permitindo a geração de alertas preventivos com base em dados clínicos e dados coletados por dispositivos.</w:t>
-      </w:r>
-    </w:p>
-    <w:p>
-      <w:pPr>
-        <w:pStyle w:val="NormalWeb"/>
-      </w:pPr>
-      <w:r>
-        <w:t>O modelo foi pensado para o escopo inicial do MVP, mantendo uma estrutura simples, relacional e coerente com a proposta do projeto.</w:t>
-      </w:r>
-    </w:p>
-    <w:p>
-      <w:pPr>
-        <w:pStyle w:val="Ttulo2"/>
-      </w:pPr>
-      <w:r>
-        <w:t>Justificativa da Escolha do Tema</w:t>
-      </w:r>
-      <w:bookmarkEnd w:id="2"/>
-    </w:p>
-    <w:p>
-      <w:pPr>
-        <w:ind w:firstLine="576"/>
-        <w:rPr>
-          <w:rFonts w:ascii="Times New Roman" w:hAnsi="Times New Roman" w:cs="Times New Roman"/>
-        </w:rPr>
-      </w:pPr>
-      <w:r>
-        <w:rPr>
-          <w:rFonts w:ascii="Times New Roman" w:hAnsi="Times New Roman" w:cs="Times New Roman"/>
-        </w:rPr>
-        <w:t>Porque essa solução é relevante e como ela se relaciona ao desafio da Sprint</w:t>
-      </w:r>
-      <w:r>
-        <w:rPr>
-          <w:rFonts w:ascii="Times New Roman" w:hAnsi="Times New Roman" w:cs="Times New Roman"/>
-        </w:rPr>
-        <w:t xml:space="preserve"> (no mínimo 10 linhas).</w:t>
-      </w:r>
-    </w:p>
-    <w:p>
-      <w:pPr>
-        <w:pStyle w:val="Ttulo2"/>
-      </w:pPr>
-      <w:bookmarkStart w:id="3" w:name="_Toc197931765"/>
-      <w:r>
-        <w:t>Tecnologias Utilizadas</w:t>
-      </w:r>
-      <w:bookmarkEnd w:id="3"/>
     </w:p>
     <w:p>
       <w:pPr>
@@ -1652,38 +1661,16 @@
         <w:rPr>
           <w:rFonts w:ascii="Times New Roman" w:hAnsi="Times New Roman" w:cs="Times New Roman"/>
         </w:rPr>
-        <w:t xml:space="preserve">Oracle Data </w:t>
+        <w:t xml:space="preserve">Oracle </w:t>
       </w:r>
       <w:proofErr w:type="spellStart"/>
       <w:r>
         <w:rPr>
           <w:rFonts w:ascii="Times New Roman" w:hAnsi="Times New Roman" w:cs="Times New Roman"/>
         </w:rPr>
-        <w:t>Modeler</w:t>
+        <w:t>Developer</w:t>
       </w:r>
       <w:proofErr w:type="spellEnd"/>
-    </w:p>
-    <w:p>
-      <w:pPr>
-        <w:ind w:left="432"/>
-        <w:rPr>
-          <w:rFonts w:ascii="Times New Roman" w:hAnsi="Times New Roman" w:cs="Times New Roman"/>
-        </w:rPr>
-      </w:pPr>
-      <w:r>
-        <w:rPr>
-          <w:rFonts w:ascii="Times New Roman" w:hAnsi="Times New Roman" w:cs="Times New Roman"/>
-        </w:rPr>
-        <w:t xml:space="preserve">Oracle </w:t>
-      </w:r>
-      <w:proofErr w:type="spellStart"/>
-      <w:r>
-        <w:rPr>
-          <w:rFonts w:ascii="Times New Roman" w:hAnsi="Times New Roman" w:cs="Times New Roman"/>
-        </w:rPr>
-        <w:t>Developer</w:t>
-      </w:r>
-      <w:proofErr w:type="spellEnd"/>
       <w:r>
         <w:rPr>
           <w:rFonts w:ascii="Times New Roman" w:hAnsi="Times New Roman" w:cs="Times New Roman"/>
@@ -1693,69 +1680,23 @@
     </w:p>
     <w:p>
       <w:pPr>
-        <w:pStyle w:val="Ttulo1"/>
-        <w:rPr>
+        <w:rPr>
+          <w:rFonts w:ascii="Times New Roman" w:hAnsi="Times New Roman" w:cs="Times New Roman"/>
+          <w:b/>
+          <w:bCs/>
           <w:sz w:val="28"/>
           <w:szCs w:val="28"/>
         </w:rPr>
       </w:pPr>
-      <w:bookmarkStart w:id="4" w:name="_Toc197931766"/>
-      <w:r>
-        <w:rPr>
+      <w:r>
+        <w:rPr>
+          <w:rFonts w:ascii="Times New Roman" w:hAnsi="Times New Roman" w:cs="Times New Roman"/>
+          <w:b/>
+          <w:bCs/>
           <w:sz w:val="28"/>
           <w:szCs w:val="28"/>
         </w:rPr>
         <w:lastRenderedPageBreak/>
-        <w:t>DOCUMENTAÇÃO POR DISCIPLINA</w:t>
-      </w:r>
-      <w:bookmarkEnd w:id="4"/>
-    </w:p>
-    <w:p>
-      <w:pPr>
-        <w:ind w:firstLine="576"/>
-        <w:rPr>
-          <w:rFonts w:ascii="Times New Roman" w:hAnsi="Times New Roman" w:cs="Times New Roman"/>
-        </w:rPr>
-      </w:pPr>
-      <w:r>
-        <w:rPr>
-          <w:rFonts w:ascii="Times New Roman" w:hAnsi="Times New Roman" w:cs="Times New Roman"/>
-        </w:rPr>
-        <w:t>Insira aqui</w:t>
-      </w:r>
-      <w:r>
-        <w:rPr>
-          <w:rFonts w:ascii="Times New Roman" w:hAnsi="Times New Roman" w:cs="Times New Roman"/>
-        </w:rPr>
-        <w:t xml:space="preserve"> os conteúdos textuais e de multimidia solicitados na referida Sprint para cada disciplina. Siga um exemplo abaixo:</w:t>
-      </w:r>
-    </w:p>
-    <w:p>
-      <w:pPr>
-        <w:ind w:firstLine="576"/>
-        <w:rPr>
-          <w:rFonts w:ascii="Times New Roman" w:hAnsi="Times New Roman" w:cs="Times New Roman"/>
-        </w:rPr>
-      </w:pPr>
-    </w:p>
-    <w:p>
-      <w:pPr>
-        <w:rPr>
-          <w:rFonts w:ascii="Times New Roman" w:hAnsi="Times New Roman" w:cs="Times New Roman"/>
-          <w:b/>
-          <w:bCs/>
-          <w:sz w:val="28"/>
-          <w:szCs w:val="28"/>
-        </w:rPr>
-      </w:pPr>
-      <w:r>
-        <w:rPr>
-          <w:rFonts w:ascii="Times New Roman" w:hAnsi="Times New Roman" w:cs="Times New Roman"/>
-          <w:b/>
-          <w:bCs/>
-          <w:sz w:val="28"/>
-          <w:szCs w:val="28"/>
-        </w:rPr>
         <w:t>2. BUILDING RELATIONAL DATABASE</w:t>
       </w:r>
     </w:p>
@@ -2042,8 +1983,23 @@
           <w:b/>
           <w:bCs/>
         </w:rPr>
-        <w:lastRenderedPageBreak/>
-        <w:t xml:space="preserve">2.3 Modelagem Lógica (ou </w:t>
+        <w:t xml:space="preserve">2.3 Modelagem Lógica </w:t>
+      </w:r>
+      <w:r>
+        <w:rPr>
+          <w:rFonts w:ascii="Times New Roman" w:hAnsi="Times New Roman" w:cs="Times New Roman"/>
+          <w:b/>
+          <w:bCs/>
+        </w:rPr>
+        <w:t>e</w:t>
+      </w:r>
+      <w:r>
+        <w:rPr>
+          <w:rFonts w:ascii="Times New Roman" w:hAnsi="Times New Roman" w:cs="Times New Roman"/>
+          <w:b/>
+          <w:bCs/>
+        </w:rPr>
+        <w:t xml:space="preserve"> </w:t>
       </w:r>
       <w:proofErr w:type="spellStart"/>
       <w:r>
@@ -2055,14 +2011,6 @@
         <w:t>Relational</w:t>
       </w:r>
       <w:proofErr w:type="spellEnd"/>
-      <w:r>
-        <w:rPr>
-          <w:rFonts w:ascii="Times New Roman" w:hAnsi="Times New Roman" w:cs="Times New Roman"/>
-          <w:b/>
-          <w:bCs/>
-        </w:rPr>
-        <w:t>)</w:t>
-      </w:r>
     </w:p>
     <w:p>
       <w:pPr>
@@ -2105,35 +2053,81 @@
           <w:rFonts w:ascii="Times New Roman" w:hAnsi="Times New Roman" w:cs="Times New Roman"/>
         </w:rPr>
       </w:pPr>
-      <w:r>
-        <w:rPr>
-          <w:rFonts w:ascii="Times New Roman" w:hAnsi="Times New Roman" w:cs="Times New Roman"/>
-        </w:rPr>
-        <w:t>Nesse subcapitulo é esperado uma imagem legível e de alta qualidade sobre o M</w:t>
-      </w:r>
-      <w:r>
-        <w:rPr>
-          <w:rFonts w:ascii="Times New Roman" w:hAnsi="Times New Roman" w:cs="Times New Roman"/>
-        </w:rPr>
-        <w:t>odelagem Lógica</w:t>
-      </w:r>
-      <w:r>
-        <w:rPr>
-          <w:rFonts w:ascii="Times New Roman" w:hAnsi="Times New Roman" w:cs="Times New Roman"/>
-        </w:rPr>
-        <w:t xml:space="preserve"> relacionado ao seu </w:t>
-      </w:r>
-      <w:r>
-        <w:rPr>
-          <w:rFonts w:ascii="Times New Roman" w:hAnsi="Times New Roman" w:cs="Times New Roman"/>
-        </w:rPr>
-        <w:t>projeto</w:t>
-      </w:r>
-      <w:r>
-        <w:rPr>
-          <w:rFonts w:ascii="Times New Roman" w:hAnsi="Times New Roman" w:cs="Times New Roman"/>
-        </w:rPr>
-        <w:t>.</w:t>
+    </w:p>
+    <w:p>
+      <w:pPr>
+        <w:ind w:firstLine="708"/>
+      </w:pPr>
+      <w:r>
+        <w:rPr>
+          <w:rFonts w:ascii="Times New Roman" w:hAnsi="Times New Roman" w:cs="Times New Roman"/>
+        </w:rPr>
+        <w:lastRenderedPageBreak/>
+        <w:t xml:space="preserve">Modelo </w:t>
+      </w:r>
+      <w:proofErr w:type="spellStart"/>
+      <w:r>
+        <w:rPr>
+          <w:rFonts w:ascii="Times New Roman" w:hAnsi="Times New Roman" w:cs="Times New Roman"/>
+        </w:rPr>
+        <w:t>Relational</w:t>
+      </w:r>
+      <w:proofErr w:type="spellEnd"/>
+      <w:r>
+        <w:rPr>
+          <w:rFonts w:ascii="Times New Roman" w:hAnsi="Times New Roman" w:cs="Times New Roman"/>
+        </w:rPr>
+        <w:t xml:space="preserve">: </w:t>
+      </w:r>
+      <w:r>
+        <w:drawing>
+          <wp:inline distT="0" distB="0" distL="0" distR="0" wp14:anchorId="3B22CD87" wp14:editId="4AA607D5">
+            <wp:extent cx="5400040" cy="3916680"/>
+            <wp:effectExtent l="0" t="0" r="0" b="7620"/>
+            <wp:docPr id="1466991412" name="Imagem 2"/>
+            <wp:cNvGraphicFramePr>
+              <a:graphicFrameLocks xmlns:a="http://schemas.openxmlformats.org/drawingml/2006/main" noChangeAspect="1"/>
+            </wp:cNvGraphicFramePr>
+            <a:graphic xmlns:a="http://schemas.openxmlformats.org/drawingml/2006/main">
+              <a:graphicData uri="http://schemas.openxmlformats.org/drawingml/2006/picture">
+                <pic:pic xmlns:pic="http://schemas.openxmlformats.org/drawingml/2006/picture">
+                  <pic:nvPicPr>
+                    <pic:cNvPr id="0" name="Picture 7"/>
+                    <pic:cNvPicPr>
+                      <a:picLocks noChangeAspect="1" noChangeArrowheads="1"/>
+                    </pic:cNvPicPr>
+                  </pic:nvPicPr>
+                  <pic:blipFill>
+                    <a:blip r:embed="rId6">
+                      <a:extLst>
+                        <a:ext uri="{28A0092B-C50C-407E-A947-70E740481C1C}">
+                          <a14:useLocalDpi xmlns:a14="http://schemas.microsoft.com/office/drawing/2010/main" val="0"/>
+                        </a:ext>
+                      </a:extLst>
+                    </a:blip>
+                    <a:srcRect/>
+                    <a:stretch>
+                      <a:fillRect/>
+                    </a:stretch>
+                  </pic:blipFill>
+                  <pic:spPr bwMode="auto">
+                    <a:xfrm>
+                      <a:off x="0" y="0"/>
+                      <a:ext cx="5400040" cy="3916680"/>
+                    </a:xfrm>
+                    <a:prstGeom prst="rect">
+                      <a:avLst/>
+                    </a:prstGeom>
+                    <a:noFill/>
+                    <a:ln>
+                      <a:noFill/>
+                    </a:ln>
+                  </pic:spPr>
+                </pic:pic>
+              </a:graphicData>
+            </a:graphic>
+          </wp:inline>
+        </w:drawing>
       </w:r>
     </w:p>
     <w:p>
@@ -2144,50 +2138,106 @@
           <w:rFonts w:ascii="Times New Roman" w:hAnsi="Times New Roman" w:cs="Times New Roman"/>
         </w:rPr>
       </w:pPr>
-      <w:r>
-        <w:rPr>
-          <w:rFonts w:ascii="Times New Roman" w:hAnsi="Times New Roman" w:cs="Times New Roman"/>
-        </w:rPr>
-        <w:t xml:space="preserve">Utilize os softwares de modelagem aplicados na aula, por exemplo, ORACLE DATA MODELER ou </w:t>
+    </w:p>
+    <w:p>
+      <w:pPr>
+        <w:ind w:firstLine="708"/>
+      </w:pPr>
+      <w:r>
+        <w:rPr>
+          <w:rFonts w:ascii="Times New Roman" w:hAnsi="Times New Roman" w:cs="Times New Roman"/>
+        </w:rPr>
+        <w:t xml:space="preserve">Modelo </w:t>
       </w:r>
       <w:proofErr w:type="spellStart"/>
       <w:r>
         <w:rPr>
           <w:rFonts w:ascii="Times New Roman" w:hAnsi="Times New Roman" w:cs="Times New Roman"/>
         </w:rPr>
-        <w:t>BrModelo</w:t>
+        <w:t>Logical</w:t>
       </w:r>
       <w:proofErr w:type="spellEnd"/>
       <w:r>
         <w:rPr>
           <w:rFonts w:ascii="Times New Roman" w:hAnsi="Times New Roman" w:cs="Times New Roman"/>
         </w:rPr>
-        <w:t>.</w:t>
-      </w:r>
-    </w:p>
-    <w:p>
-      <w:pPr>
-        <w:ind w:firstLine="708"/>
-        <w:jc w:val="both"/>
-        <w:rPr>
-          <w:rFonts w:ascii="Times New Roman" w:hAnsi="Times New Roman" w:cs="Times New Roman"/>
-        </w:rPr>
-      </w:pPr>
-    </w:p>
-    <w:p>
-      <w:pPr>
-        <w:rPr>
-          <w:rFonts w:ascii="Times New Roman" w:hAnsi="Times New Roman" w:cs="Times New Roman"/>
-          <w:b/>
-          <w:bCs/>
-        </w:rPr>
-      </w:pPr>
-      <w:r>
-        <w:rPr>
-          <w:rFonts w:ascii="Times New Roman" w:hAnsi="Times New Roman" w:cs="Times New Roman"/>
-          <w:b/>
-          <w:bCs/>
-        </w:rPr>
+        <w:t>:</w:t>
+      </w:r>
+      <w:r>
+        <w:rPr>
+          <w:rFonts w:ascii="Times New Roman" w:eastAsia="Times New Roman" w:hAnsi="Times New Roman" w:cs="Times New Roman"/>
+          <w:kern w:val="0"/>
+          <w:lang w:eastAsia="pt-BR"/>
+          <w14:ligatures w14:val="none"/>
+        </w:rPr>
+        <w:t xml:space="preserve"> </w:t>
+      </w:r>
+      <w:r>
+        <w:drawing>
+          <wp:inline distT="0" distB="0" distL="0" distR="0" wp14:anchorId="74FCDCCB" wp14:editId="2311E2A8">
+            <wp:extent cx="5400040" cy="3914140"/>
+            <wp:effectExtent l="0" t="0" r="0" b="0"/>
+            <wp:docPr id="324492755" name="Imagem 4"/>
+            <wp:cNvGraphicFramePr>
+              <a:graphicFrameLocks xmlns:a="http://schemas.openxmlformats.org/drawingml/2006/main" noChangeAspect="1"/>
+            </wp:cNvGraphicFramePr>
+            <a:graphic xmlns:a="http://schemas.openxmlformats.org/drawingml/2006/main">
+              <a:graphicData uri="http://schemas.openxmlformats.org/drawingml/2006/picture">
+                <pic:pic xmlns:pic="http://schemas.openxmlformats.org/drawingml/2006/picture">
+                  <pic:nvPicPr>
+                    <pic:cNvPr id="0" name="Picture 14"/>
+                    <pic:cNvPicPr>
+                      <a:picLocks noChangeAspect="1" noChangeArrowheads="1"/>
+                    </pic:cNvPicPr>
+                  </pic:nvPicPr>
+                  <pic:blipFill>
+                    <a:blip r:embed="rId7" cstate="print">
+                      <a:extLst>
+                        <a:ext uri="{28A0092B-C50C-407E-A947-70E740481C1C}">
+                          <a14:useLocalDpi xmlns:a14="http://schemas.microsoft.com/office/drawing/2010/main" val="0"/>
+                        </a:ext>
+                      </a:extLst>
+                    </a:blip>
+                    <a:srcRect/>
+                    <a:stretch>
+                      <a:fillRect/>
+                    </a:stretch>
+                  </pic:blipFill>
+                  <pic:spPr bwMode="auto">
+                    <a:xfrm>
+                      <a:off x="0" y="0"/>
+                      <a:ext cx="5400040" cy="3914140"/>
+                    </a:xfrm>
+                    <a:prstGeom prst="rect">
+                      <a:avLst/>
+                    </a:prstGeom>
+                    <a:noFill/>
+                    <a:ln>
+                      <a:noFill/>
+                    </a:ln>
+                  </pic:spPr>
+                </pic:pic>
+              </a:graphicData>
+            </a:graphic>
+          </wp:inline>
+        </w:drawing>
+      </w:r>
+    </w:p>
+    <w:p>
+      <w:pPr>
+        <w:rPr>
+          <w:rFonts w:ascii="Times New Roman" w:hAnsi="Times New Roman" w:cs="Times New Roman"/>
+          <w:b/>
+          <w:bCs/>
+        </w:rPr>
+      </w:pPr>
+      <w:r>
+        <w:rPr>
+          <w:rFonts w:ascii="Times New Roman" w:hAnsi="Times New Roman" w:cs="Times New Roman"/>
+          <w:b/>
+          <w:bCs/>
+        </w:rPr>
+        <w:lastRenderedPageBreak/>
         <w:t>2.4</w:t>
       </w:r>
       <w:r>
@@ -2263,7 +2313,6 @@
         </w:numPr>
         <w:spacing w:before="100" w:beforeAutospacing="1" w:after="100" w:afterAutospacing="1" w:line="240" w:lineRule="auto"/>
       </w:pPr>
-      <w:proofErr w:type="gramStart"/>
       <w:r>
         <w:rPr>
           <w:rStyle w:val="CdigoHTML"/>
@@ -2271,7 +2320,6 @@
         </w:rPr>
         <w:t>nome</w:t>
       </w:r>
-      <w:proofErr w:type="gramEnd"/>
       <w:r>
         <w:t xml:space="preserve"> armazena apenas o nome. </w:t>
       </w:r>
@@ -2285,7 +2333,6 @@
         <w:spacing w:before="100" w:beforeAutospacing="1" w:after="100" w:afterAutospacing="1" w:line="240" w:lineRule="auto"/>
       </w:pPr>
       <w:proofErr w:type="spellStart"/>
-      <w:proofErr w:type="gramStart"/>
       <w:r>
         <w:rPr>
           <w:rStyle w:val="CdigoHTML"/>
@@ -2294,7 +2341,6 @@
         <w:t>cpf</w:t>
       </w:r>
       <w:proofErr w:type="spellEnd"/>
-      <w:proofErr w:type="gramEnd"/>
       <w:r>
         <w:t xml:space="preserve"> armazena apenas o CPF. </w:t>
       </w:r>
@@ -2308,7 +2354,6 @@
         <w:spacing w:before="100" w:beforeAutospacing="1" w:after="100" w:afterAutospacing="1" w:line="240" w:lineRule="auto"/>
       </w:pPr>
       <w:proofErr w:type="spellStart"/>
-      <w:proofErr w:type="gramStart"/>
       <w:r>
         <w:rPr>
           <w:rStyle w:val="CdigoHTML"/>
@@ -2317,7 +2362,6 @@
         <w:t>email</w:t>
       </w:r>
       <w:proofErr w:type="spellEnd"/>
-      <w:proofErr w:type="gramEnd"/>
       <w:r>
         <w:t xml:space="preserve"> armazena apenas o e-mail. </w:t>
       </w:r>
@@ -2331,7 +2375,6 @@
         <w:spacing w:before="100" w:beforeAutospacing="1" w:after="100" w:afterAutospacing="1" w:line="240" w:lineRule="auto"/>
       </w:pPr>
       <w:proofErr w:type="spellStart"/>
-      <w:proofErr w:type="gramStart"/>
       <w:r>
         <w:rPr>
           <w:rStyle w:val="CdigoHTML"/>
@@ -2340,7 +2383,6 @@
         <w:t>especie</w:t>
       </w:r>
       <w:proofErr w:type="spellEnd"/>
-      <w:proofErr w:type="gramEnd"/>
       <w:r>
         <w:t xml:space="preserve"> armazena apenas a espécie. </w:t>
       </w:r>
@@ -2354,21 +2396,12 @@
         <w:spacing w:before="100" w:beforeAutospacing="1" w:after="100" w:afterAutospacing="1" w:line="240" w:lineRule="auto"/>
       </w:pPr>
       <w:proofErr w:type="spellStart"/>
-      <w:proofErr w:type="gramStart"/>
       <w:r>
         <w:rPr>
           <w:rStyle w:val="CdigoHTML"/>
           <w:rFonts w:eastAsiaTheme="majorEastAsia"/>
         </w:rPr>
-        <w:t>tipo</w:t>
-      </w:r>
-      <w:proofErr w:type="gramEnd"/>
-      <w:r>
-        <w:rPr>
-          <w:rStyle w:val="CdigoHTML"/>
-          <w:rFonts w:eastAsiaTheme="majorEastAsia"/>
-        </w:rPr>
-        <w:t>_registro</w:t>
+        <w:t>tipo_registro</w:t>
       </w:r>
       <w:proofErr w:type="spellEnd"/>
       <w:r>
@@ -2384,21 +2417,12 @@
         <w:spacing w:before="100" w:beforeAutospacing="1" w:after="100" w:afterAutospacing="1" w:line="240" w:lineRule="auto"/>
       </w:pPr>
       <w:proofErr w:type="spellStart"/>
-      <w:proofErr w:type="gramStart"/>
       <w:r>
         <w:rPr>
           <w:rStyle w:val="CdigoHTML"/>
           <w:rFonts w:eastAsiaTheme="majorEastAsia"/>
         </w:rPr>
-        <w:t>nivel</w:t>
-      </w:r>
-      <w:proofErr w:type="gramEnd"/>
-      <w:r>
-        <w:rPr>
-          <w:rStyle w:val="CdigoHTML"/>
-          <w:rFonts w:eastAsiaTheme="majorEastAsia"/>
-        </w:rPr>
-        <w:t>_risco</w:t>
+        <w:t>nivel_risco</w:t>
       </w:r>
       <w:proofErr w:type="spellEnd"/>
       <w:r>
@@ -2534,7 +2558,6 @@
         <w:pStyle w:val="NormalWeb"/>
       </w:pPr>
       <w:r>
-        <w:lastRenderedPageBreak/>
         <w:t xml:space="preserve">Na tabela </w:t>
       </w:r>
       <w:r>
@@ -2749,6 +2772,7 @@
         <w:ind w:left="576" w:hanging="576"/>
       </w:pPr>
       <w:r>
+        <w:lastRenderedPageBreak/>
         <w:t xml:space="preserve"> Terceira Forma Normal — 3FN</w:t>
       </w:r>
     </w:p>
@@ -2983,15 +3007,7 @@
         <w:rPr>
           <w:u w:val="single"/>
         </w:rPr>
-        <w:t>inconsi</w:t>
-      </w:r>
-      <w:bookmarkStart w:id="5" w:name="_GoBack"/>
-      <w:bookmarkEnd w:id="5"/>
-      <w:r>
-        <w:rPr>
-          <w:u w:val="single"/>
-        </w:rPr>
-        <w:t>stências</w:t>
+        <w:t>inconsistências</w:t>
       </w:r>
       <w:r>
         <w:t xml:space="preserve"> e mantém o modelo organizado.</w:t>
@@ -3034,7 +3050,7 @@
 </file>
 
 <file path=word/numbering.xml><?xml version="1.0" encoding="utf-8"?>
-<w:numbering xmlns:wpc="http://schemas.microsoft.com/office/word/2010/wordprocessingCanvas" xmlns:mc="http://schemas.openxmlformats.org/markup-compatibility/2006" xmlns:o="urn:schemas-microsoft-com:office:office" xmlns:r="http://schemas.openxmlformats.org/officeDocument/2006/relationships" xmlns:m="http://schemas.openxmlformats.org/officeDocument/2006/math" xmlns:v="urn:schemas-microsoft-com:vml" xmlns:wp14="http://schemas.microsoft.com/office/word/2010/wordprocessingDrawing" xmlns:wp="http://schemas.openxmlformats.org/drawingml/2006/wordprocessingDrawing" xmlns:w10="urn:schemas-microsoft-com:office:word" xmlns:w="http://schemas.openxmlformats.org/wordprocessingml/2006/main" xmlns:w14="http://schemas.microsoft.com/office/word/2010/wordml" xmlns:w15="http://schemas.microsoft.com/office/word/2012/wordml" xmlns:wpg="http://schemas.microsoft.com/office/word/2010/wordprocessingGroup" xmlns:wpi="http://schemas.microsoft.com/office/word/2010/wordprocessingInk" xmlns:wne="http://schemas.microsoft.com/office/word/2006/wordml" xmlns:wps="http://schemas.microsoft.com/office/word/2010/wordprocessingShape" mc:Ignorable="w14 w15 wp14">
+<w:numbering xmlns:wpc="http://schemas.microsoft.com/office/word/2010/wordprocessingCanvas" xmlns:cx="http://schemas.microsoft.com/office/drawing/2014/chartex" xmlns:cx1="http://schemas.microsoft.com/office/drawing/2015/9/8/chartex" xmlns:cx2="http://schemas.microsoft.com/office/drawing/2015/10/21/chartex" xmlns:cx3="http://schemas.microsoft.com/office/drawing/2016/5/9/chartex" xmlns:cx4="http://schemas.microsoft.com/office/drawing/2016/5/10/chartex" xmlns:cx5="http://schemas.microsoft.com/office/drawing/2016/5/11/chartex" xmlns:cx6="http://schemas.microsoft.com/office/drawing/2016/5/12/chartex" xmlns:cx7="http://schemas.microsoft.com/office/drawing/2016/5/13/chartex" xmlns:cx8="http://schemas.microsoft.com/office/drawing/2016/5/14/chartex" xmlns:mc="http://schemas.openxmlformats.org/markup-compatibility/2006" xmlns:aink="http://schemas.microsoft.com/office/drawing/2016/ink" xmlns:am3d="http://schemas.microsoft.com/office/drawing/2017/model3d" xmlns:o="urn:schemas-microsoft-com:office:office" xmlns:oel="http://schemas.microsoft.com/office/2019/extlst" xmlns:r="http://schemas.openxmlformats.org/officeDocument/2006/relationships" xmlns:m="http://schemas.openxmlformats.org/officeDocument/2006/math" xmlns:v="urn:schemas-microsoft-com:vml" xmlns:wp14="http://schemas.microsoft.com/office/word/2010/wordprocessingDrawing" xmlns:wp="http://schemas.openxmlformats.org/drawingml/2006/wordprocessingDrawing" xmlns:w10="urn:schemas-microsoft-com:office:word" xmlns:w="http://schemas.openxmlformats.org/wordprocessingml/2006/main" xmlns:w14="http://schemas.microsoft.com/office/word/2010/wordml" xmlns:w15="http://schemas.microsoft.com/office/word/2012/wordml" xmlns:w16cex="http://schemas.microsoft.com/office/word/2018/wordml/cex" xmlns:w16cid="http://schemas.microsoft.com/office/word/2016/wordml/cid" xmlns:w16="http://schemas.microsoft.com/office/word/2018/wordml" xmlns:w16du="http://schemas.microsoft.com/office/word/2023/wordml/word16du" xmlns:w16sdtdh="http://schemas.microsoft.com/office/word/2020/wordml/sdtdatahash" xmlns:w16sdtfl="http://schemas.microsoft.com/office/word/2024/wordml/sdtformatlock" xmlns:w16se="http://schemas.microsoft.com/office/word/2015/wordml/symex" xmlns:wpg="http://schemas.microsoft.com/office/word/2010/wordprocessingGroup" xmlns:wpi="http://schemas.microsoft.com/office/word/2010/wordprocessingInk" xmlns:wne="http://schemas.microsoft.com/office/word/2006/wordml" xmlns:wps="http://schemas.microsoft.com/office/word/2010/wordprocessingShape" mc:Ignorable="w14 w15 w16se w16cid w16 w16cex w16sdtdh w16sdtfl w16du wp14">
   <w:abstractNum w:abstractNumId="0" w15:restartNumberingAfterBreak="0">
     <w:nsid w:val="248A759E"/>
     <w:multiLevelType w:val="multilevel"/>
@@ -3428,32 +3444,32 @@
       </w:rPr>
     </w:lvl>
   </w:abstractNum>
-  <w:num w:numId="1">
+  <w:num w:numId="1" w16cid:durableId="1064185615">
     <w:abstractNumId w:val="1"/>
   </w:num>
-  <w:num w:numId="2">
+  <w:num w:numId="2" w16cid:durableId="1227568658">
     <w:abstractNumId w:val="1"/>
   </w:num>
-  <w:num w:numId="3">
+  <w:num w:numId="3" w16cid:durableId="1947150495">
     <w:abstractNumId w:val="1"/>
   </w:num>
-  <w:num w:numId="4">
+  <w:num w:numId="4" w16cid:durableId="334842152">
     <w:abstractNumId w:val="1"/>
   </w:num>
-  <w:num w:numId="5">
+  <w:num w:numId="5" w16cid:durableId="2005428395">
     <w:abstractNumId w:val="1"/>
   </w:num>
-  <w:num w:numId="6">
+  <w:num w:numId="6" w16cid:durableId="39869593">
     <w:abstractNumId w:val="0"/>
   </w:num>
-  <w:num w:numId="7">
+  <w:num w:numId="7" w16cid:durableId="1451896960">
     <w:abstractNumId w:val="2"/>
   </w:num>
 </w:numbering>
 </file>
 
 <file path=word/styles.xml><?xml version="1.0" encoding="utf-8"?>
-<w:styles xmlns:mc="http://schemas.openxmlformats.org/markup-compatibility/2006" xmlns:r="http://schemas.openxmlformats.org/officeDocument/2006/relationships" xmlns:w="http://schemas.openxmlformats.org/wordprocessingml/2006/main" xmlns:w14="http://schemas.microsoft.com/office/word/2010/wordml" xmlns:w15="http://schemas.microsoft.com/office/word/2012/wordml" mc:Ignorable="w14 w15">
+<w:styles xmlns:mc="http://schemas.openxmlformats.org/markup-compatibility/2006" xmlns:r="http://schemas.openxmlformats.org/officeDocument/2006/relationships" xmlns:w="http://schemas.openxmlformats.org/wordprocessingml/2006/main" xmlns:w14="http://schemas.microsoft.com/office/word/2010/wordml" xmlns:w15="http://schemas.microsoft.com/office/word/2012/wordml" xmlns:w16cex="http://schemas.microsoft.com/office/word/2018/wordml/cex" xmlns:w16cid="http://schemas.microsoft.com/office/word/2016/wordml/cid" xmlns:w16="http://schemas.microsoft.com/office/word/2018/wordml" xmlns:w16du="http://schemas.microsoft.com/office/word/2023/wordml/word16du" xmlns:w16sdtdh="http://schemas.microsoft.com/office/word/2020/wordml/sdtdatahash" xmlns:w16sdtfl="http://schemas.microsoft.com/office/word/2024/wordml/sdtformatlock" xmlns:w16se="http://schemas.microsoft.com/office/word/2015/wordml/symex" mc:Ignorable="w14 w15 w16se w16cid w16 w16cex w16sdtdh w16sdtfl w16du">
   <w:docDefaults>
     <w:rPrDefault>
       <w:rPr>
@@ -3471,7 +3487,7 @@
       </w:pPr>
     </w:pPrDefault>
   </w:docDefaults>
-  <w:latentStyles w:defLockedState="0" w:defUIPriority="99" w:defSemiHidden="0" w:defUnhideWhenUsed="0" w:defQFormat="0" w:count="371">
+  <w:latentStyles w:defLockedState="0" w:defUIPriority="99" w:defSemiHidden="0" w:defUnhideWhenUsed="0" w:defQFormat="0" w:count="376">
     <w:lsdException w:name="Normal" w:uiPriority="0" w:qFormat="1"/>
     <w:lsdException w:name="heading 1" w:uiPriority="9" w:qFormat="1"/>
     <w:lsdException w:name="heading 2" w:semiHidden="1" w:uiPriority="9" w:unhideWhenUsed="1" w:qFormat="1"/>
@@ -3843,11 +3859,16 @@
     <w:lsdException w:name="List Table 5 Dark Accent 6" w:uiPriority="50"/>
     <w:lsdException w:name="List Table 6 Colorful Accent 6" w:uiPriority="51"/>
     <w:lsdException w:name="List Table 7 Colorful Accent 6" w:uiPriority="52"/>
+    <w:lsdException w:name="Mention" w:semiHidden="1" w:unhideWhenUsed="1"/>
+    <w:lsdException w:name="Smart Hyperlink" w:semiHidden="1" w:unhideWhenUsed="1"/>
+    <w:lsdException w:name="Hashtag" w:semiHidden="1" w:unhideWhenUsed="1"/>
+    <w:lsdException w:name="Unresolved Mention" w:semiHidden="1" w:unhideWhenUsed="1"/>
+    <w:lsdException w:name="Smart Link" w:semiHidden="1" w:unhideWhenUsed="1"/>
   </w:latentStyles>
   <w:style w:type="paragraph" w:default="1" w:styleId="Normal">
     <w:name w:val="Normal"/>
     <w:qFormat/>
-    <w:rsid w:val="00692D02"/>
+    <w:rsid w:val="00E52921"/>
   </w:style>
   <w:style w:type="paragraph" w:styleId="Ttulo1">
     <w:name w:val="heading 1"/>
@@ -4085,7 +4106,6 @@
   <w:style w:type="character" w:default="1" w:styleId="Fontepargpadro">
     <w:name w:val="Default Paragraph Font"/>
     <w:uiPriority w:val="1"/>
-    <w:semiHidden/>
     <w:unhideWhenUsed/>
   </w:style>
   <w:style w:type="table" w:default="1" w:styleId="Tabelanormal">

--- a/documentaçãoDB.docx
+++ b/documentaçãoDB.docx
@@ -1,6 +1,6 @@
 
 <file path=word/document.xml><?xml version="1.0" encoding="utf-8"?>
-<w:document xmlns:wpc="http://schemas.microsoft.com/office/word/2010/wordprocessingCanvas" xmlns:cx="http://schemas.microsoft.com/office/drawing/2014/chartex" xmlns:cx1="http://schemas.microsoft.com/office/drawing/2015/9/8/chartex" xmlns:cx2="http://schemas.microsoft.com/office/drawing/2015/10/21/chartex" xmlns:cx3="http://schemas.microsoft.com/office/drawing/2016/5/9/chartex" xmlns:cx4="http://schemas.microsoft.com/office/drawing/2016/5/10/chartex" xmlns:cx5="http://schemas.microsoft.com/office/drawing/2016/5/11/chartex" xmlns:cx6="http://schemas.microsoft.com/office/drawing/2016/5/12/chartex" xmlns:cx7="http://schemas.microsoft.com/office/drawing/2016/5/13/chartex" xmlns:cx8="http://schemas.microsoft.com/office/drawing/2016/5/14/chartex" xmlns:mc="http://schemas.openxmlformats.org/markup-compatibility/2006" xmlns:aink="http://schemas.microsoft.com/office/drawing/2016/ink" xmlns:am3d="http://schemas.microsoft.com/office/drawing/2017/model3d" xmlns:o="urn:schemas-microsoft-com:office:office" xmlns:oel="http://schemas.microsoft.com/office/2019/extlst" xmlns:r="http://schemas.openxmlformats.org/officeDocument/2006/relationships" xmlns:m="http://schemas.openxmlformats.org/officeDocument/2006/math" xmlns:v="urn:schemas-microsoft-com:vml" xmlns:wp14="http://schemas.microsoft.com/office/word/2010/wordprocessingDrawing" xmlns:wp="http://schemas.openxmlformats.org/drawingml/2006/wordprocessingDrawing" xmlns:w10="urn:schemas-microsoft-com:office:word" xmlns:w="http://schemas.openxmlformats.org/wordprocessingml/2006/main" xmlns:w14="http://schemas.microsoft.com/office/word/2010/wordml" xmlns:w15="http://schemas.microsoft.com/office/word/2012/wordml" xmlns:w16cex="http://schemas.microsoft.com/office/word/2018/wordml/cex" xmlns:w16cid="http://schemas.microsoft.com/office/word/2016/wordml/cid" xmlns:w16="http://schemas.microsoft.com/office/word/2018/wordml" xmlns:w16du="http://schemas.microsoft.com/office/word/2023/wordml/word16du" xmlns:w16sdtdh="http://schemas.microsoft.com/office/word/2020/wordml/sdtdatahash" xmlns:w16sdtfl="http://schemas.microsoft.com/office/word/2024/wordml/sdtformatlock" xmlns:w16se="http://schemas.microsoft.com/office/word/2015/wordml/symex" xmlns:wpg="http://schemas.microsoft.com/office/word/2010/wordprocessingGroup" xmlns:wpi="http://schemas.microsoft.com/office/word/2010/wordprocessingInk" xmlns:wne="http://schemas.microsoft.com/office/word/2006/wordml" xmlns:wps="http://schemas.microsoft.com/office/word/2010/wordprocessingShape" mc:Ignorable="w14 w15 w16se w16cid w16 w16cex w16sdtdh w16sdtfl w16du wp14">
+<w:document xmlns:wpc="http://schemas.microsoft.com/office/word/2010/wordprocessingCanvas" xmlns:cx="http://schemas.microsoft.com/office/drawing/2014/chartex" xmlns:cx1="http://schemas.microsoft.com/office/drawing/2015/9/8/chartex" xmlns:cx2="http://schemas.microsoft.com/office/drawing/2015/10/21/chartex" xmlns:cx3="http://schemas.microsoft.com/office/drawing/2016/5/9/chartex" xmlns:cx4="http://schemas.microsoft.com/office/drawing/2016/5/10/chartex" xmlns:cx5="http://schemas.microsoft.com/office/drawing/2016/5/11/chartex" xmlns:cx6="http://schemas.microsoft.com/office/drawing/2016/5/12/chartex" xmlns:cx7="http://schemas.microsoft.com/office/drawing/2016/5/13/chartex" xmlns:cx8="http://schemas.microsoft.com/office/drawing/2016/5/14/chartex" xmlns:mc="http://schemas.openxmlformats.org/markup-compatibility/2006" xmlns:aink="http://schemas.microsoft.com/office/drawing/2016/ink" xmlns:am3d="http://schemas.microsoft.com/office/drawing/2017/model3d" xmlns:o="urn:schemas-microsoft-com:office:office" xmlns:r="http://schemas.openxmlformats.org/officeDocument/2006/relationships" xmlns:m="http://schemas.openxmlformats.org/officeDocument/2006/math" xmlns:v="urn:schemas-microsoft-com:vml" xmlns:wp14="http://schemas.microsoft.com/office/word/2010/wordprocessingDrawing" xmlns:wp="http://schemas.openxmlformats.org/drawingml/2006/wordprocessingDrawing" xmlns:w10="urn:schemas-microsoft-com:office:word" xmlns:w="http://schemas.openxmlformats.org/wordprocessingml/2006/main" xmlns:w14="http://schemas.microsoft.com/office/word/2010/wordml" xmlns:w15="http://schemas.microsoft.com/office/word/2012/wordml" xmlns:w16cex="http://schemas.microsoft.com/office/word/2018/wordml/cex" xmlns:w16cid="http://schemas.microsoft.com/office/word/2016/wordml/cid" xmlns:w16="http://schemas.microsoft.com/office/word/2018/wordml" xmlns:w16sdtdh="http://schemas.microsoft.com/office/word/2020/wordml/sdtdatahash" xmlns:w16se="http://schemas.microsoft.com/office/word/2015/wordml/symex" xmlns:wpg="http://schemas.microsoft.com/office/word/2010/wordprocessingGroup" xmlns:wpi="http://schemas.microsoft.com/office/word/2010/wordprocessingInk" xmlns:wne="http://schemas.microsoft.com/office/word/2006/wordml" xmlns:wps="http://schemas.microsoft.com/office/word/2010/wordprocessingShape" mc:Ignorable="w14 w15 w16se w16cid w16 w16cex w16sdtdh wp14">
   <w:body>
     <w:p>
       <w:pPr>
@@ -51,25 +51,31 @@
         <w:jc w:val="center"/>
         <w:rPr>
           <w:rFonts w:ascii="Times New Roman" w:hAnsi="Times New Roman" w:cs="Times New Roman"/>
-        </w:rPr>
-      </w:pPr>
-      <w:r>
-        <w:rPr>
-          <w:rFonts w:ascii="Times New Roman" w:hAnsi="Times New Roman" w:cs="Times New Roman"/>
-        </w:rPr>
-        <w:t xml:space="preserve">Felipe Monte, RM, </w:t>
-      </w:r>
-      <w:r>
-        <w:rPr>
-          <w:rFonts w:ascii="Times New Roman" w:hAnsi="Times New Roman" w:cs="Times New Roman"/>
-        </w:rPr>
-        <w:t>2</w:t>
-      </w:r>
-      <w:r>
-        <w:rPr>
-          <w:rFonts w:ascii="Times New Roman" w:hAnsi="Times New Roman" w:cs="Times New Roman"/>
-        </w:rPr>
-        <w:t>TDSPG</w:t>
+          <w:lang w:val="en-US"/>
+        </w:rPr>
+      </w:pPr>
+      <w:r>
+        <w:rPr>
+          <w:rFonts w:ascii="Times New Roman" w:hAnsi="Times New Roman" w:cs="Times New Roman"/>
+          <w:lang w:val="en-US"/>
+        </w:rPr>
+        <w:t>Felipe Monte, RM</w:t>
+      </w:r>
+      <w:r>
+        <w:rPr>
+          <w:rFonts w:ascii="Times New Roman" w:hAnsi="Times New Roman" w:cs="Times New Roman"/>
+          <w:kern w:val="0"/>
+          <w:lang w:val="en-US"/>
+          <w14:ligatures w14:val="none"/>
+        </w:rPr>
+        <w:t>562019</w:t>
+      </w:r>
+      <w:r>
+        <w:rPr>
+          <w:rFonts w:ascii="Times New Roman" w:hAnsi="Times New Roman" w:cs="Times New Roman"/>
+          <w:lang w:val="en-US"/>
+        </w:rPr>
+        <w:t>, 2TDSPG</w:t>
       </w:r>
     </w:p>
     <w:p>
@@ -86,14 +92,53 @@
           <w:rFonts w:ascii="Times New Roman" w:hAnsi="Times New Roman" w:cs="Times New Roman"/>
           <w:lang w:val="en-US"/>
         </w:rPr>
-        <w:t>Gabriel Neris Losano</w:t>
-      </w:r>
+        <w:t xml:space="preserve">Gabriel </w:t>
+      </w:r>
+      <w:proofErr w:type="spellStart"/>
       <w:r>
         <w:rPr>
           <w:rFonts w:ascii="Times New Roman" w:hAnsi="Times New Roman" w:cs="Times New Roman"/>
           <w:lang w:val="en-US"/>
         </w:rPr>
-        <w:t xml:space="preserve">, RM, </w:t>
+        <w:t>Neris</w:t>
+      </w:r>
+      <w:proofErr w:type="spellEnd"/>
+      <w:r>
+        <w:rPr>
+          <w:rFonts w:ascii="Times New Roman" w:hAnsi="Times New Roman" w:cs="Times New Roman"/>
+          <w:lang w:val="en-US"/>
+        </w:rPr>
+        <w:t xml:space="preserve"> </w:t>
+      </w:r>
+      <w:proofErr w:type="spellStart"/>
+      <w:r>
+        <w:rPr>
+          <w:rFonts w:ascii="Times New Roman" w:hAnsi="Times New Roman" w:cs="Times New Roman"/>
+          <w:lang w:val="en-US"/>
+        </w:rPr>
+        <w:t>Losano</w:t>
+      </w:r>
+      <w:proofErr w:type="spellEnd"/>
+      <w:r>
+        <w:rPr>
+          <w:rFonts w:ascii="Times New Roman" w:hAnsi="Times New Roman" w:cs="Times New Roman"/>
+          <w:lang w:val="en-US"/>
+        </w:rPr>
+        <w:t>, RM</w:t>
+      </w:r>
+      <w:r>
+        <w:rPr>
+          <w:rFonts w:ascii="Times New Roman" w:hAnsi="Times New Roman" w:cs="Times New Roman"/>
+          <w:lang w:val="en-US"/>
+        </w:rPr>
+        <w:t>564093</w:t>
+      </w:r>
+      <w:r>
+        <w:rPr>
+          <w:rFonts w:ascii="Times New Roman" w:hAnsi="Times New Roman" w:cs="Times New Roman"/>
+          <w:lang w:val="en-US"/>
+        </w:rPr>
+        <w:t xml:space="preserve">, </w:t>
       </w:r>
       <w:r>
         <w:rPr>
@@ -160,7 +205,19 @@
         <w:rPr>
           <w:rFonts w:ascii="Times New Roman" w:hAnsi="Times New Roman" w:cs="Times New Roman"/>
         </w:rPr>
-        <w:t xml:space="preserve">Pedro de Matos, RM, </w:t>
+        <w:t>Pedro de Matos, RM</w:t>
+      </w:r>
+      <w:r>
+        <w:rPr>
+          <w:rFonts w:ascii="Times New Roman" w:hAnsi="Times New Roman" w:cs="Times New Roman"/>
+        </w:rPr>
+        <w:t>564184</w:t>
+      </w:r>
+      <w:r>
+        <w:rPr>
+          <w:rFonts w:ascii="Times New Roman" w:hAnsi="Times New Roman" w:cs="Times New Roman"/>
+        </w:rPr>
+        <w:t xml:space="preserve">, </w:t>
       </w:r>
       <w:r>
         <w:rPr>
@@ -489,25 +546,29 @@
         <w:jc w:val="center"/>
         <w:rPr>
           <w:rFonts w:ascii="Times New Roman" w:hAnsi="Times New Roman" w:cs="Times New Roman"/>
-        </w:rPr>
-      </w:pPr>
-      <w:r>
-        <w:rPr>
-          <w:rFonts w:ascii="Times New Roman" w:hAnsi="Times New Roman" w:cs="Times New Roman"/>
-        </w:rPr>
-        <w:t xml:space="preserve">Felipe Monte, RM, </w:t>
-      </w:r>
-      <w:r>
-        <w:rPr>
-          <w:rFonts w:ascii="Times New Roman" w:hAnsi="Times New Roman" w:cs="Times New Roman"/>
-        </w:rPr>
-        <w:t>2</w:t>
-      </w:r>
-      <w:r>
-        <w:rPr>
-          <w:rFonts w:ascii="Times New Roman" w:hAnsi="Times New Roman" w:cs="Times New Roman"/>
-        </w:rPr>
-        <w:t>TDSPG</w:t>
+          <w:lang w:val="en-US"/>
+        </w:rPr>
+      </w:pPr>
+      <w:r>
+        <w:rPr>
+          <w:rFonts w:ascii="Times New Roman" w:hAnsi="Times New Roman" w:cs="Times New Roman"/>
+          <w:lang w:val="en-US"/>
+        </w:rPr>
+        <w:t>Felipe Monte, RM</w:t>
+      </w:r>
+      <w:r>
+        <w:rPr>
+          <w:rFonts w:ascii="Times New Roman" w:hAnsi="Times New Roman" w:cs="Times New Roman"/>
+          <w:lang w:val="en-US"/>
+        </w:rPr>
+        <w:t>562019</w:t>
+      </w:r>
+      <w:r>
+        <w:rPr>
+          <w:rFonts w:ascii="Times New Roman" w:hAnsi="Times New Roman" w:cs="Times New Roman"/>
+          <w:lang w:val="en-US"/>
+        </w:rPr>
+        <w:t>, 2TDSPG</w:t>
       </w:r>
     </w:p>
     <w:p>
@@ -524,14 +585,53 @@
           <w:rFonts w:ascii="Times New Roman" w:hAnsi="Times New Roman" w:cs="Times New Roman"/>
           <w:lang w:val="en-US"/>
         </w:rPr>
-        <w:t>Gabriel Neris Losano</w:t>
-      </w:r>
+        <w:t xml:space="preserve">Gabriel </w:t>
+      </w:r>
+      <w:proofErr w:type="spellStart"/>
       <w:r>
         <w:rPr>
           <w:rFonts w:ascii="Times New Roman" w:hAnsi="Times New Roman" w:cs="Times New Roman"/>
           <w:lang w:val="en-US"/>
         </w:rPr>
-        <w:t xml:space="preserve">, RM, </w:t>
+        <w:t>Neris</w:t>
+      </w:r>
+      <w:proofErr w:type="spellEnd"/>
+      <w:r>
+        <w:rPr>
+          <w:rFonts w:ascii="Times New Roman" w:hAnsi="Times New Roman" w:cs="Times New Roman"/>
+          <w:lang w:val="en-US"/>
+        </w:rPr>
+        <w:t xml:space="preserve"> </w:t>
+      </w:r>
+      <w:proofErr w:type="spellStart"/>
+      <w:r>
+        <w:rPr>
+          <w:rFonts w:ascii="Times New Roman" w:hAnsi="Times New Roman" w:cs="Times New Roman"/>
+          <w:lang w:val="en-US"/>
+        </w:rPr>
+        <w:t>Losano</w:t>
+      </w:r>
+      <w:proofErr w:type="spellEnd"/>
+      <w:r>
+        <w:rPr>
+          <w:rFonts w:ascii="Times New Roman" w:hAnsi="Times New Roman" w:cs="Times New Roman"/>
+          <w:lang w:val="en-US"/>
+        </w:rPr>
+        <w:t>, RM</w:t>
+      </w:r>
+      <w:r>
+        <w:rPr>
+          <w:rFonts w:ascii="Times New Roman" w:hAnsi="Times New Roman" w:cs="Times New Roman"/>
+          <w:lang w:val="en-US"/>
+        </w:rPr>
+        <w:t>564093</w:t>
+      </w:r>
+      <w:r>
+        <w:rPr>
+          <w:rFonts w:ascii="Times New Roman" w:hAnsi="Times New Roman" w:cs="Times New Roman"/>
+          <w:lang w:val="en-US"/>
+        </w:rPr>
+        <w:t xml:space="preserve">, </w:t>
       </w:r>
       <w:r>
         <w:rPr>
@@ -591,7 +691,19 @@
         <w:rPr>
           <w:rFonts w:ascii="Times New Roman" w:hAnsi="Times New Roman" w:cs="Times New Roman"/>
         </w:rPr>
-        <w:t xml:space="preserve">Pedro de Matos, RM, </w:t>
+        <w:t>Pedro de Matos, RM</w:t>
+      </w:r>
+      <w:r>
+        <w:rPr>
+          <w:rFonts w:ascii="Times New Roman" w:hAnsi="Times New Roman" w:cs="Times New Roman"/>
+        </w:rPr>
+        <w:t>564184</w:t>
+      </w:r>
+      <w:r>
+        <w:rPr>
+          <w:rFonts w:ascii="Times New Roman" w:hAnsi="Times New Roman" w:cs="Times New Roman"/>
+        </w:rPr>
+        <w:t xml:space="preserve">, </w:t>
       </w:r>
       <w:r>
         <w:rPr>
@@ -995,7 +1107,7 @@
       <w:sdtContent>
         <w:p>
           <w:pPr>
-            <w:pStyle w:val="CabealhodoSumrio"/>
+            <w:pStyle w:val="TOCHeading"/>
             <w:rPr>
               <w:rFonts w:ascii="Times New Roman" w:hAnsi="Times New Roman" w:cs="Times New Roman"/>
             </w:rPr>
@@ -1003,7 +1115,7 @@
         </w:p>
         <w:p>
           <w:pPr>
-            <w:pStyle w:val="Sumrio1"/>
+            <w:pStyle w:val="TOC1"/>
             <w:tabs>
               <w:tab w:val="left" w:pos="480"/>
               <w:tab w:val="right" w:leader="dot" w:pos="8494"/>
@@ -1116,7 +1228,7 @@
         </w:p>
         <w:p>
           <w:pPr>
-            <w:pStyle w:val="Sumrio2"/>
+            <w:pStyle w:val="TOC2"/>
             <w:tabs>
               <w:tab w:val="left" w:pos="960"/>
               <w:tab w:val="right" w:leader="dot" w:pos="8494"/>
@@ -1209,7 +1321,7 @@
         </w:p>
         <w:p>
           <w:pPr>
-            <w:pStyle w:val="Sumrio2"/>
+            <w:pStyle w:val="TOC2"/>
             <w:tabs>
               <w:tab w:val="left" w:pos="960"/>
               <w:tab w:val="right" w:leader="dot" w:pos="8494"/>
@@ -1302,7 +1414,7 @@
         </w:p>
         <w:p>
           <w:pPr>
-            <w:pStyle w:val="Sumrio2"/>
+            <w:pStyle w:val="TOC2"/>
             <w:tabs>
               <w:tab w:val="left" w:pos="960"/>
               <w:tab w:val="right" w:leader="dot" w:pos="8494"/>
@@ -1395,7 +1507,7 @@
         </w:p>
         <w:p>
           <w:pPr>
-            <w:pStyle w:val="Sumrio1"/>
+            <w:pStyle w:val="TOC1"/>
             <w:tabs>
               <w:tab w:val="left" w:pos="480"/>
               <w:tab w:val="right" w:leader="dot" w:pos="8494"/>
@@ -1514,7 +1626,7 @@
     </w:p>
     <w:p>
       <w:pPr>
-        <w:pStyle w:val="Ttulo1"/>
+        <w:pStyle w:val="Heading1"/>
         <w:rPr>
           <w:sz w:val="28"/>
           <w:szCs w:val="28"/>
@@ -1540,7 +1652,7 @@
     <w:p/>
     <w:p>
       <w:pPr>
-        <w:pStyle w:val="Ttulo2"/>
+        <w:pStyle w:val="Heading2"/>
       </w:pPr>
       <w:bookmarkStart w:id="1" w:name="_Toc197931763"/>
       <w:r>
@@ -1591,7 +1703,7 @@
     </w:p>
     <w:p>
       <w:pPr>
-        <w:pStyle w:val="Ttulo2"/>
+        <w:pStyle w:val="Heading2"/>
       </w:pPr>
       <w:r>
         <w:t>Justificativa da Escolha do Tema</w:t>
@@ -1600,27 +1712,95 @@
     </w:p>
     <w:p>
       <w:pPr>
-        <w:ind w:firstLine="576"/>
-        <w:rPr>
-          <w:rFonts w:ascii="Times New Roman" w:hAnsi="Times New Roman" w:cs="Times New Roman"/>
-        </w:rPr>
-      </w:pPr>
-      <w:r>
-        <w:rPr>
-          <w:rFonts w:ascii="Times New Roman" w:hAnsi="Times New Roman" w:cs="Times New Roman"/>
-        </w:rPr>
-        <w:t>Porque essa solução é relevante e como ela se relaciona ao desafio da Sprint</w:t>
-      </w:r>
-      <w:r>
-        <w:rPr>
-          <w:rFonts w:ascii="Times New Roman" w:hAnsi="Times New Roman" w:cs="Times New Roman"/>
-        </w:rPr>
-        <w:t xml:space="preserve"> (no mínimo 10 linhas).</w:t>
-      </w:r>
-    </w:p>
-    <w:p>
-      <w:pPr>
-        <w:pStyle w:val="Ttulo2"/>
+        <w:rPr>
+          <w:rFonts w:ascii="Times New Roman" w:hAnsi="Times New Roman" w:cs="Times New Roman"/>
+        </w:rPr>
+      </w:pPr>
+      <w:r>
+        <w:rPr>
+          <w:rFonts w:ascii="Times New Roman" w:hAnsi="Times New Roman" w:cs="Times New Roman"/>
+          <w:bdr w:val="none" w:sz="0" w:space="0" w:color="auto" w:frame="1"/>
+        </w:rPr>
+        <w:t xml:space="preserve">A escolha da </w:t>
+      </w:r>
+      <w:proofErr w:type="spellStart"/>
+      <w:r>
+        <w:rPr>
+          <w:rStyle w:val="Strong"/>
+          <w:rFonts w:ascii="Times New Roman" w:hAnsi="Times New Roman" w:cs="Times New Roman"/>
+          <w:bdr w:val="none" w:sz="0" w:space="0" w:color="auto" w:frame="1"/>
+        </w:rPr>
+        <w:t>PetPulse</w:t>
+      </w:r>
+      <w:proofErr w:type="spellEnd"/>
+      <w:r>
+        <w:rPr>
+          <w:rFonts w:ascii="Times New Roman" w:hAnsi="Times New Roman" w:cs="Times New Roman"/>
+          <w:bdr w:val="none" w:sz="0" w:space="0" w:color="auto" w:frame="1"/>
+        </w:rPr>
+        <w:t xml:space="preserve"> como tema deste trabalho nasce da observação de um problema concreto e cotidiano: tutores de pets não contam com ferramentas acessíveis para monitorar a saúde dos seus animais de forma contínua. A maioria só percebe que algo está errado quando o pet já apresenta sintomas avançados, e nesse ponto o tratamento tende a ser mais caro, mais agressivo e com menos chance de sucesso. O tutor acaba se sentindo impotente, pois não tem como saber o que está acontecendo com o animal nos momentos em que não está em casa ou quando o pet simplesmente não consegue demonstrar que algo não vai bem — e os animais, por instinto, costumam esconder sinais de fraqueza. A </w:t>
+      </w:r>
+      <w:proofErr w:type="spellStart"/>
+      <w:r>
+        <w:rPr>
+          <w:rFonts w:ascii="Times New Roman" w:hAnsi="Times New Roman" w:cs="Times New Roman"/>
+          <w:bdr w:val="none" w:sz="0" w:space="0" w:color="auto" w:frame="1"/>
+        </w:rPr>
+        <w:t>PetPulse</w:t>
+      </w:r>
+      <w:proofErr w:type="spellEnd"/>
+      <w:r>
+        <w:rPr>
+          <w:rFonts w:ascii="Times New Roman" w:hAnsi="Times New Roman" w:cs="Times New Roman"/>
+          <w:bdr w:val="none" w:sz="0" w:space="0" w:color="auto" w:frame="1"/>
+        </w:rPr>
+        <w:t xml:space="preserve"> propõe uma solução simples na essência, mas apoiada em tecnologia: um aplicativo onde o tutor cria perfis completos para cada pet, registrando dados de saúde ao longo do tempo. Quando esses dados apontam alguma instabilidade — como alterações nos batimentos cardíacos — o sistema dispara um alerta e recomenda uma consulta veterinária. O verdadeiro diferencial está na coleira inteligente, que funciona como um smartwatch, capturando sinais vitais em tempo real e enviando-os diretamente ao aplicativo, eliminando a necessidade de o tutor inserir dados manualmente. Isso resolve um problema enorme de adesão: soluções que dependem </w:t>
+      </w:r>
+      <w:proofErr w:type="gramStart"/>
+      <w:r>
+        <w:rPr>
+          <w:rFonts w:ascii="Times New Roman" w:hAnsi="Times New Roman" w:cs="Times New Roman"/>
+          <w:bdr w:val="none" w:sz="0" w:space="0" w:color="auto" w:frame="1"/>
+        </w:rPr>
+        <w:t>do</w:t>
+      </w:r>
+      <w:proofErr w:type="gramEnd"/>
+      <w:r>
+        <w:rPr>
+          <w:rFonts w:ascii="Times New Roman" w:hAnsi="Times New Roman" w:cs="Times New Roman"/>
+          <w:bdr w:val="none" w:sz="0" w:space="0" w:color="auto" w:frame="1"/>
+        </w:rPr>
+        <w:t xml:space="preserve"> usuário lembrar de registrar informações todos os dias simplesmente não funcionam na prática. Com a coleta automatizada dos dados, o aplicativo consegue construir um histórico completo da saúde do pet ao longo do tempo, identificando padrões e tendências que passariam despercebidos em consultas eventuais. Uma alteração sutil nos batimentos cardíacos ao longo de semanas, por exemplo, pode indicar um problema cardíaco incipiente — e o sistema consegue capturar isso antes que se torne uma emergência. É a diferença entre esperar o pet ficar doente e agir preventivamente para manter a saúde em dia. O Brasil tem hoje mais de 140 milhões de animais de estimação, e a maioria dos tutores trata seus pets como membros da família. Mesmo assim, o acompanhamento veterinário ainda é majoritariamente reativo. A </w:t>
+      </w:r>
+      <w:proofErr w:type="spellStart"/>
+      <w:r>
+        <w:rPr>
+          <w:rFonts w:ascii="Times New Roman" w:hAnsi="Times New Roman" w:cs="Times New Roman"/>
+          <w:bdr w:val="none" w:sz="0" w:space="0" w:color="auto" w:frame="1"/>
+        </w:rPr>
+        <w:t>PetPulse</w:t>
+      </w:r>
+      <w:proofErr w:type="spellEnd"/>
+      <w:r>
+        <w:rPr>
+          <w:rFonts w:ascii="Times New Roman" w:hAnsi="Times New Roman" w:cs="Times New Roman"/>
+          <w:bdr w:val="none" w:sz="0" w:space="0" w:color="auto" w:frame="1"/>
+        </w:rPr>
+        <w:t xml:space="preserve"> entra exatamente nesse gap: oferece uma ferramenta que qualquer tutor pode usar no dia a </w:t>
+      </w:r>
+      <w:r>
+        <w:rPr>
+          <w:rFonts w:ascii="Times New Roman" w:hAnsi="Times New Roman" w:cs="Times New Roman"/>
+          <w:bdr w:val="none" w:sz="0" w:space="0" w:color="auto" w:frame="1"/>
+        </w:rPr>
+        <w:lastRenderedPageBreak/>
+        <w:t>dia, sem precisar de conhecimento técnico, para ter mais tranquilidade sobre a saúde do seu animal. A coleira inteligente faz todo o trabalho pesado de coleta, e o aplicativo traduz esses dados em informações claras e acionáveis — como um alerta dizendo "hora de marcar uma consulta".</w:t>
+      </w:r>
+    </w:p>
+    <w:p/>
+    <w:p>
+      <w:pPr>
+        <w:pStyle w:val="Heading2"/>
       </w:pPr>
       <w:bookmarkStart w:id="3" w:name="_Toc197931765"/>
       <w:r>
@@ -2080,6 +2260,9 @@
         <w:t xml:space="preserve">: </w:t>
       </w:r>
       <w:r>
+        <w:rPr>
+          <w:noProof/>
+        </w:rPr>
         <w:drawing>
           <wp:inline distT="0" distB="0" distL="0" distR="0" wp14:anchorId="3B22CD87" wp14:editId="4AA607D5">
             <wp:extent cx="5400040" cy="3916680"/>
@@ -2173,6 +2356,9 @@
         <w:t xml:space="preserve"> </w:t>
       </w:r>
       <w:r>
+        <w:rPr>
+          <w:noProof/>
+        </w:rPr>
         <w:drawing>
           <wp:inline distT="0" distB="0" distL="0" distR="0" wp14:anchorId="74FCDCCB" wp14:editId="2311E2A8">
             <wp:extent cx="5400040" cy="3914140"/>
@@ -2266,7 +2452,7 @@
       </w:r>
       <w:r>
         <w:rPr>
-          <w:rStyle w:val="Forte"/>
+          <w:rStyle w:val="Strong"/>
           <w:rFonts w:eastAsiaTheme="majorEastAsia"/>
         </w:rPr>
         <w:t>Terceira Forma Normal</w:t>
@@ -2278,7 +2464,7 @@
     <w:p/>
     <w:p>
       <w:pPr>
-        <w:pStyle w:val="Ttulo2"/>
+        <w:pStyle w:val="Heading2"/>
         <w:numPr>
           <w:ilvl w:val="0"/>
           <w:numId w:val="0"/>
@@ -2315,7 +2501,7 @@
       </w:pPr>
       <w:r>
         <w:rPr>
-          <w:rStyle w:val="CdigoHTML"/>
+          <w:rStyle w:val="HTMLCode"/>
           <w:rFonts w:eastAsiaTheme="majorEastAsia"/>
         </w:rPr>
         <w:t>nome</w:t>
@@ -2335,7 +2521,7 @@
       <w:proofErr w:type="spellStart"/>
       <w:r>
         <w:rPr>
-          <w:rStyle w:val="CdigoHTML"/>
+          <w:rStyle w:val="HTMLCode"/>
           <w:rFonts w:eastAsiaTheme="majorEastAsia"/>
         </w:rPr>
         <w:t>cpf</w:t>
@@ -2356,7 +2542,7 @@
       <w:proofErr w:type="spellStart"/>
       <w:r>
         <w:rPr>
-          <w:rStyle w:val="CdigoHTML"/>
+          <w:rStyle w:val="HTMLCode"/>
           <w:rFonts w:eastAsiaTheme="majorEastAsia"/>
         </w:rPr>
         <w:t>email</w:t>
@@ -2377,7 +2563,7 @@
       <w:proofErr w:type="spellStart"/>
       <w:r>
         <w:rPr>
-          <w:rStyle w:val="CdigoHTML"/>
+          <w:rStyle w:val="HTMLCode"/>
           <w:rFonts w:eastAsiaTheme="majorEastAsia"/>
         </w:rPr>
         <w:t>especie</w:t>
@@ -2398,7 +2584,7 @@
       <w:proofErr w:type="spellStart"/>
       <w:r>
         <w:rPr>
-          <w:rStyle w:val="CdigoHTML"/>
+          <w:rStyle w:val="HTMLCode"/>
           <w:rFonts w:eastAsiaTheme="majorEastAsia"/>
         </w:rPr>
         <w:t>tipo_registro</w:t>
@@ -2419,7 +2605,7 @@
       <w:proofErr w:type="spellStart"/>
       <w:r>
         <w:rPr>
-          <w:rStyle w:val="CdigoHTML"/>
+          <w:rStyle w:val="HTMLCode"/>
           <w:rFonts w:eastAsiaTheme="majorEastAsia"/>
         </w:rPr>
         <w:t>nivel_risco</w:t>
@@ -2440,7 +2626,7 @@
     <w:p/>
     <w:p>
       <w:pPr>
-        <w:pStyle w:val="Ttulo2"/>
+        <w:pStyle w:val="Heading2"/>
         <w:numPr>
           <w:ilvl w:val="0"/>
           <w:numId w:val="0"/>
@@ -2476,7 +2662,7 @@
       </w:r>
       <w:r>
         <w:rPr>
-          <w:rStyle w:val="CdigoHTML"/>
+          <w:rStyle w:val="HTMLCode"/>
           <w:rFonts w:eastAsiaTheme="majorEastAsia"/>
         </w:rPr>
         <w:t>T_CLY_USUARIO</w:t>
@@ -2486,7 +2672,7 @@
       </w:r>
       <w:r>
         <w:rPr>
-          <w:rStyle w:val="CdigoHTML"/>
+          <w:rStyle w:val="HTMLCode"/>
           <w:rFonts w:eastAsiaTheme="majorEastAsia"/>
         </w:rPr>
         <w:t>nome</w:t>
@@ -2497,7 +2683,7 @@
       <w:proofErr w:type="spellStart"/>
       <w:r>
         <w:rPr>
-          <w:rStyle w:val="CdigoHTML"/>
+          <w:rStyle w:val="HTMLCode"/>
           <w:rFonts w:eastAsiaTheme="majorEastAsia"/>
         </w:rPr>
         <w:t>cpf</w:t>
@@ -2509,7 +2695,7 @@
       <w:proofErr w:type="spellStart"/>
       <w:r>
         <w:rPr>
-          <w:rStyle w:val="CdigoHTML"/>
+          <w:rStyle w:val="HTMLCode"/>
           <w:rFonts w:eastAsiaTheme="majorEastAsia"/>
         </w:rPr>
         <w:t>email</w:t>
@@ -2520,7 +2706,7 @@
       </w:r>
       <w:r>
         <w:rPr>
-          <w:rStyle w:val="CdigoHTML"/>
+          <w:rStyle w:val="HTMLCode"/>
           <w:rFonts w:eastAsiaTheme="majorEastAsia"/>
         </w:rPr>
         <w:t>telefone</w:t>
@@ -2531,7 +2717,7 @@
       <w:proofErr w:type="spellStart"/>
       <w:r>
         <w:rPr>
-          <w:rStyle w:val="CdigoHTML"/>
+          <w:rStyle w:val="HTMLCode"/>
           <w:rFonts w:eastAsiaTheme="majorEastAsia"/>
         </w:rPr>
         <w:t>endereco</w:t>
@@ -2543,7 +2729,7 @@
       <w:proofErr w:type="spellStart"/>
       <w:r>
         <w:rPr>
-          <w:rStyle w:val="CdigoHTML"/>
+          <w:rStyle w:val="HTMLCode"/>
           <w:rFonts w:eastAsiaTheme="majorEastAsia"/>
         </w:rPr>
         <w:t>id_usuario</w:t>
@@ -2562,7 +2748,7 @@
       </w:r>
       <w:r>
         <w:rPr>
-          <w:rStyle w:val="CdigoHTML"/>
+          <w:rStyle w:val="HTMLCode"/>
           <w:rFonts w:eastAsiaTheme="majorEastAsia"/>
         </w:rPr>
         <w:t>T_CLY_PET</w:t>
@@ -2572,7 +2758,7 @@
       </w:r>
       <w:r>
         <w:rPr>
-          <w:rStyle w:val="CdigoHTML"/>
+          <w:rStyle w:val="HTMLCode"/>
           <w:rFonts w:eastAsiaTheme="majorEastAsia"/>
         </w:rPr>
         <w:t>nome</w:t>
@@ -2583,7 +2769,7 @@
       <w:proofErr w:type="spellStart"/>
       <w:r>
         <w:rPr>
-          <w:rStyle w:val="CdigoHTML"/>
+          <w:rStyle w:val="HTMLCode"/>
           <w:rFonts w:eastAsiaTheme="majorEastAsia"/>
         </w:rPr>
         <w:t>especie</w:t>
@@ -2595,7 +2781,7 @@
       <w:proofErr w:type="spellStart"/>
       <w:r>
         <w:rPr>
-          <w:rStyle w:val="CdigoHTML"/>
+          <w:rStyle w:val="HTMLCode"/>
           <w:rFonts w:eastAsiaTheme="majorEastAsia"/>
         </w:rPr>
         <w:t>raca</w:t>
@@ -2606,7 +2792,7 @@
       </w:r>
       <w:r>
         <w:rPr>
-          <w:rStyle w:val="CdigoHTML"/>
+          <w:rStyle w:val="HTMLCode"/>
           <w:rFonts w:eastAsiaTheme="majorEastAsia"/>
         </w:rPr>
         <w:t>peso</w:t>
@@ -2616,7 +2802,7 @@
       </w:r>
       <w:r>
         <w:rPr>
-          <w:rStyle w:val="CdigoHTML"/>
+          <w:rStyle w:val="HTMLCode"/>
           <w:rFonts w:eastAsiaTheme="majorEastAsia"/>
         </w:rPr>
         <w:t>sexo</w:t>
@@ -2626,7 +2812,7 @@
       </w:r>
       <w:r>
         <w:rPr>
-          <w:rStyle w:val="CdigoHTML"/>
+          <w:rStyle w:val="HTMLCode"/>
           <w:rFonts w:eastAsiaTheme="majorEastAsia"/>
         </w:rPr>
         <w:t>castrado</w:t>
@@ -2636,7 +2822,7 @@
       </w:r>
       <w:r>
         <w:rPr>
-          <w:rStyle w:val="CdigoHTML"/>
+          <w:rStyle w:val="HTMLCode"/>
           <w:rFonts w:eastAsiaTheme="majorEastAsia"/>
         </w:rPr>
         <w:t>porte</w:t>
@@ -2647,7 +2833,7 @@
       <w:proofErr w:type="spellStart"/>
       <w:r>
         <w:rPr>
-          <w:rStyle w:val="CdigoHTML"/>
+          <w:rStyle w:val="HTMLCode"/>
           <w:rFonts w:eastAsiaTheme="majorEastAsia"/>
         </w:rPr>
         <w:t>id_pet</w:t>
@@ -2666,7 +2852,7 @@
       </w:r>
       <w:r>
         <w:rPr>
-          <w:rStyle w:val="CdigoHTML"/>
+          <w:rStyle w:val="HTMLCode"/>
           <w:rFonts w:eastAsiaTheme="majorEastAsia"/>
         </w:rPr>
         <w:t>T_CLY_ALERTA_INTELIGENTE</w:t>
@@ -2677,7 +2863,7 @@
       <w:proofErr w:type="spellStart"/>
       <w:r>
         <w:rPr>
-          <w:rStyle w:val="CdigoHTML"/>
+          <w:rStyle w:val="HTMLCode"/>
           <w:rFonts w:eastAsiaTheme="majorEastAsia"/>
         </w:rPr>
         <w:t>tipo_alerta</w:t>
@@ -2689,7 +2875,7 @@
       <w:proofErr w:type="spellStart"/>
       <w:r>
         <w:rPr>
-          <w:rStyle w:val="CdigoHTML"/>
+          <w:rStyle w:val="HTMLCode"/>
           <w:rFonts w:eastAsiaTheme="majorEastAsia"/>
         </w:rPr>
         <w:t>nivel_risco</w:t>
@@ -2700,7 +2886,7 @@
       </w:r>
       <w:r>
         <w:rPr>
-          <w:rStyle w:val="CdigoHTML"/>
+          <w:rStyle w:val="HTMLCode"/>
           <w:rFonts w:eastAsiaTheme="majorEastAsia"/>
         </w:rPr>
         <w:t>mensagem</w:t>
@@ -2711,7 +2897,7 @@
       <w:proofErr w:type="spellStart"/>
       <w:r>
         <w:rPr>
-          <w:rStyle w:val="CdigoHTML"/>
+          <w:rStyle w:val="HTMLCode"/>
           <w:rFonts w:eastAsiaTheme="majorEastAsia"/>
         </w:rPr>
         <w:t>recomendacao</w:t>
@@ -2723,7 +2909,7 @@
       <w:proofErr w:type="spellStart"/>
       <w:r>
         <w:rPr>
-          <w:rStyle w:val="CdigoHTML"/>
+          <w:rStyle w:val="HTMLCode"/>
           <w:rFonts w:eastAsiaTheme="majorEastAsia"/>
         </w:rPr>
         <w:t>dt_geracao</w:t>
@@ -2734,7 +2920,7 @@
       </w:r>
       <w:r>
         <w:rPr>
-          <w:rStyle w:val="CdigoHTML"/>
+          <w:rStyle w:val="HTMLCode"/>
           <w:rFonts w:eastAsiaTheme="majorEastAsia"/>
         </w:rPr>
         <w:t>status</w:t>
@@ -2745,7 +2931,7 @@
       <w:proofErr w:type="spellStart"/>
       <w:r>
         <w:rPr>
-          <w:rStyle w:val="CdigoHTML"/>
+          <w:rStyle w:val="HTMLCode"/>
           <w:rFonts w:eastAsiaTheme="majorEastAsia"/>
         </w:rPr>
         <w:t>id_alerta</w:t>
@@ -2764,7 +2950,7 @@
     </w:p>
     <w:p>
       <w:pPr>
-        <w:pStyle w:val="Ttulo2"/>
+        <w:pStyle w:val="Heading2"/>
         <w:numPr>
           <w:ilvl w:val="0"/>
           <w:numId w:val="0"/>
@@ -2805,7 +2991,7 @@
       </w:r>
       <w:r>
         <w:rPr>
-          <w:rStyle w:val="CdigoHTML"/>
+          <w:rStyle w:val="HTMLCode"/>
           <w:rFonts w:eastAsiaTheme="majorEastAsia"/>
         </w:rPr>
         <w:t>T_CLY_USUARIO</w:t>
@@ -2827,7 +3013,7 @@
       </w:r>
       <w:r>
         <w:rPr>
-          <w:rStyle w:val="CdigoHTML"/>
+          <w:rStyle w:val="HTMLCode"/>
           <w:rFonts w:eastAsiaTheme="majorEastAsia"/>
         </w:rPr>
         <w:t>T_CLY_PET</w:t>
@@ -2849,7 +3035,7 @@
       </w:r>
       <w:r>
         <w:rPr>
-          <w:rStyle w:val="CdigoHTML"/>
+          <w:rStyle w:val="HTMLCode"/>
           <w:rFonts w:eastAsiaTheme="majorEastAsia"/>
         </w:rPr>
         <w:t>T_CLY_HISTORICO_CLINICO</w:t>
@@ -2871,7 +3057,7 @@
       </w:r>
       <w:r>
         <w:rPr>
-          <w:rStyle w:val="CdigoHTML"/>
+          <w:rStyle w:val="HTMLCode"/>
           <w:rFonts w:eastAsiaTheme="majorEastAsia"/>
         </w:rPr>
         <w:t>T_CLY_DISPOSITIVO_IOT</w:t>
@@ -2893,7 +3079,7 @@
       </w:r>
       <w:r>
         <w:rPr>
-          <w:rStyle w:val="CdigoHTML"/>
+          <w:rStyle w:val="HTMLCode"/>
           <w:rFonts w:eastAsiaTheme="majorEastAsia"/>
         </w:rPr>
         <w:t>T_CLY_ALERTA_INTELIGENTE</w:t>
@@ -2927,7 +3113,7 @@
       </w:r>
       <w:r>
         <w:rPr>
-          <w:rStyle w:val="CdigoHTML"/>
+          <w:rStyle w:val="HTMLCode"/>
           <w:rFonts w:eastAsiaTheme="majorEastAsia"/>
         </w:rPr>
         <w:t>T_CLY_ALERTA_INTELIGENTE</w:t>
@@ -2938,7 +3124,7 @@
       <w:proofErr w:type="spellStart"/>
       <w:r>
         <w:rPr>
-          <w:rStyle w:val="CdigoHTML"/>
+          <w:rStyle w:val="HTMLCode"/>
           <w:rFonts w:eastAsiaTheme="majorEastAsia"/>
         </w:rPr>
         <w:t>id_pet</w:t>
@@ -2949,7 +3135,7 @@
       </w:r>
       <w:r>
         <w:rPr>
-          <w:rStyle w:val="CdigoHTML"/>
+          <w:rStyle w:val="HTMLCode"/>
           <w:rFonts w:eastAsiaTheme="majorEastAsia"/>
         </w:rPr>
         <w:t>JOIN</w:t>
@@ -2967,7 +3153,7 @@
       </w:r>
       <w:r>
         <w:rPr>
-          <w:rStyle w:val="CdigoHTML"/>
+          <w:rStyle w:val="HTMLCode"/>
           <w:rFonts w:eastAsiaTheme="majorEastAsia"/>
         </w:rPr>
         <w:t>T_CLY_HISTORICO_CLINICO</w:t>
@@ -2986,7 +3172,7 @@
       <w:proofErr w:type="spellStart"/>
       <w:r>
         <w:rPr>
-          <w:rStyle w:val="CdigoHTML"/>
+          <w:rStyle w:val="HTMLCode"/>
           <w:rFonts w:eastAsiaTheme="majorEastAsia"/>
         </w:rPr>
         <w:t>id_pet</w:t>
@@ -3050,7 +3236,7 @@
 </file>
 
 <file path=word/numbering.xml><?xml version="1.0" encoding="utf-8"?>
-<w:numbering xmlns:wpc="http://schemas.microsoft.com/office/word/2010/wordprocessingCanvas" xmlns:cx="http://schemas.microsoft.com/office/drawing/2014/chartex" xmlns:cx1="http://schemas.microsoft.com/office/drawing/2015/9/8/chartex" xmlns:cx2="http://schemas.microsoft.com/office/drawing/2015/10/21/chartex" xmlns:cx3="http://schemas.microsoft.com/office/drawing/2016/5/9/chartex" xmlns:cx4="http://schemas.microsoft.com/office/drawing/2016/5/10/chartex" xmlns:cx5="http://schemas.microsoft.com/office/drawing/2016/5/11/chartex" xmlns:cx6="http://schemas.microsoft.com/office/drawing/2016/5/12/chartex" xmlns:cx7="http://schemas.microsoft.com/office/drawing/2016/5/13/chartex" xmlns:cx8="http://schemas.microsoft.com/office/drawing/2016/5/14/chartex" xmlns:mc="http://schemas.openxmlformats.org/markup-compatibility/2006" xmlns:aink="http://schemas.microsoft.com/office/drawing/2016/ink" xmlns:am3d="http://schemas.microsoft.com/office/drawing/2017/model3d" xmlns:o="urn:schemas-microsoft-com:office:office" xmlns:oel="http://schemas.microsoft.com/office/2019/extlst" xmlns:r="http://schemas.openxmlformats.org/officeDocument/2006/relationships" xmlns:m="http://schemas.openxmlformats.org/officeDocument/2006/math" xmlns:v="urn:schemas-microsoft-com:vml" xmlns:wp14="http://schemas.microsoft.com/office/word/2010/wordprocessingDrawing" xmlns:wp="http://schemas.openxmlformats.org/drawingml/2006/wordprocessingDrawing" xmlns:w10="urn:schemas-microsoft-com:office:word" xmlns:w="http://schemas.openxmlformats.org/wordprocessingml/2006/main" xmlns:w14="http://schemas.microsoft.com/office/word/2010/wordml" xmlns:w15="http://schemas.microsoft.com/office/word/2012/wordml" xmlns:w16cex="http://schemas.microsoft.com/office/word/2018/wordml/cex" xmlns:w16cid="http://schemas.microsoft.com/office/word/2016/wordml/cid" xmlns:w16="http://schemas.microsoft.com/office/word/2018/wordml" xmlns:w16du="http://schemas.microsoft.com/office/word/2023/wordml/word16du" xmlns:w16sdtdh="http://schemas.microsoft.com/office/word/2020/wordml/sdtdatahash" xmlns:w16sdtfl="http://schemas.microsoft.com/office/word/2024/wordml/sdtformatlock" xmlns:w16se="http://schemas.microsoft.com/office/word/2015/wordml/symex" xmlns:wpg="http://schemas.microsoft.com/office/word/2010/wordprocessingGroup" xmlns:wpi="http://schemas.microsoft.com/office/word/2010/wordprocessingInk" xmlns:wne="http://schemas.microsoft.com/office/word/2006/wordml" xmlns:wps="http://schemas.microsoft.com/office/word/2010/wordprocessingShape" mc:Ignorable="w14 w15 w16se w16cid w16 w16cex w16sdtdh w16sdtfl w16du wp14">
+<w:numbering xmlns:wpc="http://schemas.microsoft.com/office/word/2010/wordprocessingCanvas" xmlns:cx="http://schemas.microsoft.com/office/drawing/2014/chartex" xmlns:cx1="http://schemas.microsoft.com/office/drawing/2015/9/8/chartex" xmlns:cx2="http://schemas.microsoft.com/office/drawing/2015/10/21/chartex" xmlns:cx3="http://schemas.microsoft.com/office/drawing/2016/5/9/chartex" xmlns:cx4="http://schemas.microsoft.com/office/drawing/2016/5/10/chartex" xmlns:cx5="http://schemas.microsoft.com/office/drawing/2016/5/11/chartex" xmlns:cx6="http://schemas.microsoft.com/office/drawing/2016/5/12/chartex" xmlns:cx7="http://schemas.microsoft.com/office/drawing/2016/5/13/chartex" xmlns:cx8="http://schemas.microsoft.com/office/drawing/2016/5/14/chartex" xmlns:mc="http://schemas.openxmlformats.org/markup-compatibility/2006" xmlns:aink="http://schemas.microsoft.com/office/drawing/2016/ink" xmlns:am3d="http://schemas.microsoft.com/office/drawing/2017/model3d" xmlns:o="urn:schemas-microsoft-com:office:office" xmlns:r="http://schemas.openxmlformats.org/officeDocument/2006/relationships" xmlns:m="http://schemas.openxmlformats.org/officeDocument/2006/math" xmlns:v="urn:schemas-microsoft-com:vml" xmlns:wp14="http://schemas.microsoft.com/office/word/2010/wordprocessingDrawing" xmlns:wp="http://schemas.openxmlformats.org/drawingml/2006/wordprocessingDrawing" xmlns:w10="urn:schemas-microsoft-com:office:word" xmlns:w="http://schemas.openxmlformats.org/wordprocessingml/2006/main" xmlns:w14="http://schemas.microsoft.com/office/word/2010/wordml" xmlns:w15="http://schemas.microsoft.com/office/word/2012/wordml" xmlns:w16cex="http://schemas.microsoft.com/office/word/2018/wordml/cex" xmlns:w16cid="http://schemas.microsoft.com/office/word/2016/wordml/cid" xmlns:w16="http://schemas.microsoft.com/office/word/2018/wordml" xmlns:w16sdtdh="http://schemas.microsoft.com/office/word/2020/wordml/sdtdatahash" xmlns:w16se="http://schemas.microsoft.com/office/word/2015/wordml/symex" xmlns:wpg="http://schemas.microsoft.com/office/word/2010/wordprocessingGroup" xmlns:wpi="http://schemas.microsoft.com/office/word/2010/wordprocessingInk" xmlns:wne="http://schemas.microsoft.com/office/word/2006/wordml" xmlns:wps="http://schemas.microsoft.com/office/word/2010/wordprocessingShape" mc:Ignorable="w14 w15 w16se w16cid w16 w16cex w16sdtdh wp14">
   <w:abstractNum w:abstractNumId="0" w15:restartNumberingAfterBreak="0">
     <w:nsid w:val="248A759E"/>
     <w:multiLevelType w:val="multilevel"/>
@@ -3207,7 +3393,7 @@
     <w:lvl w:ilvl="0">
       <w:start w:val="1"/>
       <w:numFmt w:val="decimal"/>
-      <w:pStyle w:val="Ttulo1"/>
+      <w:pStyle w:val="Heading1"/>
       <w:lvlText w:val="%1"/>
       <w:lvlJc w:val="left"/>
       <w:pPr>
@@ -3217,7 +3403,7 @@
     <w:lvl w:ilvl="1">
       <w:start w:val="1"/>
       <w:numFmt w:val="decimal"/>
-      <w:pStyle w:val="Ttulo2"/>
+      <w:pStyle w:val="Heading2"/>
       <w:lvlText w:val="%1.%2"/>
       <w:lvlJc w:val="left"/>
       <w:pPr>
@@ -3227,7 +3413,7 @@
     <w:lvl w:ilvl="2">
       <w:start w:val="1"/>
       <w:numFmt w:val="decimal"/>
-      <w:pStyle w:val="Ttulo3"/>
+      <w:pStyle w:val="Heading3"/>
       <w:lvlText w:val="%1.%2.%3"/>
       <w:lvlJc w:val="left"/>
       <w:pPr>
@@ -3237,7 +3423,7 @@
     <w:lvl w:ilvl="3">
       <w:start w:val="1"/>
       <w:numFmt w:val="decimal"/>
-      <w:pStyle w:val="Ttulo4"/>
+      <w:pStyle w:val="Heading4"/>
       <w:lvlText w:val="%1.%2.%3.%4"/>
       <w:lvlJc w:val="left"/>
       <w:pPr>
@@ -3247,7 +3433,7 @@
     <w:lvl w:ilvl="4">
       <w:start w:val="1"/>
       <w:numFmt w:val="decimal"/>
-      <w:pStyle w:val="Ttulo5"/>
+      <w:pStyle w:val="Heading5"/>
       <w:lvlText w:val="%1.%2.%3.%4.%5"/>
       <w:lvlJc w:val="left"/>
       <w:pPr>
@@ -3257,7 +3443,7 @@
     <w:lvl w:ilvl="5">
       <w:start w:val="1"/>
       <w:numFmt w:val="decimal"/>
-      <w:pStyle w:val="Ttulo6"/>
+      <w:pStyle w:val="Heading6"/>
       <w:lvlText w:val="%1.%2.%3.%4.%5.%6"/>
       <w:lvlJc w:val="left"/>
       <w:pPr>
@@ -3267,7 +3453,7 @@
     <w:lvl w:ilvl="6">
       <w:start w:val="1"/>
       <w:numFmt w:val="decimal"/>
-      <w:pStyle w:val="Ttulo7"/>
+      <w:pStyle w:val="Heading7"/>
       <w:lvlText w:val="%1.%2.%3.%4.%5.%6.%7"/>
       <w:lvlJc w:val="left"/>
       <w:pPr>
@@ -3277,7 +3463,7 @@
     <w:lvl w:ilvl="7">
       <w:start w:val="1"/>
       <w:numFmt w:val="decimal"/>
-      <w:pStyle w:val="Ttulo8"/>
+      <w:pStyle w:val="Heading8"/>
       <w:lvlText w:val="%1.%2.%3.%4.%5.%6.%7.%8"/>
       <w:lvlJc w:val="left"/>
       <w:pPr>
@@ -3287,7 +3473,7 @@
     <w:lvl w:ilvl="8">
       <w:start w:val="1"/>
       <w:numFmt w:val="decimal"/>
-      <w:pStyle w:val="Ttulo9"/>
+      <w:pStyle w:val="Heading9"/>
       <w:lvlText w:val="%1.%2.%3.%4.%5.%6.%7.%8.%9"/>
       <w:lvlJc w:val="left"/>
       <w:pPr>
@@ -3444,32 +3630,32 @@
       </w:rPr>
     </w:lvl>
   </w:abstractNum>
-  <w:num w:numId="1" w16cid:durableId="1064185615">
+  <w:num w:numId="1">
     <w:abstractNumId w:val="1"/>
   </w:num>
-  <w:num w:numId="2" w16cid:durableId="1227568658">
+  <w:num w:numId="2">
     <w:abstractNumId w:val="1"/>
   </w:num>
-  <w:num w:numId="3" w16cid:durableId="1947150495">
+  <w:num w:numId="3">
     <w:abstractNumId w:val="1"/>
   </w:num>
-  <w:num w:numId="4" w16cid:durableId="334842152">
+  <w:num w:numId="4">
     <w:abstractNumId w:val="1"/>
   </w:num>
-  <w:num w:numId="5" w16cid:durableId="2005428395">
+  <w:num w:numId="5">
     <w:abstractNumId w:val="1"/>
   </w:num>
-  <w:num w:numId="6" w16cid:durableId="39869593">
+  <w:num w:numId="6">
     <w:abstractNumId w:val="0"/>
   </w:num>
-  <w:num w:numId="7" w16cid:durableId="1451896960">
+  <w:num w:numId="7">
     <w:abstractNumId w:val="2"/>
   </w:num>
 </w:numbering>
 </file>
 
 <file path=word/styles.xml><?xml version="1.0" encoding="utf-8"?>
-<w:styles xmlns:mc="http://schemas.openxmlformats.org/markup-compatibility/2006" xmlns:r="http://schemas.openxmlformats.org/officeDocument/2006/relationships" xmlns:w="http://schemas.openxmlformats.org/wordprocessingml/2006/main" xmlns:w14="http://schemas.microsoft.com/office/word/2010/wordml" xmlns:w15="http://schemas.microsoft.com/office/word/2012/wordml" xmlns:w16cex="http://schemas.microsoft.com/office/word/2018/wordml/cex" xmlns:w16cid="http://schemas.microsoft.com/office/word/2016/wordml/cid" xmlns:w16="http://schemas.microsoft.com/office/word/2018/wordml" xmlns:w16du="http://schemas.microsoft.com/office/word/2023/wordml/word16du" xmlns:w16sdtdh="http://schemas.microsoft.com/office/word/2020/wordml/sdtdatahash" xmlns:w16sdtfl="http://schemas.microsoft.com/office/word/2024/wordml/sdtformatlock" xmlns:w16se="http://schemas.microsoft.com/office/word/2015/wordml/symex" mc:Ignorable="w14 w15 w16se w16cid w16 w16cex w16sdtdh w16sdtfl w16du">
+<w:styles xmlns:mc="http://schemas.openxmlformats.org/markup-compatibility/2006" xmlns:r="http://schemas.openxmlformats.org/officeDocument/2006/relationships" xmlns:w="http://schemas.openxmlformats.org/wordprocessingml/2006/main" xmlns:w14="http://schemas.microsoft.com/office/word/2010/wordml" xmlns:w15="http://schemas.microsoft.com/office/word/2012/wordml" xmlns:w16cex="http://schemas.microsoft.com/office/word/2018/wordml/cex" xmlns:w16cid="http://schemas.microsoft.com/office/word/2016/wordml/cid" xmlns:w16="http://schemas.microsoft.com/office/word/2018/wordml" xmlns:w16sdtdh="http://schemas.microsoft.com/office/word/2020/wordml/sdtdatahash" xmlns:w16se="http://schemas.microsoft.com/office/word/2015/wordml/symex" mc:Ignorable="w14 w15 w16se w16cid w16 w16cex w16sdtdh">
   <w:docDefaults>
     <w:rPrDefault>
       <w:rPr>
@@ -3870,11 +4056,11 @@
     <w:qFormat/>
     <w:rsid w:val="00E52921"/>
   </w:style>
-  <w:style w:type="paragraph" w:styleId="Ttulo1">
+  <w:style w:type="paragraph" w:styleId="Heading1">
     <w:name w:val="heading 1"/>
     <w:basedOn w:val="Normal"/>
     <w:next w:val="Normal"/>
-    <w:link w:val="Ttulo1Char"/>
+    <w:link w:val="Heading1Char"/>
     <w:uiPriority w:val="9"/>
     <w:qFormat/>
     <w:rsid w:val="00E3494C"/>
@@ -3894,11 +4080,11 @@
       <w:szCs w:val="40"/>
     </w:rPr>
   </w:style>
-  <w:style w:type="paragraph" w:styleId="Ttulo2">
+  <w:style w:type="paragraph" w:styleId="Heading2">
     <w:name w:val="heading 2"/>
     <w:basedOn w:val="Normal"/>
     <w:next w:val="Normal"/>
-    <w:link w:val="Ttulo2Char"/>
+    <w:link w:val="Heading2Char"/>
     <w:uiPriority w:val="9"/>
     <w:unhideWhenUsed/>
     <w:qFormat/>
@@ -3920,11 +4106,11 @@
       <w:szCs w:val="32"/>
     </w:rPr>
   </w:style>
-  <w:style w:type="paragraph" w:styleId="Ttulo3">
+  <w:style w:type="paragraph" w:styleId="Heading3">
     <w:name w:val="heading 3"/>
     <w:basedOn w:val="Normal"/>
     <w:next w:val="Normal"/>
-    <w:link w:val="Ttulo3Char"/>
+    <w:link w:val="Heading3Char"/>
     <w:uiPriority w:val="9"/>
     <w:semiHidden/>
     <w:unhideWhenUsed/>
@@ -3947,11 +4133,11 @@
       <w:szCs w:val="28"/>
     </w:rPr>
   </w:style>
-  <w:style w:type="paragraph" w:styleId="Ttulo4">
+  <w:style w:type="paragraph" w:styleId="Heading4">
     <w:name w:val="heading 4"/>
     <w:basedOn w:val="Normal"/>
     <w:next w:val="Normal"/>
-    <w:link w:val="Ttulo4Char"/>
+    <w:link w:val="Heading4Char"/>
     <w:uiPriority w:val="9"/>
     <w:semiHidden/>
     <w:unhideWhenUsed/>
@@ -3974,11 +4160,11 @@
       <w:color w:val="0F4761" w:themeColor="accent1" w:themeShade="BF"/>
     </w:rPr>
   </w:style>
-  <w:style w:type="paragraph" w:styleId="Ttulo5">
+  <w:style w:type="paragraph" w:styleId="Heading5">
     <w:name w:val="heading 5"/>
     <w:basedOn w:val="Normal"/>
     <w:next w:val="Normal"/>
-    <w:link w:val="Ttulo5Char"/>
+    <w:link w:val="Heading5Char"/>
     <w:uiPriority w:val="9"/>
     <w:semiHidden/>
     <w:unhideWhenUsed/>
@@ -3999,11 +4185,11 @@
       <w:color w:val="0F4761" w:themeColor="accent1" w:themeShade="BF"/>
     </w:rPr>
   </w:style>
-  <w:style w:type="paragraph" w:styleId="Ttulo6">
+  <w:style w:type="paragraph" w:styleId="Heading6">
     <w:name w:val="heading 6"/>
     <w:basedOn w:val="Normal"/>
     <w:next w:val="Normal"/>
-    <w:link w:val="Ttulo6Char"/>
+    <w:link w:val="Heading6Char"/>
     <w:uiPriority w:val="9"/>
     <w:semiHidden/>
     <w:unhideWhenUsed/>
@@ -4026,11 +4212,11 @@
       <w:color w:val="595959" w:themeColor="text1" w:themeTint="A6"/>
     </w:rPr>
   </w:style>
-  <w:style w:type="paragraph" w:styleId="Ttulo7">
+  <w:style w:type="paragraph" w:styleId="Heading7">
     <w:name w:val="heading 7"/>
     <w:basedOn w:val="Normal"/>
     <w:next w:val="Normal"/>
-    <w:link w:val="Ttulo7Char"/>
+    <w:link w:val="Heading7Char"/>
     <w:uiPriority w:val="9"/>
     <w:semiHidden/>
     <w:unhideWhenUsed/>
@@ -4051,11 +4237,11 @@
       <w:color w:val="595959" w:themeColor="text1" w:themeTint="A6"/>
     </w:rPr>
   </w:style>
-  <w:style w:type="paragraph" w:styleId="Ttulo8">
+  <w:style w:type="paragraph" w:styleId="Heading8">
     <w:name w:val="heading 8"/>
     <w:basedOn w:val="Normal"/>
     <w:next w:val="Normal"/>
-    <w:link w:val="Ttulo8Char"/>
+    <w:link w:val="Heading8Char"/>
     <w:uiPriority w:val="9"/>
     <w:semiHidden/>
     <w:unhideWhenUsed/>
@@ -4078,11 +4264,11 @@
       <w:color w:val="272727" w:themeColor="text1" w:themeTint="D8"/>
     </w:rPr>
   </w:style>
-  <w:style w:type="paragraph" w:styleId="Ttulo9">
+  <w:style w:type="paragraph" w:styleId="Heading9">
     <w:name w:val="heading 9"/>
     <w:basedOn w:val="Normal"/>
     <w:next w:val="Normal"/>
-    <w:link w:val="Ttulo9Char"/>
+    <w:link w:val="Heading9Char"/>
     <w:uiPriority w:val="9"/>
     <w:semiHidden/>
     <w:unhideWhenUsed/>
@@ -4103,12 +4289,13 @@
       <w:color w:val="272727" w:themeColor="text1" w:themeTint="D8"/>
     </w:rPr>
   </w:style>
-  <w:style w:type="character" w:default="1" w:styleId="Fontepargpadro">
+  <w:style w:type="character" w:default="1" w:styleId="DefaultParagraphFont">
     <w:name w:val="Default Paragraph Font"/>
     <w:uiPriority w:val="1"/>
+    <w:semiHidden/>
     <w:unhideWhenUsed/>
   </w:style>
-  <w:style w:type="table" w:default="1" w:styleId="Tabelanormal">
+  <w:style w:type="table" w:default="1" w:styleId="TableNormal">
     <w:name w:val="Normal Table"/>
     <w:uiPriority w:val="99"/>
     <w:semiHidden/>
@@ -4123,16 +4310,16 @@
       </w:tblCellMar>
     </w:tblPr>
   </w:style>
-  <w:style w:type="numbering" w:default="1" w:styleId="Semlista">
+  <w:style w:type="numbering" w:default="1" w:styleId="NoList">
     <w:name w:val="No List"/>
     <w:uiPriority w:val="99"/>
     <w:semiHidden/>
     <w:unhideWhenUsed/>
   </w:style>
-  <w:style w:type="character" w:customStyle="1" w:styleId="Ttulo1Char">
-    <w:name w:val="Título 1 Char"/>
-    <w:basedOn w:val="Fontepargpadro"/>
-    <w:link w:val="Ttulo1"/>
+  <w:style w:type="character" w:customStyle="1" w:styleId="Heading1Char">
+    <w:name w:val="Heading 1 Char"/>
+    <w:basedOn w:val="DefaultParagraphFont"/>
+    <w:link w:val="Heading1"/>
     <w:uiPriority w:val="9"/>
     <w:rsid w:val="00E3494C"/>
     <w:rPr>
@@ -4142,10 +4329,10 @@
       <w:szCs w:val="40"/>
     </w:rPr>
   </w:style>
-  <w:style w:type="character" w:customStyle="1" w:styleId="Ttulo2Char">
-    <w:name w:val="Título 2 Char"/>
-    <w:basedOn w:val="Fontepargpadro"/>
-    <w:link w:val="Ttulo2"/>
+  <w:style w:type="character" w:customStyle="1" w:styleId="Heading2Char">
+    <w:name w:val="Heading 2 Char"/>
+    <w:basedOn w:val="DefaultParagraphFont"/>
+    <w:link w:val="Heading2"/>
     <w:uiPriority w:val="9"/>
     <w:rsid w:val="00DC311D"/>
     <w:rPr>
@@ -4155,10 +4342,10 @@
       <w:szCs w:val="32"/>
     </w:rPr>
   </w:style>
-  <w:style w:type="character" w:customStyle="1" w:styleId="Ttulo3Char">
-    <w:name w:val="Título 3 Char"/>
-    <w:basedOn w:val="Fontepargpadro"/>
-    <w:link w:val="Ttulo3"/>
+  <w:style w:type="character" w:customStyle="1" w:styleId="Heading3Char">
+    <w:name w:val="Heading 3 Char"/>
+    <w:basedOn w:val="DefaultParagraphFont"/>
+    <w:link w:val="Heading3"/>
     <w:uiPriority w:val="9"/>
     <w:semiHidden/>
     <w:rsid w:val="00842A46"/>
@@ -4169,10 +4356,10 @@
       <w:szCs w:val="28"/>
     </w:rPr>
   </w:style>
-  <w:style w:type="character" w:customStyle="1" w:styleId="Ttulo4Char">
-    <w:name w:val="Título 4 Char"/>
-    <w:basedOn w:val="Fontepargpadro"/>
-    <w:link w:val="Ttulo4"/>
+  <w:style w:type="character" w:customStyle="1" w:styleId="Heading4Char">
+    <w:name w:val="Heading 4 Char"/>
+    <w:basedOn w:val="DefaultParagraphFont"/>
+    <w:link w:val="Heading4"/>
     <w:uiPriority w:val="9"/>
     <w:semiHidden/>
     <w:rsid w:val="00842A46"/>
@@ -4183,10 +4370,10 @@
       <w:color w:val="0F4761" w:themeColor="accent1" w:themeShade="BF"/>
     </w:rPr>
   </w:style>
-  <w:style w:type="character" w:customStyle="1" w:styleId="Ttulo5Char">
-    <w:name w:val="Título 5 Char"/>
-    <w:basedOn w:val="Fontepargpadro"/>
-    <w:link w:val="Ttulo5"/>
+  <w:style w:type="character" w:customStyle="1" w:styleId="Heading5Char">
+    <w:name w:val="Heading 5 Char"/>
+    <w:basedOn w:val="DefaultParagraphFont"/>
+    <w:link w:val="Heading5"/>
     <w:uiPriority w:val="9"/>
     <w:semiHidden/>
     <w:rsid w:val="00842A46"/>
@@ -4195,10 +4382,10 @@
       <w:color w:val="0F4761" w:themeColor="accent1" w:themeShade="BF"/>
     </w:rPr>
   </w:style>
-  <w:style w:type="character" w:customStyle="1" w:styleId="Ttulo6Char">
-    <w:name w:val="Título 6 Char"/>
-    <w:basedOn w:val="Fontepargpadro"/>
-    <w:link w:val="Ttulo6"/>
+  <w:style w:type="character" w:customStyle="1" w:styleId="Heading6Char">
+    <w:name w:val="Heading 6 Char"/>
+    <w:basedOn w:val="DefaultParagraphFont"/>
+    <w:link w:val="Heading6"/>
     <w:uiPriority w:val="9"/>
     <w:semiHidden/>
     <w:rsid w:val="00842A46"/>
@@ -4209,10 +4396,10 @@
       <w:color w:val="595959" w:themeColor="text1" w:themeTint="A6"/>
     </w:rPr>
   </w:style>
-  <w:style w:type="character" w:customStyle="1" w:styleId="Ttulo7Char">
-    <w:name w:val="Título 7 Char"/>
-    <w:basedOn w:val="Fontepargpadro"/>
-    <w:link w:val="Ttulo7"/>
+  <w:style w:type="character" w:customStyle="1" w:styleId="Heading7Char">
+    <w:name w:val="Heading 7 Char"/>
+    <w:basedOn w:val="DefaultParagraphFont"/>
+    <w:link w:val="Heading7"/>
     <w:uiPriority w:val="9"/>
     <w:semiHidden/>
     <w:rsid w:val="00842A46"/>
@@ -4221,10 +4408,10 @@
       <w:color w:val="595959" w:themeColor="text1" w:themeTint="A6"/>
     </w:rPr>
   </w:style>
-  <w:style w:type="character" w:customStyle="1" w:styleId="Ttulo8Char">
-    <w:name w:val="Título 8 Char"/>
-    <w:basedOn w:val="Fontepargpadro"/>
-    <w:link w:val="Ttulo8"/>
+  <w:style w:type="character" w:customStyle="1" w:styleId="Heading8Char">
+    <w:name w:val="Heading 8 Char"/>
+    <w:basedOn w:val="DefaultParagraphFont"/>
+    <w:link w:val="Heading8"/>
     <w:uiPriority w:val="9"/>
     <w:semiHidden/>
     <w:rsid w:val="00842A46"/>
@@ -4235,10 +4422,10 @@
       <w:color w:val="272727" w:themeColor="text1" w:themeTint="D8"/>
     </w:rPr>
   </w:style>
-  <w:style w:type="character" w:customStyle="1" w:styleId="Ttulo9Char">
-    <w:name w:val="Título 9 Char"/>
-    <w:basedOn w:val="Fontepargpadro"/>
-    <w:link w:val="Ttulo9"/>
+  <w:style w:type="character" w:customStyle="1" w:styleId="Heading9Char">
+    <w:name w:val="Heading 9 Char"/>
+    <w:basedOn w:val="DefaultParagraphFont"/>
+    <w:link w:val="Heading9"/>
     <w:uiPriority w:val="9"/>
     <w:semiHidden/>
     <w:rsid w:val="00842A46"/>
@@ -4247,11 +4434,11 @@
       <w:color w:val="272727" w:themeColor="text1" w:themeTint="D8"/>
     </w:rPr>
   </w:style>
-  <w:style w:type="paragraph" w:styleId="Ttulo">
+  <w:style w:type="paragraph" w:styleId="Title">
     <w:name w:val="Title"/>
     <w:basedOn w:val="Normal"/>
     <w:next w:val="Normal"/>
-    <w:link w:val="TtuloChar"/>
+    <w:link w:val="TitleChar"/>
     <w:uiPriority w:val="10"/>
     <w:qFormat/>
     <w:rsid w:val="00842A46"/>
@@ -4267,10 +4454,10 @@
       <w:szCs w:val="56"/>
     </w:rPr>
   </w:style>
-  <w:style w:type="character" w:customStyle="1" w:styleId="TtuloChar">
-    <w:name w:val="Título Char"/>
-    <w:basedOn w:val="Fontepargpadro"/>
-    <w:link w:val="Ttulo"/>
+  <w:style w:type="character" w:customStyle="1" w:styleId="TitleChar">
+    <w:name w:val="Title Char"/>
+    <w:basedOn w:val="DefaultParagraphFont"/>
+    <w:link w:val="Title"/>
     <w:uiPriority w:val="10"/>
     <w:rsid w:val="00842A46"/>
     <w:rPr>
@@ -4281,11 +4468,11 @@
       <w:szCs w:val="56"/>
     </w:rPr>
   </w:style>
-  <w:style w:type="paragraph" w:styleId="Subttulo">
+  <w:style w:type="paragraph" w:styleId="Subtitle">
     <w:name w:val="Subtitle"/>
     <w:basedOn w:val="Normal"/>
     <w:next w:val="Normal"/>
-    <w:link w:val="SubttuloChar"/>
+    <w:link w:val="SubtitleChar"/>
     <w:uiPriority w:val="11"/>
     <w:qFormat/>
     <w:rsid w:val="00842A46"/>
@@ -4302,10 +4489,10 @@
       <w:szCs w:val="28"/>
     </w:rPr>
   </w:style>
-  <w:style w:type="character" w:customStyle="1" w:styleId="SubttuloChar">
-    <w:name w:val="Subtítulo Char"/>
-    <w:basedOn w:val="Fontepargpadro"/>
-    <w:link w:val="Subttulo"/>
+  <w:style w:type="character" w:customStyle="1" w:styleId="SubtitleChar">
+    <w:name w:val="Subtitle Char"/>
+    <w:basedOn w:val="DefaultParagraphFont"/>
+    <w:link w:val="Subtitle"/>
     <w:uiPriority w:val="11"/>
     <w:rsid w:val="00842A46"/>
     <w:rPr>
@@ -4316,11 +4503,11 @@
       <w:szCs w:val="28"/>
     </w:rPr>
   </w:style>
-  <w:style w:type="paragraph" w:styleId="Citao">
+  <w:style w:type="paragraph" w:styleId="Quote">
     <w:name w:val="Quote"/>
     <w:basedOn w:val="Normal"/>
     <w:next w:val="Normal"/>
-    <w:link w:val="CitaoChar"/>
+    <w:link w:val="QuoteChar"/>
     <w:uiPriority w:val="29"/>
     <w:qFormat/>
     <w:rsid w:val="00842A46"/>
@@ -4334,10 +4521,10 @@
       <w:color w:val="404040" w:themeColor="text1" w:themeTint="BF"/>
     </w:rPr>
   </w:style>
-  <w:style w:type="character" w:customStyle="1" w:styleId="CitaoChar">
-    <w:name w:val="Citação Char"/>
-    <w:basedOn w:val="Fontepargpadro"/>
-    <w:link w:val="Citao"/>
+  <w:style w:type="character" w:customStyle="1" w:styleId="QuoteChar">
+    <w:name w:val="Quote Char"/>
+    <w:basedOn w:val="DefaultParagraphFont"/>
+    <w:link w:val="Quote"/>
     <w:uiPriority w:val="29"/>
     <w:rsid w:val="00842A46"/>
     <w:rPr>
@@ -4346,7 +4533,7 @@
       <w:color w:val="404040" w:themeColor="text1" w:themeTint="BF"/>
     </w:rPr>
   </w:style>
-  <w:style w:type="paragraph" w:styleId="PargrafodaLista">
+  <w:style w:type="paragraph" w:styleId="ListParagraph">
     <w:name w:val="List Paragraph"/>
     <w:basedOn w:val="Normal"/>
     <w:uiPriority w:val="34"/>
@@ -4357,9 +4544,9 @@
       <w:contextualSpacing/>
     </w:pPr>
   </w:style>
-  <w:style w:type="character" w:styleId="nfaseIntensa">
+  <w:style w:type="character" w:styleId="IntenseEmphasis">
     <w:name w:val="Intense Emphasis"/>
-    <w:basedOn w:val="Fontepargpadro"/>
+    <w:basedOn w:val="DefaultParagraphFont"/>
     <w:uiPriority w:val="21"/>
     <w:qFormat/>
     <w:rsid w:val="00842A46"/>
@@ -4369,11 +4556,11 @@
       <w:color w:val="0F4761" w:themeColor="accent1" w:themeShade="BF"/>
     </w:rPr>
   </w:style>
-  <w:style w:type="paragraph" w:styleId="CitaoIntensa">
+  <w:style w:type="paragraph" w:styleId="IntenseQuote">
     <w:name w:val="Intense Quote"/>
     <w:basedOn w:val="Normal"/>
     <w:next w:val="Normal"/>
-    <w:link w:val="CitaoIntensaChar"/>
+    <w:link w:val="IntenseQuoteChar"/>
     <w:uiPriority w:val="30"/>
     <w:qFormat/>
     <w:rsid w:val="00842A46"/>
@@ -4392,10 +4579,10 @@
       <w:color w:val="0F4761" w:themeColor="accent1" w:themeShade="BF"/>
     </w:rPr>
   </w:style>
-  <w:style w:type="character" w:customStyle="1" w:styleId="CitaoIntensaChar">
-    <w:name w:val="Citação Intensa Char"/>
-    <w:basedOn w:val="Fontepargpadro"/>
-    <w:link w:val="CitaoIntensa"/>
+  <w:style w:type="character" w:customStyle="1" w:styleId="IntenseQuoteChar">
+    <w:name w:val="Intense Quote Char"/>
+    <w:basedOn w:val="DefaultParagraphFont"/>
+    <w:link w:val="IntenseQuote"/>
     <w:uiPriority w:val="30"/>
     <w:rsid w:val="00842A46"/>
     <w:rPr>
@@ -4404,9 +4591,9 @@
       <w:color w:val="0F4761" w:themeColor="accent1" w:themeShade="BF"/>
     </w:rPr>
   </w:style>
-  <w:style w:type="character" w:styleId="RefernciaIntensa">
+  <w:style w:type="character" w:styleId="IntenseReference">
     <w:name w:val="Intense Reference"/>
-    <w:basedOn w:val="Fontepargpadro"/>
+    <w:basedOn w:val="DefaultParagraphFont"/>
     <w:uiPriority w:val="32"/>
     <w:qFormat/>
     <w:rsid w:val="00842A46"/>
@@ -4418,9 +4605,9 @@
       <w:spacing w:val="5"/>
     </w:rPr>
   </w:style>
-  <w:style w:type="paragraph" w:styleId="CabealhodoSumrio">
+  <w:style w:type="paragraph" w:styleId="TOCHeading">
     <w:name w:val="TOC Heading"/>
-    <w:basedOn w:val="Ttulo1"/>
+    <w:basedOn w:val="Heading1"/>
     <w:next w:val="Normal"/>
     <w:uiPriority w:val="39"/>
     <w:unhideWhenUsed/>
@@ -4444,7 +4631,7 @@
       <w14:ligatures w14:val="none"/>
     </w:rPr>
   </w:style>
-  <w:style w:type="paragraph" w:styleId="Sumrio1">
+  <w:style w:type="paragraph" w:styleId="TOC1">
     <w:name w:val="toc 1"/>
     <w:basedOn w:val="Normal"/>
     <w:next w:val="Normal"/>
@@ -4456,7 +4643,7 @@
       <w:spacing w:after="100"/>
     </w:pPr>
   </w:style>
-  <w:style w:type="paragraph" w:styleId="Sumrio2">
+  <w:style w:type="paragraph" w:styleId="TOC2">
     <w:name w:val="toc 2"/>
     <w:basedOn w:val="Normal"/>
     <w:next w:val="Normal"/>
@@ -4471,7 +4658,7 @@
   </w:style>
   <w:style w:type="character" w:styleId="Hyperlink">
     <w:name w:val="Hyperlink"/>
-    <w:basedOn w:val="Fontepargpadro"/>
+    <w:basedOn w:val="DefaultParagraphFont"/>
     <w:uiPriority w:val="99"/>
     <w:unhideWhenUsed/>
     <w:rsid w:val="007B1CB3"/>
@@ -4497,9 +4684,9 @@
       <w14:ligatures w14:val="none"/>
     </w:rPr>
   </w:style>
-  <w:style w:type="character" w:styleId="Forte">
+  <w:style w:type="character" w:styleId="Strong">
     <w:name w:val="Strong"/>
-    <w:basedOn w:val="Fontepargpadro"/>
+    <w:basedOn w:val="DefaultParagraphFont"/>
     <w:uiPriority w:val="22"/>
     <w:qFormat/>
     <w:rsid w:val="005D1E40"/>
@@ -4508,9 +4695,9 @@
       <w:bCs/>
     </w:rPr>
   </w:style>
-  <w:style w:type="character" w:styleId="CdigoHTML">
+  <w:style w:type="character" w:styleId="HTMLCode">
     <w:name w:val="HTML Code"/>
-    <w:basedOn w:val="Fontepargpadro"/>
+    <w:basedOn w:val="DefaultParagraphFont"/>
     <w:uiPriority w:val="99"/>
     <w:semiHidden/>
     <w:unhideWhenUsed/>

--- a/documentaçãoDB.docx
+++ b/documentaçãoDB.docx
@@ -1,6 +1,6 @@
 
 <file path=word/document.xml><?xml version="1.0" encoding="utf-8"?>
-<w:document xmlns:wpc="http://schemas.microsoft.com/office/word/2010/wordprocessingCanvas" xmlns:cx="http://schemas.microsoft.com/office/drawing/2014/chartex" xmlns:cx1="http://schemas.microsoft.com/office/drawing/2015/9/8/chartex" xmlns:cx2="http://schemas.microsoft.com/office/drawing/2015/10/21/chartex" xmlns:cx3="http://schemas.microsoft.com/office/drawing/2016/5/9/chartex" xmlns:cx4="http://schemas.microsoft.com/office/drawing/2016/5/10/chartex" xmlns:cx5="http://schemas.microsoft.com/office/drawing/2016/5/11/chartex" xmlns:cx6="http://schemas.microsoft.com/office/drawing/2016/5/12/chartex" xmlns:cx7="http://schemas.microsoft.com/office/drawing/2016/5/13/chartex" xmlns:cx8="http://schemas.microsoft.com/office/drawing/2016/5/14/chartex" xmlns:mc="http://schemas.openxmlformats.org/markup-compatibility/2006" xmlns:aink="http://schemas.microsoft.com/office/drawing/2016/ink" xmlns:am3d="http://schemas.microsoft.com/office/drawing/2017/model3d" xmlns:o="urn:schemas-microsoft-com:office:office" xmlns:r="http://schemas.openxmlformats.org/officeDocument/2006/relationships" xmlns:m="http://schemas.openxmlformats.org/officeDocument/2006/math" xmlns:v="urn:schemas-microsoft-com:vml" xmlns:wp14="http://schemas.microsoft.com/office/word/2010/wordprocessingDrawing" xmlns:wp="http://schemas.openxmlformats.org/drawingml/2006/wordprocessingDrawing" xmlns:w10="urn:schemas-microsoft-com:office:word" xmlns:w="http://schemas.openxmlformats.org/wordprocessingml/2006/main" xmlns:w14="http://schemas.microsoft.com/office/word/2010/wordml" xmlns:w15="http://schemas.microsoft.com/office/word/2012/wordml" xmlns:w16cex="http://schemas.microsoft.com/office/word/2018/wordml/cex" xmlns:w16cid="http://schemas.microsoft.com/office/word/2016/wordml/cid" xmlns:w16="http://schemas.microsoft.com/office/word/2018/wordml" xmlns:w16sdtdh="http://schemas.microsoft.com/office/word/2020/wordml/sdtdatahash" xmlns:w16se="http://schemas.microsoft.com/office/word/2015/wordml/symex" xmlns:wpg="http://schemas.microsoft.com/office/word/2010/wordprocessingGroup" xmlns:wpi="http://schemas.microsoft.com/office/word/2010/wordprocessingInk" xmlns:wne="http://schemas.microsoft.com/office/word/2006/wordml" xmlns:wps="http://schemas.microsoft.com/office/word/2010/wordprocessingShape" mc:Ignorable="w14 w15 w16se w16cid w16 w16cex w16sdtdh wp14">
+<w:document xmlns:wpc="http://schemas.microsoft.com/office/word/2010/wordprocessingCanvas" xmlns:cx="http://schemas.microsoft.com/office/drawing/2014/chartex" xmlns:cx1="http://schemas.microsoft.com/office/drawing/2015/9/8/chartex" xmlns:cx2="http://schemas.microsoft.com/office/drawing/2015/10/21/chartex" xmlns:cx3="http://schemas.microsoft.com/office/drawing/2016/5/9/chartex" xmlns:cx4="http://schemas.microsoft.com/office/drawing/2016/5/10/chartex" xmlns:cx5="http://schemas.microsoft.com/office/drawing/2016/5/11/chartex" xmlns:cx6="http://schemas.microsoft.com/office/drawing/2016/5/12/chartex" xmlns:cx7="http://schemas.microsoft.com/office/drawing/2016/5/13/chartex" xmlns:cx8="http://schemas.microsoft.com/office/drawing/2016/5/14/chartex" xmlns:mc="http://schemas.openxmlformats.org/markup-compatibility/2006" xmlns:aink="http://schemas.microsoft.com/office/drawing/2016/ink" xmlns:am3d="http://schemas.microsoft.com/office/drawing/2017/model3d" xmlns:o="urn:schemas-microsoft-com:office:office" xmlns:oel="http://schemas.microsoft.com/office/2019/extlst" xmlns:r="http://schemas.openxmlformats.org/officeDocument/2006/relationships" xmlns:m="http://schemas.openxmlformats.org/officeDocument/2006/math" xmlns:v="urn:schemas-microsoft-com:vml" xmlns:wp14="http://schemas.microsoft.com/office/word/2010/wordprocessingDrawing" xmlns:wp="http://schemas.openxmlformats.org/drawingml/2006/wordprocessingDrawing" xmlns:w10="urn:schemas-microsoft-com:office:word" xmlns:w="http://schemas.openxmlformats.org/wordprocessingml/2006/main" xmlns:w14="http://schemas.microsoft.com/office/word/2010/wordml" xmlns:w15="http://schemas.microsoft.com/office/word/2012/wordml" xmlns:w16cex="http://schemas.microsoft.com/office/word/2018/wordml/cex" xmlns:w16cid="http://schemas.microsoft.com/office/word/2016/wordml/cid" xmlns:w16="http://schemas.microsoft.com/office/word/2018/wordml" xmlns:w16du="http://schemas.microsoft.com/office/word/2023/wordml/word16du" xmlns:w16sdtdh="http://schemas.microsoft.com/office/word/2020/wordml/sdtdatahash" xmlns:w16sdtfl="http://schemas.microsoft.com/office/word/2024/wordml/sdtformatlock" xmlns:w16se="http://schemas.microsoft.com/office/word/2015/wordml/symex" xmlns:wpg="http://schemas.microsoft.com/office/word/2010/wordprocessingGroup" xmlns:wpi="http://schemas.microsoft.com/office/word/2010/wordprocessingInk" xmlns:wne="http://schemas.microsoft.com/office/word/2006/wordml" xmlns:wps="http://schemas.microsoft.com/office/word/2010/wordprocessingShape" mc:Ignorable="w14 w15 w16se w16cid w16 w16cex w16sdtdh w16sdtfl w16du wp14">
   <w:body>
     <w:p>
       <w:pPr>
@@ -92,33 +92,8 @@
           <w:rFonts w:ascii="Times New Roman" w:hAnsi="Times New Roman" w:cs="Times New Roman"/>
           <w:lang w:val="en-US"/>
         </w:rPr>
-        <w:t xml:space="preserve">Gabriel </w:t>
-      </w:r>
-      <w:proofErr w:type="spellStart"/>
-      <w:r>
-        <w:rPr>
-          <w:rFonts w:ascii="Times New Roman" w:hAnsi="Times New Roman" w:cs="Times New Roman"/>
-          <w:lang w:val="en-US"/>
-        </w:rPr>
-        <w:t>Neris</w:t>
-      </w:r>
-      <w:proofErr w:type="spellEnd"/>
-      <w:r>
-        <w:rPr>
-          <w:rFonts w:ascii="Times New Roman" w:hAnsi="Times New Roman" w:cs="Times New Roman"/>
-          <w:lang w:val="en-US"/>
-        </w:rPr>
-        <w:t xml:space="preserve"> </w:t>
-      </w:r>
-      <w:proofErr w:type="spellStart"/>
-      <w:r>
-        <w:rPr>
-          <w:rFonts w:ascii="Times New Roman" w:hAnsi="Times New Roman" w:cs="Times New Roman"/>
-          <w:lang w:val="en-US"/>
-        </w:rPr>
-        <w:t>Losano</w:t>
-      </w:r>
-      <w:proofErr w:type="spellEnd"/>
+        <w:t>Gabriel Neris Losano</w:t>
+      </w:r>
       <w:r>
         <w:rPr>
           <w:rFonts w:ascii="Times New Roman" w:hAnsi="Times New Roman" w:cs="Times New Roman"/>
@@ -176,7 +151,20 @@
           <w:rFonts w:ascii="Times New Roman" w:hAnsi="Times New Roman" w:cs="Times New Roman"/>
           <w:lang w:val="en-US"/>
         </w:rPr>
-        <w:t xml:space="preserve"> RM, </w:t>
+        <w:t xml:space="preserve"> RM</w:t>
+      </w:r>
+      <w:r>
+        <w:rPr>
+          <w:rFonts w:ascii="Times New Roman" w:hAnsi="Times New Roman" w:cs="Times New Roman"/>
+        </w:rPr>
+        <w:t>565594</w:t>
+      </w:r>
+      <w:r>
+        <w:rPr>
+          <w:rFonts w:ascii="Times New Roman" w:hAnsi="Times New Roman" w:cs="Times New Roman"/>
+          <w:lang w:val="en-US"/>
+        </w:rPr>
+        <w:t xml:space="preserve">, </w:t>
       </w:r>
       <w:r>
         <w:rPr>
@@ -585,33 +573,8 @@
           <w:rFonts w:ascii="Times New Roman" w:hAnsi="Times New Roman" w:cs="Times New Roman"/>
           <w:lang w:val="en-US"/>
         </w:rPr>
-        <w:t xml:space="preserve">Gabriel </w:t>
-      </w:r>
-      <w:proofErr w:type="spellStart"/>
-      <w:r>
-        <w:rPr>
-          <w:rFonts w:ascii="Times New Roman" w:hAnsi="Times New Roman" w:cs="Times New Roman"/>
-          <w:lang w:val="en-US"/>
-        </w:rPr>
-        <w:t>Neris</w:t>
-      </w:r>
-      <w:proofErr w:type="spellEnd"/>
-      <w:r>
-        <w:rPr>
-          <w:rFonts w:ascii="Times New Roman" w:hAnsi="Times New Roman" w:cs="Times New Roman"/>
-          <w:lang w:val="en-US"/>
-        </w:rPr>
-        <w:t xml:space="preserve"> </w:t>
-      </w:r>
-      <w:proofErr w:type="spellStart"/>
-      <w:r>
-        <w:rPr>
-          <w:rFonts w:ascii="Times New Roman" w:hAnsi="Times New Roman" w:cs="Times New Roman"/>
-          <w:lang w:val="en-US"/>
-        </w:rPr>
-        <w:t>Losano</w:t>
-      </w:r>
-      <w:proofErr w:type="spellEnd"/>
+        <w:t>Gabriel Neris Losano</w:t>
+      </w:r>
       <w:r>
         <w:rPr>
           <w:rFonts w:ascii="Times New Roman" w:hAnsi="Times New Roman" w:cs="Times New Roman"/>
@@ -662,7 +625,20 @@
           <w:rFonts w:ascii="Times New Roman" w:hAnsi="Times New Roman" w:cs="Times New Roman"/>
           <w:lang w:val="en-US"/>
         </w:rPr>
-        <w:t xml:space="preserve">Joao Vitor Biribilli, RM, </w:t>
+        <w:t>Joao Vitor Biribilli, RM</w:t>
+      </w:r>
+      <w:r>
+        <w:rPr>
+          <w:rFonts w:ascii="Times New Roman" w:hAnsi="Times New Roman" w:cs="Times New Roman"/>
+        </w:rPr>
+        <w:t>565594</w:t>
+      </w:r>
+      <w:r>
+        <w:rPr>
+          <w:rFonts w:ascii="Times New Roman" w:hAnsi="Times New Roman" w:cs="Times New Roman"/>
+          <w:lang w:val="en-US"/>
+        </w:rPr>
+        <w:t xml:space="preserve">, </w:t>
       </w:r>
       <w:r>
         <w:rPr>
@@ -1107,7 +1083,7 @@
       <w:sdtContent>
         <w:p>
           <w:pPr>
-            <w:pStyle w:val="TOCHeading"/>
+            <w:pStyle w:val="CabealhodoSumrio"/>
             <w:rPr>
               <w:rFonts w:ascii="Times New Roman" w:hAnsi="Times New Roman" w:cs="Times New Roman"/>
             </w:rPr>
@@ -1115,7 +1091,7 @@
         </w:p>
         <w:p>
           <w:pPr>
-            <w:pStyle w:val="TOC1"/>
+            <w:pStyle w:val="Sumrio1"/>
             <w:tabs>
               <w:tab w:val="left" w:pos="480"/>
               <w:tab w:val="right" w:leader="dot" w:pos="8494"/>
@@ -1228,7 +1204,7 @@
         </w:p>
         <w:p>
           <w:pPr>
-            <w:pStyle w:val="TOC2"/>
+            <w:pStyle w:val="Sumrio2"/>
             <w:tabs>
               <w:tab w:val="left" w:pos="960"/>
               <w:tab w:val="right" w:leader="dot" w:pos="8494"/>
@@ -1321,7 +1297,7 @@
         </w:p>
         <w:p>
           <w:pPr>
-            <w:pStyle w:val="TOC2"/>
+            <w:pStyle w:val="Sumrio2"/>
             <w:tabs>
               <w:tab w:val="left" w:pos="960"/>
               <w:tab w:val="right" w:leader="dot" w:pos="8494"/>
@@ -1414,7 +1390,7 @@
         </w:p>
         <w:p>
           <w:pPr>
-            <w:pStyle w:val="TOC2"/>
+            <w:pStyle w:val="Sumrio2"/>
             <w:tabs>
               <w:tab w:val="left" w:pos="960"/>
               <w:tab w:val="right" w:leader="dot" w:pos="8494"/>
@@ -1507,7 +1483,7 @@
         </w:p>
         <w:p>
           <w:pPr>
-            <w:pStyle w:val="TOC1"/>
+            <w:pStyle w:val="Sumrio1"/>
             <w:tabs>
               <w:tab w:val="left" w:pos="480"/>
               <w:tab w:val="right" w:leader="dot" w:pos="8494"/>
@@ -1626,7 +1602,7 @@
     </w:p>
     <w:p>
       <w:pPr>
-        <w:pStyle w:val="Heading1"/>
+        <w:pStyle w:val="Ttulo1"/>
         <w:rPr>
           <w:sz w:val="28"/>
           <w:szCs w:val="28"/>
@@ -1652,7 +1628,7 @@
     <w:p/>
     <w:p>
       <w:pPr>
-        <w:pStyle w:val="Heading2"/>
+        <w:pStyle w:val="Ttulo2"/>
       </w:pPr>
       <w:bookmarkStart w:id="1" w:name="_Toc197931763"/>
       <w:r>
@@ -1703,7 +1679,7 @@
     </w:p>
     <w:p>
       <w:pPr>
-        <w:pStyle w:val="Heading2"/>
+        <w:pStyle w:val="Ttulo2"/>
       </w:pPr>
       <w:r>
         <w:t>Justificativa da Escolha do Tema</w:t>
@@ -1726,7 +1702,7 @@
       <w:proofErr w:type="spellStart"/>
       <w:r>
         <w:rPr>
-          <w:rStyle w:val="Strong"/>
+          <w:rStyle w:val="Forte"/>
           <w:rFonts w:ascii="Times New Roman" w:hAnsi="Times New Roman" w:cs="Times New Roman"/>
           <w:bdr w:val="none" w:sz="0" w:space="0" w:color="auto" w:frame="1"/>
         </w:rPr>
@@ -1800,7 +1776,7 @@
     <w:p/>
     <w:p>
       <w:pPr>
-        <w:pStyle w:val="Heading2"/>
+        <w:pStyle w:val="Ttulo2"/>
       </w:pPr>
       <w:bookmarkStart w:id="3" w:name="_Toc197931765"/>
       <w:r>
@@ -2194,80 +2170,43 @@
     </w:p>
     <w:p>
       <w:pPr>
-        <w:jc w:val="both"/>
-        <w:rPr>
-          <w:rFonts w:ascii="Times New Roman" w:hAnsi="Times New Roman" w:cs="Times New Roman"/>
-        </w:rPr>
-      </w:pPr>
-      <w:r>
-        <w:rPr>
-          <w:rFonts w:ascii="Times New Roman" w:hAnsi="Times New Roman" w:cs="Times New Roman"/>
-        </w:rPr>
-        <w:tab/>
-        <w:t>É a expansão da Modelagem Conceitual, onde a sua representação é um diagrama</w:t>
-      </w:r>
-      <w:r>
-        <w:rPr>
-          <w:rFonts w:ascii="Times New Roman" w:hAnsi="Times New Roman" w:cs="Times New Roman"/>
-        </w:rPr>
-        <w:t xml:space="preserve"> com a definição dos tipos de dados para cada atributo, a definição de chave estrangeiras, primárias </w:t>
-      </w:r>
-      <w:r>
-        <w:rPr>
-          <w:rFonts w:ascii="Times New Roman" w:hAnsi="Times New Roman" w:cs="Times New Roman"/>
-        </w:rPr>
-        <w:t>e a normalização</w:t>
-      </w:r>
-      <w:r>
-        <w:rPr>
-          <w:rFonts w:ascii="Times New Roman" w:hAnsi="Times New Roman" w:cs="Times New Roman"/>
-        </w:rPr>
-        <w:t>.</w:t>
-      </w:r>
-    </w:p>
-    <w:p>
-      <w:pPr>
         <w:ind w:firstLine="708"/>
-        <w:jc w:val="both"/>
-        <w:rPr>
-          <w:rFonts w:ascii="Times New Roman" w:hAnsi="Times New Roman" w:cs="Times New Roman"/>
-        </w:rPr>
-      </w:pPr>
+        <w:rPr>
+          <w:rFonts w:ascii="Times New Roman" w:hAnsi="Times New Roman" w:cs="Times New Roman"/>
+        </w:rPr>
+      </w:pPr>
+      <w:r>
+        <w:rPr>
+          <w:rFonts w:ascii="Times New Roman" w:hAnsi="Times New Roman" w:cs="Times New Roman"/>
+        </w:rPr>
+        <w:t xml:space="preserve">Modelo </w:t>
+      </w:r>
+      <w:proofErr w:type="spellStart"/>
+      <w:r>
+        <w:rPr>
+          <w:rFonts w:ascii="Times New Roman" w:hAnsi="Times New Roman" w:cs="Times New Roman"/>
+        </w:rPr>
+        <w:t>Relational</w:t>
+      </w:r>
+      <w:proofErr w:type="spellEnd"/>
+      <w:r>
+        <w:rPr>
+          <w:rFonts w:ascii="Times New Roman" w:hAnsi="Times New Roman" w:cs="Times New Roman"/>
+        </w:rPr>
+        <w:t xml:space="preserve">: </w:t>
+      </w:r>
     </w:p>
     <w:p>
       <w:pPr>
         <w:ind w:firstLine="708"/>
       </w:pPr>
       <w:r>
-        <w:rPr>
-          <w:rFonts w:ascii="Times New Roman" w:hAnsi="Times New Roman" w:cs="Times New Roman"/>
-        </w:rPr>
         <w:lastRenderedPageBreak/>
-        <w:t xml:space="preserve">Modelo </w:t>
-      </w:r>
-      <w:proofErr w:type="spellStart"/>
-      <w:r>
-        <w:rPr>
-          <w:rFonts w:ascii="Times New Roman" w:hAnsi="Times New Roman" w:cs="Times New Roman"/>
-        </w:rPr>
-        <w:t>Relational</w:t>
-      </w:r>
-      <w:proofErr w:type="spellEnd"/>
-      <w:r>
-        <w:rPr>
-          <w:rFonts w:ascii="Times New Roman" w:hAnsi="Times New Roman" w:cs="Times New Roman"/>
-        </w:rPr>
-        <w:t xml:space="preserve">: </w:t>
-      </w:r>
-      <w:r>
-        <w:rPr>
-          <w:noProof/>
-        </w:rPr>
         <w:drawing>
-          <wp:inline distT="0" distB="0" distL="0" distR="0" wp14:anchorId="3B22CD87" wp14:editId="4AA607D5">
-            <wp:extent cx="5400040" cy="3916680"/>
-            <wp:effectExtent l="0" t="0" r="0" b="7620"/>
-            <wp:docPr id="1466991412" name="Imagem 2"/>
+          <wp:inline distT="0" distB="0" distL="0" distR="0" wp14:anchorId="5C20CC6E" wp14:editId="73B77B8C">
+            <wp:extent cx="5400040" cy="3755390"/>
+            <wp:effectExtent l="0" t="0" r="0" b="0"/>
+            <wp:docPr id="1814006317" name="Imagem 2"/>
             <wp:cNvGraphicFramePr>
               <a:graphicFrameLocks xmlns:a="http://schemas.openxmlformats.org/drawingml/2006/main" noChangeAspect="1"/>
             </wp:cNvGraphicFramePr>
@@ -2275,7 +2214,7 @@
               <a:graphicData uri="http://schemas.openxmlformats.org/drawingml/2006/picture">
                 <pic:pic xmlns:pic="http://schemas.openxmlformats.org/drawingml/2006/picture">
                   <pic:nvPicPr>
-                    <pic:cNvPr id="0" name="Picture 7"/>
+                    <pic:cNvPr id="0" name="Picture 9"/>
                     <pic:cNvPicPr>
                       <a:picLocks noChangeAspect="1" noChangeArrowheads="1"/>
                     </pic:cNvPicPr>
@@ -2296,7 +2235,7 @@
                   <pic:spPr bwMode="auto">
                     <a:xfrm>
                       <a:off x="0" y="0"/>
-                      <a:ext cx="5400040" cy="3916680"/>
+                      <a:ext cx="5400040" cy="3755390"/>
                     </a:xfrm>
                     <a:prstGeom prst="rect">
                       <a:avLst/>
@@ -2316,6 +2255,11 @@
     <w:p>
       <w:pPr>
         <w:ind w:firstLine="708"/>
+      </w:pPr>
+    </w:p>
+    <w:p>
+      <w:pPr>
+        <w:ind w:firstLine="708"/>
         <w:jc w:val="both"/>
         <w:rPr>
           <w:rFonts w:ascii="Times New Roman" w:hAnsi="Times New Roman" w:cs="Times New Roman"/>
@@ -2325,6 +2269,9 @@
     <w:p>
       <w:pPr>
         <w:ind w:firstLine="708"/>
+        <w:rPr>
+          <w:noProof/>
+        </w:rPr>
       </w:pPr>
       <w:r>
         <w:rPr>
@@ -2355,15 +2302,17 @@
         </w:rPr>
         <w:t xml:space="preserve"> </w:t>
       </w:r>
-      <w:r>
-        <w:rPr>
-          <w:noProof/>
-        </w:rPr>
+    </w:p>
+    <w:p>
+      <w:pPr>
+        <w:ind w:firstLine="708"/>
+      </w:pPr>
+      <w:r>
         <w:drawing>
-          <wp:inline distT="0" distB="0" distL="0" distR="0" wp14:anchorId="74FCDCCB" wp14:editId="2311E2A8">
-            <wp:extent cx="5400040" cy="3914140"/>
+          <wp:inline distT="0" distB="0" distL="0" distR="0" wp14:anchorId="7D8E5388" wp14:editId="13F39019">
+            <wp:extent cx="5400040" cy="3761740"/>
             <wp:effectExtent l="0" t="0" r="0" b="0"/>
-            <wp:docPr id="324492755" name="Imagem 4"/>
+            <wp:docPr id="423829172" name="Imagem 4"/>
             <wp:cNvGraphicFramePr>
               <a:graphicFrameLocks xmlns:a="http://schemas.openxmlformats.org/drawingml/2006/main" noChangeAspect="1"/>
             </wp:cNvGraphicFramePr>
@@ -2371,13 +2320,13 @@
               <a:graphicData uri="http://schemas.openxmlformats.org/drawingml/2006/picture">
                 <pic:pic xmlns:pic="http://schemas.openxmlformats.org/drawingml/2006/picture">
                   <pic:nvPicPr>
-                    <pic:cNvPr id="0" name="Picture 14"/>
+                    <pic:cNvPr id="0" name="Picture 16"/>
                     <pic:cNvPicPr>
                       <a:picLocks noChangeAspect="1" noChangeArrowheads="1"/>
                     </pic:cNvPicPr>
                   </pic:nvPicPr>
                   <pic:blipFill>
-                    <a:blip r:embed="rId7" cstate="print">
+                    <a:blip r:embed="rId7">
                       <a:extLst>
                         <a:ext uri="{28A0092B-C50C-407E-A947-70E740481C1C}">
                           <a14:useLocalDpi xmlns:a14="http://schemas.microsoft.com/office/drawing/2010/main" val="0"/>
@@ -2392,7 +2341,7 @@
                   <pic:spPr bwMode="auto">
                     <a:xfrm>
                       <a:off x="0" y="0"/>
-                      <a:ext cx="5400040" cy="3914140"/>
+                      <a:ext cx="5400040" cy="3761740"/>
                     </a:xfrm>
                     <a:prstGeom prst="rect">
                       <a:avLst/>
@@ -2409,6 +2358,7 @@
         </w:drawing>
       </w:r>
     </w:p>
+    <w:p/>
     <w:p>
       <w:pPr>
         <w:rPr>
@@ -2452,7 +2402,7 @@
       </w:r>
       <w:r>
         <w:rPr>
-          <w:rStyle w:val="Strong"/>
+          <w:rStyle w:val="Forte"/>
           <w:rFonts w:eastAsiaTheme="majorEastAsia"/>
         </w:rPr>
         <w:t>Terceira Forma Normal</w:t>
@@ -2464,7 +2414,7 @@
     <w:p/>
     <w:p>
       <w:pPr>
-        <w:pStyle w:val="Heading2"/>
+        <w:pStyle w:val="Ttulo2"/>
         <w:numPr>
           <w:ilvl w:val="0"/>
           <w:numId w:val="0"/>
@@ -2501,7 +2451,7 @@
       </w:pPr>
       <w:r>
         <w:rPr>
-          <w:rStyle w:val="HTMLCode"/>
+          <w:rStyle w:val="CdigoHTML"/>
           <w:rFonts w:eastAsiaTheme="majorEastAsia"/>
         </w:rPr>
         <w:t>nome</w:t>
@@ -2521,7 +2471,7 @@
       <w:proofErr w:type="spellStart"/>
       <w:r>
         <w:rPr>
-          <w:rStyle w:val="HTMLCode"/>
+          <w:rStyle w:val="CdigoHTML"/>
           <w:rFonts w:eastAsiaTheme="majorEastAsia"/>
         </w:rPr>
         <w:t>cpf</w:t>
@@ -2542,7 +2492,7 @@
       <w:proofErr w:type="spellStart"/>
       <w:r>
         <w:rPr>
-          <w:rStyle w:val="HTMLCode"/>
+          <w:rStyle w:val="CdigoHTML"/>
           <w:rFonts w:eastAsiaTheme="majorEastAsia"/>
         </w:rPr>
         <w:t>email</w:t>
@@ -2563,7 +2513,7 @@
       <w:proofErr w:type="spellStart"/>
       <w:r>
         <w:rPr>
-          <w:rStyle w:val="HTMLCode"/>
+          <w:rStyle w:val="CdigoHTML"/>
           <w:rFonts w:eastAsiaTheme="majorEastAsia"/>
         </w:rPr>
         <w:t>especie</w:t>
@@ -2584,7 +2534,7 @@
       <w:proofErr w:type="spellStart"/>
       <w:r>
         <w:rPr>
-          <w:rStyle w:val="HTMLCode"/>
+          <w:rStyle w:val="CdigoHTML"/>
           <w:rFonts w:eastAsiaTheme="majorEastAsia"/>
         </w:rPr>
         <w:t>tipo_registro</w:t>
@@ -2605,7 +2555,7 @@
       <w:proofErr w:type="spellStart"/>
       <w:r>
         <w:rPr>
-          <w:rStyle w:val="HTMLCode"/>
+          <w:rStyle w:val="CdigoHTML"/>
           <w:rFonts w:eastAsiaTheme="majorEastAsia"/>
         </w:rPr>
         <w:t>nivel_risco</w:t>
@@ -2626,7 +2576,7 @@
     <w:p/>
     <w:p>
       <w:pPr>
-        <w:pStyle w:val="Heading2"/>
+        <w:pStyle w:val="Ttulo2"/>
         <w:numPr>
           <w:ilvl w:val="0"/>
           <w:numId w:val="0"/>
@@ -2662,7 +2612,7 @@
       </w:r>
       <w:r>
         <w:rPr>
-          <w:rStyle w:val="HTMLCode"/>
+          <w:rStyle w:val="CdigoHTML"/>
           <w:rFonts w:eastAsiaTheme="majorEastAsia"/>
         </w:rPr>
         <w:t>T_CLY_USUARIO</w:t>
@@ -2672,7 +2622,7 @@
       </w:r>
       <w:r>
         <w:rPr>
-          <w:rStyle w:val="HTMLCode"/>
+          <w:rStyle w:val="CdigoHTML"/>
           <w:rFonts w:eastAsiaTheme="majorEastAsia"/>
         </w:rPr>
         <w:t>nome</w:t>
@@ -2683,7 +2633,7 @@
       <w:proofErr w:type="spellStart"/>
       <w:r>
         <w:rPr>
-          <w:rStyle w:val="HTMLCode"/>
+          <w:rStyle w:val="CdigoHTML"/>
           <w:rFonts w:eastAsiaTheme="majorEastAsia"/>
         </w:rPr>
         <w:t>cpf</w:t>
@@ -2695,7 +2645,7 @@
       <w:proofErr w:type="spellStart"/>
       <w:r>
         <w:rPr>
-          <w:rStyle w:val="HTMLCode"/>
+          <w:rStyle w:val="CdigoHTML"/>
           <w:rFonts w:eastAsiaTheme="majorEastAsia"/>
         </w:rPr>
         <w:t>email</w:t>
@@ -2706,7 +2656,7 @@
       </w:r>
       <w:r>
         <w:rPr>
-          <w:rStyle w:val="HTMLCode"/>
+          <w:rStyle w:val="CdigoHTML"/>
           <w:rFonts w:eastAsiaTheme="majorEastAsia"/>
         </w:rPr>
         <w:t>telefone</w:t>
@@ -2717,7 +2667,7 @@
       <w:proofErr w:type="spellStart"/>
       <w:r>
         <w:rPr>
-          <w:rStyle w:val="HTMLCode"/>
+          <w:rStyle w:val="CdigoHTML"/>
           <w:rFonts w:eastAsiaTheme="majorEastAsia"/>
         </w:rPr>
         <w:t>endereco</w:t>
@@ -2729,7 +2679,7 @@
       <w:proofErr w:type="spellStart"/>
       <w:r>
         <w:rPr>
-          <w:rStyle w:val="HTMLCode"/>
+          <w:rStyle w:val="CdigoHTML"/>
           <w:rFonts w:eastAsiaTheme="majorEastAsia"/>
         </w:rPr>
         <w:t>id_usuario</w:t>
@@ -2748,7 +2698,7 @@
       </w:r>
       <w:r>
         <w:rPr>
-          <w:rStyle w:val="HTMLCode"/>
+          <w:rStyle w:val="CdigoHTML"/>
           <w:rFonts w:eastAsiaTheme="majorEastAsia"/>
         </w:rPr>
         <w:t>T_CLY_PET</w:t>
@@ -2758,7 +2708,7 @@
       </w:r>
       <w:r>
         <w:rPr>
-          <w:rStyle w:val="HTMLCode"/>
+          <w:rStyle w:val="CdigoHTML"/>
           <w:rFonts w:eastAsiaTheme="majorEastAsia"/>
         </w:rPr>
         <w:t>nome</w:t>
@@ -2769,7 +2719,7 @@
       <w:proofErr w:type="spellStart"/>
       <w:r>
         <w:rPr>
-          <w:rStyle w:val="HTMLCode"/>
+          <w:rStyle w:val="CdigoHTML"/>
           <w:rFonts w:eastAsiaTheme="majorEastAsia"/>
         </w:rPr>
         <w:t>especie</w:t>
@@ -2781,7 +2731,7 @@
       <w:proofErr w:type="spellStart"/>
       <w:r>
         <w:rPr>
-          <w:rStyle w:val="HTMLCode"/>
+          <w:rStyle w:val="CdigoHTML"/>
           <w:rFonts w:eastAsiaTheme="majorEastAsia"/>
         </w:rPr>
         <w:t>raca</w:t>
@@ -2792,7 +2742,7 @@
       </w:r>
       <w:r>
         <w:rPr>
-          <w:rStyle w:val="HTMLCode"/>
+          <w:rStyle w:val="CdigoHTML"/>
           <w:rFonts w:eastAsiaTheme="majorEastAsia"/>
         </w:rPr>
         <w:t>peso</w:t>
@@ -2802,7 +2752,7 @@
       </w:r>
       <w:r>
         <w:rPr>
-          <w:rStyle w:val="HTMLCode"/>
+          <w:rStyle w:val="CdigoHTML"/>
           <w:rFonts w:eastAsiaTheme="majorEastAsia"/>
         </w:rPr>
         <w:t>sexo</w:t>
@@ -2812,7 +2762,7 @@
       </w:r>
       <w:r>
         <w:rPr>
-          <w:rStyle w:val="HTMLCode"/>
+          <w:rStyle w:val="CdigoHTML"/>
           <w:rFonts w:eastAsiaTheme="majorEastAsia"/>
         </w:rPr>
         <w:t>castrado</w:t>
@@ -2822,7 +2772,7 @@
       </w:r>
       <w:r>
         <w:rPr>
-          <w:rStyle w:val="HTMLCode"/>
+          <w:rStyle w:val="CdigoHTML"/>
           <w:rFonts w:eastAsiaTheme="majorEastAsia"/>
         </w:rPr>
         <w:t>porte</w:t>
@@ -2833,7 +2783,7 @@
       <w:proofErr w:type="spellStart"/>
       <w:r>
         <w:rPr>
-          <w:rStyle w:val="HTMLCode"/>
+          <w:rStyle w:val="CdigoHTML"/>
           <w:rFonts w:eastAsiaTheme="majorEastAsia"/>
         </w:rPr>
         <w:t>id_pet</w:t>
@@ -2852,7 +2802,7 @@
       </w:r>
       <w:r>
         <w:rPr>
-          <w:rStyle w:val="HTMLCode"/>
+          <w:rStyle w:val="CdigoHTML"/>
           <w:rFonts w:eastAsiaTheme="majorEastAsia"/>
         </w:rPr>
         <w:t>T_CLY_ALERTA_INTELIGENTE</w:t>
@@ -2863,7 +2813,7 @@
       <w:proofErr w:type="spellStart"/>
       <w:r>
         <w:rPr>
-          <w:rStyle w:val="HTMLCode"/>
+          <w:rStyle w:val="CdigoHTML"/>
           <w:rFonts w:eastAsiaTheme="majorEastAsia"/>
         </w:rPr>
         <w:t>tipo_alerta</w:t>
@@ -2875,7 +2825,7 @@
       <w:proofErr w:type="spellStart"/>
       <w:r>
         <w:rPr>
-          <w:rStyle w:val="HTMLCode"/>
+          <w:rStyle w:val="CdigoHTML"/>
           <w:rFonts w:eastAsiaTheme="majorEastAsia"/>
         </w:rPr>
         <w:t>nivel_risco</w:t>
@@ -2886,7 +2836,7 @@
       </w:r>
       <w:r>
         <w:rPr>
-          <w:rStyle w:val="HTMLCode"/>
+          <w:rStyle w:val="CdigoHTML"/>
           <w:rFonts w:eastAsiaTheme="majorEastAsia"/>
         </w:rPr>
         <w:t>mensagem</w:t>
@@ -2897,7 +2847,7 @@
       <w:proofErr w:type="spellStart"/>
       <w:r>
         <w:rPr>
-          <w:rStyle w:val="HTMLCode"/>
+          <w:rStyle w:val="CdigoHTML"/>
           <w:rFonts w:eastAsiaTheme="majorEastAsia"/>
         </w:rPr>
         <w:t>recomendacao</w:t>
@@ -2909,7 +2859,7 @@
       <w:proofErr w:type="spellStart"/>
       <w:r>
         <w:rPr>
-          <w:rStyle w:val="HTMLCode"/>
+          <w:rStyle w:val="CdigoHTML"/>
           <w:rFonts w:eastAsiaTheme="majorEastAsia"/>
         </w:rPr>
         <w:t>dt_geracao</w:t>
@@ -2920,7 +2870,7 @@
       </w:r>
       <w:r>
         <w:rPr>
-          <w:rStyle w:val="HTMLCode"/>
+          <w:rStyle w:val="CdigoHTML"/>
           <w:rFonts w:eastAsiaTheme="majorEastAsia"/>
         </w:rPr>
         <w:t>status</w:t>
@@ -2931,7 +2881,7 @@
       <w:proofErr w:type="spellStart"/>
       <w:r>
         <w:rPr>
-          <w:rStyle w:val="HTMLCode"/>
+          <w:rStyle w:val="CdigoHTML"/>
           <w:rFonts w:eastAsiaTheme="majorEastAsia"/>
         </w:rPr>
         <w:t>id_alerta</w:t>
@@ -2950,7 +2900,7 @@
     </w:p>
     <w:p>
       <w:pPr>
-        <w:pStyle w:val="Heading2"/>
+        <w:pStyle w:val="Ttulo2"/>
         <w:numPr>
           <w:ilvl w:val="0"/>
           <w:numId w:val="0"/>
@@ -2991,7 +2941,7 @@
       </w:r>
       <w:r>
         <w:rPr>
-          <w:rStyle w:val="HTMLCode"/>
+          <w:rStyle w:val="CdigoHTML"/>
           <w:rFonts w:eastAsiaTheme="majorEastAsia"/>
         </w:rPr>
         <w:t>T_CLY_USUARIO</w:t>
@@ -3013,7 +2963,7 @@
       </w:r>
       <w:r>
         <w:rPr>
-          <w:rStyle w:val="HTMLCode"/>
+          <w:rStyle w:val="CdigoHTML"/>
           <w:rFonts w:eastAsiaTheme="majorEastAsia"/>
         </w:rPr>
         <w:t>T_CLY_PET</w:t>
@@ -3035,7 +2985,7 @@
       </w:r>
       <w:r>
         <w:rPr>
-          <w:rStyle w:val="HTMLCode"/>
+          <w:rStyle w:val="CdigoHTML"/>
           <w:rFonts w:eastAsiaTheme="majorEastAsia"/>
         </w:rPr>
         <w:t>T_CLY_HISTORICO_CLINICO</w:t>
@@ -3057,7 +3007,7 @@
       </w:r>
       <w:r>
         <w:rPr>
-          <w:rStyle w:val="HTMLCode"/>
+          <w:rStyle w:val="CdigoHTML"/>
           <w:rFonts w:eastAsiaTheme="majorEastAsia"/>
         </w:rPr>
         <w:t>T_CLY_DISPOSITIVO_IOT</w:t>
@@ -3079,7 +3029,7 @@
       </w:r>
       <w:r>
         <w:rPr>
-          <w:rStyle w:val="HTMLCode"/>
+          <w:rStyle w:val="CdigoHTML"/>
           <w:rFonts w:eastAsiaTheme="majorEastAsia"/>
         </w:rPr>
         <w:t>T_CLY_ALERTA_INTELIGENTE</w:t>
@@ -3113,7 +3063,7 @@
       </w:r>
       <w:r>
         <w:rPr>
-          <w:rStyle w:val="HTMLCode"/>
+          <w:rStyle w:val="CdigoHTML"/>
           <w:rFonts w:eastAsiaTheme="majorEastAsia"/>
         </w:rPr>
         <w:t>T_CLY_ALERTA_INTELIGENTE</w:t>
@@ -3124,7 +3074,7 @@
       <w:proofErr w:type="spellStart"/>
       <w:r>
         <w:rPr>
-          <w:rStyle w:val="HTMLCode"/>
+          <w:rStyle w:val="CdigoHTML"/>
           <w:rFonts w:eastAsiaTheme="majorEastAsia"/>
         </w:rPr>
         <w:t>id_pet</w:t>
@@ -3135,7 +3085,7 @@
       </w:r>
       <w:r>
         <w:rPr>
-          <w:rStyle w:val="HTMLCode"/>
+          <w:rStyle w:val="CdigoHTML"/>
           <w:rFonts w:eastAsiaTheme="majorEastAsia"/>
         </w:rPr>
         <w:t>JOIN</w:t>
@@ -3153,7 +3103,7 @@
       </w:r>
       <w:r>
         <w:rPr>
-          <w:rStyle w:val="HTMLCode"/>
+          <w:rStyle w:val="CdigoHTML"/>
           <w:rFonts w:eastAsiaTheme="majorEastAsia"/>
         </w:rPr>
         <w:t>T_CLY_HISTORICO_CLINICO</w:t>
@@ -3172,7 +3122,7 @@
       <w:proofErr w:type="spellStart"/>
       <w:r>
         <w:rPr>
-          <w:rStyle w:val="HTMLCode"/>
+          <w:rStyle w:val="CdigoHTML"/>
           <w:rFonts w:eastAsiaTheme="majorEastAsia"/>
         </w:rPr>
         <w:t>id_pet</w:t>
@@ -3236,7 +3186,7 @@
 </file>
 
 <file path=word/numbering.xml><?xml version="1.0" encoding="utf-8"?>
-<w:numbering xmlns:wpc="http://schemas.microsoft.com/office/word/2010/wordprocessingCanvas" xmlns:cx="http://schemas.microsoft.com/office/drawing/2014/chartex" xmlns:cx1="http://schemas.microsoft.com/office/drawing/2015/9/8/chartex" xmlns:cx2="http://schemas.microsoft.com/office/drawing/2015/10/21/chartex" xmlns:cx3="http://schemas.microsoft.com/office/drawing/2016/5/9/chartex" xmlns:cx4="http://schemas.microsoft.com/office/drawing/2016/5/10/chartex" xmlns:cx5="http://schemas.microsoft.com/office/drawing/2016/5/11/chartex" xmlns:cx6="http://schemas.microsoft.com/office/drawing/2016/5/12/chartex" xmlns:cx7="http://schemas.microsoft.com/office/drawing/2016/5/13/chartex" xmlns:cx8="http://schemas.microsoft.com/office/drawing/2016/5/14/chartex" xmlns:mc="http://schemas.openxmlformats.org/markup-compatibility/2006" xmlns:aink="http://schemas.microsoft.com/office/drawing/2016/ink" xmlns:am3d="http://schemas.microsoft.com/office/drawing/2017/model3d" xmlns:o="urn:schemas-microsoft-com:office:office" xmlns:r="http://schemas.openxmlformats.org/officeDocument/2006/relationships" xmlns:m="http://schemas.openxmlformats.org/officeDocument/2006/math" xmlns:v="urn:schemas-microsoft-com:vml" xmlns:wp14="http://schemas.microsoft.com/office/word/2010/wordprocessingDrawing" xmlns:wp="http://schemas.openxmlformats.org/drawingml/2006/wordprocessingDrawing" xmlns:w10="urn:schemas-microsoft-com:office:word" xmlns:w="http://schemas.openxmlformats.org/wordprocessingml/2006/main" xmlns:w14="http://schemas.microsoft.com/office/word/2010/wordml" xmlns:w15="http://schemas.microsoft.com/office/word/2012/wordml" xmlns:w16cex="http://schemas.microsoft.com/office/word/2018/wordml/cex" xmlns:w16cid="http://schemas.microsoft.com/office/word/2016/wordml/cid" xmlns:w16="http://schemas.microsoft.com/office/word/2018/wordml" xmlns:w16sdtdh="http://schemas.microsoft.com/office/word/2020/wordml/sdtdatahash" xmlns:w16se="http://schemas.microsoft.com/office/word/2015/wordml/symex" xmlns:wpg="http://schemas.microsoft.com/office/word/2010/wordprocessingGroup" xmlns:wpi="http://schemas.microsoft.com/office/word/2010/wordprocessingInk" xmlns:wne="http://schemas.microsoft.com/office/word/2006/wordml" xmlns:wps="http://schemas.microsoft.com/office/word/2010/wordprocessingShape" mc:Ignorable="w14 w15 w16se w16cid w16 w16cex w16sdtdh wp14">
+<w:numbering xmlns:wpc="http://schemas.microsoft.com/office/word/2010/wordprocessingCanvas" xmlns:cx="http://schemas.microsoft.com/office/drawing/2014/chartex" xmlns:cx1="http://schemas.microsoft.com/office/drawing/2015/9/8/chartex" xmlns:cx2="http://schemas.microsoft.com/office/drawing/2015/10/21/chartex" xmlns:cx3="http://schemas.microsoft.com/office/drawing/2016/5/9/chartex" xmlns:cx4="http://schemas.microsoft.com/office/drawing/2016/5/10/chartex" xmlns:cx5="http://schemas.microsoft.com/office/drawing/2016/5/11/chartex" xmlns:cx6="http://schemas.microsoft.com/office/drawing/2016/5/12/chartex" xmlns:cx7="http://schemas.microsoft.com/office/drawing/2016/5/13/chartex" xmlns:cx8="http://schemas.microsoft.com/office/drawing/2016/5/14/chartex" xmlns:mc="http://schemas.openxmlformats.org/markup-compatibility/2006" xmlns:aink="http://schemas.microsoft.com/office/drawing/2016/ink" xmlns:am3d="http://schemas.microsoft.com/office/drawing/2017/model3d" xmlns:o="urn:schemas-microsoft-com:office:office" xmlns:oel="http://schemas.microsoft.com/office/2019/extlst" xmlns:r="http://schemas.openxmlformats.org/officeDocument/2006/relationships" xmlns:m="http://schemas.openxmlformats.org/officeDocument/2006/math" xmlns:v="urn:schemas-microsoft-com:vml" xmlns:wp14="http://schemas.microsoft.com/office/word/2010/wordprocessingDrawing" xmlns:wp="http://schemas.openxmlformats.org/drawingml/2006/wordprocessingDrawing" xmlns:w10="urn:schemas-microsoft-com:office:word" xmlns:w="http://schemas.openxmlformats.org/wordprocessingml/2006/main" xmlns:w14="http://schemas.microsoft.com/office/word/2010/wordml" xmlns:w15="http://schemas.microsoft.com/office/word/2012/wordml" xmlns:w16cex="http://schemas.microsoft.com/office/word/2018/wordml/cex" xmlns:w16cid="http://schemas.microsoft.com/office/word/2016/wordml/cid" xmlns:w16="http://schemas.microsoft.com/office/word/2018/wordml" xmlns:w16du="http://schemas.microsoft.com/office/word/2023/wordml/word16du" xmlns:w16sdtdh="http://schemas.microsoft.com/office/word/2020/wordml/sdtdatahash" xmlns:w16sdtfl="http://schemas.microsoft.com/office/word/2024/wordml/sdtformatlock" xmlns:w16se="http://schemas.microsoft.com/office/word/2015/wordml/symex" xmlns:wpg="http://schemas.microsoft.com/office/word/2010/wordprocessingGroup" xmlns:wpi="http://schemas.microsoft.com/office/word/2010/wordprocessingInk" xmlns:wne="http://schemas.microsoft.com/office/word/2006/wordml" xmlns:wps="http://schemas.microsoft.com/office/word/2010/wordprocessingShape" mc:Ignorable="w14 w15 w16se w16cid w16 w16cex w16sdtdh w16sdtfl w16du wp14">
   <w:abstractNum w:abstractNumId="0" w15:restartNumberingAfterBreak="0">
     <w:nsid w:val="248A759E"/>
     <w:multiLevelType w:val="multilevel"/>
@@ -3393,7 +3343,7 @@
     <w:lvl w:ilvl="0">
       <w:start w:val="1"/>
       <w:numFmt w:val="decimal"/>
-      <w:pStyle w:val="Heading1"/>
+      <w:pStyle w:val="Ttulo1"/>
       <w:lvlText w:val="%1"/>
       <w:lvlJc w:val="left"/>
       <w:pPr>
@@ -3403,7 +3353,7 @@
     <w:lvl w:ilvl="1">
       <w:start w:val="1"/>
       <w:numFmt w:val="decimal"/>
-      <w:pStyle w:val="Heading2"/>
+      <w:pStyle w:val="Ttulo2"/>
       <w:lvlText w:val="%1.%2"/>
       <w:lvlJc w:val="left"/>
       <w:pPr>
@@ -3413,7 +3363,7 @@
     <w:lvl w:ilvl="2">
       <w:start w:val="1"/>
       <w:numFmt w:val="decimal"/>
-      <w:pStyle w:val="Heading3"/>
+      <w:pStyle w:val="Ttulo3"/>
       <w:lvlText w:val="%1.%2.%3"/>
       <w:lvlJc w:val="left"/>
       <w:pPr>
@@ -3423,7 +3373,7 @@
     <w:lvl w:ilvl="3">
       <w:start w:val="1"/>
       <w:numFmt w:val="decimal"/>
-      <w:pStyle w:val="Heading4"/>
+      <w:pStyle w:val="Ttulo4"/>
       <w:lvlText w:val="%1.%2.%3.%4"/>
       <w:lvlJc w:val="left"/>
       <w:pPr>
@@ -3433,7 +3383,7 @@
     <w:lvl w:ilvl="4">
       <w:start w:val="1"/>
       <w:numFmt w:val="decimal"/>
-      <w:pStyle w:val="Heading5"/>
+      <w:pStyle w:val="Ttulo5"/>
       <w:lvlText w:val="%1.%2.%3.%4.%5"/>
       <w:lvlJc w:val="left"/>
       <w:pPr>
@@ -3443,7 +3393,7 @@
     <w:lvl w:ilvl="5">
       <w:start w:val="1"/>
       <w:numFmt w:val="decimal"/>
-      <w:pStyle w:val="Heading6"/>
+      <w:pStyle w:val="Ttulo6"/>
       <w:lvlText w:val="%1.%2.%3.%4.%5.%6"/>
       <w:lvlJc w:val="left"/>
       <w:pPr>
@@ -3453,7 +3403,7 @@
     <w:lvl w:ilvl="6">
       <w:start w:val="1"/>
       <w:numFmt w:val="decimal"/>
-      <w:pStyle w:val="Heading7"/>
+      <w:pStyle w:val="Ttulo7"/>
       <w:lvlText w:val="%1.%2.%3.%4.%5.%6.%7"/>
       <w:lvlJc w:val="left"/>
       <w:pPr>
@@ -3463,7 +3413,7 @@
     <w:lvl w:ilvl="7">
       <w:start w:val="1"/>
       <w:numFmt w:val="decimal"/>
-      <w:pStyle w:val="Heading8"/>
+      <w:pStyle w:val="Ttulo8"/>
       <w:lvlText w:val="%1.%2.%3.%4.%5.%6.%7.%8"/>
       <w:lvlJc w:val="left"/>
       <w:pPr>
@@ -3473,7 +3423,7 @@
     <w:lvl w:ilvl="8">
       <w:start w:val="1"/>
       <w:numFmt w:val="decimal"/>
-      <w:pStyle w:val="Heading9"/>
+      <w:pStyle w:val="Ttulo9"/>
       <w:lvlText w:val="%1.%2.%3.%4.%5.%6.%7.%8.%9"/>
       <w:lvlJc w:val="left"/>
       <w:pPr>
@@ -3630,32 +3580,32 @@
       </w:rPr>
     </w:lvl>
   </w:abstractNum>
-  <w:num w:numId="1">
+  <w:num w:numId="1" w16cid:durableId="33510745">
     <w:abstractNumId w:val="1"/>
   </w:num>
-  <w:num w:numId="2">
+  <w:num w:numId="2" w16cid:durableId="793015802">
     <w:abstractNumId w:val="1"/>
   </w:num>
-  <w:num w:numId="3">
+  <w:num w:numId="3" w16cid:durableId="1024289321">
     <w:abstractNumId w:val="1"/>
   </w:num>
-  <w:num w:numId="4">
+  <w:num w:numId="4" w16cid:durableId="245236843">
     <w:abstractNumId w:val="1"/>
   </w:num>
-  <w:num w:numId="5">
+  <w:num w:numId="5" w16cid:durableId="5602407">
     <w:abstractNumId w:val="1"/>
   </w:num>
-  <w:num w:numId="6">
+  <w:num w:numId="6" w16cid:durableId="620764540">
     <w:abstractNumId w:val="0"/>
   </w:num>
-  <w:num w:numId="7">
+  <w:num w:numId="7" w16cid:durableId="573662991">
     <w:abstractNumId w:val="2"/>
   </w:num>
 </w:numbering>
 </file>
 
 <file path=word/styles.xml><?xml version="1.0" encoding="utf-8"?>
-<w:styles xmlns:mc="http://schemas.openxmlformats.org/markup-compatibility/2006" xmlns:r="http://schemas.openxmlformats.org/officeDocument/2006/relationships" xmlns:w="http://schemas.openxmlformats.org/wordprocessingml/2006/main" xmlns:w14="http://schemas.microsoft.com/office/word/2010/wordml" xmlns:w15="http://schemas.microsoft.com/office/word/2012/wordml" xmlns:w16cex="http://schemas.microsoft.com/office/word/2018/wordml/cex" xmlns:w16cid="http://schemas.microsoft.com/office/word/2016/wordml/cid" xmlns:w16="http://schemas.microsoft.com/office/word/2018/wordml" xmlns:w16sdtdh="http://schemas.microsoft.com/office/word/2020/wordml/sdtdatahash" xmlns:w16se="http://schemas.microsoft.com/office/word/2015/wordml/symex" mc:Ignorable="w14 w15 w16se w16cid w16 w16cex w16sdtdh">
+<w:styles xmlns:mc="http://schemas.openxmlformats.org/markup-compatibility/2006" xmlns:r="http://schemas.openxmlformats.org/officeDocument/2006/relationships" xmlns:w="http://schemas.openxmlformats.org/wordprocessingml/2006/main" xmlns:w14="http://schemas.microsoft.com/office/word/2010/wordml" xmlns:w15="http://schemas.microsoft.com/office/word/2012/wordml" xmlns:w16cex="http://schemas.microsoft.com/office/word/2018/wordml/cex" xmlns:w16cid="http://schemas.microsoft.com/office/word/2016/wordml/cid" xmlns:w16="http://schemas.microsoft.com/office/word/2018/wordml" xmlns:w16du="http://schemas.microsoft.com/office/word/2023/wordml/word16du" xmlns:w16sdtdh="http://schemas.microsoft.com/office/word/2020/wordml/sdtdatahash" xmlns:w16sdtfl="http://schemas.microsoft.com/office/word/2024/wordml/sdtformatlock" xmlns:w16se="http://schemas.microsoft.com/office/word/2015/wordml/symex" mc:Ignorable="w14 w15 w16se w16cid w16 w16cex w16sdtdh w16sdtfl w16du">
   <w:docDefaults>
     <w:rPrDefault>
       <w:rPr>
@@ -4056,11 +4006,11 @@
     <w:qFormat/>
     <w:rsid w:val="00E52921"/>
   </w:style>
-  <w:style w:type="paragraph" w:styleId="Heading1">
+  <w:style w:type="paragraph" w:styleId="Ttulo1">
     <w:name w:val="heading 1"/>
     <w:basedOn w:val="Normal"/>
     <w:next w:val="Normal"/>
-    <w:link w:val="Heading1Char"/>
+    <w:link w:val="Ttulo1Char"/>
     <w:uiPriority w:val="9"/>
     <w:qFormat/>
     <w:rsid w:val="00E3494C"/>
@@ -4080,11 +4030,11 @@
       <w:szCs w:val="40"/>
     </w:rPr>
   </w:style>
-  <w:style w:type="paragraph" w:styleId="Heading2">
+  <w:style w:type="paragraph" w:styleId="Ttulo2">
     <w:name w:val="heading 2"/>
     <w:basedOn w:val="Normal"/>
     <w:next w:val="Normal"/>
-    <w:link w:val="Heading2Char"/>
+    <w:link w:val="Ttulo2Char"/>
     <w:uiPriority w:val="9"/>
     <w:unhideWhenUsed/>
     <w:qFormat/>
@@ -4106,11 +4056,11 @@
       <w:szCs w:val="32"/>
     </w:rPr>
   </w:style>
-  <w:style w:type="paragraph" w:styleId="Heading3">
+  <w:style w:type="paragraph" w:styleId="Ttulo3">
     <w:name w:val="heading 3"/>
     <w:basedOn w:val="Normal"/>
     <w:next w:val="Normal"/>
-    <w:link w:val="Heading3Char"/>
+    <w:link w:val="Ttulo3Char"/>
     <w:uiPriority w:val="9"/>
     <w:semiHidden/>
     <w:unhideWhenUsed/>
@@ -4133,11 +4083,11 @@
       <w:szCs w:val="28"/>
     </w:rPr>
   </w:style>
-  <w:style w:type="paragraph" w:styleId="Heading4">
+  <w:style w:type="paragraph" w:styleId="Ttulo4">
     <w:name w:val="heading 4"/>
     <w:basedOn w:val="Normal"/>
     <w:next w:val="Normal"/>
-    <w:link w:val="Heading4Char"/>
+    <w:link w:val="Ttulo4Char"/>
     <w:uiPriority w:val="9"/>
     <w:semiHidden/>
     <w:unhideWhenUsed/>
@@ -4160,11 +4110,11 @@
       <w:color w:val="0F4761" w:themeColor="accent1" w:themeShade="BF"/>
     </w:rPr>
   </w:style>
-  <w:style w:type="paragraph" w:styleId="Heading5">
+  <w:style w:type="paragraph" w:styleId="Ttulo5">
     <w:name w:val="heading 5"/>
     <w:basedOn w:val="Normal"/>
     <w:next w:val="Normal"/>
-    <w:link w:val="Heading5Char"/>
+    <w:link w:val="Ttulo5Char"/>
     <w:uiPriority w:val="9"/>
     <w:semiHidden/>
     <w:unhideWhenUsed/>
@@ -4185,11 +4135,11 @@
       <w:color w:val="0F4761" w:themeColor="accent1" w:themeShade="BF"/>
     </w:rPr>
   </w:style>
-  <w:style w:type="paragraph" w:styleId="Heading6">
+  <w:style w:type="paragraph" w:styleId="Ttulo6">
     <w:name w:val="heading 6"/>
     <w:basedOn w:val="Normal"/>
     <w:next w:val="Normal"/>
-    <w:link w:val="Heading6Char"/>
+    <w:link w:val="Ttulo6Char"/>
     <w:uiPriority w:val="9"/>
     <w:semiHidden/>
     <w:unhideWhenUsed/>
@@ -4212,11 +4162,11 @@
       <w:color w:val="595959" w:themeColor="text1" w:themeTint="A6"/>
     </w:rPr>
   </w:style>
-  <w:style w:type="paragraph" w:styleId="Heading7">
+  <w:style w:type="paragraph" w:styleId="Ttulo7">
     <w:name w:val="heading 7"/>
     <w:basedOn w:val="Normal"/>
     <w:next w:val="Normal"/>
-    <w:link w:val="Heading7Char"/>
+    <w:link w:val="Ttulo7Char"/>
     <w:uiPriority w:val="9"/>
     <w:semiHidden/>
     <w:unhideWhenUsed/>
@@ -4237,11 +4187,11 @@
       <w:color w:val="595959" w:themeColor="text1" w:themeTint="A6"/>
     </w:rPr>
   </w:style>
-  <w:style w:type="paragraph" w:styleId="Heading8">
+  <w:style w:type="paragraph" w:styleId="Ttulo8">
     <w:name w:val="heading 8"/>
     <w:basedOn w:val="Normal"/>
     <w:next w:val="Normal"/>
-    <w:link w:val="Heading8Char"/>
+    <w:link w:val="Ttulo8Char"/>
     <w:uiPriority w:val="9"/>
     <w:semiHidden/>
     <w:unhideWhenUsed/>
@@ -4264,11 +4214,11 @@
       <w:color w:val="272727" w:themeColor="text1" w:themeTint="D8"/>
     </w:rPr>
   </w:style>
-  <w:style w:type="paragraph" w:styleId="Heading9">
+  <w:style w:type="paragraph" w:styleId="Ttulo9">
     <w:name w:val="heading 9"/>
     <w:basedOn w:val="Normal"/>
     <w:next w:val="Normal"/>
-    <w:link w:val="Heading9Char"/>
+    <w:link w:val="Ttulo9Char"/>
     <w:uiPriority w:val="9"/>
     <w:semiHidden/>
     <w:unhideWhenUsed/>
@@ -4289,13 +4239,12 @@
       <w:color w:val="272727" w:themeColor="text1" w:themeTint="D8"/>
     </w:rPr>
   </w:style>
-  <w:style w:type="character" w:default="1" w:styleId="DefaultParagraphFont">
+  <w:style w:type="character" w:default="1" w:styleId="Fontepargpadro">
     <w:name w:val="Default Paragraph Font"/>
     <w:uiPriority w:val="1"/>
-    <w:semiHidden/>
     <w:unhideWhenUsed/>
   </w:style>
-  <w:style w:type="table" w:default="1" w:styleId="TableNormal">
+  <w:style w:type="table" w:default="1" w:styleId="Tabelanormal">
     <w:name w:val="Normal Table"/>
     <w:uiPriority w:val="99"/>
     <w:semiHidden/>
@@ -4310,16 +4259,16 @@
       </w:tblCellMar>
     </w:tblPr>
   </w:style>
-  <w:style w:type="numbering" w:default="1" w:styleId="NoList">
+  <w:style w:type="numbering" w:default="1" w:styleId="Semlista">
     <w:name w:val="No List"/>
     <w:uiPriority w:val="99"/>
     <w:semiHidden/>
     <w:unhideWhenUsed/>
   </w:style>
-  <w:style w:type="character" w:customStyle="1" w:styleId="Heading1Char">
-    <w:name w:val="Heading 1 Char"/>
-    <w:basedOn w:val="DefaultParagraphFont"/>
-    <w:link w:val="Heading1"/>
+  <w:style w:type="character" w:customStyle="1" w:styleId="Ttulo1Char">
+    <w:name w:val="Título 1 Char"/>
+    <w:basedOn w:val="Fontepargpadro"/>
+    <w:link w:val="Ttulo1"/>
     <w:uiPriority w:val="9"/>
     <w:rsid w:val="00E3494C"/>
     <w:rPr>
@@ -4329,10 +4278,10 @@
       <w:szCs w:val="40"/>
     </w:rPr>
   </w:style>
-  <w:style w:type="character" w:customStyle="1" w:styleId="Heading2Char">
-    <w:name w:val="Heading 2 Char"/>
-    <w:basedOn w:val="DefaultParagraphFont"/>
-    <w:link w:val="Heading2"/>
+  <w:style w:type="character" w:customStyle="1" w:styleId="Ttulo2Char">
+    <w:name w:val="Título 2 Char"/>
+    <w:basedOn w:val="Fontepargpadro"/>
+    <w:link w:val="Ttulo2"/>
     <w:uiPriority w:val="9"/>
     <w:rsid w:val="00DC311D"/>
     <w:rPr>
@@ -4342,10 +4291,10 @@
       <w:szCs w:val="32"/>
     </w:rPr>
   </w:style>
-  <w:style w:type="character" w:customStyle="1" w:styleId="Heading3Char">
-    <w:name w:val="Heading 3 Char"/>
-    <w:basedOn w:val="DefaultParagraphFont"/>
-    <w:link w:val="Heading3"/>
+  <w:style w:type="character" w:customStyle="1" w:styleId="Ttulo3Char">
+    <w:name w:val="Título 3 Char"/>
+    <w:basedOn w:val="Fontepargpadro"/>
+    <w:link w:val="Ttulo3"/>
     <w:uiPriority w:val="9"/>
     <w:semiHidden/>
     <w:rsid w:val="00842A46"/>
@@ -4356,10 +4305,10 @@
       <w:szCs w:val="28"/>
     </w:rPr>
   </w:style>
-  <w:style w:type="character" w:customStyle="1" w:styleId="Heading4Char">
-    <w:name w:val="Heading 4 Char"/>
-    <w:basedOn w:val="DefaultParagraphFont"/>
-    <w:link w:val="Heading4"/>
+  <w:style w:type="character" w:customStyle="1" w:styleId="Ttulo4Char">
+    <w:name w:val="Título 4 Char"/>
+    <w:basedOn w:val="Fontepargpadro"/>
+    <w:link w:val="Ttulo4"/>
     <w:uiPriority w:val="9"/>
     <w:semiHidden/>
     <w:rsid w:val="00842A46"/>
@@ -4370,10 +4319,10 @@
       <w:color w:val="0F4761" w:themeColor="accent1" w:themeShade="BF"/>
     </w:rPr>
   </w:style>
-  <w:style w:type="character" w:customStyle="1" w:styleId="Heading5Char">
-    <w:name w:val="Heading 5 Char"/>
-    <w:basedOn w:val="DefaultParagraphFont"/>
-    <w:link w:val="Heading5"/>
+  <w:style w:type="character" w:customStyle="1" w:styleId="Ttulo5Char">
+    <w:name w:val="Título 5 Char"/>
+    <w:basedOn w:val="Fontepargpadro"/>
+    <w:link w:val="Ttulo5"/>
     <w:uiPriority w:val="9"/>
     <w:semiHidden/>
     <w:rsid w:val="00842A46"/>
@@ -4382,10 +4331,10 @@
       <w:color w:val="0F4761" w:themeColor="accent1" w:themeShade="BF"/>
     </w:rPr>
   </w:style>
-  <w:style w:type="character" w:customStyle="1" w:styleId="Heading6Char">
-    <w:name w:val="Heading 6 Char"/>
-    <w:basedOn w:val="DefaultParagraphFont"/>
-    <w:link w:val="Heading6"/>
+  <w:style w:type="character" w:customStyle="1" w:styleId="Ttulo6Char">
+    <w:name w:val="Título 6 Char"/>
+    <w:basedOn w:val="Fontepargpadro"/>
+    <w:link w:val="Ttulo6"/>
     <w:uiPriority w:val="9"/>
     <w:semiHidden/>
     <w:rsid w:val="00842A46"/>
@@ -4396,10 +4345,10 @@
       <w:color w:val="595959" w:themeColor="text1" w:themeTint="A6"/>
     </w:rPr>
   </w:style>
-  <w:style w:type="character" w:customStyle="1" w:styleId="Heading7Char">
-    <w:name w:val="Heading 7 Char"/>
-    <w:basedOn w:val="DefaultParagraphFont"/>
-    <w:link w:val="Heading7"/>
+  <w:style w:type="character" w:customStyle="1" w:styleId="Ttulo7Char">
+    <w:name w:val="Título 7 Char"/>
+    <w:basedOn w:val="Fontepargpadro"/>
+    <w:link w:val="Ttulo7"/>
     <w:uiPriority w:val="9"/>
     <w:semiHidden/>
     <w:rsid w:val="00842A46"/>
@@ -4408,10 +4357,10 @@
       <w:color w:val="595959" w:themeColor="text1" w:themeTint="A6"/>
     </w:rPr>
   </w:style>
-  <w:style w:type="character" w:customStyle="1" w:styleId="Heading8Char">
-    <w:name w:val="Heading 8 Char"/>
-    <w:basedOn w:val="DefaultParagraphFont"/>
-    <w:link w:val="Heading8"/>
+  <w:style w:type="character" w:customStyle="1" w:styleId="Ttulo8Char">
+    <w:name w:val="Título 8 Char"/>
+    <w:basedOn w:val="Fontepargpadro"/>
+    <w:link w:val="Ttulo8"/>
     <w:uiPriority w:val="9"/>
     <w:semiHidden/>
     <w:rsid w:val="00842A46"/>
@@ -4422,10 +4371,10 @@
       <w:color w:val="272727" w:themeColor="text1" w:themeTint="D8"/>
     </w:rPr>
   </w:style>
-  <w:style w:type="character" w:customStyle="1" w:styleId="Heading9Char">
-    <w:name w:val="Heading 9 Char"/>
-    <w:basedOn w:val="DefaultParagraphFont"/>
-    <w:link w:val="Heading9"/>
+  <w:style w:type="character" w:customStyle="1" w:styleId="Ttulo9Char">
+    <w:name w:val="Título 9 Char"/>
+    <w:basedOn w:val="Fontepargpadro"/>
+    <w:link w:val="Ttulo9"/>
     <w:uiPriority w:val="9"/>
     <w:semiHidden/>
     <w:rsid w:val="00842A46"/>
@@ -4434,11 +4383,11 @@
       <w:color w:val="272727" w:themeColor="text1" w:themeTint="D8"/>
     </w:rPr>
   </w:style>
-  <w:style w:type="paragraph" w:styleId="Title">
+  <w:style w:type="paragraph" w:styleId="Ttulo">
     <w:name w:val="Title"/>
     <w:basedOn w:val="Normal"/>
     <w:next w:val="Normal"/>
-    <w:link w:val="TitleChar"/>
+    <w:link w:val="TtuloChar"/>
     <w:uiPriority w:val="10"/>
     <w:qFormat/>
     <w:rsid w:val="00842A46"/>
@@ -4454,10 +4403,10 @@
       <w:szCs w:val="56"/>
     </w:rPr>
   </w:style>
-  <w:style w:type="character" w:customStyle="1" w:styleId="TitleChar">
-    <w:name w:val="Title Char"/>
-    <w:basedOn w:val="DefaultParagraphFont"/>
-    <w:link w:val="Title"/>
+  <w:style w:type="character" w:customStyle="1" w:styleId="TtuloChar">
+    <w:name w:val="Título Char"/>
+    <w:basedOn w:val="Fontepargpadro"/>
+    <w:link w:val="Ttulo"/>
     <w:uiPriority w:val="10"/>
     <w:rsid w:val="00842A46"/>
     <w:rPr>
@@ -4468,11 +4417,11 @@
       <w:szCs w:val="56"/>
     </w:rPr>
   </w:style>
-  <w:style w:type="paragraph" w:styleId="Subtitle">
+  <w:style w:type="paragraph" w:styleId="Subttulo">
     <w:name w:val="Subtitle"/>
     <w:basedOn w:val="Normal"/>
     <w:next w:val="Normal"/>
-    <w:link w:val="SubtitleChar"/>
+    <w:link w:val="SubttuloChar"/>
     <w:uiPriority w:val="11"/>
     <w:qFormat/>
     <w:rsid w:val="00842A46"/>
@@ -4489,10 +4438,10 @@
       <w:szCs w:val="28"/>
     </w:rPr>
   </w:style>
-  <w:style w:type="character" w:customStyle="1" w:styleId="SubtitleChar">
-    <w:name w:val="Subtitle Char"/>
-    <w:basedOn w:val="DefaultParagraphFont"/>
-    <w:link w:val="Subtitle"/>
+  <w:style w:type="character" w:customStyle="1" w:styleId="SubttuloChar">
+    <w:name w:val="Subtítulo Char"/>
+    <w:basedOn w:val="Fontepargpadro"/>
+    <w:link w:val="Subttulo"/>
     <w:uiPriority w:val="11"/>
     <w:rsid w:val="00842A46"/>
     <w:rPr>
@@ -4503,11 +4452,11 @@
       <w:szCs w:val="28"/>
     </w:rPr>
   </w:style>
-  <w:style w:type="paragraph" w:styleId="Quote">
+  <w:style w:type="paragraph" w:styleId="Citao">
     <w:name w:val="Quote"/>
     <w:basedOn w:val="Normal"/>
     <w:next w:val="Normal"/>
-    <w:link w:val="QuoteChar"/>
+    <w:link w:val="CitaoChar"/>
     <w:uiPriority w:val="29"/>
     <w:qFormat/>
     <w:rsid w:val="00842A46"/>
@@ -4521,10 +4470,10 @@
       <w:color w:val="404040" w:themeColor="text1" w:themeTint="BF"/>
     </w:rPr>
   </w:style>
-  <w:style w:type="character" w:customStyle="1" w:styleId="QuoteChar">
-    <w:name w:val="Quote Char"/>
-    <w:basedOn w:val="DefaultParagraphFont"/>
-    <w:link w:val="Quote"/>
+  <w:style w:type="character" w:customStyle="1" w:styleId="CitaoChar">
+    <w:name w:val="Citação Char"/>
+    <w:basedOn w:val="Fontepargpadro"/>
+    <w:link w:val="Citao"/>
     <w:uiPriority w:val="29"/>
     <w:rsid w:val="00842A46"/>
     <w:rPr>
@@ -4533,7 +4482,7 @@
       <w:color w:val="404040" w:themeColor="text1" w:themeTint="BF"/>
     </w:rPr>
   </w:style>
-  <w:style w:type="paragraph" w:styleId="ListParagraph">
+  <w:style w:type="paragraph" w:styleId="PargrafodaLista">
     <w:name w:val="List Paragraph"/>
     <w:basedOn w:val="Normal"/>
     <w:uiPriority w:val="34"/>
@@ -4544,9 +4493,9 @@
       <w:contextualSpacing/>
     </w:pPr>
   </w:style>
-  <w:style w:type="character" w:styleId="IntenseEmphasis">
+  <w:style w:type="character" w:styleId="nfaseIntensa">
     <w:name w:val="Intense Emphasis"/>
-    <w:basedOn w:val="DefaultParagraphFont"/>
+    <w:basedOn w:val="Fontepargpadro"/>
     <w:uiPriority w:val="21"/>
     <w:qFormat/>
     <w:rsid w:val="00842A46"/>
@@ -4556,11 +4505,11 @@
       <w:color w:val="0F4761" w:themeColor="accent1" w:themeShade="BF"/>
     </w:rPr>
   </w:style>
-  <w:style w:type="paragraph" w:styleId="IntenseQuote">
+  <w:style w:type="paragraph" w:styleId="CitaoIntensa">
     <w:name w:val="Intense Quote"/>
     <w:basedOn w:val="Normal"/>
     <w:next w:val="Normal"/>
-    <w:link w:val="IntenseQuoteChar"/>
+    <w:link w:val="CitaoIntensaChar"/>
     <w:uiPriority w:val="30"/>
     <w:qFormat/>
     <w:rsid w:val="00842A46"/>
@@ -4579,10 +4528,10 @@
       <w:color w:val="0F4761" w:themeColor="accent1" w:themeShade="BF"/>
     </w:rPr>
   </w:style>
-  <w:style w:type="character" w:customStyle="1" w:styleId="IntenseQuoteChar">
-    <w:name w:val="Intense Quote Char"/>
-    <w:basedOn w:val="DefaultParagraphFont"/>
-    <w:link w:val="IntenseQuote"/>
+  <w:style w:type="character" w:customStyle="1" w:styleId="CitaoIntensaChar">
+    <w:name w:val="Citação Intensa Char"/>
+    <w:basedOn w:val="Fontepargpadro"/>
+    <w:link w:val="CitaoIntensa"/>
     <w:uiPriority w:val="30"/>
     <w:rsid w:val="00842A46"/>
     <w:rPr>
@@ -4591,9 +4540,9 @@
       <w:color w:val="0F4761" w:themeColor="accent1" w:themeShade="BF"/>
     </w:rPr>
   </w:style>
-  <w:style w:type="character" w:styleId="IntenseReference">
+  <w:style w:type="character" w:styleId="RefernciaIntensa">
     <w:name w:val="Intense Reference"/>
-    <w:basedOn w:val="DefaultParagraphFont"/>
+    <w:basedOn w:val="Fontepargpadro"/>
     <w:uiPriority w:val="32"/>
     <w:qFormat/>
     <w:rsid w:val="00842A46"/>
@@ -4605,9 +4554,9 @@
       <w:spacing w:val="5"/>
     </w:rPr>
   </w:style>
-  <w:style w:type="paragraph" w:styleId="TOCHeading">
+  <w:style w:type="paragraph" w:styleId="CabealhodoSumrio">
     <w:name w:val="TOC Heading"/>
-    <w:basedOn w:val="Heading1"/>
+    <w:basedOn w:val="Ttulo1"/>
     <w:next w:val="Normal"/>
     <w:uiPriority w:val="39"/>
     <w:unhideWhenUsed/>
@@ -4631,7 +4580,7 @@
       <w14:ligatures w14:val="none"/>
     </w:rPr>
   </w:style>
-  <w:style w:type="paragraph" w:styleId="TOC1">
+  <w:style w:type="paragraph" w:styleId="Sumrio1">
     <w:name w:val="toc 1"/>
     <w:basedOn w:val="Normal"/>
     <w:next w:val="Normal"/>
@@ -4643,7 +4592,7 @@
       <w:spacing w:after="100"/>
     </w:pPr>
   </w:style>
-  <w:style w:type="paragraph" w:styleId="TOC2">
+  <w:style w:type="paragraph" w:styleId="Sumrio2">
     <w:name w:val="toc 2"/>
     <w:basedOn w:val="Normal"/>
     <w:next w:val="Normal"/>
@@ -4658,7 +4607,7 @@
   </w:style>
   <w:style w:type="character" w:styleId="Hyperlink">
     <w:name w:val="Hyperlink"/>
-    <w:basedOn w:val="DefaultParagraphFont"/>
+    <w:basedOn w:val="Fontepargpadro"/>
     <w:uiPriority w:val="99"/>
     <w:unhideWhenUsed/>
     <w:rsid w:val="007B1CB3"/>
@@ -4684,9 +4633,9 @@
       <w14:ligatures w14:val="none"/>
     </w:rPr>
   </w:style>
-  <w:style w:type="character" w:styleId="Strong">
+  <w:style w:type="character" w:styleId="Forte">
     <w:name w:val="Strong"/>
-    <w:basedOn w:val="DefaultParagraphFont"/>
+    <w:basedOn w:val="Fontepargpadro"/>
     <w:uiPriority w:val="22"/>
     <w:qFormat/>
     <w:rsid w:val="005D1E40"/>
@@ -4695,9 +4644,9 @@
       <w:bCs/>
     </w:rPr>
   </w:style>
-  <w:style w:type="character" w:styleId="HTMLCode">
+  <w:style w:type="character" w:styleId="CdigoHTML">
     <w:name w:val="HTML Code"/>
-    <w:basedOn w:val="DefaultParagraphFont"/>
+    <w:basedOn w:val="Fontepargpadro"/>
     <w:uiPriority w:val="99"/>
     <w:semiHidden/>
     <w:unhideWhenUsed/>

--- a/documentaçãoDB.docx
+++ b/documentaçãoDB.docx
@@ -1,6 +1,6 @@
 
 <file path=word/document.xml><?xml version="1.0" encoding="utf-8"?>
-<w:document xmlns:wpc="http://schemas.microsoft.com/office/word/2010/wordprocessingCanvas" xmlns:cx="http://schemas.microsoft.com/office/drawing/2014/chartex" xmlns:cx1="http://schemas.microsoft.com/office/drawing/2015/9/8/chartex" xmlns:cx2="http://schemas.microsoft.com/office/drawing/2015/10/21/chartex" xmlns:cx3="http://schemas.microsoft.com/office/drawing/2016/5/9/chartex" xmlns:cx4="http://schemas.microsoft.com/office/drawing/2016/5/10/chartex" xmlns:cx5="http://schemas.microsoft.com/office/drawing/2016/5/11/chartex" xmlns:cx6="http://schemas.microsoft.com/office/drawing/2016/5/12/chartex" xmlns:cx7="http://schemas.microsoft.com/office/drawing/2016/5/13/chartex" xmlns:cx8="http://schemas.microsoft.com/office/drawing/2016/5/14/chartex" xmlns:mc="http://schemas.openxmlformats.org/markup-compatibility/2006" xmlns:aink="http://schemas.microsoft.com/office/drawing/2016/ink" xmlns:am3d="http://schemas.microsoft.com/office/drawing/2017/model3d" xmlns:o="urn:schemas-microsoft-com:office:office" xmlns:oel="http://schemas.microsoft.com/office/2019/extlst" xmlns:r="http://schemas.openxmlformats.org/officeDocument/2006/relationships" xmlns:m="http://schemas.openxmlformats.org/officeDocument/2006/math" xmlns:v="urn:schemas-microsoft-com:vml" xmlns:wp14="http://schemas.microsoft.com/office/word/2010/wordprocessingDrawing" xmlns:wp="http://schemas.openxmlformats.org/drawingml/2006/wordprocessingDrawing" xmlns:w10="urn:schemas-microsoft-com:office:word" xmlns:w="http://schemas.openxmlformats.org/wordprocessingml/2006/main" xmlns:w14="http://schemas.microsoft.com/office/word/2010/wordml" xmlns:w15="http://schemas.microsoft.com/office/word/2012/wordml" xmlns:w16cex="http://schemas.microsoft.com/office/word/2018/wordml/cex" xmlns:w16cid="http://schemas.microsoft.com/office/word/2016/wordml/cid" xmlns:w16="http://schemas.microsoft.com/office/word/2018/wordml" xmlns:w16du="http://schemas.microsoft.com/office/word/2023/wordml/word16du" xmlns:w16sdtdh="http://schemas.microsoft.com/office/word/2020/wordml/sdtdatahash" xmlns:w16sdtfl="http://schemas.microsoft.com/office/word/2024/wordml/sdtformatlock" xmlns:w16se="http://schemas.microsoft.com/office/word/2015/wordml/symex" xmlns:wpg="http://schemas.microsoft.com/office/word/2010/wordprocessingGroup" xmlns:wpi="http://schemas.microsoft.com/office/word/2010/wordprocessingInk" xmlns:wne="http://schemas.microsoft.com/office/word/2006/wordml" xmlns:wps="http://schemas.microsoft.com/office/word/2010/wordprocessingShape" mc:Ignorable="w14 w15 w16se w16cid w16 w16cex w16sdtdh w16sdtfl w16du wp14">
+<w:document xmlns:wpc="http://schemas.microsoft.com/office/word/2010/wordprocessingCanvas" xmlns:cx="http://schemas.microsoft.com/office/drawing/2014/chartex" xmlns:cx1="http://schemas.microsoft.com/office/drawing/2015/9/8/chartex" xmlns:cx2="http://schemas.microsoft.com/office/drawing/2015/10/21/chartex" xmlns:cx3="http://schemas.microsoft.com/office/drawing/2016/5/9/chartex" xmlns:cx4="http://schemas.microsoft.com/office/drawing/2016/5/10/chartex" xmlns:cx5="http://schemas.microsoft.com/office/drawing/2016/5/11/chartex" xmlns:cx6="http://schemas.microsoft.com/office/drawing/2016/5/12/chartex" xmlns:cx7="http://schemas.microsoft.com/office/drawing/2016/5/13/chartex" xmlns:cx8="http://schemas.microsoft.com/office/drawing/2016/5/14/chartex" xmlns:mc="http://schemas.openxmlformats.org/markup-compatibility/2006" xmlns:aink="http://schemas.microsoft.com/office/drawing/2016/ink" xmlns:am3d="http://schemas.microsoft.com/office/drawing/2017/model3d" xmlns:o="urn:schemas-microsoft-com:office:office" xmlns:r="http://schemas.openxmlformats.org/officeDocument/2006/relationships" xmlns:m="http://schemas.openxmlformats.org/officeDocument/2006/math" xmlns:v="urn:schemas-microsoft-com:vml" xmlns:wp14="http://schemas.microsoft.com/office/word/2010/wordprocessingDrawing" xmlns:wp="http://schemas.openxmlformats.org/drawingml/2006/wordprocessingDrawing" xmlns:w10="urn:schemas-microsoft-com:office:word" xmlns:w="http://schemas.openxmlformats.org/wordprocessingml/2006/main" xmlns:w14="http://schemas.microsoft.com/office/word/2010/wordml" xmlns:w15="http://schemas.microsoft.com/office/word/2012/wordml" xmlns:w16cex="http://schemas.microsoft.com/office/word/2018/wordml/cex" xmlns:w16cid="http://schemas.microsoft.com/office/word/2016/wordml/cid" xmlns:w16="http://schemas.microsoft.com/office/word/2018/wordml" xmlns:w16sdtdh="http://schemas.microsoft.com/office/word/2020/wordml/sdtdatahash" xmlns:w16se="http://schemas.microsoft.com/office/word/2015/wordml/symex" xmlns:wpg="http://schemas.microsoft.com/office/word/2010/wordprocessingGroup" xmlns:wpi="http://schemas.microsoft.com/office/word/2010/wordprocessingInk" xmlns:wne="http://schemas.microsoft.com/office/word/2006/wordml" xmlns:wps="http://schemas.microsoft.com/office/word/2010/wordprocessingShape" mc:Ignorable="w14 w15 w16se w16cid w16 w16cex w16sdtdh wp14">
   <w:body>
     <w:p>
       <w:pPr>
@@ -144,18 +144,35 @@
           <w:rFonts w:ascii="Times New Roman" w:hAnsi="Times New Roman" w:cs="Times New Roman"/>
           <w:lang w:val="en-US"/>
         </w:rPr>
-        <w:t>Joao Vitor Biribilli,</w:t>
-      </w:r>
+        <w:t xml:space="preserve">Joao Vitor </w:t>
+      </w:r>
+      <w:proofErr w:type="spellStart"/>
       <w:r>
         <w:rPr>
           <w:rFonts w:ascii="Times New Roman" w:hAnsi="Times New Roman" w:cs="Times New Roman"/>
           <w:lang w:val="en-US"/>
         </w:rPr>
+        <w:t>Biribilli</w:t>
+      </w:r>
+      <w:proofErr w:type="spellEnd"/>
+      <w:r>
+        <w:rPr>
+          <w:rFonts w:ascii="Times New Roman" w:hAnsi="Times New Roman" w:cs="Times New Roman"/>
+          <w:lang w:val="en-US"/>
+        </w:rPr>
+        <w:t>,</w:t>
+      </w:r>
+      <w:r>
+        <w:rPr>
+          <w:rFonts w:ascii="Times New Roman" w:hAnsi="Times New Roman" w:cs="Times New Roman"/>
+          <w:lang w:val="en-US"/>
+        </w:rPr>
         <w:t xml:space="preserve"> RM</w:t>
       </w:r>
       <w:r>
         <w:rPr>
           <w:rFonts w:ascii="Times New Roman" w:hAnsi="Times New Roman" w:cs="Times New Roman"/>
+          <w:lang w:val="en-US"/>
         </w:rPr>
         <w:t>565594</w:t>
       </w:r>
@@ -625,11 +642,28 @@
           <w:rFonts w:ascii="Times New Roman" w:hAnsi="Times New Roman" w:cs="Times New Roman"/>
           <w:lang w:val="en-US"/>
         </w:rPr>
-        <w:t>Joao Vitor Biribilli, RM</w:t>
-      </w:r>
-      <w:r>
-        <w:rPr>
-          <w:rFonts w:ascii="Times New Roman" w:hAnsi="Times New Roman" w:cs="Times New Roman"/>
+        <w:t xml:space="preserve">Joao Vitor </w:t>
+      </w:r>
+      <w:proofErr w:type="spellStart"/>
+      <w:r>
+        <w:rPr>
+          <w:rFonts w:ascii="Times New Roman" w:hAnsi="Times New Roman" w:cs="Times New Roman"/>
+          <w:lang w:val="en-US"/>
+        </w:rPr>
+        <w:t>Biribilli</w:t>
+      </w:r>
+      <w:proofErr w:type="spellEnd"/>
+      <w:r>
+        <w:rPr>
+          <w:rFonts w:ascii="Times New Roman" w:hAnsi="Times New Roman" w:cs="Times New Roman"/>
+          <w:lang w:val="en-US"/>
+        </w:rPr>
+        <w:t>, RM</w:t>
+      </w:r>
+      <w:r>
+        <w:rPr>
+          <w:rFonts w:ascii="Times New Roman" w:hAnsi="Times New Roman" w:cs="Times New Roman"/>
+          <w:lang w:val="en-US"/>
         </w:rPr>
         <w:t>565594</w:t>
       </w:r>
@@ -1073,17 +1107,11 @@
           <w:docPartUnique/>
         </w:docPartObj>
       </w:sdtPr>
-      <w:sdtEndPr>
-        <w:rPr>
-          <w:rFonts w:ascii="Times New Roman" w:hAnsi="Times New Roman" w:cs="Times New Roman"/>
-          <w:b/>
-          <w:bCs/>
-        </w:rPr>
-      </w:sdtEndPr>
+      <w:sdtEndPr/>
       <w:sdtContent>
         <w:p>
           <w:pPr>
-            <w:pStyle w:val="CabealhodoSumrio"/>
+            <w:pStyle w:val="TOCHeading"/>
             <w:rPr>
               <w:rFonts w:ascii="Times New Roman" w:hAnsi="Times New Roman" w:cs="Times New Roman"/>
             </w:rPr>
@@ -1091,7 +1119,7 @@
         </w:p>
         <w:p>
           <w:pPr>
-            <w:pStyle w:val="Sumrio1"/>
+            <w:pStyle w:val="TOC1"/>
             <w:tabs>
               <w:tab w:val="left" w:pos="480"/>
               <w:tab w:val="right" w:leader="dot" w:pos="8494"/>
@@ -1204,7 +1232,7 @@
         </w:p>
         <w:p>
           <w:pPr>
-            <w:pStyle w:val="Sumrio2"/>
+            <w:pStyle w:val="TOC2"/>
             <w:tabs>
               <w:tab w:val="left" w:pos="960"/>
               <w:tab w:val="right" w:leader="dot" w:pos="8494"/>
@@ -1297,7 +1325,7 @@
         </w:p>
         <w:p>
           <w:pPr>
-            <w:pStyle w:val="Sumrio2"/>
+            <w:pStyle w:val="TOC2"/>
             <w:tabs>
               <w:tab w:val="left" w:pos="960"/>
               <w:tab w:val="right" w:leader="dot" w:pos="8494"/>
@@ -1390,7 +1418,7 @@
         </w:p>
         <w:p>
           <w:pPr>
-            <w:pStyle w:val="Sumrio2"/>
+            <w:pStyle w:val="TOC2"/>
             <w:tabs>
               <w:tab w:val="left" w:pos="960"/>
               <w:tab w:val="right" w:leader="dot" w:pos="8494"/>
@@ -1483,7 +1511,7 @@
         </w:p>
         <w:p>
           <w:pPr>
-            <w:pStyle w:val="Sumrio1"/>
+            <w:pStyle w:val="TOC1"/>
             <w:tabs>
               <w:tab w:val="left" w:pos="480"/>
               <w:tab w:val="right" w:leader="dot" w:pos="8494"/>
@@ -1575,6 +1603,16 @@
         </w:p>
         <w:p>
           <w:r>
+            <w:t>2.1 levantamento de requisitos........................................................................................6</w:t>
+          </w:r>
+        </w:p>
+        <w:p>
+          <w:r>
+            <w:t>2.2 modelagens descritiva................................................................................................6</w:t>
+          </w:r>
+        </w:p>
+        <w:p>
+          <w:r>
             <w:rPr>
               <w:rFonts w:ascii="Times New Roman" w:hAnsi="Times New Roman" w:cs="Times New Roman"/>
               <w:b/>
@@ -1582,6 +1620,17 @@
             </w:rPr>
             <w:fldChar w:fldCharType="end"/>
           </w:r>
+          <w:r>
+            <w:t xml:space="preserve">2.3 </w:t>
+          </w:r>
+          <w:r>
+            <w:t>modelos lógico e relacional........................................................................................7</w:t>
+          </w:r>
+        </w:p>
+        <w:p>
+          <w:r>
+            <w:t>2.4 3FN..............................................................................................................................8</w:t>
+          </w:r>
         </w:p>
       </w:sdtContent>
     </w:sdt>
@@ -1602,7 +1651,7 @@
     </w:p>
     <w:p>
       <w:pPr>
-        <w:pStyle w:val="Ttulo1"/>
+        <w:pStyle w:val="Heading1"/>
         <w:rPr>
           <w:sz w:val="28"/>
           <w:szCs w:val="28"/>
@@ -1628,7 +1677,7 @@
     <w:p/>
     <w:p>
       <w:pPr>
-        <w:pStyle w:val="Ttulo2"/>
+        <w:pStyle w:val="Heading2"/>
       </w:pPr>
       <w:bookmarkStart w:id="1" w:name="_Toc197931763"/>
       <w:r>
@@ -1679,7 +1728,7 @@
     </w:p>
     <w:p>
       <w:pPr>
-        <w:pStyle w:val="Ttulo2"/>
+        <w:pStyle w:val="Heading2"/>
       </w:pPr>
       <w:r>
         <w:t>Justificativa da Escolha do Tema</w:t>
@@ -1702,7 +1751,7 @@
       <w:proofErr w:type="spellStart"/>
       <w:r>
         <w:rPr>
-          <w:rStyle w:val="Forte"/>
+          <w:rStyle w:val="Strong"/>
           <w:rFonts w:ascii="Times New Roman" w:hAnsi="Times New Roman" w:cs="Times New Roman"/>
           <w:bdr w:val="none" w:sz="0" w:space="0" w:color="auto" w:frame="1"/>
         </w:rPr>
@@ -1776,7 +1825,7 @@
     <w:p/>
     <w:p>
       <w:pPr>
-        <w:pStyle w:val="Ttulo2"/>
+        <w:pStyle w:val="Heading2"/>
       </w:pPr>
       <w:bookmarkStart w:id="3" w:name="_Toc197931765"/>
       <w:r>
@@ -2133,12 +2182,49 @@
           <w:bCs/>
         </w:rPr>
       </w:pPr>
-      <w:r>
-        <w:rPr>
-          <w:rFonts w:ascii="Times New Roman" w:hAnsi="Times New Roman" w:cs="Times New Roman"/>
-          <w:b/>
-          <w:bCs/>
-        </w:rPr>
+    </w:p>
+    <w:p>
+      <w:pPr>
+        <w:rPr>
+          <w:rFonts w:ascii="Times New Roman" w:hAnsi="Times New Roman" w:cs="Times New Roman"/>
+          <w:b/>
+          <w:bCs/>
+        </w:rPr>
+      </w:pPr>
+    </w:p>
+    <w:p>
+      <w:pPr>
+        <w:rPr>
+          <w:rFonts w:ascii="Times New Roman" w:hAnsi="Times New Roman" w:cs="Times New Roman"/>
+          <w:b/>
+          <w:bCs/>
+        </w:rPr>
+      </w:pPr>
+    </w:p>
+    <w:p>
+      <w:pPr>
+        <w:rPr>
+          <w:rFonts w:ascii="Times New Roman" w:hAnsi="Times New Roman" w:cs="Times New Roman"/>
+          <w:b/>
+          <w:bCs/>
+        </w:rPr>
+      </w:pPr>
+    </w:p>
+    <w:p>
+      <w:pPr>
+        <w:rPr>
+          <w:rFonts w:ascii="Times New Roman" w:hAnsi="Times New Roman" w:cs="Times New Roman"/>
+          <w:b/>
+          <w:bCs/>
+        </w:rPr>
+      </w:pPr>
+      <w:r>
+        <w:rPr>
+          <w:rFonts w:ascii="Times New Roman" w:hAnsi="Times New Roman" w:cs="Times New Roman"/>
+          <w:b/>
+          <w:bCs/>
+        </w:rPr>
+        <w:lastRenderedPageBreak/>
         <w:t xml:space="preserve">2.3 Modelagem Lógica </w:t>
       </w:r>
       <w:r>
@@ -2172,7 +2258,7 @@
       <w:pPr>
         <w:ind w:firstLine="708"/>
         <w:rPr>
-          <w:rFonts w:ascii="Times New Roman" w:hAnsi="Times New Roman" w:cs="Times New Roman"/>
+          <w:noProof/>
         </w:rPr>
       </w:pPr>
       <w:r>
@@ -2186,6 +2272,92 @@
         <w:rPr>
           <w:rFonts w:ascii="Times New Roman" w:hAnsi="Times New Roman" w:cs="Times New Roman"/>
         </w:rPr>
+        <w:t>Logical</w:t>
+      </w:r>
+      <w:proofErr w:type="spellEnd"/>
+      <w:r>
+        <w:rPr>
+          <w:rFonts w:ascii="Times New Roman" w:hAnsi="Times New Roman" w:cs="Times New Roman"/>
+        </w:rPr>
+        <w:t>:</w:t>
+      </w:r>
+    </w:p>
+    <w:p>
+      <w:pPr>
+        <w:ind w:firstLine="708"/>
+      </w:pPr>
+      <w:r>
+        <w:rPr>
+          <w:noProof/>
+        </w:rPr>
+        <w:drawing>
+          <wp:inline distT="0" distB="0" distL="0" distR="0" wp14:anchorId="7D8E5388" wp14:editId="13F39019">
+            <wp:extent cx="5400040" cy="3761740"/>
+            <wp:effectExtent l="0" t="0" r="0" b="0"/>
+            <wp:docPr id="423829172" name="Imagem 4"/>
+            <wp:cNvGraphicFramePr>
+              <a:graphicFrameLocks xmlns:a="http://schemas.openxmlformats.org/drawingml/2006/main" noChangeAspect="1"/>
+            </wp:cNvGraphicFramePr>
+            <a:graphic xmlns:a="http://schemas.openxmlformats.org/drawingml/2006/main">
+              <a:graphicData uri="http://schemas.openxmlformats.org/drawingml/2006/picture">
+                <pic:pic xmlns:pic="http://schemas.openxmlformats.org/drawingml/2006/picture">
+                  <pic:nvPicPr>
+                    <pic:cNvPr id="0" name="Picture 16"/>
+                    <pic:cNvPicPr>
+                      <a:picLocks noChangeAspect="1" noChangeArrowheads="1"/>
+                    </pic:cNvPicPr>
+                  </pic:nvPicPr>
+                  <pic:blipFill>
+                    <a:blip r:embed="rId6">
+                      <a:extLst>
+                        <a:ext uri="{28A0092B-C50C-407E-A947-70E740481C1C}">
+                          <a14:useLocalDpi xmlns:a14="http://schemas.microsoft.com/office/drawing/2010/main" val="0"/>
+                        </a:ext>
+                      </a:extLst>
+                    </a:blip>
+                    <a:srcRect/>
+                    <a:stretch>
+                      <a:fillRect/>
+                    </a:stretch>
+                  </pic:blipFill>
+                  <pic:spPr bwMode="auto">
+                    <a:xfrm>
+                      <a:off x="0" y="0"/>
+                      <a:ext cx="5400040" cy="3761740"/>
+                    </a:xfrm>
+                    <a:prstGeom prst="rect">
+                      <a:avLst/>
+                    </a:prstGeom>
+                    <a:noFill/>
+                    <a:ln>
+                      <a:noFill/>
+                    </a:ln>
+                  </pic:spPr>
+                </pic:pic>
+              </a:graphicData>
+            </a:graphic>
+          </wp:inline>
+        </w:drawing>
+      </w:r>
+    </w:p>
+    <w:p>
+      <w:pPr>
+        <w:ind w:firstLine="708"/>
+        <w:rPr>
+          <w:rFonts w:ascii="Times New Roman" w:hAnsi="Times New Roman" w:cs="Times New Roman"/>
+        </w:rPr>
+      </w:pPr>
+      <w:r>
+        <w:rPr>
+          <w:rFonts w:ascii="Times New Roman" w:hAnsi="Times New Roman" w:cs="Times New Roman"/>
+        </w:rPr>
+        <w:t xml:space="preserve">Modelo </w:t>
+      </w:r>
+      <w:proofErr w:type="spellStart"/>
+      <w:r>
+        <w:rPr>
+          <w:rFonts w:ascii="Times New Roman" w:hAnsi="Times New Roman" w:cs="Times New Roman"/>
+        </w:rPr>
         <w:t>Relational</w:t>
       </w:r>
       <w:proofErr w:type="spellEnd"/>
@@ -2201,9 +2373,11 @@
         <w:ind w:firstLine="708"/>
       </w:pPr>
       <w:r>
-        <w:lastRenderedPageBreak/>
+        <w:rPr>
+          <w:noProof/>
+        </w:rPr>
         <w:drawing>
-          <wp:inline distT="0" distB="0" distL="0" distR="0" wp14:anchorId="5C20CC6E" wp14:editId="73B77B8C">
+          <wp:inline distT="0" distB="0" distL="0" distR="0" wp14:anchorId="41864D99" wp14:editId="585BBE06">
             <wp:extent cx="5400040" cy="3755390"/>
             <wp:effectExtent l="0" t="0" r="0" b="0"/>
             <wp:docPr id="1814006317" name="Imagem 2"/>
@@ -2220,7 +2394,7 @@
                     </pic:cNvPicPr>
                   </pic:nvPicPr>
                   <pic:blipFill>
-                    <a:blip r:embed="rId6">
+                    <a:blip r:embed="rId7">
                       <a:extLst>
                         <a:ext uri="{28A0092B-C50C-407E-A947-70E740481C1C}">
                           <a14:useLocalDpi xmlns:a14="http://schemas.microsoft.com/office/drawing/2010/main" val="0"/>
@@ -2252,112 +2426,6 @@
         </w:drawing>
       </w:r>
     </w:p>
-    <w:p>
-      <w:pPr>
-        <w:ind w:firstLine="708"/>
-      </w:pPr>
-    </w:p>
-    <w:p>
-      <w:pPr>
-        <w:ind w:firstLine="708"/>
-        <w:jc w:val="both"/>
-        <w:rPr>
-          <w:rFonts w:ascii="Times New Roman" w:hAnsi="Times New Roman" w:cs="Times New Roman"/>
-        </w:rPr>
-      </w:pPr>
-    </w:p>
-    <w:p>
-      <w:pPr>
-        <w:ind w:firstLine="708"/>
-        <w:rPr>
-          <w:noProof/>
-        </w:rPr>
-      </w:pPr>
-      <w:r>
-        <w:rPr>
-          <w:rFonts w:ascii="Times New Roman" w:hAnsi="Times New Roman" w:cs="Times New Roman"/>
-        </w:rPr>
-        <w:t xml:space="preserve">Modelo </w:t>
-      </w:r>
-      <w:proofErr w:type="spellStart"/>
-      <w:r>
-        <w:rPr>
-          <w:rFonts w:ascii="Times New Roman" w:hAnsi="Times New Roman" w:cs="Times New Roman"/>
-        </w:rPr>
-        <w:t>Logical</w:t>
-      </w:r>
-      <w:proofErr w:type="spellEnd"/>
-      <w:r>
-        <w:rPr>
-          <w:rFonts w:ascii="Times New Roman" w:hAnsi="Times New Roman" w:cs="Times New Roman"/>
-        </w:rPr>
-        <w:t>:</w:t>
-      </w:r>
-      <w:r>
-        <w:rPr>
-          <w:rFonts w:ascii="Times New Roman" w:eastAsia="Times New Roman" w:hAnsi="Times New Roman" w:cs="Times New Roman"/>
-          <w:kern w:val="0"/>
-          <w:lang w:eastAsia="pt-BR"/>
-          <w14:ligatures w14:val="none"/>
-        </w:rPr>
-        <w:t xml:space="preserve"> </w:t>
-      </w:r>
-    </w:p>
-    <w:p>
-      <w:pPr>
-        <w:ind w:firstLine="708"/>
-      </w:pPr>
-      <w:r>
-        <w:drawing>
-          <wp:inline distT="0" distB="0" distL="0" distR="0" wp14:anchorId="7D8E5388" wp14:editId="13F39019">
-            <wp:extent cx="5400040" cy="3761740"/>
-            <wp:effectExtent l="0" t="0" r="0" b="0"/>
-            <wp:docPr id="423829172" name="Imagem 4"/>
-            <wp:cNvGraphicFramePr>
-              <a:graphicFrameLocks xmlns:a="http://schemas.openxmlformats.org/drawingml/2006/main" noChangeAspect="1"/>
-            </wp:cNvGraphicFramePr>
-            <a:graphic xmlns:a="http://schemas.openxmlformats.org/drawingml/2006/main">
-              <a:graphicData uri="http://schemas.openxmlformats.org/drawingml/2006/picture">
-                <pic:pic xmlns:pic="http://schemas.openxmlformats.org/drawingml/2006/picture">
-                  <pic:nvPicPr>
-                    <pic:cNvPr id="0" name="Picture 16"/>
-                    <pic:cNvPicPr>
-                      <a:picLocks noChangeAspect="1" noChangeArrowheads="1"/>
-                    </pic:cNvPicPr>
-                  </pic:nvPicPr>
-                  <pic:blipFill>
-                    <a:blip r:embed="rId7">
-                      <a:extLst>
-                        <a:ext uri="{28A0092B-C50C-407E-A947-70E740481C1C}">
-                          <a14:useLocalDpi xmlns:a14="http://schemas.microsoft.com/office/drawing/2010/main" val="0"/>
-                        </a:ext>
-                      </a:extLst>
-                    </a:blip>
-                    <a:srcRect/>
-                    <a:stretch>
-                      <a:fillRect/>
-                    </a:stretch>
-                  </pic:blipFill>
-                  <pic:spPr bwMode="auto">
-                    <a:xfrm>
-                      <a:off x="0" y="0"/>
-                      <a:ext cx="5400040" cy="3761740"/>
-                    </a:xfrm>
-                    <a:prstGeom prst="rect">
-                      <a:avLst/>
-                    </a:prstGeom>
-                    <a:noFill/>
-                    <a:ln>
-                      <a:noFill/>
-                    </a:ln>
-                  </pic:spPr>
-                </pic:pic>
-              </a:graphicData>
-            </a:graphic>
-          </wp:inline>
-        </w:drawing>
-      </w:r>
-    </w:p>
     <w:p/>
     <w:p>
       <w:pPr>
@@ -2402,7 +2470,7 @@
       </w:r>
       <w:r>
         <w:rPr>
-          <w:rStyle w:val="Forte"/>
+          <w:rStyle w:val="Strong"/>
           <w:rFonts w:eastAsiaTheme="majorEastAsia"/>
         </w:rPr>
         <w:t>Terceira Forma Normal</w:t>
@@ -2414,7 +2482,7 @@
     <w:p/>
     <w:p>
       <w:pPr>
-        <w:pStyle w:val="Ttulo2"/>
+        <w:pStyle w:val="Heading2"/>
         <w:numPr>
           <w:ilvl w:val="0"/>
           <w:numId w:val="0"/>
@@ -2451,7 +2519,7 @@
       </w:pPr>
       <w:r>
         <w:rPr>
-          <w:rStyle w:val="CdigoHTML"/>
+          <w:rStyle w:val="HTMLCode"/>
           <w:rFonts w:eastAsiaTheme="majorEastAsia"/>
         </w:rPr>
         <w:t>nome</w:t>
@@ -2471,7 +2539,7 @@
       <w:proofErr w:type="spellStart"/>
       <w:r>
         <w:rPr>
-          <w:rStyle w:val="CdigoHTML"/>
+          <w:rStyle w:val="HTMLCode"/>
           <w:rFonts w:eastAsiaTheme="majorEastAsia"/>
         </w:rPr>
         <w:t>cpf</w:t>
@@ -2492,7 +2560,7 @@
       <w:proofErr w:type="spellStart"/>
       <w:r>
         <w:rPr>
-          <w:rStyle w:val="CdigoHTML"/>
+          <w:rStyle w:val="HTMLCode"/>
           <w:rFonts w:eastAsiaTheme="majorEastAsia"/>
         </w:rPr>
         <w:t>email</w:t>
@@ -2513,7 +2581,7 @@
       <w:proofErr w:type="spellStart"/>
       <w:r>
         <w:rPr>
-          <w:rStyle w:val="CdigoHTML"/>
+          <w:rStyle w:val="HTMLCode"/>
           <w:rFonts w:eastAsiaTheme="majorEastAsia"/>
         </w:rPr>
         <w:t>especie</w:t>
@@ -2534,7 +2602,7 @@
       <w:proofErr w:type="spellStart"/>
       <w:r>
         <w:rPr>
-          <w:rStyle w:val="CdigoHTML"/>
+          <w:rStyle w:val="HTMLCode"/>
           <w:rFonts w:eastAsiaTheme="majorEastAsia"/>
         </w:rPr>
         <w:t>tipo_registro</w:t>
@@ -2555,7 +2623,7 @@
       <w:proofErr w:type="spellStart"/>
       <w:r>
         <w:rPr>
-          <w:rStyle w:val="CdigoHTML"/>
+          <w:rStyle w:val="HTMLCode"/>
           <w:rFonts w:eastAsiaTheme="majorEastAsia"/>
         </w:rPr>
         <w:t>nivel_risco</w:t>
@@ -2576,7 +2644,7 @@
     <w:p/>
     <w:p>
       <w:pPr>
-        <w:pStyle w:val="Ttulo2"/>
+        <w:pStyle w:val="Heading2"/>
         <w:numPr>
           <w:ilvl w:val="0"/>
           <w:numId w:val="0"/>
@@ -2612,7 +2680,7 @@
       </w:r>
       <w:r>
         <w:rPr>
-          <w:rStyle w:val="CdigoHTML"/>
+          <w:rStyle w:val="HTMLCode"/>
           <w:rFonts w:eastAsiaTheme="majorEastAsia"/>
         </w:rPr>
         <w:t>T_CLY_USUARIO</w:t>
@@ -2622,7 +2690,7 @@
       </w:r>
       <w:r>
         <w:rPr>
-          <w:rStyle w:val="CdigoHTML"/>
+          <w:rStyle w:val="HTMLCode"/>
           <w:rFonts w:eastAsiaTheme="majorEastAsia"/>
         </w:rPr>
         <w:t>nome</w:t>
@@ -2633,7 +2701,7 @@
       <w:proofErr w:type="spellStart"/>
       <w:r>
         <w:rPr>
-          <w:rStyle w:val="CdigoHTML"/>
+          <w:rStyle w:val="HTMLCode"/>
           <w:rFonts w:eastAsiaTheme="majorEastAsia"/>
         </w:rPr>
         <w:t>cpf</w:t>
@@ -2645,7 +2713,7 @@
       <w:proofErr w:type="spellStart"/>
       <w:r>
         <w:rPr>
-          <w:rStyle w:val="CdigoHTML"/>
+          <w:rStyle w:val="HTMLCode"/>
           <w:rFonts w:eastAsiaTheme="majorEastAsia"/>
         </w:rPr>
         <w:t>email</w:t>
@@ -2656,7 +2724,7 @@
       </w:r>
       <w:r>
         <w:rPr>
-          <w:rStyle w:val="CdigoHTML"/>
+          <w:rStyle w:val="HTMLCode"/>
           <w:rFonts w:eastAsiaTheme="majorEastAsia"/>
         </w:rPr>
         <w:t>telefone</w:t>
@@ -2667,7 +2735,7 @@
       <w:proofErr w:type="spellStart"/>
       <w:r>
         <w:rPr>
-          <w:rStyle w:val="CdigoHTML"/>
+          <w:rStyle w:val="HTMLCode"/>
           <w:rFonts w:eastAsiaTheme="majorEastAsia"/>
         </w:rPr>
         <w:t>endereco</w:t>
@@ -2679,7 +2747,7 @@
       <w:proofErr w:type="spellStart"/>
       <w:r>
         <w:rPr>
-          <w:rStyle w:val="CdigoHTML"/>
+          <w:rStyle w:val="HTMLCode"/>
           <w:rFonts w:eastAsiaTheme="majorEastAsia"/>
         </w:rPr>
         <w:t>id_usuario</w:t>
@@ -2698,7 +2766,7 @@
       </w:r>
       <w:r>
         <w:rPr>
-          <w:rStyle w:val="CdigoHTML"/>
+          <w:rStyle w:val="HTMLCode"/>
           <w:rFonts w:eastAsiaTheme="majorEastAsia"/>
         </w:rPr>
         <w:t>T_CLY_PET</w:t>
@@ -2708,7 +2776,7 @@
       </w:r>
       <w:r>
         <w:rPr>
-          <w:rStyle w:val="CdigoHTML"/>
+          <w:rStyle w:val="HTMLCode"/>
           <w:rFonts w:eastAsiaTheme="majorEastAsia"/>
         </w:rPr>
         <w:t>nome</w:t>
@@ -2719,7 +2787,7 @@
       <w:proofErr w:type="spellStart"/>
       <w:r>
         <w:rPr>
-          <w:rStyle w:val="CdigoHTML"/>
+          <w:rStyle w:val="HTMLCode"/>
           <w:rFonts w:eastAsiaTheme="majorEastAsia"/>
         </w:rPr>
         <w:t>especie</w:t>
@@ -2731,7 +2799,7 @@
       <w:proofErr w:type="spellStart"/>
       <w:r>
         <w:rPr>
-          <w:rStyle w:val="CdigoHTML"/>
+          <w:rStyle w:val="HTMLCode"/>
           <w:rFonts w:eastAsiaTheme="majorEastAsia"/>
         </w:rPr>
         <w:t>raca</w:t>
@@ -2742,7 +2810,7 @@
       </w:r>
       <w:r>
         <w:rPr>
-          <w:rStyle w:val="CdigoHTML"/>
+          <w:rStyle w:val="HTMLCode"/>
           <w:rFonts w:eastAsiaTheme="majorEastAsia"/>
         </w:rPr>
         <w:t>peso</w:t>
@@ -2752,7 +2820,7 @@
       </w:r>
       <w:r>
         <w:rPr>
-          <w:rStyle w:val="CdigoHTML"/>
+          <w:rStyle w:val="HTMLCode"/>
           <w:rFonts w:eastAsiaTheme="majorEastAsia"/>
         </w:rPr>
         <w:t>sexo</w:t>
@@ -2762,7 +2830,7 @@
       </w:r>
       <w:r>
         <w:rPr>
-          <w:rStyle w:val="CdigoHTML"/>
+          <w:rStyle w:val="HTMLCode"/>
           <w:rFonts w:eastAsiaTheme="majorEastAsia"/>
         </w:rPr>
         <w:t>castrado</w:t>
@@ -2772,7 +2840,7 @@
       </w:r>
       <w:r>
         <w:rPr>
-          <w:rStyle w:val="CdigoHTML"/>
+          <w:rStyle w:val="HTMLCode"/>
           <w:rFonts w:eastAsiaTheme="majorEastAsia"/>
         </w:rPr>
         <w:t>porte</w:t>
@@ -2783,7 +2851,7 @@
       <w:proofErr w:type="spellStart"/>
       <w:r>
         <w:rPr>
-          <w:rStyle w:val="CdigoHTML"/>
+          <w:rStyle w:val="HTMLCode"/>
           <w:rFonts w:eastAsiaTheme="majorEastAsia"/>
         </w:rPr>
         <w:t>id_pet</w:t>
@@ -2802,7 +2870,7 @@
       </w:r>
       <w:r>
         <w:rPr>
-          <w:rStyle w:val="CdigoHTML"/>
+          <w:rStyle w:val="HTMLCode"/>
           <w:rFonts w:eastAsiaTheme="majorEastAsia"/>
         </w:rPr>
         <w:t>T_CLY_ALERTA_INTELIGENTE</w:t>
@@ -2813,7 +2881,7 @@
       <w:proofErr w:type="spellStart"/>
       <w:r>
         <w:rPr>
-          <w:rStyle w:val="CdigoHTML"/>
+          <w:rStyle w:val="HTMLCode"/>
           <w:rFonts w:eastAsiaTheme="majorEastAsia"/>
         </w:rPr>
         <w:t>tipo_alerta</w:t>
@@ -2825,7 +2893,7 @@
       <w:proofErr w:type="spellStart"/>
       <w:r>
         <w:rPr>
-          <w:rStyle w:val="CdigoHTML"/>
+          <w:rStyle w:val="HTMLCode"/>
           <w:rFonts w:eastAsiaTheme="majorEastAsia"/>
         </w:rPr>
         <w:t>nivel_risco</w:t>
@@ -2836,7 +2904,7 @@
       </w:r>
       <w:r>
         <w:rPr>
-          <w:rStyle w:val="CdigoHTML"/>
+          <w:rStyle w:val="HTMLCode"/>
           <w:rFonts w:eastAsiaTheme="majorEastAsia"/>
         </w:rPr>
         <w:t>mensagem</w:t>
@@ -2847,7 +2915,7 @@
       <w:proofErr w:type="spellStart"/>
       <w:r>
         <w:rPr>
-          <w:rStyle w:val="CdigoHTML"/>
+          <w:rStyle w:val="HTMLCode"/>
           <w:rFonts w:eastAsiaTheme="majorEastAsia"/>
         </w:rPr>
         <w:t>recomendacao</w:t>
@@ -2859,7 +2927,7 @@
       <w:proofErr w:type="spellStart"/>
       <w:r>
         <w:rPr>
-          <w:rStyle w:val="CdigoHTML"/>
+          <w:rStyle w:val="HTMLCode"/>
           <w:rFonts w:eastAsiaTheme="majorEastAsia"/>
         </w:rPr>
         <w:t>dt_geracao</w:t>
@@ -2870,7 +2938,7 @@
       </w:r>
       <w:r>
         <w:rPr>
-          <w:rStyle w:val="CdigoHTML"/>
+          <w:rStyle w:val="HTMLCode"/>
           <w:rFonts w:eastAsiaTheme="majorEastAsia"/>
         </w:rPr>
         <w:t>status</w:t>
@@ -2881,7 +2949,7 @@
       <w:proofErr w:type="spellStart"/>
       <w:r>
         <w:rPr>
-          <w:rStyle w:val="CdigoHTML"/>
+          <w:rStyle w:val="HTMLCode"/>
           <w:rFonts w:eastAsiaTheme="majorEastAsia"/>
         </w:rPr>
         <w:t>id_alerta</w:t>
@@ -2900,7 +2968,7 @@
     </w:p>
     <w:p>
       <w:pPr>
-        <w:pStyle w:val="Ttulo2"/>
+        <w:pStyle w:val="Heading2"/>
         <w:numPr>
           <w:ilvl w:val="0"/>
           <w:numId w:val="0"/>
@@ -2941,7 +3009,7 @@
       </w:r>
       <w:r>
         <w:rPr>
-          <w:rStyle w:val="CdigoHTML"/>
+          <w:rStyle w:val="HTMLCode"/>
           <w:rFonts w:eastAsiaTheme="majorEastAsia"/>
         </w:rPr>
         <w:t>T_CLY_USUARIO</w:t>
@@ -2963,7 +3031,7 @@
       </w:r>
       <w:r>
         <w:rPr>
-          <w:rStyle w:val="CdigoHTML"/>
+          <w:rStyle w:val="HTMLCode"/>
           <w:rFonts w:eastAsiaTheme="majorEastAsia"/>
         </w:rPr>
         <w:t>T_CLY_PET</w:t>
@@ -2985,7 +3053,7 @@
       </w:r>
       <w:r>
         <w:rPr>
-          <w:rStyle w:val="CdigoHTML"/>
+          <w:rStyle w:val="HTMLCode"/>
           <w:rFonts w:eastAsiaTheme="majorEastAsia"/>
         </w:rPr>
         <w:t>T_CLY_HISTORICO_CLINICO</w:t>
@@ -3007,7 +3075,7 @@
       </w:r>
       <w:r>
         <w:rPr>
-          <w:rStyle w:val="CdigoHTML"/>
+          <w:rStyle w:val="HTMLCode"/>
           <w:rFonts w:eastAsiaTheme="majorEastAsia"/>
         </w:rPr>
         <w:t>T_CLY_DISPOSITIVO_IOT</w:t>
@@ -3029,7 +3097,7 @@
       </w:r>
       <w:r>
         <w:rPr>
-          <w:rStyle w:val="CdigoHTML"/>
+          <w:rStyle w:val="HTMLCode"/>
           <w:rFonts w:eastAsiaTheme="majorEastAsia"/>
         </w:rPr>
         <w:t>T_CLY_ALERTA_INTELIGENTE</w:t>
@@ -3063,7 +3131,7 @@
       </w:r>
       <w:r>
         <w:rPr>
-          <w:rStyle w:val="CdigoHTML"/>
+          <w:rStyle w:val="HTMLCode"/>
           <w:rFonts w:eastAsiaTheme="majorEastAsia"/>
         </w:rPr>
         <w:t>T_CLY_ALERTA_INTELIGENTE</w:t>
@@ -3074,7 +3142,7 @@
       <w:proofErr w:type="spellStart"/>
       <w:r>
         <w:rPr>
-          <w:rStyle w:val="CdigoHTML"/>
+          <w:rStyle w:val="HTMLCode"/>
           <w:rFonts w:eastAsiaTheme="majorEastAsia"/>
         </w:rPr>
         <w:t>id_pet</w:t>
@@ -3085,7 +3153,7 @@
       </w:r>
       <w:r>
         <w:rPr>
-          <w:rStyle w:val="CdigoHTML"/>
+          <w:rStyle w:val="HTMLCode"/>
           <w:rFonts w:eastAsiaTheme="majorEastAsia"/>
         </w:rPr>
         <w:t>JOIN</w:t>
@@ -3103,7 +3171,7 @@
       </w:r>
       <w:r>
         <w:rPr>
-          <w:rStyle w:val="CdigoHTML"/>
+          <w:rStyle w:val="HTMLCode"/>
           <w:rFonts w:eastAsiaTheme="majorEastAsia"/>
         </w:rPr>
         <w:t>T_CLY_HISTORICO_CLINICO</w:t>
@@ -3122,7 +3190,7 @@
       <w:proofErr w:type="spellStart"/>
       <w:r>
         <w:rPr>
-          <w:rStyle w:val="CdigoHTML"/>
+          <w:rStyle w:val="HTMLCode"/>
           <w:rFonts w:eastAsiaTheme="majorEastAsia"/>
         </w:rPr>
         <w:t>id_pet</w:t>
@@ -3186,7 +3254,7 @@
 </file>
 
 <file path=word/numbering.xml><?xml version="1.0" encoding="utf-8"?>
-<w:numbering xmlns:wpc="http://schemas.microsoft.com/office/word/2010/wordprocessingCanvas" xmlns:cx="http://schemas.microsoft.com/office/drawing/2014/chartex" xmlns:cx1="http://schemas.microsoft.com/office/drawing/2015/9/8/chartex" xmlns:cx2="http://schemas.microsoft.com/office/drawing/2015/10/21/chartex" xmlns:cx3="http://schemas.microsoft.com/office/drawing/2016/5/9/chartex" xmlns:cx4="http://schemas.microsoft.com/office/drawing/2016/5/10/chartex" xmlns:cx5="http://schemas.microsoft.com/office/drawing/2016/5/11/chartex" xmlns:cx6="http://schemas.microsoft.com/office/drawing/2016/5/12/chartex" xmlns:cx7="http://schemas.microsoft.com/office/drawing/2016/5/13/chartex" xmlns:cx8="http://schemas.microsoft.com/office/drawing/2016/5/14/chartex" xmlns:mc="http://schemas.openxmlformats.org/markup-compatibility/2006" xmlns:aink="http://schemas.microsoft.com/office/drawing/2016/ink" xmlns:am3d="http://schemas.microsoft.com/office/drawing/2017/model3d" xmlns:o="urn:schemas-microsoft-com:office:office" xmlns:oel="http://schemas.microsoft.com/office/2019/extlst" xmlns:r="http://schemas.openxmlformats.org/officeDocument/2006/relationships" xmlns:m="http://schemas.openxmlformats.org/officeDocument/2006/math" xmlns:v="urn:schemas-microsoft-com:vml" xmlns:wp14="http://schemas.microsoft.com/office/word/2010/wordprocessingDrawing" xmlns:wp="http://schemas.openxmlformats.org/drawingml/2006/wordprocessingDrawing" xmlns:w10="urn:schemas-microsoft-com:office:word" xmlns:w="http://schemas.openxmlformats.org/wordprocessingml/2006/main" xmlns:w14="http://schemas.microsoft.com/office/word/2010/wordml" xmlns:w15="http://schemas.microsoft.com/office/word/2012/wordml" xmlns:w16cex="http://schemas.microsoft.com/office/word/2018/wordml/cex" xmlns:w16cid="http://schemas.microsoft.com/office/word/2016/wordml/cid" xmlns:w16="http://schemas.microsoft.com/office/word/2018/wordml" xmlns:w16du="http://schemas.microsoft.com/office/word/2023/wordml/word16du" xmlns:w16sdtdh="http://schemas.microsoft.com/office/word/2020/wordml/sdtdatahash" xmlns:w16sdtfl="http://schemas.microsoft.com/office/word/2024/wordml/sdtformatlock" xmlns:w16se="http://schemas.microsoft.com/office/word/2015/wordml/symex" xmlns:wpg="http://schemas.microsoft.com/office/word/2010/wordprocessingGroup" xmlns:wpi="http://schemas.microsoft.com/office/word/2010/wordprocessingInk" xmlns:wne="http://schemas.microsoft.com/office/word/2006/wordml" xmlns:wps="http://schemas.microsoft.com/office/word/2010/wordprocessingShape" mc:Ignorable="w14 w15 w16se w16cid w16 w16cex w16sdtdh w16sdtfl w16du wp14">
+<w:numbering xmlns:wpc="http://schemas.microsoft.com/office/word/2010/wordprocessingCanvas" xmlns:cx="http://schemas.microsoft.com/office/drawing/2014/chartex" xmlns:cx1="http://schemas.microsoft.com/office/drawing/2015/9/8/chartex" xmlns:cx2="http://schemas.microsoft.com/office/drawing/2015/10/21/chartex" xmlns:cx3="http://schemas.microsoft.com/office/drawing/2016/5/9/chartex" xmlns:cx4="http://schemas.microsoft.com/office/drawing/2016/5/10/chartex" xmlns:cx5="http://schemas.microsoft.com/office/drawing/2016/5/11/chartex" xmlns:cx6="http://schemas.microsoft.com/office/drawing/2016/5/12/chartex" xmlns:cx7="http://schemas.microsoft.com/office/drawing/2016/5/13/chartex" xmlns:cx8="http://schemas.microsoft.com/office/drawing/2016/5/14/chartex" xmlns:mc="http://schemas.openxmlformats.org/markup-compatibility/2006" xmlns:aink="http://schemas.microsoft.com/office/drawing/2016/ink" xmlns:am3d="http://schemas.microsoft.com/office/drawing/2017/model3d" xmlns:o="urn:schemas-microsoft-com:office:office" xmlns:r="http://schemas.openxmlformats.org/officeDocument/2006/relationships" xmlns:m="http://schemas.openxmlformats.org/officeDocument/2006/math" xmlns:v="urn:schemas-microsoft-com:vml" xmlns:wp14="http://schemas.microsoft.com/office/word/2010/wordprocessingDrawing" xmlns:wp="http://schemas.openxmlformats.org/drawingml/2006/wordprocessingDrawing" xmlns:w10="urn:schemas-microsoft-com:office:word" xmlns:w="http://schemas.openxmlformats.org/wordprocessingml/2006/main" xmlns:w14="http://schemas.microsoft.com/office/word/2010/wordml" xmlns:w15="http://schemas.microsoft.com/office/word/2012/wordml" xmlns:w16cex="http://schemas.microsoft.com/office/word/2018/wordml/cex" xmlns:w16cid="http://schemas.microsoft.com/office/word/2016/wordml/cid" xmlns:w16="http://schemas.microsoft.com/office/word/2018/wordml" xmlns:w16sdtdh="http://schemas.microsoft.com/office/word/2020/wordml/sdtdatahash" xmlns:w16se="http://schemas.microsoft.com/office/word/2015/wordml/symex" xmlns:wpg="http://schemas.microsoft.com/office/word/2010/wordprocessingGroup" xmlns:wpi="http://schemas.microsoft.com/office/word/2010/wordprocessingInk" xmlns:wne="http://schemas.microsoft.com/office/word/2006/wordml" xmlns:wps="http://schemas.microsoft.com/office/word/2010/wordprocessingShape" mc:Ignorable="w14 w15 w16se w16cid w16 w16cex w16sdtdh wp14">
   <w:abstractNum w:abstractNumId="0" w15:restartNumberingAfterBreak="0">
     <w:nsid w:val="248A759E"/>
     <w:multiLevelType w:val="multilevel"/>
@@ -3343,7 +3411,7 @@
     <w:lvl w:ilvl="0">
       <w:start w:val="1"/>
       <w:numFmt w:val="decimal"/>
-      <w:pStyle w:val="Ttulo1"/>
+      <w:pStyle w:val="Heading1"/>
       <w:lvlText w:val="%1"/>
       <w:lvlJc w:val="left"/>
       <w:pPr>
@@ -3353,7 +3421,7 @@
     <w:lvl w:ilvl="1">
       <w:start w:val="1"/>
       <w:numFmt w:val="decimal"/>
-      <w:pStyle w:val="Ttulo2"/>
+      <w:pStyle w:val="Heading2"/>
       <w:lvlText w:val="%1.%2"/>
       <w:lvlJc w:val="left"/>
       <w:pPr>
@@ -3363,7 +3431,7 @@
     <w:lvl w:ilvl="2">
       <w:start w:val="1"/>
       <w:numFmt w:val="decimal"/>
-      <w:pStyle w:val="Ttulo3"/>
+      <w:pStyle w:val="Heading3"/>
       <w:lvlText w:val="%1.%2.%3"/>
       <w:lvlJc w:val="left"/>
       <w:pPr>
@@ -3373,7 +3441,7 @@
     <w:lvl w:ilvl="3">
       <w:start w:val="1"/>
       <w:numFmt w:val="decimal"/>
-      <w:pStyle w:val="Ttulo4"/>
+      <w:pStyle w:val="Heading4"/>
       <w:lvlText w:val="%1.%2.%3.%4"/>
       <w:lvlJc w:val="left"/>
       <w:pPr>
@@ -3383,7 +3451,7 @@
     <w:lvl w:ilvl="4">
       <w:start w:val="1"/>
       <w:numFmt w:val="decimal"/>
-      <w:pStyle w:val="Ttulo5"/>
+      <w:pStyle w:val="Heading5"/>
       <w:lvlText w:val="%1.%2.%3.%4.%5"/>
       <w:lvlJc w:val="left"/>
       <w:pPr>
@@ -3393,7 +3461,7 @@
     <w:lvl w:ilvl="5">
       <w:start w:val="1"/>
       <w:numFmt w:val="decimal"/>
-      <w:pStyle w:val="Ttulo6"/>
+      <w:pStyle w:val="Heading6"/>
       <w:lvlText w:val="%1.%2.%3.%4.%5.%6"/>
       <w:lvlJc w:val="left"/>
       <w:pPr>
@@ -3403,7 +3471,7 @@
     <w:lvl w:ilvl="6">
       <w:start w:val="1"/>
       <w:numFmt w:val="decimal"/>
-      <w:pStyle w:val="Ttulo7"/>
+      <w:pStyle w:val="Heading7"/>
       <w:lvlText w:val="%1.%2.%3.%4.%5.%6.%7"/>
       <w:lvlJc w:val="left"/>
       <w:pPr>
@@ -3413,7 +3481,7 @@
     <w:lvl w:ilvl="7">
       <w:start w:val="1"/>
       <w:numFmt w:val="decimal"/>
-      <w:pStyle w:val="Ttulo8"/>
+      <w:pStyle w:val="Heading8"/>
       <w:lvlText w:val="%1.%2.%3.%4.%5.%6.%7.%8"/>
       <w:lvlJc w:val="left"/>
       <w:pPr>
@@ -3423,7 +3491,7 @@
     <w:lvl w:ilvl="8">
       <w:start w:val="1"/>
       <w:numFmt w:val="decimal"/>
-      <w:pStyle w:val="Ttulo9"/>
+      <w:pStyle w:val="Heading9"/>
       <w:lvlText w:val="%1.%2.%3.%4.%5.%6.%7.%8.%9"/>
       <w:lvlJc w:val="left"/>
       <w:pPr>
@@ -3580,32 +3648,32 @@
       </w:rPr>
     </w:lvl>
   </w:abstractNum>
-  <w:num w:numId="1" w16cid:durableId="33510745">
+  <w:num w:numId="1">
     <w:abstractNumId w:val="1"/>
   </w:num>
-  <w:num w:numId="2" w16cid:durableId="793015802">
+  <w:num w:numId="2">
     <w:abstractNumId w:val="1"/>
   </w:num>
-  <w:num w:numId="3" w16cid:durableId="1024289321">
+  <w:num w:numId="3">
     <w:abstractNumId w:val="1"/>
   </w:num>
-  <w:num w:numId="4" w16cid:durableId="245236843">
+  <w:num w:numId="4">
     <w:abstractNumId w:val="1"/>
   </w:num>
-  <w:num w:numId="5" w16cid:durableId="5602407">
+  <w:num w:numId="5">
     <w:abstractNumId w:val="1"/>
   </w:num>
-  <w:num w:numId="6" w16cid:durableId="620764540">
+  <w:num w:numId="6">
     <w:abstractNumId w:val="0"/>
   </w:num>
-  <w:num w:numId="7" w16cid:durableId="573662991">
+  <w:num w:numId="7">
     <w:abstractNumId w:val="2"/>
   </w:num>
 </w:numbering>
 </file>
 
 <file path=word/styles.xml><?xml version="1.0" encoding="utf-8"?>
-<w:styles xmlns:mc="http://schemas.openxmlformats.org/markup-compatibility/2006" xmlns:r="http://schemas.openxmlformats.org/officeDocument/2006/relationships" xmlns:w="http://schemas.openxmlformats.org/wordprocessingml/2006/main" xmlns:w14="http://schemas.microsoft.com/office/word/2010/wordml" xmlns:w15="http://schemas.microsoft.com/office/word/2012/wordml" xmlns:w16cex="http://schemas.microsoft.com/office/word/2018/wordml/cex" xmlns:w16cid="http://schemas.microsoft.com/office/word/2016/wordml/cid" xmlns:w16="http://schemas.microsoft.com/office/word/2018/wordml" xmlns:w16du="http://schemas.microsoft.com/office/word/2023/wordml/word16du" xmlns:w16sdtdh="http://schemas.microsoft.com/office/word/2020/wordml/sdtdatahash" xmlns:w16sdtfl="http://schemas.microsoft.com/office/word/2024/wordml/sdtformatlock" xmlns:w16se="http://schemas.microsoft.com/office/word/2015/wordml/symex" mc:Ignorable="w14 w15 w16se w16cid w16 w16cex w16sdtdh w16sdtfl w16du">
+<w:styles xmlns:mc="http://schemas.openxmlformats.org/markup-compatibility/2006" xmlns:r="http://schemas.openxmlformats.org/officeDocument/2006/relationships" xmlns:w="http://schemas.openxmlformats.org/wordprocessingml/2006/main" xmlns:w14="http://schemas.microsoft.com/office/word/2010/wordml" xmlns:w15="http://schemas.microsoft.com/office/word/2012/wordml" xmlns:w16cex="http://schemas.microsoft.com/office/word/2018/wordml/cex" xmlns:w16cid="http://schemas.microsoft.com/office/word/2016/wordml/cid" xmlns:w16="http://schemas.microsoft.com/office/word/2018/wordml" xmlns:w16sdtdh="http://schemas.microsoft.com/office/word/2020/wordml/sdtdatahash" xmlns:w16se="http://schemas.microsoft.com/office/word/2015/wordml/symex" mc:Ignorable="w14 w15 w16se w16cid w16 w16cex w16sdtdh">
   <w:docDefaults>
     <w:rPrDefault>
       <w:rPr>
@@ -4006,11 +4074,11 @@
     <w:qFormat/>
     <w:rsid w:val="00E52921"/>
   </w:style>
-  <w:style w:type="paragraph" w:styleId="Ttulo1">
+  <w:style w:type="paragraph" w:styleId="Heading1">
     <w:name w:val="heading 1"/>
     <w:basedOn w:val="Normal"/>
     <w:next w:val="Normal"/>
-    <w:link w:val="Ttulo1Char"/>
+    <w:link w:val="Heading1Char"/>
     <w:uiPriority w:val="9"/>
     <w:qFormat/>
     <w:rsid w:val="00E3494C"/>
@@ -4030,11 +4098,11 @@
       <w:szCs w:val="40"/>
     </w:rPr>
   </w:style>
-  <w:style w:type="paragraph" w:styleId="Ttulo2">
+  <w:style w:type="paragraph" w:styleId="Heading2">
     <w:name w:val="heading 2"/>
     <w:basedOn w:val="Normal"/>
     <w:next w:val="Normal"/>
-    <w:link w:val="Ttulo2Char"/>
+    <w:link w:val="Heading2Char"/>
     <w:uiPriority w:val="9"/>
     <w:unhideWhenUsed/>
     <w:qFormat/>
@@ -4056,11 +4124,11 @@
       <w:szCs w:val="32"/>
     </w:rPr>
   </w:style>
-  <w:style w:type="paragraph" w:styleId="Ttulo3">
+  <w:style w:type="paragraph" w:styleId="Heading3">
     <w:name w:val="heading 3"/>
     <w:basedOn w:val="Normal"/>
     <w:next w:val="Normal"/>
-    <w:link w:val="Ttulo3Char"/>
+    <w:link w:val="Heading3Char"/>
     <w:uiPriority w:val="9"/>
     <w:semiHidden/>
     <w:unhideWhenUsed/>
@@ -4083,11 +4151,11 @@
       <w:szCs w:val="28"/>
     </w:rPr>
   </w:style>
-  <w:style w:type="paragraph" w:styleId="Ttulo4">
+  <w:style w:type="paragraph" w:styleId="Heading4">
     <w:name w:val="heading 4"/>
     <w:basedOn w:val="Normal"/>
     <w:next w:val="Normal"/>
-    <w:link w:val="Ttulo4Char"/>
+    <w:link w:val="Heading4Char"/>
     <w:uiPriority w:val="9"/>
     <w:semiHidden/>
     <w:unhideWhenUsed/>
@@ -4110,11 +4178,11 @@
       <w:color w:val="0F4761" w:themeColor="accent1" w:themeShade="BF"/>
     </w:rPr>
   </w:style>
-  <w:style w:type="paragraph" w:styleId="Ttulo5">
+  <w:style w:type="paragraph" w:styleId="Heading5">
     <w:name w:val="heading 5"/>
     <w:basedOn w:val="Normal"/>
     <w:next w:val="Normal"/>
-    <w:link w:val="Ttulo5Char"/>
+    <w:link w:val="Heading5Char"/>
     <w:uiPriority w:val="9"/>
     <w:semiHidden/>
     <w:unhideWhenUsed/>
@@ -4135,11 +4203,11 @@
       <w:color w:val="0F4761" w:themeColor="accent1" w:themeShade="BF"/>
     </w:rPr>
   </w:style>
-  <w:style w:type="paragraph" w:styleId="Ttulo6">
+  <w:style w:type="paragraph" w:styleId="Heading6">
     <w:name w:val="heading 6"/>
     <w:basedOn w:val="Normal"/>
     <w:next w:val="Normal"/>
-    <w:link w:val="Ttulo6Char"/>
+    <w:link w:val="Heading6Char"/>
     <w:uiPriority w:val="9"/>
     <w:semiHidden/>
     <w:unhideWhenUsed/>
@@ -4162,11 +4230,11 @@
       <w:color w:val="595959" w:themeColor="text1" w:themeTint="A6"/>
     </w:rPr>
   </w:style>
-  <w:style w:type="paragraph" w:styleId="Ttulo7">
+  <w:style w:type="paragraph" w:styleId="Heading7">
     <w:name w:val="heading 7"/>
     <w:basedOn w:val="Normal"/>
     <w:next w:val="Normal"/>
-    <w:link w:val="Ttulo7Char"/>
+    <w:link w:val="Heading7Char"/>
     <w:uiPriority w:val="9"/>
     <w:semiHidden/>
     <w:unhideWhenUsed/>
@@ -4187,11 +4255,11 @@
       <w:color w:val="595959" w:themeColor="text1" w:themeTint="A6"/>
     </w:rPr>
   </w:style>
-  <w:style w:type="paragraph" w:styleId="Ttulo8">
+  <w:style w:type="paragraph" w:styleId="Heading8">
     <w:name w:val="heading 8"/>
     <w:basedOn w:val="Normal"/>
     <w:next w:val="Normal"/>
-    <w:link w:val="Ttulo8Char"/>
+    <w:link w:val="Heading8Char"/>
     <w:uiPriority w:val="9"/>
     <w:semiHidden/>
     <w:unhideWhenUsed/>
@@ -4214,11 +4282,11 @@
       <w:color w:val="272727" w:themeColor="text1" w:themeTint="D8"/>
     </w:rPr>
   </w:style>
-  <w:style w:type="paragraph" w:styleId="Ttulo9">
+  <w:style w:type="paragraph" w:styleId="Heading9">
     <w:name w:val="heading 9"/>
     <w:basedOn w:val="Normal"/>
     <w:next w:val="Normal"/>
-    <w:link w:val="Ttulo9Char"/>
+    <w:link w:val="Heading9Char"/>
     <w:uiPriority w:val="9"/>
     <w:semiHidden/>
     <w:unhideWhenUsed/>
@@ -4239,12 +4307,13 @@
       <w:color w:val="272727" w:themeColor="text1" w:themeTint="D8"/>
     </w:rPr>
   </w:style>
-  <w:style w:type="character" w:default="1" w:styleId="Fontepargpadro">
+  <w:style w:type="character" w:default="1" w:styleId="DefaultParagraphFont">
     <w:name w:val="Default Paragraph Font"/>
     <w:uiPriority w:val="1"/>
+    <w:semiHidden/>
     <w:unhideWhenUsed/>
   </w:style>
-  <w:style w:type="table" w:default="1" w:styleId="Tabelanormal">
+  <w:style w:type="table" w:default="1" w:styleId="TableNormal">
     <w:name w:val="Normal Table"/>
     <w:uiPriority w:val="99"/>
     <w:semiHidden/>
@@ -4259,16 +4328,16 @@
       </w:tblCellMar>
     </w:tblPr>
   </w:style>
-  <w:style w:type="numbering" w:default="1" w:styleId="Semlista">
+  <w:style w:type="numbering" w:default="1" w:styleId="NoList">
     <w:name w:val="No List"/>
     <w:uiPriority w:val="99"/>
     <w:semiHidden/>
     <w:unhideWhenUsed/>
   </w:style>
-  <w:style w:type="character" w:customStyle="1" w:styleId="Ttulo1Char">
-    <w:name w:val="Título 1 Char"/>
-    <w:basedOn w:val="Fontepargpadro"/>
-    <w:link w:val="Ttulo1"/>
+  <w:style w:type="character" w:customStyle="1" w:styleId="Heading1Char">
+    <w:name w:val="Heading 1 Char"/>
+    <w:basedOn w:val="DefaultParagraphFont"/>
+    <w:link w:val="Heading1"/>
     <w:uiPriority w:val="9"/>
     <w:rsid w:val="00E3494C"/>
     <w:rPr>
@@ -4278,10 +4347,10 @@
       <w:szCs w:val="40"/>
     </w:rPr>
   </w:style>
-  <w:style w:type="character" w:customStyle="1" w:styleId="Ttulo2Char">
-    <w:name w:val="Título 2 Char"/>
-    <w:basedOn w:val="Fontepargpadro"/>
-    <w:link w:val="Ttulo2"/>
+  <w:style w:type="character" w:customStyle="1" w:styleId="Heading2Char">
+    <w:name w:val="Heading 2 Char"/>
+    <w:basedOn w:val="DefaultParagraphFont"/>
+    <w:link w:val="Heading2"/>
     <w:uiPriority w:val="9"/>
     <w:rsid w:val="00DC311D"/>
     <w:rPr>
@@ -4291,10 +4360,10 @@
       <w:szCs w:val="32"/>
     </w:rPr>
   </w:style>
-  <w:style w:type="character" w:customStyle="1" w:styleId="Ttulo3Char">
-    <w:name w:val="Título 3 Char"/>
-    <w:basedOn w:val="Fontepargpadro"/>
-    <w:link w:val="Ttulo3"/>
+  <w:style w:type="character" w:customStyle="1" w:styleId="Heading3Char">
+    <w:name w:val="Heading 3 Char"/>
+    <w:basedOn w:val="DefaultParagraphFont"/>
+    <w:link w:val="Heading3"/>
     <w:uiPriority w:val="9"/>
     <w:semiHidden/>
     <w:rsid w:val="00842A46"/>
@@ -4305,10 +4374,10 @@
       <w:szCs w:val="28"/>
     </w:rPr>
   </w:style>
-  <w:style w:type="character" w:customStyle="1" w:styleId="Ttulo4Char">
-    <w:name w:val="Título 4 Char"/>
-    <w:basedOn w:val="Fontepargpadro"/>
-    <w:link w:val="Ttulo4"/>
+  <w:style w:type="character" w:customStyle="1" w:styleId="Heading4Char">
+    <w:name w:val="Heading 4 Char"/>
+    <w:basedOn w:val="DefaultParagraphFont"/>
+    <w:link w:val="Heading4"/>
     <w:uiPriority w:val="9"/>
     <w:semiHidden/>
     <w:rsid w:val="00842A46"/>
@@ -4319,10 +4388,10 @@
       <w:color w:val="0F4761" w:themeColor="accent1" w:themeShade="BF"/>
     </w:rPr>
   </w:style>
-  <w:style w:type="character" w:customStyle="1" w:styleId="Ttulo5Char">
-    <w:name w:val="Título 5 Char"/>
-    <w:basedOn w:val="Fontepargpadro"/>
-    <w:link w:val="Ttulo5"/>
+  <w:style w:type="character" w:customStyle="1" w:styleId="Heading5Char">
+    <w:name w:val="Heading 5 Char"/>
+    <w:basedOn w:val="DefaultParagraphFont"/>
+    <w:link w:val="Heading5"/>
     <w:uiPriority w:val="9"/>
     <w:semiHidden/>
     <w:rsid w:val="00842A46"/>
@@ -4331,10 +4400,10 @@
       <w:color w:val="0F4761" w:themeColor="accent1" w:themeShade="BF"/>
     </w:rPr>
   </w:style>
-  <w:style w:type="character" w:customStyle="1" w:styleId="Ttulo6Char">
-    <w:name w:val="Título 6 Char"/>
-    <w:basedOn w:val="Fontepargpadro"/>
-    <w:link w:val="Ttulo6"/>
+  <w:style w:type="character" w:customStyle="1" w:styleId="Heading6Char">
+    <w:name w:val="Heading 6 Char"/>
+    <w:basedOn w:val="DefaultParagraphFont"/>
+    <w:link w:val="Heading6"/>
     <w:uiPriority w:val="9"/>
     <w:semiHidden/>
     <w:rsid w:val="00842A46"/>
@@ -4345,10 +4414,10 @@
       <w:color w:val="595959" w:themeColor="text1" w:themeTint="A6"/>
     </w:rPr>
   </w:style>
-  <w:style w:type="character" w:customStyle="1" w:styleId="Ttulo7Char">
-    <w:name w:val="Título 7 Char"/>
-    <w:basedOn w:val="Fontepargpadro"/>
-    <w:link w:val="Ttulo7"/>
+  <w:style w:type="character" w:customStyle="1" w:styleId="Heading7Char">
+    <w:name w:val="Heading 7 Char"/>
+    <w:basedOn w:val="DefaultParagraphFont"/>
+    <w:link w:val="Heading7"/>
     <w:uiPriority w:val="9"/>
     <w:semiHidden/>
     <w:rsid w:val="00842A46"/>
@@ -4357,10 +4426,10 @@
       <w:color w:val="595959" w:themeColor="text1" w:themeTint="A6"/>
     </w:rPr>
   </w:style>
-  <w:style w:type="character" w:customStyle="1" w:styleId="Ttulo8Char">
-    <w:name w:val="Título 8 Char"/>
-    <w:basedOn w:val="Fontepargpadro"/>
-    <w:link w:val="Ttulo8"/>
+  <w:style w:type="character" w:customStyle="1" w:styleId="Heading8Char">
+    <w:name w:val="Heading 8 Char"/>
+    <w:basedOn w:val="DefaultParagraphFont"/>
+    <w:link w:val="Heading8"/>
     <w:uiPriority w:val="9"/>
     <w:semiHidden/>
     <w:rsid w:val="00842A46"/>
@@ -4371,10 +4440,10 @@
       <w:color w:val="272727" w:themeColor="text1" w:themeTint="D8"/>
     </w:rPr>
   </w:style>
-  <w:style w:type="character" w:customStyle="1" w:styleId="Ttulo9Char">
-    <w:name w:val="Título 9 Char"/>
-    <w:basedOn w:val="Fontepargpadro"/>
-    <w:link w:val="Ttulo9"/>
+  <w:style w:type="character" w:customStyle="1" w:styleId="Heading9Char">
+    <w:name w:val="Heading 9 Char"/>
+    <w:basedOn w:val="DefaultParagraphFont"/>
+    <w:link w:val="Heading9"/>
     <w:uiPriority w:val="9"/>
     <w:semiHidden/>
     <w:rsid w:val="00842A46"/>
@@ -4383,11 +4452,11 @@
       <w:color w:val="272727" w:themeColor="text1" w:themeTint="D8"/>
     </w:rPr>
   </w:style>
-  <w:style w:type="paragraph" w:styleId="Ttulo">
+  <w:style w:type="paragraph" w:styleId="Title">
     <w:name w:val="Title"/>
     <w:basedOn w:val="Normal"/>
     <w:next w:val="Normal"/>
-    <w:link w:val="TtuloChar"/>
+    <w:link w:val="TitleChar"/>
     <w:uiPriority w:val="10"/>
     <w:qFormat/>
     <w:rsid w:val="00842A46"/>
@@ -4403,10 +4472,10 @@
       <w:szCs w:val="56"/>
     </w:rPr>
   </w:style>
-  <w:style w:type="character" w:customStyle="1" w:styleId="TtuloChar">
-    <w:name w:val="Título Char"/>
-    <w:basedOn w:val="Fontepargpadro"/>
-    <w:link w:val="Ttulo"/>
+  <w:style w:type="character" w:customStyle="1" w:styleId="TitleChar">
+    <w:name w:val="Title Char"/>
+    <w:basedOn w:val="DefaultParagraphFont"/>
+    <w:link w:val="Title"/>
     <w:uiPriority w:val="10"/>
     <w:rsid w:val="00842A46"/>
     <w:rPr>
@@ -4417,11 +4486,11 @@
       <w:szCs w:val="56"/>
     </w:rPr>
   </w:style>
-  <w:style w:type="paragraph" w:styleId="Subttulo">
+  <w:style w:type="paragraph" w:styleId="Subtitle">
     <w:name w:val="Subtitle"/>
     <w:basedOn w:val="Normal"/>
     <w:next w:val="Normal"/>
-    <w:link w:val="SubttuloChar"/>
+    <w:link w:val="SubtitleChar"/>
     <w:uiPriority w:val="11"/>
     <w:qFormat/>
     <w:rsid w:val="00842A46"/>
@@ -4438,10 +4507,10 @@
       <w:szCs w:val="28"/>
     </w:rPr>
   </w:style>
-  <w:style w:type="character" w:customStyle="1" w:styleId="SubttuloChar">
-    <w:name w:val="Subtítulo Char"/>
-    <w:basedOn w:val="Fontepargpadro"/>
-    <w:link w:val="Subttulo"/>
+  <w:style w:type="character" w:customStyle="1" w:styleId="SubtitleChar">
+    <w:name w:val="Subtitle Char"/>
+    <w:basedOn w:val="DefaultParagraphFont"/>
+    <w:link w:val="Subtitle"/>
     <w:uiPriority w:val="11"/>
     <w:rsid w:val="00842A46"/>
     <w:rPr>
@@ -4452,11 +4521,11 @@
       <w:szCs w:val="28"/>
     </w:rPr>
   </w:style>
-  <w:style w:type="paragraph" w:styleId="Citao">
+  <w:style w:type="paragraph" w:styleId="Quote">
     <w:name w:val="Quote"/>
     <w:basedOn w:val="Normal"/>
     <w:next w:val="Normal"/>
-    <w:link w:val="CitaoChar"/>
+    <w:link w:val="QuoteChar"/>
     <w:uiPriority w:val="29"/>
     <w:qFormat/>
     <w:rsid w:val="00842A46"/>
@@ -4470,10 +4539,10 @@
       <w:color w:val="404040" w:themeColor="text1" w:themeTint="BF"/>
     </w:rPr>
   </w:style>
-  <w:style w:type="character" w:customStyle="1" w:styleId="CitaoChar">
-    <w:name w:val="Citação Char"/>
-    <w:basedOn w:val="Fontepargpadro"/>
-    <w:link w:val="Citao"/>
+  <w:style w:type="character" w:customStyle="1" w:styleId="QuoteChar">
+    <w:name w:val="Quote Char"/>
+    <w:basedOn w:val="DefaultParagraphFont"/>
+    <w:link w:val="Quote"/>
     <w:uiPriority w:val="29"/>
     <w:rsid w:val="00842A46"/>
     <w:rPr>
@@ -4482,7 +4551,7 @@
       <w:color w:val="404040" w:themeColor="text1" w:themeTint="BF"/>
     </w:rPr>
   </w:style>
-  <w:style w:type="paragraph" w:styleId="PargrafodaLista">
+  <w:style w:type="paragraph" w:styleId="ListParagraph">
     <w:name w:val="List Paragraph"/>
     <w:basedOn w:val="Normal"/>
     <w:uiPriority w:val="34"/>
@@ -4493,9 +4562,9 @@
       <w:contextualSpacing/>
     </w:pPr>
   </w:style>
-  <w:style w:type="character" w:styleId="nfaseIntensa">
+  <w:style w:type="character" w:styleId="IntenseEmphasis">
     <w:name w:val="Intense Emphasis"/>
-    <w:basedOn w:val="Fontepargpadro"/>
+    <w:basedOn w:val="DefaultParagraphFont"/>
     <w:uiPriority w:val="21"/>
     <w:qFormat/>
     <w:rsid w:val="00842A46"/>
@@ -4505,11 +4574,11 @@
       <w:color w:val="0F4761" w:themeColor="accent1" w:themeShade="BF"/>
     </w:rPr>
   </w:style>
-  <w:style w:type="paragraph" w:styleId="CitaoIntensa">
+  <w:style w:type="paragraph" w:styleId="IntenseQuote">
     <w:name w:val="Intense Quote"/>
     <w:basedOn w:val="Normal"/>
     <w:next w:val="Normal"/>
-    <w:link w:val="CitaoIntensaChar"/>
+    <w:link w:val="IntenseQuoteChar"/>
     <w:uiPriority w:val="30"/>
     <w:qFormat/>
     <w:rsid w:val="00842A46"/>
@@ -4528,10 +4597,10 @@
       <w:color w:val="0F4761" w:themeColor="accent1" w:themeShade="BF"/>
     </w:rPr>
   </w:style>
-  <w:style w:type="character" w:customStyle="1" w:styleId="CitaoIntensaChar">
-    <w:name w:val="Citação Intensa Char"/>
-    <w:basedOn w:val="Fontepargpadro"/>
-    <w:link w:val="CitaoIntensa"/>
+  <w:style w:type="character" w:customStyle="1" w:styleId="IntenseQuoteChar">
+    <w:name w:val="Intense Quote Char"/>
+    <w:basedOn w:val="DefaultParagraphFont"/>
+    <w:link w:val="IntenseQuote"/>
     <w:uiPriority w:val="30"/>
     <w:rsid w:val="00842A46"/>
     <w:rPr>
@@ -4540,9 +4609,9 @@
       <w:color w:val="0F4761" w:themeColor="accent1" w:themeShade="BF"/>
     </w:rPr>
   </w:style>
-  <w:style w:type="character" w:styleId="RefernciaIntensa">
+  <w:style w:type="character" w:styleId="IntenseReference">
     <w:name w:val="Intense Reference"/>
-    <w:basedOn w:val="Fontepargpadro"/>
+    <w:basedOn w:val="DefaultParagraphFont"/>
     <w:uiPriority w:val="32"/>
     <w:qFormat/>
     <w:rsid w:val="00842A46"/>
@@ -4554,9 +4623,9 @@
       <w:spacing w:val="5"/>
     </w:rPr>
   </w:style>
-  <w:style w:type="paragraph" w:styleId="CabealhodoSumrio">
+  <w:style w:type="paragraph" w:styleId="TOCHeading">
     <w:name w:val="TOC Heading"/>
-    <w:basedOn w:val="Ttulo1"/>
+    <w:basedOn w:val="Heading1"/>
     <w:next w:val="Normal"/>
     <w:uiPriority w:val="39"/>
     <w:unhideWhenUsed/>
@@ -4580,7 +4649,7 @@
       <w14:ligatures w14:val="none"/>
     </w:rPr>
   </w:style>
-  <w:style w:type="paragraph" w:styleId="Sumrio1">
+  <w:style w:type="paragraph" w:styleId="TOC1">
     <w:name w:val="toc 1"/>
     <w:basedOn w:val="Normal"/>
     <w:next w:val="Normal"/>
@@ -4592,7 +4661,7 @@
       <w:spacing w:after="100"/>
     </w:pPr>
   </w:style>
-  <w:style w:type="paragraph" w:styleId="Sumrio2">
+  <w:style w:type="paragraph" w:styleId="TOC2">
     <w:name w:val="toc 2"/>
     <w:basedOn w:val="Normal"/>
     <w:next w:val="Normal"/>
@@ -4607,7 +4676,7 @@
   </w:style>
   <w:style w:type="character" w:styleId="Hyperlink">
     <w:name w:val="Hyperlink"/>
-    <w:basedOn w:val="Fontepargpadro"/>
+    <w:basedOn w:val="DefaultParagraphFont"/>
     <w:uiPriority w:val="99"/>
     <w:unhideWhenUsed/>
     <w:rsid w:val="007B1CB3"/>
@@ -4633,9 +4702,9 @@
       <w14:ligatures w14:val="none"/>
     </w:rPr>
   </w:style>
-  <w:style w:type="character" w:styleId="Forte">
+  <w:style w:type="character" w:styleId="Strong">
     <w:name w:val="Strong"/>
-    <w:basedOn w:val="Fontepargpadro"/>
+    <w:basedOn w:val="DefaultParagraphFont"/>
     <w:uiPriority w:val="22"/>
     <w:qFormat/>
     <w:rsid w:val="005D1E40"/>
@@ -4644,9 +4713,9 @@
       <w:bCs/>
     </w:rPr>
   </w:style>
-  <w:style w:type="character" w:styleId="CdigoHTML">
+  <w:style w:type="character" w:styleId="HTMLCode">
     <w:name w:val="HTML Code"/>
-    <w:basedOn w:val="Fontepargpadro"/>
+    <w:basedOn w:val="DefaultParagraphFont"/>
     <w:uiPriority w:val="99"/>
     <w:semiHidden/>
     <w:unhideWhenUsed/>

--- a/documentaçãoDB.docx
+++ b/documentaçãoDB.docx
@@ -1,6 +1,6 @@
 
 <file path=word/document.xml><?xml version="1.0" encoding="utf-8"?>
-<w:document xmlns:wpc="http://schemas.microsoft.com/office/word/2010/wordprocessingCanvas" xmlns:cx="http://schemas.microsoft.com/office/drawing/2014/chartex" xmlns:cx1="http://schemas.microsoft.com/office/drawing/2015/9/8/chartex" xmlns:cx2="http://schemas.microsoft.com/office/drawing/2015/10/21/chartex" xmlns:cx3="http://schemas.microsoft.com/office/drawing/2016/5/9/chartex" xmlns:cx4="http://schemas.microsoft.com/office/drawing/2016/5/10/chartex" xmlns:cx5="http://schemas.microsoft.com/office/drawing/2016/5/11/chartex" xmlns:cx6="http://schemas.microsoft.com/office/drawing/2016/5/12/chartex" xmlns:cx7="http://schemas.microsoft.com/office/drawing/2016/5/13/chartex" xmlns:cx8="http://schemas.microsoft.com/office/drawing/2016/5/14/chartex" xmlns:mc="http://schemas.openxmlformats.org/markup-compatibility/2006" xmlns:aink="http://schemas.microsoft.com/office/drawing/2016/ink" xmlns:am3d="http://schemas.microsoft.com/office/drawing/2017/model3d" xmlns:o="urn:schemas-microsoft-com:office:office" xmlns:oel="http://schemas.microsoft.com/office/2019/extlst" xmlns:r="http://schemas.openxmlformats.org/officeDocument/2006/relationships" xmlns:m="http://schemas.openxmlformats.org/officeDocument/2006/math" xmlns:v="urn:schemas-microsoft-com:vml" xmlns:wp14="http://schemas.microsoft.com/office/word/2010/wordprocessingDrawing" xmlns:wp="http://schemas.openxmlformats.org/drawingml/2006/wordprocessingDrawing" xmlns:w10="urn:schemas-microsoft-com:office:word" xmlns:w="http://schemas.openxmlformats.org/wordprocessingml/2006/main" xmlns:w14="http://schemas.microsoft.com/office/word/2010/wordml" xmlns:w15="http://schemas.microsoft.com/office/word/2012/wordml" xmlns:w16cex="http://schemas.microsoft.com/office/word/2018/wordml/cex" xmlns:w16cid="http://schemas.microsoft.com/office/word/2016/wordml/cid" xmlns:w16="http://schemas.microsoft.com/office/word/2018/wordml" xmlns:w16du="http://schemas.microsoft.com/office/word/2023/wordml/word16du" xmlns:w16sdtdh="http://schemas.microsoft.com/office/word/2020/wordml/sdtdatahash" xmlns:w16sdtfl="http://schemas.microsoft.com/office/word/2024/wordml/sdtformatlock" xmlns:w16se="http://schemas.microsoft.com/office/word/2015/wordml/symex" xmlns:wpg="http://schemas.microsoft.com/office/word/2010/wordprocessingGroup" xmlns:wpi="http://schemas.microsoft.com/office/word/2010/wordprocessingInk" xmlns:wne="http://schemas.microsoft.com/office/word/2006/wordml" xmlns:wps="http://schemas.microsoft.com/office/word/2010/wordprocessingShape" mc:Ignorable="w14 w15 w16se w16cid w16 w16cex w16sdtdh w16sdtfl w16du wp14">
+<w:document xmlns:wpc="http://schemas.microsoft.com/office/word/2010/wordprocessingCanvas" xmlns:cx="http://schemas.microsoft.com/office/drawing/2014/chartex" xmlns:cx1="http://schemas.microsoft.com/office/drawing/2015/9/8/chartex" xmlns:cx2="http://schemas.microsoft.com/office/drawing/2015/10/21/chartex" xmlns:cx3="http://schemas.microsoft.com/office/drawing/2016/5/9/chartex" xmlns:cx4="http://schemas.microsoft.com/office/drawing/2016/5/10/chartex" xmlns:cx5="http://schemas.microsoft.com/office/drawing/2016/5/11/chartex" xmlns:cx6="http://schemas.microsoft.com/office/drawing/2016/5/12/chartex" xmlns:cx7="http://schemas.microsoft.com/office/drawing/2016/5/13/chartex" xmlns:cx8="http://schemas.microsoft.com/office/drawing/2016/5/14/chartex" xmlns:mc="http://schemas.openxmlformats.org/markup-compatibility/2006" xmlns:aink="http://schemas.microsoft.com/office/drawing/2016/ink" xmlns:am3d="http://schemas.microsoft.com/office/drawing/2017/model3d" xmlns:o="urn:schemas-microsoft-com:office:office" xmlns:r="http://schemas.openxmlformats.org/officeDocument/2006/relationships" xmlns:m="http://schemas.openxmlformats.org/officeDocument/2006/math" xmlns:v="urn:schemas-microsoft-com:vml" xmlns:wp14="http://schemas.microsoft.com/office/word/2010/wordprocessingDrawing" xmlns:wp="http://schemas.openxmlformats.org/drawingml/2006/wordprocessingDrawing" xmlns:w10="urn:schemas-microsoft-com:office:word" xmlns:w="http://schemas.openxmlformats.org/wordprocessingml/2006/main" xmlns:w14="http://schemas.microsoft.com/office/word/2010/wordml" xmlns:w15="http://schemas.microsoft.com/office/word/2012/wordml" xmlns:w16cex="http://schemas.microsoft.com/office/word/2018/wordml/cex" xmlns:w16cid="http://schemas.microsoft.com/office/word/2016/wordml/cid" xmlns:w16="http://schemas.microsoft.com/office/word/2018/wordml" xmlns:w16sdtdh="http://schemas.microsoft.com/office/word/2020/wordml/sdtdatahash" xmlns:w16se="http://schemas.microsoft.com/office/word/2015/wordml/symex" xmlns:wpg="http://schemas.microsoft.com/office/word/2010/wordprocessingGroup" xmlns:wpi="http://schemas.microsoft.com/office/word/2010/wordprocessingInk" xmlns:wne="http://schemas.microsoft.com/office/word/2006/wordml" xmlns:wps="http://schemas.microsoft.com/office/word/2010/wordprocessingShape" mc:Ignorable="w14 w15 w16se w16cid w16 w16cex w16sdtdh wp14">
   <w:body>
     <w:p>
       <w:pPr>
@@ -880,13 +880,13 @@
         <w:rPr>
           <w:rFonts w:ascii="Times New Roman" w:hAnsi="Times New Roman" w:cs="Times New Roman"/>
         </w:rPr>
-        <w:t xml:space="preserve"> [n]</w:t>
-      </w:r>
-      <w:r>
-        <w:rPr>
-          <w:rFonts w:ascii="Times New Roman" w:hAnsi="Times New Roman" w:cs="Times New Roman"/>
-        </w:rPr>
-        <w:t xml:space="preserve"> apresentado à Faculdade </w:t>
+        <w:t xml:space="preserve"> 1 e 2 </w:t>
+      </w:r>
+      <w:r>
+        <w:rPr>
+          <w:rFonts w:ascii="Times New Roman" w:hAnsi="Times New Roman" w:cs="Times New Roman"/>
+        </w:rPr>
+        <w:t xml:space="preserve">apresentado à Faculdade </w:t>
       </w:r>
       <w:r>
         <w:rPr>
@@ -980,22 +980,24 @@
     </w:p>
     <w:p>
       <w:pPr>
+        <w:rPr>
+          <w:rFonts w:ascii="Times New Roman" w:hAnsi="Times New Roman" w:cs="Times New Roman"/>
+        </w:rPr>
+      </w:pPr>
+    </w:p>
+    <w:p>
+      <w:pPr>
         <w:jc w:val="center"/>
         <w:rPr>
           <w:rFonts w:ascii="Times New Roman" w:hAnsi="Times New Roman" w:cs="Times New Roman"/>
-          <w:b/>
-          <w:bCs/>
-          <w:sz w:val="32"/>
-          <w:szCs w:val="32"/>
-        </w:rPr>
-      </w:pPr>
-    </w:p>
-    <w:p>
-      <w:pPr>
-        <w:rPr>
-          <w:rFonts w:ascii="Times New Roman" w:hAnsi="Times New Roman" w:cs="Times New Roman"/>
-        </w:rPr>
-      </w:pPr>
+        </w:rPr>
+      </w:pPr>
+      <w:r>
+        <w:rPr>
+          <w:rFonts w:ascii="Times New Roman" w:hAnsi="Times New Roman" w:cs="Times New Roman"/>
+        </w:rPr>
+        <w:t>São Paulo</w:t>
+      </w:r>
     </w:p>
     <w:p>
       <w:pPr>
@@ -1008,21 +1010,6 @@
         <w:rPr>
           <w:rFonts w:ascii="Times New Roman" w:hAnsi="Times New Roman" w:cs="Times New Roman"/>
         </w:rPr>
-        <w:t>São Paulo</w:t>
-      </w:r>
-    </w:p>
-    <w:p>
-      <w:pPr>
-        <w:jc w:val="center"/>
-        <w:rPr>
-          <w:rFonts w:ascii="Times New Roman" w:hAnsi="Times New Roman" w:cs="Times New Roman"/>
-        </w:rPr>
-      </w:pPr>
-      <w:r>
-        <w:rPr>
-          <w:rFonts w:ascii="Times New Roman" w:hAnsi="Times New Roman" w:cs="Times New Roman"/>
-        </w:rPr>
-        <w:lastRenderedPageBreak/>
         <w:t>2026</w:t>
       </w:r>
     </w:p>
@@ -1053,6 +1040,7 @@
           <w:sz w:val="28"/>
           <w:szCs w:val="28"/>
         </w:rPr>
+        <w:lastRenderedPageBreak/>
         <w:t>SUMÁRIO</w:t>
       </w:r>
     </w:p>
@@ -1575,6 +1563,11 @@
         </w:p>
         <w:p>
           <w:r>
+            <w:t>2.1            Levantamentos de requisitos............................................................................5</w:t>
+          </w:r>
+        </w:p>
+        <w:p>
+          <w:r>
             <w:rPr>
               <w:rFonts w:ascii="Times New Roman" w:hAnsi="Times New Roman" w:cs="Times New Roman"/>
               <w:b/>
@@ -1730,23 +1723,7 @@
           <w:rFonts w:ascii="Times New Roman" w:hAnsi="Times New Roman" w:cs="Times New Roman"/>
           <w:bdr w:val="none" w:sz="0" w:space="0" w:color="auto" w:frame="1"/>
         </w:rPr>
-        <w:t xml:space="preserve"> propõe uma solução simples na essência, mas apoiada em tecnologia: um aplicativo onde o tutor cria perfis completos para cada pet, registrando dados de saúde ao longo do tempo. Quando esses dados apontam alguma instabilidade — como alterações nos batimentos cardíacos — o sistema dispara um alerta e recomenda uma consulta veterinária. O verdadeiro diferencial está na coleira inteligente, que funciona como um smartwatch, capturando sinais vitais em tempo real e enviando-os diretamente ao aplicativo, eliminando a necessidade de o tutor inserir dados manualmente. Isso resolve um problema enorme de adesão: soluções que dependem </w:t>
-      </w:r>
-      <w:proofErr w:type="gramStart"/>
-      <w:r>
-        <w:rPr>
-          <w:rFonts w:ascii="Times New Roman" w:hAnsi="Times New Roman" w:cs="Times New Roman"/>
-          <w:bdr w:val="none" w:sz="0" w:space="0" w:color="auto" w:frame="1"/>
-        </w:rPr>
-        <w:t>do</w:t>
-      </w:r>
-      <w:proofErr w:type="gramEnd"/>
-      <w:r>
-        <w:rPr>
-          <w:rFonts w:ascii="Times New Roman" w:hAnsi="Times New Roman" w:cs="Times New Roman"/>
-          <w:bdr w:val="none" w:sz="0" w:space="0" w:color="auto" w:frame="1"/>
-        </w:rPr>
-        <w:t xml:space="preserve"> usuário lembrar de registrar informações todos os dias simplesmente não funcionam na prática. Com a coleta automatizada dos dados, o aplicativo consegue construir um histórico completo da saúde do pet ao longo do tempo, identificando padrões e tendências que passariam despercebidos em consultas eventuais. Uma alteração sutil nos batimentos cardíacos ao longo de semanas, por exemplo, pode indicar um problema cardíaco incipiente — e o sistema consegue capturar isso antes que se torne uma emergência. É a diferença entre esperar o pet ficar doente e agir preventivamente para manter a saúde em dia. O Brasil tem hoje mais de 140 milhões de animais de estimação, e a maioria dos tutores trata seus pets como membros da família. Mesmo assim, o acompanhamento veterinário ainda é majoritariamente reativo. A </w:t>
+        <w:t xml:space="preserve"> propõe uma solução simples na essência, mas apoiada em tecnologia: um aplicativo onde o tutor cria perfis completos para cada pet, registrando dados de saúde ao longo do tempo. Quando esses dados apontam alguma instabilidade — como alterações nos batimentos cardíacos — o sistema dispara um alerta e recomenda uma consulta veterinária. O verdadeiro diferencial está na coleira inteligente, que funciona como um smartwatch, capturando sinais vitais em tempo real e enviando-os diretamente ao aplicativo, eliminando a necessidade de o tutor inserir dados manualmente. Isso resolve um problema enorme de adesão: soluções que dependem do usuário lembrar de registrar informações todos os dias simplesmente não funcionam na prática. Com a coleta automatizada dos dados, o aplicativo consegue construir um histórico completo da saúde do pet ao longo do tempo, identificando padrões e tendências que passariam despercebidos em consultas eventuais. Uma alteração sutil nos batimentos cardíacos ao longo de semanas, por exemplo, pode indicar um problema cardíaco incipiente — e o sistema consegue capturar isso antes que se torne uma emergência. É a diferença entre esperar o pet ficar doente e agir preventivamente para manter a saúde em dia. O Brasil tem hoje mais de 140 milhões de animais de estimação, e a maioria dos tutores trata seus pets como membros da família. Mesmo assim, o acompanhamento veterinário ainda é majoritariamente reativo. A </w:t>
       </w:r>
       <w:proofErr w:type="spellStart"/>
       <w:r>
@@ -1875,6 +1852,3927 @@
     </w:p>
     <w:p>
       <w:pPr>
+        <w:pStyle w:val="Ttulo3"/>
+        <w:numPr>
+          <w:ilvl w:val="0"/>
+          <w:numId w:val="0"/>
+        </w:numPr>
+        <w:ind w:left="720" w:hanging="720"/>
+      </w:pPr>
+      <w:r>
+        <w:t>Entidade: Usuário (Tutor)</w:t>
+      </w:r>
+    </w:p>
+    <w:p>
+      <w:pPr>
+        <w:pStyle w:val="font-claude-response-body"/>
+      </w:pPr>
+      <w:r>
+        <w:t>Representa o responsável pelo pet cadastrado na plataforma. É necessário armazenar seus dados pessoais para identificação, contato e acesso ao sistema.</w:t>
+      </w:r>
+    </w:p>
+    <w:p>
+      <w:pPr>
+        <w:pStyle w:val="font-claude-response-body"/>
+      </w:pPr>
+      <w:r>
+        <w:t>Informações necessárias: nome completo, CPF, e-mail, senha e data de cadastro.</w:t>
+      </w:r>
+    </w:p>
+    <w:p>
+      <w:r>
+        <w:pict w14:anchorId="13CC8EFF">
+          <v:rect id="_x0000_i1062" style="width:0;height:1.5pt" o:hralign="center" o:hrstd="t" o:hr="t" fillcolor="#a0a0a0" stroked="f"/>
+        </w:pict>
+      </w:r>
+    </w:p>
+    <w:p>
+      <w:pPr>
+        <w:pStyle w:val="Ttulo3"/>
+        <w:numPr>
+          <w:ilvl w:val="0"/>
+          <w:numId w:val="0"/>
+        </w:numPr>
+        <w:ind w:left="720" w:hanging="720"/>
+      </w:pPr>
+      <w:r>
+        <w:t>Entidade: Endereço do Usuário</w:t>
+      </w:r>
+    </w:p>
+    <w:p>
+      <w:pPr>
+        <w:pStyle w:val="font-claude-response-body"/>
+      </w:pPr>
+      <w:r>
+        <w:t>Um tutor pode ter mais de um endereço cadastrado. É necessário armazenar o endereço completo vinculado ao tutor e ao tipo de endereço e cidade correspondente.</w:t>
+      </w:r>
+    </w:p>
+    <w:p>
+      <w:pPr>
+        <w:pStyle w:val="font-claude-response-body"/>
+      </w:pPr>
+      <w:r>
+        <w:t>Informações necessárias: logradouro, número, complemento, CEP, bairro, status ativo e data de cadastro.</w:t>
+      </w:r>
+    </w:p>
+    <w:p>
+      <w:r>
+        <w:pict w14:anchorId="29968CED">
+          <v:rect id="_x0000_i1063" style="width:0;height:1.5pt" o:hralign="center" o:hrstd="t" o:hr="t" fillcolor="#a0a0a0" stroked="f"/>
+        </w:pict>
+      </w:r>
+    </w:p>
+    <w:p>
+      <w:pPr>
+        <w:pStyle w:val="Ttulo3"/>
+        <w:numPr>
+          <w:ilvl w:val="0"/>
+          <w:numId w:val="0"/>
+        </w:numPr>
+        <w:ind w:left="720" w:hanging="720"/>
+      </w:pPr>
+      <w:r>
+        <w:t>Entidade: Telefone do Usuário</w:t>
+      </w:r>
+    </w:p>
+    <w:p>
+      <w:pPr>
+        <w:pStyle w:val="font-claude-response-body"/>
+      </w:pPr>
+      <w:r>
+        <w:t>Um tutor pode ter mais de um telefone cadastrado. É necessário armazenar os números de contato vinculados ao tutor.</w:t>
+      </w:r>
+    </w:p>
+    <w:p>
+      <w:pPr>
+        <w:pStyle w:val="font-claude-response-body"/>
+      </w:pPr>
+      <w:r>
+        <w:t>Informações necessárias: número do telefone.</w:t>
+      </w:r>
+    </w:p>
+    <w:p>
+      <w:r>
+        <w:pict w14:anchorId="0FA93418">
+          <v:rect id="_x0000_i1064" style="width:0;height:1.5pt" o:hralign="center" o:hrstd="t" o:hr="t" fillcolor="#a0a0a0" stroked="f"/>
+        </w:pict>
+      </w:r>
+    </w:p>
+    <w:p>
+      <w:pPr>
+        <w:pStyle w:val="Ttulo3"/>
+        <w:numPr>
+          <w:ilvl w:val="0"/>
+          <w:numId w:val="0"/>
+        </w:numPr>
+        <w:ind w:left="720" w:hanging="720"/>
+      </w:pPr>
+      <w:r>
+        <w:t>Entidade: Tipo de Endereço</w:t>
+      </w:r>
+    </w:p>
+    <w:p>
+      <w:pPr>
+        <w:pStyle w:val="font-claude-response-body"/>
+      </w:pPr>
+      <w:r>
+        <w:t>Classifica o endereço do tutor. É necessário armazenar a descrição do tipo para diferenciar endereços residenciais de comerciais.</w:t>
+      </w:r>
+    </w:p>
+    <w:p>
+      <w:pPr>
+        <w:pStyle w:val="font-claude-response-body"/>
+      </w:pPr>
+      <w:r>
+        <w:t>Informações necessárias: descrição do tipo (</w:t>
+      </w:r>
+      <w:proofErr w:type="spellStart"/>
+      <w:r>
+        <w:t>ex</w:t>
+      </w:r>
+      <w:proofErr w:type="spellEnd"/>
+      <w:r>
+        <w:t>: Residencial, Comercial).</w:t>
+      </w:r>
+    </w:p>
+    <w:p>
+      <w:r>
+        <w:pict w14:anchorId="694047F2">
+          <v:rect id="_x0000_i1065" style="width:0;height:1.5pt" o:hralign="center" o:hrstd="t" o:hr="t" fillcolor="#a0a0a0" stroked="f"/>
+        </w:pict>
+      </w:r>
+    </w:p>
+    <w:p>
+      <w:pPr>
+        <w:pStyle w:val="Ttulo3"/>
+        <w:numPr>
+          <w:ilvl w:val="0"/>
+          <w:numId w:val="0"/>
+        </w:numPr>
+      </w:pPr>
+      <w:r>
+        <w:t>Entidade: Estado</w:t>
+      </w:r>
+    </w:p>
+    <w:p>
+      <w:pPr>
+        <w:pStyle w:val="font-claude-response-body"/>
+      </w:pPr>
+      <w:r>
+        <w:t>Representa as unidades federativas do Brasil. É necessário para normalizar a localização dos endereços dos tutores.</w:t>
+      </w:r>
+    </w:p>
+    <w:p>
+      <w:pPr>
+        <w:pStyle w:val="font-claude-response-body"/>
+      </w:pPr>
+      <w:r>
+        <w:t>Informações necessárias: código do estado (sigla) e nome do estado.</w:t>
+      </w:r>
+    </w:p>
+    <w:p>
+      <w:r>
+        <w:pict w14:anchorId="6214F6D6">
+          <v:rect id="_x0000_i1066" style="width:0;height:1.5pt" o:hralign="center" o:hrstd="t" o:hr="t" fillcolor="#a0a0a0" stroked="f"/>
+        </w:pict>
+      </w:r>
+    </w:p>
+    <w:p>
+      <w:pPr>
+        <w:pStyle w:val="Ttulo3"/>
+        <w:numPr>
+          <w:ilvl w:val="0"/>
+          <w:numId w:val="0"/>
+        </w:numPr>
+      </w:pPr>
+      <w:r>
+        <w:lastRenderedPageBreak/>
+        <w:t>Entidade: Cidade</w:t>
+      </w:r>
+    </w:p>
+    <w:p>
+      <w:pPr>
+        <w:pStyle w:val="font-claude-response-body"/>
+      </w:pPr>
+      <w:r>
+        <w:t>Representa as cidades vinculadas a um estado. É necessário para completar o endereço do tutor de forma normalizada.</w:t>
+      </w:r>
+    </w:p>
+    <w:p>
+      <w:pPr>
+        <w:pStyle w:val="font-claude-response-body"/>
+      </w:pPr>
+      <w:r>
+        <w:t>Informações necessárias: nome da cidade e estado ao qual pertence.</w:t>
+      </w:r>
+    </w:p>
+    <w:p>
+      <w:r>
+        <w:pict w14:anchorId="594E6D78">
+          <v:rect id="_x0000_i1067" style="width:0;height:1.5pt" o:hralign="center" o:hrstd="t" o:hr="t" fillcolor="#a0a0a0" stroked="f"/>
+        </w:pict>
+      </w:r>
+    </w:p>
+    <w:p>
+      <w:pPr>
+        <w:pStyle w:val="Ttulo3"/>
+        <w:numPr>
+          <w:ilvl w:val="0"/>
+          <w:numId w:val="0"/>
+        </w:numPr>
+      </w:pPr>
+      <w:r>
+        <w:t>Entidade: Espécie</w:t>
+      </w:r>
+    </w:p>
+    <w:p>
+      <w:pPr>
+        <w:pStyle w:val="font-claude-response-body"/>
+      </w:pPr>
+      <w:r>
+        <w:t>Classifica o tipo de animal. É necessário armazenar as espécies disponíveis para categorizar os pets cadastrados.</w:t>
+      </w:r>
+    </w:p>
+    <w:p>
+      <w:pPr>
+        <w:pStyle w:val="font-claude-response-body"/>
+      </w:pPr>
+      <w:r>
+        <w:t>Informações necessárias: nome da espécie (</w:t>
+      </w:r>
+      <w:proofErr w:type="spellStart"/>
+      <w:r>
+        <w:t>ex</w:t>
+      </w:r>
+      <w:proofErr w:type="spellEnd"/>
+      <w:r>
+        <w:t>: CACHORRO, GATO).</w:t>
+      </w:r>
+    </w:p>
+    <w:p>
+      <w:r>
+        <w:pict w14:anchorId="30CA8CDB">
+          <v:rect id="_x0000_i1068" style="width:0;height:1.5pt" o:hralign="center" o:hrstd="t" o:hr="t" fillcolor="#a0a0a0" stroked="f"/>
+        </w:pict>
+      </w:r>
+    </w:p>
+    <w:p>
+      <w:pPr>
+        <w:pStyle w:val="Ttulo3"/>
+        <w:numPr>
+          <w:ilvl w:val="0"/>
+          <w:numId w:val="0"/>
+        </w:numPr>
+      </w:pPr>
+      <w:r>
+        <w:t>Entidade: Porte</w:t>
+      </w:r>
+    </w:p>
+    <w:p>
+      <w:pPr>
+        <w:pStyle w:val="font-claude-response-body"/>
+      </w:pPr>
+      <w:r>
+        <w:t>Classifica o tamanho físico do animal. É necessário para auxiliar no monitoramento e nas recomendações de saúde do pet.</w:t>
+      </w:r>
+    </w:p>
+    <w:p>
+      <w:pPr>
+        <w:pStyle w:val="font-claude-response-body"/>
+      </w:pPr>
+      <w:r>
+        <w:t>Informações necessárias: descrição do porte (</w:t>
+      </w:r>
+      <w:proofErr w:type="spellStart"/>
+      <w:r>
+        <w:t>ex</w:t>
+      </w:r>
+      <w:proofErr w:type="spellEnd"/>
+      <w:r>
+        <w:t>: PEQUENO, MEDIO, GRANDE).</w:t>
+      </w:r>
+    </w:p>
+    <w:p>
+      <w:r>
+        <w:pict w14:anchorId="658A757D">
+          <v:rect id="_x0000_i1069" style="width:0;height:1.5pt" o:hralign="center" o:hrstd="t" o:hr="t" fillcolor="#a0a0a0" stroked="f"/>
+        </w:pict>
+      </w:r>
+    </w:p>
+    <w:p>
+      <w:pPr>
+        <w:pStyle w:val="Ttulo3"/>
+        <w:numPr>
+          <w:ilvl w:val="0"/>
+          <w:numId w:val="0"/>
+        </w:numPr>
+      </w:pPr>
+      <w:r>
+        <w:t>Entidade: Raça</w:t>
+      </w:r>
+    </w:p>
+    <w:p>
+      <w:pPr>
+        <w:pStyle w:val="font-claude-response-body"/>
+      </w:pPr>
+      <w:r>
+        <w:t>Representa a raça do animal vinculada a uma espécie. É necessário armazenar as raças disponíveis para cada espécie para categorizar os pets com maior precisão.</w:t>
+      </w:r>
+    </w:p>
+    <w:p>
+      <w:pPr>
+        <w:pStyle w:val="font-claude-response-body"/>
+      </w:pPr>
+      <w:r>
+        <w:t>Informações necessárias: nome da raça e espécie à qual pertence.</w:t>
+      </w:r>
+    </w:p>
+    <w:p>
+      <w:r>
+        <w:pict w14:anchorId="0BCA24A4">
+          <v:rect id="_x0000_i1070" style="width:0;height:1.5pt" o:hralign="center" o:hrstd="t" o:hr="t" fillcolor="#a0a0a0" stroked="f"/>
+        </w:pict>
+      </w:r>
+    </w:p>
+    <w:p>
+      <w:pPr>
+        <w:pStyle w:val="Ttulo3"/>
+        <w:numPr>
+          <w:ilvl w:val="0"/>
+          <w:numId w:val="0"/>
+        </w:numPr>
+      </w:pPr>
+      <w:r>
+        <w:t>Entidade: Pet</w:t>
+      </w:r>
+    </w:p>
+    <w:p>
+      <w:pPr>
+        <w:pStyle w:val="font-claude-response-body"/>
+      </w:pPr>
+      <w:r>
+        <w:t>Representa o animal cadastrado na plataforma e vinculado a um tutor. É a entidade central do sistema, pois todas as funcionalidades de monitoramento e histórico giram em torno do pet.</w:t>
+      </w:r>
+    </w:p>
+    <w:p>
+      <w:pPr>
+        <w:pStyle w:val="font-claude-response-body"/>
+      </w:pPr>
+      <w:r>
+        <w:t>Informações necessárias: nome, espécie, raça, porte, data de nascimento, peso, sexo, status de castração e data de cadastro.</w:t>
+      </w:r>
+    </w:p>
+    <w:p>
+      <w:r>
+        <w:pict w14:anchorId="64EC4E17">
+          <v:rect id="_x0000_i1071" style="width:0;height:1.5pt" o:hralign="center" o:hrstd="t" o:hr="t" fillcolor="#a0a0a0" stroked="f"/>
+        </w:pict>
+      </w:r>
+    </w:p>
+    <w:p>
+      <w:pPr>
+        <w:pStyle w:val="Ttulo3"/>
+        <w:numPr>
+          <w:ilvl w:val="0"/>
+          <w:numId w:val="0"/>
+        </w:numPr>
+      </w:pPr>
+      <w:r>
+        <w:lastRenderedPageBreak/>
+        <w:t xml:space="preserve">Entidade: Dispositivo </w:t>
+      </w:r>
+      <w:proofErr w:type="spellStart"/>
+      <w:r>
+        <w:t>IoT</w:t>
+      </w:r>
+      <w:proofErr w:type="spellEnd"/>
+    </w:p>
+    <w:p>
+      <w:pPr>
+        <w:pStyle w:val="font-claude-response-body"/>
+      </w:pPr>
+      <w:r>
+        <w:t>Representa o dispositivo físico acoplado ao pet para monitoramento contínuo de seus sinais vitais. Cada pet pode ter no máximo um dispositivo vinculado.</w:t>
+      </w:r>
+    </w:p>
+    <w:p>
+      <w:pPr>
+        <w:pStyle w:val="font-claude-response-body"/>
+      </w:pPr>
+      <w:r>
+        <w:t>Informações necessárias: data de ativação, intervalo de coleta em minutos, frequência cardíaca atual, nível de atividade, pressão arterial, data da última leitura e status do dispositivo.</w:t>
+      </w:r>
+    </w:p>
+    <w:p>
+      <w:r>
+        <w:pict w14:anchorId="587CB021">
+          <v:rect id="_x0000_i1072" style="width:0;height:1.5pt" o:hralign="center" o:hrstd="t" o:hr="t" fillcolor="#a0a0a0" stroked="f"/>
+        </w:pict>
+      </w:r>
+    </w:p>
+    <w:p>
+      <w:pPr>
+        <w:pStyle w:val="Ttulo3"/>
+        <w:numPr>
+          <w:ilvl w:val="0"/>
+          <w:numId w:val="0"/>
+        </w:numPr>
+      </w:pPr>
+      <w:r>
+        <w:t xml:space="preserve">Entidade: Leitura </w:t>
+      </w:r>
+      <w:proofErr w:type="spellStart"/>
+      <w:r>
+        <w:t>IoT</w:t>
+      </w:r>
+      <w:proofErr w:type="spellEnd"/>
+    </w:p>
+    <w:p>
+      <w:pPr>
+        <w:pStyle w:val="font-claude-response-body"/>
+      </w:pPr>
+      <w:r>
+        <w:t xml:space="preserve">Representa cada registro de leitura gerado pelo dispositivo </w:t>
+      </w:r>
+      <w:proofErr w:type="spellStart"/>
+      <w:r>
+        <w:t>IoT</w:t>
+      </w:r>
+      <w:proofErr w:type="spellEnd"/>
+      <w:r>
+        <w:t xml:space="preserve"> ao longo do tempo. É necessário para manter o histórico completo dos sinais vitais do pet.</w:t>
+      </w:r>
+    </w:p>
+    <w:p>
+      <w:pPr>
+        <w:pStyle w:val="font-claude-response-body"/>
+      </w:pPr>
+      <w:r>
+        <w:t>Informações necessárias: data e hora da leitura, frequência cardíaca, nível de atividade e pressão arterial.</w:t>
+      </w:r>
+    </w:p>
+    <w:p>
+      <w:r>
+        <w:pict w14:anchorId="427DD1C8">
+          <v:rect id="_x0000_i1073" style="width:0;height:1.5pt" o:hralign="center" o:hrstd="t" o:hr="t" fillcolor="#a0a0a0" stroked="f"/>
+        </w:pict>
+      </w:r>
+    </w:p>
+    <w:p>
+      <w:pPr>
+        <w:pStyle w:val="Ttulo3"/>
+        <w:numPr>
+          <w:ilvl w:val="0"/>
+          <w:numId w:val="0"/>
+        </w:numPr>
+      </w:pPr>
+      <w:r>
+        <w:t>Entidade: Tipo de Alerta</w:t>
+      </w:r>
+    </w:p>
+    <w:p>
+      <w:pPr>
+        <w:pStyle w:val="font-claude-response-body"/>
+      </w:pPr>
+      <w:r>
+        <w:t>Classifica a categoria do alerta gerado pelo sistema. É necessário para normalizar os tipos de alertas e facilitar o agrupamento e análise.</w:t>
+      </w:r>
+    </w:p>
+    <w:p>
+      <w:pPr>
+        <w:pStyle w:val="font-claude-response-body"/>
+      </w:pPr>
+      <w:r>
+        <w:t>Informações necessárias: descrição do tipo (</w:t>
+      </w:r>
+      <w:proofErr w:type="spellStart"/>
+      <w:r>
+        <w:t>ex</w:t>
+      </w:r>
+      <w:proofErr w:type="spellEnd"/>
+      <w:r>
+        <w:t>: FREQUENCIA_CARDIACA, VACINA, PRESSAO).</w:t>
+      </w:r>
+    </w:p>
+    <w:p>
+      <w:r>
+        <w:pict w14:anchorId="6FE5BFCB">
+          <v:rect id="_x0000_i1074" style="width:0;height:1.5pt" o:hralign="center" o:hrstd="t" o:hr="t" fillcolor="#a0a0a0" stroked="f"/>
+        </w:pict>
+      </w:r>
+    </w:p>
+    <w:p>
+      <w:pPr>
+        <w:pStyle w:val="Ttulo3"/>
+        <w:numPr>
+          <w:ilvl w:val="0"/>
+          <w:numId w:val="0"/>
+        </w:numPr>
+      </w:pPr>
+      <w:r>
+        <w:t>Entidade: Alerta Inteligente</w:t>
+      </w:r>
+    </w:p>
+    <w:p>
+      <w:pPr>
+        <w:pStyle w:val="font-claude-response-body"/>
+      </w:pPr>
+      <w:r>
+        <w:t xml:space="preserve">Representa os alertas gerados automaticamente pelo sistema com base nas leituras do dispositivo </w:t>
+      </w:r>
+      <w:proofErr w:type="spellStart"/>
+      <w:r>
+        <w:t>IoT</w:t>
+      </w:r>
+      <w:proofErr w:type="spellEnd"/>
+      <w:r>
+        <w:t>, no histórico clínico ou em regras de negócio definidas. É necessário para notificar o tutor sobre riscos à saúde do pet.</w:t>
+      </w:r>
+    </w:p>
+    <w:p>
+      <w:pPr>
+        <w:pStyle w:val="font-claude-response-body"/>
+      </w:pPr>
+      <w:r>
+        <w:t>Informações necessárias: tipo do alerta, nível de risco, origem do alerta, mensagem, recomendação, data de geração e status do alerta.</w:t>
+      </w:r>
+    </w:p>
+    <w:p>
+      <w:r>
+        <w:pict w14:anchorId="5BFBBC4A">
+          <v:rect id="_x0000_i1075" style="width:0;height:1.5pt" o:hralign="center" o:hrstd="t" o:hr="t" fillcolor="#a0a0a0" stroked="f"/>
+        </w:pict>
+      </w:r>
+    </w:p>
+    <w:p>
+      <w:pPr>
+        <w:pStyle w:val="Ttulo3"/>
+        <w:numPr>
+          <w:ilvl w:val="0"/>
+          <w:numId w:val="0"/>
+        </w:numPr>
+      </w:pPr>
+      <w:r>
+        <w:t>Entidade: Clínica</w:t>
+      </w:r>
+    </w:p>
+    <w:p>
+      <w:pPr>
+        <w:pStyle w:val="font-claude-response-body"/>
+      </w:pPr>
+      <w:r>
+        <w:t>Representa as clínicas veterinárias parceiras da plataforma. É necessário para vincular os profissionais que atendem os pets cadastrados.</w:t>
+      </w:r>
+    </w:p>
+    <w:p>
+      <w:pPr>
+        <w:pStyle w:val="font-claude-response-body"/>
+      </w:pPr>
+      <w:r>
+        <w:t>Informações necessárias: nome da clínica.</w:t>
+      </w:r>
+    </w:p>
+    <w:p>
+      <w:r>
+        <w:lastRenderedPageBreak/>
+        <w:pict w14:anchorId="6373524D">
+          <v:rect id="_x0000_i1076" style="width:0;height:1.5pt" o:hralign="center" o:hrstd="t" o:hr="t" fillcolor="#a0a0a0" stroked="f"/>
+        </w:pict>
+      </w:r>
+    </w:p>
+    <w:p>
+      <w:pPr>
+        <w:pStyle w:val="Ttulo3"/>
+        <w:numPr>
+          <w:ilvl w:val="0"/>
+          <w:numId w:val="0"/>
+        </w:numPr>
+      </w:pPr>
+      <w:r>
+        <w:t>Entidade: Profissional</w:t>
+      </w:r>
+    </w:p>
+    <w:p>
+      <w:pPr>
+        <w:pStyle w:val="font-claude-response-body"/>
+      </w:pPr>
+      <w:r>
+        <w:t>Representa o veterinário ou profissional de saúde animal responsável pelos atendimentos registrados. Pode ou não estar vinculado a uma clínica.</w:t>
+      </w:r>
+    </w:p>
+    <w:p>
+      <w:pPr>
+        <w:pStyle w:val="font-claude-response-body"/>
+      </w:pPr>
+      <w:r>
+        <w:t>Informações necessárias: nome do profissional e clínica à qual está vinculado (opcional).</w:t>
+      </w:r>
+    </w:p>
+    <w:p>
+      <w:r>
+        <w:pict w14:anchorId="5A2931A2">
+          <v:rect id="_x0000_i1077" style="width:0;height:1.5pt" o:hralign="center" o:hrstd="t" o:hr="t" fillcolor="#a0a0a0" stroked="f"/>
+        </w:pict>
+      </w:r>
+    </w:p>
+    <w:p>
+      <w:pPr>
+        <w:pStyle w:val="Ttulo3"/>
+        <w:numPr>
+          <w:ilvl w:val="0"/>
+          <w:numId w:val="0"/>
+        </w:numPr>
+      </w:pPr>
+      <w:r>
+        <w:t>Entidade: Histórico Clínico</w:t>
+      </w:r>
+    </w:p>
+    <w:p>
+      <w:pPr>
+        <w:pStyle w:val="font-claude-response-body"/>
+      </w:pPr>
+      <w:r>
+        <w:t>Representa os registros de atendimentos e eventos de saúde do pet ao longo do tempo. É a base para geração de alertas preventivos e acompanhamento da saúde animal.</w:t>
+      </w:r>
+    </w:p>
+    <w:p>
+      <w:pPr>
+        <w:pStyle w:val="font-claude-response-body"/>
+      </w:pPr>
+      <w:r>
+        <w:t>Informações necessárias: tipo do registro, descrição, data do registro, data de retorno prevista, profissional responsável e observações.</w:t>
+      </w:r>
+    </w:p>
+    <w:p>
+      <w:r>
+        <w:pict w14:anchorId="7961EFA3">
+          <v:rect id="_x0000_i1078" style="width:0;height:1.5pt" o:hralign="center" o:hrstd="t" o:hr="t" fillcolor="#a0a0a0" stroked="f"/>
+        </w:pict>
+      </w:r>
+    </w:p>
+    <w:p>
+      <w:pPr>
+        <w:pStyle w:val="Ttulo3"/>
+        <w:numPr>
+          <w:ilvl w:val="0"/>
+          <w:numId w:val="0"/>
+        </w:numPr>
+      </w:pPr>
+      <w:r>
+        <w:t>Entidade: Log de Erro</w:t>
+      </w:r>
+    </w:p>
+    <w:p>
+      <w:pPr>
+        <w:pStyle w:val="font-claude-response-body"/>
+      </w:pPr>
+      <w:r>
+        <w:t>Representa os registros de falhas ocorridas durante a execução das procedures do sistema. É necessário para auditoria, rastreabilidade e correção de problemas operacionais.</w:t>
+      </w:r>
+    </w:p>
+    <w:p>
+      <w:pPr>
+        <w:pStyle w:val="font-claude-response-body"/>
+      </w:pPr>
+      <w:r>
+        <w:t>Informações necessárias: nome da procedure que gerou o erro, código do erro, mensagem do erro, data de ocorrência e usuário do banco de dados.</w:t>
+      </w:r>
+    </w:p>
+    <w:p>
+      <w:pPr>
+        <w:rPr>
+          <w:rFonts w:ascii="Times New Roman" w:hAnsi="Times New Roman" w:cs="Times New Roman"/>
+          <w:b/>
+          <w:bCs/>
+        </w:rPr>
+      </w:pPr>
+      <w:r>
+        <w:rPr>
+          <w:rFonts w:ascii="Times New Roman" w:hAnsi="Times New Roman" w:cs="Times New Roman"/>
+          <w:b/>
+          <w:bCs/>
+        </w:rPr>
+        <w:t xml:space="preserve">2.2 Modelagem </w:t>
+      </w:r>
+      <w:r>
+        <w:rPr>
+          <w:rFonts w:ascii="Times New Roman" w:hAnsi="Times New Roman" w:cs="Times New Roman"/>
+          <w:b/>
+          <w:bCs/>
+        </w:rPr>
+        <w:t>descritiva</w:t>
+      </w:r>
+    </w:p>
+    <w:p>
+      <w:pPr>
+        <w:spacing w:before="100" w:beforeAutospacing="1" w:after="100" w:afterAutospacing="1" w:line="240" w:lineRule="auto"/>
+        <w:rPr>
+          <w:rFonts w:ascii="Times New Roman" w:eastAsia="Times New Roman" w:hAnsi="Times New Roman" w:cs="Times New Roman"/>
+          <w:kern w:val="0"/>
+          <w:lang w:eastAsia="pt-BR"/>
+          <w14:ligatures w14:val="none"/>
+        </w:rPr>
+      </w:pPr>
+      <w:r>
+        <w:rPr>
+          <w:rFonts w:ascii="Times New Roman" w:eastAsia="Times New Roman" w:hAnsi="Times New Roman" w:cs="Times New Roman"/>
+          <w:b/>
+          <w:bCs/>
+          <w:kern w:val="0"/>
+          <w:lang w:eastAsia="pt-BR"/>
+          <w14:ligatures w14:val="none"/>
+        </w:rPr>
+        <w:t>T_CLY_ESTADO</w:t>
+      </w:r>
+      <w:r>
+        <w:rPr>
+          <w:rFonts w:ascii="Times New Roman" w:eastAsia="Times New Roman" w:hAnsi="Times New Roman" w:cs="Times New Roman"/>
+          <w:kern w:val="0"/>
+          <w:lang w:eastAsia="pt-BR"/>
+          <w14:ligatures w14:val="none"/>
+        </w:rPr>
+        <w:t xml:space="preserve"> Armazena os estados brasileiros. Chave primária: </w:t>
+      </w:r>
+      <w:r>
+        <w:rPr>
+          <w:rFonts w:ascii="Courier New" w:eastAsia="Times New Roman" w:hAnsi="Courier New" w:cs="Courier New"/>
+          <w:kern w:val="0"/>
+          <w:sz w:val="20"/>
+          <w:szCs w:val="20"/>
+          <w:lang w:eastAsia="pt-BR"/>
+          <w14:ligatures w14:val="none"/>
+        </w:rPr>
+        <w:t>COD_ESTADO</w:t>
+      </w:r>
+      <w:r>
+        <w:rPr>
+          <w:rFonts w:ascii="Times New Roman" w:eastAsia="Times New Roman" w:hAnsi="Times New Roman" w:cs="Times New Roman"/>
+          <w:kern w:val="0"/>
+          <w:lang w:eastAsia="pt-BR"/>
+          <w14:ligatures w14:val="none"/>
+        </w:rPr>
+        <w:t xml:space="preserve"> (CHAR 2). Campos: código do estado e nome do estado.</w:t>
+      </w:r>
+    </w:p>
+    <w:p>
+      <w:pPr>
+        <w:spacing w:after="0" w:line="240" w:lineRule="auto"/>
+        <w:rPr>
+          <w:rFonts w:ascii="Times New Roman" w:eastAsia="Times New Roman" w:hAnsi="Times New Roman" w:cs="Times New Roman"/>
+          <w:kern w:val="0"/>
+          <w:lang w:eastAsia="pt-BR"/>
+          <w14:ligatures w14:val="none"/>
+        </w:rPr>
+      </w:pPr>
+      <w:r>
+        <w:rPr>
+          <w:rFonts w:ascii="Times New Roman" w:eastAsia="Times New Roman" w:hAnsi="Times New Roman" w:cs="Times New Roman"/>
+          <w:kern w:val="0"/>
+          <w:lang w:eastAsia="pt-BR"/>
+          <w14:ligatures w14:val="none"/>
+        </w:rPr>
+        <w:pict w14:anchorId="12EE9DD4">
+          <v:rect id="_x0000_i1026" style="width:0;height:1.5pt" o:hralign="center" o:hrstd="t" o:hr="t" fillcolor="#a0a0a0" stroked="f"/>
+        </w:pict>
+      </w:r>
+    </w:p>
+    <w:p>
+      <w:pPr>
+        <w:spacing w:before="100" w:beforeAutospacing="1" w:after="100" w:afterAutospacing="1" w:line="240" w:lineRule="auto"/>
+        <w:rPr>
+          <w:rFonts w:ascii="Times New Roman" w:eastAsia="Times New Roman" w:hAnsi="Times New Roman" w:cs="Times New Roman"/>
+          <w:kern w:val="0"/>
+          <w:lang w:eastAsia="pt-BR"/>
+          <w14:ligatures w14:val="none"/>
+        </w:rPr>
+      </w:pPr>
+      <w:r>
+        <w:rPr>
+          <w:rFonts w:ascii="Times New Roman" w:eastAsia="Times New Roman" w:hAnsi="Times New Roman" w:cs="Times New Roman"/>
+          <w:b/>
+          <w:bCs/>
+          <w:kern w:val="0"/>
+          <w:lang w:eastAsia="pt-BR"/>
+          <w14:ligatures w14:val="none"/>
+        </w:rPr>
+        <w:t>T_CLY_CIDADE</w:t>
+      </w:r>
+      <w:r>
+        <w:rPr>
+          <w:rFonts w:ascii="Times New Roman" w:eastAsia="Times New Roman" w:hAnsi="Times New Roman" w:cs="Times New Roman"/>
+          <w:kern w:val="0"/>
+          <w:lang w:eastAsia="pt-BR"/>
+          <w14:ligatures w14:val="none"/>
+        </w:rPr>
+        <w:t xml:space="preserve"> Armazena as cidades vinculadas a um estado. Chave primária: </w:t>
+      </w:r>
+      <w:r>
+        <w:rPr>
+          <w:rFonts w:ascii="Courier New" w:eastAsia="Times New Roman" w:hAnsi="Courier New" w:cs="Courier New"/>
+          <w:kern w:val="0"/>
+          <w:sz w:val="20"/>
+          <w:szCs w:val="20"/>
+          <w:lang w:eastAsia="pt-BR"/>
+          <w14:ligatures w14:val="none"/>
+        </w:rPr>
+        <w:t>COD_CIDADE</w:t>
+      </w:r>
+      <w:r>
+        <w:rPr>
+          <w:rFonts w:ascii="Times New Roman" w:eastAsia="Times New Roman" w:hAnsi="Times New Roman" w:cs="Times New Roman"/>
+          <w:kern w:val="0"/>
+          <w:lang w:eastAsia="pt-BR"/>
+          <w14:ligatures w14:val="none"/>
+        </w:rPr>
+        <w:t xml:space="preserve">. Chave estrangeira: </w:t>
+      </w:r>
+      <w:r>
+        <w:rPr>
+          <w:rFonts w:ascii="Courier New" w:eastAsia="Times New Roman" w:hAnsi="Courier New" w:cs="Courier New"/>
+          <w:kern w:val="0"/>
+          <w:sz w:val="20"/>
+          <w:szCs w:val="20"/>
+          <w:lang w:eastAsia="pt-BR"/>
+          <w14:ligatures w14:val="none"/>
+        </w:rPr>
+        <w:t>COD_ESTADO</w:t>
+      </w:r>
+      <w:r>
+        <w:rPr>
+          <w:rFonts w:ascii="Times New Roman" w:eastAsia="Times New Roman" w:hAnsi="Times New Roman" w:cs="Times New Roman"/>
+          <w:kern w:val="0"/>
+          <w:lang w:eastAsia="pt-BR"/>
+          <w14:ligatures w14:val="none"/>
+        </w:rPr>
+        <w:t xml:space="preserve"> </w:t>
+      </w:r>
+      <w:proofErr w:type="spellStart"/>
+      <w:r>
+        <w:rPr>
+          <w:rFonts w:ascii="Times New Roman" w:eastAsia="Times New Roman" w:hAnsi="Times New Roman" w:cs="Times New Roman"/>
+          <w:kern w:val="0"/>
+          <w:lang w:eastAsia="pt-BR"/>
+          <w14:ligatures w14:val="none"/>
+        </w:rPr>
+        <w:t>referencia</w:t>
+      </w:r>
+      <w:proofErr w:type="spellEnd"/>
+      <w:r>
+        <w:rPr>
+          <w:rFonts w:ascii="Times New Roman" w:eastAsia="Times New Roman" w:hAnsi="Times New Roman" w:cs="Times New Roman"/>
+          <w:kern w:val="0"/>
+          <w:lang w:eastAsia="pt-BR"/>
+          <w14:ligatures w14:val="none"/>
+        </w:rPr>
+        <w:t xml:space="preserve"> </w:t>
+      </w:r>
+      <w:r>
+        <w:rPr>
+          <w:rFonts w:ascii="Courier New" w:eastAsia="Times New Roman" w:hAnsi="Courier New" w:cs="Courier New"/>
+          <w:kern w:val="0"/>
+          <w:sz w:val="20"/>
+          <w:szCs w:val="20"/>
+          <w:lang w:eastAsia="pt-BR"/>
+          <w14:ligatures w14:val="none"/>
+        </w:rPr>
+        <w:t>T_CLY_ESTADO</w:t>
+      </w:r>
+      <w:r>
+        <w:rPr>
+          <w:rFonts w:ascii="Times New Roman" w:eastAsia="Times New Roman" w:hAnsi="Times New Roman" w:cs="Times New Roman"/>
+          <w:kern w:val="0"/>
+          <w:lang w:eastAsia="pt-BR"/>
+          <w14:ligatures w14:val="none"/>
+        </w:rPr>
+        <w:t>. Campos: código da cidade, código do estado e nome da cidade.</w:t>
+      </w:r>
+    </w:p>
+    <w:p>
+      <w:pPr>
+        <w:spacing w:after="0" w:line="240" w:lineRule="auto"/>
+        <w:rPr>
+          <w:rFonts w:ascii="Times New Roman" w:eastAsia="Times New Roman" w:hAnsi="Times New Roman" w:cs="Times New Roman"/>
+          <w:kern w:val="0"/>
+          <w:lang w:eastAsia="pt-BR"/>
+          <w14:ligatures w14:val="none"/>
+        </w:rPr>
+      </w:pPr>
+      <w:r>
+        <w:rPr>
+          <w:rFonts w:ascii="Times New Roman" w:eastAsia="Times New Roman" w:hAnsi="Times New Roman" w:cs="Times New Roman"/>
+          <w:kern w:val="0"/>
+          <w:lang w:eastAsia="pt-BR"/>
+          <w14:ligatures w14:val="none"/>
+        </w:rPr>
+        <w:pict w14:anchorId="67299BB7">
+          <v:rect id="_x0000_i1027" style="width:0;height:1.5pt" o:hralign="center" o:hrstd="t" o:hr="t" fillcolor="#a0a0a0" stroked="f"/>
+        </w:pict>
+      </w:r>
+    </w:p>
+    <w:p>
+      <w:pPr>
+        <w:spacing w:before="100" w:beforeAutospacing="1" w:after="100" w:afterAutospacing="1" w:line="240" w:lineRule="auto"/>
+        <w:rPr>
+          <w:rFonts w:ascii="Times New Roman" w:eastAsia="Times New Roman" w:hAnsi="Times New Roman" w:cs="Times New Roman"/>
+          <w:kern w:val="0"/>
+          <w:lang w:eastAsia="pt-BR"/>
+          <w14:ligatures w14:val="none"/>
+        </w:rPr>
+      </w:pPr>
+      <w:r>
+        <w:rPr>
+          <w:rFonts w:ascii="Times New Roman" w:eastAsia="Times New Roman" w:hAnsi="Times New Roman" w:cs="Times New Roman"/>
+          <w:b/>
+          <w:bCs/>
+          <w:kern w:val="0"/>
+          <w:lang w:eastAsia="pt-BR"/>
+          <w14:ligatures w14:val="none"/>
+        </w:rPr>
+        <w:t>T_CLY_TIPO_ENDERECO</w:t>
+      </w:r>
+      <w:r>
+        <w:rPr>
+          <w:rFonts w:ascii="Times New Roman" w:eastAsia="Times New Roman" w:hAnsi="Times New Roman" w:cs="Times New Roman"/>
+          <w:kern w:val="0"/>
+          <w:lang w:eastAsia="pt-BR"/>
+          <w14:ligatures w14:val="none"/>
+        </w:rPr>
+        <w:t xml:space="preserve"> Armazena os tipos de endereço (Residencial, Comercial). Chave primária: </w:t>
+      </w:r>
+      <w:r>
+        <w:rPr>
+          <w:rFonts w:ascii="Courier New" w:eastAsia="Times New Roman" w:hAnsi="Courier New" w:cs="Courier New"/>
+          <w:kern w:val="0"/>
+          <w:sz w:val="20"/>
+          <w:szCs w:val="20"/>
+          <w:lang w:eastAsia="pt-BR"/>
+          <w14:ligatures w14:val="none"/>
+        </w:rPr>
+        <w:t>COD_TIPO_ENDERECO</w:t>
+      </w:r>
+      <w:r>
+        <w:rPr>
+          <w:rFonts w:ascii="Times New Roman" w:eastAsia="Times New Roman" w:hAnsi="Times New Roman" w:cs="Times New Roman"/>
+          <w:kern w:val="0"/>
+          <w:lang w:eastAsia="pt-BR"/>
+          <w14:ligatures w14:val="none"/>
+        </w:rPr>
+        <w:t>. Campos: código e descrição do tipo.</w:t>
+      </w:r>
+    </w:p>
+    <w:p>
+      <w:pPr>
+        <w:spacing w:after="0" w:line="240" w:lineRule="auto"/>
+        <w:rPr>
+          <w:rFonts w:ascii="Times New Roman" w:eastAsia="Times New Roman" w:hAnsi="Times New Roman" w:cs="Times New Roman"/>
+          <w:kern w:val="0"/>
+          <w:lang w:eastAsia="pt-BR"/>
+          <w14:ligatures w14:val="none"/>
+        </w:rPr>
+      </w:pPr>
+      <w:r>
+        <w:rPr>
+          <w:rFonts w:ascii="Times New Roman" w:eastAsia="Times New Roman" w:hAnsi="Times New Roman" w:cs="Times New Roman"/>
+          <w:kern w:val="0"/>
+          <w:lang w:eastAsia="pt-BR"/>
+          <w14:ligatures w14:val="none"/>
+        </w:rPr>
+        <w:pict w14:anchorId="4247A32E">
+          <v:rect id="_x0000_i1028" style="width:0;height:1.5pt" o:hralign="center" o:hrstd="t" o:hr="t" fillcolor="#a0a0a0" stroked="f"/>
+        </w:pict>
+      </w:r>
+    </w:p>
+    <w:p>
+      <w:pPr>
+        <w:spacing w:before="100" w:beforeAutospacing="1" w:after="100" w:afterAutospacing="1" w:line="240" w:lineRule="auto"/>
+        <w:rPr>
+          <w:rFonts w:ascii="Times New Roman" w:eastAsia="Times New Roman" w:hAnsi="Times New Roman" w:cs="Times New Roman"/>
+          <w:kern w:val="0"/>
+          <w:lang w:eastAsia="pt-BR"/>
+          <w14:ligatures w14:val="none"/>
+        </w:rPr>
+      </w:pPr>
+      <w:r>
+        <w:rPr>
+          <w:rFonts w:ascii="Times New Roman" w:eastAsia="Times New Roman" w:hAnsi="Times New Roman" w:cs="Times New Roman"/>
+          <w:b/>
+          <w:bCs/>
+          <w:kern w:val="0"/>
+          <w:lang w:eastAsia="pt-BR"/>
+          <w14:ligatures w14:val="none"/>
+        </w:rPr>
+        <w:lastRenderedPageBreak/>
+        <w:t>T_CLY_USUARIO</w:t>
+      </w:r>
+      <w:r>
+        <w:rPr>
+          <w:rFonts w:ascii="Times New Roman" w:eastAsia="Times New Roman" w:hAnsi="Times New Roman" w:cs="Times New Roman"/>
+          <w:kern w:val="0"/>
+          <w:lang w:eastAsia="pt-BR"/>
+          <w14:ligatures w14:val="none"/>
+        </w:rPr>
+        <w:t xml:space="preserve"> Armazena os tutores responsáveis pelos pets. Chave primária: </w:t>
+      </w:r>
+      <w:r>
+        <w:rPr>
+          <w:rFonts w:ascii="Courier New" w:eastAsia="Times New Roman" w:hAnsi="Courier New" w:cs="Courier New"/>
+          <w:kern w:val="0"/>
+          <w:sz w:val="20"/>
+          <w:szCs w:val="20"/>
+          <w:lang w:eastAsia="pt-BR"/>
+          <w14:ligatures w14:val="none"/>
+        </w:rPr>
+        <w:t>ID_USUARIO</w:t>
+      </w:r>
+      <w:r>
+        <w:rPr>
+          <w:rFonts w:ascii="Times New Roman" w:eastAsia="Times New Roman" w:hAnsi="Times New Roman" w:cs="Times New Roman"/>
+          <w:kern w:val="0"/>
+          <w:lang w:eastAsia="pt-BR"/>
+          <w14:ligatures w14:val="none"/>
+        </w:rPr>
+        <w:t xml:space="preserve"> (gerado por </w:t>
+      </w:r>
+      <w:proofErr w:type="spellStart"/>
+      <w:r>
+        <w:rPr>
+          <w:rFonts w:ascii="Times New Roman" w:eastAsia="Times New Roman" w:hAnsi="Times New Roman" w:cs="Times New Roman"/>
+          <w:kern w:val="0"/>
+          <w:lang w:eastAsia="pt-BR"/>
+          <w14:ligatures w14:val="none"/>
+        </w:rPr>
+        <w:t>identity</w:t>
+      </w:r>
+      <w:proofErr w:type="spellEnd"/>
+      <w:r>
+        <w:rPr>
+          <w:rFonts w:ascii="Times New Roman" w:eastAsia="Times New Roman" w:hAnsi="Times New Roman" w:cs="Times New Roman"/>
+          <w:kern w:val="0"/>
+          <w:lang w:eastAsia="pt-BR"/>
+          <w14:ligatures w14:val="none"/>
+        </w:rPr>
+        <w:t>). Campos: nome, CPF (único), e-mail (único), senha e data de cadastro.</w:t>
+      </w:r>
+    </w:p>
+    <w:p>
+      <w:pPr>
+        <w:spacing w:after="0" w:line="240" w:lineRule="auto"/>
+        <w:rPr>
+          <w:rFonts w:ascii="Times New Roman" w:eastAsia="Times New Roman" w:hAnsi="Times New Roman" w:cs="Times New Roman"/>
+          <w:kern w:val="0"/>
+          <w:lang w:eastAsia="pt-BR"/>
+          <w14:ligatures w14:val="none"/>
+        </w:rPr>
+      </w:pPr>
+      <w:r>
+        <w:rPr>
+          <w:rFonts w:ascii="Times New Roman" w:eastAsia="Times New Roman" w:hAnsi="Times New Roman" w:cs="Times New Roman"/>
+          <w:kern w:val="0"/>
+          <w:lang w:eastAsia="pt-BR"/>
+          <w14:ligatures w14:val="none"/>
+        </w:rPr>
+        <w:pict w14:anchorId="514C0489">
+          <v:rect id="_x0000_i1029" style="width:0;height:1.5pt" o:hralign="center" o:hrstd="t" o:hr="t" fillcolor="#a0a0a0" stroked="f"/>
+        </w:pict>
+      </w:r>
+    </w:p>
+    <w:p>
+      <w:pPr>
+        <w:spacing w:before="100" w:beforeAutospacing="1" w:after="100" w:afterAutospacing="1" w:line="240" w:lineRule="auto"/>
+        <w:rPr>
+          <w:rFonts w:ascii="Times New Roman" w:eastAsia="Times New Roman" w:hAnsi="Times New Roman" w:cs="Times New Roman"/>
+          <w:kern w:val="0"/>
+          <w:lang w:eastAsia="pt-BR"/>
+          <w14:ligatures w14:val="none"/>
+        </w:rPr>
+      </w:pPr>
+      <w:r>
+        <w:rPr>
+          <w:rFonts w:ascii="Times New Roman" w:eastAsia="Times New Roman" w:hAnsi="Times New Roman" w:cs="Times New Roman"/>
+          <w:b/>
+          <w:bCs/>
+          <w:kern w:val="0"/>
+          <w:lang w:eastAsia="pt-BR"/>
+          <w14:ligatures w14:val="none"/>
+        </w:rPr>
+        <w:t>T_CLY_ENDERECO_USUARIO</w:t>
+      </w:r>
+      <w:r>
+        <w:rPr>
+          <w:rFonts w:ascii="Times New Roman" w:eastAsia="Times New Roman" w:hAnsi="Times New Roman" w:cs="Times New Roman"/>
+          <w:kern w:val="0"/>
+          <w:lang w:eastAsia="pt-BR"/>
+          <w14:ligatures w14:val="none"/>
+        </w:rPr>
+        <w:t xml:space="preserve"> Armazena os endereços dos usuários, permitindo múltiplos endereços por tutor. Chave primária: </w:t>
+      </w:r>
+      <w:r>
+        <w:rPr>
+          <w:rFonts w:ascii="Courier New" w:eastAsia="Times New Roman" w:hAnsi="Courier New" w:cs="Courier New"/>
+          <w:kern w:val="0"/>
+          <w:sz w:val="20"/>
+          <w:szCs w:val="20"/>
+          <w:lang w:eastAsia="pt-BR"/>
+          <w14:ligatures w14:val="none"/>
+        </w:rPr>
+        <w:t>SEQ_ENDERECO_USUARIO</w:t>
+      </w:r>
+      <w:r>
+        <w:rPr>
+          <w:rFonts w:ascii="Times New Roman" w:eastAsia="Times New Roman" w:hAnsi="Times New Roman" w:cs="Times New Roman"/>
+          <w:kern w:val="0"/>
+          <w:lang w:eastAsia="pt-BR"/>
+          <w14:ligatures w14:val="none"/>
+        </w:rPr>
+        <w:t xml:space="preserve">. Chaves estrangeiras: </w:t>
+      </w:r>
+      <w:r>
+        <w:rPr>
+          <w:rFonts w:ascii="Courier New" w:eastAsia="Times New Roman" w:hAnsi="Courier New" w:cs="Courier New"/>
+          <w:kern w:val="0"/>
+          <w:sz w:val="20"/>
+          <w:szCs w:val="20"/>
+          <w:lang w:eastAsia="pt-BR"/>
+          <w14:ligatures w14:val="none"/>
+        </w:rPr>
+        <w:t>ID_USUARIO</w:t>
+      </w:r>
+      <w:r>
+        <w:rPr>
+          <w:rFonts w:ascii="Times New Roman" w:eastAsia="Times New Roman" w:hAnsi="Times New Roman" w:cs="Times New Roman"/>
+          <w:kern w:val="0"/>
+          <w:lang w:eastAsia="pt-BR"/>
+          <w14:ligatures w14:val="none"/>
+        </w:rPr>
+        <w:t xml:space="preserve"> referencia </w:t>
+      </w:r>
+      <w:r>
+        <w:rPr>
+          <w:rFonts w:ascii="Courier New" w:eastAsia="Times New Roman" w:hAnsi="Courier New" w:cs="Courier New"/>
+          <w:kern w:val="0"/>
+          <w:sz w:val="20"/>
+          <w:szCs w:val="20"/>
+          <w:lang w:eastAsia="pt-BR"/>
+          <w14:ligatures w14:val="none"/>
+        </w:rPr>
+        <w:t>T_CLY_USUARIO</w:t>
+      </w:r>
+      <w:r>
+        <w:rPr>
+          <w:rFonts w:ascii="Times New Roman" w:eastAsia="Times New Roman" w:hAnsi="Times New Roman" w:cs="Times New Roman"/>
+          <w:kern w:val="0"/>
+          <w:lang w:eastAsia="pt-BR"/>
+          <w14:ligatures w14:val="none"/>
+        </w:rPr>
+        <w:t xml:space="preserve">, </w:t>
+      </w:r>
+      <w:r>
+        <w:rPr>
+          <w:rFonts w:ascii="Courier New" w:eastAsia="Times New Roman" w:hAnsi="Courier New" w:cs="Courier New"/>
+          <w:kern w:val="0"/>
+          <w:sz w:val="20"/>
+          <w:szCs w:val="20"/>
+          <w:lang w:eastAsia="pt-BR"/>
+          <w14:ligatures w14:val="none"/>
+        </w:rPr>
+        <w:t>COD_TIPO_ENDERECO</w:t>
+      </w:r>
+      <w:r>
+        <w:rPr>
+          <w:rFonts w:ascii="Times New Roman" w:eastAsia="Times New Roman" w:hAnsi="Times New Roman" w:cs="Times New Roman"/>
+          <w:kern w:val="0"/>
+          <w:lang w:eastAsia="pt-BR"/>
+          <w14:ligatures w14:val="none"/>
+        </w:rPr>
+        <w:t xml:space="preserve"> referencia </w:t>
+      </w:r>
+      <w:r>
+        <w:rPr>
+          <w:rFonts w:ascii="Courier New" w:eastAsia="Times New Roman" w:hAnsi="Courier New" w:cs="Courier New"/>
+          <w:kern w:val="0"/>
+          <w:sz w:val="20"/>
+          <w:szCs w:val="20"/>
+          <w:lang w:eastAsia="pt-BR"/>
+          <w14:ligatures w14:val="none"/>
+        </w:rPr>
+        <w:t>T_CLY_TIPO_ENDERECO</w:t>
+      </w:r>
+      <w:r>
+        <w:rPr>
+          <w:rFonts w:ascii="Times New Roman" w:eastAsia="Times New Roman" w:hAnsi="Times New Roman" w:cs="Times New Roman"/>
+          <w:kern w:val="0"/>
+          <w:lang w:eastAsia="pt-BR"/>
+          <w14:ligatures w14:val="none"/>
+        </w:rPr>
+        <w:t xml:space="preserve">, </w:t>
+      </w:r>
+      <w:r>
+        <w:rPr>
+          <w:rFonts w:ascii="Courier New" w:eastAsia="Times New Roman" w:hAnsi="Courier New" w:cs="Courier New"/>
+          <w:kern w:val="0"/>
+          <w:sz w:val="20"/>
+          <w:szCs w:val="20"/>
+          <w:lang w:eastAsia="pt-BR"/>
+          <w14:ligatures w14:val="none"/>
+        </w:rPr>
+        <w:t>COD_CIDADE</w:t>
+      </w:r>
+      <w:r>
+        <w:rPr>
+          <w:rFonts w:ascii="Times New Roman" w:eastAsia="Times New Roman" w:hAnsi="Times New Roman" w:cs="Times New Roman"/>
+          <w:kern w:val="0"/>
+          <w:lang w:eastAsia="pt-BR"/>
+          <w14:ligatures w14:val="none"/>
+        </w:rPr>
+        <w:t xml:space="preserve"> </w:t>
+      </w:r>
+      <w:proofErr w:type="spellStart"/>
+      <w:r>
+        <w:rPr>
+          <w:rFonts w:ascii="Times New Roman" w:eastAsia="Times New Roman" w:hAnsi="Times New Roman" w:cs="Times New Roman"/>
+          <w:kern w:val="0"/>
+          <w:lang w:eastAsia="pt-BR"/>
+          <w14:ligatures w14:val="none"/>
+        </w:rPr>
+        <w:t>referencia</w:t>
+      </w:r>
+      <w:proofErr w:type="spellEnd"/>
+      <w:r>
+        <w:rPr>
+          <w:rFonts w:ascii="Times New Roman" w:eastAsia="Times New Roman" w:hAnsi="Times New Roman" w:cs="Times New Roman"/>
+          <w:kern w:val="0"/>
+          <w:lang w:eastAsia="pt-BR"/>
+          <w14:ligatures w14:val="none"/>
+        </w:rPr>
+        <w:t xml:space="preserve"> </w:t>
+      </w:r>
+      <w:r>
+        <w:rPr>
+          <w:rFonts w:ascii="Courier New" w:eastAsia="Times New Roman" w:hAnsi="Courier New" w:cs="Courier New"/>
+          <w:kern w:val="0"/>
+          <w:sz w:val="20"/>
+          <w:szCs w:val="20"/>
+          <w:lang w:eastAsia="pt-BR"/>
+          <w14:ligatures w14:val="none"/>
+        </w:rPr>
+        <w:t>T_CLY_CIDADE</w:t>
+      </w:r>
+      <w:r>
+        <w:rPr>
+          <w:rFonts w:ascii="Times New Roman" w:eastAsia="Times New Roman" w:hAnsi="Times New Roman" w:cs="Times New Roman"/>
+          <w:kern w:val="0"/>
+          <w:lang w:eastAsia="pt-BR"/>
+          <w14:ligatures w14:val="none"/>
+        </w:rPr>
+        <w:t>. Campos: logradouro, número, complemento, CEP, bairro e status ativo (S/N).</w:t>
+      </w:r>
+    </w:p>
+    <w:p>
+      <w:pPr>
+        <w:spacing w:after="0" w:line="240" w:lineRule="auto"/>
+        <w:rPr>
+          <w:rFonts w:ascii="Times New Roman" w:eastAsia="Times New Roman" w:hAnsi="Times New Roman" w:cs="Times New Roman"/>
+          <w:kern w:val="0"/>
+          <w:lang w:eastAsia="pt-BR"/>
+          <w14:ligatures w14:val="none"/>
+        </w:rPr>
+      </w:pPr>
+      <w:r>
+        <w:rPr>
+          <w:rFonts w:ascii="Times New Roman" w:eastAsia="Times New Roman" w:hAnsi="Times New Roman" w:cs="Times New Roman"/>
+          <w:kern w:val="0"/>
+          <w:lang w:eastAsia="pt-BR"/>
+          <w14:ligatures w14:val="none"/>
+        </w:rPr>
+        <w:pict w14:anchorId="6C56DA07">
+          <v:rect id="_x0000_i1030" style="width:0;height:1.5pt" o:hralign="center" o:hrstd="t" o:hr="t" fillcolor="#a0a0a0" stroked="f"/>
+        </w:pict>
+      </w:r>
+    </w:p>
+    <w:p>
+      <w:pPr>
+        <w:spacing w:before="100" w:beforeAutospacing="1" w:after="100" w:afterAutospacing="1" w:line="240" w:lineRule="auto"/>
+        <w:rPr>
+          <w:rFonts w:ascii="Times New Roman" w:eastAsia="Times New Roman" w:hAnsi="Times New Roman" w:cs="Times New Roman"/>
+          <w:kern w:val="0"/>
+          <w:lang w:eastAsia="pt-BR"/>
+          <w14:ligatures w14:val="none"/>
+        </w:rPr>
+      </w:pPr>
+      <w:r>
+        <w:rPr>
+          <w:rFonts w:ascii="Times New Roman" w:eastAsia="Times New Roman" w:hAnsi="Times New Roman" w:cs="Times New Roman"/>
+          <w:b/>
+          <w:bCs/>
+          <w:kern w:val="0"/>
+          <w:lang w:eastAsia="pt-BR"/>
+          <w14:ligatures w14:val="none"/>
+        </w:rPr>
+        <w:t>T_CLY_TELEFONE_USUARIO</w:t>
+      </w:r>
+      <w:r>
+        <w:rPr>
+          <w:rFonts w:ascii="Times New Roman" w:eastAsia="Times New Roman" w:hAnsi="Times New Roman" w:cs="Times New Roman"/>
+          <w:kern w:val="0"/>
+          <w:lang w:eastAsia="pt-BR"/>
+          <w14:ligatures w14:val="none"/>
+        </w:rPr>
+        <w:t xml:space="preserve"> Armazena os telefones dos usuários, permitindo múltiplos números por tutor. Chave primária: </w:t>
+      </w:r>
+      <w:r>
+        <w:rPr>
+          <w:rFonts w:ascii="Courier New" w:eastAsia="Times New Roman" w:hAnsi="Courier New" w:cs="Courier New"/>
+          <w:kern w:val="0"/>
+          <w:sz w:val="20"/>
+          <w:szCs w:val="20"/>
+          <w:lang w:eastAsia="pt-BR"/>
+          <w14:ligatures w14:val="none"/>
+        </w:rPr>
+        <w:t>ID_TELEFONE</w:t>
+      </w:r>
+      <w:r>
+        <w:rPr>
+          <w:rFonts w:ascii="Times New Roman" w:eastAsia="Times New Roman" w:hAnsi="Times New Roman" w:cs="Times New Roman"/>
+          <w:kern w:val="0"/>
+          <w:lang w:eastAsia="pt-BR"/>
+          <w14:ligatures w14:val="none"/>
+        </w:rPr>
+        <w:t xml:space="preserve">. Chave estrangeira: </w:t>
+      </w:r>
+      <w:r>
+        <w:rPr>
+          <w:rFonts w:ascii="Courier New" w:eastAsia="Times New Roman" w:hAnsi="Courier New" w:cs="Courier New"/>
+          <w:kern w:val="0"/>
+          <w:sz w:val="20"/>
+          <w:szCs w:val="20"/>
+          <w:lang w:eastAsia="pt-BR"/>
+          <w14:ligatures w14:val="none"/>
+        </w:rPr>
+        <w:t>ID_USUARIO</w:t>
+      </w:r>
+      <w:r>
+        <w:rPr>
+          <w:rFonts w:ascii="Times New Roman" w:eastAsia="Times New Roman" w:hAnsi="Times New Roman" w:cs="Times New Roman"/>
+          <w:kern w:val="0"/>
+          <w:lang w:eastAsia="pt-BR"/>
+          <w14:ligatures w14:val="none"/>
+        </w:rPr>
+        <w:t xml:space="preserve"> </w:t>
+      </w:r>
+      <w:proofErr w:type="spellStart"/>
+      <w:r>
+        <w:rPr>
+          <w:rFonts w:ascii="Times New Roman" w:eastAsia="Times New Roman" w:hAnsi="Times New Roman" w:cs="Times New Roman"/>
+          <w:kern w:val="0"/>
+          <w:lang w:eastAsia="pt-BR"/>
+          <w14:ligatures w14:val="none"/>
+        </w:rPr>
+        <w:t>referencia</w:t>
+      </w:r>
+      <w:proofErr w:type="spellEnd"/>
+      <w:r>
+        <w:rPr>
+          <w:rFonts w:ascii="Times New Roman" w:eastAsia="Times New Roman" w:hAnsi="Times New Roman" w:cs="Times New Roman"/>
+          <w:kern w:val="0"/>
+          <w:lang w:eastAsia="pt-BR"/>
+          <w14:ligatures w14:val="none"/>
+        </w:rPr>
+        <w:t xml:space="preserve"> </w:t>
+      </w:r>
+      <w:r>
+        <w:rPr>
+          <w:rFonts w:ascii="Courier New" w:eastAsia="Times New Roman" w:hAnsi="Courier New" w:cs="Courier New"/>
+          <w:kern w:val="0"/>
+          <w:sz w:val="20"/>
+          <w:szCs w:val="20"/>
+          <w:lang w:eastAsia="pt-BR"/>
+          <w14:ligatures w14:val="none"/>
+        </w:rPr>
+        <w:t>T_CLY_USUARIO</w:t>
+      </w:r>
+      <w:r>
+        <w:rPr>
+          <w:rFonts w:ascii="Times New Roman" w:eastAsia="Times New Roman" w:hAnsi="Times New Roman" w:cs="Times New Roman"/>
+          <w:kern w:val="0"/>
+          <w:lang w:eastAsia="pt-BR"/>
+          <w14:ligatures w14:val="none"/>
+        </w:rPr>
+        <w:t>. Campos: número do telefone.</w:t>
+      </w:r>
+    </w:p>
+    <w:p>
+      <w:pPr>
+        <w:spacing w:after="0" w:line="240" w:lineRule="auto"/>
+        <w:rPr>
+          <w:rFonts w:ascii="Times New Roman" w:eastAsia="Times New Roman" w:hAnsi="Times New Roman" w:cs="Times New Roman"/>
+          <w:kern w:val="0"/>
+          <w:lang w:eastAsia="pt-BR"/>
+          <w14:ligatures w14:val="none"/>
+        </w:rPr>
+      </w:pPr>
+      <w:r>
+        <w:rPr>
+          <w:rFonts w:ascii="Times New Roman" w:eastAsia="Times New Roman" w:hAnsi="Times New Roman" w:cs="Times New Roman"/>
+          <w:kern w:val="0"/>
+          <w:lang w:eastAsia="pt-BR"/>
+          <w14:ligatures w14:val="none"/>
+        </w:rPr>
+        <w:pict w14:anchorId="5AF72BB6">
+          <v:rect id="_x0000_i1031" style="width:0;height:1.5pt" o:hralign="center" o:hrstd="t" o:hr="t" fillcolor="#a0a0a0" stroked="f"/>
+        </w:pict>
+      </w:r>
+    </w:p>
+    <w:p>
+      <w:pPr>
+        <w:spacing w:before="100" w:beforeAutospacing="1" w:after="100" w:afterAutospacing="1" w:line="240" w:lineRule="auto"/>
+        <w:rPr>
+          <w:rFonts w:ascii="Times New Roman" w:eastAsia="Times New Roman" w:hAnsi="Times New Roman" w:cs="Times New Roman"/>
+          <w:kern w:val="0"/>
+          <w:lang w:eastAsia="pt-BR"/>
+          <w14:ligatures w14:val="none"/>
+        </w:rPr>
+      </w:pPr>
+      <w:r>
+        <w:rPr>
+          <w:rFonts w:ascii="Times New Roman" w:eastAsia="Times New Roman" w:hAnsi="Times New Roman" w:cs="Times New Roman"/>
+          <w:b/>
+          <w:bCs/>
+          <w:kern w:val="0"/>
+          <w:lang w:eastAsia="pt-BR"/>
+          <w14:ligatures w14:val="none"/>
+        </w:rPr>
+        <w:t>T_CLY_ESPECIE</w:t>
+      </w:r>
+      <w:r>
+        <w:rPr>
+          <w:rFonts w:ascii="Times New Roman" w:eastAsia="Times New Roman" w:hAnsi="Times New Roman" w:cs="Times New Roman"/>
+          <w:kern w:val="0"/>
+          <w:lang w:eastAsia="pt-BR"/>
+          <w14:ligatures w14:val="none"/>
+        </w:rPr>
+        <w:t xml:space="preserve"> Armazena as espécies de animais (CACHORRO, GATO </w:t>
+      </w:r>
+      <w:proofErr w:type="spellStart"/>
+      <w:r>
+        <w:rPr>
+          <w:rFonts w:ascii="Times New Roman" w:eastAsia="Times New Roman" w:hAnsi="Times New Roman" w:cs="Times New Roman"/>
+          <w:kern w:val="0"/>
+          <w:lang w:eastAsia="pt-BR"/>
+          <w14:ligatures w14:val="none"/>
+        </w:rPr>
+        <w:t>etc</w:t>
+      </w:r>
+      <w:proofErr w:type="spellEnd"/>
+      <w:r>
+        <w:rPr>
+          <w:rFonts w:ascii="Times New Roman" w:eastAsia="Times New Roman" w:hAnsi="Times New Roman" w:cs="Times New Roman"/>
+          <w:kern w:val="0"/>
+          <w:lang w:eastAsia="pt-BR"/>
+          <w14:ligatures w14:val="none"/>
+        </w:rPr>
+        <w:t xml:space="preserve">). Chave primária: </w:t>
+      </w:r>
+      <w:r>
+        <w:rPr>
+          <w:rFonts w:ascii="Courier New" w:eastAsia="Times New Roman" w:hAnsi="Courier New" w:cs="Courier New"/>
+          <w:kern w:val="0"/>
+          <w:sz w:val="20"/>
+          <w:szCs w:val="20"/>
+          <w:lang w:eastAsia="pt-BR"/>
+          <w14:ligatures w14:val="none"/>
+        </w:rPr>
+        <w:t>ID_ESPECIE</w:t>
+      </w:r>
+      <w:r>
+        <w:rPr>
+          <w:rFonts w:ascii="Times New Roman" w:eastAsia="Times New Roman" w:hAnsi="Times New Roman" w:cs="Times New Roman"/>
+          <w:kern w:val="0"/>
+          <w:lang w:eastAsia="pt-BR"/>
+          <w14:ligatures w14:val="none"/>
+        </w:rPr>
+        <w:t xml:space="preserve"> (gerado por </w:t>
+      </w:r>
+      <w:proofErr w:type="spellStart"/>
+      <w:r>
+        <w:rPr>
+          <w:rFonts w:ascii="Times New Roman" w:eastAsia="Times New Roman" w:hAnsi="Times New Roman" w:cs="Times New Roman"/>
+          <w:kern w:val="0"/>
+          <w:lang w:eastAsia="pt-BR"/>
+          <w14:ligatures w14:val="none"/>
+        </w:rPr>
+        <w:t>identity</w:t>
+      </w:r>
+      <w:proofErr w:type="spellEnd"/>
+      <w:r>
+        <w:rPr>
+          <w:rFonts w:ascii="Times New Roman" w:eastAsia="Times New Roman" w:hAnsi="Times New Roman" w:cs="Times New Roman"/>
+          <w:kern w:val="0"/>
+          <w:lang w:eastAsia="pt-BR"/>
+          <w14:ligatures w14:val="none"/>
+        </w:rPr>
+        <w:t>). Campo: nome da espécie (único).</w:t>
+      </w:r>
+    </w:p>
+    <w:p>
+      <w:pPr>
+        <w:spacing w:after="0" w:line="240" w:lineRule="auto"/>
+        <w:rPr>
+          <w:rFonts w:ascii="Times New Roman" w:eastAsia="Times New Roman" w:hAnsi="Times New Roman" w:cs="Times New Roman"/>
+          <w:kern w:val="0"/>
+          <w:lang w:eastAsia="pt-BR"/>
+          <w14:ligatures w14:val="none"/>
+        </w:rPr>
+      </w:pPr>
+      <w:r>
+        <w:rPr>
+          <w:rFonts w:ascii="Times New Roman" w:eastAsia="Times New Roman" w:hAnsi="Times New Roman" w:cs="Times New Roman"/>
+          <w:kern w:val="0"/>
+          <w:lang w:eastAsia="pt-BR"/>
+          <w14:ligatures w14:val="none"/>
+        </w:rPr>
+        <w:pict w14:anchorId="5754D7FB">
+          <v:rect id="_x0000_i1032" style="width:0;height:1.5pt" o:hralign="center" o:hrstd="t" o:hr="t" fillcolor="#a0a0a0" stroked="f"/>
+        </w:pict>
+      </w:r>
+    </w:p>
+    <w:p>
+      <w:pPr>
+        <w:spacing w:before="100" w:beforeAutospacing="1" w:after="100" w:afterAutospacing="1" w:line="240" w:lineRule="auto"/>
+        <w:rPr>
+          <w:rFonts w:ascii="Times New Roman" w:eastAsia="Times New Roman" w:hAnsi="Times New Roman" w:cs="Times New Roman"/>
+          <w:kern w:val="0"/>
+          <w:lang w:eastAsia="pt-BR"/>
+          <w14:ligatures w14:val="none"/>
+        </w:rPr>
+      </w:pPr>
+      <w:r>
+        <w:rPr>
+          <w:rFonts w:ascii="Times New Roman" w:eastAsia="Times New Roman" w:hAnsi="Times New Roman" w:cs="Times New Roman"/>
+          <w:b/>
+          <w:bCs/>
+          <w:kern w:val="0"/>
+          <w:lang w:eastAsia="pt-BR"/>
+          <w14:ligatures w14:val="none"/>
+        </w:rPr>
+        <w:t>T_CLY_PORTE</w:t>
+      </w:r>
+      <w:r>
+        <w:rPr>
+          <w:rFonts w:ascii="Times New Roman" w:eastAsia="Times New Roman" w:hAnsi="Times New Roman" w:cs="Times New Roman"/>
+          <w:kern w:val="0"/>
+          <w:lang w:eastAsia="pt-BR"/>
+          <w14:ligatures w14:val="none"/>
+        </w:rPr>
+        <w:t xml:space="preserve"> Armazena os portes dos animais (PEQUENO, MEDIO, GRANDE). Chave primária: </w:t>
+      </w:r>
+      <w:r>
+        <w:rPr>
+          <w:rFonts w:ascii="Courier New" w:eastAsia="Times New Roman" w:hAnsi="Courier New" w:cs="Courier New"/>
+          <w:kern w:val="0"/>
+          <w:sz w:val="20"/>
+          <w:szCs w:val="20"/>
+          <w:lang w:eastAsia="pt-BR"/>
+          <w14:ligatures w14:val="none"/>
+        </w:rPr>
+        <w:t>ID_PORTE</w:t>
+      </w:r>
+      <w:r>
+        <w:rPr>
+          <w:rFonts w:ascii="Times New Roman" w:eastAsia="Times New Roman" w:hAnsi="Times New Roman" w:cs="Times New Roman"/>
+          <w:kern w:val="0"/>
+          <w:lang w:eastAsia="pt-BR"/>
+          <w14:ligatures w14:val="none"/>
+        </w:rPr>
+        <w:t xml:space="preserve"> (gerado por </w:t>
+      </w:r>
+      <w:proofErr w:type="spellStart"/>
+      <w:r>
+        <w:rPr>
+          <w:rFonts w:ascii="Times New Roman" w:eastAsia="Times New Roman" w:hAnsi="Times New Roman" w:cs="Times New Roman"/>
+          <w:kern w:val="0"/>
+          <w:lang w:eastAsia="pt-BR"/>
+          <w14:ligatures w14:val="none"/>
+        </w:rPr>
+        <w:t>identity</w:t>
+      </w:r>
+      <w:proofErr w:type="spellEnd"/>
+      <w:r>
+        <w:rPr>
+          <w:rFonts w:ascii="Times New Roman" w:eastAsia="Times New Roman" w:hAnsi="Times New Roman" w:cs="Times New Roman"/>
+          <w:kern w:val="0"/>
+          <w:lang w:eastAsia="pt-BR"/>
+          <w14:ligatures w14:val="none"/>
+        </w:rPr>
+        <w:t>). Campo: descrição do porte (única).</w:t>
+      </w:r>
+    </w:p>
+    <w:p>
+      <w:pPr>
+        <w:spacing w:after="0" w:line="240" w:lineRule="auto"/>
+        <w:rPr>
+          <w:rFonts w:ascii="Times New Roman" w:eastAsia="Times New Roman" w:hAnsi="Times New Roman" w:cs="Times New Roman"/>
+          <w:kern w:val="0"/>
+          <w:lang w:eastAsia="pt-BR"/>
+          <w14:ligatures w14:val="none"/>
+        </w:rPr>
+      </w:pPr>
+      <w:r>
+        <w:rPr>
+          <w:rFonts w:ascii="Times New Roman" w:eastAsia="Times New Roman" w:hAnsi="Times New Roman" w:cs="Times New Roman"/>
+          <w:kern w:val="0"/>
+          <w:lang w:eastAsia="pt-BR"/>
+          <w14:ligatures w14:val="none"/>
+        </w:rPr>
+        <w:pict w14:anchorId="6CEEA37A">
+          <v:rect id="_x0000_i1033" style="width:0;height:1.5pt" o:hralign="center" o:hrstd="t" o:hr="t" fillcolor="#a0a0a0" stroked="f"/>
+        </w:pict>
+      </w:r>
+    </w:p>
+    <w:p>
+      <w:pPr>
+        <w:spacing w:before="100" w:beforeAutospacing="1" w:after="100" w:afterAutospacing="1" w:line="240" w:lineRule="auto"/>
+        <w:rPr>
+          <w:rFonts w:ascii="Times New Roman" w:eastAsia="Times New Roman" w:hAnsi="Times New Roman" w:cs="Times New Roman"/>
+          <w:kern w:val="0"/>
+          <w:lang w:eastAsia="pt-BR"/>
+          <w14:ligatures w14:val="none"/>
+        </w:rPr>
+      </w:pPr>
+      <w:r>
+        <w:rPr>
+          <w:rFonts w:ascii="Times New Roman" w:eastAsia="Times New Roman" w:hAnsi="Times New Roman" w:cs="Times New Roman"/>
+          <w:b/>
+          <w:bCs/>
+          <w:kern w:val="0"/>
+          <w:lang w:eastAsia="pt-BR"/>
+          <w14:ligatures w14:val="none"/>
+        </w:rPr>
+        <w:t>T_CLY_RACA</w:t>
+      </w:r>
+      <w:r>
+        <w:rPr>
+          <w:rFonts w:ascii="Times New Roman" w:eastAsia="Times New Roman" w:hAnsi="Times New Roman" w:cs="Times New Roman"/>
+          <w:kern w:val="0"/>
+          <w:lang w:eastAsia="pt-BR"/>
+          <w14:ligatures w14:val="none"/>
+        </w:rPr>
+        <w:t xml:space="preserve"> Armazena as raças vinculadas a uma espécie. Chave primária: </w:t>
+      </w:r>
+      <w:r>
+        <w:rPr>
+          <w:rFonts w:ascii="Courier New" w:eastAsia="Times New Roman" w:hAnsi="Courier New" w:cs="Courier New"/>
+          <w:kern w:val="0"/>
+          <w:sz w:val="20"/>
+          <w:szCs w:val="20"/>
+          <w:lang w:eastAsia="pt-BR"/>
+          <w14:ligatures w14:val="none"/>
+        </w:rPr>
+        <w:t>ID_RACA</w:t>
+      </w:r>
+      <w:r>
+        <w:rPr>
+          <w:rFonts w:ascii="Times New Roman" w:eastAsia="Times New Roman" w:hAnsi="Times New Roman" w:cs="Times New Roman"/>
+          <w:kern w:val="0"/>
+          <w:lang w:eastAsia="pt-BR"/>
+          <w14:ligatures w14:val="none"/>
+        </w:rPr>
+        <w:t xml:space="preserve"> (gerado por </w:t>
+      </w:r>
+      <w:proofErr w:type="spellStart"/>
+      <w:r>
+        <w:rPr>
+          <w:rFonts w:ascii="Times New Roman" w:eastAsia="Times New Roman" w:hAnsi="Times New Roman" w:cs="Times New Roman"/>
+          <w:kern w:val="0"/>
+          <w:lang w:eastAsia="pt-BR"/>
+          <w14:ligatures w14:val="none"/>
+        </w:rPr>
+        <w:t>identity</w:t>
+      </w:r>
+      <w:proofErr w:type="spellEnd"/>
+      <w:r>
+        <w:rPr>
+          <w:rFonts w:ascii="Times New Roman" w:eastAsia="Times New Roman" w:hAnsi="Times New Roman" w:cs="Times New Roman"/>
+          <w:kern w:val="0"/>
+          <w:lang w:eastAsia="pt-BR"/>
+          <w14:ligatures w14:val="none"/>
+        </w:rPr>
+        <w:t xml:space="preserve">). Chave estrangeira: </w:t>
+      </w:r>
+      <w:r>
+        <w:rPr>
+          <w:rFonts w:ascii="Courier New" w:eastAsia="Times New Roman" w:hAnsi="Courier New" w:cs="Courier New"/>
+          <w:kern w:val="0"/>
+          <w:sz w:val="20"/>
+          <w:szCs w:val="20"/>
+          <w:lang w:eastAsia="pt-BR"/>
+          <w14:ligatures w14:val="none"/>
+        </w:rPr>
+        <w:t>ID_ESPECIE</w:t>
+      </w:r>
+      <w:r>
+        <w:rPr>
+          <w:rFonts w:ascii="Times New Roman" w:eastAsia="Times New Roman" w:hAnsi="Times New Roman" w:cs="Times New Roman"/>
+          <w:kern w:val="0"/>
+          <w:lang w:eastAsia="pt-BR"/>
+          <w14:ligatures w14:val="none"/>
+        </w:rPr>
+        <w:t xml:space="preserve"> </w:t>
+      </w:r>
+      <w:proofErr w:type="spellStart"/>
+      <w:r>
+        <w:rPr>
+          <w:rFonts w:ascii="Times New Roman" w:eastAsia="Times New Roman" w:hAnsi="Times New Roman" w:cs="Times New Roman"/>
+          <w:kern w:val="0"/>
+          <w:lang w:eastAsia="pt-BR"/>
+          <w14:ligatures w14:val="none"/>
+        </w:rPr>
+        <w:t>referencia</w:t>
+      </w:r>
+      <w:proofErr w:type="spellEnd"/>
+      <w:r>
+        <w:rPr>
+          <w:rFonts w:ascii="Times New Roman" w:eastAsia="Times New Roman" w:hAnsi="Times New Roman" w:cs="Times New Roman"/>
+          <w:kern w:val="0"/>
+          <w:lang w:eastAsia="pt-BR"/>
+          <w14:ligatures w14:val="none"/>
+        </w:rPr>
+        <w:t xml:space="preserve"> </w:t>
+      </w:r>
+      <w:r>
+        <w:rPr>
+          <w:rFonts w:ascii="Courier New" w:eastAsia="Times New Roman" w:hAnsi="Courier New" w:cs="Courier New"/>
+          <w:kern w:val="0"/>
+          <w:sz w:val="20"/>
+          <w:szCs w:val="20"/>
+          <w:lang w:eastAsia="pt-BR"/>
+          <w14:ligatures w14:val="none"/>
+        </w:rPr>
+        <w:t>T_CLY_ESPECIE</w:t>
+      </w:r>
+      <w:r>
+        <w:rPr>
+          <w:rFonts w:ascii="Times New Roman" w:eastAsia="Times New Roman" w:hAnsi="Times New Roman" w:cs="Times New Roman"/>
+          <w:kern w:val="0"/>
+          <w:lang w:eastAsia="pt-BR"/>
+          <w14:ligatures w14:val="none"/>
+        </w:rPr>
+        <w:t>. Campo: nome da raça.</w:t>
+      </w:r>
+    </w:p>
+    <w:p>
+      <w:pPr>
+        <w:spacing w:after="0" w:line="240" w:lineRule="auto"/>
+        <w:rPr>
+          <w:rFonts w:ascii="Times New Roman" w:eastAsia="Times New Roman" w:hAnsi="Times New Roman" w:cs="Times New Roman"/>
+          <w:kern w:val="0"/>
+          <w:lang w:eastAsia="pt-BR"/>
+          <w14:ligatures w14:val="none"/>
+        </w:rPr>
+      </w:pPr>
+      <w:r>
+        <w:rPr>
+          <w:rFonts w:ascii="Times New Roman" w:eastAsia="Times New Roman" w:hAnsi="Times New Roman" w:cs="Times New Roman"/>
+          <w:kern w:val="0"/>
+          <w:lang w:eastAsia="pt-BR"/>
+          <w14:ligatures w14:val="none"/>
+        </w:rPr>
+        <w:pict w14:anchorId="1A0283B9">
+          <v:rect id="_x0000_i1034" style="width:0;height:1.5pt" o:hralign="center" o:hrstd="t" o:hr="t" fillcolor="#a0a0a0" stroked="f"/>
+        </w:pict>
+      </w:r>
+    </w:p>
+    <w:p>
+      <w:pPr>
+        <w:spacing w:before="100" w:beforeAutospacing="1" w:after="100" w:afterAutospacing="1" w:line="240" w:lineRule="auto"/>
+        <w:rPr>
+          <w:rFonts w:ascii="Times New Roman" w:eastAsia="Times New Roman" w:hAnsi="Times New Roman" w:cs="Times New Roman"/>
+          <w:kern w:val="0"/>
+          <w:lang w:eastAsia="pt-BR"/>
+          <w14:ligatures w14:val="none"/>
+        </w:rPr>
+      </w:pPr>
+      <w:r>
+        <w:rPr>
+          <w:rFonts w:ascii="Times New Roman" w:eastAsia="Times New Roman" w:hAnsi="Times New Roman" w:cs="Times New Roman"/>
+          <w:b/>
+          <w:bCs/>
+          <w:kern w:val="0"/>
+          <w:lang w:eastAsia="pt-BR"/>
+          <w14:ligatures w14:val="none"/>
+        </w:rPr>
+        <w:t>T_CLY_PET</w:t>
+      </w:r>
+      <w:r>
+        <w:rPr>
+          <w:rFonts w:ascii="Times New Roman" w:eastAsia="Times New Roman" w:hAnsi="Times New Roman" w:cs="Times New Roman"/>
+          <w:kern w:val="0"/>
+          <w:lang w:eastAsia="pt-BR"/>
+          <w14:ligatures w14:val="none"/>
+        </w:rPr>
+        <w:t xml:space="preserve"> Armazena os dados principais dos pets cadastrados. Chave primária: </w:t>
+      </w:r>
+      <w:r>
+        <w:rPr>
+          <w:rFonts w:ascii="Courier New" w:eastAsia="Times New Roman" w:hAnsi="Courier New" w:cs="Courier New"/>
+          <w:kern w:val="0"/>
+          <w:sz w:val="20"/>
+          <w:szCs w:val="20"/>
+          <w:lang w:eastAsia="pt-BR"/>
+          <w14:ligatures w14:val="none"/>
+        </w:rPr>
+        <w:t>ID_PET</w:t>
+      </w:r>
+      <w:r>
+        <w:rPr>
+          <w:rFonts w:ascii="Times New Roman" w:eastAsia="Times New Roman" w:hAnsi="Times New Roman" w:cs="Times New Roman"/>
+          <w:kern w:val="0"/>
+          <w:lang w:eastAsia="pt-BR"/>
+          <w14:ligatures w14:val="none"/>
+        </w:rPr>
+        <w:t xml:space="preserve"> (gerado por </w:t>
+      </w:r>
+      <w:proofErr w:type="spellStart"/>
+      <w:r>
+        <w:rPr>
+          <w:rFonts w:ascii="Times New Roman" w:eastAsia="Times New Roman" w:hAnsi="Times New Roman" w:cs="Times New Roman"/>
+          <w:kern w:val="0"/>
+          <w:lang w:eastAsia="pt-BR"/>
+          <w14:ligatures w14:val="none"/>
+        </w:rPr>
+        <w:t>identity</w:t>
+      </w:r>
+      <w:proofErr w:type="spellEnd"/>
+      <w:r>
+        <w:rPr>
+          <w:rFonts w:ascii="Times New Roman" w:eastAsia="Times New Roman" w:hAnsi="Times New Roman" w:cs="Times New Roman"/>
+          <w:kern w:val="0"/>
+          <w:lang w:eastAsia="pt-BR"/>
+          <w14:ligatures w14:val="none"/>
+        </w:rPr>
+        <w:t xml:space="preserve">). Chaves estrangeiras: </w:t>
+      </w:r>
+      <w:r>
+        <w:rPr>
+          <w:rFonts w:ascii="Courier New" w:eastAsia="Times New Roman" w:hAnsi="Courier New" w:cs="Courier New"/>
+          <w:kern w:val="0"/>
+          <w:sz w:val="20"/>
+          <w:szCs w:val="20"/>
+          <w:lang w:eastAsia="pt-BR"/>
+          <w14:ligatures w14:val="none"/>
+        </w:rPr>
+        <w:t>ID_USUARIO</w:t>
+      </w:r>
+      <w:r>
+        <w:rPr>
+          <w:rFonts w:ascii="Times New Roman" w:eastAsia="Times New Roman" w:hAnsi="Times New Roman" w:cs="Times New Roman"/>
+          <w:kern w:val="0"/>
+          <w:lang w:eastAsia="pt-BR"/>
+          <w14:ligatures w14:val="none"/>
+        </w:rPr>
+        <w:t xml:space="preserve"> referencia </w:t>
+      </w:r>
+      <w:r>
+        <w:rPr>
+          <w:rFonts w:ascii="Courier New" w:eastAsia="Times New Roman" w:hAnsi="Courier New" w:cs="Courier New"/>
+          <w:kern w:val="0"/>
+          <w:sz w:val="20"/>
+          <w:szCs w:val="20"/>
+          <w:lang w:eastAsia="pt-BR"/>
+          <w14:ligatures w14:val="none"/>
+        </w:rPr>
+        <w:t>T_CLY_USUARIO</w:t>
+      </w:r>
+      <w:r>
+        <w:rPr>
+          <w:rFonts w:ascii="Times New Roman" w:eastAsia="Times New Roman" w:hAnsi="Times New Roman" w:cs="Times New Roman"/>
+          <w:kern w:val="0"/>
+          <w:lang w:eastAsia="pt-BR"/>
+          <w14:ligatures w14:val="none"/>
+        </w:rPr>
+        <w:t xml:space="preserve">, </w:t>
+      </w:r>
+      <w:r>
+        <w:rPr>
+          <w:rFonts w:ascii="Courier New" w:eastAsia="Times New Roman" w:hAnsi="Courier New" w:cs="Courier New"/>
+          <w:kern w:val="0"/>
+          <w:sz w:val="20"/>
+          <w:szCs w:val="20"/>
+          <w:lang w:eastAsia="pt-BR"/>
+          <w14:ligatures w14:val="none"/>
+        </w:rPr>
+        <w:t>ID_ESPECIE</w:t>
+      </w:r>
+      <w:r>
+        <w:rPr>
+          <w:rFonts w:ascii="Times New Roman" w:eastAsia="Times New Roman" w:hAnsi="Times New Roman" w:cs="Times New Roman"/>
+          <w:kern w:val="0"/>
+          <w:lang w:eastAsia="pt-BR"/>
+          <w14:ligatures w14:val="none"/>
+        </w:rPr>
+        <w:t xml:space="preserve"> referencia </w:t>
+      </w:r>
+      <w:r>
+        <w:rPr>
+          <w:rFonts w:ascii="Courier New" w:eastAsia="Times New Roman" w:hAnsi="Courier New" w:cs="Courier New"/>
+          <w:kern w:val="0"/>
+          <w:sz w:val="20"/>
+          <w:szCs w:val="20"/>
+          <w:lang w:eastAsia="pt-BR"/>
+          <w14:ligatures w14:val="none"/>
+        </w:rPr>
+        <w:t>T_CLY_ESPECIE</w:t>
+      </w:r>
+      <w:r>
+        <w:rPr>
+          <w:rFonts w:ascii="Times New Roman" w:eastAsia="Times New Roman" w:hAnsi="Times New Roman" w:cs="Times New Roman"/>
+          <w:kern w:val="0"/>
+          <w:lang w:eastAsia="pt-BR"/>
+          <w14:ligatures w14:val="none"/>
+        </w:rPr>
+        <w:t xml:space="preserve">, </w:t>
+      </w:r>
+      <w:r>
+        <w:rPr>
+          <w:rFonts w:ascii="Courier New" w:eastAsia="Times New Roman" w:hAnsi="Courier New" w:cs="Courier New"/>
+          <w:kern w:val="0"/>
+          <w:sz w:val="20"/>
+          <w:szCs w:val="20"/>
+          <w:lang w:eastAsia="pt-BR"/>
+          <w14:ligatures w14:val="none"/>
+        </w:rPr>
+        <w:t>ID_RACA</w:t>
+      </w:r>
+      <w:r>
+        <w:rPr>
+          <w:rFonts w:ascii="Times New Roman" w:eastAsia="Times New Roman" w:hAnsi="Times New Roman" w:cs="Times New Roman"/>
+          <w:kern w:val="0"/>
+          <w:lang w:eastAsia="pt-BR"/>
+          <w14:ligatures w14:val="none"/>
+        </w:rPr>
+        <w:t xml:space="preserve"> referencia </w:t>
+      </w:r>
+      <w:r>
+        <w:rPr>
+          <w:rFonts w:ascii="Courier New" w:eastAsia="Times New Roman" w:hAnsi="Courier New" w:cs="Courier New"/>
+          <w:kern w:val="0"/>
+          <w:sz w:val="20"/>
+          <w:szCs w:val="20"/>
+          <w:lang w:eastAsia="pt-BR"/>
+          <w14:ligatures w14:val="none"/>
+        </w:rPr>
+        <w:t>T_CLY_RACA</w:t>
+      </w:r>
+      <w:r>
+        <w:rPr>
+          <w:rFonts w:ascii="Times New Roman" w:eastAsia="Times New Roman" w:hAnsi="Times New Roman" w:cs="Times New Roman"/>
+          <w:kern w:val="0"/>
+          <w:lang w:eastAsia="pt-BR"/>
+          <w14:ligatures w14:val="none"/>
+        </w:rPr>
+        <w:t xml:space="preserve">, </w:t>
+      </w:r>
+      <w:r>
+        <w:rPr>
+          <w:rFonts w:ascii="Courier New" w:eastAsia="Times New Roman" w:hAnsi="Courier New" w:cs="Courier New"/>
+          <w:kern w:val="0"/>
+          <w:sz w:val="20"/>
+          <w:szCs w:val="20"/>
+          <w:lang w:eastAsia="pt-BR"/>
+          <w14:ligatures w14:val="none"/>
+        </w:rPr>
+        <w:t>ID_PORTE</w:t>
+      </w:r>
+      <w:r>
+        <w:rPr>
+          <w:rFonts w:ascii="Times New Roman" w:eastAsia="Times New Roman" w:hAnsi="Times New Roman" w:cs="Times New Roman"/>
+          <w:kern w:val="0"/>
+          <w:lang w:eastAsia="pt-BR"/>
+          <w14:ligatures w14:val="none"/>
+        </w:rPr>
+        <w:t xml:space="preserve"> </w:t>
+      </w:r>
+      <w:proofErr w:type="spellStart"/>
+      <w:r>
+        <w:rPr>
+          <w:rFonts w:ascii="Times New Roman" w:eastAsia="Times New Roman" w:hAnsi="Times New Roman" w:cs="Times New Roman"/>
+          <w:kern w:val="0"/>
+          <w:lang w:eastAsia="pt-BR"/>
+          <w14:ligatures w14:val="none"/>
+        </w:rPr>
+        <w:t>referencia</w:t>
+      </w:r>
+      <w:proofErr w:type="spellEnd"/>
+      <w:r>
+        <w:rPr>
+          <w:rFonts w:ascii="Times New Roman" w:eastAsia="Times New Roman" w:hAnsi="Times New Roman" w:cs="Times New Roman"/>
+          <w:kern w:val="0"/>
+          <w:lang w:eastAsia="pt-BR"/>
+          <w14:ligatures w14:val="none"/>
+        </w:rPr>
+        <w:t xml:space="preserve"> </w:t>
+      </w:r>
+      <w:r>
+        <w:rPr>
+          <w:rFonts w:ascii="Courier New" w:eastAsia="Times New Roman" w:hAnsi="Courier New" w:cs="Courier New"/>
+          <w:kern w:val="0"/>
+          <w:sz w:val="20"/>
+          <w:szCs w:val="20"/>
+          <w:lang w:eastAsia="pt-BR"/>
+          <w14:ligatures w14:val="none"/>
+        </w:rPr>
+        <w:t>T_CLY_PORTE</w:t>
+      </w:r>
+      <w:r>
+        <w:rPr>
+          <w:rFonts w:ascii="Times New Roman" w:eastAsia="Times New Roman" w:hAnsi="Times New Roman" w:cs="Times New Roman"/>
+          <w:kern w:val="0"/>
+          <w:lang w:eastAsia="pt-BR"/>
+          <w14:ligatures w14:val="none"/>
+        </w:rPr>
+        <w:t>. Campos: nome, data de nascimento, peso, sexo (M/F), castrado (S/N) e data de cadastro.</w:t>
+      </w:r>
+    </w:p>
+    <w:p>
+      <w:pPr>
+        <w:spacing w:after="0" w:line="240" w:lineRule="auto"/>
+        <w:rPr>
+          <w:rFonts w:ascii="Times New Roman" w:eastAsia="Times New Roman" w:hAnsi="Times New Roman" w:cs="Times New Roman"/>
+          <w:kern w:val="0"/>
+          <w:lang w:eastAsia="pt-BR"/>
+          <w14:ligatures w14:val="none"/>
+        </w:rPr>
+      </w:pPr>
+      <w:r>
+        <w:rPr>
+          <w:rFonts w:ascii="Times New Roman" w:eastAsia="Times New Roman" w:hAnsi="Times New Roman" w:cs="Times New Roman"/>
+          <w:kern w:val="0"/>
+          <w:lang w:eastAsia="pt-BR"/>
+          <w14:ligatures w14:val="none"/>
+        </w:rPr>
+        <w:pict w14:anchorId="6D84022F">
+          <v:rect id="_x0000_i1035" style="width:0;height:1.5pt" o:hralign="center" o:hrstd="t" o:hr="t" fillcolor="#a0a0a0" stroked="f"/>
+        </w:pict>
+      </w:r>
+    </w:p>
+    <w:p>
+      <w:pPr>
+        <w:spacing w:before="100" w:beforeAutospacing="1" w:after="100" w:afterAutospacing="1" w:line="240" w:lineRule="auto"/>
+        <w:rPr>
+          <w:rFonts w:ascii="Times New Roman" w:eastAsia="Times New Roman" w:hAnsi="Times New Roman" w:cs="Times New Roman"/>
+          <w:kern w:val="0"/>
+          <w:lang w:eastAsia="pt-BR"/>
+          <w14:ligatures w14:val="none"/>
+        </w:rPr>
+      </w:pPr>
+      <w:r>
+        <w:rPr>
+          <w:rFonts w:ascii="Times New Roman" w:eastAsia="Times New Roman" w:hAnsi="Times New Roman" w:cs="Times New Roman"/>
+          <w:b/>
+          <w:bCs/>
+          <w:kern w:val="0"/>
+          <w:lang w:eastAsia="pt-BR"/>
+          <w14:ligatures w14:val="none"/>
+        </w:rPr>
+        <w:t>T_CLY_DISPOSITIVO_IOT</w:t>
+      </w:r>
+      <w:r>
+        <w:rPr>
+          <w:rFonts w:ascii="Times New Roman" w:eastAsia="Times New Roman" w:hAnsi="Times New Roman" w:cs="Times New Roman"/>
+          <w:kern w:val="0"/>
+          <w:lang w:eastAsia="pt-BR"/>
+          <w14:ligatures w14:val="none"/>
+        </w:rPr>
+        <w:t xml:space="preserve"> Armazena o dispositivo </w:t>
+      </w:r>
+      <w:proofErr w:type="spellStart"/>
+      <w:r>
+        <w:rPr>
+          <w:rFonts w:ascii="Times New Roman" w:eastAsia="Times New Roman" w:hAnsi="Times New Roman" w:cs="Times New Roman"/>
+          <w:kern w:val="0"/>
+          <w:lang w:eastAsia="pt-BR"/>
+          <w14:ligatures w14:val="none"/>
+        </w:rPr>
+        <w:t>IoT</w:t>
+      </w:r>
+      <w:proofErr w:type="spellEnd"/>
+      <w:r>
+        <w:rPr>
+          <w:rFonts w:ascii="Times New Roman" w:eastAsia="Times New Roman" w:hAnsi="Times New Roman" w:cs="Times New Roman"/>
+          <w:kern w:val="0"/>
+          <w:lang w:eastAsia="pt-BR"/>
+          <w14:ligatures w14:val="none"/>
+        </w:rPr>
+        <w:t xml:space="preserve"> vinculado ao pet, com restrição de um dispositivo por pet (</w:t>
+      </w:r>
+      <w:proofErr w:type="spellStart"/>
+      <w:r>
+        <w:rPr>
+          <w:rFonts w:ascii="Times New Roman" w:eastAsia="Times New Roman" w:hAnsi="Times New Roman" w:cs="Times New Roman"/>
+          <w:kern w:val="0"/>
+          <w:lang w:eastAsia="pt-BR"/>
+          <w14:ligatures w14:val="none"/>
+        </w:rPr>
+        <w:t>unique</w:t>
+      </w:r>
+      <w:proofErr w:type="spellEnd"/>
+      <w:r>
+        <w:rPr>
+          <w:rFonts w:ascii="Times New Roman" w:eastAsia="Times New Roman" w:hAnsi="Times New Roman" w:cs="Times New Roman"/>
+          <w:kern w:val="0"/>
+          <w:lang w:eastAsia="pt-BR"/>
+          <w14:ligatures w14:val="none"/>
+        </w:rPr>
+        <w:t xml:space="preserve"> em </w:t>
+      </w:r>
+      <w:r>
+        <w:rPr>
+          <w:rFonts w:ascii="Courier New" w:eastAsia="Times New Roman" w:hAnsi="Courier New" w:cs="Courier New"/>
+          <w:kern w:val="0"/>
+          <w:sz w:val="20"/>
+          <w:szCs w:val="20"/>
+          <w:lang w:eastAsia="pt-BR"/>
+          <w14:ligatures w14:val="none"/>
+        </w:rPr>
+        <w:t>ID_PET</w:t>
+      </w:r>
+      <w:r>
+        <w:rPr>
+          <w:rFonts w:ascii="Times New Roman" w:eastAsia="Times New Roman" w:hAnsi="Times New Roman" w:cs="Times New Roman"/>
+          <w:kern w:val="0"/>
+          <w:lang w:eastAsia="pt-BR"/>
+          <w14:ligatures w14:val="none"/>
+        </w:rPr>
+        <w:t xml:space="preserve">). Chave primária: </w:t>
+      </w:r>
+      <w:r>
+        <w:rPr>
+          <w:rFonts w:ascii="Courier New" w:eastAsia="Times New Roman" w:hAnsi="Courier New" w:cs="Courier New"/>
+          <w:kern w:val="0"/>
+          <w:sz w:val="20"/>
+          <w:szCs w:val="20"/>
+          <w:lang w:eastAsia="pt-BR"/>
+          <w14:ligatures w14:val="none"/>
+        </w:rPr>
+        <w:t>ID_DISPOSITIVO</w:t>
+      </w:r>
+      <w:r>
+        <w:rPr>
+          <w:rFonts w:ascii="Times New Roman" w:eastAsia="Times New Roman" w:hAnsi="Times New Roman" w:cs="Times New Roman"/>
+          <w:kern w:val="0"/>
+          <w:lang w:eastAsia="pt-BR"/>
+          <w14:ligatures w14:val="none"/>
+        </w:rPr>
+        <w:t xml:space="preserve"> (gerado por </w:t>
+      </w:r>
+      <w:proofErr w:type="spellStart"/>
+      <w:r>
+        <w:rPr>
+          <w:rFonts w:ascii="Times New Roman" w:eastAsia="Times New Roman" w:hAnsi="Times New Roman" w:cs="Times New Roman"/>
+          <w:kern w:val="0"/>
+          <w:lang w:eastAsia="pt-BR"/>
+          <w14:ligatures w14:val="none"/>
+        </w:rPr>
+        <w:t>identity</w:t>
+      </w:r>
+      <w:proofErr w:type="spellEnd"/>
+      <w:r>
+        <w:rPr>
+          <w:rFonts w:ascii="Times New Roman" w:eastAsia="Times New Roman" w:hAnsi="Times New Roman" w:cs="Times New Roman"/>
+          <w:kern w:val="0"/>
+          <w:lang w:eastAsia="pt-BR"/>
+          <w14:ligatures w14:val="none"/>
+        </w:rPr>
+        <w:t xml:space="preserve">). Chave estrangeira: </w:t>
+      </w:r>
+      <w:r>
+        <w:rPr>
+          <w:rFonts w:ascii="Courier New" w:eastAsia="Times New Roman" w:hAnsi="Courier New" w:cs="Courier New"/>
+          <w:kern w:val="0"/>
+          <w:sz w:val="20"/>
+          <w:szCs w:val="20"/>
+          <w:lang w:eastAsia="pt-BR"/>
+          <w14:ligatures w14:val="none"/>
+        </w:rPr>
+        <w:t>ID_PET</w:t>
+      </w:r>
+      <w:r>
+        <w:rPr>
+          <w:rFonts w:ascii="Times New Roman" w:eastAsia="Times New Roman" w:hAnsi="Times New Roman" w:cs="Times New Roman"/>
+          <w:kern w:val="0"/>
+          <w:lang w:eastAsia="pt-BR"/>
+          <w14:ligatures w14:val="none"/>
+        </w:rPr>
+        <w:t xml:space="preserve"> </w:t>
+      </w:r>
+      <w:proofErr w:type="spellStart"/>
+      <w:r>
+        <w:rPr>
+          <w:rFonts w:ascii="Times New Roman" w:eastAsia="Times New Roman" w:hAnsi="Times New Roman" w:cs="Times New Roman"/>
+          <w:kern w:val="0"/>
+          <w:lang w:eastAsia="pt-BR"/>
+          <w14:ligatures w14:val="none"/>
+        </w:rPr>
+        <w:t>referencia</w:t>
+      </w:r>
+      <w:proofErr w:type="spellEnd"/>
+      <w:r>
+        <w:rPr>
+          <w:rFonts w:ascii="Times New Roman" w:eastAsia="Times New Roman" w:hAnsi="Times New Roman" w:cs="Times New Roman"/>
+          <w:kern w:val="0"/>
+          <w:lang w:eastAsia="pt-BR"/>
+          <w14:ligatures w14:val="none"/>
+        </w:rPr>
+        <w:t xml:space="preserve"> </w:t>
+      </w:r>
+      <w:r>
+        <w:rPr>
+          <w:rFonts w:ascii="Courier New" w:eastAsia="Times New Roman" w:hAnsi="Courier New" w:cs="Courier New"/>
+          <w:kern w:val="0"/>
+          <w:sz w:val="20"/>
+          <w:szCs w:val="20"/>
+          <w:lang w:eastAsia="pt-BR"/>
+          <w14:ligatures w14:val="none"/>
+        </w:rPr>
+        <w:t>T_CLY_PET</w:t>
+      </w:r>
+      <w:r>
+        <w:rPr>
+          <w:rFonts w:ascii="Times New Roman" w:eastAsia="Times New Roman" w:hAnsi="Times New Roman" w:cs="Times New Roman"/>
+          <w:kern w:val="0"/>
+          <w:lang w:eastAsia="pt-BR"/>
+          <w14:ligatures w14:val="none"/>
+        </w:rPr>
+        <w:t>. Campos: data de ativação, intervalo de coleta em minutos, frequência cardíaca, nível de atividade, pressão, data da última leitura e status (ATIVO, INATIVO, MANUTENCAO).</w:t>
+      </w:r>
+    </w:p>
+    <w:p>
+      <w:pPr>
+        <w:spacing w:after="0" w:line="240" w:lineRule="auto"/>
+        <w:rPr>
+          <w:rFonts w:ascii="Times New Roman" w:eastAsia="Times New Roman" w:hAnsi="Times New Roman" w:cs="Times New Roman"/>
+          <w:kern w:val="0"/>
+          <w:lang w:eastAsia="pt-BR"/>
+          <w14:ligatures w14:val="none"/>
+        </w:rPr>
+      </w:pPr>
+      <w:r>
+        <w:rPr>
+          <w:rFonts w:ascii="Times New Roman" w:eastAsia="Times New Roman" w:hAnsi="Times New Roman" w:cs="Times New Roman"/>
+          <w:kern w:val="0"/>
+          <w:lang w:eastAsia="pt-BR"/>
+          <w14:ligatures w14:val="none"/>
+        </w:rPr>
+        <w:lastRenderedPageBreak/>
+        <w:pict w14:anchorId="7C54A4D4">
+          <v:rect id="_x0000_i1036" style="width:0;height:1.5pt" o:hralign="center" o:hrstd="t" o:hr="t" fillcolor="#a0a0a0" stroked="f"/>
+        </w:pict>
+      </w:r>
+    </w:p>
+    <w:p>
+      <w:pPr>
+        <w:spacing w:before="100" w:beforeAutospacing="1" w:after="100" w:afterAutospacing="1" w:line="240" w:lineRule="auto"/>
+        <w:rPr>
+          <w:rFonts w:ascii="Times New Roman" w:eastAsia="Times New Roman" w:hAnsi="Times New Roman" w:cs="Times New Roman"/>
+          <w:kern w:val="0"/>
+          <w:lang w:eastAsia="pt-BR"/>
+          <w14:ligatures w14:val="none"/>
+        </w:rPr>
+      </w:pPr>
+      <w:r>
+        <w:rPr>
+          <w:rFonts w:ascii="Times New Roman" w:eastAsia="Times New Roman" w:hAnsi="Times New Roman" w:cs="Times New Roman"/>
+          <w:b/>
+          <w:bCs/>
+          <w:kern w:val="0"/>
+          <w:lang w:eastAsia="pt-BR"/>
+          <w14:ligatures w14:val="none"/>
+        </w:rPr>
+        <w:t>T_CLY_LEITURA_IOT</w:t>
+      </w:r>
+      <w:r>
+        <w:rPr>
+          <w:rFonts w:ascii="Times New Roman" w:eastAsia="Times New Roman" w:hAnsi="Times New Roman" w:cs="Times New Roman"/>
+          <w:kern w:val="0"/>
+          <w:lang w:eastAsia="pt-BR"/>
+          <w14:ligatures w14:val="none"/>
+        </w:rPr>
+        <w:t xml:space="preserve"> Armazena o histórico de leituras geradas pelo dispositivo </w:t>
+      </w:r>
+      <w:proofErr w:type="spellStart"/>
+      <w:r>
+        <w:rPr>
+          <w:rFonts w:ascii="Times New Roman" w:eastAsia="Times New Roman" w:hAnsi="Times New Roman" w:cs="Times New Roman"/>
+          <w:kern w:val="0"/>
+          <w:lang w:eastAsia="pt-BR"/>
+          <w14:ligatures w14:val="none"/>
+        </w:rPr>
+        <w:t>IoT</w:t>
+      </w:r>
+      <w:proofErr w:type="spellEnd"/>
+      <w:r>
+        <w:rPr>
+          <w:rFonts w:ascii="Times New Roman" w:eastAsia="Times New Roman" w:hAnsi="Times New Roman" w:cs="Times New Roman"/>
+          <w:kern w:val="0"/>
+          <w:lang w:eastAsia="pt-BR"/>
+          <w14:ligatures w14:val="none"/>
+        </w:rPr>
+        <w:t xml:space="preserve"> ao longo do tempo. Chave primária: </w:t>
+      </w:r>
+      <w:r>
+        <w:rPr>
+          <w:rFonts w:ascii="Courier New" w:eastAsia="Times New Roman" w:hAnsi="Courier New" w:cs="Courier New"/>
+          <w:kern w:val="0"/>
+          <w:sz w:val="20"/>
+          <w:szCs w:val="20"/>
+          <w:lang w:eastAsia="pt-BR"/>
+          <w14:ligatures w14:val="none"/>
+        </w:rPr>
+        <w:t>ID_LEITURA</w:t>
+      </w:r>
+      <w:r>
+        <w:rPr>
+          <w:rFonts w:ascii="Times New Roman" w:eastAsia="Times New Roman" w:hAnsi="Times New Roman" w:cs="Times New Roman"/>
+          <w:kern w:val="0"/>
+          <w:lang w:eastAsia="pt-BR"/>
+          <w14:ligatures w14:val="none"/>
+        </w:rPr>
+        <w:t xml:space="preserve"> (gerado por </w:t>
+      </w:r>
+      <w:proofErr w:type="spellStart"/>
+      <w:r>
+        <w:rPr>
+          <w:rFonts w:ascii="Times New Roman" w:eastAsia="Times New Roman" w:hAnsi="Times New Roman" w:cs="Times New Roman"/>
+          <w:kern w:val="0"/>
+          <w:lang w:eastAsia="pt-BR"/>
+          <w14:ligatures w14:val="none"/>
+        </w:rPr>
+        <w:t>identity</w:t>
+      </w:r>
+      <w:proofErr w:type="spellEnd"/>
+      <w:r>
+        <w:rPr>
+          <w:rFonts w:ascii="Times New Roman" w:eastAsia="Times New Roman" w:hAnsi="Times New Roman" w:cs="Times New Roman"/>
+          <w:kern w:val="0"/>
+          <w:lang w:eastAsia="pt-BR"/>
+          <w14:ligatures w14:val="none"/>
+        </w:rPr>
+        <w:t xml:space="preserve">). Chave estrangeira: </w:t>
+      </w:r>
+      <w:r>
+        <w:rPr>
+          <w:rFonts w:ascii="Courier New" w:eastAsia="Times New Roman" w:hAnsi="Courier New" w:cs="Courier New"/>
+          <w:kern w:val="0"/>
+          <w:sz w:val="20"/>
+          <w:szCs w:val="20"/>
+          <w:lang w:eastAsia="pt-BR"/>
+          <w14:ligatures w14:val="none"/>
+        </w:rPr>
+        <w:t>ID_DISPOSITIVO</w:t>
+      </w:r>
+      <w:r>
+        <w:rPr>
+          <w:rFonts w:ascii="Times New Roman" w:eastAsia="Times New Roman" w:hAnsi="Times New Roman" w:cs="Times New Roman"/>
+          <w:kern w:val="0"/>
+          <w:lang w:eastAsia="pt-BR"/>
+          <w14:ligatures w14:val="none"/>
+        </w:rPr>
+        <w:t xml:space="preserve"> </w:t>
+      </w:r>
+      <w:proofErr w:type="spellStart"/>
+      <w:r>
+        <w:rPr>
+          <w:rFonts w:ascii="Times New Roman" w:eastAsia="Times New Roman" w:hAnsi="Times New Roman" w:cs="Times New Roman"/>
+          <w:kern w:val="0"/>
+          <w:lang w:eastAsia="pt-BR"/>
+          <w14:ligatures w14:val="none"/>
+        </w:rPr>
+        <w:t>referencia</w:t>
+      </w:r>
+      <w:proofErr w:type="spellEnd"/>
+      <w:r>
+        <w:rPr>
+          <w:rFonts w:ascii="Times New Roman" w:eastAsia="Times New Roman" w:hAnsi="Times New Roman" w:cs="Times New Roman"/>
+          <w:kern w:val="0"/>
+          <w:lang w:eastAsia="pt-BR"/>
+          <w14:ligatures w14:val="none"/>
+        </w:rPr>
+        <w:t xml:space="preserve"> </w:t>
+      </w:r>
+      <w:r>
+        <w:rPr>
+          <w:rFonts w:ascii="Courier New" w:eastAsia="Times New Roman" w:hAnsi="Courier New" w:cs="Courier New"/>
+          <w:kern w:val="0"/>
+          <w:sz w:val="20"/>
+          <w:szCs w:val="20"/>
+          <w:lang w:eastAsia="pt-BR"/>
+          <w14:ligatures w14:val="none"/>
+        </w:rPr>
+        <w:t>T_CLY_DISPOSITIVO_IOT</w:t>
+      </w:r>
+      <w:r>
+        <w:rPr>
+          <w:rFonts w:ascii="Times New Roman" w:eastAsia="Times New Roman" w:hAnsi="Times New Roman" w:cs="Times New Roman"/>
+          <w:kern w:val="0"/>
+          <w:lang w:eastAsia="pt-BR"/>
+          <w14:ligatures w14:val="none"/>
+        </w:rPr>
+        <w:t>. Campos: data da leitura, frequência cardíaca, nível de atividade e pressão.</w:t>
+      </w:r>
+    </w:p>
+    <w:p>
+      <w:pPr>
+        <w:spacing w:after="0" w:line="240" w:lineRule="auto"/>
+        <w:rPr>
+          <w:rFonts w:ascii="Times New Roman" w:eastAsia="Times New Roman" w:hAnsi="Times New Roman" w:cs="Times New Roman"/>
+          <w:kern w:val="0"/>
+          <w:lang w:eastAsia="pt-BR"/>
+          <w14:ligatures w14:val="none"/>
+        </w:rPr>
+      </w:pPr>
+      <w:r>
+        <w:rPr>
+          <w:rFonts w:ascii="Times New Roman" w:eastAsia="Times New Roman" w:hAnsi="Times New Roman" w:cs="Times New Roman"/>
+          <w:kern w:val="0"/>
+          <w:lang w:eastAsia="pt-BR"/>
+          <w14:ligatures w14:val="none"/>
+        </w:rPr>
+        <w:pict w14:anchorId="56445E9D">
+          <v:rect id="_x0000_i1037" style="width:0;height:1.5pt" o:hralign="center" o:hrstd="t" o:hr="t" fillcolor="#a0a0a0" stroked="f"/>
+        </w:pict>
+      </w:r>
+    </w:p>
+    <w:p>
+      <w:pPr>
+        <w:spacing w:before="100" w:beforeAutospacing="1" w:after="100" w:afterAutospacing="1" w:line="240" w:lineRule="auto"/>
+        <w:rPr>
+          <w:rFonts w:ascii="Times New Roman" w:eastAsia="Times New Roman" w:hAnsi="Times New Roman" w:cs="Times New Roman"/>
+          <w:kern w:val="0"/>
+          <w:lang w:eastAsia="pt-BR"/>
+          <w14:ligatures w14:val="none"/>
+        </w:rPr>
+      </w:pPr>
+      <w:r>
+        <w:rPr>
+          <w:rFonts w:ascii="Times New Roman" w:eastAsia="Times New Roman" w:hAnsi="Times New Roman" w:cs="Times New Roman"/>
+          <w:b/>
+          <w:bCs/>
+          <w:kern w:val="0"/>
+          <w:lang w:eastAsia="pt-BR"/>
+          <w14:ligatures w14:val="none"/>
+        </w:rPr>
+        <w:t>T_CLY_TIPO_ALERTA</w:t>
+      </w:r>
+      <w:r>
+        <w:rPr>
+          <w:rFonts w:ascii="Times New Roman" w:eastAsia="Times New Roman" w:hAnsi="Times New Roman" w:cs="Times New Roman"/>
+          <w:kern w:val="0"/>
+          <w:lang w:eastAsia="pt-BR"/>
+          <w14:ligatures w14:val="none"/>
+        </w:rPr>
+        <w:t xml:space="preserve"> Armazena os tipos de alertas possíveis (FREQUENCIA_CARDIACA, PRESSAO, VACINA </w:t>
+      </w:r>
+      <w:proofErr w:type="spellStart"/>
+      <w:r>
+        <w:rPr>
+          <w:rFonts w:ascii="Times New Roman" w:eastAsia="Times New Roman" w:hAnsi="Times New Roman" w:cs="Times New Roman"/>
+          <w:kern w:val="0"/>
+          <w:lang w:eastAsia="pt-BR"/>
+          <w14:ligatures w14:val="none"/>
+        </w:rPr>
+        <w:t>etc</w:t>
+      </w:r>
+      <w:proofErr w:type="spellEnd"/>
+      <w:r>
+        <w:rPr>
+          <w:rFonts w:ascii="Times New Roman" w:eastAsia="Times New Roman" w:hAnsi="Times New Roman" w:cs="Times New Roman"/>
+          <w:kern w:val="0"/>
+          <w:lang w:eastAsia="pt-BR"/>
+          <w14:ligatures w14:val="none"/>
+        </w:rPr>
+        <w:t xml:space="preserve">). Chave primária: </w:t>
+      </w:r>
+      <w:r>
+        <w:rPr>
+          <w:rFonts w:ascii="Courier New" w:eastAsia="Times New Roman" w:hAnsi="Courier New" w:cs="Courier New"/>
+          <w:kern w:val="0"/>
+          <w:sz w:val="20"/>
+          <w:szCs w:val="20"/>
+          <w:lang w:eastAsia="pt-BR"/>
+          <w14:ligatures w14:val="none"/>
+        </w:rPr>
+        <w:t>ID_TIPO_ALERTA</w:t>
+      </w:r>
+      <w:r>
+        <w:rPr>
+          <w:rFonts w:ascii="Times New Roman" w:eastAsia="Times New Roman" w:hAnsi="Times New Roman" w:cs="Times New Roman"/>
+          <w:kern w:val="0"/>
+          <w:lang w:eastAsia="pt-BR"/>
+          <w14:ligatures w14:val="none"/>
+        </w:rPr>
+        <w:t xml:space="preserve"> (gerado por </w:t>
+      </w:r>
+      <w:proofErr w:type="spellStart"/>
+      <w:r>
+        <w:rPr>
+          <w:rFonts w:ascii="Times New Roman" w:eastAsia="Times New Roman" w:hAnsi="Times New Roman" w:cs="Times New Roman"/>
+          <w:kern w:val="0"/>
+          <w:lang w:eastAsia="pt-BR"/>
+          <w14:ligatures w14:val="none"/>
+        </w:rPr>
+        <w:t>identity</w:t>
+      </w:r>
+      <w:proofErr w:type="spellEnd"/>
+      <w:r>
+        <w:rPr>
+          <w:rFonts w:ascii="Times New Roman" w:eastAsia="Times New Roman" w:hAnsi="Times New Roman" w:cs="Times New Roman"/>
+          <w:kern w:val="0"/>
+          <w:lang w:eastAsia="pt-BR"/>
+          <w14:ligatures w14:val="none"/>
+        </w:rPr>
+        <w:t>). Campo: descrição do tipo.</w:t>
+      </w:r>
+    </w:p>
+    <w:p>
+      <w:pPr>
+        <w:spacing w:after="0" w:line="240" w:lineRule="auto"/>
+        <w:rPr>
+          <w:rFonts w:ascii="Times New Roman" w:eastAsia="Times New Roman" w:hAnsi="Times New Roman" w:cs="Times New Roman"/>
+          <w:kern w:val="0"/>
+          <w:lang w:eastAsia="pt-BR"/>
+          <w14:ligatures w14:val="none"/>
+        </w:rPr>
+      </w:pPr>
+      <w:r>
+        <w:rPr>
+          <w:rFonts w:ascii="Times New Roman" w:eastAsia="Times New Roman" w:hAnsi="Times New Roman" w:cs="Times New Roman"/>
+          <w:kern w:val="0"/>
+          <w:lang w:eastAsia="pt-BR"/>
+          <w14:ligatures w14:val="none"/>
+        </w:rPr>
+        <w:pict w14:anchorId="17EE81C8">
+          <v:rect id="_x0000_i1038" style="width:0;height:1.5pt" o:hralign="center" o:hrstd="t" o:hr="t" fillcolor="#a0a0a0" stroked="f"/>
+        </w:pict>
+      </w:r>
+    </w:p>
+    <w:p>
+      <w:pPr>
+        <w:spacing w:before="100" w:beforeAutospacing="1" w:after="100" w:afterAutospacing="1" w:line="240" w:lineRule="auto"/>
+        <w:rPr>
+          <w:rFonts w:ascii="Times New Roman" w:eastAsia="Times New Roman" w:hAnsi="Times New Roman" w:cs="Times New Roman"/>
+          <w:kern w:val="0"/>
+          <w:lang w:eastAsia="pt-BR"/>
+          <w14:ligatures w14:val="none"/>
+        </w:rPr>
+      </w:pPr>
+      <w:r>
+        <w:rPr>
+          <w:rFonts w:ascii="Times New Roman" w:eastAsia="Times New Roman" w:hAnsi="Times New Roman" w:cs="Times New Roman"/>
+          <w:b/>
+          <w:bCs/>
+          <w:kern w:val="0"/>
+          <w:lang w:eastAsia="pt-BR"/>
+          <w14:ligatures w14:val="none"/>
+        </w:rPr>
+        <w:t>T_CLY_ALERTA_INTELIGENTE</w:t>
+      </w:r>
+      <w:r>
+        <w:rPr>
+          <w:rFonts w:ascii="Times New Roman" w:eastAsia="Times New Roman" w:hAnsi="Times New Roman" w:cs="Times New Roman"/>
+          <w:kern w:val="0"/>
+          <w:lang w:eastAsia="pt-BR"/>
+          <w14:ligatures w14:val="none"/>
+        </w:rPr>
+        <w:t xml:space="preserve"> Armazena os alertas gerados pelo sistema com base nos dados do dispositivo </w:t>
+      </w:r>
+      <w:proofErr w:type="spellStart"/>
+      <w:r>
+        <w:rPr>
+          <w:rFonts w:ascii="Times New Roman" w:eastAsia="Times New Roman" w:hAnsi="Times New Roman" w:cs="Times New Roman"/>
+          <w:kern w:val="0"/>
+          <w:lang w:eastAsia="pt-BR"/>
+          <w14:ligatures w14:val="none"/>
+        </w:rPr>
+        <w:t>IoT</w:t>
+      </w:r>
+      <w:proofErr w:type="spellEnd"/>
+      <w:r>
+        <w:rPr>
+          <w:rFonts w:ascii="Times New Roman" w:eastAsia="Times New Roman" w:hAnsi="Times New Roman" w:cs="Times New Roman"/>
+          <w:kern w:val="0"/>
+          <w:lang w:eastAsia="pt-BR"/>
+          <w14:ligatures w14:val="none"/>
+        </w:rPr>
+        <w:t xml:space="preserve">, histórico clínico ou regras de negócio. Chave primária: </w:t>
+      </w:r>
+      <w:r>
+        <w:rPr>
+          <w:rFonts w:ascii="Courier New" w:eastAsia="Times New Roman" w:hAnsi="Courier New" w:cs="Courier New"/>
+          <w:kern w:val="0"/>
+          <w:sz w:val="20"/>
+          <w:szCs w:val="20"/>
+          <w:lang w:eastAsia="pt-BR"/>
+          <w14:ligatures w14:val="none"/>
+        </w:rPr>
+        <w:t>ID_ALERTA</w:t>
+      </w:r>
+      <w:r>
+        <w:rPr>
+          <w:rFonts w:ascii="Times New Roman" w:eastAsia="Times New Roman" w:hAnsi="Times New Roman" w:cs="Times New Roman"/>
+          <w:kern w:val="0"/>
+          <w:lang w:eastAsia="pt-BR"/>
+          <w14:ligatures w14:val="none"/>
+        </w:rPr>
+        <w:t xml:space="preserve"> (gerado por </w:t>
+      </w:r>
+      <w:proofErr w:type="spellStart"/>
+      <w:r>
+        <w:rPr>
+          <w:rFonts w:ascii="Times New Roman" w:eastAsia="Times New Roman" w:hAnsi="Times New Roman" w:cs="Times New Roman"/>
+          <w:kern w:val="0"/>
+          <w:lang w:eastAsia="pt-BR"/>
+          <w14:ligatures w14:val="none"/>
+        </w:rPr>
+        <w:t>identity</w:t>
+      </w:r>
+      <w:proofErr w:type="spellEnd"/>
+      <w:r>
+        <w:rPr>
+          <w:rFonts w:ascii="Times New Roman" w:eastAsia="Times New Roman" w:hAnsi="Times New Roman" w:cs="Times New Roman"/>
+          <w:kern w:val="0"/>
+          <w:lang w:eastAsia="pt-BR"/>
+          <w14:ligatures w14:val="none"/>
+        </w:rPr>
+        <w:t xml:space="preserve">). Chaves estrangeiras: </w:t>
+      </w:r>
+      <w:r>
+        <w:rPr>
+          <w:rFonts w:ascii="Courier New" w:eastAsia="Times New Roman" w:hAnsi="Courier New" w:cs="Courier New"/>
+          <w:kern w:val="0"/>
+          <w:sz w:val="20"/>
+          <w:szCs w:val="20"/>
+          <w:lang w:eastAsia="pt-BR"/>
+          <w14:ligatures w14:val="none"/>
+        </w:rPr>
+        <w:t>ID_PET</w:t>
+      </w:r>
+      <w:r>
+        <w:rPr>
+          <w:rFonts w:ascii="Times New Roman" w:eastAsia="Times New Roman" w:hAnsi="Times New Roman" w:cs="Times New Roman"/>
+          <w:kern w:val="0"/>
+          <w:lang w:eastAsia="pt-BR"/>
+          <w14:ligatures w14:val="none"/>
+        </w:rPr>
+        <w:t xml:space="preserve"> referencia </w:t>
+      </w:r>
+      <w:r>
+        <w:rPr>
+          <w:rFonts w:ascii="Courier New" w:eastAsia="Times New Roman" w:hAnsi="Courier New" w:cs="Courier New"/>
+          <w:kern w:val="0"/>
+          <w:sz w:val="20"/>
+          <w:szCs w:val="20"/>
+          <w:lang w:eastAsia="pt-BR"/>
+          <w14:ligatures w14:val="none"/>
+        </w:rPr>
+        <w:t>T_CLY_PET</w:t>
+      </w:r>
+      <w:r>
+        <w:rPr>
+          <w:rFonts w:ascii="Times New Roman" w:eastAsia="Times New Roman" w:hAnsi="Times New Roman" w:cs="Times New Roman"/>
+          <w:kern w:val="0"/>
+          <w:lang w:eastAsia="pt-BR"/>
+          <w14:ligatures w14:val="none"/>
+        </w:rPr>
+        <w:t xml:space="preserve">, </w:t>
+      </w:r>
+      <w:r>
+        <w:rPr>
+          <w:rFonts w:ascii="Courier New" w:eastAsia="Times New Roman" w:hAnsi="Courier New" w:cs="Courier New"/>
+          <w:kern w:val="0"/>
+          <w:sz w:val="20"/>
+          <w:szCs w:val="20"/>
+          <w:lang w:eastAsia="pt-BR"/>
+          <w14:ligatures w14:val="none"/>
+        </w:rPr>
+        <w:t>ID_TIPO_ALERTA</w:t>
+      </w:r>
+      <w:r>
+        <w:rPr>
+          <w:rFonts w:ascii="Times New Roman" w:eastAsia="Times New Roman" w:hAnsi="Times New Roman" w:cs="Times New Roman"/>
+          <w:kern w:val="0"/>
+          <w:lang w:eastAsia="pt-BR"/>
+          <w14:ligatures w14:val="none"/>
+        </w:rPr>
+        <w:t xml:space="preserve"> </w:t>
+      </w:r>
+      <w:proofErr w:type="spellStart"/>
+      <w:r>
+        <w:rPr>
+          <w:rFonts w:ascii="Times New Roman" w:eastAsia="Times New Roman" w:hAnsi="Times New Roman" w:cs="Times New Roman"/>
+          <w:kern w:val="0"/>
+          <w:lang w:eastAsia="pt-BR"/>
+          <w14:ligatures w14:val="none"/>
+        </w:rPr>
+        <w:t>referencia</w:t>
+      </w:r>
+      <w:proofErr w:type="spellEnd"/>
+      <w:r>
+        <w:rPr>
+          <w:rFonts w:ascii="Times New Roman" w:eastAsia="Times New Roman" w:hAnsi="Times New Roman" w:cs="Times New Roman"/>
+          <w:kern w:val="0"/>
+          <w:lang w:eastAsia="pt-BR"/>
+          <w14:ligatures w14:val="none"/>
+        </w:rPr>
+        <w:t xml:space="preserve"> </w:t>
+      </w:r>
+      <w:r>
+        <w:rPr>
+          <w:rFonts w:ascii="Courier New" w:eastAsia="Times New Roman" w:hAnsi="Courier New" w:cs="Courier New"/>
+          <w:kern w:val="0"/>
+          <w:sz w:val="20"/>
+          <w:szCs w:val="20"/>
+          <w:lang w:eastAsia="pt-BR"/>
+          <w14:ligatures w14:val="none"/>
+        </w:rPr>
+        <w:t>T_CLY_TIPO_ALERTA</w:t>
+      </w:r>
+      <w:r>
+        <w:rPr>
+          <w:rFonts w:ascii="Times New Roman" w:eastAsia="Times New Roman" w:hAnsi="Times New Roman" w:cs="Times New Roman"/>
+          <w:kern w:val="0"/>
+          <w:lang w:eastAsia="pt-BR"/>
+          <w14:ligatures w14:val="none"/>
+        </w:rPr>
+        <w:t>. Campos: nível de risco (BAIXO, MEDIO, ALTO), origem do alerta, mensagem, recomendação, data de geração e status (ABERTO, VISUALIZADO, RESOLVIDO).</w:t>
+      </w:r>
+    </w:p>
+    <w:p>
+      <w:pPr>
+        <w:spacing w:after="0" w:line="240" w:lineRule="auto"/>
+        <w:rPr>
+          <w:rFonts w:ascii="Times New Roman" w:eastAsia="Times New Roman" w:hAnsi="Times New Roman" w:cs="Times New Roman"/>
+          <w:kern w:val="0"/>
+          <w:lang w:eastAsia="pt-BR"/>
+          <w14:ligatures w14:val="none"/>
+        </w:rPr>
+      </w:pPr>
+      <w:r>
+        <w:rPr>
+          <w:rFonts w:ascii="Times New Roman" w:eastAsia="Times New Roman" w:hAnsi="Times New Roman" w:cs="Times New Roman"/>
+          <w:kern w:val="0"/>
+          <w:lang w:eastAsia="pt-BR"/>
+          <w14:ligatures w14:val="none"/>
+        </w:rPr>
+        <w:pict w14:anchorId="33F599D8">
+          <v:rect id="_x0000_i1039" style="width:0;height:1.5pt" o:hralign="center" o:hrstd="t" o:hr="t" fillcolor="#a0a0a0" stroked="f"/>
+        </w:pict>
+      </w:r>
+    </w:p>
+    <w:p>
+      <w:pPr>
+        <w:spacing w:before="100" w:beforeAutospacing="1" w:after="100" w:afterAutospacing="1" w:line="240" w:lineRule="auto"/>
+        <w:rPr>
+          <w:rFonts w:ascii="Times New Roman" w:eastAsia="Times New Roman" w:hAnsi="Times New Roman" w:cs="Times New Roman"/>
+          <w:kern w:val="0"/>
+          <w:lang w:eastAsia="pt-BR"/>
+          <w14:ligatures w14:val="none"/>
+        </w:rPr>
+      </w:pPr>
+      <w:r>
+        <w:rPr>
+          <w:rFonts w:ascii="Times New Roman" w:eastAsia="Times New Roman" w:hAnsi="Times New Roman" w:cs="Times New Roman"/>
+          <w:b/>
+          <w:bCs/>
+          <w:kern w:val="0"/>
+          <w:lang w:eastAsia="pt-BR"/>
+          <w14:ligatures w14:val="none"/>
+        </w:rPr>
+        <w:t>T_CLY_CLINICA</w:t>
+      </w:r>
+      <w:r>
+        <w:rPr>
+          <w:rFonts w:ascii="Times New Roman" w:eastAsia="Times New Roman" w:hAnsi="Times New Roman" w:cs="Times New Roman"/>
+          <w:kern w:val="0"/>
+          <w:lang w:eastAsia="pt-BR"/>
+          <w14:ligatures w14:val="none"/>
+        </w:rPr>
+        <w:t xml:space="preserve"> Armazena as clínicas veterinárias parceiras. Chave primária: </w:t>
+      </w:r>
+      <w:r>
+        <w:rPr>
+          <w:rFonts w:ascii="Courier New" w:eastAsia="Times New Roman" w:hAnsi="Courier New" w:cs="Courier New"/>
+          <w:kern w:val="0"/>
+          <w:sz w:val="20"/>
+          <w:szCs w:val="20"/>
+          <w:lang w:eastAsia="pt-BR"/>
+          <w14:ligatures w14:val="none"/>
+        </w:rPr>
+        <w:t>ID_CLINICA</w:t>
+      </w:r>
+      <w:r>
+        <w:rPr>
+          <w:rFonts w:ascii="Times New Roman" w:eastAsia="Times New Roman" w:hAnsi="Times New Roman" w:cs="Times New Roman"/>
+          <w:kern w:val="0"/>
+          <w:lang w:eastAsia="pt-BR"/>
+          <w14:ligatures w14:val="none"/>
+        </w:rPr>
+        <w:t xml:space="preserve"> (gerado por </w:t>
+      </w:r>
+      <w:proofErr w:type="spellStart"/>
+      <w:r>
+        <w:rPr>
+          <w:rFonts w:ascii="Times New Roman" w:eastAsia="Times New Roman" w:hAnsi="Times New Roman" w:cs="Times New Roman"/>
+          <w:kern w:val="0"/>
+          <w:lang w:eastAsia="pt-BR"/>
+          <w14:ligatures w14:val="none"/>
+        </w:rPr>
+        <w:t>identity</w:t>
+      </w:r>
+      <w:proofErr w:type="spellEnd"/>
+      <w:r>
+        <w:rPr>
+          <w:rFonts w:ascii="Times New Roman" w:eastAsia="Times New Roman" w:hAnsi="Times New Roman" w:cs="Times New Roman"/>
+          <w:kern w:val="0"/>
+          <w:lang w:eastAsia="pt-BR"/>
+          <w14:ligatures w14:val="none"/>
+        </w:rPr>
+        <w:t>). Campo: nome da clínica.</w:t>
+      </w:r>
+    </w:p>
+    <w:p>
+      <w:pPr>
+        <w:spacing w:after="0" w:line="240" w:lineRule="auto"/>
+        <w:rPr>
+          <w:rFonts w:ascii="Times New Roman" w:eastAsia="Times New Roman" w:hAnsi="Times New Roman" w:cs="Times New Roman"/>
+          <w:kern w:val="0"/>
+          <w:lang w:eastAsia="pt-BR"/>
+          <w14:ligatures w14:val="none"/>
+        </w:rPr>
+      </w:pPr>
+      <w:r>
+        <w:rPr>
+          <w:rFonts w:ascii="Times New Roman" w:eastAsia="Times New Roman" w:hAnsi="Times New Roman" w:cs="Times New Roman"/>
+          <w:kern w:val="0"/>
+          <w:lang w:eastAsia="pt-BR"/>
+          <w14:ligatures w14:val="none"/>
+        </w:rPr>
+        <w:pict w14:anchorId="701BB22E">
+          <v:rect id="_x0000_i1040" style="width:0;height:1.5pt" o:hralign="center" o:hrstd="t" o:hr="t" fillcolor="#a0a0a0" stroked="f"/>
+        </w:pict>
+      </w:r>
+    </w:p>
+    <w:p>
+      <w:pPr>
+        <w:spacing w:before="100" w:beforeAutospacing="1" w:after="100" w:afterAutospacing="1" w:line="240" w:lineRule="auto"/>
+        <w:rPr>
+          <w:rFonts w:ascii="Times New Roman" w:eastAsia="Times New Roman" w:hAnsi="Times New Roman" w:cs="Times New Roman"/>
+          <w:kern w:val="0"/>
+          <w:lang w:eastAsia="pt-BR"/>
+          <w14:ligatures w14:val="none"/>
+        </w:rPr>
+      </w:pPr>
+      <w:r>
+        <w:rPr>
+          <w:rFonts w:ascii="Times New Roman" w:eastAsia="Times New Roman" w:hAnsi="Times New Roman" w:cs="Times New Roman"/>
+          <w:b/>
+          <w:bCs/>
+          <w:kern w:val="0"/>
+          <w:lang w:eastAsia="pt-BR"/>
+          <w14:ligatures w14:val="none"/>
+        </w:rPr>
+        <w:t>T_CLY_PROFISSIONAL</w:t>
+      </w:r>
+      <w:r>
+        <w:rPr>
+          <w:rFonts w:ascii="Times New Roman" w:eastAsia="Times New Roman" w:hAnsi="Times New Roman" w:cs="Times New Roman"/>
+          <w:kern w:val="0"/>
+          <w:lang w:eastAsia="pt-BR"/>
+          <w14:ligatures w14:val="none"/>
+        </w:rPr>
+        <w:t xml:space="preserve"> Armazena os profissionais veterinários vinculados a uma clínica. Chave primária: </w:t>
+      </w:r>
+      <w:r>
+        <w:rPr>
+          <w:rFonts w:ascii="Courier New" w:eastAsia="Times New Roman" w:hAnsi="Courier New" w:cs="Courier New"/>
+          <w:kern w:val="0"/>
+          <w:sz w:val="20"/>
+          <w:szCs w:val="20"/>
+          <w:lang w:eastAsia="pt-BR"/>
+          <w14:ligatures w14:val="none"/>
+        </w:rPr>
+        <w:t>ID_PROFISSIONAL</w:t>
+      </w:r>
+      <w:r>
+        <w:rPr>
+          <w:rFonts w:ascii="Times New Roman" w:eastAsia="Times New Roman" w:hAnsi="Times New Roman" w:cs="Times New Roman"/>
+          <w:kern w:val="0"/>
+          <w:lang w:eastAsia="pt-BR"/>
+          <w14:ligatures w14:val="none"/>
+        </w:rPr>
+        <w:t xml:space="preserve"> (gerado por </w:t>
+      </w:r>
+      <w:proofErr w:type="spellStart"/>
+      <w:r>
+        <w:rPr>
+          <w:rFonts w:ascii="Times New Roman" w:eastAsia="Times New Roman" w:hAnsi="Times New Roman" w:cs="Times New Roman"/>
+          <w:kern w:val="0"/>
+          <w:lang w:eastAsia="pt-BR"/>
+          <w14:ligatures w14:val="none"/>
+        </w:rPr>
+        <w:t>identity</w:t>
+      </w:r>
+      <w:proofErr w:type="spellEnd"/>
+      <w:r>
+        <w:rPr>
+          <w:rFonts w:ascii="Times New Roman" w:eastAsia="Times New Roman" w:hAnsi="Times New Roman" w:cs="Times New Roman"/>
+          <w:kern w:val="0"/>
+          <w:lang w:eastAsia="pt-BR"/>
+          <w14:ligatures w14:val="none"/>
+        </w:rPr>
+        <w:t xml:space="preserve">). Chave estrangeira: </w:t>
+      </w:r>
+      <w:r>
+        <w:rPr>
+          <w:rFonts w:ascii="Courier New" w:eastAsia="Times New Roman" w:hAnsi="Courier New" w:cs="Courier New"/>
+          <w:kern w:val="0"/>
+          <w:sz w:val="20"/>
+          <w:szCs w:val="20"/>
+          <w:lang w:eastAsia="pt-BR"/>
+          <w14:ligatures w14:val="none"/>
+        </w:rPr>
+        <w:t>ID_CLINICA</w:t>
+      </w:r>
+      <w:r>
+        <w:rPr>
+          <w:rFonts w:ascii="Times New Roman" w:eastAsia="Times New Roman" w:hAnsi="Times New Roman" w:cs="Times New Roman"/>
+          <w:kern w:val="0"/>
+          <w:lang w:eastAsia="pt-BR"/>
+          <w14:ligatures w14:val="none"/>
+        </w:rPr>
+        <w:t xml:space="preserve"> referencia </w:t>
+      </w:r>
+      <w:r>
+        <w:rPr>
+          <w:rFonts w:ascii="Courier New" w:eastAsia="Times New Roman" w:hAnsi="Courier New" w:cs="Courier New"/>
+          <w:kern w:val="0"/>
+          <w:sz w:val="20"/>
+          <w:szCs w:val="20"/>
+          <w:lang w:eastAsia="pt-BR"/>
+          <w14:ligatures w14:val="none"/>
+        </w:rPr>
+        <w:t>T_CLY_CLINICA</w:t>
+      </w:r>
+      <w:r>
+        <w:rPr>
+          <w:rFonts w:ascii="Times New Roman" w:eastAsia="Times New Roman" w:hAnsi="Times New Roman" w:cs="Times New Roman"/>
+          <w:kern w:val="0"/>
+          <w:lang w:eastAsia="pt-BR"/>
+          <w14:ligatures w14:val="none"/>
+        </w:rPr>
+        <w:t xml:space="preserve"> (opcional, permite profissionais autônomos). Campo: nome do profissional.</w:t>
+      </w:r>
+    </w:p>
+    <w:p>
+      <w:pPr>
+        <w:spacing w:after="0" w:line="240" w:lineRule="auto"/>
+        <w:rPr>
+          <w:rFonts w:ascii="Times New Roman" w:eastAsia="Times New Roman" w:hAnsi="Times New Roman" w:cs="Times New Roman"/>
+          <w:kern w:val="0"/>
+          <w:lang w:eastAsia="pt-BR"/>
+          <w14:ligatures w14:val="none"/>
+        </w:rPr>
+      </w:pPr>
+      <w:r>
+        <w:rPr>
+          <w:rFonts w:ascii="Times New Roman" w:eastAsia="Times New Roman" w:hAnsi="Times New Roman" w:cs="Times New Roman"/>
+          <w:kern w:val="0"/>
+          <w:lang w:eastAsia="pt-BR"/>
+          <w14:ligatures w14:val="none"/>
+        </w:rPr>
+        <w:pict w14:anchorId="718F902F">
+          <v:rect id="_x0000_i1041" style="width:0;height:1.5pt" o:hralign="center" o:hrstd="t" o:hr="t" fillcolor="#a0a0a0" stroked="f"/>
+        </w:pict>
+      </w:r>
+    </w:p>
+    <w:p>
+      <w:pPr>
+        <w:spacing w:before="100" w:beforeAutospacing="1" w:after="100" w:afterAutospacing="1" w:line="240" w:lineRule="auto"/>
+        <w:rPr>
+          <w:rFonts w:ascii="Times New Roman" w:eastAsia="Times New Roman" w:hAnsi="Times New Roman" w:cs="Times New Roman"/>
+          <w:kern w:val="0"/>
+          <w:lang w:eastAsia="pt-BR"/>
+          <w14:ligatures w14:val="none"/>
+        </w:rPr>
+      </w:pPr>
+      <w:r>
+        <w:rPr>
+          <w:rFonts w:ascii="Times New Roman" w:eastAsia="Times New Roman" w:hAnsi="Times New Roman" w:cs="Times New Roman"/>
+          <w:b/>
+          <w:bCs/>
+          <w:kern w:val="0"/>
+          <w:lang w:eastAsia="pt-BR"/>
+          <w14:ligatures w14:val="none"/>
+        </w:rPr>
+        <w:t>T_CLY_HISTORICO_CLINICO</w:t>
+      </w:r>
+      <w:r>
+        <w:rPr>
+          <w:rFonts w:ascii="Times New Roman" w:eastAsia="Times New Roman" w:hAnsi="Times New Roman" w:cs="Times New Roman"/>
+          <w:kern w:val="0"/>
+          <w:lang w:eastAsia="pt-BR"/>
+          <w14:ligatures w14:val="none"/>
+        </w:rPr>
+        <w:t xml:space="preserve"> Armazena os registros clínicos dos pets, como vacinas, consultas, exames, doenças e medicamentos. Chave primária: </w:t>
+      </w:r>
+      <w:r>
+        <w:rPr>
+          <w:rFonts w:ascii="Courier New" w:eastAsia="Times New Roman" w:hAnsi="Courier New" w:cs="Courier New"/>
+          <w:kern w:val="0"/>
+          <w:sz w:val="20"/>
+          <w:szCs w:val="20"/>
+          <w:lang w:eastAsia="pt-BR"/>
+          <w14:ligatures w14:val="none"/>
+        </w:rPr>
+        <w:t>ID_HISTORICO</w:t>
+      </w:r>
+      <w:r>
+        <w:rPr>
+          <w:rFonts w:ascii="Times New Roman" w:eastAsia="Times New Roman" w:hAnsi="Times New Roman" w:cs="Times New Roman"/>
+          <w:kern w:val="0"/>
+          <w:lang w:eastAsia="pt-BR"/>
+          <w14:ligatures w14:val="none"/>
+        </w:rPr>
+        <w:t xml:space="preserve"> (gerado por </w:t>
+      </w:r>
+      <w:proofErr w:type="spellStart"/>
+      <w:r>
+        <w:rPr>
+          <w:rFonts w:ascii="Times New Roman" w:eastAsia="Times New Roman" w:hAnsi="Times New Roman" w:cs="Times New Roman"/>
+          <w:kern w:val="0"/>
+          <w:lang w:eastAsia="pt-BR"/>
+          <w14:ligatures w14:val="none"/>
+        </w:rPr>
+        <w:t>identity</w:t>
+      </w:r>
+      <w:proofErr w:type="spellEnd"/>
+      <w:r>
+        <w:rPr>
+          <w:rFonts w:ascii="Times New Roman" w:eastAsia="Times New Roman" w:hAnsi="Times New Roman" w:cs="Times New Roman"/>
+          <w:kern w:val="0"/>
+          <w:lang w:eastAsia="pt-BR"/>
+          <w14:ligatures w14:val="none"/>
+        </w:rPr>
+        <w:t xml:space="preserve">). Chaves estrangeiras: </w:t>
+      </w:r>
+      <w:r>
+        <w:rPr>
+          <w:rFonts w:ascii="Courier New" w:eastAsia="Times New Roman" w:hAnsi="Courier New" w:cs="Courier New"/>
+          <w:kern w:val="0"/>
+          <w:sz w:val="20"/>
+          <w:szCs w:val="20"/>
+          <w:lang w:eastAsia="pt-BR"/>
+          <w14:ligatures w14:val="none"/>
+        </w:rPr>
+        <w:t>ID_PET</w:t>
+      </w:r>
+      <w:r>
+        <w:rPr>
+          <w:rFonts w:ascii="Times New Roman" w:eastAsia="Times New Roman" w:hAnsi="Times New Roman" w:cs="Times New Roman"/>
+          <w:kern w:val="0"/>
+          <w:lang w:eastAsia="pt-BR"/>
+          <w14:ligatures w14:val="none"/>
+        </w:rPr>
+        <w:t xml:space="preserve"> referencia </w:t>
+      </w:r>
+      <w:r>
+        <w:rPr>
+          <w:rFonts w:ascii="Courier New" w:eastAsia="Times New Roman" w:hAnsi="Courier New" w:cs="Courier New"/>
+          <w:kern w:val="0"/>
+          <w:sz w:val="20"/>
+          <w:szCs w:val="20"/>
+          <w:lang w:eastAsia="pt-BR"/>
+          <w14:ligatures w14:val="none"/>
+        </w:rPr>
+        <w:t>T_CLY_PET</w:t>
+      </w:r>
+      <w:r>
+        <w:rPr>
+          <w:rFonts w:ascii="Times New Roman" w:eastAsia="Times New Roman" w:hAnsi="Times New Roman" w:cs="Times New Roman"/>
+          <w:kern w:val="0"/>
+          <w:lang w:eastAsia="pt-BR"/>
+          <w14:ligatures w14:val="none"/>
+        </w:rPr>
+        <w:t xml:space="preserve">, </w:t>
+      </w:r>
+      <w:r>
+        <w:rPr>
+          <w:rFonts w:ascii="Courier New" w:eastAsia="Times New Roman" w:hAnsi="Courier New" w:cs="Courier New"/>
+          <w:kern w:val="0"/>
+          <w:sz w:val="20"/>
+          <w:szCs w:val="20"/>
+          <w:lang w:eastAsia="pt-BR"/>
+          <w14:ligatures w14:val="none"/>
+        </w:rPr>
+        <w:t>ID_PROFISSIONAL</w:t>
+      </w:r>
+      <w:r>
+        <w:rPr>
+          <w:rFonts w:ascii="Times New Roman" w:eastAsia="Times New Roman" w:hAnsi="Times New Roman" w:cs="Times New Roman"/>
+          <w:kern w:val="0"/>
+          <w:lang w:eastAsia="pt-BR"/>
+          <w14:ligatures w14:val="none"/>
+        </w:rPr>
+        <w:t xml:space="preserve"> referencia </w:t>
+      </w:r>
+      <w:r>
+        <w:rPr>
+          <w:rFonts w:ascii="Courier New" w:eastAsia="Times New Roman" w:hAnsi="Courier New" w:cs="Courier New"/>
+          <w:kern w:val="0"/>
+          <w:sz w:val="20"/>
+          <w:szCs w:val="20"/>
+          <w:lang w:eastAsia="pt-BR"/>
+          <w14:ligatures w14:val="none"/>
+        </w:rPr>
+        <w:t>T_CLY_PROFISSIONAL</w:t>
+      </w:r>
+      <w:r>
+        <w:rPr>
+          <w:rFonts w:ascii="Times New Roman" w:eastAsia="Times New Roman" w:hAnsi="Times New Roman" w:cs="Times New Roman"/>
+          <w:kern w:val="0"/>
+          <w:lang w:eastAsia="pt-BR"/>
+          <w14:ligatures w14:val="none"/>
+        </w:rPr>
+        <w:t xml:space="preserve"> (opcional). Campos: tipo de registro (VACINA, CONSULTA, DOENCA, MEDICAMENTO, OBSERVACAO, EXAME), descrição, data do registro, data de retorno e observações.</w:t>
+      </w:r>
+    </w:p>
+    <w:p>
+      <w:pPr>
+        <w:spacing w:after="0" w:line="240" w:lineRule="auto"/>
+        <w:rPr>
+          <w:rFonts w:ascii="Times New Roman" w:eastAsia="Times New Roman" w:hAnsi="Times New Roman" w:cs="Times New Roman"/>
+          <w:kern w:val="0"/>
+          <w:lang w:eastAsia="pt-BR"/>
+          <w14:ligatures w14:val="none"/>
+        </w:rPr>
+      </w:pPr>
+      <w:r>
+        <w:rPr>
+          <w:rFonts w:ascii="Times New Roman" w:eastAsia="Times New Roman" w:hAnsi="Times New Roman" w:cs="Times New Roman"/>
+          <w:kern w:val="0"/>
+          <w:lang w:eastAsia="pt-BR"/>
+          <w14:ligatures w14:val="none"/>
+        </w:rPr>
+        <w:pict w14:anchorId="2B9B567C">
+          <v:rect id="_x0000_i1042" style="width:0;height:1.5pt" o:hralign="center" o:hrstd="t" o:hr="t" fillcolor="#a0a0a0" stroked="f"/>
+        </w:pict>
+      </w:r>
+    </w:p>
+    <w:p>
+      <w:pPr>
+        <w:spacing w:before="100" w:beforeAutospacing="1" w:after="100" w:afterAutospacing="1" w:line="240" w:lineRule="auto"/>
+        <w:rPr>
+          <w:rFonts w:ascii="Times New Roman" w:eastAsia="Times New Roman" w:hAnsi="Times New Roman" w:cs="Times New Roman"/>
+          <w:kern w:val="0"/>
+          <w:lang w:eastAsia="pt-BR"/>
+          <w14:ligatures w14:val="none"/>
+        </w:rPr>
+      </w:pPr>
+      <w:r>
+        <w:rPr>
+          <w:rFonts w:ascii="Times New Roman" w:eastAsia="Times New Roman" w:hAnsi="Times New Roman" w:cs="Times New Roman"/>
+          <w:b/>
+          <w:bCs/>
+          <w:kern w:val="0"/>
+          <w:lang w:eastAsia="pt-BR"/>
+          <w14:ligatures w14:val="none"/>
+        </w:rPr>
+        <w:t>T_CLY_LOG_ERRO</w:t>
+      </w:r>
+      <w:r>
+        <w:rPr>
+          <w:rFonts w:ascii="Times New Roman" w:eastAsia="Times New Roman" w:hAnsi="Times New Roman" w:cs="Times New Roman"/>
+          <w:kern w:val="0"/>
+          <w:lang w:eastAsia="pt-BR"/>
+          <w14:ligatures w14:val="none"/>
+        </w:rPr>
+        <w:t xml:space="preserve"> Armazena os erros gerados pelas procedures para fins de auditoria e rastreabilidade. Chave primária: </w:t>
+      </w:r>
+      <w:r>
+        <w:rPr>
+          <w:rFonts w:ascii="Courier New" w:eastAsia="Times New Roman" w:hAnsi="Courier New" w:cs="Courier New"/>
+          <w:kern w:val="0"/>
+          <w:sz w:val="20"/>
+          <w:szCs w:val="20"/>
+          <w:lang w:eastAsia="pt-BR"/>
+          <w14:ligatures w14:val="none"/>
+        </w:rPr>
+        <w:t>ID_LOG</w:t>
+      </w:r>
+      <w:r>
+        <w:rPr>
+          <w:rFonts w:ascii="Times New Roman" w:eastAsia="Times New Roman" w:hAnsi="Times New Roman" w:cs="Times New Roman"/>
+          <w:kern w:val="0"/>
+          <w:lang w:eastAsia="pt-BR"/>
+          <w14:ligatures w14:val="none"/>
+        </w:rPr>
+        <w:t xml:space="preserve"> (gerado por </w:t>
+      </w:r>
+      <w:proofErr w:type="spellStart"/>
+      <w:r>
+        <w:rPr>
+          <w:rFonts w:ascii="Times New Roman" w:eastAsia="Times New Roman" w:hAnsi="Times New Roman" w:cs="Times New Roman"/>
+          <w:kern w:val="0"/>
+          <w:lang w:eastAsia="pt-BR"/>
+          <w14:ligatures w14:val="none"/>
+        </w:rPr>
+        <w:t>identity</w:t>
+      </w:r>
+      <w:proofErr w:type="spellEnd"/>
+      <w:r>
+        <w:rPr>
+          <w:rFonts w:ascii="Times New Roman" w:eastAsia="Times New Roman" w:hAnsi="Times New Roman" w:cs="Times New Roman"/>
+          <w:kern w:val="0"/>
+          <w:lang w:eastAsia="pt-BR"/>
+          <w14:ligatures w14:val="none"/>
+        </w:rPr>
+        <w:t>). Campos: nome da procedure que gerou o erro, código do erro, mensagem do erro, data de ocorrência e usuário do banco de dados.</w:t>
+      </w:r>
+    </w:p>
+    <w:p>
+      <w:pPr>
+        <w:spacing w:after="0" w:line="240" w:lineRule="auto"/>
+        <w:rPr>
+          <w:rFonts w:ascii="Times New Roman" w:eastAsia="Times New Roman" w:hAnsi="Times New Roman" w:cs="Times New Roman"/>
+          <w:kern w:val="0"/>
+          <w:lang w:eastAsia="pt-BR"/>
+          <w14:ligatures w14:val="none"/>
+        </w:rPr>
+      </w:pPr>
+      <w:r>
+        <w:rPr>
+          <w:rFonts w:ascii="Times New Roman" w:eastAsia="Times New Roman" w:hAnsi="Times New Roman" w:cs="Times New Roman"/>
+          <w:kern w:val="0"/>
+          <w:lang w:eastAsia="pt-BR"/>
+          <w14:ligatures w14:val="none"/>
+        </w:rPr>
+        <w:lastRenderedPageBreak/>
+        <w:pict w14:anchorId="01518CD2">
+          <v:rect id="_x0000_i1043" style="width:0;height:1.5pt" o:hralign="center" o:hrstd="t" o:hr="t" fillcolor="#a0a0a0" stroked="f"/>
+        </w:pict>
+      </w:r>
+    </w:p>
+    <w:p>
+      <w:pPr>
+        <w:spacing w:before="100" w:beforeAutospacing="1" w:after="100" w:afterAutospacing="1" w:line="240" w:lineRule="auto"/>
+        <w:rPr>
+          <w:rFonts w:ascii="Times New Roman" w:eastAsia="Times New Roman" w:hAnsi="Times New Roman" w:cs="Times New Roman"/>
+          <w:kern w:val="0"/>
+          <w:lang w:eastAsia="pt-BR"/>
+          <w14:ligatures w14:val="none"/>
+        </w:rPr>
+      </w:pPr>
+      <w:r>
+        <w:rPr>
+          <w:rFonts w:ascii="Times New Roman" w:eastAsia="Times New Roman" w:hAnsi="Times New Roman" w:cs="Times New Roman"/>
+          <w:b/>
+          <w:bCs/>
+          <w:kern w:val="0"/>
+          <w:lang w:eastAsia="pt-BR"/>
+          <w14:ligatures w14:val="none"/>
+        </w:rPr>
+        <w:t>Relacionamentos principais:</w:t>
+      </w:r>
+    </w:p>
+    <w:p>
+      <w:pPr>
+        <w:numPr>
+          <w:ilvl w:val="0"/>
+          <w:numId w:val="8"/>
+        </w:numPr>
+        <w:spacing w:before="100" w:beforeAutospacing="1" w:after="100" w:afterAutospacing="1" w:line="240" w:lineRule="auto"/>
+        <w:rPr>
+          <w:rFonts w:ascii="Times New Roman" w:eastAsia="Times New Roman" w:hAnsi="Times New Roman" w:cs="Times New Roman"/>
+          <w:kern w:val="0"/>
+          <w:lang w:eastAsia="pt-BR"/>
+          <w14:ligatures w14:val="none"/>
+        </w:rPr>
+      </w:pPr>
+      <w:r>
+        <w:rPr>
+          <w:rFonts w:ascii="Times New Roman" w:eastAsia="Times New Roman" w:hAnsi="Times New Roman" w:cs="Times New Roman"/>
+          <w:kern w:val="0"/>
+          <w:lang w:eastAsia="pt-BR"/>
+          <w14:ligatures w14:val="none"/>
+        </w:rPr>
+        <w:t xml:space="preserve">Um </w:t>
+      </w:r>
+      <w:r>
+        <w:rPr>
+          <w:rFonts w:ascii="Times New Roman" w:eastAsia="Times New Roman" w:hAnsi="Times New Roman" w:cs="Times New Roman"/>
+          <w:b/>
+          <w:bCs/>
+          <w:kern w:val="0"/>
+          <w:lang w:eastAsia="pt-BR"/>
+          <w14:ligatures w14:val="none"/>
+        </w:rPr>
+        <w:t>Estado</w:t>
+      </w:r>
+      <w:r>
+        <w:rPr>
+          <w:rFonts w:ascii="Times New Roman" w:eastAsia="Times New Roman" w:hAnsi="Times New Roman" w:cs="Times New Roman"/>
+          <w:kern w:val="0"/>
+          <w:lang w:eastAsia="pt-BR"/>
+          <w14:ligatures w14:val="none"/>
+        </w:rPr>
+        <w:t xml:space="preserve"> possui várias </w:t>
+      </w:r>
+      <w:r>
+        <w:rPr>
+          <w:rFonts w:ascii="Times New Roman" w:eastAsia="Times New Roman" w:hAnsi="Times New Roman" w:cs="Times New Roman"/>
+          <w:b/>
+          <w:bCs/>
+          <w:kern w:val="0"/>
+          <w:lang w:eastAsia="pt-BR"/>
+          <w14:ligatures w14:val="none"/>
+        </w:rPr>
+        <w:t>Cidades</w:t>
+      </w:r>
+    </w:p>
+    <w:p>
+      <w:pPr>
+        <w:numPr>
+          <w:ilvl w:val="0"/>
+          <w:numId w:val="8"/>
+        </w:numPr>
+        <w:spacing w:before="100" w:beforeAutospacing="1" w:after="100" w:afterAutospacing="1" w:line="240" w:lineRule="auto"/>
+        <w:rPr>
+          <w:rFonts w:ascii="Times New Roman" w:eastAsia="Times New Roman" w:hAnsi="Times New Roman" w:cs="Times New Roman"/>
+          <w:kern w:val="0"/>
+          <w:lang w:eastAsia="pt-BR"/>
+          <w14:ligatures w14:val="none"/>
+        </w:rPr>
+      </w:pPr>
+      <w:r>
+        <w:rPr>
+          <w:rFonts w:ascii="Times New Roman" w:eastAsia="Times New Roman" w:hAnsi="Times New Roman" w:cs="Times New Roman"/>
+          <w:kern w:val="0"/>
+          <w:lang w:eastAsia="pt-BR"/>
+          <w14:ligatures w14:val="none"/>
+        </w:rPr>
+        <w:t xml:space="preserve">Uma </w:t>
+      </w:r>
+      <w:r>
+        <w:rPr>
+          <w:rFonts w:ascii="Times New Roman" w:eastAsia="Times New Roman" w:hAnsi="Times New Roman" w:cs="Times New Roman"/>
+          <w:b/>
+          <w:bCs/>
+          <w:kern w:val="0"/>
+          <w:lang w:eastAsia="pt-BR"/>
+          <w14:ligatures w14:val="none"/>
+        </w:rPr>
+        <w:t>Cidade</w:t>
+      </w:r>
+      <w:r>
+        <w:rPr>
+          <w:rFonts w:ascii="Times New Roman" w:eastAsia="Times New Roman" w:hAnsi="Times New Roman" w:cs="Times New Roman"/>
+          <w:kern w:val="0"/>
+          <w:lang w:eastAsia="pt-BR"/>
+          <w14:ligatures w14:val="none"/>
+        </w:rPr>
+        <w:t xml:space="preserve"> pode ter vários </w:t>
+      </w:r>
+      <w:r>
+        <w:rPr>
+          <w:rFonts w:ascii="Times New Roman" w:eastAsia="Times New Roman" w:hAnsi="Times New Roman" w:cs="Times New Roman"/>
+          <w:b/>
+          <w:bCs/>
+          <w:kern w:val="0"/>
+          <w:lang w:eastAsia="pt-BR"/>
+          <w14:ligatures w14:val="none"/>
+        </w:rPr>
+        <w:t>Endereços de Usuário</w:t>
+      </w:r>
+    </w:p>
+    <w:p>
+      <w:pPr>
+        <w:numPr>
+          <w:ilvl w:val="0"/>
+          <w:numId w:val="8"/>
+        </w:numPr>
+        <w:spacing w:before="100" w:beforeAutospacing="1" w:after="100" w:afterAutospacing="1" w:line="240" w:lineRule="auto"/>
+        <w:rPr>
+          <w:rFonts w:ascii="Times New Roman" w:eastAsia="Times New Roman" w:hAnsi="Times New Roman" w:cs="Times New Roman"/>
+          <w:kern w:val="0"/>
+          <w:lang w:eastAsia="pt-BR"/>
+          <w14:ligatures w14:val="none"/>
+        </w:rPr>
+      </w:pPr>
+      <w:r>
+        <w:rPr>
+          <w:rFonts w:ascii="Times New Roman" w:eastAsia="Times New Roman" w:hAnsi="Times New Roman" w:cs="Times New Roman"/>
+          <w:kern w:val="0"/>
+          <w:lang w:eastAsia="pt-BR"/>
+          <w14:ligatures w14:val="none"/>
+        </w:rPr>
+        <w:t xml:space="preserve">Um </w:t>
+      </w:r>
+      <w:r>
+        <w:rPr>
+          <w:rFonts w:ascii="Times New Roman" w:eastAsia="Times New Roman" w:hAnsi="Times New Roman" w:cs="Times New Roman"/>
+          <w:b/>
+          <w:bCs/>
+          <w:kern w:val="0"/>
+          <w:lang w:eastAsia="pt-BR"/>
+          <w14:ligatures w14:val="none"/>
+        </w:rPr>
+        <w:t>Usuário</w:t>
+      </w:r>
+      <w:r>
+        <w:rPr>
+          <w:rFonts w:ascii="Times New Roman" w:eastAsia="Times New Roman" w:hAnsi="Times New Roman" w:cs="Times New Roman"/>
+          <w:kern w:val="0"/>
+          <w:lang w:eastAsia="pt-BR"/>
+          <w14:ligatures w14:val="none"/>
+        </w:rPr>
+        <w:t xml:space="preserve"> possui vários </w:t>
+      </w:r>
+      <w:r>
+        <w:rPr>
+          <w:rFonts w:ascii="Times New Roman" w:eastAsia="Times New Roman" w:hAnsi="Times New Roman" w:cs="Times New Roman"/>
+          <w:b/>
+          <w:bCs/>
+          <w:kern w:val="0"/>
+          <w:lang w:eastAsia="pt-BR"/>
+          <w14:ligatures w14:val="none"/>
+        </w:rPr>
+        <w:t>Endereços</w:t>
+      </w:r>
+      <w:r>
+        <w:rPr>
+          <w:rFonts w:ascii="Times New Roman" w:eastAsia="Times New Roman" w:hAnsi="Times New Roman" w:cs="Times New Roman"/>
+          <w:kern w:val="0"/>
+          <w:lang w:eastAsia="pt-BR"/>
+          <w14:ligatures w14:val="none"/>
+        </w:rPr>
+        <w:t xml:space="preserve">, vários </w:t>
+      </w:r>
+      <w:r>
+        <w:rPr>
+          <w:rFonts w:ascii="Times New Roman" w:eastAsia="Times New Roman" w:hAnsi="Times New Roman" w:cs="Times New Roman"/>
+          <w:b/>
+          <w:bCs/>
+          <w:kern w:val="0"/>
+          <w:lang w:eastAsia="pt-BR"/>
+          <w14:ligatures w14:val="none"/>
+        </w:rPr>
+        <w:t>Telefones</w:t>
+      </w:r>
+      <w:r>
+        <w:rPr>
+          <w:rFonts w:ascii="Times New Roman" w:eastAsia="Times New Roman" w:hAnsi="Times New Roman" w:cs="Times New Roman"/>
+          <w:kern w:val="0"/>
+          <w:lang w:eastAsia="pt-BR"/>
+          <w14:ligatures w14:val="none"/>
+        </w:rPr>
+        <w:t xml:space="preserve"> e vários </w:t>
+      </w:r>
+      <w:r>
+        <w:rPr>
+          <w:rFonts w:ascii="Times New Roman" w:eastAsia="Times New Roman" w:hAnsi="Times New Roman" w:cs="Times New Roman"/>
+          <w:b/>
+          <w:bCs/>
+          <w:kern w:val="0"/>
+          <w:lang w:eastAsia="pt-BR"/>
+          <w14:ligatures w14:val="none"/>
+        </w:rPr>
+        <w:t>Pets</w:t>
+      </w:r>
+    </w:p>
+    <w:p>
+      <w:pPr>
+        <w:numPr>
+          <w:ilvl w:val="0"/>
+          <w:numId w:val="8"/>
+        </w:numPr>
+        <w:spacing w:before="100" w:beforeAutospacing="1" w:after="100" w:afterAutospacing="1" w:line="240" w:lineRule="auto"/>
+        <w:rPr>
+          <w:rFonts w:ascii="Times New Roman" w:eastAsia="Times New Roman" w:hAnsi="Times New Roman" w:cs="Times New Roman"/>
+          <w:kern w:val="0"/>
+          <w:lang w:eastAsia="pt-BR"/>
+          <w14:ligatures w14:val="none"/>
+        </w:rPr>
+      </w:pPr>
+      <w:r>
+        <w:rPr>
+          <w:rFonts w:ascii="Times New Roman" w:eastAsia="Times New Roman" w:hAnsi="Times New Roman" w:cs="Times New Roman"/>
+          <w:kern w:val="0"/>
+          <w:lang w:eastAsia="pt-BR"/>
+          <w14:ligatures w14:val="none"/>
+        </w:rPr>
+        <w:t xml:space="preserve">Uma </w:t>
+      </w:r>
+      <w:r>
+        <w:rPr>
+          <w:rFonts w:ascii="Times New Roman" w:eastAsia="Times New Roman" w:hAnsi="Times New Roman" w:cs="Times New Roman"/>
+          <w:b/>
+          <w:bCs/>
+          <w:kern w:val="0"/>
+          <w:lang w:eastAsia="pt-BR"/>
+          <w14:ligatures w14:val="none"/>
+        </w:rPr>
+        <w:t>Espécie</w:t>
+      </w:r>
+      <w:r>
+        <w:rPr>
+          <w:rFonts w:ascii="Times New Roman" w:eastAsia="Times New Roman" w:hAnsi="Times New Roman" w:cs="Times New Roman"/>
+          <w:kern w:val="0"/>
+          <w:lang w:eastAsia="pt-BR"/>
+          <w14:ligatures w14:val="none"/>
+        </w:rPr>
+        <w:t xml:space="preserve"> possui várias </w:t>
+      </w:r>
+      <w:r>
+        <w:rPr>
+          <w:rFonts w:ascii="Times New Roman" w:eastAsia="Times New Roman" w:hAnsi="Times New Roman" w:cs="Times New Roman"/>
+          <w:b/>
+          <w:bCs/>
+          <w:kern w:val="0"/>
+          <w:lang w:eastAsia="pt-BR"/>
+          <w14:ligatures w14:val="none"/>
+        </w:rPr>
+        <w:t>Raças</w:t>
+      </w:r>
+      <w:r>
+        <w:rPr>
+          <w:rFonts w:ascii="Times New Roman" w:eastAsia="Times New Roman" w:hAnsi="Times New Roman" w:cs="Times New Roman"/>
+          <w:kern w:val="0"/>
+          <w:lang w:eastAsia="pt-BR"/>
+          <w14:ligatures w14:val="none"/>
+        </w:rPr>
+        <w:t xml:space="preserve"> e vários </w:t>
+      </w:r>
+      <w:r>
+        <w:rPr>
+          <w:rFonts w:ascii="Times New Roman" w:eastAsia="Times New Roman" w:hAnsi="Times New Roman" w:cs="Times New Roman"/>
+          <w:b/>
+          <w:bCs/>
+          <w:kern w:val="0"/>
+          <w:lang w:eastAsia="pt-BR"/>
+          <w14:ligatures w14:val="none"/>
+        </w:rPr>
+        <w:t>Pets</w:t>
+      </w:r>
+    </w:p>
+    <w:p>
+      <w:pPr>
+        <w:numPr>
+          <w:ilvl w:val="0"/>
+          <w:numId w:val="8"/>
+        </w:numPr>
+        <w:spacing w:before="100" w:beforeAutospacing="1" w:after="100" w:afterAutospacing="1" w:line="240" w:lineRule="auto"/>
+        <w:rPr>
+          <w:rFonts w:ascii="Times New Roman" w:eastAsia="Times New Roman" w:hAnsi="Times New Roman" w:cs="Times New Roman"/>
+          <w:kern w:val="0"/>
+          <w:lang w:eastAsia="pt-BR"/>
+          <w14:ligatures w14:val="none"/>
+        </w:rPr>
+      </w:pPr>
+      <w:r>
+        <w:rPr>
+          <w:rFonts w:ascii="Times New Roman" w:eastAsia="Times New Roman" w:hAnsi="Times New Roman" w:cs="Times New Roman"/>
+          <w:kern w:val="0"/>
+          <w:lang w:eastAsia="pt-BR"/>
+          <w14:ligatures w14:val="none"/>
+        </w:rPr>
+        <w:t xml:space="preserve">Um </w:t>
+      </w:r>
+      <w:r>
+        <w:rPr>
+          <w:rFonts w:ascii="Times New Roman" w:eastAsia="Times New Roman" w:hAnsi="Times New Roman" w:cs="Times New Roman"/>
+          <w:b/>
+          <w:bCs/>
+          <w:kern w:val="0"/>
+          <w:lang w:eastAsia="pt-BR"/>
+          <w14:ligatures w14:val="none"/>
+        </w:rPr>
+        <w:t>Pet</w:t>
+      </w:r>
+      <w:r>
+        <w:rPr>
+          <w:rFonts w:ascii="Times New Roman" w:eastAsia="Times New Roman" w:hAnsi="Times New Roman" w:cs="Times New Roman"/>
+          <w:kern w:val="0"/>
+          <w:lang w:eastAsia="pt-BR"/>
+          <w14:ligatures w14:val="none"/>
+        </w:rPr>
+        <w:t xml:space="preserve"> possui um </w:t>
+      </w:r>
+      <w:r>
+        <w:rPr>
+          <w:rFonts w:ascii="Times New Roman" w:eastAsia="Times New Roman" w:hAnsi="Times New Roman" w:cs="Times New Roman"/>
+          <w:b/>
+          <w:bCs/>
+          <w:kern w:val="0"/>
+          <w:lang w:eastAsia="pt-BR"/>
+          <w14:ligatures w14:val="none"/>
+        </w:rPr>
+        <w:t xml:space="preserve">Dispositivo </w:t>
+      </w:r>
+      <w:proofErr w:type="spellStart"/>
+      <w:r>
+        <w:rPr>
+          <w:rFonts w:ascii="Times New Roman" w:eastAsia="Times New Roman" w:hAnsi="Times New Roman" w:cs="Times New Roman"/>
+          <w:b/>
+          <w:bCs/>
+          <w:kern w:val="0"/>
+          <w:lang w:eastAsia="pt-BR"/>
+          <w14:ligatures w14:val="none"/>
+        </w:rPr>
+        <w:t>IoT</w:t>
+      </w:r>
+      <w:proofErr w:type="spellEnd"/>
+      <w:r>
+        <w:rPr>
+          <w:rFonts w:ascii="Times New Roman" w:eastAsia="Times New Roman" w:hAnsi="Times New Roman" w:cs="Times New Roman"/>
+          <w:kern w:val="0"/>
+          <w:lang w:eastAsia="pt-BR"/>
+          <w14:ligatures w14:val="none"/>
+        </w:rPr>
+        <w:t xml:space="preserve">, várias </w:t>
+      </w:r>
+      <w:r>
+        <w:rPr>
+          <w:rFonts w:ascii="Times New Roman" w:eastAsia="Times New Roman" w:hAnsi="Times New Roman" w:cs="Times New Roman"/>
+          <w:b/>
+          <w:bCs/>
+          <w:kern w:val="0"/>
+          <w:lang w:eastAsia="pt-BR"/>
+          <w14:ligatures w14:val="none"/>
+        </w:rPr>
+        <w:t xml:space="preserve">Leituras </w:t>
+      </w:r>
+      <w:proofErr w:type="spellStart"/>
+      <w:r>
+        <w:rPr>
+          <w:rFonts w:ascii="Times New Roman" w:eastAsia="Times New Roman" w:hAnsi="Times New Roman" w:cs="Times New Roman"/>
+          <w:b/>
+          <w:bCs/>
+          <w:kern w:val="0"/>
+          <w:lang w:eastAsia="pt-BR"/>
+          <w14:ligatures w14:val="none"/>
+        </w:rPr>
+        <w:t>IoT</w:t>
+      </w:r>
+      <w:proofErr w:type="spellEnd"/>
+      <w:r>
+        <w:rPr>
+          <w:rFonts w:ascii="Times New Roman" w:eastAsia="Times New Roman" w:hAnsi="Times New Roman" w:cs="Times New Roman"/>
+          <w:kern w:val="0"/>
+          <w:lang w:eastAsia="pt-BR"/>
+          <w14:ligatures w14:val="none"/>
+        </w:rPr>
+        <w:t xml:space="preserve">, vários </w:t>
+      </w:r>
+      <w:r>
+        <w:rPr>
+          <w:rFonts w:ascii="Times New Roman" w:eastAsia="Times New Roman" w:hAnsi="Times New Roman" w:cs="Times New Roman"/>
+          <w:b/>
+          <w:bCs/>
+          <w:kern w:val="0"/>
+          <w:lang w:eastAsia="pt-BR"/>
+          <w14:ligatures w14:val="none"/>
+        </w:rPr>
+        <w:t>Alertas</w:t>
+      </w:r>
+      <w:r>
+        <w:rPr>
+          <w:rFonts w:ascii="Times New Roman" w:eastAsia="Times New Roman" w:hAnsi="Times New Roman" w:cs="Times New Roman"/>
+          <w:kern w:val="0"/>
+          <w:lang w:eastAsia="pt-BR"/>
+          <w14:ligatures w14:val="none"/>
+        </w:rPr>
+        <w:t xml:space="preserve"> e vários </w:t>
+      </w:r>
+      <w:r>
+        <w:rPr>
+          <w:rFonts w:ascii="Times New Roman" w:eastAsia="Times New Roman" w:hAnsi="Times New Roman" w:cs="Times New Roman"/>
+          <w:b/>
+          <w:bCs/>
+          <w:kern w:val="0"/>
+          <w:lang w:eastAsia="pt-BR"/>
+          <w14:ligatures w14:val="none"/>
+        </w:rPr>
+        <w:t>Históricos Clínicos</w:t>
+      </w:r>
+    </w:p>
+    <w:p>
+      <w:pPr>
+        <w:numPr>
+          <w:ilvl w:val="0"/>
+          <w:numId w:val="8"/>
+        </w:numPr>
+        <w:spacing w:before="100" w:beforeAutospacing="1" w:after="100" w:afterAutospacing="1" w:line="240" w:lineRule="auto"/>
+        <w:rPr>
+          <w:rFonts w:ascii="Times New Roman" w:eastAsia="Times New Roman" w:hAnsi="Times New Roman" w:cs="Times New Roman"/>
+          <w:kern w:val="0"/>
+          <w:lang w:eastAsia="pt-BR"/>
+          <w14:ligatures w14:val="none"/>
+        </w:rPr>
+      </w:pPr>
+      <w:r>
+        <w:rPr>
+          <w:rFonts w:ascii="Times New Roman" w:eastAsia="Times New Roman" w:hAnsi="Times New Roman" w:cs="Times New Roman"/>
+          <w:kern w:val="0"/>
+          <w:lang w:eastAsia="pt-BR"/>
+          <w14:ligatures w14:val="none"/>
+        </w:rPr>
+        <w:t xml:space="preserve">Uma </w:t>
+      </w:r>
+      <w:r>
+        <w:rPr>
+          <w:rFonts w:ascii="Times New Roman" w:eastAsia="Times New Roman" w:hAnsi="Times New Roman" w:cs="Times New Roman"/>
+          <w:b/>
+          <w:bCs/>
+          <w:kern w:val="0"/>
+          <w:lang w:eastAsia="pt-BR"/>
+          <w14:ligatures w14:val="none"/>
+        </w:rPr>
+        <w:t>Clínica</w:t>
+      </w:r>
+      <w:r>
+        <w:rPr>
+          <w:rFonts w:ascii="Times New Roman" w:eastAsia="Times New Roman" w:hAnsi="Times New Roman" w:cs="Times New Roman"/>
+          <w:kern w:val="0"/>
+          <w:lang w:eastAsia="pt-BR"/>
+          <w14:ligatures w14:val="none"/>
+        </w:rPr>
+        <w:t xml:space="preserve"> possui vários </w:t>
+      </w:r>
+      <w:r>
+        <w:rPr>
+          <w:rFonts w:ascii="Times New Roman" w:eastAsia="Times New Roman" w:hAnsi="Times New Roman" w:cs="Times New Roman"/>
+          <w:b/>
+          <w:bCs/>
+          <w:kern w:val="0"/>
+          <w:lang w:eastAsia="pt-BR"/>
+          <w14:ligatures w14:val="none"/>
+        </w:rPr>
+        <w:t>Profissionais</w:t>
+      </w:r>
+    </w:p>
+    <w:p>
+      <w:pPr>
+        <w:numPr>
+          <w:ilvl w:val="0"/>
+          <w:numId w:val="8"/>
+        </w:numPr>
+        <w:spacing w:before="100" w:beforeAutospacing="1" w:after="100" w:afterAutospacing="1" w:line="240" w:lineRule="auto"/>
+        <w:rPr>
+          <w:rFonts w:ascii="Times New Roman" w:eastAsia="Times New Roman" w:hAnsi="Times New Roman" w:cs="Times New Roman"/>
+          <w:kern w:val="0"/>
+          <w:lang w:eastAsia="pt-BR"/>
+          <w14:ligatures w14:val="none"/>
+        </w:rPr>
+      </w:pPr>
+      <w:r>
+        <w:rPr>
+          <w:rFonts w:ascii="Times New Roman" w:eastAsia="Times New Roman" w:hAnsi="Times New Roman" w:cs="Times New Roman"/>
+          <w:kern w:val="0"/>
+          <w:lang w:eastAsia="pt-BR"/>
+          <w14:ligatures w14:val="none"/>
+        </w:rPr>
+        <w:t xml:space="preserve">Um </w:t>
+      </w:r>
+      <w:r>
+        <w:rPr>
+          <w:rFonts w:ascii="Times New Roman" w:eastAsia="Times New Roman" w:hAnsi="Times New Roman" w:cs="Times New Roman"/>
+          <w:b/>
+          <w:bCs/>
+          <w:kern w:val="0"/>
+          <w:lang w:eastAsia="pt-BR"/>
+          <w14:ligatures w14:val="none"/>
+        </w:rPr>
+        <w:t>Profissional</w:t>
+      </w:r>
+      <w:r>
+        <w:rPr>
+          <w:rFonts w:ascii="Times New Roman" w:eastAsia="Times New Roman" w:hAnsi="Times New Roman" w:cs="Times New Roman"/>
+          <w:kern w:val="0"/>
+          <w:lang w:eastAsia="pt-BR"/>
+          <w14:ligatures w14:val="none"/>
+        </w:rPr>
+        <w:t xml:space="preserve"> atende vários </w:t>
+      </w:r>
+      <w:r>
+        <w:rPr>
+          <w:rFonts w:ascii="Times New Roman" w:eastAsia="Times New Roman" w:hAnsi="Times New Roman" w:cs="Times New Roman"/>
+          <w:b/>
+          <w:bCs/>
+          <w:kern w:val="0"/>
+          <w:lang w:eastAsia="pt-BR"/>
+          <w14:ligatures w14:val="none"/>
+        </w:rPr>
+        <w:t>Históricos Clínicos</w:t>
+      </w:r>
+    </w:p>
+    <w:p>
+      <w:pPr>
+        <w:numPr>
+          <w:ilvl w:val="0"/>
+          <w:numId w:val="8"/>
+        </w:numPr>
+        <w:spacing w:before="100" w:beforeAutospacing="1" w:after="100" w:afterAutospacing="1" w:line="240" w:lineRule="auto"/>
+        <w:rPr>
+          <w:rFonts w:ascii="Times New Roman" w:eastAsia="Times New Roman" w:hAnsi="Times New Roman" w:cs="Times New Roman"/>
+          <w:kern w:val="0"/>
+          <w:lang w:eastAsia="pt-BR"/>
+          <w14:ligatures w14:val="none"/>
+        </w:rPr>
+      </w:pPr>
+      <w:r>
+        <w:rPr>
+          <w:rFonts w:ascii="Times New Roman" w:eastAsia="Times New Roman" w:hAnsi="Times New Roman" w:cs="Times New Roman"/>
+          <w:kern w:val="0"/>
+          <w:lang w:eastAsia="pt-BR"/>
+          <w14:ligatures w14:val="none"/>
+        </w:rPr>
+        <w:t xml:space="preserve">Um </w:t>
+      </w:r>
+      <w:r>
+        <w:rPr>
+          <w:rFonts w:ascii="Times New Roman" w:eastAsia="Times New Roman" w:hAnsi="Times New Roman" w:cs="Times New Roman"/>
+          <w:b/>
+          <w:bCs/>
+          <w:kern w:val="0"/>
+          <w:lang w:eastAsia="pt-BR"/>
+          <w14:ligatures w14:val="none"/>
+        </w:rPr>
+        <w:t>Tipo de Alerta</w:t>
+      </w:r>
+      <w:r>
+        <w:rPr>
+          <w:rFonts w:ascii="Times New Roman" w:eastAsia="Times New Roman" w:hAnsi="Times New Roman" w:cs="Times New Roman"/>
+          <w:kern w:val="0"/>
+          <w:lang w:eastAsia="pt-BR"/>
+          <w14:ligatures w14:val="none"/>
+        </w:rPr>
+        <w:t xml:space="preserve"> classifica vários </w:t>
+      </w:r>
+      <w:r>
+        <w:rPr>
+          <w:rFonts w:ascii="Times New Roman" w:eastAsia="Times New Roman" w:hAnsi="Times New Roman" w:cs="Times New Roman"/>
+          <w:b/>
+          <w:bCs/>
+          <w:kern w:val="0"/>
+          <w:lang w:eastAsia="pt-BR"/>
+          <w14:ligatures w14:val="none"/>
+        </w:rPr>
+        <w:t>Alertas Inteligente</w:t>
+      </w:r>
+    </w:p>
+    <w:p>
+      <w:pPr>
+        <w:rPr>
+          <w:rFonts w:ascii="Times New Roman" w:hAnsi="Times New Roman" w:cs="Times New Roman"/>
+          <w:b/>
+          <w:bCs/>
+        </w:rPr>
+      </w:pPr>
+      <w:r>
+        <w:rPr>
+          <w:rFonts w:ascii="Times New Roman" w:hAnsi="Times New Roman" w:cs="Times New Roman"/>
+          <w:b/>
+          <w:bCs/>
+        </w:rPr>
+        <w:t xml:space="preserve">2.3 Modelagem Lógica </w:t>
+      </w:r>
+      <w:r>
+        <w:rPr>
+          <w:rFonts w:ascii="Times New Roman" w:hAnsi="Times New Roman" w:cs="Times New Roman"/>
+          <w:b/>
+          <w:bCs/>
+        </w:rPr>
+        <w:t>e</w:t>
+      </w:r>
+      <w:r>
+        <w:rPr>
+          <w:rFonts w:ascii="Times New Roman" w:hAnsi="Times New Roman" w:cs="Times New Roman"/>
+          <w:b/>
+          <w:bCs/>
+        </w:rPr>
+        <w:t xml:space="preserve"> </w:t>
+      </w:r>
+      <w:proofErr w:type="spellStart"/>
+      <w:r>
+        <w:rPr>
+          <w:rFonts w:ascii="Times New Roman" w:hAnsi="Times New Roman" w:cs="Times New Roman"/>
+          <w:b/>
+          <w:bCs/>
+        </w:rPr>
+        <w:t>Relational</w:t>
+      </w:r>
+      <w:proofErr w:type="spellEnd"/>
+    </w:p>
+    <w:p>
+      <w:pPr>
         <w:ind w:firstLine="708"/>
         <w:rPr>
           <w:rFonts w:ascii="Times New Roman" w:hAnsi="Times New Roman" w:cs="Times New Roman"/>
@@ -1884,329 +5782,36 @@
         <w:rPr>
           <w:rFonts w:ascii="Times New Roman" w:hAnsi="Times New Roman" w:cs="Times New Roman"/>
         </w:rPr>
-        <w:t>É a identificação das informações essenciais que precisam ser armazenadas para que a solução funcione. É onde você descreve quais entidades existem no seu sistema e quais dados são importantes para cada uma.</w:t>
-      </w:r>
-    </w:p>
-    <w:p>
-      <w:pPr>
-        <w:rPr>
-          <w:rFonts w:ascii="Times New Roman" w:hAnsi="Times New Roman" w:cs="Times New Roman"/>
-          <w:b/>
-          <w:bCs/>
-        </w:rPr>
-      </w:pPr>
-      <w:r>
-        <w:rPr>
-          <w:rFonts w:ascii="Times New Roman" w:hAnsi="Times New Roman" w:cs="Times New Roman"/>
-          <w:b/>
-          <w:bCs/>
-        </w:rPr>
-        <w:t xml:space="preserve">2.2 Modelagem </w:t>
-      </w:r>
-      <w:r>
-        <w:rPr>
-          <w:rFonts w:ascii="Times New Roman" w:hAnsi="Times New Roman" w:cs="Times New Roman"/>
-          <w:b/>
-          <w:bCs/>
-        </w:rPr>
-        <w:t>descritiva</w:t>
-      </w:r>
-    </w:p>
-    <w:p>
-      <w:pPr>
-        <w:rPr>
-          <w:rFonts w:ascii="Times New Roman" w:hAnsi="Times New Roman" w:cs="Times New Roman"/>
-        </w:rPr>
-      </w:pPr>
-      <w:r>
-        <w:rPr>
-          <w:rFonts w:ascii="Times New Roman" w:hAnsi="Times New Roman" w:cs="Times New Roman"/>
-        </w:rPr>
-        <w:t>T_CLY_USUARIO</w:t>
-      </w:r>
-    </w:p>
-    <w:p>
-      <w:pPr>
-        <w:rPr>
-          <w:rFonts w:ascii="Times New Roman" w:hAnsi="Times New Roman" w:cs="Times New Roman"/>
-        </w:rPr>
-      </w:pPr>
-      <w:r>
-        <w:rPr>
-          <w:rFonts w:ascii="Times New Roman" w:hAnsi="Times New Roman" w:cs="Times New Roman"/>
-        </w:rPr>
-        <w:t>Armazena os dados do tutor/responsável pelo pet.</w:t>
-      </w:r>
-    </w:p>
-    <w:p>
-      <w:pPr>
-        <w:rPr>
-          <w:rFonts w:ascii="Times New Roman" w:hAnsi="Times New Roman" w:cs="Times New Roman"/>
-        </w:rPr>
-      </w:pPr>
-    </w:p>
-    <w:p>
-      <w:pPr>
-        <w:rPr>
-          <w:rFonts w:ascii="Times New Roman" w:hAnsi="Times New Roman" w:cs="Times New Roman"/>
-        </w:rPr>
-      </w:pPr>
-      <w:r>
-        <w:rPr>
-          <w:rFonts w:ascii="Times New Roman" w:hAnsi="Times New Roman" w:cs="Times New Roman"/>
-        </w:rPr>
-        <w:t>T_CLY_PET</w:t>
-      </w:r>
-    </w:p>
-    <w:p>
-      <w:pPr>
-        <w:rPr>
-          <w:rFonts w:ascii="Times New Roman" w:hAnsi="Times New Roman" w:cs="Times New Roman"/>
-        </w:rPr>
-      </w:pPr>
-      <w:r>
-        <w:rPr>
-          <w:rFonts w:ascii="Times New Roman" w:hAnsi="Times New Roman" w:cs="Times New Roman"/>
-        </w:rPr>
-        <w:t>Armazena os dados cadastrais do pet e se relaciona com o tutor.</w:t>
-      </w:r>
-    </w:p>
-    <w:p>
-      <w:pPr>
-        <w:rPr>
-          <w:rFonts w:ascii="Times New Roman" w:hAnsi="Times New Roman" w:cs="Times New Roman"/>
-        </w:rPr>
-      </w:pPr>
-    </w:p>
-    <w:p>
-      <w:pPr>
-        <w:rPr>
-          <w:rFonts w:ascii="Times New Roman" w:hAnsi="Times New Roman" w:cs="Times New Roman"/>
-        </w:rPr>
-      </w:pPr>
-      <w:r>
-        <w:rPr>
-          <w:rFonts w:ascii="Times New Roman" w:hAnsi="Times New Roman" w:cs="Times New Roman"/>
-        </w:rPr>
-        <w:t>T_CLY_HISTORICO_CLINICO</w:t>
-      </w:r>
-    </w:p>
-    <w:p>
-      <w:pPr>
-        <w:rPr>
-          <w:rFonts w:ascii="Times New Roman" w:hAnsi="Times New Roman" w:cs="Times New Roman"/>
-        </w:rPr>
-      </w:pPr>
-      <w:r>
-        <w:rPr>
-          <w:rFonts w:ascii="Times New Roman" w:hAnsi="Times New Roman" w:cs="Times New Roman"/>
-        </w:rPr>
-        <w:t>Armazena registros como vacinas, consultas, doenças, medicamentos, observações e exames.</w:t>
-      </w:r>
-    </w:p>
-    <w:p>
-      <w:pPr>
-        <w:rPr>
-          <w:rFonts w:ascii="Times New Roman" w:hAnsi="Times New Roman" w:cs="Times New Roman"/>
-        </w:rPr>
-      </w:pPr>
-    </w:p>
-    <w:p>
-      <w:pPr>
-        <w:rPr>
-          <w:rFonts w:ascii="Times New Roman" w:hAnsi="Times New Roman" w:cs="Times New Roman"/>
-        </w:rPr>
-      </w:pPr>
-      <w:r>
-        <w:rPr>
-          <w:rFonts w:ascii="Times New Roman" w:hAnsi="Times New Roman" w:cs="Times New Roman"/>
-        </w:rPr>
-        <w:t>T_CLY_DISPOSITIVO_IOT</w:t>
-      </w:r>
-    </w:p>
-    <w:p>
-      <w:pPr>
-        <w:rPr>
-          <w:rFonts w:ascii="Times New Roman" w:hAnsi="Times New Roman" w:cs="Times New Roman"/>
-        </w:rPr>
-      </w:pPr>
-      <w:r>
-        <w:rPr>
-          <w:rFonts w:ascii="Times New Roman" w:hAnsi="Times New Roman" w:cs="Times New Roman"/>
-        </w:rPr>
-        <w:t>Armazena o dispositivo vinculado ao pet e a leitura atual consolidada.</w:t>
-      </w:r>
-    </w:p>
-    <w:p>
-      <w:pPr>
-        <w:rPr>
-          <w:rFonts w:ascii="Times New Roman" w:hAnsi="Times New Roman" w:cs="Times New Roman"/>
-        </w:rPr>
-      </w:pPr>
-    </w:p>
-    <w:p>
-      <w:pPr>
-        <w:rPr>
-          <w:rFonts w:ascii="Times New Roman" w:hAnsi="Times New Roman" w:cs="Times New Roman"/>
-        </w:rPr>
-      </w:pPr>
-      <w:r>
-        <w:rPr>
-          <w:rFonts w:ascii="Times New Roman" w:hAnsi="Times New Roman" w:cs="Times New Roman"/>
-        </w:rPr>
-        <w:t>T_CLY_ALERTA_INTELIGENTE</w:t>
-      </w:r>
-    </w:p>
-    <w:p>
-      <w:pPr>
-        <w:rPr>
-          <w:rFonts w:ascii="Times New Roman" w:hAnsi="Times New Roman" w:cs="Times New Roman"/>
-          <w:b/>
-          <w:bCs/>
-        </w:rPr>
-      </w:pPr>
-      <w:r>
-        <w:rPr>
-          <w:rFonts w:ascii="Times New Roman" w:hAnsi="Times New Roman" w:cs="Times New Roman"/>
-        </w:rPr>
-        <w:t>Armazena os alertas gerados pelo sistema.</w:t>
-      </w:r>
-      <w:r>
-        <w:rPr>
-          <w:rFonts w:ascii="Times New Roman" w:hAnsi="Times New Roman" w:cs="Times New Roman"/>
-          <w:b/>
-          <w:bCs/>
-        </w:rPr>
-        <w:t xml:space="preserve"> </w:t>
-      </w:r>
-    </w:p>
-    <w:p>
-      <w:pPr>
-        <w:rPr>
-          <w:rFonts w:ascii="Times New Roman" w:hAnsi="Times New Roman" w:cs="Times New Roman"/>
-          <w:b/>
-          <w:bCs/>
-        </w:rPr>
-      </w:pPr>
-    </w:p>
-    <w:p>
-      <w:pPr>
-        <w:rPr>
-          <w:rFonts w:ascii="Times New Roman" w:hAnsi="Times New Roman" w:cs="Times New Roman"/>
-          <w:b/>
-          <w:bCs/>
-        </w:rPr>
-      </w:pPr>
-    </w:p>
-    <w:p>
-      <w:pPr>
-        <w:rPr>
-          <w:rFonts w:ascii="Times New Roman" w:hAnsi="Times New Roman" w:cs="Times New Roman"/>
-          <w:b/>
-          <w:bCs/>
-        </w:rPr>
-      </w:pPr>
-    </w:p>
-    <w:p>
-      <w:pPr>
-        <w:rPr>
-          <w:rFonts w:ascii="Times New Roman" w:hAnsi="Times New Roman" w:cs="Times New Roman"/>
-          <w:b/>
-          <w:bCs/>
-        </w:rPr>
-      </w:pPr>
-    </w:p>
-    <w:p>
-      <w:pPr>
-        <w:rPr>
-          <w:rFonts w:ascii="Times New Roman" w:hAnsi="Times New Roman" w:cs="Times New Roman"/>
-          <w:b/>
-          <w:bCs/>
-        </w:rPr>
-      </w:pPr>
-    </w:p>
-    <w:p>
-      <w:pPr>
-        <w:rPr>
-          <w:rFonts w:ascii="Times New Roman" w:hAnsi="Times New Roman" w:cs="Times New Roman"/>
-          <w:b/>
-          <w:bCs/>
-        </w:rPr>
-      </w:pPr>
-      <w:r>
-        <w:rPr>
-          <w:rFonts w:ascii="Times New Roman" w:hAnsi="Times New Roman" w:cs="Times New Roman"/>
-          <w:b/>
-          <w:bCs/>
-        </w:rPr>
-        <w:t xml:space="preserve">2.3 Modelagem Lógica </w:t>
-      </w:r>
-      <w:r>
-        <w:rPr>
-          <w:rFonts w:ascii="Times New Roman" w:hAnsi="Times New Roman" w:cs="Times New Roman"/>
-          <w:b/>
-          <w:bCs/>
-        </w:rPr>
-        <w:t>e</w:t>
-      </w:r>
-      <w:r>
-        <w:rPr>
-          <w:rFonts w:ascii="Times New Roman" w:hAnsi="Times New Roman" w:cs="Times New Roman"/>
-          <w:b/>
-          <w:bCs/>
-        </w:rPr>
-        <w:t xml:space="preserve"> </w:t>
+        <w:t xml:space="preserve">Modelo </w:t>
       </w:r>
       <w:proofErr w:type="spellStart"/>
       <w:r>
         <w:rPr>
           <w:rFonts w:ascii="Times New Roman" w:hAnsi="Times New Roman" w:cs="Times New Roman"/>
-          <w:b/>
-          <w:bCs/>
         </w:rPr>
         <w:t>Relational</w:t>
       </w:r>
       <w:proofErr w:type="spellEnd"/>
+      <w:r>
+        <w:rPr>
+          <w:rFonts w:ascii="Times New Roman" w:hAnsi="Times New Roman" w:cs="Times New Roman"/>
+        </w:rPr>
+        <w:t xml:space="preserve">: </w:t>
+      </w:r>
     </w:p>
     <w:p>
       <w:pPr>
         <w:ind w:firstLine="708"/>
-        <w:rPr>
-          <w:rFonts w:ascii="Times New Roman" w:hAnsi="Times New Roman" w:cs="Times New Roman"/>
-        </w:rPr>
-      </w:pPr>
-      <w:r>
-        <w:rPr>
-          <w:rFonts w:ascii="Times New Roman" w:hAnsi="Times New Roman" w:cs="Times New Roman"/>
-        </w:rPr>
-        <w:t xml:space="preserve">Modelo </w:t>
-      </w:r>
-      <w:proofErr w:type="spellStart"/>
-      <w:r>
-        <w:rPr>
-          <w:rFonts w:ascii="Times New Roman" w:hAnsi="Times New Roman" w:cs="Times New Roman"/>
-        </w:rPr>
-        <w:t>Relational</w:t>
-      </w:r>
-      <w:proofErr w:type="spellEnd"/>
-      <w:r>
-        <w:rPr>
-          <w:rFonts w:ascii="Times New Roman" w:hAnsi="Times New Roman" w:cs="Times New Roman"/>
-        </w:rPr>
-        <w:t xml:space="preserve">: </w:t>
-      </w:r>
-    </w:p>
-    <w:p>
-      <w:pPr>
-        <w:ind w:firstLine="708"/>
-      </w:pPr>
-      <w:r>
-        <w:lastRenderedPageBreak/>
+      </w:pPr>
+      <w:r>
+        <w:rPr>
+          <w:noProof/>
+        </w:rPr>
         <w:drawing>
-          <wp:inline distT="0" distB="0" distL="0" distR="0" wp14:anchorId="5C20CC6E" wp14:editId="73B77B8C">
-            <wp:extent cx="5400040" cy="3755390"/>
-            <wp:effectExtent l="0" t="0" r="0" b="0"/>
-            <wp:docPr id="1814006317" name="Imagem 2"/>
+          <wp:inline distT="0" distB="0" distL="0" distR="0" wp14:anchorId="358BF4C5" wp14:editId="717A6C7C">
+            <wp:extent cx="5218988" cy="3635375"/>
+            <wp:effectExtent l="0" t="0" r="1270" b="3175"/>
+            <wp:docPr id="2" name="Imagem 2"/>
             <wp:cNvGraphicFramePr>
               <a:graphicFrameLocks xmlns:a="http://schemas.openxmlformats.org/drawingml/2006/main" noChangeAspect="1"/>
             </wp:cNvGraphicFramePr>
@@ -2214,7 +5819,7 @@
               <a:graphicData uri="http://schemas.openxmlformats.org/drawingml/2006/picture">
                 <pic:pic xmlns:pic="http://schemas.openxmlformats.org/drawingml/2006/picture">
                   <pic:nvPicPr>
-                    <pic:cNvPr id="0" name="Picture 9"/>
+                    <pic:cNvPr id="0" name="Picture 3"/>
                     <pic:cNvPicPr>
                       <a:picLocks noChangeAspect="1" noChangeArrowheads="1"/>
                     </pic:cNvPicPr>
@@ -2235,15 +5840,12 @@
                   <pic:spPr bwMode="auto">
                     <a:xfrm>
                       <a:off x="0" y="0"/>
-                      <a:ext cx="5400040" cy="3755390"/>
+                      <a:ext cx="5223996" cy="3638863"/>
                     </a:xfrm>
                     <a:prstGeom prst="rect">
                       <a:avLst/>
                     </a:prstGeom>
                     <a:noFill/>
-                    <a:ln>
-                      <a:noFill/>
-                    </a:ln>
                   </pic:spPr>
                 </pic:pic>
               </a:graphicData>
@@ -2255,12 +5857,14 @@
     <w:p>
       <w:pPr>
         <w:ind w:firstLine="708"/>
+        <w:rPr>
+          <w:rFonts w:ascii="Times New Roman" w:hAnsi="Times New Roman" w:cs="Times New Roman"/>
+        </w:rPr>
       </w:pPr>
     </w:p>
     <w:p>
       <w:pPr>
         <w:ind w:firstLine="708"/>
-        <w:jc w:val="both"/>
         <w:rPr>
           <w:rFonts w:ascii="Times New Roman" w:hAnsi="Times New Roman" w:cs="Times New Roman"/>
         </w:rPr>
@@ -2270,6 +5874,46 @@
       <w:pPr>
         <w:ind w:firstLine="708"/>
         <w:rPr>
+          <w:rFonts w:ascii="Times New Roman" w:hAnsi="Times New Roman" w:cs="Times New Roman"/>
+        </w:rPr>
+      </w:pPr>
+    </w:p>
+    <w:p>
+      <w:pPr>
+        <w:ind w:firstLine="708"/>
+        <w:rPr>
+          <w:rFonts w:ascii="Times New Roman" w:hAnsi="Times New Roman" w:cs="Times New Roman"/>
+        </w:rPr>
+      </w:pPr>
+    </w:p>
+    <w:p>
+      <w:pPr>
+        <w:ind w:firstLine="708"/>
+        <w:rPr>
+          <w:rFonts w:ascii="Times New Roman" w:hAnsi="Times New Roman" w:cs="Times New Roman"/>
+        </w:rPr>
+      </w:pPr>
+    </w:p>
+    <w:p>
+      <w:pPr>
+        <w:ind w:firstLine="708"/>
+        <w:rPr>
+          <w:rFonts w:ascii="Times New Roman" w:hAnsi="Times New Roman" w:cs="Times New Roman"/>
+        </w:rPr>
+      </w:pPr>
+    </w:p>
+    <w:p>
+      <w:pPr>
+        <w:ind w:firstLine="708"/>
+        <w:rPr>
+          <w:rFonts w:ascii="Times New Roman" w:hAnsi="Times New Roman" w:cs="Times New Roman"/>
+        </w:rPr>
+      </w:pPr>
+    </w:p>
+    <w:p>
+      <w:pPr>
+        <w:ind w:firstLine="708"/>
+        <w:rPr>
           <w:noProof/>
         </w:rPr>
       </w:pPr>
@@ -2277,6 +5921,7 @@
         <w:rPr>
           <w:rFonts w:ascii="Times New Roman" w:hAnsi="Times New Roman" w:cs="Times New Roman"/>
         </w:rPr>
+        <w:lastRenderedPageBreak/>
         <w:t xml:space="preserve">Modelo </w:t>
       </w:r>
       <w:proofErr w:type="spellStart"/>
@@ -2308,11 +5953,14 @@
         <w:ind w:firstLine="708"/>
       </w:pPr>
       <w:r>
+        <w:rPr>
+          <w:noProof/>
+        </w:rPr>
         <w:drawing>
-          <wp:inline distT="0" distB="0" distL="0" distR="0" wp14:anchorId="7D8E5388" wp14:editId="13F39019">
-            <wp:extent cx="5400040" cy="3761740"/>
-            <wp:effectExtent l="0" t="0" r="0" b="0"/>
-            <wp:docPr id="423829172" name="Imagem 4"/>
+          <wp:inline distT="0" distB="0" distL="0" distR="0" wp14:anchorId="066A653A" wp14:editId="315B8CD4">
+            <wp:extent cx="3308350" cy="2304487"/>
+            <wp:effectExtent l="0" t="0" r="6350" b="635"/>
+            <wp:docPr id="3" name="Imagem 3"/>
             <wp:cNvGraphicFramePr>
               <a:graphicFrameLocks xmlns:a="http://schemas.openxmlformats.org/drawingml/2006/main" noChangeAspect="1"/>
             </wp:cNvGraphicFramePr>
@@ -2320,13 +5968,13 @@
               <a:graphicData uri="http://schemas.openxmlformats.org/drawingml/2006/picture">
                 <pic:pic xmlns:pic="http://schemas.openxmlformats.org/drawingml/2006/picture">
                   <pic:nvPicPr>
-                    <pic:cNvPr id="0" name="Picture 16"/>
+                    <pic:cNvPr id="0" name="Picture 4"/>
                     <pic:cNvPicPr>
                       <a:picLocks noChangeAspect="1" noChangeArrowheads="1"/>
                     </pic:cNvPicPr>
                   </pic:nvPicPr>
                   <pic:blipFill>
-                    <a:blip r:embed="rId7">
+                    <a:blip r:embed="rId7" cstate="print">
                       <a:extLst>
                         <a:ext uri="{28A0092B-C50C-407E-A947-70E740481C1C}">
                           <a14:useLocalDpi xmlns:a14="http://schemas.microsoft.com/office/drawing/2010/main" val="0"/>
@@ -2341,15 +5989,12 @@
                   <pic:spPr bwMode="auto">
                     <a:xfrm>
                       <a:off x="0" y="0"/>
-                      <a:ext cx="5400040" cy="3761740"/>
+                      <a:ext cx="3332871" cy="2321568"/>
                     </a:xfrm>
                     <a:prstGeom prst="rect">
                       <a:avLst/>
                     </a:prstGeom>
                     <a:noFill/>
-                    <a:ln>
-                      <a:noFill/>
-                    </a:ln>
                   </pic:spPr>
                 </pic:pic>
               </a:graphicData>
@@ -2361,254 +6006,85 @@
     <w:p/>
     <w:p>
       <w:pPr>
-        <w:rPr>
-          <w:rFonts w:ascii="Times New Roman" w:hAnsi="Times New Roman" w:cs="Times New Roman"/>
-          <w:b/>
-          <w:bCs/>
-        </w:rPr>
-      </w:pPr>
-      <w:r>
-        <w:rPr>
-          <w:rFonts w:ascii="Times New Roman" w:hAnsi="Times New Roman" w:cs="Times New Roman"/>
-          <w:b/>
-          <w:bCs/>
-        </w:rPr>
-        <w:lastRenderedPageBreak/>
-        <w:t>2.4</w:t>
-      </w:r>
-      <w:r>
-        <w:rPr>
-          <w:rFonts w:ascii="Times New Roman" w:hAnsi="Times New Roman" w:cs="Times New Roman"/>
-          <w:b/>
-          <w:bCs/>
-        </w:rPr>
-        <w:t xml:space="preserve"> </w:t>
-      </w:r>
-      <w:r>
-        <w:rPr>
-          <w:rFonts w:ascii="Times New Roman" w:hAnsi="Times New Roman" w:cs="Times New Roman"/>
-          <w:b/>
-          <w:bCs/>
-        </w:rPr>
-        <w:t>3FN</w:t>
-      </w:r>
-    </w:p>
-    <w:p>
-      <w:pPr>
-        <w:pStyle w:val="NormalWeb"/>
-      </w:pPr>
-      <w:r>
-        <w:t xml:space="preserve">O modelo foi estruturado para atender à </w:t>
-      </w:r>
-      <w:r>
-        <w:rPr>
-          <w:rStyle w:val="Forte"/>
-          <w:rFonts w:eastAsiaTheme="majorEastAsia"/>
-        </w:rPr>
-        <w:t>Terceira Forma Normal</w:t>
-      </w:r>
-      <w:r>
-        <w:t>, conforme exigido na disciplina de banco.</w:t>
-      </w:r>
-    </w:p>
-    <w:p/>
-    <w:p>
-      <w:pPr>
         <w:pStyle w:val="Ttulo2"/>
         <w:numPr>
           <w:ilvl w:val="0"/>
           <w:numId w:val="0"/>
         </w:numPr>
-        <w:ind w:left="576" w:hanging="576"/>
-      </w:pPr>
-      <w:r>
-        <w:t>Primeira Forma Normal — 1FN</w:t>
-      </w:r>
-    </w:p>
-    <w:p>
-      <w:pPr>
-        <w:pStyle w:val="NormalWeb"/>
-      </w:pPr>
-      <w:r>
-        <w:t>O modelo atende à 1FN porque todos os atributos armazenam valores atômicos, ou seja, cada campo guarda apenas uma informação por registro.</w:t>
-      </w:r>
-    </w:p>
-    <w:p>
-      <w:pPr>
-        <w:pStyle w:val="NormalWeb"/>
-      </w:pPr>
-      <w:r>
-        <w:t>Exemplos:</w:t>
-      </w:r>
-    </w:p>
-    <w:p>
-      <w:pPr>
-        <w:numPr>
-          <w:ilvl w:val="0"/>
-          <w:numId w:val="6"/>
-        </w:numPr>
-        <w:spacing w:before="100" w:beforeAutospacing="1" w:after="100" w:afterAutospacing="1" w:line="240" w:lineRule="auto"/>
-      </w:pPr>
-      <w:r>
-        <w:rPr>
-          <w:rStyle w:val="CdigoHTML"/>
-          <w:rFonts w:eastAsiaTheme="majorEastAsia"/>
-        </w:rPr>
-        <w:t>nome</w:t>
-      </w:r>
-      <w:r>
-        <w:t xml:space="preserve"> armazena apenas o nome. </w:t>
-      </w:r>
-    </w:p>
-    <w:p>
-      <w:pPr>
-        <w:numPr>
-          <w:ilvl w:val="0"/>
-          <w:numId w:val="6"/>
-        </w:numPr>
-        <w:spacing w:before="100" w:beforeAutospacing="1" w:after="100" w:afterAutospacing="1" w:line="240" w:lineRule="auto"/>
-      </w:pPr>
-      <w:proofErr w:type="spellStart"/>
-      <w:r>
-        <w:rPr>
-          <w:rStyle w:val="CdigoHTML"/>
-          <w:rFonts w:eastAsiaTheme="majorEastAsia"/>
-        </w:rPr>
-        <w:t>cpf</w:t>
-      </w:r>
-      <w:proofErr w:type="spellEnd"/>
-      <w:r>
-        <w:t xml:space="preserve"> armazena apenas o CPF. </w:t>
-      </w:r>
-    </w:p>
-    <w:p>
-      <w:pPr>
-        <w:numPr>
-          <w:ilvl w:val="0"/>
-          <w:numId w:val="6"/>
-        </w:numPr>
-        <w:spacing w:before="100" w:beforeAutospacing="1" w:after="100" w:afterAutospacing="1" w:line="240" w:lineRule="auto"/>
-      </w:pPr>
-      <w:proofErr w:type="spellStart"/>
-      <w:r>
-        <w:rPr>
-          <w:rStyle w:val="CdigoHTML"/>
-          <w:rFonts w:eastAsiaTheme="majorEastAsia"/>
-        </w:rPr>
-        <w:t>email</w:t>
-      </w:r>
-      <w:proofErr w:type="spellEnd"/>
-      <w:r>
-        <w:t xml:space="preserve"> armazena apenas o e-mail. </w:t>
-      </w:r>
-    </w:p>
-    <w:p>
-      <w:pPr>
-        <w:numPr>
-          <w:ilvl w:val="0"/>
-          <w:numId w:val="6"/>
-        </w:numPr>
-        <w:spacing w:before="100" w:beforeAutospacing="1" w:after="100" w:afterAutospacing="1" w:line="240" w:lineRule="auto"/>
-      </w:pPr>
-      <w:proofErr w:type="spellStart"/>
-      <w:r>
-        <w:rPr>
-          <w:rStyle w:val="CdigoHTML"/>
-          <w:rFonts w:eastAsiaTheme="majorEastAsia"/>
-        </w:rPr>
-        <w:t>especie</w:t>
-      </w:r>
-      <w:proofErr w:type="spellEnd"/>
-      <w:r>
-        <w:t xml:space="preserve"> armazena apenas a espécie. </w:t>
-      </w:r>
-    </w:p>
-    <w:p>
-      <w:pPr>
-        <w:numPr>
-          <w:ilvl w:val="0"/>
-          <w:numId w:val="6"/>
-        </w:numPr>
-        <w:spacing w:before="100" w:beforeAutospacing="1" w:after="100" w:afterAutospacing="1" w:line="240" w:lineRule="auto"/>
-      </w:pPr>
-      <w:proofErr w:type="spellStart"/>
-      <w:r>
-        <w:rPr>
-          <w:rStyle w:val="CdigoHTML"/>
-          <w:rFonts w:eastAsiaTheme="majorEastAsia"/>
-        </w:rPr>
-        <w:t>tipo_registro</w:t>
-      </w:r>
-      <w:proofErr w:type="spellEnd"/>
-      <w:r>
-        <w:t xml:space="preserve"> armazena apenas o tipo do registro clínico. </w:t>
-      </w:r>
-    </w:p>
-    <w:p>
-      <w:pPr>
-        <w:numPr>
-          <w:ilvl w:val="0"/>
-          <w:numId w:val="6"/>
-        </w:numPr>
-        <w:spacing w:before="100" w:beforeAutospacing="1" w:after="100" w:afterAutospacing="1" w:line="240" w:lineRule="auto"/>
-      </w:pPr>
-      <w:proofErr w:type="spellStart"/>
-      <w:r>
-        <w:rPr>
-          <w:rStyle w:val="CdigoHTML"/>
-          <w:rFonts w:eastAsiaTheme="majorEastAsia"/>
-        </w:rPr>
-        <w:t>nivel_risco</w:t>
-      </w:r>
-      <w:proofErr w:type="spellEnd"/>
-      <w:r>
-        <w:t xml:space="preserve"> armazena apenas o nível de risco. </w:t>
-      </w:r>
-    </w:p>
-    <w:p>
-      <w:pPr>
-        <w:pStyle w:val="NormalWeb"/>
-      </w:pPr>
-      <w:r>
-        <w:t>Não existem colunas com listas, grupos repetidos ou múltiplos valores no mesmo campo.</w:t>
-      </w:r>
-    </w:p>
-    <w:p/>
-    <w:p>
-      <w:pPr>
-        <w:pStyle w:val="Ttulo2"/>
+      </w:pPr>
+      <w:r>
+        <w:t>2.4 Normalização — 3FN</w:t>
+      </w:r>
+    </w:p>
+    <w:p>
+      <w:pPr>
+        <w:pStyle w:val="font-claude-response-body"/>
+      </w:pPr>
+      <w:r>
+        <w:t>O modelo foi estruturado para atender à Terceira Forma Normal, conforme exigido na disciplina. A normalização foi aplicada progressivamente, partindo da 1FN até a 3FN, eliminando redundâncias e dependências inadequadas entre os atributos.</w:t>
+      </w:r>
+    </w:p>
+    <w:p>
+      <w:r>
+        <w:pict w14:anchorId="220DB4F0">
+          <v:rect id="_x0000_i1101" style="width:0;height:1.5pt" o:hralign="center" o:hrstd="t" o:hr="t" fillcolor="#a0a0a0" stroked="f"/>
+        </w:pict>
+      </w:r>
+    </w:p>
+    <w:p>
+      <w:pPr>
+        <w:pStyle w:val="Ttulo3"/>
         <w:numPr>
           <w:ilvl w:val="0"/>
           <w:numId w:val="0"/>
         </w:numPr>
-        <w:ind w:left="576" w:hanging="576"/>
-      </w:pPr>
-      <w:r>
-        <w:t>Segunda Forma Normal — 2FN</w:t>
-      </w:r>
-    </w:p>
-    <w:p>
-      <w:pPr>
-        <w:pStyle w:val="NormalWeb"/>
-      </w:pPr>
-      <w:r>
-        <w:t>O modelo atende à 2FN porque todas as tabelas possuem chave primária simples, e todos os atributos não-chave dependem integralmente da chave primária da própria tabela.</w:t>
-      </w:r>
-    </w:p>
-    <w:p>
-      <w:pPr>
-        <w:pStyle w:val="NormalWeb"/>
-      </w:pPr>
-      <w:r>
-        <w:t>Exemplos:</w:t>
-      </w:r>
-    </w:p>
-    <w:p>
-      <w:pPr>
-        <w:pStyle w:val="NormalWeb"/>
-      </w:pPr>
-      <w:r>
-        <w:t xml:space="preserve">Na tabela </w:t>
+        <w:ind w:left="720" w:hanging="720"/>
+        <w:rPr>
+          <w:rStyle w:val="Forte"/>
+          <w:rFonts w:ascii="Times New Roman" w:hAnsi="Times New Roman" w:cs="Times New Roman"/>
+          <w:color w:val="auto"/>
+          <w:kern w:val="0"/>
+          <w:sz w:val="32"/>
+          <w:szCs w:val="32"/>
+          <w:lang w:eastAsia="pt-BR"/>
+          <w14:ligatures w14:val="none"/>
+        </w:rPr>
+      </w:pPr>
+      <w:r>
+        <w:rPr>
+          <w:rStyle w:val="Forte"/>
+          <w:rFonts w:ascii="Times New Roman" w:hAnsi="Times New Roman" w:cs="Times New Roman"/>
+          <w:color w:val="auto"/>
+          <w:kern w:val="0"/>
+          <w:sz w:val="32"/>
+          <w:szCs w:val="32"/>
+          <w:lang w:eastAsia="pt-BR"/>
+          <w14:ligatures w14:val="none"/>
+        </w:rPr>
+        <w:t>Primeira Forma Normal — 1FN</w:t>
+      </w:r>
+    </w:p>
+    <w:p>
+      <w:pPr>
+        <w:pStyle w:val="font-claude-response-body"/>
+      </w:pPr>
+      <w:r>
+        <w:t>Uma tabela está na 1FN quando todos os atributos armazenam valores atômicos, ou seja, cada campo guarda apenas uma informação por registro, sem grupos repetidos ou listas dentro de uma coluna.</w:t>
+      </w:r>
+    </w:p>
+    <w:p>
+      <w:pPr>
+        <w:pStyle w:val="font-claude-response-body"/>
+      </w:pPr>
+      <w:r>
+        <w:rPr>
+          <w:rStyle w:val="Forte"/>
+          <w:rFonts w:eastAsiaTheme="majorEastAsia"/>
+        </w:rPr>
+        <w:t>Problema identificado no modelo anterior:</w:t>
+      </w:r>
+      <w:r>
+        <w:t xml:space="preserve"> A tabela </w:t>
       </w:r>
       <w:r>
         <w:rPr>
@@ -2618,17 +6094,17 @@
         <w:t>T_CLY_USUARIO</w:t>
       </w:r>
       <w:r>
-        <w:t xml:space="preserve">, os campos </w:t>
+        <w:t xml:space="preserve"> possuía os campos </w:t>
       </w:r>
       <w:r>
         <w:rPr>
           <w:rStyle w:val="CdigoHTML"/>
           <w:rFonts w:eastAsiaTheme="majorEastAsia"/>
         </w:rPr>
-        <w:t>nome</w:t>
-      </w:r>
-      <w:r>
-        <w:t xml:space="preserve">, </w:t>
+        <w:t>telefone</w:t>
+      </w:r>
+      <w:r>
+        <w:t xml:space="preserve"> e </w:t>
       </w:r>
       <w:proofErr w:type="spellStart"/>
       <w:r>
@@ -2636,544 +6112,789 @@
           <w:rStyle w:val="CdigoHTML"/>
           <w:rFonts w:eastAsiaTheme="majorEastAsia"/>
         </w:rPr>
-        <w:t>cpf</w:t>
+        <w:t>endereco</w:t>
       </w:r>
       <w:proofErr w:type="spellEnd"/>
       <w:r>
-        <w:t xml:space="preserve">, </w:t>
-      </w:r>
-      <w:proofErr w:type="spellStart"/>
+        <w:t xml:space="preserve"> como colunas de texto simples dentro da própria tabela. Isso violava a 1FN pois um tutor pode ter mais de um telefone e mais de um endereço, o que exigiria múltiplos valores no mesmo campo ou duplicação de linhas.</w:t>
+      </w:r>
+    </w:p>
+    <w:p>
+      <w:pPr>
+        <w:pStyle w:val="font-claude-response-body"/>
+      </w:pPr>
+      <w:r>
+        <w:rPr>
+          <w:rStyle w:val="Forte"/>
+          <w:rFonts w:eastAsiaTheme="majorEastAsia"/>
+        </w:rPr>
+        <w:t>Como foi corrigido:</w:t>
+      </w:r>
+      <w:r>
+        <w:t xml:space="preserve"> Os dados de telefone e endereço foram extraídos para tabelas próprias:</w:t>
+      </w:r>
+    </w:p>
+    <w:p>
+      <w:pPr>
+        <w:pStyle w:val="font-claude-response-body"/>
+        <w:numPr>
+          <w:ilvl w:val="0"/>
+          <w:numId w:val="9"/>
+        </w:numPr>
+      </w:pPr>
       <w:r>
         <w:rPr>
           <w:rStyle w:val="CdigoHTML"/>
           <w:rFonts w:eastAsiaTheme="majorEastAsia"/>
         </w:rPr>
-        <w:t>email</w:t>
-      </w:r>
-      <w:proofErr w:type="spellEnd"/>
-      <w:r>
-        <w:t xml:space="preserve">, </w:t>
-      </w:r>
+        <w:t>T_CLY_TELEFONE_USUARIO</w:t>
+      </w:r>
+      <w:r>
+        <w:t xml:space="preserve"> — armazena múltiplos telefones por tutor</w:t>
+      </w:r>
+    </w:p>
+    <w:p>
+      <w:pPr>
+        <w:pStyle w:val="font-claude-response-body"/>
+        <w:numPr>
+          <w:ilvl w:val="0"/>
+          <w:numId w:val="9"/>
+        </w:numPr>
+      </w:pPr>
       <w:r>
         <w:rPr>
           <w:rStyle w:val="CdigoHTML"/>
           <w:rFonts w:eastAsiaTheme="majorEastAsia"/>
         </w:rPr>
-        <w:t>telefone</w:t>
-      </w:r>
-      <w:r>
-        <w:t xml:space="preserve"> e </w:t>
-      </w:r>
-      <w:proofErr w:type="spellStart"/>
+        <w:t>T_CLY_ENDERECO_USUARIO</w:t>
+      </w:r>
+      <w:r>
+        <w:t xml:space="preserve"> — armazena múltiplos endereços por tutor</w:t>
+      </w:r>
+    </w:p>
+    <w:p>
+      <w:pPr>
+        <w:pStyle w:val="font-claude-response-body"/>
+      </w:pPr>
+      <w:r>
+        <w:t>Após a correção, todos os atributos do modelo armazenam valores atômicos. Exemplos:</w:t>
+      </w:r>
+    </w:p>
+    <w:p>
+      <w:pPr>
+        <w:pStyle w:val="font-claude-response-body"/>
+        <w:numPr>
+          <w:ilvl w:val="0"/>
+          <w:numId w:val="10"/>
+        </w:numPr>
+      </w:pPr>
       <w:r>
         <w:rPr>
           <w:rStyle w:val="CdigoHTML"/>
           <w:rFonts w:eastAsiaTheme="majorEastAsia"/>
         </w:rPr>
-        <w:t>endereco</w:t>
-      </w:r>
-      <w:proofErr w:type="spellEnd"/>
-      <w:r>
-        <w:t xml:space="preserve"> dependem diretamente de </w:t>
-      </w:r>
-      <w:proofErr w:type="spellStart"/>
+        <w:t>NOME</w:t>
+      </w:r>
+      <w:r>
+        <w:t xml:space="preserve"> armazena apenas o nome do tutor</w:t>
+      </w:r>
+    </w:p>
+    <w:p>
+      <w:pPr>
+        <w:pStyle w:val="font-claude-response-body"/>
+        <w:numPr>
+          <w:ilvl w:val="0"/>
+          <w:numId w:val="10"/>
+        </w:numPr>
+      </w:pPr>
       <w:r>
         <w:rPr>
           <w:rStyle w:val="CdigoHTML"/>
           <w:rFonts w:eastAsiaTheme="majorEastAsia"/>
         </w:rPr>
-        <w:t>id_usuario</w:t>
-      </w:r>
-      <w:proofErr w:type="spellEnd"/>
-      <w:r>
-        <w:t>.</w:t>
-      </w:r>
-    </w:p>
-    <w:p>
-      <w:pPr>
-        <w:pStyle w:val="NormalWeb"/>
-      </w:pPr>
-      <w:r>
-        <w:t xml:space="preserve">Na tabela </w:t>
-      </w:r>
+        <w:t>CPF</w:t>
+      </w:r>
+      <w:r>
+        <w:t xml:space="preserve"> armazena apenas o CPF</w:t>
+      </w:r>
+    </w:p>
+    <w:p>
+      <w:pPr>
+        <w:pStyle w:val="font-claude-response-body"/>
+        <w:numPr>
+          <w:ilvl w:val="0"/>
+          <w:numId w:val="10"/>
+        </w:numPr>
+      </w:pPr>
       <w:r>
         <w:rPr>
           <w:rStyle w:val="CdigoHTML"/>
           <w:rFonts w:eastAsiaTheme="majorEastAsia"/>
         </w:rPr>
-        <w:t>T_CLY_PET</w:t>
-      </w:r>
-      <w:r>
-        <w:t xml:space="preserve">, os campos </w:t>
-      </w:r>
+        <w:t>EMAIL</w:t>
+      </w:r>
+      <w:r>
+        <w:t xml:space="preserve"> armazena apenas o e-mail</w:t>
+      </w:r>
+    </w:p>
+    <w:p>
+      <w:pPr>
+        <w:pStyle w:val="font-claude-response-body"/>
+        <w:numPr>
+          <w:ilvl w:val="0"/>
+          <w:numId w:val="10"/>
+        </w:numPr>
+      </w:pPr>
       <w:r>
         <w:rPr>
           <w:rStyle w:val="CdigoHTML"/>
           <w:rFonts w:eastAsiaTheme="majorEastAsia"/>
         </w:rPr>
-        <w:t>nome</w:t>
-      </w:r>
-      <w:r>
-        <w:t xml:space="preserve">, </w:t>
-      </w:r>
-      <w:proofErr w:type="spellStart"/>
+        <w:t>TIPO_REGISTRO</w:t>
+      </w:r>
+      <w:r>
+        <w:t xml:space="preserve"> armazena apenas o tipo do registro clínico</w:t>
+      </w:r>
+    </w:p>
+    <w:p>
+      <w:pPr>
+        <w:pStyle w:val="font-claude-response-body"/>
+        <w:numPr>
+          <w:ilvl w:val="0"/>
+          <w:numId w:val="10"/>
+        </w:numPr>
+      </w:pPr>
       <w:r>
         <w:rPr>
           <w:rStyle w:val="CdigoHTML"/>
           <w:rFonts w:eastAsiaTheme="majorEastAsia"/>
         </w:rPr>
-        <w:t>especie</w:t>
-      </w:r>
-      <w:proofErr w:type="spellEnd"/>
-      <w:r>
-        <w:t xml:space="preserve">, </w:t>
-      </w:r>
-      <w:proofErr w:type="spellStart"/>
-      <w:r>
-        <w:rPr>
-          <w:rStyle w:val="CdigoHTML"/>
-          <w:rFonts w:eastAsiaTheme="majorEastAsia"/>
-        </w:rPr>
-        <w:t>raca</w:t>
-      </w:r>
-      <w:proofErr w:type="spellEnd"/>
-      <w:r>
-        <w:t xml:space="preserve">, </w:t>
-      </w:r>
-      <w:r>
-        <w:rPr>
-          <w:rStyle w:val="CdigoHTML"/>
-          <w:rFonts w:eastAsiaTheme="majorEastAsia"/>
-        </w:rPr>
-        <w:t>peso</w:t>
-      </w:r>
-      <w:r>
-        <w:t xml:space="preserve">, </w:t>
-      </w:r>
-      <w:r>
-        <w:rPr>
-          <w:rStyle w:val="CdigoHTML"/>
-          <w:rFonts w:eastAsiaTheme="majorEastAsia"/>
-        </w:rPr>
-        <w:t>sexo</w:t>
-      </w:r>
-      <w:r>
-        <w:t xml:space="preserve">, </w:t>
-      </w:r>
-      <w:r>
-        <w:rPr>
-          <w:rStyle w:val="CdigoHTML"/>
-          <w:rFonts w:eastAsiaTheme="majorEastAsia"/>
-        </w:rPr>
-        <w:t>castrado</w:t>
-      </w:r>
-      <w:r>
-        <w:t xml:space="preserve"> e </w:t>
-      </w:r>
-      <w:r>
-        <w:rPr>
-          <w:rStyle w:val="CdigoHTML"/>
-          <w:rFonts w:eastAsiaTheme="majorEastAsia"/>
-        </w:rPr>
-        <w:t>porte</w:t>
-      </w:r>
-      <w:r>
-        <w:t xml:space="preserve"> dependem diretamente de </w:t>
-      </w:r>
-      <w:proofErr w:type="spellStart"/>
-      <w:r>
-        <w:rPr>
-          <w:rStyle w:val="CdigoHTML"/>
-          <w:rFonts w:eastAsiaTheme="majorEastAsia"/>
-        </w:rPr>
-        <w:t>id_pet</w:t>
-      </w:r>
-      <w:proofErr w:type="spellEnd"/>
-      <w:r>
-        <w:t>.</w:t>
-      </w:r>
-    </w:p>
-    <w:p>
-      <w:pPr>
-        <w:pStyle w:val="NormalWeb"/>
-      </w:pPr>
-      <w:r>
-        <w:t xml:space="preserve">Na tabela </w:t>
-      </w:r>
-      <w:r>
-        <w:rPr>
-          <w:rStyle w:val="CdigoHTML"/>
-          <w:rFonts w:eastAsiaTheme="majorEastAsia"/>
-        </w:rPr>
-        <w:t>T_CLY_ALERTA_INTELIGENTE</w:t>
-      </w:r>
-      <w:r>
-        <w:t xml:space="preserve">, os campos </w:t>
-      </w:r>
-      <w:proofErr w:type="spellStart"/>
-      <w:r>
-        <w:rPr>
-          <w:rStyle w:val="CdigoHTML"/>
-          <w:rFonts w:eastAsiaTheme="majorEastAsia"/>
-        </w:rPr>
-        <w:t>tipo_alerta</w:t>
-      </w:r>
-      <w:proofErr w:type="spellEnd"/>
-      <w:r>
-        <w:t xml:space="preserve">, </w:t>
-      </w:r>
-      <w:proofErr w:type="spellStart"/>
-      <w:r>
-        <w:rPr>
-          <w:rStyle w:val="CdigoHTML"/>
-          <w:rFonts w:eastAsiaTheme="majorEastAsia"/>
-        </w:rPr>
-        <w:t>nivel_risco</w:t>
-      </w:r>
-      <w:proofErr w:type="spellEnd"/>
-      <w:r>
-        <w:t xml:space="preserve">, </w:t>
-      </w:r>
-      <w:r>
-        <w:rPr>
-          <w:rStyle w:val="CdigoHTML"/>
-          <w:rFonts w:eastAsiaTheme="majorEastAsia"/>
-        </w:rPr>
-        <w:t>mensagem</w:t>
-      </w:r>
-      <w:r>
-        <w:t xml:space="preserve">, </w:t>
-      </w:r>
-      <w:proofErr w:type="spellStart"/>
-      <w:r>
-        <w:rPr>
-          <w:rStyle w:val="CdigoHTML"/>
-          <w:rFonts w:eastAsiaTheme="majorEastAsia"/>
-        </w:rPr>
-        <w:t>recomendacao</w:t>
-      </w:r>
-      <w:proofErr w:type="spellEnd"/>
-      <w:r>
-        <w:t xml:space="preserve">, </w:t>
-      </w:r>
-      <w:proofErr w:type="spellStart"/>
-      <w:r>
-        <w:rPr>
-          <w:rStyle w:val="CdigoHTML"/>
-          <w:rFonts w:eastAsiaTheme="majorEastAsia"/>
-        </w:rPr>
-        <w:t>dt_geracao</w:t>
-      </w:r>
-      <w:proofErr w:type="spellEnd"/>
-      <w:r>
-        <w:t xml:space="preserve"> e </w:t>
-      </w:r>
-      <w:r>
-        <w:rPr>
-          <w:rStyle w:val="CdigoHTML"/>
-          <w:rFonts w:eastAsiaTheme="majorEastAsia"/>
-        </w:rPr>
-        <w:t>status</w:t>
-      </w:r>
-      <w:r>
-        <w:t xml:space="preserve"> dependem diretamente de </w:t>
-      </w:r>
-      <w:proofErr w:type="spellStart"/>
-      <w:r>
-        <w:rPr>
-          <w:rStyle w:val="CdigoHTML"/>
-          <w:rFonts w:eastAsiaTheme="majorEastAsia"/>
-        </w:rPr>
-        <w:t>id_alerta</w:t>
-      </w:r>
-      <w:proofErr w:type="spellEnd"/>
-      <w:r>
-        <w:t>.</w:t>
-      </w:r>
-    </w:p>
-    <w:p>
-      <w:r>
-        <w:pict w14:anchorId="57E9BB8C">
-          <v:rect id="_x0000_i1025" style="width:0;height:1.5pt" o:hralign="center" o:hrstd="t" o:hr="t" fillcolor="#a0a0a0" stroked="f"/>
+        <w:t>NIVEL_RISCO</w:t>
+      </w:r>
+      <w:r>
+        <w:t xml:space="preserve"> armazena apenas o nível de risco do alerta</w:t>
+      </w:r>
+    </w:p>
+    <w:p>
+      <w:pPr>
+        <w:pStyle w:val="font-claude-response-body"/>
+      </w:pPr>
+      <w:r>
+        <w:lastRenderedPageBreak/>
+        <w:t>Não existem colunas com listas, grupos repetidos ou múltiplos valores no mesmo campo.</w:t>
+      </w:r>
+    </w:p>
+    <w:p>
+      <w:r>
+        <w:pict w14:anchorId="02E318A2">
+          <v:rect id="_x0000_i1102" style="width:0;height:1.5pt" o:hralign="center" o:hrstd="t" o:hr="t" fillcolor="#a0a0a0" stroked="f"/>
         </w:pict>
       </w:r>
     </w:p>
     <w:p>
       <w:pPr>
-        <w:pStyle w:val="Ttulo2"/>
+        <w:pStyle w:val="Ttulo3"/>
         <w:numPr>
           <w:ilvl w:val="0"/>
           <w:numId w:val="0"/>
         </w:numPr>
-        <w:ind w:left="576" w:hanging="576"/>
-      </w:pPr>
-      <w:r>
-        <w:lastRenderedPageBreak/>
-        <w:t xml:space="preserve"> Terceira Forma Normal — 3FN</w:t>
-      </w:r>
-    </w:p>
-    <w:p>
-      <w:pPr>
-        <w:pStyle w:val="NormalWeb"/>
-      </w:pPr>
-      <w:r>
-        <w:t>O modelo atende à 3FN porque não há dependências transitivas relevantes entre os atributos não-chave.</w:t>
-      </w:r>
-    </w:p>
-    <w:p>
-      <w:pPr>
-        <w:pStyle w:val="NormalWeb"/>
-      </w:pPr>
-      <w:r>
-        <w:t>Os dados foram separados por responsabilidade:</w:t>
-      </w:r>
-    </w:p>
-    <w:p>
-      <w:pPr>
+        <w:rPr>
+          <w:rStyle w:val="Forte"/>
+          <w:rFonts w:ascii="Times New Roman" w:hAnsi="Times New Roman" w:cs="Times New Roman"/>
+          <w:color w:val="auto"/>
+          <w:kern w:val="0"/>
+          <w:sz w:val="32"/>
+          <w:szCs w:val="32"/>
+          <w:lang w:eastAsia="pt-BR"/>
+          <w14:ligatures w14:val="none"/>
+        </w:rPr>
+      </w:pPr>
+      <w:r>
+        <w:rPr>
+          <w:rStyle w:val="Forte"/>
+          <w:rFonts w:ascii="Times New Roman" w:hAnsi="Times New Roman" w:cs="Times New Roman"/>
+          <w:color w:val="auto"/>
+          <w:kern w:val="0"/>
+          <w:sz w:val="32"/>
+          <w:szCs w:val="32"/>
+          <w:lang w:eastAsia="pt-BR"/>
+          <w14:ligatures w14:val="none"/>
+        </w:rPr>
+        <w:t>Segunda Forma Normal — 2FN</w:t>
+      </w:r>
+    </w:p>
+    <w:p>
+      <w:pPr>
+        <w:pStyle w:val="font-claude-response-body"/>
+      </w:pPr>
+      <w:r>
+        <w:t>Uma tabela está na 2FN quando está na 1FN e todos os atributos não-chave dependem integralmente da chave primária, sem dependências parciais.</w:t>
+      </w:r>
+    </w:p>
+    <w:p>
+      <w:pPr>
+        <w:pStyle w:val="font-claude-response-body"/>
+      </w:pPr>
+      <w:r>
+        <w:rPr>
+          <w:rStyle w:val="Forte"/>
+          <w:rFonts w:eastAsiaTheme="majorEastAsia"/>
+        </w:rPr>
+        <w:t>Problema identificado no modelo anterior:</w:t>
+      </w:r>
+      <w:r>
+        <w:t xml:space="preserve"> A tabela </w:t>
+      </w:r>
+      <w:r>
+        <w:rPr>
+          <w:rStyle w:val="CdigoHTML"/>
+          <w:rFonts w:eastAsiaTheme="majorEastAsia"/>
+        </w:rPr>
+        <w:t>T_CLY_PET</w:t>
+      </w:r>
+      <w:r>
+        <w:t xml:space="preserve"> armazenava os campos </w:t>
+      </w:r>
+      <w:proofErr w:type="spellStart"/>
+      <w:r>
+        <w:rPr>
+          <w:rStyle w:val="CdigoHTML"/>
+          <w:rFonts w:eastAsiaTheme="majorEastAsia"/>
+        </w:rPr>
+        <w:t>especie</w:t>
+      </w:r>
+      <w:proofErr w:type="spellEnd"/>
+      <w:r>
+        <w:t xml:space="preserve">, </w:t>
+      </w:r>
+      <w:proofErr w:type="spellStart"/>
+      <w:r>
+        <w:rPr>
+          <w:rStyle w:val="CdigoHTML"/>
+          <w:rFonts w:eastAsiaTheme="majorEastAsia"/>
+        </w:rPr>
+        <w:t>raca</w:t>
+      </w:r>
+      <w:proofErr w:type="spellEnd"/>
+      <w:r>
+        <w:t xml:space="preserve"> e </w:t>
+      </w:r>
+      <w:r>
+        <w:rPr>
+          <w:rStyle w:val="CdigoHTML"/>
+          <w:rFonts w:eastAsiaTheme="majorEastAsia"/>
+        </w:rPr>
+        <w:t>porte</w:t>
+      </w:r>
+      <w:r>
+        <w:t xml:space="preserve"> como texto livre diretamente na tabela. Isso criava dependência parcial: o significado de </w:t>
+      </w:r>
+      <w:proofErr w:type="spellStart"/>
+      <w:r>
+        <w:rPr>
+          <w:rStyle w:val="CdigoHTML"/>
+          <w:rFonts w:eastAsiaTheme="majorEastAsia"/>
+        </w:rPr>
+        <w:t>especie</w:t>
+      </w:r>
+      <w:proofErr w:type="spellEnd"/>
+      <w:r>
+        <w:t xml:space="preserve"> não dependia do pet específico, mas sim de um domínio externo. Se o nome de uma espécie precisasse ser corrigido, seria necessário atualizar todos os registros de pets que a utilizavam.</w:t>
+      </w:r>
+    </w:p>
+    <w:p>
+      <w:pPr>
+        <w:pStyle w:val="font-claude-response-body"/>
+      </w:pPr>
+      <w:r>
+        <w:rPr>
+          <w:rStyle w:val="Forte"/>
+          <w:rFonts w:eastAsiaTheme="majorEastAsia"/>
+        </w:rPr>
+        <w:t>Como foi corrigido:</w:t>
+      </w:r>
+      <w:r>
+        <w:t xml:space="preserve"> Os dados foram extraídos para tabelas de domínio próprias:</w:t>
+      </w:r>
+    </w:p>
+    <w:p>
+      <w:pPr>
+        <w:pStyle w:val="font-claude-response-body"/>
         <w:numPr>
           <w:ilvl w:val="0"/>
-          <w:numId w:val="7"/>
+          <w:numId w:val="11"/>
         </w:numPr>
-        <w:spacing w:before="100" w:beforeAutospacing="1" w:after="100" w:afterAutospacing="1" w:line="240" w:lineRule="auto"/>
-      </w:pPr>
-      <w:r>
-        <w:t xml:space="preserve">Dados do tutor ficam em </w:t>
-      </w:r>
+      </w:pPr>
       <w:r>
         <w:rPr>
           <w:rStyle w:val="CdigoHTML"/>
           <w:rFonts w:eastAsiaTheme="majorEastAsia"/>
         </w:rPr>
-        <w:t>T_CLY_USUARIO</w:t>
-      </w:r>
-      <w:r>
-        <w:t xml:space="preserve">. </w:t>
-      </w:r>
-    </w:p>
-    <w:p>
-      <w:pPr>
+        <w:t>T_CLY_ESPECIE</w:t>
+      </w:r>
+      <w:r>
+        <w:t xml:space="preserve"> — armazena as espécies disponíveis</w:t>
+      </w:r>
+    </w:p>
+    <w:p>
+      <w:pPr>
+        <w:pStyle w:val="font-claude-response-body"/>
         <w:numPr>
           <w:ilvl w:val="0"/>
-          <w:numId w:val="7"/>
+          <w:numId w:val="11"/>
         </w:numPr>
-        <w:spacing w:before="100" w:beforeAutospacing="1" w:after="100" w:afterAutospacing="1" w:line="240" w:lineRule="auto"/>
-      </w:pPr>
-      <w:r>
-        <w:t xml:space="preserve">Dados do pet ficam em </w:t>
-      </w:r>
+      </w:pPr>
       <w:r>
         <w:rPr>
           <w:rStyle w:val="CdigoHTML"/>
           <w:rFonts w:eastAsiaTheme="majorEastAsia"/>
         </w:rPr>
-        <w:t>T_CLY_PET</w:t>
-      </w:r>
-      <w:r>
-        <w:t xml:space="preserve">. </w:t>
-      </w:r>
-    </w:p>
-    <w:p>
-      <w:pPr>
+        <w:t>T_CLY_PORTE</w:t>
+      </w:r>
+      <w:r>
+        <w:t xml:space="preserve"> — armazena os portes disponíveis</w:t>
+      </w:r>
+    </w:p>
+    <w:p>
+      <w:pPr>
+        <w:pStyle w:val="font-claude-response-body"/>
         <w:numPr>
           <w:ilvl w:val="0"/>
-          <w:numId w:val="7"/>
+          <w:numId w:val="11"/>
         </w:numPr>
-        <w:spacing w:before="100" w:beforeAutospacing="1" w:after="100" w:afterAutospacing="1" w:line="240" w:lineRule="auto"/>
-      </w:pPr>
-      <w:r>
-        <w:t xml:space="preserve">Dados clínicos ficam em </w:t>
-      </w:r>
+      </w:pPr>
       <w:r>
         <w:rPr>
           <w:rStyle w:val="CdigoHTML"/>
           <w:rFonts w:eastAsiaTheme="majorEastAsia"/>
         </w:rPr>
-        <w:t>T_CLY_HISTORICO_CLINICO</w:t>
-      </w:r>
-      <w:r>
-        <w:t xml:space="preserve">. </w:t>
-      </w:r>
-    </w:p>
-    <w:p>
-      <w:pPr>
+        <w:t>T_CLY_RACA</w:t>
+      </w:r>
+      <w:r>
+        <w:t xml:space="preserve"> — armazena as raças vinculadas a cada espécie</w:t>
+      </w:r>
+    </w:p>
+    <w:p>
+      <w:pPr>
+        <w:pStyle w:val="font-claude-response-body"/>
+      </w:pPr>
+      <w:r>
+        <w:t xml:space="preserve">A tabela </w:t>
+      </w:r>
+      <w:r>
+        <w:rPr>
+          <w:rStyle w:val="CdigoHTML"/>
+          <w:rFonts w:eastAsiaTheme="majorEastAsia"/>
+        </w:rPr>
+        <w:t>T_CLY_PET</w:t>
+      </w:r>
+      <w:r>
+        <w:t xml:space="preserve"> passou a referenciar essas tabelas via chave estrangeira (</w:t>
+      </w:r>
+      <w:r>
+        <w:rPr>
+          <w:rStyle w:val="CdigoHTML"/>
+          <w:rFonts w:eastAsiaTheme="majorEastAsia"/>
+        </w:rPr>
+        <w:t>ID_ESPECIE</w:t>
+      </w:r>
+      <w:r>
+        <w:t xml:space="preserve">, </w:t>
+      </w:r>
+      <w:r>
+        <w:rPr>
+          <w:rStyle w:val="CdigoHTML"/>
+          <w:rFonts w:eastAsiaTheme="majorEastAsia"/>
+        </w:rPr>
+        <w:t>ID_RACA</w:t>
+      </w:r>
+      <w:r>
+        <w:t xml:space="preserve">, </w:t>
+      </w:r>
+      <w:r>
+        <w:rPr>
+          <w:rStyle w:val="CdigoHTML"/>
+          <w:rFonts w:eastAsiaTheme="majorEastAsia"/>
+        </w:rPr>
+        <w:t>ID_PORTE</w:t>
+      </w:r>
+      <w:r>
+        <w:t xml:space="preserve">), garantindo que todos os atributos não-chave dependam integralmente de </w:t>
+      </w:r>
+      <w:r>
+        <w:rPr>
+          <w:rStyle w:val="CdigoHTML"/>
+          <w:rFonts w:eastAsiaTheme="majorEastAsia"/>
+        </w:rPr>
+        <w:t>ID_PET</w:t>
+      </w:r>
+      <w:r>
+        <w:t>.</w:t>
+      </w:r>
+    </w:p>
+    <w:p>
+      <w:pPr>
+        <w:pStyle w:val="font-claude-response-body"/>
+      </w:pPr>
+      <w:r>
+        <w:t xml:space="preserve">Da mesma forma, a tabela </w:t>
+      </w:r>
+      <w:r>
+        <w:rPr>
+          <w:rStyle w:val="CdigoHTML"/>
+          <w:rFonts w:eastAsiaTheme="majorEastAsia"/>
+        </w:rPr>
+        <w:t>T_CLY_ALERTA_INTELIGENTE</w:t>
+      </w:r>
+      <w:r>
+        <w:t xml:space="preserve"> tinha o campo </w:t>
+      </w:r>
+      <w:proofErr w:type="spellStart"/>
+      <w:r>
+        <w:rPr>
+          <w:rStyle w:val="CdigoHTML"/>
+          <w:rFonts w:eastAsiaTheme="majorEastAsia"/>
+        </w:rPr>
+        <w:t>tipo_alerta</w:t>
+      </w:r>
+      <w:proofErr w:type="spellEnd"/>
+      <w:r>
+        <w:t xml:space="preserve"> como texto livre. Ele foi extraído para </w:t>
+      </w:r>
+      <w:r>
+        <w:rPr>
+          <w:rStyle w:val="CdigoHTML"/>
+          <w:rFonts w:eastAsiaTheme="majorEastAsia"/>
+        </w:rPr>
+        <w:t>T_CLY_TIPO_ALERTA</w:t>
+      </w:r>
+      <w:r>
+        <w:t xml:space="preserve">, e o alerta passou a referenciar o tipo via </w:t>
+      </w:r>
+      <w:r>
+        <w:rPr>
+          <w:rStyle w:val="CdigoHTML"/>
+          <w:rFonts w:eastAsiaTheme="majorEastAsia"/>
+        </w:rPr>
+        <w:t>ID_TIPO_ALERTA</w:t>
+      </w:r>
+      <w:r>
+        <w:t>.</w:t>
+      </w:r>
+    </w:p>
+    <w:p>
+      <w:pPr>
+        <w:pStyle w:val="font-claude-response-body"/>
+      </w:pPr>
+      <w:r>
+        <w:t>Após a correção, em todas as tabelas do modelo, cada atributo não-chave depende integralmente da chave primária da sua própria tabela.</w:t>
+      </w:r>
+    </w:p>
+    <w:p>
+      <w:r>
+        <w:pict w14:anchorId="5D34B03A">
+          <v:rect id="_x0000_i1103" style="width:0;height:1.5pt" o:hralign="center" o:hrstd="t" o:hr="t" fillcolor="#a0a0a0" stroked="f"/>
+        </w:pict>
+      </w:r>
+    </w:p>
+    <w:p>
+      <w:pPr>
+        <w:pStyle w:val="Ttulo3"/>
         <w:numPr>
           <w:ilvl w:val="0"/>
-          <w:numId w:val="7"/>
+          <w:numId w:val="0"/>
         </w:numPr>
-        <w:spacing w:before="100" w:beforeAutospacing="1" w:after="100" w:afterAutospacing="1" w:line="240" w:lineRule="auto"/>
-      </w:pPr>
-      <w:r>
-        <w:t xml:space="preserve">Dados do dispositivo ficam em </w:t>
+        <w:rPr>
+          <w:rStyle w:val="Forte"/>
+          <w:rFonts w:ascii="Times New Roman" w:hAnsi="Times New Roman" w:cs="Times New Roman"/>
+          <w:color w:val="auto"/>
+          <w:kern w:val="0"/>
+          <w:sz w:val="32"/>
+          <w:szCs w:val="32"/>
+          <w:lang w:eastAsia="pt-BR"/>
+          <w14:ligatures w14:val="none"/>
+        </w:rPr>
+      </w:pPr>
+      <w:r>
+        <w:rPr>
+          <w:rStyle w:val="Forte"/>
+          <w:rFonts w:ascii="Times New Roman" w:hAnsi="Times New Roman" w:cs="Times New Roman"/>
+          <w:color w:val="auto"/>
+          <w:kern w:val="0"/>
+          <w:sz w:val="32"/>
+          <w:szCs w:val="32"/>
+          <w:lang w:eastAsia="pt-BR"/>
+          <w14:ligatures w14:val="none"/>
+        </w:rPr>
+        <w:t>Terceira Forma Normal — 3FN</w:t>
+      </w:r>
+    </w:p>
+    <w:p>
+      <w:pPr>
+        <w:pStyle w:val="font-claude-response-body"/>
+      </w:pPr>
+      <w:r>
+        <w:t>Uma tabela está na 3FN quando está na 2FN e não existem dependências transitivas entre atributos não-chave, ou seja, nenhum atributo não-chave depende de outro atributo não-chave.</w:t>
+      </w:r>
+    </w:p>
+    <w:p>
+      <w:pPr>
+        <w:pStyle w:val="font-claude-response-body"/>
+      </w:pPr>
+      <w:r>
+        <w:rPr>
+          <w:rStyle w:val="Forte"/>
+          <w:rFonts w:eastAsiaTheme="majorEastAsia"/>
+        </w:rPr>
+        <w:t>Problema identificado no modelo anterior:</w:t>
+      </w:r>
+      <w:r>
+        <w:t xml:space="preserve"> A tabela </w:t>
       </w:r>
       <w:r>
         <w:rPr>
           <w:rStyle w:val="CdigoHTML"/>
           <w:rFonts w:eastAsiaTheme="majorEastAsia"/>
         </w:rPr>
-        <w:t>T_CLY_DISPOSITIVO_IOT</w:t>
-      </w:r>
-      <w:r>
-        <w:t xml:space="preserve">. </w:t>
-      </w:r>
-    </w:p>
-    <w:p>
-      <w:pPr>
+        <w:t>T_CLY_HISTORICO_CLINICO</w:t>
+      </w:r>
+      <w:r>
+        <w:t xml:space="preserve"> possuía o campo </w:t>
+      </w:r>
+      <w:proofErr w:type="spellStart"/>
+      <w:r>
+        <w:rPr>
+          <w:rStyle w:val="CdigoHTML"/>
+          <w:rFonts w:eastAsiaTheme="majorEastAsia"/>
+        </w:rPr>
+        <w:t>profissional_clinica</w:t>
+      </w:r>
+      <w:proofErr w:type="spellEnd"/>
+      <w:r>
+        <w:t xml:space="preserve"> como texto livre, armazenando o nome do profissional e da clínica numa única </w:t>
+      </w:r>
+      <w:proofErr w:type="spellStart"/>
+      <w:r>
+        <w:t>string</w:t>
+      </w:r>
+      <w:proofErr w:type="spellEnd"/>
+      <w:r>
+        <w:t>. Isso criava uma dependência transitiva: o nome da clínica dependia do nome do profissional, e não diretamente do histórico clínico. Se um profissional mudasse de clínica, todos os registros históricos precisariam ser atualizados.</w:t>
+      </w:r>
+    </w:p>
+    <w:p>
+      <w:pPr>
+        <w:pStyle w:val="font-claude-response-body"/>
+      </w:pPr>
+      <w:r>
+        <w:rPr>
+          <w:rStyle w:val="Forte"/>
+          <w:rFonts w:eastAsiaTheme="majorEastAsia"/>
+        </w:rPr>
+        <w:t>Como foi corrigido:</w:t>
+      </w:r>
+      <w:r>
+        <w:t xml:space="preserve"> Os dados foram extraídos para tabelas próprias:</w:t>
+      </w:r>
+    </w:p>
+    <w:p>
+      <w:pPr>
+        <w:pStyle w:val="font-claude-response-body"/>
         <w:numPr>
           <w:ilvl w:val="0"/>
-          <w:numId w:val="7"/>
+          <w:numId w:val="12"/>
         </w:numPr>
-        <w:spacing w:before="100" w:beforeAutospacing="1" w:after="100" w:afterAutospacing="1" w:line="240" w:lineRule="auto"/>
-      </w:pPr>
-      <w:r>
-        <w:t xml:space="preserve">Dados dos alertas ficam em </w:t>
-      </w:r>
+      </w:pPr>
       <w:r>
         <w:rPr>
           <w:rStyle w:val="CdigoHTML"/>
           <w:rFonts w:eastAsiaTheme="majorEastAsia"/>
         </w:rPr>
-        <w:t>T_CLY_ALERTA_INTELIGENTE</w:t>
-      </w:r>
-      <w:r>
-        <w:t xml:space="preserve">. </w:t>
-      </w:r>
-    </w:p>
-    <w:p>
-      <w:pPr>
-        <w:pStyle w:val="NormalWeb"/>
-      </w:pPr>
-      <w:r>
-        <w:t>As tabelas filhas não repetem dados das tabelas pai. Elas armazenam apenas as chaves estrangeiras necessárias.</w:t>
-      </w:r>
-    </w:p>
-    <w:p>
-      <w:pPr>
-        <w:pStyle w:val="NormalWeb"/>
-      </w:pPr>
-      <w:r>
-        <w:t>Exemplo:</w:t>
-      </w:r>
-    </w:p>
-    <w:p>
-      <w:pPr>
-        <w:pStyle w:val="NormalWeb"/>
-      </w:pPr>
-      <w:r>
-        <w:t xml:space="preserve">A tabela </w:t>
-      </w:r>
+        <w:lastRenderedPageBreak/>
+        <w:t>T_CLY_CLINICA</w:t>
+      </w:r>
+      <w:r>
+        <w:t xml:space="preserve"> — armazena os dados da clínica</w:t>
+      </w:r>
+    </w:p>
+    <w:p>
+      <w:pPr>
+        <w:pStyle w:val="font-claude-response-body"/>
+        <w:numPr>
+          <w:ilvl w:val="0"/>
+          <w:numId w:val="12"/>
+        </w:numPr>
+      </w:pPr>
       <w:r>
         <w:rPr>
           <w:rStyle w:val="CdigoHTML"/>
           <w:rFonts w:eastAsiaTheme="majorEastAsia"/>
         </w:rPr>
-        <w:t>T_CLY_ALERTA_INTELIGENTE</w:t>
-      </w:r>
-      <w:r>
-        <w:t xml:space="preserve"> não repete o nome do pet, o nome do tutor ou o e-mail do tutor. Ela armazena apenas </w:t>
-      </w:r>
-      <w:proofErr w:type="spellStart"/>
+        <w:t>T_CLY_PROFISSIONAL</w:t>
+      </w:r>
+      <w:r>
+        <w:t xml:space="preserve"> — armazena os dados do profissional vinculado à clínica</w:t>
+      </w:r>
+    </w:p>
+    <w:p>
+      <w:pPr>
+        <w:pStyle w:val="font-claude-response-body"/>
+      </w:pPr>
+      <w:r>
+        <w:t xml:space="preserve">A tabela </w:t>
+      </w:r>
       <w:r>
         <w:rPr>
           <w:rStyle w:val="CdigoHTML"/>
           <w:rFonts w:eastAsiaTheme="majorEastAsia"/>
         </w:rPr>
-        <w:t>id_pet</w:t>
-      </w:r>
-      <w:proofErr w:type="spellEnd"/>
-      <w:r>
-        <w:t xml:space="preserve">. Quando essas informações forem necessárias, podem ser obtidas por meio de </w:t>
+        <w:t>T_CLY_HISTORICO_CLINICO</w:t>
+      </w:r>
+      <w:r>
+        <w:t xml:space="preserve"> passou a referenciar o profissional via </w:t>
       </w:r>
       <w:r>
         <w:rPr>
           <w:rStyle w:val="CdigoHTML"/>
           <w:rFonts w:eastAsiaTheme="majorEastAsia"/>
         </w:rPr>
-        <w:t>JOIN</w:t>
-      </w:r>
-      <w:r>
-        <w:t>.</w:t>
-      </w:r>
-    </w:p>
-    <w:p>
-      <w:pPr>
-        <w:pStyle w:val="NormalWeb"/>
-      </w:pPr>
-      <w:r>
-        <w:t xml:space="preserve">Da mesma forma, a tabela </w:t>
+        <w:t>ID_PROFISSIONAL</w:t>
+      </w:r>
+      <w:r>
+        <w:t xml:space="preserve">, e o profissional </w:t>
+      </w:r>
+      <w:proofErr w:type="spellStart"/>
+      <w:r>
+        <w:t>referencia</w:t>
+      </w:r>
+      <w:proofErr w:type="spellEnd"/>
+      <w:r>
+        <w:t xml:space="preserve"> a clínica via </w:t>
       </w:r>
       <w:r>
         <w:rPr>
           <w:rStyle w:val="CdigoHTML"/>
           <w:rFonts w:eastAsiaTheme="majorEastAsia"/>
         </w:rPr>
-        <w:t>T_CLY_HISTORICO_CLINICO</w:t>
-      </w:r>
-      <w:r>
-        <w:t xml:space="preserve"> não repete os dados cadastrais do pet. Ela </w:t>
-      </w:r>
-      <w:proofErr w:type="spellStart"/>
-      <w:r>
-        <w:t>referencia</w:t>
-      </w:r>
-      <w:proofErr w:type="spellEnd"/>
-      <w:r>
-        <w:t xml:space="preserve"> o pet por meio de </w:t>
-      </w:r>
-      <w:proofErr w:type="spellStart"/>
+        <w:t>ID_CLINICA</w:t>
+      </w:r>
+      <w:r>
+        <w:t>. Dessa forma, nenhum atributo não-chave depende de outro atributo não-chave.</w:t>
+      </w:r>
+    </w:p>
+    <w:p>
+      <w:pPr>
+        <w:pStyle w:val="font-claude-response-body"/>
+      </w:pPr>
+      <w:r>
+        <w:t>O mesmo princípio foi aplicado à localização dos endereços. O campo de cidade e estado foram extraídos para:</w:t>
+      </w:r>
+    </w:p>
+    <w:p>
+      <w:pPr>
+        <w:pStyle w:val="font-claude-response-body"/>
+        <w:numPr>
+          <w:ilvl w:val="0"/>
+          <w:numId w:val="13"/>
+        </w:numPr>
+      </w:pPr>
       <w:r>
         <w:rPr>
           <w:rStyle w:val="CdigoHTML"/>
           <w:rFonts w:eastAsiaTheme="majorEastAsia"/>
         </w:rPr>
-        <w:t>id_pet</w:t>
+        <w:t>T_CLY_ESTADO</w:t>
+      </w:r>
+      <w:r>
+        <w:t xml:space="preserve"> — armazena os estados</w:t>
+      </w:r>
+    </w:p>
+    <w:p>
+      <w:pPr>
+        <w:pStyle w:val="font-claude-response-body"/>
+        <w:numPr>
+          <w:ilvl w:val="0"/>
+          <w:numId w:val="13"/>
+        </w:numPr>
+      </w:pPr>
+      <w:r>
+        <w:rPr>
+          <w:rStyle w:val="CdigoHTML"/>
+          <w:rFonts w:eastAsiaTheme="majorEastAsia"/>
+        </w:rPr>
+        <w:t>T_CLY_CIDADE</w:t>
+      </w:r>
+      <w:r>
+        <w:t xml:space="preserve"> — armazena as cidades vinculadas ao estado</w:t>
+      </w:r>
+    </w:p>
+    <w:p>
+      <w:pPr>
+        <w:pStyle w:val="font-claude-response-body"/>
+      </w:pPr>
+      <w:r>
+        <w:t xml:space="preserve">Assim, o endereço do tutor não armazena o nome do estado diretamente. Ele </w:t>
+      </w:r>
+      <w:proofErr w:type="spellStart"/>
+      <w:r>
+        <w:t>referencia</w:t>
       </w:r>
       <w:proofErr w:type="spellEnd"/>
       <w:r>
-        <w:t>.</w:t>
-      </w:r>
-    </w:p>
-    <w:p>
-      <w:pPr>
-        <w:pStyle w:val="NormalWeb"/>
-      </w:pPr>
-      <w:r>
-        <w:t xml:space="preserve">Isso reduz redundância, evita </w:t>
-      </w:r>
-      <w:r>
-        <w:rPr>
-          <w:u w:val="single"/>
-        </w:rPr>
-        <w:t>inconsistências</w:t>
-      </w:r>
-      <w:r>
-        <w:t xml:space="preserve"> e mantém o modelo organizado.</w:t>
-      </w:r>
-    </w:p>
-    <w:p>
-      <w:pPr>
-        <w:ind w:firstLine="576"/>
-        <w:rPr>
-          <w:rFonts w:ascii="Times New Roman" w:hAnsi="Times New Roman" w:cs="Times New Roman"/>
-        </w:rPr>
-      </w:pPr>
-    </w:p>
-    <w:p>
-      <w:pPr>
-        <w:ind w:firstLine="576"/>
-        <w:rPr>
-          <w:rFonts w:ascii="Times New Roman" w:hAnsi="Times New Roman" w:cs="Times New Roman"/>
-        </w:rPr>
-      </w:pPr>
-    </w:p>
-    <w:p>
-      <w:pPr>
-        <w:ind w:firstLine="576"/>
-        <w:rPr>
-          <w:rFonts w:ascii="Times New Roman" w:hAnsi="Times New Roman" w:cs="Times New Roman"/>
-        </w:rPr>
-      </w:pPr>
-    </w:p>
-    <w:p/>
+        <w:t xml:space="preserve"> a cidade via </w:t>
+      </w:r>
+      <w:r>
+        <w:rPr>
+          <w:rStyle w:val="CdigoHTML"/>
+          <w:rFonts w:eastAsiaTheme="majorEastAsia"/>
+        </w:rPr>
+        <w:t>COD_CIDADE</w:t>
+      </w:r>
+      <w:r>
+        <w:t xml:space="preserve">, e a cidade </w:t>
+      </w:r>
+      <w:proofErr w:type="spellStart"/>
+      <w:r>
+        <w:t>referencia</w:t>
+      </w:r>
+      <w:proofErr w:type="spellEnd"/>
+      <w:r>
+        <w:t xml:space="preserve"> o estado via </w:t>
+      </w:r>
+      <w:r>
+        <w:rPr>
+          <w:rStyle w:val="CdigoHTML"/>
+          <w:rFonts w:eastAsiaTheme="majorEastAsia"/>
+        </w:rPr>
+        <w:t>COD_ESTADO</w:t>
+      </w:r>
+      <w:r>
+        <w:t>. Não há dependência transitiva.</w:t>
+      </w:r>
+    </w:p>
+    <w:p>
+      <w:pPr>
+        <w:pStyle w:val="font-claude-response-body"/>
+      </w:pPr>
+      <w:r>
+        <w:rPr>
+          <w:rStyle w:val="Forte"/>
+          <w:rFonts w:eastAsiaTheme="majorEastAsia"/>
+        </w:rPr>
+        <w:t>Resultado final:</w:t>
+      </w:r>
+      <w:r>
+        <w:t xml:space="preserve"> Após a aplicação das três formas normais, o modelo ficou com 17 tabelas, cada uma com responsabilidade única e bem definida. Nenhuma tabela repete dados de outra. As informações são obtidas por meio de </w:t>
+      </w:r>
+      <w:proofErr w:type="spellStart"/>
+      <w:r>
+        <w:t>JOINs</w:t>
+      </w:r>
+      <w:proofErr w:type="spellEnd"/>
+      <w:r>
+        <w:t xml:space="preserve"> quando necessário, garantindo consistência, eliminando redundância e facilitando a manutenção do banco de dados.</w:t>
+      </w:r>
+    </w:p>
     <w:p/>
     <w:sectPr>
       <w:pgSz w:w="11906" w:h="16838"/>
@@ -3186,7 +6907,7 @@
 </file>
 
 <file path=word/numbering.xml><?xml version="1.0" encoding="utf-8"?>
-<w:numbering xmlns:wpc="http://schemas.microsoft.com/office/word/2010/wordprocessingCanvas" xmlns:cx="http://schemas.microsoft.com/office/drawing/2014/chartex" xmlns:cx1="http://schemas.microsoft.com/office/drawing/2015/9/8/chartex" xmlns:cx2="http://schemas.microsoft.com/office/drawing/2015/10/21/chartex" xmlns:cx3="http://schemas.microsoft.com/office/drawing/2016/5/9/chartex" xmlns:cx4="http://schemas.microsoft.com/office/drawing/2016/5/10/chartex" xmlns:cx5="http://schemas.microsoft.com/office/drawing/2016/5/11/chartex" xmlns:cx6="http://schemas.microsoft.com/office/drawing/2016/5/12/chartex" xmlns:cx7="http://schemas.microsoft.com/office/drawing/2016/5/13/chartex" xmlns:cx8="http://schemas.microsoft.com/office/drawing/2016/5/14/chartex" xmlns:mc="http://schemas.openxmlformats.org/markup-compatibility/2006" xmlns:aink="http://schemas.microsoft.com/office/drawing/2016/ink" xmlns:am3d="http://schemas.microsoft.com/office/drawing/2017/model3d" xmlns:o="urn:schemas-microsoft-com:office:office" xmlns:oel="http://schemas.microsoft.com/office/2019/extlst" xmlns:r="http://schemas.openxmlformats.org/officeDocument/2006/relationships" xmlns:m="http://schemas.openxmlformats.org/officeDocument/2006/math" xmlns:v="urn:schemas-microsoft-com:vml" xmlns:wp14="http://schemas.microsoft.com/office/word/2010/wordprocessingDrawing" xmlns:wp="http://schemas.openxmlformats.org/drawingml/2006/wordprocessingDrawing" xmlns:w10="urn:schemas-microsoft-com:office:word" xmlns:w="http://schemas.openxmlformats.org/wordprocessingml/2006/main" xmlns:w14="http://schemas.microsoft.com/office/word/2010/wordml" xmlns:w15="http://schemas.microsoft.com/office/word/2012/wordml" xmlns:w16cex="http://schemas.microsoft.com/office/word/2018/wordml/cex" xmlns:w16cid="http://schemas.microsoft.com/office/word/2016/wordml/cid" xmlns:w16="http://schemas.microsoft.com/office/word/2018/wordml" xmlns:w16du="http://schemas.microsoft.com/office/word/2023/wordml/word16du" xmlns:w16sdtdh="http://schemas.microsoft.com/office/word/2020/wordml/sdtdatahash" xmlns:w16sdtfl="http://schemas.microsoft.com/office/word/2024/wordml/sdtformatlock" xmlns:w16se="http://schemas.microsoft.com/office/word/2015/wordml/symex" xmlns:wpg="http://schemas.microsoft.com/office/word/2010/wordprocessingGroup" xmlns:wpi="http://schemas.microsoft.com/office/word/2010/wordprocessingInk" xmlns:wne="http://schemas.microsoft.com/office/word/2006/wordml" xmlns:wps="http://schemas.microsoft.com/office/word/2010/wordprocessingShape" mc:Ignorable="w14 w15 w16se w16cid w16 w16cex w16sdtdh w16sdtfl w16du wp14">
+<w:numbering xmlns:wpc="http://schemas.microsoft.com/office/word/2010/wordprocessingCanvas" xmlns:cx="http://schemas.microsoft.com/office/drawing/2014/chartex" xmlns:cx1="http://schemas.microsoft.com/office/drawing/2015/9/8/chartex" xmlns:cx2="http://schemas.microsoft.com/office/drawing/2015/10/21/chartex" xmlns:cx3="http://schemas.microsoft.com/office/drawing/2016/5/9/chartex" xmlns:cx4="http://schemas.microsoft.com/office/drawing/2016/5/10/chartex" xmlns:cx5="http://schemas.microsoft.com/office/drawing/2016/5/11/chartex" xmlns:cx6="http://schemas.microsoft.com/office/drawing/2016/5/12/chartex" xmlns:cx7="http://schemas.microsoft.com/office/drawing/2016/5/13/chartex" xmlns:cx8="http://schemas.microsoft.com/office/drawing/2016/5/14/chartex" xmlns:mc="http://schemas.openxmlformats.org/markup-compatibility/2006" xmlns:aink="http://schemas.microsoft.com/office/drawing/2016/ink" xmlns:am3d="http://schemas.microsoft.com/office/drawing/2017/model3d" xmlns:o="urn:schemas-microsoft-com:office:office" xmlns:r="http://schemas.openxmlformats.org/officeDocument/2006/relationships" xmlns:m="http://schemas.openxmlformats.org/officeDocument/2006/math" xmlns:v="urn:schemas-microsoft-com:vml" xmlns:wp14="http://schemas.microsoft.com/office/word/2010/wordprocessingDrawing" xmlns:wp="http://schemas.openxmlformats.org/drawingml/2006/wordprocessingDrawing" xmlns:w10="urn:schemas-microsoft-com:office:word" xmlns:w="http://schemas.openxmlformats.org/wordprocessingml/2006/main" xmlns:w14="http://schemas.microsoft.com/office/word/2010/wordml" xmlns:w15="http://schemas.microsoft.com/office/word/2012/wordml" xmlns:w16cex="http://schemas.microsoft.com/office/word/2018/wordml/cex" xmlns:w16cid="http://schemas.microsoft.com/office/word/2016/wordml/cid" xmlns:w16="http://schemas.microsoft.com/office/word/2018/wordml" xmlns:w16sdtdh="http://schemas.microsoft.com/office/word/2020/wordml/sdtdatahash" xmlns:w16se="http://schemas.microsoft.com/office/word/2015/wordml/symex" xmlns:wpg="http://schemas.microsoft.com/office/word/2010/wordprocessingGroup" xmlns:wpi="http://schemas.microsoft.com/office/word/2010/wordprocessingInk" xmlns:wne="http://schemas.microsoft.com/office/word/2006/wordml" xmlns:wps="http://schemas.microsoft.com/office/word/2010/wordprocessingShape" mc:Ignorable="w14 w15 w16se w16cid w16 w16cex w16sdtdh wp14">
   <w:abstractNum w:abstractNumId="0" w15:restartNumberingAfterBreak="0">
     <w:nsid w:val="248A759E"/>
     <w:multiLevelType w:val="multilevel"/>
@@ -3337,104 +7058,9 @@
     </w:lvl>
   </w:abstractNum>
   <w:abstractNum w:abstractNumId="1" w15:restartNumberingAfterBreak="0">
-    <w:nsid w:val="673D5367"/>
+    <w:nsid w:val="26636D2D"/>
     <w:multiLevelType w:val="multilevel"/>
-    <w:tmpl w:val="04160025"/>
-    <w:lvl w:ilvl="0">
-      <w:start w:val="1"/>
-      <w:numFmt w:val="decimal"/>
-      <w:pStyle w:val="Ttulo1"/>
-      <w:lvlText w:val="%1"/>
-      <w:lvlJc w:val="left"/>
-      <w:pPr>
-        <w:ind w:left="432" w:hanging="432"/>
-      </w:pPr>
-    </w:lvl>
-    <w:lvl w:ilvl="1">
-      <w:start w:val="1"/>
-      <w:numFmt w:val="decimal"/>
-      <w:pStyle w:val="Ttulo2"/>
-      <w:lvlText w:val="%1.%2"/>
-      <w:lvlJc w:val="left"/>
-      <w:pPr>
-        <w:ind w:left="576" w:hanging="576"/>
-      </w:pPr>
-    </w:lvl>
-    <w:lvl w:ilvl="2">
-      <w:start w:val="1"/>
-      <w:numFmt w:val="decimal"/>
-      <w:pStyle w:val="Ttulo3"/>
-      <w:lvlText w:val="%1.%2.%3"/>
-      <w:lvlJc w:val="left"/>
-      <w:pPr>
-        <w:ind w:left="720" w:hanging="720"/>
-      </w:pPr>
-    </w:lvl>
-    <w:lvl w:ilvl="3">
-      <w:start w:val="1"/>
-      <w:numFmt w:val="decimal"/>
-      <w:pStyle w:val="Ttulo4"/>
-      <w:lvlText w:val="%1.%2.%3.%4"/>
-      <w:lvlJc w:val="left"/>
-      <w:pPr>
-        <w:ind w:left="864" w:hanging="864"/>
-      </w:pPr>
-    </w:lvl>
-    <w:lvl w:ilvl="4">
-      <w:start w:val="1"/>
-      <w:numFmt w:val="decimal"/>
-      <w:pStyle w:val="Ttulo5"/>
-      <w:lvlText w:val="%1.%2.%3.%4.%5"/>
-      <w:lvlJc w:val="left"/>
-      <w:pPr>
-        <w:ind w:left="1008" w:hanging="1008"/>
-      </w:pPr>
-    </w:lvl>
-    <w:lvl w:ilvl="5">
-      <w:start w:val="1"/>
-      <w:numFmt w:val="decimal"/>
-      <w:pStyle w:val="Ttulo6"/>
-      <w:lvlText w:val="%1.%2.%3.%4.%5.%6"/>
-      <w:lvlJc w:val="left"/>
-      <w:pPr>
-        <w:ind w:left="1152" w:hanging="1152"/>
-      </w:pPr>
-    </w:lvl>
-    <w:lvl w:ilvl="6">
-      <w:start w:val="1"/>
-      <w:numFmt w:val="decimal"/>
-      <w:pStyle w:val="Ttulo7"/>
-      <w:lvlText w:val="%1.%2.%3.%4.%5.%6.%7"/>
-      <w:lvlJc w:val="left"/>
-      <w:pPr>
-        <w:ind w:left="1296" w:hanging="1296"/>
-      </w:pPr>
-    </w:lvl>
-    <w:lvl w:ilvl="7">
-      <w:start w:val="1"/>
-      <w:numFmt w:val="decimal"/>
-      <w:pStyle w:val="Ttulo8"/>
-      <w:lvlText w:val="%1.%2.%3.%4.%5.%6.%7.%8"/>
-      <w:lvlJc w:val="left"/>
-      <w:pPr>
-        <w:ind w:left="1440" w:hanging="1440"/>
-      </w:pPr>
-    </w:lvl>
-    <w:lvl w:ilvl="8">
-      <w:start w:val="1"/>
-      <w:numFmt w:val="decimal"/>
-      <w:pStyle w:val="Ttulo9"/>
-      <w:lvlText w:val="%1.%2.%3.%4.%5.%6.%7.%8.%9"/>
-      <w:lvlJc w:val="left"/>
-      <w:pPr>
-        <w:ind w:left="1584" w:hanging="1584"/>
-      </w:pPr>
-    </w:lvl>
-  </w:abstractNum>
-  <w:abstractNum w:abstractNumId="2" w15:restartNumberingAfterBreak="0">
-    <w:nsid w:val="7CF92811"/>
-    <w:multiLevelType w:val="multilevel"/>
-    <w:tmpl w:val="7F8A68BE"/>
+    <w:tmpl w:val="2C702DC6"/>
     <w:lvl w:ilvl="0">
       <w:start w:val="1"/>
       <w:numFmt w:val="bullet"/>
@@ -3580,32 +7206,1039 @@
       </w:rPr>
     </w:lvl>
   </w:abstractNum>
-  <w:num w:numId="1" w16cid:durableId="33510745">
-    <w:abstractNumId w:val="1"/>
+  <w:abstractNum w:abstractNumId="2" w15:restartNumberingAfterBreak="0">
+    <w:nsid w:val="33BF61C4"/>
+    <w:multiLevelType w:val="multilevel"/>
+    <w:tmpl w:val="E940E686"/>
+    <w:lvl w:ilvl="0">
+      <w:start w:val="1"/>
+      <w:numFmt w:val="bullet"/>
+      <w:lvlText w:val=""/>
+      <w:lvlJc w:val="left"/>
+      <w:pPr>
+        <w:tabs>
+          <w:tab w:val="num" w:pos="720"/>
+        </w:tabs>
+        <w:ind w:left="720" w:hanging="360"/>
+      </w:pPr>
+      <w:rPr>
+        <w:rFonts w:ascii="Symbol" w:hAnsi="Symbol" w:hint="default"/>
+        <w:sz w:val="20"/>
+      </w:rPr>
+    </w:lvl>
+    <w:lvl w:ilvl="1" w:tentative="1">
+      <w:start w:val="1"/>
+      <w:numFmt w:val="bullet"/>
+      <w:lvlText w:val="o"/>
+      <w:lvlJc w:val="left"/>
+      <w:pPr>
+        <w:tabs>
+          <w:tab w:val="num" w:pos="1440"/>
+        </w:tabs>
+        <w:ind w:left="1440" w:hanging="360"/>
+      </w:pPr>
+      <w:rPr>
+        <w:rFonts w:ascii="Courier New" w:hAnsi="Courier New" w:hint="default"/>
+        <w:sz w:val="20"/>
+      </w:rPr>
+    </w:lvl>
+    <w:lvl w:ilvl="2" w:tentative="1">
+      <w:start w:val="1"/>
+      <w:numFmt w:val="bullet"/>
+      <w:lvlText w:val=""/>
+      <w:lvlJc w:val="left"/>
+      <w:pPr>
+        <w:tabs>
+          <w:tab w:val="num" w:pos="2160"/>
+        </w:tabs>
+        <w:ind w:left="2160" w:hanging="360"/>
+      </w:pPr>
+      <w:rPr>
+        <w:rFonts w:ascii="Wingdings" w:hAnsi="Wingdings" w:hint="default"/>
+        <w:sz w:val="20"/>
+      </w:rPr>
+    </w:lvl>
+    <w:lvl w:ilvl="3" w:tentative="1">
+      <w:start w:val="1"/>
+      <w:numFmt w:val="bullet"/>
+      <w:lvlText w:val=""/>
+      <w:lvlJc w:val="left"/>
+      <w:pPr>
+        <w:tabs>
+          <w:tab w:val="num" w:pos="2880"/>
+        </w:tabs>
+        <w:ind w:left="2880" w:hanging="360"/>
+      </w:pPr>
+      <w:rPr>
+        <w:rFonts w:ascii="Wingdings" w:hAnsi="Wingdings" w:hint="default"/>
+        <w:sz w:val="20"/>
+      </w:rPr>
+    </w:lvl>
+    <w:lvl w:ilvl="4" w:tentative="1">
+      <w:start w:val="1"/>
+      <w:numFmt w:val="bullet"/>
+      <w:lvlText w:val=""/>
+      <w:lvlJc w:val="left"/>
+      <w:pPr>
+        <w:tabs>
+          <w:tab w:val="num" w:pos="3600"/>
+        </w:tabs>
+        <w:ind w:left="3600" w:hanging="360"/>
+      </w:pPr>
+      <w:rPr>
+        <w:rFonts w:ascii="Wingdings" w:hAnsi="Wingdings" w:hint="default"/>
+        <w:sz w:val="20"/>
+      </w:rPr>
+    </w:lvl>
+    <w:lvl w:ilvl="5" w:tentative="1">
+      <w:start w:val="1"/>
+      <w:numFmt w:val="bullet"/>
+      <w:lvlText w:val=""/>
+      <w:lvlJc w:val="left"/>
+      <w:pPr>
+        <w:tabs>
+          <w:tab w:val="num" w:pos="4320"/>
+        </w:tabs>
+        <w:ind w:left="4320" w:hanging="360"/>
+      </w:pPr>
+      <w:rPr>
+        <w:rFonts w:ascii="Wingdings" w:hAnsi="Wingdings" w:hint="default"/>
+        <w:sz w:val="20"/>
+      </w:rPr>
+    </w:lvl>
+    <w:lvl w:ilvl="6" w:tentative="1">
+      <w:start w:val="1"/>
+      <w:numFmt w:val="bullet"/>
+      <w:lvlText w:val=""/>
+      <w:lvlJc w:val="left"/>
+      <w:pPr>
+        <w:tabs>
+          <w:tab w:val="num" w:pos="5040"/>
+        </w:tabs>
+        <w:ind w:left="5040" w:hanging="360"/>
+      </w:pPr>
+      <w:rPr>
+        <w:rFonts w:ascii="Wingdings" w:hAnsi="Wingdings" w:hint="default"/>
+        <w:sz w:val="20"/>
+      </w:rPr>
+    </w:lvl>
+    <w:lvl w:ilvl="7" w:tentative="1">
+      <w:start w:val="1"/>
+      <w:numFmt w:val="bullet"/>
+      <w:lvlText w:val=""/>
+      <w:lvlJc w:val="left"/>
+      <w:pPr>
+        <w:tabs>
+          <w:tab w:val="num" w:pos="5760"/>
+        </w:tabs>
+        <w:ind w:left="5760" w:hanging="360"/>
+      </w:pPr>
+      <w:rPr>
+        <w:rFonts w:ascii="Wingdings" w:hAnsi="Wingdings" w:hint="default"/>
+        <w:sz w:val="20"/>
+      </w:rPr>
+    </w:lvl>
+    <w:lvl w:ilvl="8" w:tentative="1">
+      <w:start w:val="1"/>
+      <w:numFmt w:val="bullet"/>
+      <w:lvlText w:val=""/>
+      <w:lvlJc w:val="left"/>
+      <w:pPr>
+        <w:tabs>
+          <w:tab w:val="num" w:pos="6480"/>
+        </w:tabs>
+        <w:ind w:left="6480" w:hanging="360"/>
+      </w:pPr>
+      <w:rPr>
+        <w:rFonts w:ascii="Wingdings" w:hAnsi="Wingdings" w:hint="default"/>
+        <w:sz w:val="20"/>
+      </w:rPr>
+    </w:lvl>
+  </w:abstractNum>
+  <w:abstractNum w:abstractNumId="3" w15:restartNumberingAfterBreak="0">
+    <w:nsid w:val="492A21E1"/>
+    <w:multiLevelType w:val="multilevel"/>
+    <w:tmpl w:val="B6103C84"/>
+    <w:lvl w:ilvl="0">
+      <w:start w:val="1"/>
+      <w:numFmt w:val="bullet"/>
+      <w:lvlText w:val=""/>
+      <w:lvlJc w:val="left"/>
+      <w:pPr>
+        <w:tabs>
+          <w:tab w:val="num" w:pos="720"/>
+        </w:tabs>
+        <w:ind w:left="720" w:hanging="360"/>
+      </w:pPr>
+      <w:rPr>
+        <w:rFonts w:ascii="Symbol" w:hAnsi="Symbol" w:hint="default"/>
+        <w:sz w:val="20"/>
+      </w:rPr>
+    </w:lvl>
+    <w:lvl w:ilvl="1" w:tentative="1">
+      <w:start w:val="1"/>
+      <w:numFmt w:val="bullet"/>
+      <w:lvlText w:val="o"/>
+      <w:lvlJc w:val="left"/>
+      <w:pPr>
+        <w:tabs>
+          <w:tab w:val="num" w:pos="1440"/>
+        </w:tabs>
+        <w:ind w:left="1440" w:hanging="360"/>
+      </w:pPr>
+      <w:rPr>
+        <w:rFonts w:ascii="Courier New" w:hAnsi="Courier New" w:hint="default"/>
+        <w:sz w:val="20"/>
+      </w:rPr>
+    </w:lvl>
+    <w:lvl w:ilvl="2" w:tentative="1">
+      <w:start w:val="1"/>
+      <w:numFmt w:val="bullet"/>
+      <w:lvlText w:val=""/>
+      <w:lvlJc w:val="left"/>
+      <w:pPr>
+        <w:tabs>
+          <w:tab w:val="num" w:pos="2160"/>
+        </w:tabs>
+        <w:ind w:left="2160" w:hanging="360"/>
+      </w:pPr>
+      <w:rPr>
+        <w:rFonts w:ascii="Wingdings" w:hAnsi="Wingdings" w:hint="default"/>
+        <w:sz w:val="20"/>
+      </w:rPr>
+    </w:lvl>
+    <w:lvl w:ilvl="3" w:tentative="1">
+      <w:start w:val="1"/>
+      <w:numFmt w:val="bullet"/>
+      <w:lvlText w:val=""/>
+      <w:lvlJc w:val="left"/>
+      <w:pPr>
+        <w:tabs>
+          <w:tab w:val="num" w:pos="2880"/>
+        </w:tabs>
+        <w:ind w:left="2880" w:hanging="360"/>
+      </w:pPr>
+      <w:rPr>
+        <w:rFonts w:ascii="Wingdings" w:hAnsi="Wingdings" w:hint="default"/>
+        <w:sz w:val="20"/>
+      </w:rPr>
+    </w:lvl>
+    <w:lvl w:ilvl="4" w:tentative="1">
+      <w:start w:val="1"/>
+      <w:numFmt w:val="bullet"/>
+      <w:lvlText w:val=""/>
+      <w:lvlJc w:val="left"/>
+      <w:pPr>
+        <w:tabs>
+          <w:tab w:val="num" w:pos="3600"/>
+        </w:tabs>
+        <w:ind w:left="3600" w:hanging="360"/>
+      </w:pPr>
+      <w:rPr>
+        <w:rFonts w:ascii="Wingdings" w:hAnsi="Wingdings" w:hint="default"/>
+        <w:sz w:val="20"/>
+      </w:rPr>
+    </w:lvl>
+    <w:lvl w:ilvl="5" w:tentative="1">
+      <w:start w:val="1"/>
+      <w:numFmt w:val="bullet"/>
+      <w:lvlText w:val=""/>
+      <w:lvlJc w:val="left"/>
+      <w:pPr>
+        <w:tabs>
+          <w:tab w:val="num" w:pos="4320"/>
+        </w:tabs>
+        <w:ind w:left="4320" w:hanging="360"/>
+      </w:pPr>
+      <w:rPr>
+        <w:rFonts w:ascii="Wingdings" w:hAnsi="Wingdings" w:hint="default"/>
+        <w:sz w:val="20"/>
+      </w:rPr>
+    </w:lvl>
+    <w:lvl w:ilvl="6" w:tentative="1">
+      <w:start w:val="1"/>
+      <w:numFmt w:val="bullet"/>
+      <w:lvlText w:val=""/>
+      <w:lvlJc w:val="left"/>
+      <w:pPr>
+        <w:tabs>
+          <w:tab w:val="num" w:pos="5040"/>
+        </w:tabs>
+        <w:ind w:left="5040" w:hanging="360"/>
+      </w:pPr>
+      <w:rPr>
+        <w:rFonts w:ascii="Wingdings" w:hAnsi="Wingdings" w:hint="default"/>
+        <w:sz w:val="20"/>
+      </w:rPr>
+    </w:lvl>
+    <w:lvl w:ilvl="7" w:tentative="1">
+      <w:start w:val="1"/>
+      <w:numFmt w:val="bullet"/>
+      <w:lvlText w:val=""/>
+      <w:lvlJc w:val="left"/>
+      <w:pPr>
+        <w:tabs>
+          <w:tab w:val="num" w:pos="5760"/>
+        </w:tabs>
+        <w:ind w:left="5760" w:hanging="360"/>
+      </w:pPr>
+      <w:rPr>
+        <w:rFonts w:ascii="Wingdings" w:hAnsi="Wingdings" w:hint="default"/>
+        <w:sz w:val="20"/>
+      </w:rPr>
+    </w:lvl>
+    <w:lvl w:ilvl="8" w:tentative="1">
+      <w:start w:val="1"/>
+      <w:numFmt w:val="bullet"/>
+      <w:lvlText w:val=""/>
+      <w:lvlJc w:val="left"/>
+      <w:pPr>
+        <w:tabs>
+          <w:tab w:val="num" w:pos="6480"/>
+        </w:tabs>
+        <w:ind w:left="6480" w:hanging="360"/>
+      </w:pPr>
+      <w:rPr>
+        <w:rFonts w:ascii="Wingdings" w:hAnsi="Wingdings" w:hint="default"/>
+        <w:sz w:val="20"/>
+      </w:rPr>
+    </w:lvl>
+  </w:abstractNum>
+  <w:abstractNum w:abstractNumId="4" w15:restartNumberingAfterBreak="0">
+    <w:nsid w:val="5D09738C"/>
+    <w:multiLevelType w:val="multilevel"/>
+    <w:tmpl w:val="18B084A4"/>
+    <w:lvl w:ilvl="0">
+      <w:start w:val="1"/>
+      <w:numFmt w:val="bullet"/>
+      <w:lvlText w:val=""/>
+      <w:lvlJc w:val="left"/>
+      <w:pPr>
+        <w:tabs>
+          <w:tab w:val="num" w:pos="720"/>
+        </w:tabs>
+        <w:ind w:left="720" w:hanging="360"/>
+      </w:pPr>
+      <w:rPr>
+        <w:rFonts w:ascii="Symbol" w:hAnsi="Symbol" w:hint="default"/>
+        <w:sz w:val="20"/>
+      </w:rPr>
+    </w:lvl>
+    <w:lvl w:ilvl="1" w:tentative="1">
+      <w:start w:val="1"/>
+      <w:numFmt w:val="bullet"/>
+      <w:lvlText w:val="o"/>
+      <w:lvlJc w:val="left"/>
+      <w:pPr>
+        <w:tabs>
+          <w:tab w:val="num" w:pos="1440"/>
+        </w:tabs>
+        <w:ind w:left="1440" w:hanging="360"/>
+      </w:pPr>
+      <w:rPr>
+        <w:rFonts w:ascii="Courier New" w:hAnsi="Courier New" w:hint="default"/>
+        <w:sz w:val="20"/>
+      </w:rPr>
+    </w:lvl>
+    <w:lvl w:ilvl="2" w:tentative="1">
+      <w:start w:val="1"/>
+      <w:numFmt w:val="bullet"/>
+      <w:lvlText w:val=""/>
+      <w:lvlJc w:val="left"/>
+      <w:pPr>
+        <w:tabs>
+          <w:tab w:val="num" w:pos="2160"/>
+        </w:tabs>
+        <w:ind w:left="2160" w:hanging="360"/>
+      </w:pPr>
+      <w:rPr>
+        <w:rFonts w:ascii="Wingdings" w:hAnsi="Wingdings" w:hint="default"/>
+        <w:sz w:val="20"/>
+      </w:rPr>
+    </w:lvl>
+    <w:lvl w:ilvl="3" w:tentative="1">
+      <w:start w:val="1"/>
+      <w:numFmt w:val="bullet"/>
+      <w:lvlText w:val=""/>
+      <w:lvlJc w:val="left"/>
+      <w:pPr>
+        <w:tabs>
+          <w:tab w:val="num" w:pos="2880"/>
+        </w:tabs>
+        <w:ind w:left="2880" w:hanging="360"/>
+      </w:pPr>
+      <w:rPr>
+        <w:rFonts w:ascii="Wingdings" w:hAnsi="Wingdings" w:hint="default"/>
+        <w:sz w:val="20"/>
+      </w:rPr>
+    </w:lvl>
+    <w:lvl w:ilvl="4" w:tentative="1">
+      <w:start w:val="1"/>
+      <w:numFmt w:val="bullet"/>
+      <w:lvlText w:val=""/>
+      <w:lvlJc w:val="left"/>
+      <w:pPr>
+        <w:tabs>
+          <w:tab w:val="num" w:pos="3600"/>
+        </w:tabs>
+        <w:ind w:left="3600" w:hanging="360"/>
+      </w:pPr>
+      <w:rPr>
+        <w:rFonts w:ascii="Wingdings" w:hAnsi="Wingdings" w:hint="default"/>
+        <w:sz w:val="20"/>
+      </w:rPr>
+    </w:lvl>
+    <w:lvl w:ilvl="5" w:tentative="1">
+      <w:start w:val="1"/>
+      <w:numFmt w:val="bullet"/>
+      <w:lvlText w:val=""/>
+      <w:lvlJc w:val="left"/>
+      <w:pPr>
+        <w:tabs>
+          <w:tab w:val="num" w:pos="4320"/>
+        </w:tabs>
+        <w:ind w:left="4320" w:hanging="360"/>
+      </w:pPr>
+      <w:rPr>
+        <w:rFonts w:ascii="Wingdings" w:hAnsi="Wingdings" w:hint="default"/>
+        <w:sz w:val="20"/>
+      </w:rPr>
+    </w:lvl>
+    <w:lvl w:ilvl="6" w:tentative="1">
+      <w:start w:val="1"/>
+      <w:numFmt w:val="bullet"/>
+      <w:lvlText w:val=""/>
+      <w:lvlJc w:val="left"/>
+      <w:pPr>
+        <w:tabs>
+          <w:tab w:val="num" w:pos="5040"/>
+        </w:tabs>
+        <w:ind w:left="5040" w:hanging="360"/>
+      </w:pPr>
+      <w:rPr>
+        <w:rFonts w:ascii="Wingdings" w:hAnsi="Wingdings" w:hint="default"/>
+        <w:sz w:val="20"/>
+      </w:rPr>
+    </w:lvl>
+    <w:lvl w:ilvl="7" w:tentative="1">
+      <w:start w:val="1"/>
+      <w:numFmt w:val="bullet"/>
+      <w:lvlText w:val=""/>
+      <w:lvlJc w:val="left"/>
+      <w:pPr>
+        <w:tabs>
+          <w:tab w:val="num" w:pos="5760"/>
+        </w:tabs>
+        <w:ind w:left="5760" w:hanging="360"/>
+      </w:pPr>
+      <w:rPr>
+        <w:rFonts w:ascii="Wingdings" w:hAnsi="Wingdings" w:hint="default"/>
+        <w:sz w:val="20"/>
+      </w:rPr>
+    </w:lvl>
+    <w:lvl w:ilvl="8" w:tentative="1">
+      <w:start w:val="1"/>
+      <w:numFmt w:val="bullet"/>
+      <w:lvlText w:val=""/>
+      <w:lvlJc w:val="left"/>
+      <w:pPr>
+        <w:tabs>
+          <w:tab w:val="num" w:pos="6480"/>
+        </w:tabs>
+        <w:ind w:left="6480" w:hanging="360"/>
+      </w:pPr>
+      <w:rPr>
+        <w:rFonts w:ascii="Wingdings" w:hAnsi="Wingdings" w:hint="default"/>
+        <w:sz w:val="20"/>
+      </w:rPr>
+    </w:lvl>
+  </w:abstractNum>
+  <w:abstractNum w:abstractNumId="5" w15:restartNumberingAfterBreak="0">
+    <w:nsid w:val="673D5367"/>
+    <w:multiLevelType w:val="multilevel"/>
+    <w:tmpl w:val="04160025"/>
+    <w:lvl w:ilvl="0">
+      <w:start w:val="1"/>
+      <w:numFmt w:val="decimal"/>
+      <w:pStyle w:val="Ttulo1"/>
+      <w:lvlText w:val="%1"/>
+      <w:lvlJc w:val="left"/>
+      <w:pPr>
+        <w:ind w:left="432" w:hanging="432"/>
+      </w:pPr>
+    </w:lvl>
+    <w:lvl w:ilvl="1">
+      <w:start w:val="1"/>
+      <w:numFmt w:val="decimal"/>
+      <w:pStyle w:val="Ttulo2"/>
+      <w:lvlText w:val="%1.%2"/>
+      <w:lvlJc w:val="left"/>
+      <w:pPr>
+        <w:ind w:left="576" w:hanging="576"/>
+      </w:pPr>
+    </w:lvl>
+    <w:lvl w:ilvl="2">
+      <w:start w:val="1"/>
+      <w:numFmt w:val="decimal"/>
+      <w:pStyle w:val="Ttulo3"/>
+      <w:lvlText w:val="%1.%2.%3"/>
+      <w:lvlJc w:val="left"/>
+      <w:pPr>
+        <w:ind w:left="720" w:hanging="720"/>
+      </w:pPr>
+    </w:lvl>
+    <w:lvl w:ilvl="3">
+      <w:start w:val="1"/>
+      <w:numFmt w:val="decimal"/>
+      <w:pStyle w:val="Ttulo4"/>
+      <w:lvlText w:val="%1.%2.%3.%4"/>
+      <w:lvlJc w:val="left"/>
+      <w:pPr>
+        <w:ind w:left="864" w:hanging="864"/>
+      </w:pPr>
+    </w:lvl>
+    <w:lvl w:ilvl="4">
+      <w:start w:val="1"/>
+      <w:numFmt w:val="decimal"/>
+      <w:pStyle w:val="Ttulo5"/>
+      <w:lvlText w:val="%1.%2.%3.%4.%5"/>
+      <w:lvlJc w:val="left"/>
+      <w:pPr>
+        <w:ind w:left="1008" w:hanging="1008"/>
+      </w:pPr>
+    </w:lvl>
+    <w:lvl w:ilvl="5">
+      <w:start w:val="1"/>
+      <w:numFmt w:val="decimal"/>
+      <w:pStyle w:val="Ttulo6"/>
+      <w:lvlText w:val="%1.%2.%3.%4.%5.%6"/>
+      <w:lvlJc w:val="left"/>
+      <w:pPr>
+        <w:ind w:left="1152" w:hanging="1152"/>
+      </w:pPr>
+    </w:lvl>
+    <w:lvl w:ilvl="6">
+      <w:start w:val="1"/>
+      <w:numFmt w:val="decimal"/>
+      <w:pStyle w:val="Ttulo7"/>
+      <w:lvlText w:val="%1.%2.%3.%4.%5.%6.%7"/>
+      <w:lvlJc w:val="left"/>
+      <w:pPr>
+        <w:ind w:left="1296" w:hanging="1296"/>
+      </w:pPr>
+    </w:lvl>
+    <w:lvl w:ilvl="7">
+      <w:start w:val="1"/>
+      <w:numFmt w:val="decimal"/>
+      <w:pStyle w:val="Ttulo8"/>
+      <w:lvlText w:val="%1.%2.%3.%4.%5.%6.%7.%8"/>
+      <w:lvlJc w:val="left"/>
+      <w:pPr>
+        <w:ind w:left="1440" w:hanging="1440"/>
+      </w:pPr>
+    </w:lvl>
+    <w:lvl w:ilvl="8">
+      <w:start w:val="1"/>
+      <w:numFmt w:val="decimal"/>
+      <w:pStyle w:val="Ttulo9"/>
+      <w:lvlText w:val="%1.%2.%3.%4.%5.%6.%7.%8.%9"/>
+      <w:lvlJc w:val="left"/>
+      <w:pPr>
+        <w:ind w:left="1584" w:hanging="1584"/>
+      </w:pPr>
+    </w:lvl>
+  </w:abstractNum>
+  <w:abstractNum w:abstractNumId="6" w15:restartNumberingAfterBreak="0">
+    <w:nsid w:val="76283802"/>
+    <w:multiLevelType w:val="multilevel"/>
+    <w:tmpl w:val="E5AEF512"/>
+    <w:lvl w:ilvl="0">
+      <w:start w:val="1"/>
+      <w:numFmt w:val="bullet"/>
+      <w:lvlText w:val=""/>
+      <w:lvlJc w:val="left"/>
+      <w:pPr>
+        <w:tabs>
+          <w:tab w:val="num" w:pos="720"/>
+        </w:tabs>
+        <w:ind w:left="720" w:hanging="360"/>
+      </w:pPr>
+      <w:rPr>
+        <w:rFonts w:ascii="Symbol" w:hAnsi="Symbol" w:hint="default"/>
+        <w:sz w:val="20"/>
+      </w:rPr>
+    </w:lvl>
+    <w:lvl w:ilvl="1" w:tentative="1">
+      <w:start w:val="1"/>
+      <w:numFmt w:val="bullet"/>
+      <w:lvlText w:val="o"/>
+      <w:lvlJc w:val="left"/>
+      <w:pPr>
+        <w:tabs>
+          <w:tab w:val="num" w:pos="1440"/>
+        </w:tabs>
+        <w:ind w:left="1440" w:hanging="360"/>
+      </w:pPr>
+      <w:rPr>
+        <w:rFonts w:ascii="Courier New" w:hAnsi="Courier New" w:hint="default"/>
+        <w:sz w:val="20"/>
+      </w:rPr>
+    </w:lvl>
+    <w:lvl w:ilvl="2" w:tentative="1">
+      <w:start w:val="1"/>
+      <w:numFmt w:val="bullet"/>
+      <w:lvlText w:val=""/>
+      <w:lvlJc w:val="left"/>
+      <w:pPr>
+        <w:tabs>
+          <w:tab w:val="num" w:pos="2160"/>
+        </w:tabs>
+        <w:ind w:left="2160" w:hanging="360"/>
+      </w:pPr>
+      <w:rPr>
+        <w:rFonts w:ascii="Wingdings" w:hAnsi="Wingdings" w:hint="default"/>
+        <w:sz w:val="20"/>
+      </w:rPr>
+    </w:lvl>
+    <w:lvl w:ilvl="3" w:tentative="1">
+      <w:start w:val="1"/>
+      <w:numFmt w:val="bullet"/>
+      <w:lvlText w:val=""/>
+      <w:lvlJc w:val="left"/>
+      <w:pPr>
+        <w:tabs>
+          <w:tab w:val="num" w:pos="2880"/>
+        </w:tabs>
+        <w:ind w:left="2880" w:hanging="360"/>
+      </w:pPr>
+      <w:rPr>
+        <w:rFonts w:ascii="Wingdings" w:hAnsi="Wingdings" w:hint="default"/>
+        <w:sz w:val="20"/>
+      </w:rPr>
+    </w:lvl>
+    <w:lvl w:ilvl="4" w:tentative="1">
+      <w:start w:val="1"/>
+      <w:numFmt w:val="bullet"/>
+      <w:lvlText w:val=""/>
+      <w:lvlJc w:val="left"/>
+      <w:pPr>
+        <w:tabs>
+          <w:tab w:val="num" w:pos="3600"/>
+        </w:tabs>
+        <w:ind w:left="3600" w:hanging="360"/>
+      </w:pPr>
+      <w:rPr>
+        <w:rFonts w:ascii="Wingdings" w:hAnsi="Wingdings" w:hint="default"/>
+        <w:sz w:val="20"/>
+      </w:rPr>
+    </w:lvl>
+    <w:lvl w:ilvl="5" w:tentative="1">
+      <w:start w:val="1"/>
+      <w:numFmt w:val="bullet"/>
+      <w:lvlText w:val=""/>
+      <w:lvlJc w:val="left"/>
+      <w:pPr>
+        <w:tabs>
+          <w:tab w:val="num" w:pos="4320"/>
+        </w:tabs>
+        <w:ind w:left="4320" w:hanging="360"/>
+      </w:pPr>
+      <w:rPr>
+        <w:rFonts w:ascii="Wingdings" w:hAnsi="Wingdings" w:hint="default"/>
+        <w:sz w:val="20"/>
+      </w:rPr>
+    </w:lvl>
+    <w:lvl w:ilvl="6" w:tentative="1">
+      <w:start w:val="1"/>
+      <w:numFmt w:val="bullet"/>
+      <w:lvlText w:val=""/>
+      <w:lvlJc w:val="left"/>
+      <w:pPr>
+        <w:tabs>
+          <w:tab w:val="num" w:pos="5040"/>
+        </w:tabs>
+        <w:ind w:left="5040" w:hanging="360"/>
+      </w:pPr>
+      <w:rPr>
+        <w:rFonts w:ascii="Wingdings" w:hAnsi="Wingdings" w:hint="default"/>
+        <w:sz w:val="20"/>
+      </w:rPr>
+    </w:lvl>
+    <w:lvl w:ilvl="7" w:tentative="1">
+      <w:start w:val="1"/>
+      <w:numFmt w:val="bullet"/>
+      <w:lvlText w:val=""/>
+      <w:lvlJc w:val="left"/>
+      <w:pPr>
+        <w:tabs>
+          <w:tab w:val="num" w:pos="5760"/>
+        </w:tabs>
+        <w:ind w:left="5760" w:hanging="360"/>
+      </w:pPr>
+      <w:rPr>
+        <w:rFonts w:ascii="Wingdings" w:hAnsi="Wingdings" w:hint="default"/>
+        <w:sz w:val="20"/>
+      </w:rPr>
+    </w:lvl>
+    <w:lvl w:ilvl="8" w:tentative="1">
+      <w:start w:val="1"/>
+      <w:numFmt w:val="bullet"/>
+      <w:lvlText w:val=""/>
+      <w:lvlJc w:val="left"/>
+      <w:pPr>
+        <w:tabs>
+          <w:tab w:val="num" w:pos="6480"/>
+        </w:tabs>
+        <w:ind w:left="6480" w:hanging="360"/>
+      </w:pPr>
+      <w:rPr>
+        <w:rFonts w:ascii="Wingdings" w:hAnsi="Wingdings" w:hint="default"/>
+        <w:sz w:val="20"/>
+      </w:rPr>
+    </w:lvl>
+  </w:abstractNum>
+  <w:abstractNum w:abstractNumId="7" w15:restartNumberingAfterBreak="0">
+    <w:nsid w:val="7CF92811"/>
+    <w:multiLevelType w:val="multilevel"/>
+    <w:tmpl w:val="7F8A68BE"/>
+    <w:lvl w:ilvl="0">
+      <w:start w:val="1"/>
+      <w:numFmt w:val="bullet"/>
+      <w:lvlText w:val=""/>
+      <w:lvlJc w:val="left"/>
+      <w:pPr>
+        <w:tabs>
+          <w:tab w:val="num" w:pos="720"/>
+        </w:tabs>
+        <w:ind w:left="720" w:hanging="360"/>
+      </w:pPr>
+      <w:rPr>
+        <w:rFonts w:ascii="Symbol" w:hAnsi="Symbol" w:hint="default"/>
+        <w:sz w:val="20"/>
+      </w:rPr>
+    </w:lvl>
+    <w:lvl w:ilvl="1" w:tentative="1">
+      <w:start w:val="1"/>
+      <w:numFmt w:val="bullet"/>
+      <w:lvlText w:val="o"/>
+      <w:lvlJc w:val="left"/>
+      <w:pPr>
+        <w:tabs>
+          <w:tab w:val="num" w:pos="1440"/>
+        </w:tabs>
+        <w:ind w:left="1440" w:hanging="360"/>
+      </w:pPr>
+      <w:rPr>
+        <w:rFonts w:ascii="Courier New" w:hAnsi="Courier New" w:hint="default"/>
+        <w:sz w:val="20"/>
+      </w:rPr>
+    </w:lvl>
+    <w:lvl w:ilvl="2" w:tentative="1">
+      <w:start w:val="1"/>
+      <w:numFmt w:val="bullet"/>
+      <w:lvlText w:val=""/>
+      <w:lvlJc w:val="left"/>
+      <w:pPr>
+        <w:tabs>
+          <w:tab w:val="num" w:pos="2160"/>
+        </w:tabs>
+        <w:ind w:left="2160" w:hanging="360"/>
+      </w:pPr>
+      <w:rPr>
+        <w:rFonts w:ascii="Wingdings" w:hAnsi="Wingdings" w:hint="default"/>
+        <w:sz w:val="20"/>
+      </w:rPr>
+    </w:lvl>
+    <w:lvl w:ilvl="3" w:tentative="1">
+      <w:start w:val="1"/>
+      <w:numFmt w:val="bullet"/>
+      <w:lvlText w:val=""/>
+      <w:lvlJc w:val="left"/>
+      <w:pPr>
+        <w:tabs>
+          <w:tab w:val="num" w:pos="2880"/>
+        </w:tabs>
+        <w:ind w:left="2880" w:hanging="360"/>
+      </w:pPr>
+      <w:rPr>
+        <w:rFonts w:ascii="Wingdings" w:hAnsi="Wingdings" w:hint="default"/>
+        <w:sz w:val="20"/>
+      </w:rPr>
+    </w:lvl>
+    <w:lvl w:ilvl="4" w:tentative="1">
+      <w:start w:val="1"/>
+      <w:numFmt w:val="bullet"/>
+      <w:lvlText w:val=""/>
+      <w:lvlJc w:val="left"/>
+      <w:pPr>
+        <w:tabs>
+          <w:tab w:val="num" w:pos="3600"/>
+        </w:tabs>
+        <w:ind w:left="3600" w:hanging="360"/>
+      </w:pPr>
+      <w:rPr>
+        <w:rFonts w:ascii="Wingdings" w:hAnsi="Wingdings" w:hint="default"/>
+        <w:sz w:val="20"/>
+      </w:rPr>
+    </w:lvl>
+    <w:lvl w:ilvl="5" w:tentative="1">
+      <w:start w:val="1"/>
+      <w:numFmt w:val="bullet"/>
+      <w:lvlText w:val=""/>
+      <w:lvlJc w:val="left"/>
+      <w:pPr>
+        <w:tabs>
+          <w:tab w:val="num" w:pos="4320"/>
+        </w:tabs>
+        <w:ind w:left="4320" w:hanging="360"/>
+      </w:pPr>
+      <w:rPr>
+        <w:rFonts w:ascii="Wingdings" w:hAnsi="Wingdings" w:hint="default"/>
+        <w:sz w:val="20"/>
+      </w:rPr>
+    </w:lvl>
+    <w:lvl w:ilvl="6" w:tentative="1">
+      <w:start w:val="1"/>
+      <w:numFmt w:val="bullet"/>
+      <w:lvlText w:val=""/>
+      <w:lvlJc w:val="left"/>
+      <w:pPr>
+        <w:tabs>
+          <w:tab w:val="num" w:pos="5040"/>
+        </w:tabs>
+        <w:ind w:left="5040" w:hanging="360"/>
+      </w:pPr>
+      <w:rPr>
+        <w:rFonts w:ascii="Wingdings" w:hAnsi="Wingdings" w:hint="default"/>
+        <w:sz w:val="20"/>
+      </w:rPr>
+    </w:lvl>
+    <w:lvl w:ilvl="7" w:tentative="1">
+      <w:start w:val="1"/>
+      <w:numFmt w:val="bullet"/>
+      <w:lvlText w:val=""/>
+      <w:lvlJc w:val="left"/>
+      <w:pPr>
+        <w:tabs>
+          <w:tab w:val="num" w:pos="5760"/>
+        </w:tabs>
+        <w:ind w:left="5760" w:hanging="360"/>
+      </w:pPr>
+      <w:rPr>
+        <w:rFonts w:ascii="Wingdings" w:hAnsi="Wingdings" w:hint="default"/>
+        <w:sz w:val="20"/>
+      </w:rPr>
+    </w:lvl>
+    <w:lvl w:ilvl="8" w:tentative="1">
+      <w:start w:val="1"/>
+      <w:numFmt w:val="bullet"/>
+      <w:lvlText w:val=""/>
+      <w:lvlJc w:val="left"/>
+      <w:pPr>
+        <w:tabs>
+          <w:tab w:val="num" w:pos="6480"/>
+        </w:tabs>
+        <w:ind w:left="6480" w:hanging="360"/>
+      </w:pPr>
+      <w:rPr>
+        <w:rFonts w:ascii="Wingdings" w:hAnsi="Wingdings" w:hint="default"/>
+        <w:sz w:val="20"/>
+      </w:rPr>
+    </w:lvl>
+  </w:abstractNum>
+  <w:abstractNum w:abstractNumId="8" w15:restartNumberingAfterBreak="0">
+    <w:nsid w:val="7D65624D"/>
+    <w:multiLevelType w:val="multilevel"/>
+    <w:tmpl w:val="E1BA3BC8"/>
+    <w:lvl w:ilvl="0">
+      <w:start w:val="1"/>
+      <w:numFmt w:val="bullet"/>
+      <w:lvlText w:val=""/>
+      <w:lvlJc w:val="left"/>
+      <w:pPr>
+        <w:tabs>
+          <w:tab w:val="num" w:pos="720"/>
+        </w:tabs>
+        <w:ind w:left="720" w:hanging="360"/>
+      </w:pPr>
+      <w:rPr>
+        <w:rFonts w:ascii="Symbol" w:hAnsi="Symbol" w:hint="default"/>
+        <w:sz w:val="20"/>
+      </w:rPr>
+    </w:lvl>
+    <w:lvl w:ilvl="1" w:tentative="1">
+      <w:start w:val="1"/>
+      <w:numFmt w:val="bullet"/>
+      <w:lvlText w:val="o"/>
+      <w:lvlJc w:val="left"/>
+      <w:pPr>
+        <w:tabs>
+          <w:tab w:val="num" w:pos="1440"/>
+        </w:tabs>
+        <w:ind w:left="1440" w:hanging="360"/>
+      </w:pPr>
+      <w:rPr>
+        <w:rFonts w:ascii="Courier New" w:hAnsi="Courier New" w:hint="default"/>
+        <w:sz w:val="20"/>
+      </w:rPr>
+    </w:lvl>
+    <w:lvl w:ilvl="2" w:tentative="1">
+      <w:start w:val="1"/>
+      <w:numFmt w:val="bullet"/>
+      <w:lvlText w:val=""/>
+      <w:lvlJc w:val="left"/>
+      <w:pPr>
+        <w:tabs>
+          <w:tab w:val="num" w:pos="2160"/>
+        </w:tabs>
+        <w:ind w:left="2160" w:hanging="360"/>
+      </w:pPr>
+      <w:rPr>
+        <w:rFonts w:ascii="Wingdings" w:hAnsi="Wingdings" w:hint="default"/>
+        <w:sz w:val="20"/>
+      </w:rPr>
+    </w:lvl>
+    <w:lvl w:ilvl="3" w:tentative="1">
+      <w:start w:val="1"/>
+      <w:numFmt w:val="bullet"/>
+      <w:lvlText w:val=""/>
+      <w:lvlJc w:val="left"/>
+      <w:pPr>
+        <w:tabs>
+          <w:tab w:val="num" w:pos="2880"/>
+        </w:tabs>
+        <w:ind w:left="2880" w:hanging="360"/>
+      </w:pPr>
+      <w:rPr>
+        <w:rFonts w:ascii="Wingdings" w:hAnsi="Wingdings" w:hint="default"/>
+        <w:sz w:val="20"/>
+      </w:rPr>
+    </w:lvl>
+    <w:lvl w:ilvl="4" w:tentative="1">
+      <w:start w:val="1"/>
+      <w:numFmt w:val="bullet"/>
+      <w:lvlText w:val=""/>
+      <w:lvlJc w:val="left"/>
+      <w:pPr>
+        <w:tabs>
+          <w:tab w:val="num" w:pos="3600"/>
+        </w:tabs>
+        <w:ind w:left="3600" w:hanging="360"/>
+      </w:pPr>
+      <w:rPr>
+        <w:rFonts w:ascii="Wingdings" w:hAnsi="Wingdings" w:hint="default"/>
+        <w:sz w:val="20"/>
+      </w:rPr>
+    </w:lvl>
+    <w:lvl w:ilvl="5" w:tentative="1">
+      <w:start w:val="1"/>
+      <w:numFmt w:val="bullet"/>
+      <w:lvlText w:val=""/>
+      <w:lvlJc w:val="left"/>
+      <w:pPr>
+        <w:tabs>
+          <w:tab w:val="num" w:pos="4320"/>
+        </w:tabs>
+        <w:ind w:left="4320" w:hanging="360"/>
+      </w:pPr>
+      <w:rPr>
+        <w:rFonts w:ascii="Wingdings" w:hAnsi="Wingdings" w:hint="default"/>
+        <w:sz w:val="20"/>
+      </w:rPr>
+    </w:lvl>
+    <w:lvl w:ilvl="6" w:tentative="1">
+      <w:start w:val="1"/>
+      <w:numFmt w:val="bullet"/>
+      <w:lvlText w:val=""/>
+      <w:lvlJc w:val="left"/>
+      <w:pPr>
+        <w:tabs>
+          <w:tab w:val="num" w:pos="5040"/>
+        </w:tabs>
+        <w:ind w:left="5040" w:hanging="360"/>
+      </w:pPr>
+      <w:rPr>
+        <w:rFonts w:ascii="Wingdings" w:hAnsi="Wingdings" w:hint="default"/>
+        <w:sz w:val="20"/>
+      </w:rPr>
+    </w:lvl>
+    <w:lvl w:ilvl="7" w:tentative="1">
+      <w:start w:val="1"/>
+      <w:numFmt w:val="bullet"/>
+      <w:lvlText w:val=""/>
+      <w:lvlJc w:val="left"/>
+      <w:pPr>
+        <w:tabs>
+          <w:tab w:val="num" w:pos="5760"/>
+        </w:tabs>
+        <w:ind w:left="5760" w:hanging="360"/>
+      </w:pPr>
+      <w:rPr>
+        <w:rFonts w:ascii="Wingdings" w:hAnsi="Wingdings" w:hint="default"/>
+        <w:sz w:val="20"/>
+      </w:rPr>
+    </w:lvl>
+    <w:lvl w:ilvl="8" w:tentative="1">
+      <w:start w:val="1"/>
+      <w:numFmt w:val="bullet"/>
+      <w:lvlText w:val=""/>
+      <w:lvlJc w:val="left"/>
+      <w:pPr>
+        <w:tabs>
+          <w:tab w:val="num" w:pos="6480"/>
+        </w:tabs>
+        <w:ind w:left="6480" w:hanging="360"/>
+      </w:pPr>
+      <w:rPr>
+        <w:rFonts w:ascii="Wingdings" w:hAnsi="Wingdings" w:hint="default"/>
+        <w:sz w:val="20"/>
+      </w:rPr>
+    </w:lvl>
+  </w:abstractNum>
+  <w:num w:numId="1">
+    <w:abstractNumId w:val="5"/>
   </w:num>
-  <w:num w:numId="2" w16cid:durableId="793015802">
-    <w:abstractNumId w:val="1"/>
+  <w:num w:numId="2">
+    <w:abstractNumId w:val="5"/>
   </w:num>
-  <w:num w:numId="3" w16cid:durableId="1024289321">
-    <w:abstractNumId w:val="1"/>
+  <w:num w:numId="3">
+    <w:abstractNumId w:val="5"/>
   </w:num>
-  <w:num w:numId="4" w16cid:durableId="245236843">
-    <w:abstractNumId w:val="1"/>
+  <w:num w:numId="4">
+    <w:abstractNumId w:val="5"/>
   </w:num>
-  <w:num w:numId="5" w16cid:durableId="5602407">
-    <w:abstractNumId w:val="1"/>
+  <w:num w:numId="5">
+    <w:abstractNumId w:val="5"/>
   </w:num>
-  <w:num w:numId="6" w16cid:durableId="620764540">
+  <w:num w:numId="6">
     <w:abstractNumId w:val="0"/>
   </w:num>
-  <w:num w:numId="7" w16cid:durableId="573662991">
+  <w:num w:numId="7">
+    <w:abstractNumId w:val="7"/>
+  </w:num>
+  <w:num w:numId="8">
+    <w:abstractNumId w:val="4"/>
+  </w:num>
+  <w:num w:numId="9">
+    <w:abstractNumId w:val="3"/>
+  </w:num>
+  <w:num w:numId="10">
+    <w:abstractNumId w:val="8"/>
+  </w:num>
+  <w:num w:numId="11">
+    <w:abstractNumId w:val="6"/>
+  </w:num>
+  <w:num w:numId="12">
     <w:abstractNumId w:val="2"/>
+  </w:num>
+  <w:num w:numId="13">
+    <w:abstractNumId w:val="1"/>
   </w:num>
 </w:numbering>
 </file>
 
 <file path=word/styles.xml><?xml version="1.0" encoding="utf-8"?>
-<w:styles xmlns:mc="http://schemas.openxmlformats.org/markup-compatibility/2006" xmlns:r="http://schemas.openxmlformats.org/officeDocument/2006/relationships" xmlns:w="http://schemas.openxmlformats.org/wordprocessingml/2006/main" xmlns:w14="http://schemas.microsoft.com/office/word/2010/wordml" xmlns:w15="http://schemas.microsoft.com/office/word/2012/wordml" xmlns:w16cex="http://schemas.microsoft.com/office/word/2018/wordml/cex" xmlns:w16cid="http://schemas.microsoft.com/office/word/2016/wordml/cid" xmlns:w16="http://schemas.microsoft.com/office/word/2018/wordml" xmlns:w16du="http://schemas.microsoft.com/office/word/2023/wordml/word16du" xmlns:w16sdtdh="http://schemas.microsoft.com/office/word/2020/wordml/sdtdatahash" xmlns:w16sdtfl="http://schemas.microsoft.com/office/word/2024/wordml/sdtformatlock" xmlns:w16se="http://schemas.microsoft.com/office/word/2015/wordml/symex" mc:Ignorable="w14 w15 w16se w16cid w16 w16cex w16sdtdh w16sdtfl w16du">
+<w:styles xmlns:mc="http://schemas.openxmlformats.org/markup-compatibility/2006" xmlns:r="http://schemas.openxmlformats.org/officeDocument/2006/relationships" xmlns:w="http://schemas.openxmlformats.org/wordprocessingml/2006/main" xmlns:w14="http://schemas.microsoft.com/office/word/2010/wordml" xmlns:w15="http://schemas.microsoft.com/office/word/2012/wordml" xmlns:w16cex="http://schemas.microsoft.com/office/word/2018/wordml/cex" xmlns:w16cid="http://schemas.microsoft.com/office/word/2016/wordml/cid" xmlns:w16="http://schemas.microsoft.com/office/word/2018/wordml" xmlns:w16sdtdh="http://schemas.microsoft.com/office/word/2020/wordml/sdtdatahash" xmlns:w16se="http://schemas.microsoft.com/office/word/2015/wordml/symex" mc:Ignorable="w14 w15 w16se w16cid w16 w16cex w16sdtdh">
   <w:docDefaults>
     <w:rPrDefault>
       <w:rPr>
@@ -4242,6 +8875,7 @@
   <w:style w:type="character" w:default="1" w:styleId="Fontepargpadro">
     <w:name w:val="Default Paragraph Font"/>
     <w:uiPriority w:val="1"/>
+    <w:semiHidden/>
     <w:unhideWhenUsed/>
   </w:style>
   <w:style w:type="table" w:default="1" w:styleId="Tabelanormal">
@@ -4657,6 +9291,25 @@
       <w:szCs w:val="20"/>
     </w:rPr>
   </w:style>
+  <w:style w:type="paragraph" w:customStyle="1" w:styleId="font-claude-response-body">
+    <w:name w:val="font-claude-response-body"/>
+    <w:basedOn w:val="Normal"/>
+    <w:rsid w:val="00653FA5"/>
+    <w:pPr>
+      <w:spacing w:before="100" w:beforeAutospacing="1" w:after="100" w:afterAutospacing="1" w:line="240" w:lineRule="auto"/>
+    </w:pPr>
+    <w:rPr>
+      <w:rFonts w:ascii="Times New Roman" w:eastAsia="Times New Roman" w:hAnsi="Times New Roman" w:cs="Times New Roman"/>
+      <w:kern w:val="0"/>
+      <w:lang w:eastAsia="pt-BR"/>
+      <w14:ligatures w14:val="none"/>
+    </w:rPr>
+  </w:style>
+  <w:style w:type="character" w:customStyle="1" w:styleId="text-text-500">
+    <w:name w:val="text-text-500"/>
+    <w:basedOn w:val="Fontepargpadro"/>
+    <w:rsid w:val="00DD7338"/>
+  </w:style>
 </w:styles>
 </file>
 

--- a/documentaçãoDB.docx
+++ b/documentaçãoDB.docx
@@ -1,6 +1,6 @@
 
 <file path=word/document.xml><?xml version="1.0" encoding="utf-8"?>
-<w:document xmlns:wpc="http://schemas.microsoft.com/office/word/2010/wordprocessingCanvas" xmlns:cx="http://schemas.microsoft.com/office/drawing/2014/chartex" xmlns:cx1="http://schemas.microsoft.com/office/drawing/2015/9/8/chartex" xmlns:cx2="http://schemas.microsoft.com/office/drawing/2015/10/21/chartex" xmlns:cx3="http://schemas.microsoft.com/office/drawing/2016/5/9/chartex" xmlns:cx4="http://schemas.microsoft.com/office/drawing/2016/5/10/chartex" xmlns:cx5="http://schemas.microsoft.com/office/drawing/2016/5/11/chartex" xmlns:cx6="http://schemas.microsoft.com/office/drawing/2016/5/12/chartex" xmlns:cx7="http://schemas.microsoft.com/office/drawing/2016/5/13/chartex" xmlns:cx8="http://schemas.microsoft.com/office/drawing/2016/5/14/chartex" xmlns:mc="http://schemas.openxmlformats.org/markup-compatibility/2006" xmlns:aink="http://schemas.microsoft.com/office/drawing/2016/ink" xmlns:am3d="http://schemas.microsoft.com/office/drawing/2017/model3d" xmlns:o="urn:schemas-microsoft-com:office:office" xmlns:r="http://schemas.openxmlformats.org/officeDocument/2006/relationships" xmlns:m="http://schemas.openxmlformats.org/officeDocument/2006/math" xmlns:v="urn:schemas-microsoft-com:vml" xmlns:wp14="http://schemas.microsoft.com/office/word/2010/wordprocessingDrawing" xmlns:wp="http://schemas.openxmlformats.org/drawingml/2006/wordprocessingDrawing" xmlns:w10="urn:schemas-microsoft-com:office:word" xmlns:w="http://schemas.openxmlformats.org/wordprocessingml/2006/main" xmlns:w14="http://schemas.microsoft.com/office/word/2010/wordml" xmlns:w15="http://schemas.microsoft.com/office/word/2012/wordml" xmlns:w16cex="http://schemas.microsoft.com/office/word/2018/wordml/cex" xmlns:w16cid="http://schemas.microsoft.com/office/word/2016/wordml/cid" xmlns:w16="http://schemas.microsoft.com/office/word/2018/wordml" xmlns:w16sdtdh="http://schemas.microsoft.com/office/word/2020/wordml/sdtdatahash" xmlns:w16se="http://schemas.microsoft.com/office/word/2015/wordml/symex" xmlns:wpg="http://schemas.microsoft.com/office/word/2010/wordprocessingGroup" xmlns:wpi="http://schemas.microsoft.com/office/word/2010/wordprocessingInk" xmlns:wne="http://schemas.microsoft.com/office/word/2006/wordml" xmlns:wps="http://schemas.microsoft.com/office/word/2010/wordprocessingShape" mc:Ignorable="w14 w15 w16se w16cid w16 w16cex w16sdtdh wp14">
+<w:document xmlns:wpc="http://schemas.microsoft.com/office/word/2010/wordprocessingCanvas" xmlns:mc="http://schemas.openxmlformats.org/markup-compatibility/2006" xmlns:o="urn:schemas-microsoft-com:office:office" xmlns:r="http://schemas.openxmlformats.org/officeDocument/2006/relationships" xmlns:m="http://schemas.openxmlformats.org/officeDocument/2006/math" xmlns:v="urn:schemas-microsoft-com:vml" xmlns:wp14="http://schemas.microsoft.com/office/word/2010/wordprocessingDrawing" xmlns:wp="http://schemas.openxmlformats.org/drawingml/2006/wordprocessingDrawing" xmlns:w10="urn:schemas-microsoft-com:office:word" xmlns:w="http://schemas.openxmlformats.org/wordprocessingml/2006/main" xmlns:w14="http://schemas.microsoft.com/office/word/2010/wordml" xmlns:w15="http://schemas.microsoft.com/office/word/2012/wordml" xmlns:wpg="http://schemas.microsoft.com/office/word/2010/wordprocessingGroup" xmlns:wpi="http://schemas.microsoft.com/office/word/2010/wordprocessingInk" xmlns:wne="http://schemas.microsoft.com/office/word/2006/wordml" xmlns:wps="http://schemas.microsoft.com/office/word/2010/wordprocessingShape" mc:Ignorable="w14 w15 wp14">
   <w:body>
     <w:p>
       <w:pPr>
@@ -45,38 +45,6 @@
           <w:bCs/>
         </w:rPr>
       </w:pPr>
-    </w:p>
-    <w:p>
-      <w:pPr>
-        <w:jc w:val="center"/>
-        <w:rPr>
-          <w:rFonts w:ascii="Times New Roman" w:hAnsi="Times New Roman" w:cs="Times New Roman"/>
-          <w:lang w:val="en-US"/>
-        </w:rPr>
-      </w:pPr>
-      <w:r>
-        <w:rPr>
-          <w:rFonts w:ascii="Times New Roman" w:hAnsi="Times New Roman" w:cs="Times New Roman"/>
-          <w:lang w:val="en-US"/>
-        </w:rPr>
-        <w:t>Felipe Monte, RM</w:t>
-      </w:r>
-      <w:r>
-        <w:rPr>
-          <w:rFonts w:ascii="Times New Roman" w:hAnsi="Times New Roman" w:cs="Times New Roman"/>
-          <w:kern w:val="0"/>
-          <w:lang w:val="en-US"/>
-          <w14:ligatures w14:val="none"/>
-        </w:rPr>
-        <w:t>562019</w:t>
-      </w:r>
-      <w:r>
-        <w:rPr>
-          <w:rFonts w:ascii="Times New Roman" w:hAnsi="Times New Roman" w:cs="Times New Roman"/>
-          <w:lang w:val="en-US"/>
-        </w:rPr>
-        <w:t>, 2TDSPG</w:t>
-      </w:r>
     </w:p>
     <w:p>
       <w:pPr>
@@ -92,8 +60,33 @@
           <w:rFonts w:ascii="Times New Roman" w:hAnsi="Times New Roman" w:cs="Times New Roman"/>
           <w:lang w:val="en-US"/>
         </w:rPr>
-        <w:t>Gabriel Neris Losano</w:t>
-      </w:r>
+        <w:t xml:space="preserve">Gabriel </w:t>
+      </w:r>
+      <w:proofErr w:type="spellStart"/>
+      <w:r>
+        <w:rPr>
+          <w:rFonts w:ascii="Times New Roman" w:hAnsi="Times New Roman" w:cs="Times New Roman"/>
+          <w:lang w:val="en-US"/>
+        </w:rPr>
+        <w:t>Neris</w:t>
+      </w:r>
+      <w:proofErr w:type="spellEnd"/>
+      <w:r>
+        <w:rPr>
+          <w:rFonts w:ascii="Times New Roman" w:hAnsi="Times New Roman" w:cs="Times New Roman"/>
+          <w:lang w:val="en-US"/>
+        </w:rPr>
+        <w:t xml:space="preserve"> </w:t>
+      </w:r>
+      <w:proofErr w:type="spellStart"/>
+      <w:r>
+        <w:rPr>
+          <w:rFonts w:ascii="Times New Roman" w:hAnsi="Times New Roman" w:cs="Times New Roman"/>
+          <w:lang w:val="en-US"/>
+        </w:rPr>
+        <w:t>Losano</w:t>
+      </w:r>
+      <w:proofErr w:type="spellEnd"/>
       <w:r>
         <w:rPr>
           <w:rFonts w:ascii="Times New Roman" w:hAnsi="Times New Roman" w:cs="Times New Roman"/>
@@ -136,13 +129,11 @@
         <w:jc w:val="center"/>
         <w:rPr>
           <w:rFonts w:ascii="Times New Roman" w:hAnsi="Times New Roman" w:cs="Times New Roman"/>
-          <w:lang w:val="en-US"/>
-        </w:rPr>
-      </w:pPr>
-      <w:r>
-        <w:rPr>
-          <w:rFonts w:ascii="Times New Roman" w:hAnsi="Times New Roman" w:cs="Times New Roman"/>
-          <w:lang w:val="en-US"/>
+        </w:rPr>
+      </w:pPr>
+      <w:r>
+        <w:rPr>
+          <w:rFonts w:ascii="Times New Roman" w:hAnsi="Times New Roman" w:cs="Times New Roman"/>
         </w:rPr>
         <w:t xml:space="preserve">Joao Vitor </w:t>
       </w:r>
@@ -150,7 +141,6 @@
       <w:r>
         <w:rPr>
           <w:rFonts w:ascii="Times New Roman" w:hAnsi="Times New Roman" w:cs="Times New Roman"/>
-          <w:lang w:val="en-US"/>
         </w:rPr>
         <w:t>Biribilli</w:t>
       </w:r>
@@ -158,42 +148,36 @@
       <w:r>
         <w:rPr>
           <w:rFonts w:ascii="Times New Roman" w:hAnsi="Times New Roman" w:cs="Times New Roman"/>
-          <w:lang w:val="en-US"/>
         </w:rPr>
         <w:t>,</w:t>
       </w:r>
       <w:r>
         <w:rPr>
           <w:rFonts w:ascii="Times New Roman" w:hAnsi="Times New Roman" w:cs="Times New Roman"/>
-          <w:lang w:val="en-US"/>
         </w:rPr>
         <w:t xml:space="preserve"> RM</w:t>
       </w:r>
       <w:r>
         <w:rPr>
           <w:rFonts w:ascii="Times New Roman" w:hAnsi="Times New Roman" w:cs="Times New Roman"/>
-          <w:lang w:val="en-US"/>
         </w:rPr>
         <w:t>565594</w:t>
       </w:r>
       <w:r>
         <w:rPr>
           <w:rFonts w:ascii="Times New Roman" w:hAnsi="Times New Roman" w:cs="Times New Roman"/>
-          <w:lang w:val="en-US"/>
         </w:rPr>
         <w:t xml:space="preserve">, </w:t>
       </w:r>
       <w:r>
         <w:rPr>
           <w:rFonts w:ascii="Times New Roman" w:hAnsi="Times New Roman" w:cs="Times New Roman"/>
-          <w:lang w:val="en-US"/>
         </w:rPr>
         <w:t>2</w:t>
       </w:r>
       <w:r>
         <w:rPr>
           <w:rFonts w:ascii="Times New Roman" w:hAnsi="Times New Roman" w:cs="Times New Roman"/>
-          <w:lang w:val="en-US"/>
         </w:rPr>
         <w:t>TDSPG</w:t>
       </w:r>
@@ -336,7 +320,6 @@
           <w:szCs w:val="32"/>
         </w:rPr>
       </w:pPr>
-      <w:proofErr w:type="spellStart"/>
       <w:r>
         <w:rPr>
           <w:rFonts w:ascii="Times New Roman" w:hAnsi="Times New Roman" w:cs="Times New Roman"/>
@@ -347,7 +330,6 @@
         </w:rPr>
         <w:t>PetPulse</w:t>
       </w:r>
-      <w:proofErr w:type="spellEnd"/>
     </w:p>
     <w:p>
       <w:pPr>
@@ -518,6 +500,7 @@
           <w:b/>
           <w:bCs/>
         </w:rPr>
+        <w:lastRenderedPageBreak/>
         <w:t>FACULDADE DE INFORMÁTICA E ADMINISTRAÇ</w:t>
       </w:r>
       <w:r>
@@ -548,36 +531,6 @@
     </w:p>
     <w:p>
       <w:pPr>
-        <w:jc w:val="center"/>
-        <w:rPr>
-          <w:rFonts w:ascii="Times New Roman" w:hAnsi="Times New Roman" w:cs="Times New Roman"/>
-          <w:lang w:val="en-US"/>
-        </w:rPr>
-      </w:pPr>
-      <w:r>
-        <w:rPr>
-          <w:rFonts w:ascii="Times New Roman" w:hAnsi="Times New Roman" w:cs="Times New Roman"/>
-          <w:lang w:val="en-US"/>
-        </w:rPr>
-        <w:t>Felipe Monte, RM</w:t>
-      </w:r>
-      <w:r>
-        <w:rPr>
-          <w:rFonts w:ascii="Times New Roman" w:hAnsi="Times New Roman" w:cs="Times New Roman"/>
-          <w:lang w:val="en-US"/>
-        </w:rPr>
-        <w:t>562019</w:t>
-      </w:r>
-      <w:r>
-        <w:rPr>
-          <w:rFonts w:ascii="Times New Roman" w:hAnsi="Times New Roman" w:cs="Times New Roman"/>
-          <w:lang w:val="en-US"/>
-        </w:rPr>
-        <w:t>, 2TDSPG</w:t>
-      </w:r>
-    </w:p>
-    <w:p>
-      <w:pPr>
         <w:spacing w:line="240" w:lineRule="auto"/>
         <w:jc w:val="center"/>
         <w:rPr>
@@ -590,8 +543,33 @@
           <w:rFonts w:ascii="Times New Roman" w:hAnsi="Times New Roman" w:cs="Times New Roman"/>
           <w:lang w:val="en-US"/>
         </w:rPr>
-        <w:t>Gabriel Neris Losano</w:t>
-      </w:r>
+        <w:t xml:space="preserve">Gabriel </w:t>
+      </w:r>
+      <w:proofErr w:type="spellStart"/>
+      <w:r>
+        <w:rPr>
+          <w:rFonts w:ascii="Times New Roman" w:hAnsi="Times New Roman" w:cs="Times New Roman"/>
+          <w:lang w:val="en-US"/>
+        </w:rPr>
+        <w:t>Neris</w:t>
+      </w:r>
+      <w:proofErr w:type="spellEnd"/>
+      <w:r>
+        <w:rPr>
+          <w:rFonts w:ascii="Times New Roman" w:hAnsi="Times New Roman" w:cs="Times New Roman"/>
+          <w:lang w:val="en-US"/>
+        </w:rPr>
+        <w:t xml:space="preserve"> </w:t>
+      </w:r>
+      <w:proofErr w:type="spellStart"/>
+      <w:r>
+        <w:rPr>
+          <w:rFonts w:ascii="Times New Roman" w:hAnsi="Times New Roman" w:cs="Times New Roman"/>
+          <w:lang w:val="en-US"/>
+        </w:rPr>
+        <w:t>Losano</w:t>
+      </w:r>
+      <w:proofErr w:type="spellEnd"/>
       <w:r>
         <w:rPr>
           <w:rFonts w:ascii="Times New Roman" w:hAnsi="Times New Roman" w:cs="Times New Roman"/>
@@ -642,7 +620,23 @@
           <w:rFonts w:ascii="Times New Roman" w:hAnsi="Times New Roman" w:cs="Times New Roman"/>
           <w:lang w:val="en-US"/>
         </w:rPr>
-        <w:t xml:space="preserve">Joao Vitor </w:t>
+        <w:t xml:space="preserve">Joao </w:t>
+      </w:r>
+      <w:proofErr w:type="spellStart"/>
+      <w:r>
+        <w:rPr>
+          <w:rFonts w:ascii="Times New Roman" w:hAnsi="Times New Roman" w:cs="Times New Roman"/>
+          <w:lang w:val="en-US"/>
+        </w:rPr>
+        <w:t>Vitor</w:t>
+      </w:r>
+      <w:proofErr w:type="spellEnd"/>
+      <w:r>
+        <w:rPr>
+          <w:rFonts w:ascii="Times New Roman" w:hAnsi="Times New Roman" w:cs="Times New Roman"/>
+          <w:lang w:val="en-US"/>
+        </w:rPr>
+        <w:t xml:space="preserve"> </w:t>
       </w:r>
       <w:proofErr w:type="spellStart"/>
       <w:r>
@@ -835,7 +829,6 @@
           <w:szCs w:val="32"/>
         </w:rPr>
       </w:pPr>
-      <w:proofErr w:type="spellStart"/>
       <w:r>
         <w:rPr>
           <w:rFonts w:ascii="Times New Roman" w:hAnsi="Times New Roman" w:cs="Times New Roman"/>
@@ -846,7 +839,6 @@
         </w:rPr>
         <w:t>PetPulse</w:t>
       </w:r>
-      <w:proofErr w:type="spellEnd"/>
     </w:p>
     <w:p>
       <w:pPr>
@@ -914,7 +906,7 @@
         <w:rPr>
           <w:rFonts w:ascii="Times New Roman" w:hAnsi="Times New Roman" w:cs="Times New Roman"/>
         </w:rPr>
-        <w:t xml:space="preserve"> [n]</w:t>
+        <w:t xml:space="preserve"> 3</w:t>
       </w:r>
       <w:r>
         <w:rPr>
@@ -1056,7 +1048,6 @@
         <w:rPr>
           <w:rFonts w:ascii="Times New Roman" w:hAnsi="Times New Roman" w:cs="Times New Roman"/>
         </w:rPr>
-        <w:lastRenderedPageBreak/>
         <w:t>2026</w:t>
       </w:r>
     </w:p>
@@ -1087,6 +1078,7 @@
           <w:sz w:val="28"/>
           <w:szCs w:val="28"/>
         </w:rPr>
+        <w:lastRenderedPageBreak/>
         <w:t>SUMÁRIO</w:t>
       </w:r>
     </w:p>
@@ -1111,7 +1103,7 @@
       <w:sdtContent>
         <w:p>
           <w:pPr>
-            <w:pStyle w:val="TOCHeading"/>
+            <w:pStyle w:val="CabealhodoSumrio"/>
             <w:rPr>
               <w:rFonts w:ascii="Times New Roman" w:hAnsi="Times New Roman" w:cs="Times New Roman"/>
             </w:rPr>
@@ -1119,7 +1111,7 @@
         </w:p>
         <w:p>
           <w:pPr>
-            <w:pStyle w:val="TOC1"/>
+            <w:pStyle w:val="Sumrio1"/>
             <w:tabs>
               <w:tab w:val="left" w:pos="480"/>
               <w:tab w:val="right" w:leader="dot" w:pos="8494"/>
@@ -1232,7 +1224,7 @@
         </w:p>
         <w:p>
           <w:pPr>
-            <w:pStyle w:val="TOC2"/>
+            <w:pStyle w:val="Sumrio2"/>
             <w:tabs>
               <w:tab w:val="left" w:pos="960"/>
               <w:tab w:val="right" w:leader="dot" w:pos="8494"/>
@@ -1325,7 +1317,7 @@
         </w:p>
         <w:p>
           <w:pPr>
-            <w:pStyle w:val="TOC2"/>
+            <w:pStyle w:val="Sumrio2"/>
             <w:tabs>
               <w:tab w:val="left" w:pos="960"/>
               <w:tab w:val="right" w:leader="dot" w:pos="8494"/>
@@ -1418,7 +1410,7 @@
         </w:p>
         <w:p>
           <w:pPr>
-            <w:pStyle w:val="TOC2"/>
+            <w:pStyle w:val="Sumrio2"/>
             <w:tabs>
               <w:tab w:val="left" w:pos="960"/>
               <w:tab w:val="right" w:leader="dot" w:pos="8494"/>
@@ -1511,7 +1503,7 @@
         </w:p>
         <w:p>
           <w:pPr>
-            <w:pStyle w:val="TOC1"/>
+            <w:pStyle w:val="Sumrio1"/>
             <w:tabs>
               <w:tab w:val="left" w:pos="480"/>
               <w:tab w:val="right" w:leader="dot" w:pos="8494"/>
@@ -1632,6 +1624,19 @@
             <w:t>2.4 3FN..............................................................................................................................8</w:t>
           </w:r>
         </w:p>
+        <w:p>
+          <w:r>
+            <w:t xml:space="preserve">2.5 </w:t>
+          </w:r>
+          <w:proofErr w:type="spellStart"/>
+          <w:r>
+            <w:t>Prints</w:t>
+          </w:r>
+          <w:proofErr w:type="spellEnd"/>
+          <w:r>
+            <w:t xml:space="preserve"> de funcionamento............................................................................................9</w:t>
+          </w:r>
+        </w:p>
       </w:sdtContent>
     </w:sdt>
     <w:p>
@@ -1651,7 +1656,7 @@
     </w:p>
     <w:p>
       <w:pPr>
-        <w:pStyle w:val="Heading1"/>
+        <w:pStyle w:val="Ttulo1"/>
         <w:rPr>
           <w:sz w:val="28"/>
           <w:szCs w:val="28"/>
@@ -1677,7 +1682,7 @@
     <w:p/>
     <w:p>
       <w:pPr>
-        <w:pStyle w:val="Heading2"/>
+        <w:pStyle w:val="Ttulo2"/>
       </w:pPr>
       <w:bookmarkStart w:id="1" w:name="_Toc197931763"/>
       <w:r>
@@ -1728,7 +1733,7 @@
     </w:p>
     <w:p>
       <w:pPr>
-        <w:pStyle w:val="Heading2"/>
+        <w:pStyle w:val="Ttulo2"/>
       </w:pPr>
       <w:r>
         <w:t>Justificativa da Escolha do Tema</w:t>
@@ -1751,7 +1756,7 @@
       <w:proofErr w:type="spellStart"/>
       <w:r>
         <w:rPr>
-          <w:rStyle w:val="Strong"/>
+          <w:rStyle w:val="Forte"/>
           <w:rFonts w:ascii="Times New Roman" w:hAnsi="Times New Roman" w:cs="Times New Roman"/>
           <w:bdr w:val="none" w:sz="0" w:space="0" w:color="auto" w:frame="1"/>
         </w:rPr>
@@ -1763,7 +1768,32 @@
           <w:rFonts w:ascii="Times New Roman" w:hAnsi="Times New Roman" w:cs="Times New Roman"/>
           <w:bdr w:val="none" w:sz="0" w:space="0" w:color="auto" w:frame="1"/>
         </w:rPr>
-        <w:t xml:space="preserve"> como tema deste trabalho nasce da observação de um problema concreto e cotidiano: tutores de pets não contam com ferramentas acessíveis para monitorar a saúde dos seus animais de forma contínua. A maioria só percebe que algo está errado quando o pet já apresenta sintomas avançados, e nesse ponto o tratamento tende a ser mais caro, mais agressivo e com menos chance de sucesso. O tutor acaba se sentindo impotente, pois não tem como saber o que está acontecendo com o animal nos momentos em que não está em casa ou quando o pet simplesmente não consegue demonstrar que algo não vai bem — e os animais, por instinto, costumam esconder sinais de fraqueza. A </w:t>
+        <w:t xml:space="preserve"> como tema deste trabalho nasce da observação de um problema concreto e </w:t>
+      </w:r>
+      <w:r>
+        <w:rPr>
+          <w:rFonts w:ascii="Times New Roman" w:hAnsi="Times New Roman" w:cs="Times New Roman"/>
+          <w:u w:val="single"/>
+          <w:bdr w:val="none" w:sz="0" w:space="0" w:color="auto" w:frame="1"/>
+        </w:rPr>
+        <w:t>cotid</w:t>
+      </w:r>
+      <w:bookmarkStart w:id="3" w:name="_GoBack"/>
+      <w:bookmarkEnd w:id="3"/>
+      <w:r>
+        <w:rPr>
+          <w:rFonts w:ascii="Times New Roman" w:hAnsi="Times New Roman" w:cs="Times New Roman"/>
+          <w:u w:val="single"/>
+          <w:bdr w:val="none" w:sz="0" w:space="0" w:color="auto" w:frame="1"/>
+        </w:rPr>
+        <w:t>iano</w:t>
+      </w:r>
+      <w:r>
+        <w:rPr>
+          <w:rFonts w:ascii="Times New Roman" w:hAnsi="Times New Roman" w:cs="Times New Roman"/>
+          <w:bdr w:val="none" w:sz="0" w:space="0" w:color="auto" w:frame="1"/>
+        </w:rPr>
+        <w:t xml:space="preserve">: tutores de pets não contam com ferramentas acessíveis para monitorar a saúde dos seus animais de forma contínua. A maioria só percebe que algo está errado quando o pet já apresenta sintomas avançados, e nesse ponto o tratamento tende a ser mais caro, mais agressivo e com menos chance de sucesso. O tutor acaba se sentindo impotente, pois não tem como saber o que está acontecendo com o animal nos momentos em que não está em casa ou quando o pet simplesmente não consegue demonstrar que algo não vai bem — e os animais, por instinto, costumam esconder sinais de fraqueza. A </w:t>
       </w:r>
       <w:proofErr w:type="spellStart"/>
       <w:r>
@@ -1825,13 +1855,13 @@
     <w:p/>
     <w:p>
       <w:pPr>
-        <w:pStyle w:val="Heading2"/>
-      </w:pPr>
-      <w:bookmarkStart w:id="3" w:name="_Toc197931765"/>
+        <w:pStyle w:val="Ttulo2"/>
+      </w:pPr>
+      <w:bookmarkStart w:id="4" w:name="_Toc197931765"/>
       <w:r>
         <w:t>Tecnologias Utilizadas</w:t>
       </w:r>
-      <w:bookmarkEnd w:id="3"/>
+      <w:bookmarkEnd w:id="4"/>
     </w:p>
     <w:p>
       <w:pPr>
@@ -2287,14 +2317,77 @@
         <w:ind w:firstLine="708"/>
       </w:pPr>
       <w:r>
+        <w:pict w14:anchorId="67C9D924">
+          <v:shapetype id="_x0000_t75" coordsize="21600,21600" o:spt="75" o:preferrelative="t" path="m@4@5l@4@11@9@11@9@5xe" filled="f" stroked="f">
+            <v:stroke joinstyle="miter"/>
+            <v:formulas>
+              <v:f eqn="if lineDrawn pixelLineWidth 0"/>
+              <v:f eqn="sum @0 1 0"/>
+              <v:f eqn="sum 0 0 @1"/>
+              <v:f eqn="prod @2 1 2"/>
+              <v:f eqn="prod @3 21600 pixelWidth"/>
+              <v:f eqn="prod @3 21600 pixelHeight"/>
+              <v:f eqn="sum @0 0 1"/>
+              <v:f eqn="prod @6 1 2"/>
+              <v:f eqn="prod @7 21600 pixelWidth"/>
+              <v:f eqn="sum @8 21600 0"/>
+              <v:f eqn="prod @7 21600 pixelHeight"/>
+              <v:f eqn="sum @10 21600 0"/>
+            </v:formulas>
+            <v:path o:extrusionok="f" gradientshapeok="t" o:connecttype="rect"/>
+            <o:lock v:ext="edit" aspectratio="t"/>
+          </v:shapetype>
+          <v:shape id="_x0000_i1026" type="#_x0000_t75" style="width:425.4pt;height:299.75pt">
+            <v:imagedata r:id="rId6" o:title="Logical"/>
+          </v:shape>
+        </w:pict>
+      </w:r>
+    </w:p>
+    <w:p>
+      <w:pPr>
+        <w:ind w:firstLine="708"/>
+        <w:rPr>
+          <w:rFonts w:ascii="Times New Roman" w:hAnsi="Times New Roman" w:cs="Times New Roman"/>
+        </w:rPr>
+      </w:pPr>
+      <w:r>
+        <w:rPr>
+          <w:rFonts w:ascii="Times New Roman" w:hAnsi="Times New Roman" w:cs="Times New Roman"/>
+        </w:rPr>
+        <w:t xml:space="preserve">Modelo </w:t>
+      </w:r>
+      <w:proofErr w:type="spellStart"/>
+      <w:r>
+        <w:rPr>
+          <w:rFonts w:ascii="Times New Roman" w:hAnsi="Times New Roman" w:cs="Times New Roman"/>
+        </w:rPr>
+        <w:t>Relational</w:t>
+      </w:r>
+      <w:proofErr w:type="spellEnd"/>
+      <w:r>
+        <w:rPr>
+          <w:rFonts w:ascii="Times New Roman" w:hAnsi="Times New Roman" w:cs="Times New Roman"/>
+        </w:rPr>
+        <w:t xml:space="preserve">: </w:t>
+      </w:r>
+    </w:p>
+    <w:p>
+      <w:pPr>
+        <w:ind w:firstLine="708"/>
+        <w:rPr>
+          <w:u w:val="single"/>
+        </w:rPr>
+      </w:pPr>
+      <w:r>
         <w:rPr>
           <w:noProof/>
+          <w:lang w:eastAsia="pt-BR"/>
         </w:rPr>
         <w:drawing>
-          <wp:inline distT="0" distB="0" distL="0" distR="0" wp14:anchorId="7D8E5388" wp14:editId="13F39019">
-            <wp:extent cx="5400040" cy="3761740"/>
-            <wp:effectExtent l="0" t="0" r="0" b="0"/>
-            <wp:docPr id="423829172" name="Imagem 4"/>
+          <wp:inline distT="0" distB="0" distL="0" distR="0" wp14:anchorId="229F6FD8" wp14:editId="2E3E7F0C">
+            <wp:extent cx="5400040" cy="3860889"/>
+            <wp:effectExtent l="0" t="0" r="0" b="6350"/>
+            <wp:docPr id="1" name="Imagem 1" descr="C:\Users\OpenTech_PS\AppData\Local\Microsoft\Windows\INetCache\Content.Word\Relational_1.png"/>
             <wp:cNvGraphicFramePr>
               <a:graphicFrameLocks xmlns:a="http://schemas.openxmlformats.org/drawingml/2006/main" noChangeAspect="1"/>
             </wp:cNvGraphicFramePr>
@@ -2302,93 +2395,7 @@
               <a:graphicData uri="http://schemas.openxmlformats.org/drawingml/2006/picture">
                 <pic:pic xmlns:pic="http://schemas.openxmlformats.org/drawingml/2006/picture">
                   <pic:nvPicPr>
-                    <pic:cNvPr id="0" name="Picture 16"/>
-                    <pic:cNvPicPr>
-                      <a:picLocks noChangeAspect="1" noChangeArrowheads="1"/>
-                    </pic:cNvPicPr>
-                  </pic:nvPicPr>
-                  <pic:blipFill>
-                    <a:blip r:embed="rId6">
-                      <a:extLst>
-                        <a:ext uri="{28A0092B-C50C-407E-A947-70E740481C1C}">
-                          <a14:useLocalDpi xmlns:a14="http://schemas.microsoft.com/office/drawing/2010/main" val="0"/>
-                        </a:ext>
-                      </a:extLst>
-                    </a:blip>
-                    <a:srcRect/>
-                    <a:stretch>
-                      <a:fillRect/>
-                    </a:stretch>
-                  </pic:blipFill>
-                  <pic:spPr bwMode="auto">
-                    <a:xfrm>
-                      <a:off x="0" y="0"/>
-                      <a:ext cx="5400040" cy="3761740"/>
-                    </a:xfrm>
-                    <a:prstGeom prst="rect">
-                      <a:avLst/>
-                    </a:prstGeom>
-                    <a:noFill/>
-                    <a:ln>
-                      <a:noFill/>
-                    </a:ln>
-                  </pic:spPr>
-                </pic:pic>
-              </a:graphicData>
-            </a:graphic>
-          </wp:inline>
-        </w:drawing>
-      </w:r>
-    </w:p>
-    <w:p>
-      <w:pPr>
-        <w:ind w:firstLine="708"/>
-        <w:rPr>
-          <w:rFonts w:ascii="Times New Roman" w:hAnsi="Times New Roman" w:cs="Times New Roman"/>
-        </w:rPr>
-      </w:pPr>
-      <w:r>
-        <w:rPr>
-          <w:rFonts w:ascii="Times New Roman" w:hAnsi="Times New Roman" w:cs="Times New Roman"/>
-        </w:rPr>
-        <w:t xml:space="preserve">Modelo </w:t>
-      </w:r>
-      <w:proofErr w:type="spellStart"/>
-      <w:r>
-        <w:rPr>
-          <w:rFonts w:ascii="Times New Roman" w:hAnsi="Times New Roman" w:cs="Times New Roman"/>
-        </w:rPr>
-        <w:t>Relational</w:t>
-      </w:r>
-      <w:proofErr w:type="spellEnd"/>
-      <w:r>
-        <w:rPr>
-          <w:rFonts w:ascii="Times New Roman" w:hAnsi="Times New Roman" w:cs="Times New Roman"/>
-        </w:rPr>
-        <w:t xml:space="preserve">: </w:t>
-      </w:r>
-    </w:p>
-    <w:p>
-      <w:pPr>
-        <w:ind w:firstLine="708"/>
-      </w:pPr>
-      <w:r>
-        <w:rPr>
-          <w:noProof/>
-        </w:rPr>
-        <w:drawing>
-          <wp:inline distT="0" distB="0" distL="0" distR="0" wp14:anchorId="41864D99" wp14:editId="585BBE06">
-            <wp:extent cx="5400040" cy="3755390"/>
-            <wp:effectExtent l="0" t="0" r="0" b="0"/>
-            <wp:docPr id="1814006317" name="Imagem 2"/>
-            <wp:cNvGraphicFramePr>
-              <a:graphicFrameLocks xmlns:a="http://schemas.openxmlformats.org/drawingml/2006/main" noChangeAspect="1"/>
-            </wp:cNvGraphicFramePr>
-            <a:graphic xmlns:a="http://schemas.openxmlformats.org/drawingml/2006/main">
-              <a:graphicData uri="http://schemas.openxmlformats.org/drawingml/2006/picture">
-                <pic:pic xmlns:pic="http://schemas.openxmlformats.org/drawingml/2006/picture">
-                  <pic:nvPicPr>
-                    <pic:cNvPr id="0" name="Picture 9"/>
+                    <pic:cNvPr id="0" name="Picture 6" descr="C:\Users\OpenTech_PS\AppData\Local\Microsoft\Windows\INetCache\Content.Word\Relational_1.png"/>
                     <pic:cNvPicPr>
                       <a:picLocks noChangeAspect="1" noChangeArrowheads="1"/>
                     </pic:cNvPicPr>
@@ -2409,7 +2416,7 @@
                   <pic:spPr bwMode="auto">
                     <a:xfrm>
                       <a:off x="0" y="0"/>
-                      <a:ext cx="5400040" cy="3755390"/>
+                      <a:ext cx="5400040" cy="3860889"/>
                     </a:xfrm>
                     <a:prstGeom prst="rect">
                       <a:avLst/>
@@ -2441,7 +2448,6 @@
           <w:b/>
           <w:bCs/>
         </w:rPr>
-        <w:lastRenderedPageBreak/>
         <w:t>2.4</w:t>
       </w:r>
       <w:r>
@@ -2470,7 +2476,7 @@
       </w:r>
       <w:r>
         <w:rPr>
-          <w:rStyle w:val="Strong"/>
+          <w:rStyle w:val="Forte"/>
           <w:rFonts w:eastAsiaTheme="majorEastAsia"/>
         </w:rPr>
         <w:t>Terceira Forma Normal</w:t>
@@ -2482,7 +2488,7 @@
     <w:p/>
     <w:p>
       <w:pPr>
-        <w:pStyle w:val="Heading2"/>
+        <w:pStyle w:val="Ttulo2"/>
         <w:numPr>
           <w:ilvl w:val="0"/>
           <w:numId w:val="0"/>
@@ -2519,7 +2525,7 @@
       </w:pPr>
       <w:r>
         <w:rPr>
-          <w:rStyle w:val="HTMLCode"/>
+          <w:rStyle w:val="CdigoHTML"/>
           <w:rFonts w:eastAsiaTheme="majorEastAsia"/>
         </w:rPr>
         <w:t>nome</w:t>
@@ -2539,7 +2545,7 @@
       <w:proofErr w:type="spellStart"/>
       <w:r>
         <w:rPr>
-          <w:rStyle w:val="HTMLCode"/>
+          <w:rStyle w:val="CdigoHTML"/>
           <w:rFonts w:eastAsiaTheme="majorEastAsia"/>
         </w:rPr>
         <w:t>cpf</w:t>
@@ -2560,7 +2566,7 @@
       <w:proofErr w:type="spellStart"/>
       <w:r>
         <w:rPr>
-          <w:rStyle w:val="HTMLCode"/>
+          <w:rStyle w:val="CdigoHTML"/>
           <w:rFonts w:eastAsiaTheme="majorEastAsia"/>
         </w:rPr>
         <w:t>email</w:t>
@@ -2581,7 +2587,7 @@
       <w:proofErr w:type="spellStart"/>
       <w:r>
         <w:rPr>
-          <w:rStyle w:val="HTMLCode"/>
+          <w:rStyle w:val="CdigoHTML"/>
           <w:rFonts w:eastAsiaTheme="majorEastAsia"/>
         </w:rPr>
         <w:t>especie</w:t>
@@ -2602,7 +2608,7 @@
       <w:proofErr w:type="spellStart"/>
       <w:r>
         <w:rPr>
-          <w:rStyle w:val="HTMLCode"/>
+          <w:rStyle w:val="CdigoHTML"/>
           <w:rFonts w:eastAsiaTheme="majorEastAsia"/>
         </w:rPr>
         <w:t>tipo_registro</w:t>
@@ -2623,7 +2629,7 @@
       <w:proofErr w:type="spellStart"/>
       <w:r>
         <w:rPr>
-          <w:rStyle w:val="HTMLCode"/>
+          <w:rStyle w:val="CdigoHTML"/>
           <w:rFonts w:eastAsiaTheme="majorEastAsia"/>
         </w:rPr>
         <w:t>nivel_risco</w:t>
@@ -2644,7 +2650,7 @@
     <w:p/>
     <w:p>
       <w:pPr>
-        <w:pStyle w:val="Heading2"/>
+        <w:pStyle w:val="Ttulo2"/>
         <w:numPr>
           <w:ilvl w:val="0"/>
           <w:numId w:val="0"/>
@@ -2680,7 +2686,7 @@
       </w:r>
       <w:r>
         <w:rPr>
-          <w:rStyle w:val="HTMLCode"/>
+          <w:rStyle w:val="CdigoHTML"/>
           <w:rFonts w:eastAsiaTheme="majorEastAsia"/>
         </w:rPr>
         <w:t>T_CLY_USUARIO</w:t>
@@ -2690,7 +2696,7 @@
       </w:r>
       <w:r>
         <w:rPr>
-          <w:rStyle w:val="HTMLCode"/>
+          <w:rStyle w:val="CdigoHTML"/>
           <w:rFonts w:eastAsiaTheme="majorEastAsia"/>
         </w:rPr>
         <w:t>nome</w:t>
@@ -2701,7 +2707,7 @@
       <w:proofErr w:type="spellStart"/>
       <w:r>
         <w:rPr>
-          <w:rStyle w:val="HTMLCode"/>
+          <w:rStyle w:val="CdigoHTML"/>
           <w:rFonts w:eastAsiaTheme="majorEastAsia"/>
         </w:rPr>
         <w:t>cpf</w:t>
@@ -2713,7 +2719,7 @@
       <w:proofErr w:type="spellStart"/>
       <w:r>
         <w:rPr>
-          <w:rStyle w:val="HTMLCode"/>
+          <w:rStyle w:val="CdigoHTML"/>
           <w:rFonts w:eastAsiaTheme="majorEastAsia"/>
         </w:rPr>
         <w:t>email</w:t>
@@ -2724,7 +2730,7 @@
       </w:r>
       <w:r>
         <w:rPr>
-          <w:rStyle w:val="HTMLCode"/>
+          <w:rStyle w:val="CdigoHTML"/>
           <w:rFonts w:eastAsiaTheme="majorEastAsia"/>
         </w:rPr>
         <w:t>telefone</w:t>
@@ -2735,7 +2741,7 @@
       <w:proofErr w:type="spellStart"/>
       <w:r>
         <w:rPr>
-          <w:rStyle w:val="HTMLCode"/>
+          <w:rStyle w:val="CdigoHTML"/>
           <w:rFonts w:eastAsiaTheme="majorEastAsia"/>
         </w:rPr>
         <w:t>endereco</w:t>
@@ -2747,7 +2753,7 @@
       <w:proofErr w:type="spellStart"/>
       <w:r>
         <w:rPr>
-          <w:rStyle w:val="HTMLCode"/>
+          <w:rStyle w:val="CdigoHTML"/>
           <w:rFonts w:eastAsiaTheme="majorEastAsia"/>
         </w:rPr>
         <w:t>id_usuario</w:t>
@@ -2766,7 +2772,7 @@
       </w:r>
       <w:r>
         <w:rPr>
-          <w:rStyle w:val="HTMLCode"/>
+          <w:rStyle w:val="CdigoHTML"/>
           <w:rFonts w:eastAsiaTheme="majorEastAsia"/>
         </w:rPr>
         <w:t>T_CLY_PET</w:t>
@@ -2776,7 +2782,7 @@
       </w:r>
       <w:r>
         <w:rPr>
-          <w:rStyle w:val="HTMLCode"/>
+          <w:rStyle w:val="CdigoHTML"/>
           <w:rFonts w:eastAsiaTheme="majorEastAsia"/>
         </w:rPr>
         <w:t>nome</w:t>
@@ -2787,7 +2793,7 @@
       <w:proofErr w:type="spellStart"/>
       <w:r>
         <w:rPr>
-          <w:rStyle w:val="HTMLCode"/>
+          <w:rStyle w:val="CdigoHTML"/>
           <w:rFonts w:eastAsiaTheme="majorEastAsia"/>
         </w:rPr>
         <w:t>especie</w:t>
@@ -2799,7 +2805,7 @@
       <w:proofErr w:type="spellStart"/>
       <w:r>
         <w:rPr>
-          <w:rStyle w:val="HTMLCode"/>
+          <w:rStyle w:val="CdigoHTML"/>
           <w:rFonts w:eastAsiaTheme="majorEastAsia"/>
         </w:rPr>
         <w:t>raca</w:t>
@@ -2810,7 +2816,7 @@
       </w:r>
       <w:r>
         <w:rPr>
-          <w:rStyle w:val="HTMLCode"/>
+          <w:rStyle w:val="CdigoHTML"/>
           <w:rFonts w:eastAsiaTheme="majorEastAsia"/>
         </w:rPr>
         <w:t>peso</w:t>
@@ -2820,7 +2826,7 @@
       </w:r>
       <w:r>
         <w:rPr>
-          <w:rStyle w:val="HTMLCode"/>
+          <w:rStyle w:val="CdigoHTML"/>
           <w:rFonts w:eastAsiaTheme="majorEastAsia"/>
         </w:rPr>
         <w:t>sexo</w:t>
@@ -2830,7 +2836,7 @@
       </w:r>
       <w:r>
         <w:rPr>
-          <w:rStyle w:val="HTMLCode"/>
+          <w:rStyle w:val="CdigoHTML"/>
           <w:rFonts w:eastAsiaTheme="majorEastAsia"/>
         </w:rPr>
         <w:t>castrado</w:t>
@@ -2840,7 +2846,7 @@
       </w:r>
       <w:r>
         <w:rPr>
-          <w:rStyle w:val="HTMLCode"/>
+          <w:rStyle w:val="CdigoHTML"/>
           <w:rFonts w:eastAsiaTheme="majorEastAsia"/>
         </w:rPr>
         <w:t>porte</w:t>
@@ -2851,7 +2857,7 @@
       <w:proofErr w:type="spellStart"/>
       <w:r>
         <w:rPr>
-          <w:rStyle w:val="HTMLCode"/>
+          <w:rStyle w:val="CdigoHTML"/>
           <w:rFonts w:eastAsiaTheme="majorEastAsia"/>
         </w:rPr>
         <w:t>id_pet</w:t>
@@ -2870,7 +2876,7 @@
       </w:r>
       <w:r>
         <w:rPr>
-          <w:rStyle w:val="HTMLCode"/>
+          <w:rStyle w:val="CdigoHTML"/>
           <w:rFonts w:eastAsiaTheme="majorEastAsia"/>
         </w:rPr>
         <w:t>T_CLY_ALERTA_INTELIGENTE</w:t>
@@ -2881,7 +2887,7 @@
       <w:proofErr w:type="spellStart"/>
       <w:r>
         <w:rPr>
-          <w:rStyle w:val="HTMLCode"/>
+          <w:rStyle w:val="CdigoHTML"/>
           <w:rFonts w:eastAsiaTheme="majorEastAsia"/>
         </w:rPr>
         <w:t>tipo_alerta</w:t>
@@ -2893,7 +2899,7 @@
       <w:proofErr w:type="spellStart"/>
       <w:r>
         <w:rPr>
-          <w:rStyle w:val="HTMLCode"/>
+          <w:rStyle w:val="CdigoHTML"/>
           <w:rFonts w:eastAsiaTheme="majorEastAsia"/>
         </w:rPr>
         <w:t>nivel_risco</w:t>
@@ -2904,7 +2910,7 @@
       </w:r>
       <w:r>
         <w:rPr>
-          <w:rStyle w:val="HTMLCode"/>
+          <w:rStyle w:val="CdigoHTML"/>
           <w:rFonts w:eastAsiaTheme="majorEastAsia"/>
         </w:rPr>
         <w:t>mensagem</w:t>
@@ -2915,7 +2921,7 @@
       <w:proofErr w:type="spellStart"/>
       <w:r>
         <w:rPr>
-          <w:rStyle w:val="HTMLCode"/>
+          <w:rStyle w:val="CdigoHTML"/>
           <w:rFonts w:eastAsiaTheme="majorEastAsia"/>
         </w:rPr>
         <w:t>recomendacao</w:t>
@@ -2927,7 +2933,7 @@
       <w:proofErr w:type="spellStart"/>
       <w:r>
         <w:rPr>
-          <w:rStyle w:val="HTMLCode"/>
+          <w:rStyle w:val="CdigoHTML"/>
           <w:rFonts w:eastAsiaTheme="majorEastAsia"/>
         </w:rPr>
         <w:t>dt_geracao</w:t>
@@ -2938,7 +2944,7 @@
       </w:r>
       <w:r>
         <w:rPr>
-          <w:rStyle w:val="HTMLCode"/>
+          <w:rStyle w:val="CdigoHTML"/>
           <w:rFonts w:eastAsiaTheme="majorEastAsia"/>
         </w:rPr>
         <w:t>status</w:t>
@@ -2949,7 +2955,7 @@
       <w:proofErr w:type="spellStart"/>
       <w:r>
         <w:rPr>
-          <w:rStyle w:val="HTMLCode"/>
+          <w:rStyle w:val="CdigoHTML"/>
           <w:rFonts w:eastAsiaTheme="majorEastAsia"/>
         </w:rPr>
         <w:t>id_alerta</w:t>
@@ -2968,7 +2974,7 @@
     </w:p>
     <w:p>
       <w:pPr>
-        <w:pStyle w:val="Heading2"/>
+        <w:pStyle w:val="Ttulo2"/>
         <w:numPr>
           <w:ilvl w:val="0"/>
           <w:numId w:val="0"/>
@@ -3009,7 +3015,7 @@
       </w:r>
       <w:r>
         <w:rPr>
-          <w:rStyle w:val="HTMLCode"/>
+          <w:rStyle w:val="CdigoHTML"/>
           <w:rFonts w:eastAsiaTheme="majorEastAsia"/>
         </w:rPr>
         <w:t>T_CLY_USUARIO</w:t>
@@ -3031,7 +3037,7 @@
       </w:r>
       <w:r>
         <w:rPr>
-          <w:rStyle w:val="HTMLCode"/>
+          <w:rStyle w:val="CdigoHTML"/>
           <w:rFonts w:eastAsiaTheme="majorEastAsia"/>
         </w:rPr>
         <w:t>T_CLY_PET</w:t>
@@ -3053,7 +3059,7 @@
       </w:r>
       <w:r>
         <w:rPr>
-          <w:rStyle w:val="HTMLCode"/>
+          <w:rStyle w:val="CdigoHTML"/>
           <w:rFonts w:eastAsiaTheme="majorEastAsia"/>
         </w:rPr>
         <w:t>T_CLY_HISTORICO_CLINICO</w:t>
@@ -3075,7 +3081,7 @@
       </w:r>
       <w:r>
         <w:rPr>
-          <w:rStyle w:val="HTMLCode"/>
+          <w:rStyle w:val="CdigoHTML"/>
           <w:rFonts w:eastAsiaTheme="majorEastAsia"/>
         </w:rPr>
         <w:t>T_CLY_DISPOSITIVO_IOT</w:t>
@@ -3097,7 +3103,7 @@
       </w:r>
       <w:r>
         <w:rPr>
-          <w:rStyle w:val="HTMLCode"/>
+          <w:rStyle w:val="CdigoHTML"/>
           <w:rFonts w:eastAsiaTheme="majorEastAsia"/>
         </w:rPr>
         <w:t>T_CLY_ALERTA_INTELIGENTE</w:t>
@@ -3131,7 +3137,7 @@
       </w:r>
       <w:r>
         <w:rPr>
-          <w:rStyle w:val="HTMLCode"/>
+          <w:rStyle w:val="CdigoHTML"/>
           <w:rFonts w:eastAsiaTheme="majorEastAsia"/>
         </w:rPr>
         <w:t>T_CLY_ALERTA_INTELIGENTE</w:t>
@@ -3142,7 +3148,7 @@
       <w:proofErr w:type="spellStart"/>
       <w:r>
         <w:rPr>
-          <w:rStyle w:val="HTMLCode"/>
+          <w:rStyle w:val="CdigoHTML"/>
           <w:rFonts w:eastAsiaTheme="majorEastAsia"/>
         </w:rPr>
         <w:t>id_pet</w:t>
@@ -3153,7 +3159,7 @@
       </w:r>
       <w:r>
         <w:rPr>
-          <w:rStyle w:val="HTMLCode"/>
+          <w:rStyle w:val="CdigoHTML"/>
           <w:rFonts w:eastAsiaTheme="majorEastAsia"/>
         </w:rPr>
         <w:t>JOIN</w:t>
@@ -3171,7 +3177,7 @@
       </w:r>
       <w:r>
         <w:rPr>
-          <w:rStyle w:val="HTMLCode"/>
+          <w:rStyle w:val="CdigoHTML"/>
           <w:rFonts w:eastAsiaTheme="majorEastAsia"/>
         </w:rPr>
         <w:t>T_CLY_HISTORICO_CLINICO</w:t>
@@ -3179,67 +3185,382 @@
       <w:r>
         <w:t xml:space="preserve"> não repete os dados cadastrais do pet. Ela </w:t>
       </w:r>
+      <w:r>
+        <w:t>referência</w:t>
+      </w:r>
+      <w:r>
+        <w:t xml:space="preserve"> o pet por meio de </w:t>
+      </w:r>
       <w:proofErr w:type="spellStart"/>
       <w:r>
-        <w:t>referencia</w:t>
+        <w:rPr>
+          <w:rStyle w:val="CdigoHTML"/>
+          <w:rFonts w:eastAsiaTheme="majorEastAsia"/>
+        </w:rPr>
+        <w:t>id_pet</w:t>
       </w:r>
       <w:proofErr w:type="spellEnd"/>
       <w:r>
-        <w:t xml:space="preserve"> o pet por meio de </w:t>
+        <w:t>.</w:t>
+      </w:r>
+    </w:p>
+    <w:p>
+      <w:pPr>
+        <w:pStyle w:val="NormalWeb"/>
+      </w:pPr>
+      <w:r>
+        <w:t xml:space="preserve">Isso reduz redundância, evita </w:t>
+      </w:r>
+      <w:r>
+        <w:rPr>
+          <w:u w:val="single"/>
+        </w:rPr>
+        <w:t>inconsistências</w:t>
+      </w:r>
+      <w:r>
+        <w:t xml:space="preserve"> e mantém o modelo organizado.</w:t>
+      </w:r>
+    </w:p>
+    <w:p>
+      <w:pPr>
+        <w:pStyle w:val="NormalWeb"/>
+      </w:pPr>
+    </w:p>
+    <w:p>
+      <w:pPr>
+        <w:pStyle w:val="NormalWeb"/>
+      </w:pPr>
+    </w:p>
+    <w:p>
+      <w:pPr>
+        <w:pStyle w:val="NormalWeb"/>
+      </w:pPr>
+    </w:p>
+    <w:p>
+      <w:pPr>
+        <w:pStyle w:val="NormalWeb"/>
+      </w:pPr>
+    </w:p>
+    <w:p>
+      <w:pPr>
+        <w:pStyle w:val="NormalWeb"/>
+      </w:pPr>
+    </w:p>
+    <w:p>
+      <w:pPr>
+        <w:pStyle w:val="NormalWeb"/>
+      </w:pPr>
+    </w:p>
+    <w:p>
+      <w:pPr>
+        <w:pStyle w:val="NormalWeb"/>
+      </w:pPr>
+    </w:p>
+    <w:p>
+      <w:pPr>
+        <w:pStyle w:val="NormalWeb"/>
+      </w:pPr>
+    </w:p>
+    <w:p>
+      <w:pPr>
+        <w:pStyle w:val="NormalWeb"/>
+      </w:pPr>
+    </w:p>
+    <w:p>
+      <w:pPr>
+        <w:pStyle w:val="NormalWeb"/>
+      </w:pPr>
+    </w:p>
+    <w:p>
+      <w:pPr>
+        <w:pStyle w:val="NormalWeb"/>
+      </w:pPr>
+    </w:p>
+    <w:p>
+      <w:pPr>
+        <w:rPr>
+          <w:rFonts w:ascii="Times New Roman" w:hAnsi="Times New Roman" w:cs="Times New Roman"/>
+          <w:b/>
+          <w:bCs/>
+        </w:rPr>
+      </w:pPr>
+      <w:r>
+        <w:rPr>
+          <w:rFonts w:ascii="Times New Roman" w:hAnsi="Times New Roman" w:cs="Times New Roman"/>
+          <w:b/>
+          <w:bCs/>
+        </w:rPr>
+        <w:lastRenderedPageBreak/>
+        <w:t xml:space="preserve">2.5 </w:t>
       </w:r>
       <w:proofErr w:type="spellStart"/>
       <w:r>
         <w:rPr>
-          <w:rStyle w:val="HTMLCode"/>
-          <w:rFonts w:eastAsiaTheme="majorEastAsia"/>
-        </w:rPr>
-        <w:t>id_pet</w:t>
+          <w:rFonts w:ascii="Times New Roman" w:hAnsi="Times New Roman" w:cs="Times New Roman"/>
+          <w:b/>
+          <w:bCs/>
+        </w:rPr>
+        <w:t>Prints</w:t>
       </w:r>
       <w:proofErr w:type="spellEnd"/>
       <w:r>
-        <w:t>.</w:t>
-      </w:r>
-    </w:p>
-    <w:p>
-      <w:pPr>
-        <w:pStyle w:val="NormalWeb"/>
-      </w:pPr>
-      <w:r>
-        <w:t xml:space="preserve">Isso reduz redundância, evita </w:t>
-      </w:r>
-      <w:r>
-        <w:rPr>
-          <w:u w:val="single"/>
-        </w:rPr>
-        <w:t>inconsistências</w:t>
-      </w:r>
-      <w:r>
-        <w:t xml:space="preserve"> e mantém o modelo organizado.</w:t>
-      </w:r>
-    </w:p>
-    <w:p>
-      <w:pPr>
-        <w:ind w:firstLine="576"/>
-        <w:rPr>
-          <w:rFonts w:ascii="Times New Roman" w:hAnsi="Times New Roman" w:cs="Times New Roman"/>
-        </w:rPr>
-      </w:pPr>
-    </w:p>
-    <w:p>
-      <w:pPr>
-        <w:ind w:firstLine="576"/>
-        <w:rPr>
-          <w:rFonts w:ascii="Times New Roman" w:hAnsi="Times New Roman" w:cs="Times New Roman"/>
-        </w:rPr>
-      </w:pPr>
-    </w:p>
-    <w:p>
-      <w:pPr>
-        <w:ind w:firstLine="576"/>
-        <w:rPr>
-          <w:rFonts w:ascii="Times New Roman" w:hAnsi="Times New Roman" w:cs="Times New Roman"/>
-        </w:rPr>
-      </w:pPr>
+        <w:rPr>
+          <w:rFonts w:ascii="Times New Roman" w:hAnsi="Times New Roman" w:cs="Times New Roman"/>
+          <w:b/>
+          <w:bCs/>
+        </w:rPr>
+        <w:t xml:space="preserve"> de funcionamento</w:t>
+      </w:r>
+    </w:p>
+    <w:p>
+      <w:pPr>
+        <w:rPr>
+          <w:rFonts w:ascii="Times New Roman" w:hAnsi="Times New Roman" w:cs="Times New Roman"/>
+          <w:b/>
+          <w:bCs/>
+        </w:rPr>
+      </w:pPr>
+    </w:p>
+    <w:p>
+      <w:pPr>
+        <w:rPr>
+          <w:rFonts w:ascii="Times New Roman" w:hAnsi="Times New Roman" w:cs="Times New Roman"/>
+          <w:bCs/>
+        </w:rPr>
+      </w:pPr>
+      <w:proofErr w:type="spellStart"/>
+      <w:r>
+        <w:rPr>
+          <w:rFonts w:ascii="Times New Roman" w:hAnsi="Times New Roman" w:cs="Times New Roman"/>
+          <w:bCs/>
+        </w:rPr>
+        <w:t>Prints</w:t>
+      </w:r>
+      <w:proofErr w:type="spellEnd"/>
+      <w:r>
+        <w:rPr>
+          <w:rFonts w:ascii="Times New Roman" w:hAnsi="Times New Roman" w:cs="Times New Roman"/>
+          <w:bCs/>
+        </w:rPr>
+        <w:t xml:space="preserve"> dos relatórios: </w:t>
+      </w:r>
+      <w:r>
+        <w:rPr>
+          <w:rFonts w:ascii="Times New Roman" w:hAnsi="Times New Roman" w:cs="Times New Roman"/>
+          <w:bCs/>
+        </w:rPr>
+        <w:br/>
+      </w:r>
+    </w:p>
+    <w:p>
+      <w:pPr>
+        <w:rPr>
+          <w:rFonts w:ascii="Times New Roman" w:hAnsi="Times New Roman" w:cs="Times New Roman"/>
+          <w:bCs/>
+        </w:rPr>
+      </w:pPr>
+      <w:r>
+        <w:rPr>
+          <w:rFonts w:ascii="Times New Roman" w:hAnsi="Times New Roman" w:cs="Times New Roman"/>
+          <w:bCs/>
+        </w:rPr>
+        <w:t>Parte 1</w:t>
+      </w:r>
+      <w:r>
+        <w:rPr>
+          <w:rFonts w:ascii="Times New Roman" w:hAnsi="Times New Roman" w:cs="Times New Roman"/>
+          <w:bCs/>
+        </w:rPr>
+        <w:br/>
+      </w:r>
+      <w:r>
+        <w:rPr>
+          <w:rFonts w:ascii="Times New Roman" w:hAnsi="Times New Roman" w:cs="Times New Roman"/>
+          <w:bCs/>
+        </w:rPr>
+        <w:pict w14:anchorId="32C05E89">
+          <v:shape id="_x0000_i1028" type="#_x0000_t75" style="width:424.65pt;height:199.85pt">
+            <v:imagedata r:id="rId8" o:title="relatorioPart2"/>
+          </v:shape>
+        </w:pict>
+      </w:r>
+    </w:p>
+    <w:p>
+      <w:pPr>
+        <w:rPr>
+          <w:rFonts w:ascii="Times New Roman" w:hAnsi="Times New Roman" w:cs="Times New Roman"/>
+          <w:bCs/>
+        </w:rPr>
+      </w:pPr>
+      <w:r>
+        <w:rPr>
+          <w:rFonts w:ascii="Times New Roman" w:hAnsi="Times New Roman" w:cs="Times New Roman"/>
+          <w:bCs/>
+        </w:rPr>
+        <w:t>Parte 2</w:t>
+      </w:r>
+      <w:r>
+        <w:rPr>
+          <w:rFonts w:ascii="Times New Roman" w:hAnsi="Times New Roman" w:cs="Times New Roman"/>
+          <w:bCs/>
+        </w:rPr>
+        <w:pict w14:anchorId="70A45AB0">
+          <v:shape id="_x0000_i1027" type="#_x0000_t75" style="width:424.65pt;height:223.35pt">
+            <v:imagedata r:id="rId9" o:title="relatoriPart1"/>
+          </v:shape>
+        </w:pict>
+      </w:r>
+    </w:p>
+    <w:p>
+      <w:pPr>
+        <w:rPr>
+          <w:rFonts w:ascii="Times New Roman" w:hAnsi="Times New Roman" w:cs="Times New Roman"/>
+        </w:rPr>
+      </w:pPr>
+    </w:p>
+    <w:p>
+      <w:pPr>
+        <w:rPr>
+          <w:rFonts w:ascii="Times New Roman" w:hAnsi="Times New Roman" w:cs="Times New Roman"/>
+        </w:rPr>
+      </w:pPr>
+    </w:p>
+    <w:p>
+      <w:pPr>
+        <w:rPr>
+          <w:rFonts w:ascii="Times New Roman" w:hAnsi="Times New Roman" w:cs="Times New Roman"/>
+        </w:rPr>
+      </w:pPr>
+    </w:p>
+    <w:p>
+      <w:pPr>
+        <w:rPr>
+          <w:rFonts w:ascii="Times New Roman" w:hAnsi="Times New Roman" w:cs="Times New Roman"/>
+        </w:rPr>
+      </w:pPr>
+    </w:p>
+    <w:p>
+      <w:pPr>
+        <w:rPr>
+          <w:rFonts w:ascii="Times New Roman" w:hAnsi="Times New Roman" w:cs="Times New Roman"/>
+        </w:rPr>
+      </w:pPr>
+    </w:p>
+    <w:p>
+      <w:pPr>
+        <w:rPr>
+          <w:rFonts w:ascii="Times New Roman" w:hAnsi="Times New Roman" w:cs="Times New Roman"/>
+        </w:rPr>
+      </w:pPr>
+    </w:p>
+    <w:p>
+      <w:pPr>
+        <w:rPr>
+          <w:rFonts w:ascii="Times New Roman" w:hAnsi="Times New Roman" w:cs="Times New Roman"/>
+        </w:rPr>
+      </w:pPr>
+      <w:r>
+        <w:rPr>
+          <w:rFonts w:ascii="Times New Roman" w:hAnsi="Times New Roman" w:cs="Times New Roman"/>
+        </w:rPr>
+        <w:lastRenderedPageBreak/>
+        <w:t>Print dos Triggers:</w:t>
+      </w:r>
+    </w:p>
+    <w:p>
+      <w:pPr>
+        <w:rPr>
+          <w:rFonts w:ascii="Times New Roman" w:hAnsi="Times New Roman" w:cs="Times New Roman"/>
+        </w:rPr>
+      </w:pPr>
+      <w:r>
+        <w:rPr>
+          <w:rFonts w:ascii="Times New Roman" w:hAnsi="Times New Roman" w:cs="Times New Roman"/>
+        </w:rPr>
+        <w:t>Exemplo de erro</w:t>
+      </w:r>
+      <w:r>
+        <w:rPr>
+          <w:rFonts w:ascii="Times New Roman" w:hAnsi="Times New Roman" w:cs="Times New Roman"/>
+        </w:rPr>
+        <w:br/>
+      </w:r>
+      <w:r>
+        <w:rPr>
+          <w:rFonts w:ascii="Times New Roman" w:hAnsi="Times New Roman" w:cs="Times New Roman"/>
+        </w:rPr>
+        <w:pict w14:anchorId="66CBA091">
+          <v:shape id="_x0000_i1029" type="#_x0000_t75" style="width:362.95pt;height:170.45pt">
+            <v:imagedata r:id="rId10" o:title="TriggerExemploErroPrint"/>
+          </v:shape>
+        </w:pict>
+      </w:r>
+    </w:p>
+    <w:p>
+      <w:pPr>
+        <w:rPr>
+          <w:rFonts w:ascii="Times New Roman" w:hAnsi="Times New Roman" w:cs="Times New Roman"/>
+        </w:rPr>
+      </w:pPr>
+      <w:r>
+        <w:rPr>
+          <w:rFonts w:ascii="Times New Roman" w:hAnsi="Times New Roman" w:cs="Times New Roman"/>
+        </w:rPr>
+        <w:t>Exemplo das auditorias</w:t>
+      </w:r>
+      <w:r>
+        <w:rPr>
+          <w:rFonts w:ascii="Times New Roman" w:hAnsi="Times New Roman" w:cs="Times New Roman"/>
+        </w:rPr>
+        <w:br/>
+      </w:r>
+      <w:r>
+        <w:rPr>
+          <w:rFonts w:ascii="Times New Roman" w:hAnsi="Times New Roman" w:cs="Times New Roman"/>
+        </w:rPr>
+        <w:pict w14:anchorId="2C2A5DDA">
+          <v:shape id="_x0000_i1030" type="#_x0000_t75" style="width:373.95pt;height:235.1pt">
+            <v:imagedata r:id="rId11" o:title="TriggerAuditoria"/>
+          </v:shape>
+        </w:pict>
+      </w:r>
+    </w:p>
+    <w:p>
+      <w:pPr>
+        <w:rPr>
+          <w:rFonts w:ascii="Times New Roman" w:hAnsi="Times New Roman" w:cs="Times New Roman"/>
+        </w:rPr>
+      </w:pPr>
+      <w:r>
+        <w:rPr>
+          <w:rFonts w:ascii="Times New Roman" w:hAnsi="Times New Roman" w:cs="Times New Roman"/>
+        </w:rPr>
+        <w:t xml:space="preserve">Dados em formato </w:t>
+      </w:r>
+      <w:proofErr w:type="spellStart"/>
+      <w:r>
+        <w:rPr>
+          <w:rFonts w:ascii="Times New Roman" w:hAnsi="Times New Roman" w:cs="Times New Roman"/>
+        </w:rPr>
+        <w:t>Json</w:t>
+      </w:r>
+      <w:proofErr w:type="spellEnd"/>
+      <w:r>
+        <w:rPr>
+          <w:rFonts w:ascii="Times New Roman" w:hAnsi="Times New Roman" w:cs="Times New Roman"/>
+        </w:rPr>
+        <w:br/>
+      </w:r>
+      <w:r>
+        <w:rPr>
+          <w:rFonts w:ascii="Times New Roman" w:hAnsi="Times New Roman" w:cs="Times New Roman"/>
+        </w:rPr>
+        <w:pict w14:anchorId="007B094F">
+          <v:shape id="_x0000_i1031" type="#_x0000_t75" style="width:368.8pt;height:174.1pt">
+            <v:imagedata r:id="rId12" o:title="modeloJson"/>
+          </v:shape>
+        </w:pict>
+      </w:r>
     </w:p>
     <w:p/>
     <w:p/>
@@ -3254,7 +3575,7 @@
 </file>
 
 <file path=word/numbering.xml><?xml version="1.0" encoding="utf-8"?>
-<w:numbering xmlns:wpc="http://schemas.microsoft.com/office/word/2010/wordprocessingCanvas" xmlns:cx="http://schemas.microsoft.com/office/drawing/2014/chartex" xmlns:cx1="http://schemas.microsoft.com/office/drawing/2015/9/8/chartex" xmlns:cx2="http://schemas.microsoft.com/office/drawing/2015/10/21/chartex" xmlns:cx3="http://schemas.microsoft.com/office/drawing/2016/5/9/chartex" xmlns:cx4="http://schemas.microsoft.com/office/drawing/2016/5/10/chartex" xmlns:cx5="http://schemas.microsoft.com/office/drawing/2016/5/11/chartex" xmlns:cx6="http://schemas.microsoft.com/office/drawing/2016/5/12/chartex" xmlns:cx7="http://schemas.microsoft.com/office/drawing/2016/5/13/chartex" xmlns:cx8="http://schemas.microsoft.com/office/drawing/2016/5/14/chartex" xmlns:mc="http://schemas.openxmlformats.org/markup-compatibility/2006" xmlns:aink="http://schemas.microsoft.com/office/drawing/2016/ink" xmlns:am3d="http://schemas.microsoft.com/office/drawing/2017/model3d" xmlns:o="urn:schemas-microsoft-com:office:office" xmlns:r="http://schemas.openxmlformats.org/officeDocument/2006/relationships" xmlns:m="http://schemas.openxmlformats.org/officeDocument/2006/math" xmlns:v="urn:schemas-microsoft-com:vml" xmlns:wp14="http://schemas.microsoft.com/office/word/2010/wordprocessingDrawing" xmlns:wp="http://schemas.openxmlformats.org/drawingml/2006/wordprocessingDrawing" xmlns:w10="urn:schemas-microsoft-com:office:word" xmlns:w="http://schemas.openxmlformats.org/wordprocessingml/2006/main" xmlns:w14="http://schemas.microsoft.com/office/word/2010/wordml" xmlns:w15="http://schemas.microsoft.com/office/word/2012/wordml" xmlns:w16cex="http://schemas.microsoft.com/office/word/2018/wordml/cex" xmlns:w16cid="http://schemas.microsoft.com/office/word/2016/wordml/cid" xmlns:w16="http://schemas.microsoft.com/office/word/2018/wordml" xmlns:w16sdtdh="http://schemas.microsoft.com/office/word/2020/wordml/sdtdatahash" xmlns:w16se="http://schemas.microsoft.com/office/word/2015/wordml/symex" xmlns:wpg="http://schemas.microsoft.com/office/word/2010/wordprocessingGroup" xmlns:wpi="http://schemas.microsoft.com/office/word/2010/wordprocessingInk" xmlns:wne="http://schemas.microsoft.com/office/word/2006/wordml" xmlns:wps="http://schemas.microsoft.com/office/word/2010/wordprocessingShape" mc:Ignorable="w14 w15 w16se w16cid w16 w16cex w16sdtdh wp14">
+<w:numbering xmlns:wpc="http://schemas.microsoft.com/office/word/2010/wordprocessingCanvas" xmlns:mc="http://schemas.openxmlformats.org/markup-compatibility/2006" xmlns:o="urn:schemas-microsoft-com:office:office" xmlns:r="http://schemas.openxmlformats.org/officeDocument/2006/relationships" xmlns:m="http://schemas.openxmlformats.org/officeDocument/2006/math" xmlns:v="urn:schemas-microsoft-com:vml" xmlns:wp14="http://schemas.microsoft.com/office/word/2010/wordprocessingDrawing" xmlns:wp="http://schemas.openxmlformats.org/drawingml/2006/wordprocessingDrawing" xmlns:w10="urn:schemas-microsoft-com:office:word" xmlns:w="http://schemas.openxmlformats.org/wordprocessingml/2006/main" xmlns:w14="http://schemas.microsoft.com/office/word/2010/wordml" xmlns:w15="http://schemas.microsoft.com/office/word/2012/wordml" xmlns:wpg="http://schemas.microsoft.com/office/word/2010/wordprocessingGroup" xmlns:wpi="http://schemas.microsoft.com/office/word/2010/wordprocessingInk" xmlns:wne="http://schemas.microsoft.com/office/word/2006/wordml" xmlns:wps="http://schemas.microsoft.com/office/word/2010/wordprocessingShape" mc:Ignorable="w14 w15 wp14">
   <w:abstractNum w:abstractNumId="0" w15:restartNumberingAfterBreak="0">
     <w:nsid w:val="248A759E"/>
     <w:multiLevelType w:val="multilevel"/>
@@ -3411,7 +3732,7 @@
     <w:lvl w:ilvl="0">
       <w:start w:val="1"/>
       <w:numFmt w:val="decimal"/>
-      <w:pStyle w:val="Heading1"/>
+      <w:pStyle w:val="Ttulo1"/>
       <w:lvlText w:val="%1"/>
       <w:lvlJc w:val="left"/>
       <w:pPr>
@@ -3421,7 +3742,7 @@
     <w:lvl w:ilvl="1">
       <w:start w:val="1"/>
       <w:numFmt w:val="decimal"/>
-      <w:pStyle w:val="Heading2"/>
+      <w:pStyle w:val="Ttulo2"/>
       <w:lvlText w:val="%1.%2"/>
       <w:lvlJc w:val="left"/>
       <w:pPr>
@@ -3431,7 +3752,7 @@
     <w:lvl w:ilvl="2">
       <w:start w:val="1"/>
       <w:numFmt w:val="decimal"/>
-      <w:pStyle w:val="Heading3"/>
+      <w:pStyle w:val="Ttulo3"/>
       <w:lvlText w:val="%1.%2.%3"/>
       <w:lvlJc w:val="left"/>
       <w:pPr>
@@ -3441,7 +3762,7 @@
     <w:lvl w:ilvl="3">
       <w:start w:val="1"/>
       <w:numFmt w:val="decimal"/>
-      <w:pStyle w:val="Heading4"/>
+      <w:pStyle w:val="Ttulo4"/>
       <w:lvlText w:val="%1.%2.%3.%4"/>
       <w:lvlJc w:val="left"/>
       <w:pPr>
@@ -3451,7 +3772,7 @@
     <w:lvl w:ilvl="4">
       <w:start w:val="1"/>
       <w:numFmt w:val="decimal"/>
-      <w:pStyle w:val="Heading5"/>
+      <w:pStyle w:val="Ttulo5"/>
       <w:lvlText w:val="%1.%2.%3.%4.%5"/>
       <w:lvlJc w:val="left"/>
       <w:pPr>
@@ -3461,7 +3782,7 @@
     <w:lvl w:ilvl="5">
       <w:start w:val="1"/>
       <w:numFmt w:val="decimal"/>
-      <w:pStyle w:val="Heading6"/>
+      <w:pStyle w:val="Ttulo6"/>
       <w:lvlText w:val="%1.%2.%3.%4.%5.%6"/>
       <w:lvlJc w:val="left"/>
       <w:pPr>
@@ -3471,7 +3792,7 @@
     <w:lvl w:ilvl="6">
       <w:start w:val="1"/>
       <w:numFmt w:val="decimal"/>
-      <w:pStyle w:val="Heading7"/>
+      <w:pStyle w:val="Ttulo7"/>
       <w:lvlText w:val="%1.%2.%3.%4.%5.%6.%7"/>
       <w:lvlJc w:val="left"/>
       <w:pPr>
@@ -3481,7 +3802,7 @@
     <w:lvl w:ilvl="7">
       <w:start w:val="1"/>
       <w:numFmt w:val="decimal"/>
-      <w:pStyle w:val="Heading8"/>
+      <w:pStyle w:val="Ttulo8"/>
       <w:lvlText w:val="%1.%2.%3.%4.%5.%6.%7.%8"/>
       <w:lvlJc w:val="left"/>
       <w:pPr>
@@ -3491,7 +3812,7 @@
     <w:lvl w:ilvl="8">
       <w:start w:val="1"/>
       <w:numFmt w:val="decimal"/>
-      <w:pStyle w:val="Heading9"/>
+      <w:pStyle w:val="Ttulo9"/>
       <w:lvlText w:val="%1.%2.%3.%4.%5.%6.%7.%8.%9"/>
       <w:lvlJc w:val="left"/>
       <w:pPr>
@@ -3673,7 +3994,7 @@
 </file>
 
 <file path=word/styles.xml><?xml version="1.0" encoding="utf-8"?>
-<w:styles xmlns:mc="http://schemas.openxmlformats.org/markup-compatibility/2006" xmlns:r="http://schemas.openxmlformats.org/officeDocument/2006/relationships" xmlns:w="http://schemas.openxmlformats.org/wordprocessingml/2006/main" xmlns:w14="http://schemas.microsoft.com/office/word/2010/wordml" xmlns:w15="http://schemas.microsoft.com/office/word/2012/wordml" xmlns:w16cex="http://schemas.microsoft.com/office/word/2018/wordml/cex" xmlns:w16cid="http://schemas.microsoft.com/office/word/2016/wordml/cid" xmlns:w16="http://schemas.microsoft.com/office/word/2018/wordml" xmlns:w16sdtdh="http://schemas.microsoft.com/office/word/2020/wordml/sdtdatahash" xmlns:w16se="http://schemas.microsoft.com/office/word/2015/wordml/symex" mc:Ignorable="w14 w15 w16se w16cid w16 w16cex w16sdtdh">
+<w:styles xmlns:mc="http://schemas.openxmlformats.org/markup-compatibility/2006" xmlns:r="http://schemas.openxmlformats.org/officeDocument/2006/relationships" xmlns:w="http://schemas.openxmlformats.org/wordprocessingml/2006/main" xmlns:w14="http://schemas.microsoft.com/office/word/2010/wordml" xmlns:w15="http://schemas.microsoft.com/office/word/2012/wordml" mc:Ignorable="w14 w15">
   <w:docDefaults>
     <w:rPrDefault>
       <w:rPr>
@@ -3691,7 +4012,7 @@
       </w:pPr>
     </w:pPrDefault>
   </w:docDefaults>
-  <w:latentStyles w:defLockedState="0" w:defUIPriority="99" w:defSemiHidden="0" w:defUnhideWhenUsed="0" w:defQFormat="0" w:count="376">
+  <w:latentStyles w:defLockedState="0" w:defUIPriority="99" w:defSemiHidden="0" w:defUnhideWhenUsed="0" w:defQFormat="0" w:count="371">
     <w:lsdException w:name="Normal" w:uiPriority="0" w:qFormat="1"/>
     <w:lsdException w:name="heading 1" w:uiPriority="9" w:qFormat="1"/>
     <w:lsdException w:name="heading 2" w:semiHidden="1" w:uiPriority="9" w:unhideWhenUsed="1" w:qFormat="1"/>
@@ -4063,22 +4384,17 @@
     <w:lsdException w:name="List Table 5 Dark Accent 6" w:uiPriority="50"/>
     <w:lsdException w:name="List Table 6 Colorful Accent 6" w:uiPriority="51"/>
     <w:lsdException w:name="List Table 7 Colorful Accent 6" w:uiPriority="52"/>
-    <w:lsdException w:name="Mention" w:semiHidden="1" w:unhideWhenUsed="1"/>
-    <w:lsdException w:name="Smart Hyperlink" w:semiHidden="1" w:unhideWhenUsed="1"/>
-    <w:lsdException w:name="Hashtag" w:semiHidden="1" w:unhideWhenUsed="1"/>
-    <w:lsdException w:name="Unresolved Mention" w:semiHidden="1" w:unhideWhenUsed="1"/>
-    <w:lsdException w:name="Smart Link" w:semiHidden="1" w:unhideWhenUsed="1"/>
   </w:latentStyles>
   <w:style w:type="paragraph" w:default="1" w:styleId="Normal">
     <w:name w:val="Normal"/>
     <w:qFormat/>
     <w:rsid w:val="00E52921"/>
   </w:style>
-  <w:style w:type="paragraph" w:styleId="Heading1">
+  <w:style w:type="paragraph" w:styleId="Ttulo1">
     <w:name w:val="heading 1"/>
     <w:basedOn w:val="Normal"/>
     <w:next w:val="Normal"/>
-    <w:link w:val="Heading1Char"/>
+    <w:link w:val="Ttulo1Char"/>
     <w:uiPriority w:val="9"/>
     <w:qFormat/>
     <w:rsid w:val="00E3494C"/>
@@ -4098,11 +4414,11 @@
       <w:szCs w:val="40"/>
     </w:rPr>
   </w:style>
-  <w:style w:type="paragraph" w:styleId="Heading2">
+  <w:style w:type="paragraph" w:styleId="Ttulo2">
     <w:name w:val="heading 2"/>
     <w:basedOn w:val="Normal"/>
     <w:next w:val="Normal"/>
-    <w:link w:val="Heading2Char"/>
+    <w:link w:val="Ttulo2Char"/>
     <w:uiPriority w:val="9"/>
     <w:unhideWhenUsed/>
     <w:qFormat/>
@@ -4124,11 +4440,11 @@
       <w:szCs w:val="32"/>
     </w:rPr>
   </w:style>
-  <w:style w:type="paragraph" w:styleId="Heading3">
+  <w:style w:type="paragraph" w:styleId="Ttulo3">
     <w:name w:val="heading 3"/>
     <w:basedOn w:val="Normal"/>
     <w:next w:val="Normal"/>
-    <w:link w:val="Heading3Char"/>
+    <w:link w:val="Ttulo3Char"/>
     <w:uiPriority w:val="9"/>
     <w:semiHidden/>
     <w:unhideWhenUsed/>
@@ -4151,11 +4467,11 @@
       <w:szCs w:val="28"/>
     </w:rPr>
   </w:style>
-  <w:style w:type="paragraph" w:styleId="Heading4">
+  <w:style w:type="paragraph" w:styleId="Ttulo4">
     <w:name w:val="heading 4"/>
     <w:basedOn w:val="Normal"/>
     <w:next w:val="Normal"/>
-    <w:link w:val="Heading4Char"/>
+    <w:link w:val="Ttulo4Char"/>
     <w:uiPriority w:val="9"/>
     <w:semiHidden/>
     <w:unhideWhenUsed/>
@@ -4178,11 +4494,11 @@
       <w:color w:val="0F4761" w:themeColor="accent1" w:themeShade="BF"/>
     </w:rPr>
   </w:style>
-  <w:style w:type="paragraph" w:styleId="Heading5">
+  <w:style w:type="paragraph" w:styleId="Ttulo5">
     <w:name w:val="heading 5"/>
     <w:basedOn w:val="Normal"/>
     <w:next w:val="Normal"/>
-    <w:link w:val="Heading5Char"/>
+    <w:link w:val="Ttulo5Char"/>
     <w:uiPriority w:val="9"/>
     <w:semiHidden/>
     <w:unhideWhenUsed/>
@@ -4203,11 +4519,11 @@
       <w:color w:val="0F4761" w:themeColor="accent1" w:themeShade="BF"/>
     </w:rPr>
   </w:style>
-  <w:style w:type="paragraph" w:styleId="Heading6">
+  <w:style w:type="paragraph" w:styleId="Ttulo6">
     <w:name w:val="heading 6"/>
     <w:basedOn w:val="Normal"/>
     <w:next w:val="Normal"/>
-    <w:link w:val="Heading6Char"/>
+    <w:link w:val="Ttulo6Char"/>
     <w:uiPriority w:val="9"/>
     <w:semiHidden/>
     <w:unhideWhenUsed/>
@@ -4230,11 +4546,11 @@
       <w:color w:val="595959" w:themeColor="text1" w:themeTint="A6"/>
     </w:rPr>
   </w:style>
-  <w:style w:type="paragraph" w:styleId="Heading7">
+  <w:style w:type="paragraph" w:styleId="Ttulo7">
     <w:name w:val="heading 7"/>
     <w:basedOn w:val="Normal"/>
     <w:next w:val="Normal"/>
-    <w:link w:val="Heading7Char"/>
+    <w:link w:val="Ttulo7Char"/>
     <w:uiPriority w:val="9"/>
     <w:semiHidden/>
     <w:unhideWhenUsed/>
@@ -4255,11 +4571,11 @@
       <w:color w:val="595959" w:themeColor="text1" w:themeTint="A6"/>
     </w:rPr>
   </w:style>
-  <w:style w:type="paragraph" w:styleId="Heading8">
+  <w:style w:type="paragraph" w:styleId="Ttulo8">
     <w:name w:val="heading 8"/>
     <w:basedOn w:val="Normal"/>
     <w:next w:val="Normal"/>
-    <w:link w:val="Heading8Char"/>
+    <w:link w:val="Ttulo8Char"/>
     <w:uiPriority w:val="9"/>
     <w:semiHidden/>
     <w:unhideWhenUsed/>
@@ -4282,11 +4598,11 @@
       <w:color w:val="272727" w:themeColor="text1" w:themeTint="D8"/>
     </w:rPr>
   </w:style>
-  <w:style w:type="paragraph" w:styleId="Heading9">
+  <w:style w:type="paragraph" w:styleId="Ttulo9">
     <w:name w:val="heading 9"/>
     <w:basedOn w:val="Normal"/>
     <w:next w:val="Normal"/>
-    <w:link w:val="Heading9Char"/>
+    <w:link w:val="Ttulo9Char"/>
     <w:uiPriority w:val="9"/>
     <w:semiHidden/>
     <w:unhideWhenUsed/>
@@ -4307,13 +4623,13 @@
       <w:color w:val="272727" w:themeColor="text1" w:themeTint="D8"/>
     </w:rPr>
   </w:style>
-  <w:style w:type="character" w:default="1" w:styleId="DefaultParagraphFont">
+  <w:style w:type="character" w:default="1" w:styleId="Fontepargpadro">
     <w:name w:val="Default Paragraph Font"/>
     <w:uiPriority w:val="1"/>
     <w:semiHidden/>
     <w:unhideWhenUsed/>
   </w:style>
-  <w:style w:type="table" w:default="1" w:styleId="TableNormal">
+  <w:style w:type="table" w:default="1" w:styleId="Tabelanormal">
     <w:name w:val="Normal Table"/>
     <w:uiPriority w:val="99"/>
     <w:semiHidden/>
@@ -4328,16 +4644,16 @@
       </w:tblCellMar>
     </w:tblPr>
   </w:style>
-  <w:style w:type="numbering" w:default="1" w:styleId="NoList">
+  <w:style w:type="numbering" w:default="1" w:styleId="Semlista">
     <w:name w:val="No List"/>
     <w:uiPriority w:val="99"/>
     <w:semiHidden/>
     <w:unhideWhenUsed/>
   </w:style>
-  <w:style w:type="character" w:customStyle="1" w:styleId="Heading1Char">
-    <w:name w:val="Heading 1 Char"/>
-    <w:basedOn w:val="DefaultParagraphFont"/>
-    <w:link w:val="Heading1"/>
+  <w:style w:type="character" w:customStyle="1" w:styleId="Ttulo1Char">
+    <w:name w:val="Título 1 Char"/>
+    <w:basedOn w:val="Fontepargpadro"/>
+    <w:link w:val="Ttulo1"/>
     <w:uiPriority w:val="9"/>
     <w:rsid w:val="00E3494C"/>
     <w:rPr>
@@ -4347,10 +4663,10 @@
       <w:szCs w:val="40"/>
     </w:rPr>
   </w:style>
-  <w:style w:type="character" w:customStyle="1" w:styleId="Heading2Char">
-    <w:name w:val="Heading 2 Char"/>
-    <w:basedOn w:val="DefaultParagraphFont"/>
-    <w:link w:val="Heading2"/>
+  <w:style w:type="character" w:customStyle="1" w:styleId="Ttulo2Char">
+    <w:name w:val="Título 2 Char"/>
+    <w:basedOn w:val="Fontepargpadro"/>
+    <w:link w:val="Ttulo2"/>
     <w:uiPriority w:val="9"/>
     <w:rsid w:val="00DC311D"/>
     <w:rPr>
@@ -4360,10 +4676,10 @@
       <w:szCs w:val="32"/>
     </w:rPr>
   </w:style>
-  <w:style w:type="character" w:customStyle="1" w:styleId="Heading3Char">
-    <w:name w:val="Heading 3 Char"/>
-    <w:basedOn w:val="DefaultParagraphFont"/>
-    <w:link w:val="Heading3"/>
+  <w:style w:type="character" w:customStyle="1" w:styleId="Ttulo3Char">
+    <w:name w:val="Título 3 Char"/>
+    <w:basedOn w:val="Fontepargpadro"/>
+    <w:link w:val="Ttulo3"/>
     <w:uiPriority w:val="9"/>
     <w:semiHidden/>
     <w:rsid w:val="00842A46"/>
@@ -4374,10 +4690,10 @@
       <w:szCs w:val="28"/>
     </w:rPr>
   </w:style>
-  <w:style w:type="character" w:customStyle="1" w:styleId="Heading4Char">
-    <w:name w:val="Heading 4 Char"/>
-    <w:basedOn w:val="DefaultParagraphFont"/>
-    <w:link w:val="Heading4"/>
+  <w:style w:type="character" w:customStyle="1" w:styleId="Ttulo4Char">
+    <w:name w:val="Título 4 Char"/>
+    <w:basedOn w:val="Fontepargpadro"/>
+    <w:link w:val="Ttulo4"/>
     <w:uiPriority w:val="9"/>
     <w:semiHidden/>
     <w:rsid w:val="00842A46"/>
@@ -4388,10 +4704,10 @@
       <w:color w:val="0F4761" w:themeColor="accent1" w:themeShade="BF"/>
     </w:rPr>
   </w:style>
-  <w:style w:type="character" w:customStyle="1" w:styleId="Heading5Char">
-    <w:name w:val="Heading 5 Char"/>
-    <w:basedOn w:val="DefaultParagraphFont"/>
-    <w:link w:val="Heading5"/>
+  <w:style w:type="character" w:customStyle="1" w:styleId="Ttulo5Char">
+    <w:name w:val="Título 5 Char"/>
+    <w:basedOn w:val="Fontepargpadro"/>
+    <w:link w:val="Ttulo5"/>
     <w:uiPriority w:val="9"/>
     <w:semiHidden/>
     <w:rsid w:val="00842A46"/>
@@ -4400,10 +4716,10 @@
       <w:color w:val="0F4761" w:themeColor="accent1" w:themeShade="BF"/>
     </w:rPr>
   </w:style>
-  <w:style w:type="character" w:customStyle="1" w:styleId="Heading6Char">
-    <w:name w:val="Heading 6 Char"/>
-    <w:basedOn w:val="DefaultParagraphFont"/>
-    <w:link w:val="Heading6"/>
+  <w:style w:type="character" w:customStyle="1" w:styleId="Ttulo6Char">
+    <w:name w:val="Título 6 Char"/>
+    <w:basedOn w:val="Fontepargpadro"/>
+    <w:link w:val="Ttulo6"/>
     <w:uiPriority w:val="9"/>
     <w:semiHidden/>
     <w:rsid w:val="00842A46"/>
@@ -4414,10 +4730,10 @@
       <w:color w:val="595959" w:themeColor="text1" w:themeTint="A6"/>
     </w:rPr>
   </w:style>
-  <w:style w:type="character" w:customStyle="1" w:styleId="Heading7Char">
-    <w:name w:val="Heading 7 Char"/>
-    <w:basedOn w:val="DefaultParagraphFont"/>
-    <w:link w:val="Heading7"/>
+  <w:style w:type="character" w:customStyle="1" w:styleId="Ttulo7Char">
+    <w:name w:val="Título 7 Char"/>
+    <w:basedOn w:val="Fontepargpadro"/>
+    <w:link w:val="Ttulo7"/>
     <w:uiPriority w:val="9"/>
     <w:semiHidden/>
     <w:rsid w:val="00842A46"/>
@@ -4426,10 +4742,10 @@
       <w:color w:val="595959" w:themeColor="text1" w:themeTint="A6"/>
     </w:rPr>
   </w:style>
-  <w:style w:type="character" w:customStyle="1" w:styleId="Heading8Char">
-    <w:name w:val="Heading 8 Char"/>
-    <w:basedOn w:val="DefaultParagraphFont"/>
-    <w:link w:val="Heading8"/>
+  <w:style w:type="character" w:customStyle="1" w:styleId="Ttulo8Char">
+    <w:name w:val="Título 8 Char"/>
+    <w:basedOn w:val="Fontepargpadro"/>
+    <w:link w:val="Ttulo8"/>
     <w:uiPriority w:val="9"/>
     <w:semiHidden/>
     <w:rsid w:val="00842A46"/>
@@ -4440,10 +4756,10 @@
       <w:color w:val="272727" w:themeColor="text1" w:themeTint="D8"/>
     </w:rPr>
   </w:style>
-  <w:style w:type="character" w:customStyle="1" w:styleId="Heading9Char">
-    <w:name w:val="Heading 9 Char"/>
-    <w:basedOn w:val="DefaultParagraphFont"/>
-    <w:link w:val="Heading9"/>
+  <w:style w:type="character" w:customStyle="1" w:styleId="Ttulo9Char">
+    <w:name w:val="Título 9 Char"/>
+    <w:basedOn w:val="Fontepargpadro"/>
+    <w:link w:val="Ttulo9"/>
     <w:uiPriority w:val="9"/>
     <w:semiHidden/>
     <w:rsid w:val="00842A46"/>
@@ -4452,11 +4768,11 @@
       <w:color w:val="272727" w:themeColor="text1" w:themeTint="D8"/>
     </w:rPr>
   </w:style>
-  <w:style w:type="paragraph" w:styleId="Title">
+  <w:style w:type="paragraph" w:styleId="Ttulo">
     <w:name w:val="Title"/>
     <w:basedOn w:val="Normal"/>
     <w:next w:val="Normal"/>
-    <w:link w:val="TitleChar"/>
+    <w:link w:val="TtuloChar"/>
     <w:uiPriority w:val="10"/>
     <w:qFormat/>
     <w:rsid w:val="00842A46"/>
@@ -4472,10 +4788,10 @@
       <w:szCs w:val="56"/>
     </w:rPr>
   </w:style>
-  <w:style w:type="character" w:customStyle="1" w:styleId="TitleChar">
-    <w:name w:val="Title Char"/>
-    <w:basedOn w:val="DefaultParagraphFont"/>
-    <w:link w:val="Title"/>
+  <w:style w:type="character" w:customStyle="1" w:styleId="TtuloChar">
+    <w:name w:val="Título Char"/>
+    <w:basedOn w:val="Fontepargpadro"/>
+    <w:link w:val="Ttulo"/>
     <w:uiPriority w:val="10"/>
     <w:rsid w:val="00842A46"/>
     <w:rPr>
@@ -4486,11 +4802,11 @@
       <w:szCs w:val="56"/>
     </w:rPr>
   </w:style>
-  <w:style w:type="paragraph" w:styleId="Subtitle">
+  <w:style w:type="paragraph" w:styleId="Subttulo">
     <w:name w:val="Subtitle"/>
     <w:basedOn w:val="Normal"/>
     <w:next w:val="Normal"/>
-    <w:link w:val="SubtitleChar"/>
+    <w:link w:val="SubttuloChar"/>
     <w:uiPriority w:val="11"/>
     <w:qFormat/>
     <w:rsid w:val="00842A46"/>
@@ -4507,10 +4823,10 @@
       <w:szCs w:val="28"/>
     </w:rPr>
   </w:style>
-  <w:style w:type="character" w:customStyle="1" w:styleId="SubtitleChar">
-    <w:name w:val="Subtitle Char"/>
-    <w:basedOn w:val="DefaultParagraphFont"/>
-    <w:link w:val="Subtitle"/>
+  <w:style w:type="character" w:customStyle="1" w:styleId="SubttuloChar">
+    <w:name w:val="Subtítulo Char"/>
+    <w:basedOn w:val="Fontepargpadro"/>
+    <w:link w:val="Subttulo"/>
     <w:uiPriority w:val="11"/>
     <w:rsid w:val="00842A46"/>
     <w:rPr>
@@ -4521,11 +4837,11 @@
       <w:szCs w:val="28"/>
     </w:rPr>
   </w:style>
-  <w:style w:type="paragraph" w:styleId="Quote">
+  <w:style w:type="paragraph" w:styleId="Citao">
     <w:name w:val="Quote"/>
     <w:basedOn w:val="Normal"/>
     <w:next w:val="Normal"/>
-    <w:link w:val="QuoteChar"/>
+    <w:link w:val="CitaoChar"/>
     <w:uiPriority w:val="29"/>
     <w:qFormat/>
     <w:rsid w:val="00842A46"/>
@@ -4539,10 +4855,10 @@
       <w:color w:val="404040" w:themeColor="text1" w:themeTint="BF"/>
     </w:rPr>
   </w:style>
-  <w:style w:type="character" w:customStyle="1" w:styleId="QuoteChar">
-    <w:name w:val="Quote Char"/>
-    <w:basedOn w:val="DefaultParagraphFont"/>
-    <w:link w:val="Quote"/>
+  <w:style w:type="character" w:customStyle="1" w:styleId="CitaoChar">
+    <w:name w:val="Citação Char"/>
+    <w:basedOn w:val="Fontepargpadro"/>
+    <w:link w:val="Citao"/>
     <w:uiPriority w:val="29"/>
     <w:rsid w:val="00842A46"/>
     <w:rPr>
@@ -4551,7 +4867,7 @@
       <w:color w:val="404040" w:themeColor="text1" w:themeTint="BF"/>
     </w:rPr>
   </w:style>
-  <w:style w:type="paragraph" w:styleId="ListParagraph">
+  <w:style w:type="paragraph" w:styleId="PargrafodaLista">
     <w:name w:val="List Paragraph"/>
     <w:basedOn w:val="Normal"/>
     <w:uiPriority w:val="34"/>
@@ -4562,9 +4878,9 @@
       <w:contextualSpacing/>
     </w:pPr>
   </w:style>
-  <w:style w:type="character" w:styleId="IntenseEmphasis">
+  <w:style w:type="character" w:styleId="nfaseIntensa">
     <w:name w:val="Intense Emphasis"/>
-    <w:basedOn w:val="DefaultParagraphFont"/>
+    <w:basedOn w:val="Fontepargpadro"/>
     <w:uiPriority w:val="21"/>
     <w:qFormat/>
     <w:rsid w:val="00842A46"/>
@@ -4574,11 +4890,11 @@
       <w:color w:val="0F4761" w:themeColor="accent1" w:themeShade="BF"/>
     </w:rPr>
   </w:style>
-  <w:style w:type="paragraph" w:styleId="IntenseQuote">
+  <w:style w:type="paragraph" w:styleId="CitaoIntensa">
     <w:name w:val="Intense Quote"/>
     <w:basedOn w:val="Normal"/>
     <w:next w:val="Normal"/>
-    <w:link w:val="IntenseQuoteChar"/>
+    <w:link w:val="CitaoIntensaChar"/>
     <w:uiPriority w:val="30"/>
     <w:qFormat/>
     <w:rsid w:val="00842A46"/>
@@ -4597,10 +4913,10 @@
       <w:color w:val="0F4761" w:themeColor="accent1" w:themeShade="BF"/>
     </w:rPr>
   </w:style>
-  <w:style w:type="character" w:customStyle="1" w:styleId="IntenseQuoteChar">
-    <w:name w:val="Intense Quote Char"/>
-    <w:basedOn w:val="DefaultParagraphFont"/>
-    <w:link w:val="IntenseQuote"/>
+  <w:style w:type="character" w:customStyle="1" w:styleId="CitaoIntensaChar">
+    <w:name w:val="Citação Intensa Char"/>
+    <w:basedOn w:val="Fontepargpadro"/>
+    <w:link w:val="CitaoIntensa"/>
     <w:uiPriority w:val="30"/>
     <w:rsid w:val="00842A46"/>
     <w:rPr>
@@ -4609,9 +4925,9 @@
       <w:color w:val="0F4761" w:themeColor="accent1" w:themeShade="BF"/>
     </w:rPr>
   </w:style>
-  <w:style w:type="character" w:styleId="IntenseReference">
+  <w:style w:type="character" w:styleId="RefernciaIntensa">
     <w:name w:val="Intense Reference"/>
-    <w:basedOn w:val="DefaultParagraphFont"/>
+    <w:basedOn w:val="Fontepargpadro"/>
     <w:uiPriority w:val="32"/>
     <w:qFormat/>
     <w:rsid w:val="00842A46"/>
@@ -4623,9 +4939,9 @@
       <w:spacing w:val="5"/>
     </w:rPr>
   </w:style>
-  <w:style w:type="paragraph" w:styleId="TOCHeading">
+  <w:style w:type="paragraph" w:styleId="CabealhodoSumrio">
     <w:name w:val="TOC Heading"/>
-    <w:basedOn w:val="Heading1"/>
+    <w:basedOn w:val="Ttulo1"/>
     <w:next w:val="Normal"/>
     <w:uiPriority w:val="39"/>
     <w:unhideWhenUsed/>
@@ -4649,7 +4965,7 @@
       <w14:ligatures w14:val="none"/>
     </w:rPr>
   </w:style>
-  <w:style w:type="paragraph" w:styleId="TOC1">
+  <w:style w:type="paragraph" w:styleId="Sumrio1">
     <w:name w:val="toc 1"/>
     <w:basedOn w:val="Normal"/>
     <w:next w:val="Normal"/>
@@ -4661,7 +4977,7 @@
       <w:spacing w:after="100"/>
     </w:pPr>
   </w:style>
-  <w:style w:type="paragraph" w:styleId="TOC2">
+  <w:style w:type="paragraph" w:styleId="Sumrio2">
     <w:name w:val="toc 2"/>
     <w:basedOn w:val="Normal"/>
     <w:next w:val="Normal"/>
@@ -4676,7 +4992,7 @@
   </w:style>
   <w:style w:type="character" w:styleId="Hyperlink">
     <w:name w:val="Hyperlink"/>
-    <w:basedOn w:val="DefaultParagraphFont"/>
+    <w:basedOn w:val="Fontepargpadro"/>
     <w:uiPriority w:val="99"/>
     <w:unhideWhenUsed/>
     <w:rsid w:val="007B1CB3"/>
@@ -4702,9 +5018,9 @@
       <w14:ligatures w14:val="none"/>
     </w:rPr>
   </w:style>
-  <w:style w:type="character" w:styleId="Strong">
+  <w:style w:type="character" w:styleId="Forte">
     <w:name w:val="Strong"/>
-    <w:basedOn w:val="DefaultParagraphFont"/>
+    <w:basedOn w:val="Fontepargpadro"/>
     <w:uiPriority w:val="22"/>
     <w:qFormat/>
     <w:rsid w:val="005D1E40"/>
@@ -4713,9 +5029,9 @@
       <w:bCs/>
     </w:rPr>
   </w:style>
-  <w:style w:type="character" w:styleId="HTMLCode">
+  <w:style w:type="character" w:styleId="CdigoHTML">
     <w:name w:val="HTML Code"/>
-    <w:basedOn w:val="DefaultParagraphFont"/>
+    <w:basedOn w:val="Fontepargpadro"/>
     <w:uiPriority w:val="99"/>
     <w:semiHidden/>
     <w:unhideWhenUsed/>
@@ -5029,7 +5345,7 @@
 </file>
 
 <file path=customXml/itemProps1.xml><?xml version="1.0" encoding="utf-8"?>
-<ds:datastoreItem xmlns:ds="http://schemas.openxmlformats.org/officeDocument/2006/customXml" ds:itemID="{87C8E972-4C44-46B0-B6AD-C94E884B8732}">
+<ds:datastoreItem xmlns:ds="http://schemas.openxmlformats.org/officeDocument/2006/customXml" ds:itemID="{74715C21-9844-4D97-AFE4-EDD886615C67}">
   <ds:schemaRefs>
     <ds:schemaRef ds:uri="http://schemas.openxmlformats.org/officeDocument/2006/bibliography"/>
   </ds:schemaRefs>
